--- a/templates/working/Договор_физ_лица_коммерция.docx
+++ b/templates/working/Договор_физ_лица_коммерция.docx
@@ -1,6 +1,6 @@
 
 <file path=word/document.xml><?xml version="1.0" encoding="utf-8"?>
-<w:document xmlns:wpc="http://schemas.microsoft.com/office/word/2010/wordprocessingCanvas" xmlns:cx="http://schemas.microsoft.com/office/drawing/2014/chartex" xmlns:cx1="http://schemas.microsoft.com/office/drawing/2015/9/8/chartex" xmlns:cx2="http://schemas.microsoft.com/office/drawing/2015/10/21/chartex" xmlns:cx3="http://schemas.microsoft.com/office/drawing/2016/5/9/chartex" xmlns:cx4="http://schemas.microsoft.com/office/drawing/2016/5/10/chartex" xmlns:cx5="http://schemas.microsoft.com/office/drawing/2016/5/11/chartex" xmlns:cx6="http://schemas.microsoft.com/office/drawing/2016/5/12/chartex" xmlns:cx7="http://schemas.microsoft.com/office/drawing/2016/5/13/chartex" xmlns:cx8="http://schemas.microsoft.com/office/drawing/2016/5/14/chartex" xmlns:mc="http://schemas.openxmlformats.org/markup-compatibility/2006" xmlns:aink="http://schemas.microsoft.com/office/drawing/2016/ink" xmlns:am3d="http://schemas.microsoft.com/office/drawing/2017/model3d" xmlns:o="urn:schemas-microsoft-com:office:office" xmlns:r="http://schemas.openxmlformats.org/officeDocument/2006/relationships" xmlns:m="http://schemas.openxmlformats.org/officeDocument/2006/math" xmlns:v="urn:schemas-microsoft-com:vml" xmlns:wp14="http://schemas.microsoft.com/office/word/2010/wordprocessingDrawing" xmlns:wp="http://schemas.openxmlformats.org/drawingml/2006/wordprocessingDrawing" xmlns:w10="urn:schemas-microsoft-com:office:word" xmlns:w="http://schemas.openxmlformats.org/wordprocessingml/2006/main" xmlns:w14="http://schemas.microsoft.com/office/word/2010/wordml" xmlns:w15="http://schemas.microsoft.com/office/word/2012/wordml" xmlns:w16cid="http://schemas.microsoft.com/office/word/2016/wordml/cid" xmlns:w16se="http://schemas.microsoft.com/office/word/2015/wordml/symex" xmlns:wpg="http://schemas.microsoft.com/office/word/2010/wordprocessingGroup" xmlns:wpi="http://schemas.microsoft.com/office/word/2010/wordprocessingInk" xmlns:wne="http://schemas.microsoft.com/office/word/2006/wordml" xmlns:wps="http://schemas.microsoft.com/office/word/2010/wordprocessingShape" mc:Ignorable="w14 w15 w16se w16cid wp14">
+<w:document xmlns:wpc="http://schemas.microsoft.com/office/word/2010/wordprocessingCanvas" xmlns:cx="http://schemas.microsoft.com/office/drawing/2014/chartex" xmlns:cx1="http://schemas.microsoft.com/office/drawing/2015/9/8/chartex" xmlns:cx2="http://schemas.microsoft.com/office/drawing/2015/10/21/chartex" xmlns:cx3="http://schemas.microsoft.com/office/drawing/2016/5/9/chartex" xmlns:cx4="http://schemas.microsoft.com/office/drawing/2016/5/10/chartex" xmlns:cx5="http://schemas.microsoft.com/office/drawing/2016/5/11/chartex" xmlns:cx6="http://schemas.microsoft.com/office/drawing/2016/5/12/chartex" xmlns:cx7="http://schemas.microsoft.com/office/drawing/2016/5/13/chartex" xmlns:cx8="http://schemas.microsoft.com/office/drawing/2016/5/14/chartex" xmlns:mc="http://schemas.openxmlformats.org/markup-compatibility/2006" xmlns:aink="http://schemas.microsoft.com/office/drawing/2016/ink" xmlns:am3d="http://schemas.microsoft.com/office/drawing/2017/model3d" xmlns:o="urn:schemas-microsoft-com:office:office" xmlns:r="http://schemas.openxmlformats.org/officeDocument/2006/relationships" xmlns:m="http://schemas.openxmlformats.org/officeDocument/2006/math" xmlns:v="urn:schemas-microsoft-com:vml" xmlns:wp14="http://schemas.microsoft.com/office/word/2010/wordprocessingDrawing" xmlns:wp="http://schemas.openxmlformats.org/drawingml/2006/wordprocessingDrawing" xmlns:w10="urn:schemas-microsoft-com:office:word" xmlns:w="http://schemas.openxmlformats.org/wordprocessingml/2006/main" xmlns:w14="http://schemas.microsoft.com/office/word/2010/wordml" xmlns:w15="http://schemas.microsoft.com/office/word/2012/wordml" xmlns:w16cex="http://schemas.microsoft.com/office/word/2018/wordml/cex" xmlns:w16cid="http://schemas.microsoft.com/office/word/2016/wordml/cid" xmlns:w16="http://schemas.microsoft.com/office/word/2018/wordml" xmlns:w16sdtdh="http://schemas.microsoft.com/office/word/2020/wordml/sdtdatahash" xmlns:w16se="http://schemas.microsoft.com/office/word/2015/wordml/symex" xmlns:wpg="http://schemas.microsoft.com/office/word/2010/wordprocessingGroup" xmlns:wpi="http://schemas.microsoft.com/office/word/2010/wordprocessingInk" xmlns:wne="http://schemas.microsoft.com/office/word/2006/wordml" xmlns:wps="http://schemas.microsoft.com/office/word/2010/wordprocessingShape" mc:Ignorable="w14 w15 w16se w16cid w16 w16cex w16sdtdh wp14">
   <w:body>
     <w:p>
       <w:pPr>
@@ -140,7 +140,7 @@
           <w:szCs w:val="24"/>
           <w:lang w:eastAsia="ru-RU"/>
         </w:rPr>
-        <w:t xml:space="preserve">                                                          </w:t>
+        <w:t xml:space="preserve">                                                        </w:t>
       </w:r>
       <w:proofErr w:type="gramStart"/>
       <w:r>
@@ -150,7 +150,7 @@
           <w:szCs w:val="24"/>
           <w:lang w:eastAsia="ru-RU"/>
         </w:rPr>
-        <w:t xml:space="preserve"> {{deal.date}}г</w:t>
+        <w:t xml:space="preserve">   {</w:t>
       </w:r>
       <w:proofErr w:type="gramEnd"/>
       <w:r>
@@ -160,62 +160,27 @@
           <w:szCs w:val="24"/>
           <w:lang w:eastAsia="ru-RU"/>
         </w:rPr>
-      </w:r>
-      <w:r>
-        <w:rPr>
-          <w:rFonts w:ascii="Times New Roman" w:eastAsia="Times New Roman" w:hAnsi="Times New Roman"/>
-          <w:sz w:val="24"/>
-          <w:szCs w:val="24"/>
-          <w:lang w:eastAsia="ru-RU"/>
-        </w:rPr>
-      </w:r>
-      <w:r>
-        <w:rPr>
-          <w:rFonts w:ascii="Times New Roman" w:eastAsia="Times New Roman" w:hAnsi="Times New Roman"/>
-          <w:sz w:val="24"/>
-          <w:szCs w:val="24"/>
-          <w:lang w:eastAsia="ru-RU"/>
-        </w:rPr>
-      </w:r>
-      <w:r>
-        <w:rPr>
-          <w:rFonts w:ascii="Times New Roman" w:eastAsia="Times New Roman" w:hAnsi="Times New Roman"/>
-          <w:sz w:val="24"/>
-          <w:szCs w:val="24"/>
-          <w:lang w:eastAsia="ru-RU"/>
-        </w:rPr>
-      </w:r>
-      <w:r>
-        <w:rPr>
-          <w:rFonts w:ascii="Times New Roman" w:eastAsia="Times New Roman" w:hAnsi="Times New Roman"/>
-          <w:sz w:val="24"/>
-          <w:szCs w:val="24"/>
-          <w:lang w:eastAsia="ru-RU"/>
-        </w:rPr>
-      </w:r>
-      <w:r>
-        <w:rPr>
-          <w:rFonts w:ascii="Times New Roman" w:eastAsia="Times New Roman" w:hAnsi="Times New Roman"/>
-          <w:sz w:val="24"/>
-          <w:szCs w:val="24"/>
-          <w:lang w:eastAsia="ru-RU"/>
-        </w:rPr>
-      </w:r>
-      <w:r>
-        <w:rPr>
-          <w:rFonts w:ascii="Times New Roman" w:eastAsia="Times New Roman" w:hAnsi="Times New Roman"/>
-          <w:sz w:val="24"/>
-          <w:szCs w:val="24"/>
-          <w:lang w:eastAsia="ru-RU"/>
-        </w:rPr>
-      </w:r>
-      <w:r>
-        <w:rPr>
-          <w:rFonts w:ascii="Times New Roman" w:eastAsia="Times New Roman" w:hAnsi="Times New Roman"/>
-          <w:sz w:val="24"/>
-          <w:szCs w:val="24"/>
-          <w:lang w:eastAsia="ru-RU"/>
-        </w:rPr>
+        <w:t>{</w:t>
+      </w:r>
+      <w:proofErr w:type="spellStart"/>
+      <w:r>
+        <w:rPr>
+          <w:rFonts w:ascii="Times New Roman" w:eastAsia="Times New Roman" w:hAnsi="Times New Roman"/>
+          <w:sz w:val="24"/>
+          <w:szCs w:val="24"/>
+          <w:lang w:eastAsia="ru-RU"/>
+        </w:rPr>
+        <w:t>deal.date</w:t>
+      </w:r>
+      <w:proofErr w:type="spellEnd"/>
+      <w:r>
+        <w:rPr>
+          <w:rFonts w:ascii="Times New Roman" w:eastAsia="Times New Roman" w:hAnsi="Times New Roman"/>
+          <w:sz w:val="24"/>
+          <w:szCs w:val="24"/>
+          <w:lang w:eastAsia="ru-RU"/>
+        </w:rPr>
+        <w:t>}}г</w:t>
       </w:r>
     </w:p>
     <w:p>
@@ -236,6 +201,16 @@
           <w:lang w:eastAsia="ru-RU"/>
         </w:rPr>
       </w:pPr>
+      <w:r>
+        <w:rPr>
+          <w:rFonts w:ascii="Times New Roman" w:eastAsia="Times New Roman" w:hAnsi="Times New Roman"/>
+          <w:b/>
+          <w:sz w:val="24"/>
+          <w:szCs w:val="24"/>
+          <w:lang w:eastAsia="ru-RU"/>
+        </w:rPr>
+        <w:t>{{</w:t>
+      </w:r>
       <w:proofErr w:type="spellStart"/>
       <w:r>
         <w:rPr>
@@ -245,7 +220,7 @@
           <w:szCs w:val="24"/>
           <w:lang w:eastAsia="ru-RU"/>
         </w:rPr>
-        <w:t>{{seller.fullName}}</w:t>
+        <w:t>seller.fullName</w:t>
       </w:r>
       <w:proofErr w:type="spellEnd"/>
       <w:r>
@@ -256,6 +231,136 @@
           <w:szCs w:val="24"/>
           <w:lang w:eastAsia="ru-RU"/>
         </w:rPr>
+        <w:t xml:space="preserve">}}, </w:t>
+      </w:r>
+      <w:r>
+        <w:rPr>
+          <w:rFonts w:ascii="Times New Roman" w:eastAsia="Times New Roman" w:hAnsi="Times New Roman"/>
+          <w:sz w:val="24"/>
+          <w:szCs w:val="24"/>
+          <w:lang w:eastAsia="ru-RU"/>
+        </w:rPr>
+        <w:t>в</w:t>
+      </w:r>
+      <w:r>
+        <w:rPr>
+          <w:rFonts w:ascii="Times New Roman" w:eastAsia="Times New Roman" w:hAnsi="Times New Roman"/>
+          <w:sz w:val="24"/>
+          <w:szCs w:val="24"/>
+          <w:lang w:eastAsia="ru-RU"/>
+        </w:rPr>
+        <w:t xml:space="preserve"> да</w:t>
+      </w:r>
+      <w:r>
+        <w:rPr>
+          <w:rFonts w:ascii="Times New Roman" w:eastAsia="Times New Roman" w:hAnsi="Times New Roman"/>
+          <w:sz w:val="24"/>
+          <w:szCs w:val="24"/>
+          <w:lang w:eastAsia="ru-RU"/>
+        </w:rPr>
+        <w:t xml:space="preserve">льнейшем именуемый </w:t>
+      </w:r>
+      <w:r>
+        <w:rPr>
+          <w:rFonts w:ascii="Times New Roman" w:eastAsia="Times New Roman" w:hAnsi="Times New Roman"/>
+          <w:b/>
+          <w:sz w:val="24"/>
+          <w:szCs w:val="24"/>
+          <w:lang w:eastAsia="ru-RU"/>
+        </w:rPr>
+        <w:t>"Потребитель"</w:t>
+      </w:r>
+      <w:r>
+        <w:rPr>
+          <w:rFonts w:ascii="Times New Roman" w:eastAsia="Times New Roman" w:hAnsi="Times New Roman"/>
+          <w:sz w:val="24"/>
+          <w:szCs w:val="24"/>
+          <w:lang w:eastAsia="ru-RU"/>
+        </w:rPr>
+        <w:t xml:space="preserve">, и </w:t>
+      </w:r>
+      <w:r>
+        <w:rPr>
+          <w:rFonts w:ascii="Times New Roman" w:eastAsia="Times New Roman" w:hAnsi="Times New Roman"/>
+          <w:b/>
+          <w:sz w:val="24"/>
+          <w:szCs w:val="24"/>
+          <w:lang w:eastAsia="ru-RU"/>
+        </w:rPr>
+        <w:t>Общество с ограниченной ответствен</w:t>
+      </w:r>
+      <w:r>
+        <w:rPr>
+          <w:rFonts w:ascii="Times New Roman" w:eastAsia="Times New Roman" w:hAnsi="Times New Roman"/>
+          <w:b/>
+          <w:sz w:val="24"/>
+          <w:szCs w:val="24"/>
+          <w:lang w:eastAsia="ru-RU"/>
+        </w:rPr>
+        <w:t xml:space="preserve">ностью </w:t>
+      </w:r>
+      <w:r>
+        <w:rPr>
+          <w:rFonts w:ascii="Times New Roman" w:eastAsia="Times New Roman" w:hAnsi="Times New Roman"/>
+          <w:b/>
+          <w:sz w:val="24"/>
+          <w:szCs w:val="24"/>
+          <w:lang w:eastAsia="ru-RU"/>
+        </w:rPr>
+        <w:t>«ГермесГарант»</w:t>
+      </w:r>
+      <w:r>
+        <w:rPr>
+          <w:rFonts w:ascii="Times New Roman" w:eastAsia="Times New Roman" w:hAnsi="Times New Roman"/>
+          <w:sz w:val="24"/>
+          <w:szCs w:val="24"/>
+          <w:lang w:eastAsia="ru-RU"/>
+        </w:rPr>
+        <w:t xml:space="preserve"> на основании лицензии Министерства юстиции Республики Беларусь</w:t>
+      </w:r>
+      <w:r>
+        <w:rPr>
+          <w:rFonts w:ascii="Times New Roman" w:eastAsia="Times New Roman" w:hAnsi="Times New Roman"/>
+          <w:sz w:val="24"/>
+          <w:szCs w:val="24"/>
+          <w:lang w:eastAsia="ru-RU"/>
+        </w:rPr>
+        <w:t xml:space="preserve"> </w:t>
+      </w:r>
+      <w:r>
+        <w:rPr>
+          <w:rFonts w:ascii="Times New Roman" w:eastAsia="Times New Roman" w:hAnsi="Times New Roman"/>
+          <w:sz w:val="24"/>
+          <w:szCs w:val="24"/>
+          <w:lang w:eastAsia="ru-RU"/>
+        </w:rPr>
+        <w:t>02240/543</w:t>
+      </w:r>
+      <w:r>
+        <w:rPr>
+          <w:rFonts w:ascii="Times New Roman" w:eastAsia="Times New Roman" w:hAnsi="Times New Roman"/>
+          <w:sz w:val="24"/>
+          <w:szCs w:val="24"/>
+          <w:lang w:eastAsia="ru-RU"/>
+        </w:rPr>
+        <w:t xml:space="preserve"> от </w:t>
+      </w:r>
+      <w:r>
+        <w:rPr>
+          <w:rFonts w:ascii="Times New Roman" w:eastAsia="Times New Roman" w:hAnsi="Times New Roman"/>
+          <w:sz w:val="24"/>
+          <w:szCs w:val="24"/>
+          <w:lang w:eastAsia="ru-RU"/>
+        </w:rPr>
+        <w:t>12.06.2026г</w:t>
+      </w:r>
+      <w:r>
+        <w:rPr>
+          <w:rFonts w:ascii="Times New Roman" w:eastAsia="Times New Roman" w:hAnsi="Times New Roman"/>
+          <w:sz w:val="24"/>
+          <w:szCs w:val="24"/>
+          <w:lang w:eastAsia="ru-RU"/>
+        </w:rPr>
         <w:t xml:space="preserve">, </w:t>
       </w:r>
       <w:r>
@@ -265,25 +370,142 @@
           <w:szCs w:val="24"/>
           <w:lang w:eastAsia="ru-RU"/>
         </w:rPr>
-        <w:t>в</w:t>
-      </w:r>
-      <w:r>
-        <w:rPr>
-          <w:rFonts w:ascii="Times New Roman" w:eastAsia="Times New Roman" w:hAnsi="Times New Roman"/>
-          <w:sz w:val="24"/>
-          <w:szCs w:val="24"/>
-          <w:lang w:eastAsia="ru-RU"/>
-        </w:rPr>
-        <w:t xml:space="preserve"> да</w:t>
-      </w:r>
-      <w:r>
-        <w:rPr>
-          <w:rFonts w:ascii="Times New Roman" w:eastAsia="Times New Roman" w:hAnsi="Times New Roman"/>
-          <w:sz w:val="24"/>
-          <w:szCs w:val="24"/>
-          <w:lang w:eastAsia="ru-RU"/>
-        </w:rPr>
-        <w:t xml:space="preserve">льнейшем именуемый </w:t>
+        <w:t>д</w:t>
+      </w:r>
+      <w:r>
+        <w:rPr>
+          <w:rFonts w:ascii="Times New Roman" w:eastAsia="Times New Roman" w:hAnsi="Times New Roman"/>
+          <w:sz w:val="24"/>
+          <w:szCs w:val="24"/>
+          <w:lang w:eastAsia="ru-RU"/>
+        </w:rPr>
+        <w:t>оговор</w:t>
+      </w:r>
+      <w:r>
+        <w:rPr>
+          <w:rFonts w:ascii="Times New Roman" w:eastAsia="Times New Roman" w:hAnsi="Times New Roman"/>
+          <w:sz w:val="24"/>
+          <w:szCs w:val="24"/>
+          <w:lang w:eastAsia="ru-RU"/>
+        </w:rPr>
+        <w:t>а</w:t>
+      </w:r>
+      <w:r>
+        <w:rPr>
+          <w:rFonts w:ascii="Times New Roman" w:eastAsia="Times New Roman" w:hAnsi="Times New Roman"/>
+          <w:sz w:val="24"/>
+          <w:szCs w:val="24"/>
+          <w:lang w:eastAsia="ru-RU"/>
+        </w:rPr>
+        <w:t xml:space="preserve"> обязательного страхования ответственности за причинение вреда в связи с осуществлением риэлтерской деятельности с БРУСП «</w:t>
+      </w:r>
+      <w:proofErr w:type="spellStart"/>
+      <w:r>
+        <w:rPr>
+          <w:rFonts w:ascii="Times New Roman" w:eastAsia="Times New Roman" w:hAnsi="Times New Roman"/>
+          <w:sz w:val="24"/>
+          <w:szCs w:val="24"/>
+          <w:lang w:eastAsia="ru-RU"/>
+        </w:rPr>
+        <w:t>Белгострах</w:t>
+      </w:r>
+      <w:proofErr w:type="spellEnd"/>
+      <w:r>
+        <w:rPr>
+          <w:rFonts w:ascii="Times New Roman" w:eastAsia="Times New Roman" w:hAnsi="Times New Roman"/>
+          <w:sz w:val="24"/>
+          <w:szCs w:val="24"/>
+          <w:lang w:eastAsia="ru-RU"/>
+        </w:rPr>
+        <w:t>» от 26.05.2026г. до 25.05.202</w:t>
+      </w:r>
+      <w:r>
+        <w:rPr>
+          <w:rFonts w:ascii="Times New Roman" w:eastAsia="Times New Roman" w:hAnsi="Times New Roman"/>
+          <w:sz w:val="24"/>
+          <w:szCs w:val="24"/>
+          <w:lang w:eastAsia="ru-RU"/>
+        </w:rPr>
+        <w:t>7</w:t>
+      </w:r>
+      <w:r>
+        <w:rPr>
+          <w:rFonts w:ascii="Times New Roman" w:eastAsia="Times New Roman" w:hAnsi="Times New Roman"/>
+          <w:sz w:val="24"/>
+          <w:szCs w:val="24"/>
+          <w:lang w:eastAsia="ru-RU"/>
+        </w:rPr>
+        <w:t>г. (страховой полис серия БР №0005842)</w:t>
+      </w:r>
+      <w:r>
+        <w:rPr>
+          <w:rFonts w:ascii="Times New Roman" w:hAnsi="Times New Roman"/>
+          <w:sz w:val="24"/>
+          <w:szCs w:val="24"/>
+        </w:rPr>
+        <w:t xml:space="preserve">, </w:t>
+      </w:r>
+      <w:r>
+        <w:rPr>
+          <w:rFonts w:ascii="Times New Roman" w:eastAsia="Times New Roman" w:hAnsi="Times New Roman"/>
+          <w:sz w:val="24"/>
+          <w:szCs w:val="24"/>
+          <w:lang w:eastAsia="ru-RU"/>
+        </w:rPr>
+        <w:t xml:space="preserve">в лице </w:t>
+      </w:r>
+      <w:r>
+        <w:rPr>
+          <w:rFonts w:ascii="Times New Roman" w:eastAsia="Times New Roman" w:hAnsi="Times New Roman"/>
+          <w:sz w:val="24"/>
+          <w:szCs w:val="24"/>
+          <w:lang w:eastAsia="ru-RU"/>
+        </w:rPr>
+        <w:t xml:space="preserve">директора </w:t>
+      </w:r>
+      <w:r>
+        <w:rPr>
+          <w:rFonts w:ascii="Times New Roman" w:eastAsia="Times New Roman" w:hAnsi="Times New Roman"/>
+          <w:sz w:val="24"/>
+          <w:szCs w:val="24"/>
+          <w:lang w:eastAsia="ru-RU"/>
+        </w:rPr>
+        <w:t>Турко Ольги Ростиславовны</w:t>
+      </w:r>
+      <w:r>
+        <w:rPr>
+          <w:rFonts w:ascii="Times New Roman" w:eastAsia="Times New Roman" w:hAnsi="Times New Roman"/>
+          <w:sz w:val="24"/>
+          <w:szCs w:val="24"/>
+          <w:lang w:eastAsia="ru-RU"/>
+        </w:rPr>
+        <w:t xml:space="preserve">, </w:t>
+      </w:r>
+      <w:r>
+        <w:rPr>
+          <w:rFonts w:ascii="Times New Roman" w:eastAsia="Times New Roman" w:hAnsi="Times New Roman"/>
+          <w:sz w:val="24"/>
+          <w:szCs w:val="24"/>
+          <w:lang w:eastAsia="ru-RU"/>
+        </w:rPr>
+        <w:t xml:space="preserve">действующего на основании </w:t>
+      </w:r>
+      <w:r>
+        <w:rPr>
+          <w:rFonts w:ascii="Times New Roman" w:hAnsi="Times New Roman"/>
+          <w:sz w:val="24"/>
+          <w:szCs w:val="24"/>
+        </w:rPr>
+        <w:t>Устава</w:t>
+      </w:r>
+      <w:r>
+        <w:rPr>
+          <w:rFonts w:ascii="Times New Roman" w:eastAsia="Times New Roman" w:hAnsi="Times New Roman"/>
+          <w:sz w:val="24"/>
+          <w:szCs w:val="24"/>
+          <w:lang w:eastAsia="ru-RU"/>
+        </w:rPr>
+        <w:t xml:space="preserve">, в дальнейшем именуемое </w:t>
       </w:r>
       <w:r>
         <w:rPr>
@@ -293,275 +515,6 @@
           <w:szCs w:val="24"/>
           <w:lang w:eastAsia="ru-RU"/>
         </w:rPr>
-        <w:t>"Потребитель"</w:t>
-      </w:r>
-      <w:r>
-        <w:rPr>
-          <w:rFonts w:ascii="Times New Roman" w:eastAsia="Times New Roman" w:hAnsi="Times New Roman"/>
-          <w:sz w:val="24"/>
-          <w:szCs w:val="24"/>
-          <w:lang w:eastAsia="ru-RU"/>
-        </w:rPr>
-        <w:t xml:space="preserve">, и </w:t>
-      </w:r>
-      <w:r>
-        <w:rPr>
-          <w:rFonts w:ascii="Times New Roman" w:eastAsia="Times New Roman" w:hAnsi="Times New Roman"/>
-          <w:b/>
-          <w:sz w:val="24"/>
-          <w:szCs w:val="24"/>
-          <w:lang w:eastAsia="ru-RU"/>
-        </w:rPr>
-        <w:t>Общество с ограниченной ответствен</w:t>
-      </w:r>
-      <w:r>
-        <w:rPr>
-          <w:rFonts w:ascii="Times New Roman" w:eastAsia="Times New Roman" w:hAnsi="Times New Roman"/>
-          <w:b/>
-          <w:sz w:val="24"/>
-          <w:szCs w:val="24"/>
-          <w:lang w:eastAsia="ru-RU"/>
-        </w:rPr>
-        <w:t xml:space="preserve">ностью </w:t>
-      </w:r>
-      <w:r>
-        <w:rPr>
-          <w:rFonts w:ascii="Times New Roman" w:eastAsia="Times New Roman" w:hAnsi="Times New Roman"/>
-          <w:b/>
-          <w:sz w:val="24"/>
-          <w:szCs w:val="24"/>
-          <w:lang w:eastAsia="ru-RU"/>
-        </w:rPr>
-        <w:t>«</w:t>
-      </w:r>
-      <w:proofErr w:type="spellStart"/>
-      <w:r>
-        <w:rPr>
-          <w:rFonts w:ascii="Times New Roman" w:eastAsia="Times New Roman" w:hAnsi="Times New Roman"/>
-          <w:b/>
-          <w:sz w:val="24"/>
-          <w:szCs w:val="24"/>
-          <w:lang w:eastAsia="ru-RU"/>
-        </w:rPr>
-        <w:t>ГермесГарант</w:t>
-      </w:r>
-      <w:proofErr w:type="spellEnd"/>
-      <w:r>
-        <w:rPr>
-          <w:rFonts w:ascii="Times New Roman" w:eastAsia="Times New Roman" w:hAnsi="Times New Roman"/>
-          <w:b/>
-          <w:sz w:val="24"/>
-          <w:szCs w:val="24"/>
-          <w:lang w:eastAsia="ru-RU"/>
-        </w:rPr>
-        <w:t>»</w:t>
-      </w:r>
-      <w:r>
-        <w:rPr>
-          <w:rFonts w:ascii="Times New Roman" w:eastAsia="Times New Roman" w:hAnsi="Times New Roman"/>
-          <w:sz w:val="24"/>
-          <w:szCs w:val="24"/>
-          <w:lang w:eastAsia="ru-RU"/>
-        </w:rPr>
-        <w:t xml:space="preserve"> на основании лицензии Министерства юстиции Республики Беларусь</w:t>
-      </w:r>
-      <w:r>
-        <w:rPr>
-          <w:rFonts w:ascii="Times New Roman" w:eastAsia="Times New Roman" w:hAnsi="Times New Roman"/>
-          <w:sz w:val="24"/>
-          <w:szCs w:val="24"/>
-          <w:lang w:eastAsia="ru-RU"/>
-        </w:rPr>
-        <w:t xml:space="preserve"> </w:t>
-      </w:r>
-      <w:r>
-        <w:rPr>
-          <w:rFonts w:ascii="Times New Roman" w:eastAsia="Times New Roman" w:hAnsi="Times New Roman"/>
-          <w:sz w:val="24"/>
-          <w:szCs w:val="24"/>
-          <w:lang w:eastAsia="ru-RU"/>
-        </w:rPr>
-        <w:t>02240/543</w:t>
-      </w:r>
-      <w:r>
-        <w:rPr>
-          <w:rFonts w:ascii="Times New Roman" w:eastAsia="Times New Roman" w:hAnsi="Times New Roman"/>
-          <w:sz w:val="24"/>
-          <w:szCs w:val="24"/>
-          <w:lang w:eastAsia="ru-RU"/>
-        </w:rPr>
-        <w:t xml:space="preserve"> от </w:t>
-      </w:r>
-      <w:r>
-        <w:rPr>
-          <w:rFonts w:ascii="Times New Roman" w:eastAsia="Times New Roman" w:hAnsi="Times New Roman"/>
-          <w:sz w:val="24"/>
-          <w:szCs w:val="24"/>
-          <w:lang w:eastAsia="ru-RU"/>
-        </w:rPr>
-        <w:t>12.06.2026г</w:t>
-      </w:r>
-      <w:r>
-        <w:rPr>
-          <w:rFonts w:ascii="Times New Roman" w:eastAsia="Times New Roman" w:hAnsi="Times New Roman"/>
-          <w:sz w:val="24"/>
-          <w:szCs w:val="24"/>
-          <w:lang w:eastAsia="ru-RU"/>
-        </w:rPr>
-        <w:t xml:space="preserve">, </w:t>
-      </w:r>
-      <w:r>
-        <w:rPr>
-          <w:rFonts w:ascii="Times New Roman" w:eastAsia="Times New Roman" w:hAnsi="Times New Roman"/>
-          <w:sz w:val="24"/>
-          <w:szCs w:val="24"/>
-          <w:lang w:eastAsia="ru-RU"/>
-        </w:rPr>
-        <w:t>д</w:t>
-      </w:r>
-      <w:r>
-        <w:rPr>
-          <w:rFonts w:ascii="Times New Roman" w:eastAsia="Times New Roman" w:hAnsi="Times New Roman"/>
-          <w:sz w:val="24"/>
-          <w:szCs w:val="24"/>
-          <w:lang w:eastAsia="ru-RU"/>
-        </w:rPr>
-        <w:t>оговор</w:t>
-      </w:r>
-      <w:r>
-        <w:rPr>
-          <w:rFonts w:ascii="Times New Roman" w:eastAsia="Times New Roman" w:hAnsi="Times New Roman"/>
-          <w:sz w:val="24"/>
-          <w:szCs w:val="24"/>
-          <w:lang w:eastAsia="ru-RU"/>
-        </w:rPr>
-        <w:t>а</w:t>
-      </w:r>
-      <w:r>
-        <w:rPr>
-          <w:rFonts w:ascii="Times New Roman" w:eastAsia="Times New Roman" w:hAnsi="Times New Roman"/>
-          <w:sz w:val="24"/>
-          <w:szCs w:val="24"/>
-          <w:lang w:eastAsia="ru-RU"/>
-        </w:rPr>
-        <w:t xml:space="preserve"> обязательного страхования ответственности за причинение вреда в связи с осуществлением риэлтерской деятельности с БРУСП «</w:t>
-      </w:r>
-      <w:proofErr w:type="spellStart"/>
-      <w:r>
-        <w:rPr>
-          <w:rFonts w:ascii="Times New Roman" w:eastAsia="Times New Roman" w:hAnsi="Times New Roman"/>
-          <w:sz w:val="24"/>
-          <w:szCs w:val="24"/>
-          <w:lang w:eastAsia="ru-RU"/>
-        </w:rPr>
-        <w:t>Белгострах</w:t>
-      </w:r>
-      <w:proofErr w:type="spellEnd"/>
-      <w:r>
-        <w:rPr>
-          <w:rFonts w:ascii="Times New Roman" w:eastAsia="Times New Roman" w:hAnsi="Times New Roman"/>
-          <w:sz w:val="24"/>
-          <w:szCs w:val="24"/>
-          <w:lang w:eastAsia="ru-RU"/>
-        </w:rPr>
-        <w:t>» от 26.05.2026г. до 25.05.202</w:t>
-      </w:r>
-      <w:r>
-        <w:rPr>
-          <w:rFonts w:ascii="Times New Roman" w:eastAsia="Times New Roman" w:hAnsi="Times New Roman"/>
-          <w:sz w:val="24"/>
-          <w:szCs w:val="24"/>
-          <w:lang w:eastAsia="ru-RU"/>
-        </w:rPr>
-        <w:t>7</w:t>
-      </w:r>
-      <w:r>
-        <w:rPr>
-          <w:rFonts w:ascii="Times New Roman" w:eastAsia="Times New Roman" w:hAnsi="Times New Roman"/>
-          <w:sz w:val="24"/>
-          <w:szCs w:val="24"/>
-          <w:lang w:eastAsia="ru-RU"/>
-        </w:rPr>
-        <w:t>г. (страховой полис серия БР №0005842)</w:t>
-      </w:r>
-      <w:r>
-        <w:rPr>
-          <w:rFonts w:ascii="Times New Roman" w:hAnsi="Times New Roman"/>
-          <w:sz w:val="24"/>
-          <w:szCs w:val="24"/>
-        </w:rPr>
-        <w:t xml:space="preserve">, </w:t>
-      </w:r>
-      <w:r>
-        <w:rPr>
-          <w:rFonts w:ascii="Times New Roman" w:eastAsia="Times New Roman" w:hAnsi="Times New Roman"/>
-          <w:sz w:val="24"/>
-          <w:szCs w:val="24"/>
-          <w:lang w:eastAsia="ru-RU"/>
-        </w:rPr>
-        <w:t xml:space="preserve">в лице </w:t>
-      </w:r>
-      <w:r>
-        <w:rPr>
-          <w:rFonts w:ascii="Times New Roman" w:eastAsia="Times New Roman" w:hAnsi="Times New Roman"/>
-          <w:sz w:val="24"/>
-          <w:szCs w:val="24"/>
-          <w:lang w:eastAsia="ru-RU"/>
-        </w:rPr>
-        <w:t xml:space="preserve">директора </w:t>
-      </w:r>
-      <w:r>
-        <w:rPr>
-          <w:rFonts w:ascii="Times New Roman" w:eastAsia="Times New Roman" w:hAnsi="Times New Roman"/>
-          <w:sz w:val="24"/>
-          <w:szCs w:val="24"/>
-          <w:lang w:eastAsia="ru-RU"/>
-        </w:rPr>
-        <w:t>Турко Ольги Ростиславовны</w:t>
-      </w:r>
-      <w:r>
-        <w:rPr>
-          <w:rFonts w:ascii="Times New Roman" w:eastAsia="Times New Roman" w:hAnsi="Times New Roman"/>
-          <w:sz w:val="24"/>
-          <w:szCs w:val="24"/>
-          <w:lang w:eastAsia="ru-RU"/>
-        </w:rPr>
-        <w:t xml:space="preserve">, </w:t>
-      </w:r>
-      <w:r>
-        <w:rPr>
-          <w:rFonts w:ascii="Times New Roman" w:eastAsia="Times New Roman" w:hAnsi="Times New Roman"/>
-          <w:sz w:val="24"/>
-          <w:szCs w:val="24"/>
-          <w:lang w:eastAsia="ru-RU"/>
-        </w:rPr>
-        <w:t xml:space="preserve">действующего на основании </w:t>
-      </w:r>
-      <w:r>
-        <w:rPr>
-          <w:rFonts w:ascii="Times New Roman" w:hAnsi="Times New Roman"/>
-          <w:sz w:val="24"/>
-          <w:szCs w:val="24"/>
-        </w:rPr>
-        <w:t>Устава</w:t>
-      </w:r>
-      <w:r>
-        <w:rPr>
-          <w:rFonts w:ascii="Times New Roman" w:eastAsia="Times New Roman" w:hAnsi="Times New Roman"/>
-          <w:sz w:val="24"/>
-          <w:szCs w:val="24"/>
-          <w:lang w:eastAsia="ru-RU"/>
-        </w:rPr>
-        <w:t xml:space="preserve">, в дальнейшем именуемое </w:t>
-      </w:r>
-      <w:r>
-        <w:rPr>
-          <w:rFonts w:ascii="Times New Roman" w:eastAsia="Times New Roman" w:hAnsi="Times New Roman"/>
-          <w:b/>
-          <w:sz w:val="24"/>
-          <w:szCs w:val="24"/>
-          <w:lang w:eastAsia="ru-RU"/>
-        </w:rPr>
         <w:t>"Исполнитель"</w:t>
       </w:r>
       <w:r>
@@ -576,16 +529,7 @@
     </w:p>
     <w:p>
       <w:pPr>
-        <w:autoSpaceDE w:val="0"/>
-        <w:autoSpaceDN w:val="0"/>
-        <w:adjustRightInd w:val="0"/>
-        <w:spacing w:after="0" w:line="240" w:lineRule="auto"/>
-        <w:jc w:val="both"/>
-        <w:outlineLvl w:val="0"/>
-        <w:rPr>
-          <w:rFonts w:ascii="Times New Roman" w:eastAsia="Times New Roman" w:hAnsi="Times New Roman"/>
-          <w:sz w:val="24"/>
-          <w:szCs w:val="24"/>
+        <w:rPr>
           <w:lang w:eastAsia="ru-RU"/>
         </w:rPr>
       </w:pPr>
@@ -641,25 +585,77 @@
         </w:rPr>
         <w:t xml:space="preserve">1.1.  </w:t>
       </w:r>
-      <w:proofErr w:type="gramStart"/>
-      <w:r>
-        <w:rPr>
-          <w:rFonts w:ascii="Times New Roman" w:eastAsia="Times New Roman" w:hAnsi="Times New Roman"/>
-          <w:sz w:val="24"/>
-          <w:szCs w:val="24"/>
-          <w:lang w:eastAsia="ru-RU"/>
-        </w:rPr>
-        <w:t>Предметом  настоящего</w:t>
-      </w:r>
-      <w:proofErr w:type="gramEnd"/>
-      <w:r>
-        <w:rPr>
-          <w:rFonts w:ascii="Times New Roman" w:eastAsia="Times New Roman" w:hAnsi="Times New Roman"/>
-          <w:sz w:val="24"/>
-          <w:szCs w:val="24"/>
-          <w:lang w:eastAsia="ru-RU"/>
-        </w:rPr>
-        <w:t xml:space="preserve">  договора  является  оказание Исполнителем Потребителю  риэлтерских      услуг    по содействию в  продаже   принадлежащего     Потребителю     на      праве  собственности объекта </w:t>
+      <w:r>
+        <w:rPr>
+          <w:rFonts w:ascii="Times New Roman" w:eastAsia="Times New Roman" w:hAnsi="Times New Roman"/>
+          <w:sz w:val="24"/>
+          <w:szCs w:val="24"/>
+          <w:lang w:eastAsia="ru-RU"/>
+        </w:rPr>
+        <w:t>Предметом настоящего договора является оказание</w:t>
+      </w:r>
+      <w:r>
+        <w:rPr>
+          <w:rFonts w:ascii="Times New Roman" w:eastAsia="Times New Roman" w:hAnsi="Times New Roman"/>
+          <w:sz w:val="24"/>
+          <w:szCs w:val="24"/>
+          <w:lang w:eastAsia="ru-RU"/>
+        </w:rPr>
+        <w:t xml:space="preserve"> Исполнителем </w:t>
+      </w:r>
+      <w:r>
+        <w:rPr>
+          <w:rFonts w:ascii="Times New Roman" w:eastAsia="Times New Roman" w:hAnsi="Times New Roman"/>
+          <w:sz w:val="24"/>
+          <w:szCs w:val="24"/>
+          <w:lang w:eastAsia="ru-RU"/>
+        </w:rPr>
+        <w:t>Потребителю риэлтерских</w:t>
+      </w:r>
+      <w:r>
+        <w:rPr>
+          <w:rFonts w:ascii="Times New Roman" w:eastAsia="Times New Roman" w:hAnsi="Times New Roman"/>
+          <w:sz w:val="24"/>
+          <w:szCs w:val="24"/>
+          <w:lang w:eastAsia="ru-RU"/>
+        </w:rPr>
+        <w:t xml:space="preserve">      услуг    по содействию </w:t>
+      </w:r>
+      <w:r>
+        <w:rPr>
+          <w:rFonts w:ascii="Times New Roman" w:eastAsia="Times New Roman" w:hAnsi="Times New Roman"/>
+          <w:sz w:val="24"/>
+          <w:szCs w:val="24"/>
+          <w:lang w:eastAsia="ru-RU"/>
+        </w:rPr>
+        <w:t>в продаже</w:t>
+      </w:r>
+      <w:r>
+        <w:rPr>
+          <w:rFonts w:ascii="Times New Roman" w:eastAsia="Times New Roman" w:hAnsi="Times New Roman"/>
+          <w:sz w:val="24"/>
+          <w:szCs w:val="24"/>
+          <w:lang w:eastAsia="ru-RU"/>
+        </w:rPr>
+        <w:t xml:space="preserve">   принадлежащего     Потребителю     на      </w:t>
+      </w:r>
+      <w:r>
+        <w:rPr>
+          <w:rFonts w:ascii="Times New Roman" w:eastAsia="Times New Roman" w:hAnsi="Times New Roman"/>
+          <w:sz w:val="24"/>
+          <w:szCs w:val="24"/>
+          <w:lang w:eastAsia="ru-RU"/>
+        </w:rPr>
+        <w:t>праве собственности</w:t>
+      </w:r>
+      <w:r>
+        <w:rPr>
+          <w:rFonts w:ascii="Times New Roman" w:eastAsia="Times New Roman" w:hAnsi="Times New Roman"/>
+          <w:sz w:val="24"/>
+          <w:szCs w:val="24"/>
+          <w:lang w:eastAsia="ru-RU"/>
+        </w:rPr>
+        <w:t xml:space="preserve"> объекта </w:t>
       </w:r>
       <w:r>
         <w:rPr>
@@ -693,6 +689,7 @@
           <w:rFonts w:ascii="Times New Roman" w:hAnsi="Times New Roman"/>
           <w:sz w:val="24"/>
           <w:szCs w:val="24"/>
+          <w:lang w:val="en-US"/>
         </w:rPr>
       </w:pPr>
       <w:r>
@@ -719,7 +716,7 @@
           <w:sz w:val="24"/>
           <w:szCs w:val="24"/>
         </w:rPr>
-        <w:t xml:space="preserve"> {{property.premisesDescription}}</w:t>
+        <w:t xml:space="preserve"> </w:t>
       </w:r>
       <w:r>
         <w:rPr>
@@ -727,23 +724,9 @@
           <w:b/>
           <w:sz w:val="24"/>
           <w:szCs w:val="24"/>
-        </w:rPr>
-      </w:r>
-      <w:r>
-        <w:rPr>
-          <w:rFonts w:ascii="Times New Roman" w:hAnsi="Times New Roman"/>
-          <w:b/>
-          <w:sz w:val="24"/>
-          <w:szCs w:val="24"/>
-        </w:rPr>
-      </w:r>
-      <w:r>
-        <w:rPr>
-          <w:rFonts w:ascii="Times New Roman" w:hAnsi="Times New Roman"/>
-          <w:b/>
-          <w:sz w:val="24"/>
-          <w:szCs w:val="24"/>
-        </w:rPr>
+          <w:lang w:val="en-US"/>
+        </w:rPr>
+        <w:t>________________________________________________________</w:t>
       </w:r>
     </w:p>
     <w:p>
@@ -786,7 +769,29 @@
           <w:sz w:val="24"/>
           <w:szCs w:val="24"/>
         </w:rPr>
-        <w:t>{{property.address}}</w:t>
+        <w:t>{{</w:t>
+      </w:r>
+      <w:proofErr w:type="spellStart"/>
+      <w:proofErr w:type="gramStart"/>
+      <w:r>
+        <w:rPr>
+          <w:rFonts w:ascii="Times New Roman" w:hAnsi="Times New Roman"/>
+          <w:b/>
+          <w:sz w:val="24"/>
+          <w:szCs w:val="24"/>
+        </w:rPr>
+        <w:t>property.address</w:t>
+      </w:r>
+      <w:proofErr w:type="spellEnd"/>
+      <w:proofErr w:type="gramEnd"/>
+      <w:r>
+        <w:rPr>
+          <w:rFonts w:ascii="Times New Roman" w:hAnsi="Times New Roman"/>
+          <w:b/>
+          <w:sz w:val="24"/>
+          <w:szCs w:val="24"/>
+        </w:rPr>
+        <w:t>}}</w:t>
       </w:r>
     </w:p>
     <w:p>
@@ -820,13 +825,37 @@
           <w:sz w:val="24"/>
           <w:szCs w:val="24"/>
         </w:rPr>
-        <w:t>{{property.areaTotal}}</w:t>
+        <w:t>{{</w:t>
       </w:r>
       <w:proofErr w:type="spellStart"/>
+      <w:proofErr w:type="gramStart"/>
       <w:r>
         <w:rPr>
           <w:rFonts w:ascii="Times New Roman" w:hAnsi="Times New Roman"/>
           <w:b/>
+          <w:bCs/>
+          <w:sz w:val="24"/>
+          <w:szCs w:val="24"/>
+        </w:rPr>
+        <w:t>property.areaTotal</w:t>
+      </w:r>
+      <w:proofErr w:type="spellEnd"/>
+      <w:proofErr w:type="gramEnd"/>
+      <w:r>
+        <w:rPr>
+          <w:rFonts w:ascii="Times New Roman" w:hAnsi="Times New Roman"/>
+          <w:b/>
+          <w:bCs/>
+          <w:sz w:val="24"/>
+          <w:szCs w:val="24"/>
+        </w:rPr>
+        <w:t>}}</w:t>
+      </w:r>
+      <w:proofErr w:type="spellStart"/>
+      <w:r>
+        <w:rPr>
+          <w:rFonts w:ascii="Times New Roman" w:hAnsi="Times New Roman"/>
+          <w:b/>
           <w:sz w:val="24"/>
           <w:szCs w:val="24"/>
         </w:rPr>
@@ -856,7 +885,7 @@
           <w:sz w:val="24"/>
           <w:szCs w:val="24"/>
         </w:rPr>
-        <w:t>{{property.purpose}}</w:t>
+        <w:t>_________________________________________</w:t>
       </w:r>
     </w:p>
     <w:p>
@@ -875,14 +904,6 @@
           <w:szCs w:val="24"/>
         </w:rPr>
       </w:pPr>
-      <w:r>
-        <w:rPr>
-          <w:rFonts w:ascii="Times New Roman" w:hAnsi="Times New Roman"/>
-          <w:b/>
-          <w:sz w:val="24"/>
-          <w:szCs w:val="24"/>
-        </w:rPr>
-      </w:r>
     </w:p>
     <w:p>
       <w:pPr>
@@ -987,16 +1008,73 @@
           <w:szCs w:val="24"/>
           <w:lang w:eastAsia="ru-RU"/>
         </w:rPr>
-        <w:t>с</w:t>
-      </w:r>
-      <w:r>
-        <w:rPr>
-          <w:rFonts w:ascii="Times New Roman" w:eastAsia="Times New Roman" w:hAnsi="Times New Roman"/>
-          <w:sz w:val="24"/>
-          <w:szCs w:val="24"/>
-          <w:lang w:eastAsia="ru-RU"/>
-        </w:rPr>
-        <w:t>тоимость</w:t>
+        <w:t xml:space="preserve">стоимость </w:t>
+      </w:r>
+      <w:r>
+        <w:rPr>
+          <w:rFonts w:ascii="Times New Roman" w:eastAsia="Times New Roman" w:hAnsi="Times New Roman"/>
+          <w:b/>
+          <w:bCs/>
+          <w:sz w:val="24"/>
+          <w:szCs w:val="24"/>
+          <w:lang w:eastAsia="ru-RU"/>
+        </w:rPr>
+        <w:t>{</w:t>
+      </w:r>
+      <w:r>
+        <w:rPr>
+          <w:rFonts w:ascii="Times New Roman" w:eastAsia="Times New Roman" w:hAnsi="Times New Roman"/>
+          <w:b/>
+          <w:bCs/>
+          <w:sz w:val="24"/>
+          <w:szCs w:val="24"/>
+          <w:lang w:eastAsia="ru-RU"/>
+        </w:rPr>
+        <w:t>{</w:t>
+      </w:r>
+      <w:proofErr w:type="spellStart"/>
+      <w:proofErr w:type="gramStart"/>
+      <w:r>
+        <w:rPr>
+          <w:rFonts w:ascii="Times New Roman" w:eastAsia="Times New Roman" w:hAnsi="Times New Roman"/>
+          <w:b/>
+          <w:bCs/>
+          <w:sz w:val="24"/>
+          <w:szCs w:val="24"/>
+          <w:lang w:eastAsia="ru-RU"/>
+        </w:rPr>
+        <w:t>property.priceBYN</w:t>
+      </w:r>
+      <w:proofErr w:type="spellEnd"/>
+      <w:proofErr w:type="gramEnd"/>
+      <w:r>
+        <w:rPr>
+          <w:rFonts w:ascii="Times New Roman" w:eastAsia="Times New Roman" w:hAnsi="Times New Roman"/>
+          <w:b/>
+          <w:bCs/>
+          <w:sz w:val="24"/>
+          <w:szCs w:val="24"/>
+          <w:lang w:eastAsia="ru-RU"/>
+        </w:rPr>
+        <w:t>}}</w:t>
+      </w:r>
+      <w:r>
+        <w:rPr>
+          <w:rFonts w:ascii="Times New Roman" w:eastAsia="Times New Roman" w:hAnsi="Times New Roman"/>
+          <w:sz w:val="24"/>
+          <w:szCs w:val="24"/>
+          <w:lang w:eastAsia="ru-RU"/>
+        </w:rPr>
+        <w:t xml:space="preserve"> </w:t>
+      </w:r>
+      <w:r>
+        <w:rPr>
+          <w:rFonts w:ascii="Times New Roman" w:eastAsia="Times New Roman" w:hAnsi="Times New Roman"/>
+          <w:sz w:val="24"/>
+          <w:szCs w:val="24"/>
+          <w:lang w:eastAsia="ru-RU"/>
+        </w:rPr>
+        <w:t>белорусских рублей</w:t>
       </w:r>
       <w:r>
         <w:rPr>
@@ -1010,60 +1088,40 @@
       <w:r>
         <w:rPr>
           <w:rFonts w:ascii="Times New Roman" w:eastAsia="Times New Roman" w:hAnsi="Times New Roman"/>
-          <w:color w:val="FF0000"/>
-          <w:sz w:val="24"/>
-          <w:szCs w:val="24"/>
-          <w:lang w:eastAsia="ru-RU"/>
-        </w:rPr>
-        <w:t>{{property.priceBYN}}</w:t>
-      </w:r>
-      <w:r>
-        <w:rPr>
-          <w:rFonts w:ascii="Times New Roman" w:eastAsia="Times New Roman" w:hAnsi="Times New Roman"/>
-          <w:color w:val="FF0000"/>
-          <w:sz w:val="24"/>
-          <w:szCs w:val="24"/>
-          <w:lang w:eastAsia="ru-RU"/>
-        </w:rPr>
-        <w:t xml:space="preserve"> (</w:t>
-      </w:r>
-      <w:r>
-        <w:rPr>
-          <w:rFonts w:ascii="Times New Roman" w:eastAsia="Times New Roman" w:hAnsi="Times New Roman"/>
-          <w:color w:val="FF0000"/>
-          <w:sz w:val="24"/>
-          <w:szCs w:val="24"/>
-          <w:lang w:eastAsia="ru-RU"/>
-        </w:rPr>
-        <w:t>{{property.priceWords}})</w:t>
-      </w:r>
-      <w:r>
-        <w:rPr>
-          <w:rFonts w:ascii="Times New Roman" w:eastAsia="Times New Roman" w:hAnsi="Times New Roman"/>
-          <w:color w:val="FF0000"/>
-          <w:sz w:val="24"/>
-          <w:szCs w:val="24"/>
-          <w:lang w:eastAsia="ru-RU"/>
-        </w:rPr>
-      </w:r>
-      <w:r>
-        <w:rPr>
-          <w:rFonts w:ascii="Times New Roman" w:eastAsia="Times New Roman" w:hAnsi="Times New Roman"/>
-          <w:color w:val="FF0000"/>
-          <w:sz w:val="24"/>
-          <w:szCs w:val="24"/>
-          <w:lang w:eastAsia="ru-RU"/>
-        </w:rPr>
-        <w:t xml:space="preserve"> </w:t>
-      </w:r>
-      <w:r>
-        <w:rPr>
-          <w:rFonts w:ascii="Times New Roman" w:eastAsia="Times New Roman" w:hAnsi="Times New Roman"/>
-          <w:sz w:val="24"/>
-          <w:szCs w:val="24"/>
-          <w:lang w:eastAsia="ru-RU"/>
-        </w:rPr>
-        <w:t>белорусских рублей</w:t>
+          <w:sz w:val="24"/>
+          <w:szCs w:val="24"/>
+          <w:lang w:eastAsia="ru-RU"/>
+        </w:rPr>
+        <w:t>(</w:t>
+      </w:r>
+      <w:r>
+        <w:rPr>
+          <w:rFonts w:ascii="Times New Roman" w:eastAsia="Times New Roman" w:hAnsi="Times New Roman"/>
+          <w:sz w:val="24"/>
+          <w:szCs w:val="24"/>
+          <w:lang w:eastAsia="ru-RU"/>
+        </w:rPr>
+        <w:t>{{</w:t>
+      </w:r>
+      <w:proofErr w:type="spellStart"/>
+      <w:r>
+        <w:rPr>
+          <w:rFonts w:ascii="Times New Roman" w:eastAsia="Times New Roman" w:hAnsi="Times New Roman"/>
+          <w:sz w:val="24"/>
+          <w:szCs w:val="24"/>
+          <w:lang w:eastAsia="ru-RU"/>
+        </w:rPr>
+        <w:t>property.priceWords</w:t>
+      </w:r>
+      <w:proofErr w:type="spellEnd"/>
+      <w:r>
+        <w:rPr>
+          <w:rFonts w:ascii="Times New Roman" w:eastAsia="Times New Roman" w:hAnsi="Times New Roman"/>
+          <w:sz w:val="24"/>
+          <w:szCs w:val="24"/>
+          <w:lang w:eastAsia="ru-RU"/>
+        </w:rPr>
+        <w:t>}})</w:t>
       </w:r>
       <w:r>
         <w:rPr>
@@ -1173,27 +1231,7 @@
           <w:szCs w:val="24"/>
           <w:lang w:eastAsia="ru-RU"/>
         </w:rPr>
-        <w:t>директора ООО «</w:t>
-      </w:r>
-      <w:proofErr w:type="spellStart"/>
-      <w:r>
-        <w:rPr>
-          <w:rFonts w:ascii="Times New Roman" w:eastAsia="Times New Roman" w:hAnsi="Times New Roman"/>
-          <w:sz w:val="24"/>
-          <w:szCs w:val="24"/>
-          <w:lang w:eastAsia="ru-RU"/>
-        </w:rPr>
-        <w:t>ГермесГарант</w:t>
-      </w:r>
-      <w:proofErr w:type="spellEnd"/>
-      <w:r>
-        <w:rPr>
-          <w:rFonts w:ascii="Times New Roman" w:eastAsia="Times New Roman" w:hAnsi="Times New Roman"/>
-          <w:sz w:val="24"/>
-          <w:szCs w:val="24"/>
-          <w:lang w:eastAsia="ru-RU"/>
-        </w:rPr>
-        <w:t xml:space="preserve">» </w:t>
+        <w:t xml:space="preserve">директора ООО «ГермесГарант» </w:t>
       </w:r>
       <w:r>
         <w:rPr>
@@ -1273,7 +1311,8 @@
       <w:r>
         <w:rPr>
           <w:rFonts w:ascii="Times New Roman" w:eastAsia="Times New Roman" w:hAnsi="Times New Roman"/>
-          <w:color w:val="FF0000"/>
+          <w:b/>
+          <w:bCs/>
           <w:sz w:val="24"/>
           <w:szCs w:val="24"/>
           <w:lang w:eastAsia="ru-RU"/>
@@ -1283,7 +1322,8 @@
       <w:r>
         <w:rPr>
           <w:rFonts w:ascii="Times New Roman" w:eastAsia="Times New Roman" w:hAnsi="Times New Roman"/>
-          <w:color w:val="FF0000"/>
+          <w:b/>
+          <w:bCs/>
           <w:sz w:val="24"/>
           <w:szCs w:val="24"/>
           <w:lang w:eastAsia="ru-RU"/>
@@ -1297,26 +1337,16 @@
           <w:szCs w:val="24"/>
           <w:lang w:eastAsia="ru-RU"/>
         </w:rPr>
-        <w:t xml:space="preserve"> от стоимости объекта недвижимого имущества, а именно</w:t>
-      </w:r>
-      <w:r>
-        <w:rPr>
-          <w:rFonts w:ascii="Times New Roman" w:eastAsia="Times New Roman" w:hAnsi="Times New Roman"/>
-          <w:sz w:val="24"/>
-          <w:szCs w:val="24"/>
-          <w:lang w:eastAsia="ru-RU"/>
-        </w:rPr>
         <w:t xml:space="preserve"> </w:t>
       </w:r>
       <w:r>
         <w:rPr>
           <w:rFonts w:ascii="Times New Roman" w:eastAsia="Times New Roman" w:hAnsi="Times New Roman"/>
-          <w:color w:val="FF0000"/>
-          <w:sz w:val="24"/>
-          <w:szCs w:val="24"/>
-          <w:lang w:eastAsia="ru-RU"/>
-        </w:rPr>
-        <w:t>{{commission.amountBYN}} ({{commission.amountWords}})</w:t>
+          <w:sz w:val="24"/>
+          <w:szCs w:val="24"/>
+          <w:lang w:eastAsia="ru-RU"/>
+        </w:rPr>
+        <w:t>от стоимости объекта недвижимого имущества, а именно</w:t>
       </w:r>
       <w:r>
         <w:rPr>
@@ -1330,11 +1360,102 @@
       <w:r>
         <w:rPr>
           <w:rFonts w:ascii="Times New Roman" w:eastAsia="Times New Roman" w:hAnsi="Times New Roman"/>
-          <w:sz w:val="24"/>
-          <w:szCs w:val="24"/>
-          <w:lang w:eastAsia="ru-RU"/>
-        </w:rPr>
-        <w:t xml:space="preserve">белорусских рублей, с включением в такую оплату затрат по риэлтерским услугам, указанным в абзацах </w:t>
+          <w:b/>
+          <w:bCs/>
+          <w:sz w:val="24"/>
+          <w:szCs w:val="24"/>
+          <w:lang w:eastAsia="ru-RU"/>
+        </w:rPr>
+        <w:t>{{</w:t>
+      </w:r>
+      <w:proofErr w:type="spellStart"/>
+      <w:r>
+        <w:rPr>
+          <w:rFonts w:ascii="Times New Roman" w:eastAsia="Times New Roman" w:hAnsi="Times New Roman"/>
+          <w:b/>
+          <w:bCs/>
+          <w:sz w:val="24"/>
+          <w:szCs w:val="24"/>
+          <w:lang w:eastAsia="ru-RU"/>
+        </w:rPr>
+        <w:t>commission.amountBYN</w:t>
+      </w:r>
+      <w:proofErr w:type="spellEnd"/>
+      <w:r>
+        <w:rPr>
+          <w:rFonts w:ascii="Times New Roman" w:eastAsia="Times New Roman" w:hAnsi="Times New Roman"/>
+          <w:b/>
+          <w:bCs/>
+          <w:sz w:val="24"/>
+          <w:szCs w:val="24"/>
+          <w:lang w:eastAsia="ru-RU"/>
+        </w:rPr>
+        <w:t>}}</w:t>
+      </w:r>
+      <w:r>
+        <w:rPr>
+          <w:rFonts w:ascii="Times New Roman" w:eastAsia="Times New Roman" w:hAnsi="Times New Roman"/>
+          <w:sz w:val="24"/>
+          <w:szCs w:val="24"/>
+          <w:lang w:eastAsia="ru-RU"/>
+        </w:rPr>
+        <w:t xml:space="preserve"> </w:t>
+      </w:r>
+      <w:r>
+        <w:rPr>
+          <w:rFonts w:ascii="Times New Roman" w:eastAsia="Times New Roman" w:hAnsi="Times New Roman"/>
+          <w:sz w:val="24"/>
+          <w:szCs w:val="24"/>
+          <w:lang w:eastAsia="ru-RU"/>
+        </w:rPr>
+        <w:t>белорусских рублей</w:t>
+      </w:r>
+      <w:r>
+        <w:rPr>
+          <w:rFonts w:ascii="Times New Roman" w:eastAsia="Times New Roman" w:hAnsi="Times New Roman"/>
+          <w:sz w:val="24"/>
+          <w:szCs w:val="24"/>
+          <w:lang w:eastAsia="ru-RU"/>
+        </w:rPr>
+        <w:t xml:space="preserve">  </w:t>
+      </w:r>
+      <w:r>
+        <w:rPr>
+          <w:rFonts w:ascii="Times New Roman" w:eastAsia="Times New Roman" w:hAnsi="Times New Roman"/>
+          <w:sz w:val="24"/>
+          <w:szCs w:val="24"/>
+          <w:lang w:eastAsia="ru-RU"/>
+        </w:rPr>
+        <w:t>({{</w:t>
+      </w:r>
+      <w:proofErr w:type="spellStart"/>
+      <w:r>
+        <w:rPr>
+          <w:rFonts w:ascii="Times New Roman" w:eastAsia="Times New Roman" w:hAnsi="Times New Roman"/>
+          <w:sz w:val="24"/>
+          <w:szCs w:val="24"/>
+          <w:lang w:eastAsia="ru-RU"/>
+        </w:rPr>
+        <w:t>commission.amountWords</w:t>
+      </w:r>
+      <w:proofErr w:type="spellEnd"/>
+      <w:r>
+        <w:rPr>
+          <w:rFonts w:ascii="Times New Roman" w:eastAsia="Times New Roman" w:hAnsi="Times New Roman"/>
+          <w:sz w:val="24"/>
+          <w:szCs w:val="24"/>
+          <w:lang w:eastAsia="ru-RU"/>
+        </w:rPr>
+        <w:t>}})</w:t>
+      </w:r>
+      <w:r>
+        <w:rPr>
+          <w:rFonts w:ascii="Times New Roman" w:eastAsia="Times New Roman" w:hAnsi="Times New Roman"/>
+          <w:sz w:val="24"/>
+          <w:szCs w:val="24"/>
+          <w:lang w:eastAsia="ru-RU"/>
+        </w:rPr>
+        <w:t xml:space="preserve">, с включением в такую оплату затрат по риэлтерским услугам, указанным в абзацах </w:t>
       </w:r>
       <w:r>
         <w:rPr>
@@ -1758,6 +1879,45 @@
     </w:p>
     <w:p>
       <w:pPr>
+        <w:spacing w:after="0" w:line="240" w:lineRule="auto"/>
+        <w:ind w:left="567" w:hanging="567"/>
+        <w:jc w:val="both"/>
+        <w:rPr>
+          <w:rFonts w:ascii="Times New Roman" w:eastAsia="Times New Roman" w:hAnsi="Times New Roman"/>
+          <w:sz w:val="24"/>
+          <w:szCs w:val="24"/>
+          <w:lang w:eastAsia="ru-RU"/>
+        </w:rPr>
+      </w:pPr>
+    </w:p>
+    <w:p>
+      <w:pPr>
+        <w:spacing w:after="0" w:line="240" w:lineRule="auto"/>
+        <w:ind w:left="567" w:hanging="567"/>
+        <w:jc w:val="both"/>
+        <w:rPr>
+          <w:rFonts w:ascii="Times New Roman" w:eastAsia="Times New Roman" w:hAnsi="Times New Roman"/>
+          <w:sz w:val="24"/>
+          <w:szCs w:val="24"/>
+          <w:lang w:eastAsia="ru-RU"/>
+        </w:rPr>
+      </w:pPr>
+    </w:p>
+    <w:p>
+      <w:pPr>
+        <w:spacing w:after="0" w:line="240" w:lineRule="auto"/>
+        <w:ind w:left="567" w:hanging="567"/>
+        <w:jc w:val="both"/>
+        <w:rPr>
+          <w:rFonts w:ascii="Times New Roman" w:eastAsia="Times New Roman" w:hAnsi="Times New Roman"/>
+          <w:sz w:val="24"/>
+          <w:szCs w:val="24"/>
+          <w:lang w:eastAsia="ru-RU"/>
+        </w:rPr>
+      </w:pPr>
+    </w:p>
+    <w:p>
+      <w:pPr>
         <w:autoSpaceDE w:val="0"/>
         <w:autoSpaceDN w:val="0"/>
         <w:adjustRightInd w:val="0"/>
@@ -1779,6 +1939,7 @@
           <w:szCs w:val="24"/>
           <w:lang w:eastAsia="ru-RU"/>
         </w:rPr>
+        <w:lastRenderedPageBreak/>
         <w:t>3. ПРАВА И ОБЯЗАННОСТИ СТОРОН</w:t>
       </w:r>
     </w:p>
@@ -1829,10 +1990,8 @@
           <w:sz w:val="24"/>
           <w:szCs w:val="24"/>
         </w:rPr>
-        <w:lastRenderedPageBreak/>
         <w:t>3.1.</w:t>
       </w:r>
-      <w:proofErr w:type="gramStart"/>
       <w:r>
         <w:rPr>
           <w:rFonts w:ascii="Times New Roman" w:hAnsi="Times New Roman"/>
@@ -1840,9 +1999,8 @@
           <w:sz w:val="24"/>
           <w:szCs w:val="24"/>
         </w:rPr>
-        <w:t>1.Предоставить</w:t>
-      </w:r>
-      <w:proofErr w:type="gramEnd"/>
+        <w:t>1. Предоставить</w:t>
+      </w:r>
       <w:r>
         <w:rPr>
           <w:rFonts w:ascii="Times New Roman" w:hAnsi="Times New Roman"/>
@@ -1964,16 +2122,14 @@
         </w:rPr>
         <w:t xml:space="preserve">рганизовать   осмотры объекта недвижимого имущества потенциальными покупателями    </w:t>
       </w:r>
-      <w:proofErr w:type="gramStart"/>
-      <w:r>
-        <w:rPr>
-          <w:rFonts w:ascii="Times New Roman" w:hAnsi="Times New Roman"/>
-          <w:sz w:val="24"/>
-          <w:szCs w:val="24"/>
-        </w:rPr>
-        <w:t>по  предварительному</w:t>
-      </w:r>
-      <w:proofErr w:type="gramEnd"/>
+      <w:r>
+        <w:rPr>
+          <w:rFonts w:ascii="Times New Roman" w:hAnsi="Times New Roman"/>
+          <w:sz w:val="24"/>
+          <w:szCs w:val="24"/>
+        </w:rPr>
+        <w:t>по предварительному</w:t>
+      </w:r>
       <w:r>
         <w:rPr>
           <w:rFonts w:ascii="Times New Roman" w:hAnsi="Times New Roman"/>
@@ -2003,7 +2159,6 @@
         </w:rPr>
         <w:t>3.1.</w:t>
       </w:r>
-      <w:proofErr w:type="gramStart"/>
       <w:r>
         <w:rPr>
           <w:rFonts w:ascii="Times New Roman" w:hAnsi="Times New Roman"/>
@@ -2018,9 +2173,8 @@
           <w:sz w:val="24"/>
           <w:szCs w:val="24"/>
         </w:rPr>
-        <w:t>Исполнитель</w:t>
-      </w:r>
-      <w:proofErr w:type="gramEnd"/>
+        <w:t xml:space="preserve"> Исполнитель</w:t>
+      </w:r>
       <w:r>
         <w:rPr>
           <w:rFonts w:ascii="Times New Roman" w:hAnsi="Times New Roman"/>
@@ -2103,7 +2257,6 @@
         </w:rPr>
         <w:t>3.1.</w:t>
       </w:r>
-      <w:proofErr w:type="gramStart"/>
       <w:r>
         <w:rPr>
           <w:rFonts w:ascii="Times New Roman" w:hAnsi="Times New Roman"/>
@@ -2127,18 +2280,8 @@
           <w:szCs w:val="24"/>
           <w:lang w:eastAsia="ru-RU"/>
         </w:rPr>
-        <w:t>н</w:t>
-      </w:r>
-      <w:r>
-        <w:rPr>
-          <w:rFonts w:ascii="Times New Roman" w:eastAsia="Times New Roman" w:hAnsi="Times New Roman"/>
-          <w:sz w:val="24"/>
-          <w:szCs w:val="24"/>
-          <w:lang w:eastAsia="ru-RU"/>
-        </w:rPr>
-        <w:t>е</w:t>
-      </w:r>
-      <w:proofErr w:type="gramEnd"/>
+        <w:t xml:space="preserve"> не</w:t>
+      </w:r>
       <w:r>
         <w:rPr>
           <w:rFonts w:ascii="Times New Roman" w:eastAsia="Times New Roman" w:hAnsi="Times New Roman"/>
@@ -2173,7 +2316,6 @@
         </w:rPr>
         <w:t>3.1.</w:t>
       </w:r>
-      <w:proofErr w:type="gramStart"/>
       <w:r>
         <w:rPr>
           <w:rFonts w:ascii="Times New Roman" w:eastAsia="Times New Roman" w:hAnsi="Times New Roman"/>
@@ -2190,27 +2332,8 @@
           <w:szCs w:val="24"/>
           <w:lang w:eastAsia="ru-RU"/>
         </w:rPr>
-        <w:t>.</w:t>
-      </w:r>
-      <w:r>
-        <w:rPr>
-          <w:rFonts w:ascii="Times New Roman" w:eastAsia="Times New Roman" w:hAnsi="Times New Roman"/>
-          <w:sz w:val="24"/>
-          <w:szCs w:val="24"/>
-          <w:lang w:eastAsia="ru-RU"/>
-        </w:rPr>
-        <w:t>о</w:t>
-      </w:r>
-      <w:r>
-        <w:rPr>
-          <w:rFonts w:ascii="Times New Roman" w:eastAsia="Times New Roman" w:hAnsi="Times New Roman"/>
-          <w:sz w:val="24"/>
-          <w:szCs w:val="24"/>
-          <w:lang w:eastAsia="ru-RU"/>
-        </w:rPr>
-        <w:t>беспечивать</w:t>
-      </w:r>
-      <w:proofErr w:type="gramEnd"/>
+        <w:t>. обеспечивать</w:t>
+      </w:r>
       <w:r>
         <w:rPr>
           <w:rFonts w:ascii="Times New Roman" w:eastAsia="Times New Roman" w:hAnsi="Times New Roman"/>
@@ -2245,7 +2368,6 @@
         </w:rPr>
         <w:t>3.1.</w:t>
       </w:r>
-      <w:proofErr w:type="gramStart"/>
       <w:r>
         <w:rPr>
           <w:rFonts w:ascii="Times New Roman" w:eastAsia="Times New Roman" w:hAnsi="Times New Roman"/>
@@ -2262,27 +2384,8 @@
           <w:szCs w:val="24"/>
           <w:lang w:eastAsia="ru-RU"/>
         </w:rPr>
-        <w:t>.</w:t>
-      </w:r>
-      <w:r>
-        <w:rPr>
-          <w:rFonts w:ascii="Times New Roman" w:eastAsia="Times New Roman" w:hAnsi="Times New Roman"/>
-          <w:sz w:val="24"/>
-          <w:szCs w:val="24"/>
-          <w:lang w:eastAsia="ru-RU"/>
-        </w:rPr>
-        <w:t>п</w:t>
-      </w:r>
-      <w:r>
-        <w:rPr>
-          <w:rFonts w:ascii="Times New Roman" w:eastAsia="Times New Roman" w:hAnsi="Times New Roman"/>
-          <w:sz w:val="24"/>
-          <w:szCs w:val="24"/>
-          <w:lang w:eastAsia="ru-RU"/>
-        </w:rPr>
-        <w:t>редставлять</w:t>
-      </w:r>
-      <w:proofErr w:type="gramEnd"/>
+        <w:t>. представлять</w:t>
+      </w:r>
       <w:r>
         <w:rPr>
           <w:rFonts w:ascii="Times New Roman" w:eastAsia="Times New Roman" w:hAnsi="Times New Roman"/>
@@ -2318,7 +2421,6 @@
         </w:rPr>
         <w:t>3.1.</w:t>
       </w:r>
-      <w:proofErr w:type="gramStart"/>
       <w:r>
         <w:rPr>
           <w:rFonts w:ascii="Times New Roman" w:eastAsia="Times New Roman" w:hAnsi="Times New Roman"/>
@@ -2335,27 +2437,8 @@
           <w:szCs w:val="24"/>
           <w:lang w:eastAsia="ru-RU"/>
         </w:rPr>
-        <w:t>.</w:t>
-      </w:r>
-      <w:r>
-        <w:rPr>
-          <w:rFonts w:ascii="Times New Roman" w:eastAsia="Times New Roman" w:hAnsi="Times New Roman"/>
-          <w:sz w:val="24"/>
-          <w:szCs w:val="24"/>
-          <w:lang w:eastAsia="ru-RU"/>
-        </w:rPr>
-        <w:t>о</w:t>
-      </w:r>
-      <w:r>
-        <w:rPr>
-          <w:rFonts w:ascii="Times New Roman" w:eastAsia="Times New Roman" w:hAnsi="Times New Roman"/>
-          <w:sz w:val="24"/>
-          <w:szCs w:val="24"/>
-          <w:lang w:eastAsia="ru-RU"/>
-        </w:rPr>
-        <w:t>беспечивать</w:t>
-      </w:r>
-      <w:proofErr w:type="gramEnd"/>
+        <w:t>. обеспечивать</w:t>
+      </w:r>
       <w:r>
         <w:rPr>
           <w:rFonts w:ascii="Times New Roman" w:eastAsia="Times New Roman" w:hAnsi="Times New Roman"/>
@@ -2540,7 +2623,6 @@
         </w:rPr>
         <w:t>3.1.</w:t>
       </w:r>
-      <w:proofErr w:type="gramStart"/>
       <w:r>
         <w:rPr>
           <w:rFonts w:ascii="Times New Roman" w:hAnsi="Times New Roman"/>
@@ -2566,27 +2648,8 @@
           <w:sz w:val="24"/>
           <w:szCs w:val="24"/>
         </w:rPr>
-        <w:t>.</w:t>
-      </w:r>
-      <w:r>
-        <w:rPr>
-          <w:rFonts w:ascii="Times New Roman" w:hAnsi="Times New Roman"/>
-          <w:bCs/>
-          <w:sz w:val="24"/>
-          <w:szCs w:val="24"/>
-        </w:rPr>
-        <w:t>о</w:t>
-      </w:r>
-      <w:r>
-        <w:rPr>
-          <w:rFonts w:ascii="Times New Roman" w:hAnsi="Times New Roman"/>
-          <w:bCs/>
-          <w:sz w:val="24"/>
-          <w:szCs w:val="24"/>
-        </w:rPr>
-        <w:t>рганизовать</w:t>
-      </w:r>
-      <w:proofErr w:type="gramEnd"/>
+        <w:t>. организовать</w:t>
+      </w:r>
       <w:r>
         <w:rPr>
           <w:rFonts w:ascii="Times New Roman" w:eastAsia="Times New Roman" w:hAnsi="Times New Roman"/>
@@ -2712,7 +2775,6 @@
         </w:rPr>
         <w:t>3.1.</w:t>
       </w:r>
-      <w:proofErr w:type="gramStart"/>
       <w:r>
         <w:rPr>
           <w:rFonts w:ascii="Times New Roman" w:hAnsi="Times New Roman"/>
@@ -2729,18 +2791,8 @@
           <w:szCs w:val="24"/>
           <w:lang w:eastAsia="ru-RU"/>
         </w:rPr>
-        <w:t>с</w:t>
-      </w:r>
-      <w:r>
-        <w:rPr>
-          <w:rFonts w:ascii="Times New Roman" w:eastAsia="Times New Roman" w:hAnsi="Times New Roman"/>
-          <w:sz w:val="24"/>
-          <w:szCs w:val="24"/>
-          <w:lang w:eastAsia="ru-RU"/>
-        </w:rPr>
-        <w:t>огласовать</w:t>
-      </w:r>
-      <w:proofErr w:type="gramEnd"/>
+        <w:t xml:space="preserve"> согласовать</w:t>
+      </w:r>
       <w:r>
         <w:rPr>
           <w:rFonts w:ascii="Times New Roman" w:eastAsia="Times New Roman" w:hAnsi="Times New Roman"/>
@@ -2756,7 +2808,23 @@
           <w:sz w:val="24"/>
           <w:szCs w:val="24"/>
         </w:rPr>
-        <w:t xml:space="preserve"> в сроки установленные соглашением сторон (предварительным договором).</w:t>
+        <w:t xml:space="preserve"> </w:t>
+      </w:r>
+      <w:r>
+        <w:rPr>
+          <w:rFonts w:ascii="Times New Roman" w:hAnsi="Times New Roman"/>
+          <w:sz w:val="24"/>
+          <w:szCs w:val="24"/>
+        </w:rPr>
+        <w:t>в сроки,</w:t>
+      </w:r>
+      <w:r>
+        <w:rPr>
+          <w:rFonts w:ascii="Times New Roman" w:hAnsi="Times New Roman"/>
+          <w:sz w:val="24"/>
+          <w:szCs w:val="24"/>
+        </w:rPr>
+        <w:t xml:space="preserve"> установленные соглашением сторон (предварительным договором).</w:t>
       </w:r>
     </w:p>
     <w:p>
@@ -2805,17 +2873,15 @@
         </w:rPr>
         <w:t>3.2.</w:t>
       </w:r>
-      <w:proofErr w:type="gramStart"/>
-      <w:r>
-        <w:rPr>
-          <w:rFonts w:ascii="Times New Roman" w:eastAsia="Times New Roman" w:hAnsi="Times New Roman"/>
-          <w:sz w:val="24"/>
-          <w:szCs w:val="24"/>
-          <w:lang w:eastAsia="ru-RU"/>
-        </w:rPr>
-        <w:t>1.Представить</w:t>
-      </w:r>
-      <w:proofErr w:type="gramEnd"/>
+      <w:r>
+        <w:rPr>
+          <w:rFonts w:ascii="Times New Roman" w:eastAsia="Times New Roman" w:hAnsi="Times New Roman"/>
+          <w:sz w:val="24"/>
+          <w:szCs w:val="24"/>
+          <w:lang w:eastAsia="ru-RU"/>
+        </w:rPr>
+        <w:t>1. Представить</w:t>
+      </w:r>
       <w:r>
         <w:rPr>
           <w:rFonts w:ascii="Times New Roman" w:eastAsia="Times New Roman" w:hAnsi="Times New Roman"/>
@@ -2850,35 +2916,15 @@
         </w:rPr>
         <w:t>3.2.</w:t>
       </w:r>
-      <w:proofErr w:type="gramStart"/>
-      <w:r>
-        <w:rPr>
-          <w:rFonts w:ascii="Times New Roman" w:eastAsia="Times New Roman" w:hAnsi="Times New Roman"/>
-          <w:sz w:val="24"/>
-          <w:szCs w:val="24"/>
-          <w:lang w:eastAsia="ru-RU"/>
-        </w:rPr>
-        <w:t>2.</w:t>
-      </w:r>
-      <w:r>
-        <w:rPr>
-          <w:rFonts w:ascii="Times New Roman" w:eastAsia="Times New Roman" w:hAnsi="Times New Roman"/>
-          <w:sz w:val="24"/>
-          <w:szCs w:val="24"/>
-          <w:lang w:eastAsia="ru-RU"/>
-        </w:rPr>
-        <w:t>н</w:t>
-      </w:r>
-      <w:r>
-        <w:rPr>
-          <w:rFonts w:ascii="Times New Roman" w:eastAsia="Times New Roman" w:hAnsi="Times New Roman"/>
-          <w:sz w:val="24"/>
-          <w:szCs w:val="24"/>
-          <w:lang w:eastAsia="ru-RU"/>
-        </w:rPr>
-        <w:t>е</w:t>
-      </w:r>
-      <w:proofErr w:type="gramEnd"/>
+      <w:r>
+        <w:rPr>
+          <w:rFonts w:ascii="Times New Roman" w:eastAsia="Times New Roman" w:hAnsi="Times New Roman"/>
+          <w:sz w:val="24"/>
+          <w:szCs w:val="24"/>
+          <w:lang w:eastAsia="ru-RU"/>
+        </w:rPr>
+        <w:t>2. не</w:t>
+      </w:r>
       <w:r>
         <w:rPr>
           <w:rFonts w:ascii="Times New Roman" w:eastAsia="Times New Roman" w:hAnsi="Times New Roman"/>
@@ -2913,35 +2959,15 @@
         </w:rPr>
         <w:t>3.2.</w:t>
       </w:r>
-      <w:proofErr w:type="gramStart"/>
-      <w:r>
-        <w:rPr>
-          <w:rFonts w:ascii="Times New Roman" w:eastAsia="Times New Roman" w:hAnsi="Times New Roman"/>
-          <w:sz w:val="24"/>
-          <w:szCs w:val="24"/>
-          <w:lang w:eastAsia="ru-RU"/>
-        </w:rPr>
-        <w:t>3.</w:t>
-      </w:r>
-      <w:r>
-        <w:rPr>
-          <w:rFonts w:ascii="Times New Roman" w:eastAsia="Times New Roman" w:hAnsi="Times New Roman"/>
-          <w:sz w:val="24"/>
-          <w:szCs w:val="24"/>
-          <w:lang w:eastAsia="ru-RU"/>
-        </w:rPr>
-        <w:t>п</w:t>
-      </w:r>
-      <w:r>
-        <w:rPr>
-          <w:rFonts w:ascii="Times New Roman" w:eastAsia="Times New Roman" w:hAnsi="Times New Roman"/>
-          <w:sz w:val="24"/>
-          <w:szCs w:val="24"/>
-          <w:lang w:eastAsia="ru-RU"/>
-        </w:rPr>
-        <w:t>рисутствовать</w:t>
-      </w:r>
-      <w:proofErr w:type="gramEnd"/>
+      <w:r>
+        <w:rPr>
+          <w:rFonts w:ascii="Times New Roman" w:eastAsia="Times New Roman" w:hAnsi="Times New Roman"/>
+          <w:sz w:val="24"/>
+          <w:szCs w:val="24"/>
+          <w:lang w:eastAsia="ru-RU"/>
+        </w:rPr>
+        <w:t>3. присутствовать</w:t>
+      </w:r>
       <w:r>
         <w:rPr>
           <w:rFonts w:ascii="Times New Roman" w:eastAsia="Times New Roman" w:hAnsi="Times New Roman"/>
@@ -2969,6 +2995,7 @@
           <w:sz w:val="24"/>
           <w:szCs w:val="24"/>
         </w:rPr>
+        <w:lastRenderedPageBreak/>
         <w:t>3</w:t>
       </w:r>
       <w:r>
@@ -2987,40 +3014,14 @@
         </w:rPr>
         <w:t>2.</w:t>
       </w:r>
-      <w:proofErr w:type="gramStart"/>
-      <w:r>
-        <w:rPr>
-          <w:rFonts w:ascii="Times New Roman" w:hAnsi="Times New Roman"/>
-          <w:sz w:val="24"/>
-          <w:szCs w:val="24"/>
-        </w:rPr>
-        <w:t>4</w:t>
-      </w:r>
-      <w:r>
-        <w:rPr>
-          <w:rFonts w:ascii="Times New Roman" w:hAnsi="Times New Roman"/>
-          <w:sz w:val="24"/>
-          <w:szCs w:val="24"/>
-        </w:rPr>
-        <w:t>.</w:t>
-      </w:r>
-      <w:r>
-        <w:rPr>
-          <w:rFonts w:ascii="Times New Roman" w:hAnsi="Times New Roman"/>
-          <w:sz w:val="24"/>
-          <w:szCs w:val="24"/>
-        </w:rPr>
-        <w:t>в</w:t>
-      </w:r>
-      <w:r>
-        <w:rPr>
-          <w:rFonts w:ascii="Times New Roman" w:hAnsi="Times New Roman"/>
-          <w:sz w:val="24"/>
-          <w:szCs w:val="24"/>
-        </w:rPr>
-        <w:t>ести</w:t>
-      </w:r>
-      <w:proofErr w:type="gramEnd"/>
+      <w:r>
+        <w:rPr>
+          <w:rFonts w:ascii="Times New Roman" w:hAnsi="Times New Roman"/>
+          <w:sz w:val="24"/>
+          <w:szCs w:val="24"/>
+        </w:rPr>
+        <w:t>4. вести</w:t>
+      </w:r>
       <w:r>
         <w:rPr>
           <w:rFonts w:ascii="Times New Roman" w:hAnsi="Times New Roman"/>
@@ -3060,7 +3061,6 @@
           <w:szCs w:val="24"/>
           <w:lang w:eastAsia="ru-RU"/>
         </w:rPr>
-        <w:lastRenderedPageBreak/>
         <w:t>3.2.</w:t>
       </w:r>
       <w:r>
@@ -3272,7 +3272,6 @@
         </w:rPr>
         <w:t>3.2.</w:t>
       </w:r>
-      <w:proofErr w:type="gramStart"/>
       <w:r>
         <w:rPr>
           <w:rFonts w:ascii="Times New Roman" w:eastAsia="Times New Roman" w:hAnsi="Times New Roman"/>
@@ -3289,27 +3288,8 @@
           <w:szCs w:val="24"/>
           <w:lang w:eastAsia="ru-RU"/>
         </w:rPr>
-        <w:t>.</w:t>
-      </w:r>
-      <w:r>
-        <w:rPr>
-          <w:rFonts w:ascii="Times New Roman" w:eastAsia="Times New Roman" w:hAnsi="Times New Roman"/>
-          <w:sz w:val="24"/>
-          <w:szCs w:val="24"/>
-          <w:lang w:eastAsia="ru-RU"/>
-        </w:rPr>
-        <w:t>и</w:t>
-      </w:r>
-      <w:r>
-        <w:rPr>
-          <w:rFonts w:ascii="Times New Roman" w:eastAsia="Times New Roman" w:hAnsi="Times New Roman"/>
-          <w:sz w:val="24"/>
-          <w:szCs w:val="24"/>
-          <w:lang w:eastAsia="ru-RU"/>
-        </w:rPr>
-        <w:t>звестить</w:t>
-      </w:r>
-      <w:proofErr w:type="gramEnd"/>
+        <w:t>. известить</w:t>
+      </w:r>
       <w:r>
         <w:rPr>
           <w:rFonts w:ascii="Times New Roman" w:eastAsia="Times New Roman" w:hAnsi="Times New Roman"/>
@@ -3874,34 +3854,356 @@
         </w:rPr>
         <w:t>3.3.</w:t>
       </w:r>
+      <w:bookmarkStart w:id="5" w:name="_Hlk19713492"/>
+      <w:r>
+        <w:rPr>
+          <w:rFonts w:ascii="Times New Roman" w:hAnsi="Times New Roman"/>
+          <w:sz w:val="24"/>
+          <w:szCs w:val="24"/>
+        </w:rPr>
+        <w:t>1. Не</w:t>
+      </w:r>
+      <w:r>
+        <w:rPr>
+          <w:rFonts w:ascii="Times New Roman" w:hAnsi="Times New Roman"/>
+          <w:sz w:val="24"/>
+          <w:szCs w:val="24"/>
+        </w:rPr>
+        <w:t xml:space="preserve"> разглашать сведения конфиденциального характера по Договору и сделке с Объектом, кроме случаев, предусмотренных законодательством.</w:t>
+      </w:r>
+      <w:bookmarkEnd w:id="5"/>
+    </w:p>
+    <w:p>
+      <w:pPr>
+        <w:rPr>
+          <w:lang w:eastAsia="ru-RU"/>
+        </w:rPr>
+      </w:pPr>
+    </w:p>
+    <w:p>
+      <w:pPr>
+        <w:autoSpaceDE w:val="0"/>
+        <w:autoSpaceDN w:val="0"/>
+        <w:adjustRightInd w:val="0"/>
+        <w:spacing w:after="0" w:line="240" w:lineRule="auto"/>
+        <w:jc w:val="center"/>
+        <w:rPr>
+          <w:rFonts w:ascii="Times New Roman" w:eastAsia="Times New Roman" w:hAnsi="Times New Roman"/>
+          <w:b/>
+          <w:sz w:val="24"/>
+          <w:szCs w:val="24"/>
+          <w:lang w:eastAsia="ru-RU"/>
+        </w:rPr>
+      </w:pPr>
+      <w:r>
+        <w:rPr>
+          <w:rFonts w:ascii="Times New Roman" w:eastAsia="Times New Roman" w:hAnsi="Times New Roman"/>
+          <w:b/>
+          <w:sz w:val="24"/>
+          <w:szCs w:val="24"/>
+          <w:lang w:eastAsia="ru-RU"/>
+        </w:rPr>
+        <w:t>4. СРОК ДЕЙСТВИЯ ДОГОВОРА.</w:t>
+      </w:r>
+    </w:p>
+    <w:p>
+      <w:pPr>
+        <w:autoSpaceDE w:val="0"/>
+        <w:autoSpaceDN w:val="0"/>
+        <w:adjustRightInd w:val="0"/>
+        <w:spacing w:after="0" w:line="240" w:lineRule="auto"/>
+        <w:jc w:val="center"/>
+        <w:rPr>
+          <w:rFonts w:ascii="Times New Roman" w:eastAsia="Times New Roman" w:hAnsi="Times New Roman"/>
+          <w:sz w:val="24"/>
+          <w:szCs w:val="24"/>
+          <w:lang w:eastAsia="ru-RU"/>
+        </w:rPr>
+      </w:pPr>
+      <w:r>
+        <w:rPr>
+          <w:rFonts w:ascii="Times New Roman" w:eastAsia="Times New Roman" w:hAnsi="Times New Roman"/>
+          <w:b/>
+          <w:sz w:val="24"/>
+          <w:szCs w:val="24"/>
+          <w:lang w:eastAsia="ru-RU"/>
+        </w:rPr>
+        <w:t xml:space="preserve"> ПОРЯДОК И ОСНОВАНИЯ ЕГО ИЗМЕНЕНИЯ И РАСТОРЖЕНИЯ</w:t>
+      </w:r>
+    </w:p>
+    <w:p>
+      <w:pPr>
+        <w:autoSpaceDE w:val="0"/>
+        <w:autoSpaceDN w:val="0"/>
+        <w:adjustRightInd w:val="0"/>
+        <w:spacing w:after="0" w:line="240" w:lineRule="auto"/>
+        <w:ind w:left="567" w:hanging="567"/>
+        <w:jc w:val="both"/>
+        <w:rPr>
+          <w:rFonts w:ascii="Times New Roman" w:eastAsia="Times New Roman" w:hAnsi="Times New Roman"/>
+          <w:sz w:val="24"/>
+          <w:szCs w:val="24"/>
+          <w:lang w:eastAsia="ru-RU"/>
+        </w:rPr>
+      </w:pPr>
+      <w:r>
+        <w:rPr>
+          <w:rFonts w:ascii="Times New Roman" w:eastAsia="Times New Roman" w:hAnsi="Times New Roman"/>
+          <w:sz w:val="24"/>
+          <w:szCs w:val="24"/>
+          <w:lang w:eastAsia="ru-RU"/>
+        </w:rPr>
+        <w:t>4.1. Настоящий договор вступает в силу со дня подписания его Сторонами и действует до</w:t>
+      </w:r>
+      <w:r>
+        <w:rPr>
+          <w:rFonts w:ascii="Times New Roman" w:eastAsia="Times New Roman" w:hAnsi="Times New Roman"/>
+          <w:sz w:val="24"/>
+          <w:szCs w:val="24"/>
+          <w:lang w:eastAsia="ru-RU"/>
+        </w:rPr>
+        <w:t xml:space="preserve"> </w:t>
+      </w:r>
+      <w:r>
+        <w:rPr>
+          <w:rFonts w:ascii="Times New Roman" w:eastAsia="Times New Roman" w:hAnsi="Times New Roman"/>
+          <w:sz w:val="24"/>
+          <w:szCs w:val="24"/>
+          <w:lang w:eastAsia="ru-RU"/>
+        </w:rPr>
+        <w:t>{{</w:t>
+      </w:r>
       <w:proofErr w:type="gramStart"/>
       <w:r>
         <w:rPr>
-          <w:rFonts w:ascii="Times New Roman" w:hAnsi="Times New Roman"/>
-          <w:sz w:val="24"/>
-          <w:szCs w:val="24"/>
-        </w:rPr>
-        <w:t>1.</w:t>
-      </w:r>
-      <w:bookmarkStart w:id="5" w:name="_Hlk19713492"/>
-      <w:r>
-        <w:rPr>
-          <w:rFonts w:ascii="Times New Roman" w:hAnsi="Times New Roman"/>
-          <w:sz w:val="24"/>
-          <w:szCs w:val="24"/>
-        </w:rPr>
-        <w:t>Не</w:t>
-      </w:r>
+          <w:rFonts w:ascii="Times New Roman" w:eastAsia="Times New Roman" w:hAnsi="Times New Roman"/>
+          <w:sz w:val="24"/>
+          <w:szCs w:val="24"/>
+          <w:lang w:val="en-US" w:eastAsia="ru-RU"/>
+        </w:rPr>
+        <w:t>deal</w:t>
+      </w:r>
+      <w:r>
+        <w:rPr>
+          <w:rFonts w:ascii="Times New Roman" w:eastAsia="Times New Roman" w:hAnsi="Times New Roman"/>
+          <w:sz w:val="24"/>
+          <w:szCs w:val="24"/>
+          <w:lang w:eastAsia="ru-RU"/>
+        </w:rPr>
+        <w:t>.</w:t>
+      </w:r>
+      <w:proofErr w:type="spellStart"/>
+      <w:r>
+        <w:rPr>
+          <w:rFonts w:ascii="Times New Roman" w:eastAsia="Times New Roman" w:hAnsi="Times New Roman"/>
+          <w:sz w:val="24"/>
+          <w:szCs w:val="24"/>
+          <w:lang w:val="en-US" w:eastAsia="ru-RU"/>
+        </w:rPr>
+        <w:t>endDateText</w:t>
+      </w:r>
+      <w:proofErr w:type="spellEnd"/>
       <w:proofErr w:type="gramEnd"/>
       <w:r>
         <w:rPr>
-          <w:rFonts w:ascii="Times New Roman" w:hAnsi="Times New Roman"/>
-          <w:sz w:val="24"/>
-          <w:szCs w:val="24"/>
-        </w:rPr>
-        <w:t xml:space="preserve"> разглашать сведения конфиденциального характера по Договору и сделке с Объектом, кроме случаев, предусмотренных законодательством.</w:t>
-      </w:r>
-      <w:bookmarkEnd w:id="5"/>
+          <w:rFonts w:ascii="Times New Roman" w:eastAsia="Times New Roman" w:hAnsi="Times New Roman"/>
+          <w:sz w:val="24"/>
+          <w:szCs w:val="24"/>
+          <w:lang w:eastAsia="ru-RU"/>
+        </w:rPr>
+        <w:t>}}</w:t>
+      </w:r>
+      <w:r>
+        <w:rPr>
+          <w:rFonts w:ascii="Times New Roman" w:eastAsia="Times New Roman" w:hAnsi="Times New Roman"/>
+          <w:sz w:val="24"/>
+          <w:szCs w:val="24"/>
+          <w:lang w:eastAsia="ru-RU"/>
+        </w:rPr>
+        <w:t>г.</w:t>
+      </w:r>
+    </w:p>
+    <w:p>
+      <w:pPr>
+        <w:autoSpaceDE w:val="0"/>
+        <w:autoSpaceDN w:val="0"/>
+        <w:adjustRightInd w:val="0"/>
+        <w:spacing w:after="0" w:line="240" w:lineRule="auto"/>
+        <w:ind w:left="567" w:hanging="567"/>
+        <w:jc w:val="both"/>
+        <w:rPr>
+          <w:rFonts w:ascii="Times New Roman" w:eastAsia="Times New Roman" w:hAnsi="Times New Roman"/>
+          <w:sz w:val="24"/>
+          <w:szCs w:val="24"/>
+          <w:lang w:eastAsia="ru-RU"/>
+        </w:rPr>
+      </w:pPr>
+      <w:r>
+        <w:rPr>
+          <w:rFonts w:ascii="Times New Roman" w:eastAsia="Times New Roman" w:hAnsi="Times New Roman"/>
+          <w:sz w:val="24"/>
+          <w:szCs w:val="24"/>
+          <w:lang w:eastAsia="ru-RU"/>
+        </w:rPr>
+        <w:t>4.2. Настоящий   договор   считается исполненным после полного и надлежащего выполнения Сторонами всех своих обязательств по договору, что оформляется подписанием акта. Акт составляется Исполнителем и предлагается для подписания Потребителю.</w:t>
+      </w:r>
+    </w:p>
+    <w:p>
+      <w:pPr>
+        <w:autoSpaceDE w:val="0"/>
+        <w:autoSpaceDN w:val="0"/>
+        <w:adjustRightInd w:val="0"/>
+        <w:spacing w:after="0" w:line="240" w:lineRule="auto"/>
+        <w:ind w:left="567"/>
+        <w:jc w:val="both"/>
+        <w:rPr>
+          <w:rFonts w:ascii="Times New Roman" w:eastAsia="Times New Roman" w:hAnsi="Times New Roman"/>
+          <w:sz w:val="24"/>
+          <w:szCs w:val="24"/>
+          <w:lang w:eastAsia="ru-RU"/>
+        </w:rPr>
+      </w:pPr>
+      <w:bookmarkStart w:id="6" w:name="_Hlk231834685"/>
+      <w:r>
+        <w:rPr>
+          <w:rFonts w:ascii="Times New Roman" w:eastAsia="Times New Roman" w:hAnsi="Times New Roman"/>
+          <w:sz w:val="24"/>
+          <w:szCs w:val="24"/>
+          <w:lang w:eastAsia="ru-RU"/>
+        </w:rPr>
+        <w:t xml:space="preserve">Потребитель </w:t>
+      </w:r>
+      <w:r>
+        <w:rPr>
+          <w:rFonts w:ascii="Times New Roman" w:eastAsia="Times New Roman" w:hAnsi="Times New Roman"/>
+          <w:sz w:val="24"/>
+          <w:szCs w:val="24"/>
+          <w:lang w:eastAsia="ru-RU"/>
+        </w:rPr>
+        <w:t>в день</w:t>
+      </w:r>
+      <w:r>
+        <w:rPr>
+          <w:rFonts w:ascii="Times New Roman" w:eastAsia="Times New Roman" w:hAnsi="Times New Roman"/>
+          <w:sz w:val="24"/>
+          <w:szCs w:val="24"/>
+          <w:lang w:eastAsia="ru-RU"/>
+        </w:rPr>
+        <w:t xml:space="preserve"> получения акта обязан подписать его или дать письменный отказ от подписания с изложением обоснованных причин отказа</w:t>
+      </w:r>
+      <w:bookmarkEnd w:id="6"/>
+      <w:r>
+        <w:rPr>
+          <w:rFonts w:ascii="Times New Roman" w:eastAsia="Times New Roman" w:hAnsi="Times New Roman"/>
+          <w:sz w:val="24"/>
+          <w:szCs w:val="24"/>
+          <w:lang w:eastAsia="ru-RU"/>
+        </w:rPr>
+        <w:t xml:space="preserve">. В случае если в течение указанного срока Потребитель не подпишет акт и не предоставит Исполнителю письменного отказа от подписания акта с изложением причин, </w:t>
+      </w:r>
+      <w:r>
+        <w:rPr>
+          <w:rFonts w:ascii="Times New Roman" w:eastAsia="Times New Roman" w:hAnsi="Times New Roman"/>
+          <w:sz w:val="24"/>
+          <w:szCs w:val="24"/>
+          <w:lang w:eastAsia="ru-RU"/>
+        </w:rPr>
+        <w:t>услуги по</w:t>
+      </w:r>
+      <w:r>
+        <w:rPr>
+          <w:rFonts w:ascii="Times New Roman" w:eastAsia="Times New Roman" w:hAnsi="Times New Roman"/>
+          <w:sz w:val="24"/>
+          <w:szCs w:val="24"/>
+          <w:lang w:eastAsia="ru-RU"/>
+        </w:rPr>
+        <w:t xml:space="preserve"> настоящему договору считаются исполненными и подлежащими оплате в полном объеме.</w:t>
+      </w:r>
+    </w:p>
+    <w:p>
+      <w:pPr>
+        <w:autoSpaceDE w:val="0"/>
+        <w:autoSpaceDN w:val="0"/>
+        <w:adjustRightInd w:val="0"/>
+        <w:spacing w:after="0" w:line="240" w:lineRule="auto"/>
+        <w:ind w:left="567" w:hanging="567"/>
+        <w:jc w:val="both"/>
+        <w:rPr>
+          <w:rFonts w:ascii="Times New Roman" w:eastAsia="Times New Roman" w:hAnsi="Times New Roman"/>
+          <w:sz w:val="24"/>
+          <w:szCs w:val="24"/>
+          <w:lang w:eastAsia="ru-RU"/>
+        </w:rPr>
+      </w:pPr>
+      <w:r>
+        <w:rPr>
+          <w:rFonts w:ascii="Times New Roman" w:eastAsia="Times New Roman" w:hAnsi="Times New Roman"/>
+          <w:sz w:val="24"/>
+          <w:szCs w:val="24"/>
+          <w:lang w:eastAsia="ru-RU"/>
+        </w:rPr>
+        <w:t xml:space="preserve">4.3. Изменение   условий   настоящего   договора осуществляется по согласованию сторон путем оформления дополнительного соглашения. </w:t>
+      </w:r>
+    </w:p>
+    <w:p>
+      <w:pPr>
+        <w:autoSpaceDE w:val="0"/>
+        <w:autoSpaceDN w:val="0"/>
+        <w:adjustRightInd w:val="0"/>
+        <w:spacing w:after="0" w:line="240" w:lineRule="auto"/>
+        <w:ind w:left="567"/>
+        <w:jc w:val="both"/>
+        <w:rPr>
+          <w:rFonts w:ascii="Times New Roman" w:eastAsia="Times New Roman" w:hAnsi="Times New Roman"/>
+          <w:sz w:val="24"/>
+          <w:szCs w:val="24"/>
+          <w:lang w:eastAsia="ru-RU"/>
+        </w:rPr>
+      </w:pPr>
+      <w:r>
+        <w:rPr>
+          <w:rFonts w:ascii="Times New Roman" w:eastAsia="Times New Roman" w:hAnsi="Times New Roman"/>
+          <w:sz w:val="24"/>
+          <w:szCs w:val="24"/>
+          <w:lang w:eastAsia="ru-RU"/>
+        </w:rPr>
+        <w:t>Настоящий договор   может   быть   расторгнут по соглашению Сторон.  Одностороннее расторжение, отказ от выполнения условий договора допускаются лишь в случаях, установленных настоящим договором и законодательством.</w:t>
+      </w:r>
+    </w:p>
+    <w:p>
+      <w:pPr>
+        <w:autoSpaceDE w:val="0"/>
+        <w:autoSpaceDN w:val="0"/>
+        <w:adjustRightInd w:val="0"/>
+        <w:spacing w:after="0" w:line="240" w:lineRule="auto"/>
+        <w:ind w:left="567" w:hanging="567"/>
+        <w:jc w:val="both"/>
+        <w:rPr>
+          <w:rFonts w:ascii="Times New Roman" w:eastAsia="Times New Roman" w:hAnsi="Times New Roman"/>
+          <w:sz w:val="24"/>
+          <w:szCs w:val="24"/>
+          <w:lang w:eastAsia="ru-RU"/>
+        </w:rPr>
+      </w:pPr>
+      <w:r>
+        <w:rPr>
+          <w:rFonts w:ascii="Times New Roman" w:eastAsia="Times New Roman" w:hAnsi="Times New Roman"/>
+          <w:sz w:val="24"/>
+          <w:szCs w:val="24"/>
+          <w:lang w:eastAsia="ru-RU"/>
+        </w:rPr>
+        <w:t xml:space="preserve">4.4. Исполнитель   имеет   право расторгнуть настоящий договор в одностороннем порядке </w:t>
+      </w:r>
+      <w:r>
+        <w:rPr>
+          <w:rFonts w:ascii="Times New Roman" w:eastAsia="Times New Roman" w:hAnsi="Times New Roman"/>
+          <w:sz w:val="24"/>
+          <w:szCs w:val="24"/>
+          <w:lang w:eastAsia="ru-RU"/>
+        </w:rPr>
+        <w:br/>
+        <w:t xml:space="preserve">в случаях:  </w:t>
+      </w:r>
     </w:p>
     <w:p>
       <w:pPr>
@@ -3911,11 +4213,118 @@
         <w:spacing w:after="0" w:line="240" w:lineRule="auto"/>
         <w:ind w:left="1134" w:hanging="567"/>
         <w:jc w:val="both"/>
-        <w:outlineLvl w:val="0"/>
-        <w:rPr>
-          <w:rFonts w:ascii="Times New Roman" w:eastAsia="Times New Roman" w:hAnsi="Times New Roman"/>
-          <w:sz w:val="24"/>
-          <w:szCs w:val="24"/>
+        <w:rPr>
+          <w:rFonts w:ascii="Times New Roman" w:eastAsia="Times New Roman" w:hAnsi="Times New Roman"/>
+          <w:sz w:val="24"/>
+          <w:szCs w:val="24"/>
+          <w:lang w:eastAsia="ru-RU"/>
+        </w:rPr>
+      </w:pPr>
+      <w:r>
+        <w:rPr>
+          <w:rFonts w:ascii="Times New Roman" w:eastAsia="Times New Roman" w:hAnsi="Times New Roman"/>
+          <w:sz w:val="24"/>
+          <w:szCs w:val="24"/>
+          <w:lang w:eastAsia="ru-RU"/>
+        </w:rPr>
+        <w:lastRenderedPageBreak/>
+        <w:t>4.4.</w:t>
+      </w:r>
+      <w:r>
+        <w:rPr>
+          <w:rFonts w:ascii="Times New Roman" w:eastAsia="Times New Roman" w:hAnsi="Times New Roman"/>
+          <w:sz w:val="24"/>
+          <w:szCs w:val="24"/>
+          <w:lang w:eastAsia="ru-RU"/>
+        </w:rPr>
+        <w:t>1. неисполнения</w:t>
+      </w:r>
+      <w:r>
+        <w:rPr>
+          <w:rFonts w:ascii="Times New Roman" w:eastAsia="Times New Roman" w:hAnsi="Times New Roman"/>
+          <w:sz w:val="24"/>
+          <w:szCs w:val="24"/>
+          <w:lang w:eastAsia="ru-RU"/>
+        </w:rPr>
+        <w:t xml:space="preserve"> и (или) ненадлежащего исполнения Потребителем обязательств </w:t>
+      </w:r>
+      <w:r>
+        <w:rPr>
+          <w:rFonts w:ascii="Times New Roman" w:eastAsia="Times New Roman" w:hAnsi="Times New Roman"/>
+          <w:sz w:val="24"/>
+          <w:szCs w:val="24"/>
+          <w:lang w:eastAsia="ru-RU"/>
+        </w:rPr>
+        <w:br/>
+        <w:t xml:space="preserve">по настоящему договору; </w:t>
+      </w:r>
+    </w:p>
+    <w:p>
+      <w:pPr>
+        <w:autoSpaceDE w:val="0"/>
+        <w:autoSpaceDN w:val="0"/>
+        <w:adjustRightInd w:val="0"/>
+        <w:spacing w:after="0" w:line="240" w:lineRule="auto"/>
+        <w:ind w:left="1134" w:hanging="567"/>
+        <w:jc w:val="both"/>
+        <w:rPr>
+          <w:rFonts w:ascii="Times New Roman" w:eastAsia="Times New Roman" w:hAnsi="Times New Roman"/>
+          <w:sz w:val="24"/>
+          <w:szCs w:val="24"/>
+          <w:lang w:eastAsia="ru-RU"/>
+        </w:rPr>
+      </w:pPr>
+      <w:r>
+        <w:rPr>
+          <w:rFonts w:ascii="Times New Roman" w:eastAsia="Times New Roman" w:hAnsi="Times New Roman"/>
+          <w:sz w:val="24"/>
+          <w:szCs w:val="24"/>
+          <w:lang w:eastAsia="ru-RU"/>
+        </w:rPr>
+        <w:t>4.4.</w:t>
+      </w:r>
+      <w:r>
+        <w:rPr>
+          <w:rFonts w:ascii="Times New Roman" w:eastAsia="Times New Roman" w:hAnsi="Times New Roman"/>
+          <w:sz w:val="24"/>
+          <w:szCs w:val="24"/>
+          <w:lang w:eastAsia="ru-RU"/>
+        </w:rPr>
+        <w:t>2. выявления</w:t>
+      </w:r>
+      <w:r>
+        <w:rPr>
+          <w:rFonts w:ascii="Times New Roman" w:eastAsia="Times New Roman" w:hAnsi="Times New Roman"/>
+          <w:sz w:val="24"/>
+          <w:szCs w:val="24"/>
+          <w:lang w:eastAsia="ru-RU"/>
+        </w:rPr>
+        <w:t xml:space="preserve"> Исполнителем в процессе исполнения договора обстоятельств, которые могут впоследствии стать предметом судебного спора по законному совершению сделки.</w:t>
+      </w:r>
+    </w:p>
+    <w:p>
+      <w:pPr>
+        <w:spacing w:after="0"/>
+        <w:ind w:left="567" w:hanging="567"/>
+        <w:jc w:val="both"/>
+        <w:rPr>
+          <w:rFonts w:ascii="Times New Roman" w:hAnsi="Times New Roman"/>
+          <w:sz w:val="24"/>
+          <w:szCs w:val="24"/>
+        </w:rPr>
+      </w:pPr>
+      <w:r>
+        <w:rPr>
+          <w:rFonts w:ascii="Times New Roman" w:hAnsi="Times New Roman"/>
+          <w:sz w:val="24"/>
+          <w:szCs w:val="24"/>
+        </w:rPr>
+        <w:t>4.5. В случае отсутствия фактически оказанных услуг их оплата Потребителем не осуществляется, и настоящий договор расторгается по соглашению Сторон.</w:t>
+      </w:r>
+    </w:p>
+    <w:p>
+      <w:pPr>
+        <w:rPr>
           <w:lang w:eastAsia="ru-RU"/>
         </w:rPr>
       </w:pPr>
@@ -3929,62 +4338,20 @@
         <w:jc w:val="center"/>
         <w:rPr>
           <w:rFonts w:ascii="Times New Roman" w:eastAsia="Times New Roman" w:hAnsi="Times New Roman"/>
+          <w:sz w:val="24"/>
+          <w:szCs w:val="24"/>
+          <w:lang w:eastAsia="ru-RU"/>
+        </w:rPr>
+      </w:pPr>
+      <w:r>
+        <w:rPr>
+          <w:rFonts w:ascii="Times New Roman" w:eastAsia="Times New Roman" w:hAnsi="Times New Roman"/>
           <w:b/>
           <w:sz w:val="24"/>
           <w:szCs w:val="24"/>
           <w:lang w:eastAsia="ru-RU"/>
         </w:rPr>
-      </w:pPr>
-    </w:p>
-    <w:p>
-      <w:pPr>
-        <w:autoSpaceDE w:val="0"/>
-        <w:autoSpaceDN w:val="0"/>
-        <w:adjustRightInd w:val="0"/>
-        <w:spacing w:after="0" w:line="240" w:lineRule="auto"/>
-        <w:jc w:val="center"/>
-        <w:rPr>
-          <w:rFonts w:ascii="Times New Roman" w:eastAsia="Times New Roman" w:hAnsi="Times New Roman"/>
-          <w:b/>
-          <w:sz w:val="24"/>
-          <w:szCs w:val="24"/>
-          <w:lang w:eastAsia="ru-RU"/>
-        </w:rPr>
-      </w:pPr>
-      <w:r>
-        <w:rPr>
-          <w:rFonts w:ascii="Times New Roman" w:eastAsia="Times New Roman" w:hAnsi="Times New Roman"/>
-          <w:b/>
-          <w:sz w:val="24"/>
-          <w:szCs w:val="24"/>
-          <w:lang w:eastAsia="ru-RU"/>
-        </w:rPr>
-        <w:t>4. СРОК ДЕЙСТВИЯ ДОГОВОРА.</w:t>
-      </w:r>
-    </w:p>
-    <w:p>
-      <w:pPr>
-        <w:autoSpaceDE w:val="0"/>
-        <w:autoSpaceDN w:val="0"/>
-        <w:adjustRightInd w:val="0"/>
-        <w:spacing w:after="0" w:line="240" w:lineRule="auto"/>
-        <w:jc w:val="center"/>
-        <w:rPr>
-          <w:rFonts w:ascii="Times New Roman" w:eastAsia="Times New Roman" w:hAnsi="Times New Roman"/>
-          <w:sz w:val="24"/>
-          <w:szCs w:val="24"/>
-          <w:lang w:eastAsia="ru-RU"/>
-        </w:rPr>
-      </w:pPr>
-      <w:r>
-        <w:rPr>
-          <w:rFonts w:ascii="Times New Roman" w:eastAsia="Times New Roman" w:hAnsi="Times New Roman"/>
-          <w:b/>
-          <w:sz w:val="24"/>
-          <w:szCs w:val="24"/>
-          <w:lang w:eastAsia="ru-RU"/>
-        </w:rPr>
-        <w:t xml:space="preserve"> ПОРЯДОК И ОСНОВАНИЯ ЕГО ИЗМЕНЕНИЯ И РАСТОРЖЕНИЯ</w:t>
+        <w:t>5. ОТВЕТСТВЕННОСТЬ СТОРОН И ПОРЯДОК РАЗРЕШЕНИЯ СПОРОВ</w:t>
       </w:r>
     </w:p>
     <w:p>
@@ -4009,106 +4376,25 @@
           <w:szCs w:val="24"/>
           <w:lang w:eastAsia="ru-RU"/>
         </w:rPr>
-        <w:t>4.1. Настоящий договор вступает в силу со дня подписания его Сторонами и действует до</w:t>
-      </w:r>
-      <w:r>
-        <w:rPr>
-          <w:rFonts w:ascii="Times New Roman" w:eastAsia="Times New Roman" w:hAnsi="Times New Roman"/>
-          <w:sz w:val="24"/>
-          <w:szCs w:val="24"/>
-          <w:lang w:eastAsia="ru-RU"/>
-        </w:rPr>
-        <w:t xml:space="preserve"> </w:t>
-      </w:r>
-      <w:r>
-        <w:rPr>
-          <w:rFonts w:ascii="Times New Roman" w:eastAsia="Times New Roman" w:hAnsi="Times New Roman"/>
-          <w:color w:val="FF0000"/>
-          <w:sz w:val="24"/>
-          <w:szCs w:val="24"/>
-          <w:lang w:eastAsia="ru-RU"/>
-        </w:rPr>
-        <w:t>«</w:t>
-      </w:r>
-      <w:r>
-        <w:rPr>
-          <w:rFonts w:ascii="Times New Roman" w:eastAsia="Times New Roman" w:hAnsi="Times New Roman"/>
-          <w:color w:val="FF0000"/>
-          <w:sz w:val="24"/>
-          <w:szCs w:val="24"/>
-          <w:lang w:eastAsia="ru-RU"/>
-        </w:rPr>
-        <w:t>__</w:t>
-      </w:r>
-      <w:r>
-        <w:rPr>
-          <w:rFonts w:ascii="Times New Roman" w:eastAsia="Times New Roman" w:hAnsi="Times New Roman"/>
-          <w:color w:val="FF0000"/>
-          <w:sz w:val="24"/>
-          <w:szCs w:val="24"/>
-          <w:lang w:eastAsia="ru-RU"/>
-        </w:rPr>
-        <w:t>»</w:t>
-      </w:r>
-      <w:r>
-        <w:rPr>
-          <w:rFonts w:ascii="Times New Roman" w:eastAsia="Times New Roman" w:hAnsi="Times New Roman"/>
-          <w:color w:val="FF0000"/>
-          <w:sz w:val="24"/>
-          <w:szCs w:val="24"/>
-          <w:lang w:eastAsia="ru-RU"/>
-        </w:rPr>
-        <w:t xml:space="preserve"> </w:t>
-      </w:r>
-      <w:r>
-        <w:rPr>
-          <w:rFonts w:ascii="Times New Roman" w:eastAsia="Times New Roman" w:hAnsi="Times New Roman"/>
-          <w:color w:val="FF0000"/>
-          <w:sz w:val="24"/>
-          <w:szCs w:val="24"/>
-          <w:lang w:eastAsia="ru-RU"/>
-        </w:rPr>
-        <w:t>___</w:t>
-      </w:r>
-      <w:r>
-        <w:rPr>
-          <w:rFonts w:ascii="Times New Roman" w:eastAsia="Times New Roman" w:hAnsi="Times New Roman"/>
-          <w:color w:val="FF0000"/>
-          <w:sz w:val="24"/>
-          <w:szCs w:val="24"/>
-          <w:lang w:eastAsia="ru-RU"/>
-        </w:rPr>
-        <w:t xml:space="preserve"> </w:t>
-      </w:r>
-      <w:r>
-        <w:rPr>
-          <w:rFonts w:ascii="Times New Roman" w:eastAsia="Times New Roman" w:hAnsi="Times New Roman"/>
-          <w:color w:val="FF0000"/>
-          <w:sz w:val="24"/>
-          <w:szCs w:val="24"/>
-          <w:lang w:eastAsia="ru-RU"/>
-        </w:rPr>
-        <w:t>202</w:t>
-      </w:r>
-      <w:r>
-        <w:rPr>
-          <w:rFonts w:ascii="Times New Roman" w:eastAsia="Times New Roman" w:hAnsi="Times New Roman"/>
-          <w:color w:val="FF0000"/>
-          <w:sz w:val="24"/>
-          <w:szCs w:val="24"/>
-          <w:lang w:eastAsia="ru-RU"/>
-        </w:rPr>
-        <w:t>7</w:t>
-      </w:r>
-      <w:r>
-        <w:rPr>
-          <w:rFonts w:ascii="Times New Roman" w:eastAsia="Times New Roman" w:hAnsi="Times New Roman"/>
-          <w:color w:val="FF0000"/>
-          <w:sz w:val="24"/>
-          <w:szCs w:val="24"/>
-          <w:lang w:eastAsia="ru-RU"/>
-        </w:rPr>
-        <w:t>г</w:t>
+        <w:t>5.</w:t>
+      </w:r>
+      <w:r>
+        <w:rPr>
+          <w:rFonts w:ascii="Times New Roman" w:eastAsia="Times New Roman" w:hAnsi="Times New Roman"/>
+          <w:sz w:val="24"/>
+          <w:szCs w:val="24"/>
+          <w:lang w:eastAsia="ru-RU"/>
+        </w:rPr>
+        <w:t>1. За</w:t>
+      </w:r>
+      <w:r>
+        <w:rPr>
+          <w:rFonts w:ascii="Times New Roman" w:eastAsia="Times New Roman" w:hAnsi="Times New Roman"/>
+          <w:sz w:val="24"/>
+          <w:szCs w:val="24"/>
+          <w:lang w:eastAsia="ru-RU"/>
+        </w:rPr>
+        <w:t xml:space="preserve"> неисполнение либо ненадлежащее исполнение настоящего договора Стороны несут ответственность в соответствии с законодательством.</w:t>
       </w:r>
     </w:p>
     <w:p>
@@ -4133,7 +4419,25 @@
           <w:szCs w:val="24"/>
           <w:lang w:eastAsia="ru-RU"/>
         </w:rPr>
-        <w:t>4.2. Настоящий   договор   считается исполненным после полного и надлежащего выполнения Сторонами всех своих обязательств по договору, что оформляется подписанием акта. Акт составляется Исполнителем и предлагается для подписания Потребителю.</w:t>
+        <w:t>5.</w:t>
+      </w:r>
+      <w:r>
+        <w:rPr>
+          <w:rFonts w:ascii="Times New Roman" w:eastAsia="Times New Roman" w:hAnsi="Times New Roman"/>
+          <w:sz w:val="24"/>
+          <w:szCs w:val="24"/>
+          <w:lang w:eastAsia="ru-RU"/>
+        </w:rPr>
+        <w:t>2. Стороны</w:t>
+      </w:r>
+      <w:r>
+        <w:rPr>
+          <w:rFonts w:ascii="Times New Roman" w:eastAsia="Times New Roman" w:hAnsi="Times New Roman"/>
+          <w:sz w:val="24"/>
+          <w:szCs w:val="24"/>
+          <w:lang w:eastAsia="ru-RU"/>
+        </w:rPr>
+        <w:t xml:space="preserve"> освобождаются от ответственности:</w:t>
       </w:r>
     </w:p>
     <w:p>
@@ -4142,72 +4446,75 @@
         <w:autoSpaceDN w:val="0"/>
         <w:adjustRightInd w:val="0"/>
         <w:spacing w:after="0" w:line="240" w:lineRule="auto"/>
-        <w:ind w:left="567"/>
-        <w:jc w:val="both"/>
-        <w:rPr>
-          <w:rFonts w:ascii="Times New Roman" w:eastAsia="Times New Roman" w:hAnsi="Times New Roman"/>
-          <w:sz w:val="24"/>
-          <w:szCs w:val="24"/>
-          <w:lang w:eastAsia="ru-RU"/>
-        </w:rPr>
-      </w:pPr>
-      <w:bookmarkStart w:id="6" w:name="_Hlk231834685"/>
-      <w:r>
-        <w:rPr>
-          <w:rFonts w:ascii="Times New Roman" w:eastAsia="Times New Roman" w:hAnsi="Times New Roman"/>
-          <w:sz w:val="24"/>
-          <w:szCs w:val="24"/>
-          <w:lang w:eastAsia="ru-RU"/>
-        </w:rPr>
-        <w:t xml:space="preserve">Потребитель </w:t>
-      </w:r>
-      <w:r>
-        <w:rPr>
-          <w:rFonts w:ascii="Times New Roman" w:eastAsia="Times New Roman" w:hAnsi="Times New Roman"/>
-          <w:sz w:val="24"/>
-          <w:szCs w:val="24"/>
-          <w:lang w:eastAsia="ru-RU"/>
-        </w:rPr>
-        <w:t>в день</w:t>
-      </w:r>
-      <w:r>
-        <w:rPr>
-          <w:rFonts w:ascii="Times New Roman" w:eastAsia="Times New Roman" w:hAnsi="Times New Roman"/>
-          <w:sz w:val="24"/>
-          <w:szCs w:val="24"/>
-          <w:lang w:eastAsia="ru-RU"/>
-        </w:rPr>
-        <w:t xml:space="preserve"> получения акта обязан подписать его или дать письменный отказ от подписания с изложением обоснованных причин отказа</w:t>
-      </w:r>
-      <w:bookmarkEnd w:id="6"/>
-      <w:r>
-        <w:rPr>
-          <w:rFonts w:ascii="Times New Roman" w:eastAsia="Times New Roman" w:hAnsi="Times New Roman"/>
-          <w:sz w:val="24"/>
-          <w:szCs w:val="24"/>
-          <w:lang w:eastAsia="ru-RU"/>
-        </w:rPr>
-        <w:t xml:space="preserve">. В случае если в течение указанного срока Потребитель не подпишет акт и не предоставит Исполнителю письменного отказа от подписания акта с изложением причин, </w:t>
-      </w:r>
-      <w:proofErr w:type="gramStart"/>
-      <w:r>
-        <w:rPr>
-          <w:rFonts w:ascii="Times New Roman" w:eastAsia="Times New Roman" w:hAnsi="Times New Roman"/>
-          <w:sz w:val="24"/>
-          <w:szCs w:val="24"/>
-          <w:lang w:eastAsia="ru-RU"/>
-        </w:rPr>
-        <w:t>услуги  по</w:t>
-      </w:r>
-      <w:proofErr w:type="gramEnd"/>
-      <w:r>
-        <w:rPr>
-          <w:rFonts w:ascii="Times New Roman" w:eastAsia="Times New Roman" w:hAnsi="Times New Roman"/>
-          <w:sz w:val="24"/>
-          <w:szCs w:val="24"/>
-          <w:lang w:eastAsia="ru-RU"/>
-        </w:rPr>
-        <w:t xml:space="preserve"> настоящему договору считаются исполненными и подлежащими оплате в полном объеме.</w:t>
+        <w:ind w:left="993" w:hanging="426"/>
+        <w:jc w:val="both"/>
+        <w:rPr>
+          <w:rFonts w:ascii="Times New Roman" w:eastAsia="Times New Roman" w:hAnsi="Times New Roman"/>
+          <w:sz w:val="24"/>
+          <w:szCs w:val="24"/>
+          <w:lang w:eastAsia="ru-RU"/>
+        </w:rPr>
+      </w:pPr>
+      <w:r>
+        <w:rPr>
+          <w:rFonts w:ascii="Times New Roman" w:eastAsia="Times New Roman" w:hAnsi="Times New Roman"/>
+          <w:sz w:val="24"/>
+          <w:szCs w:val="24"/>
+          <w:lang w:eastAsia="ru-RU"/>
+        </w:rPr>
+        <w:t>5.2.1.</w:t>
+      </w:r>
+      <w:r>
+        <w:rPr>
+          <w:rFonts w:ascii="Times New Roman" w:eastAsia="Times New Roman" w:hAnsi="Times New Roman"/>
+          <w:sz w:val="24"/>
+          <w:szCs w:val="24"/>
+          <w:lang w:eastAsia="ru-RU"/>
+        </w:rPr>
+        <w:t xml:space="preserve"> при установлении обстоятельств, препятствующих законному совершению сделки;</w:t>
+      </w:r>
+    </w:p>
+    <w:p>
+      <w:pPr>
+        <w:autoSpaceDE w:val="0"/>
+        <w:autoSpaceDN w:val="0"/>
+        <w:adjustRightInd w:val="0"/>
+        <w:spacing w:after="0" w:line="240" w:lineRule="auto"/>
+        <w:ind w:left="993" w:hanging="426"/>
+        <w:jc w:val="both"/>
+        <w:rPr>
+          <w:rFonts w:ascii="Times New Roman" w:eastAsia="Times New Roman" w:hAnsi="Times New Roman"/>
+          <w:sz w:val="24"/>
+          <w:szCs w:val="24"/>
+          <w:lang w:eastAsia="ru-RU"/>
+        </w:rPr>
+      </w:pPr>
+      <w:r>
+        <w:rPr>
+          <w:rFonts w:ascii="Times New Roman" w:eastAsia="Times New Roman" w:hAnsi="Times New Roman"/>
+          <w:sz w:val="24"/>
+          <w:szCs w:val="24"/>
+          <w:lang w:eastAsia="ru-RU"/>
+        </w:rPr>
+        <w:t>5.</w:t>
+      </w:r>
+      <w:r>
+        <w:rPr>
+          <w:rFonts w:ascii="Times New Roman" w:eastAsia="Times New Roman" w:hAnsi="Times New Roman"/>
+          <w:sz w:val="24"/>
+          <w:szCs w:val="24"/>
+          <w:lang w:eastAsia="ru-RU"/>
+        </w:rPr>
+        <w:t>2.2.</w:t>
+      </w:r>
+      <w:r>
+        <w:rPr>
+          <w:rFonts w:ascii="Times New Roman" w:eastAsia="Times New Roman" w:hAnsi="Times New Roman"/>
+          <w:sz w:val="24"/>
+          <w:szCs w:val="24"/>
+          <w:lang w:eastAsia="ru-RU"/>
+        </w:rPr>
+        <w:t xml:space="preserve"> в случае невозможности надлежащего исполнения обязательств по настоящему договору из-за действий потенциального покупателя объекта недвижимого имущества.</w:t>
       </w:r>
     </w:p>
     <w:p>
@@ -4232,32 +4539,52 @@
           <w:szCs w:val="24"/>
           <w:lang w:eastAsia="ru-RU"/>
         </w:rPr>
-        <w:t xml:space="preserve">4.3. Изменение   условий   настоящего   договора осуществляется по согласованию сторон путем оформления дополнительного соглашения. </w:t>
-      </w:r>
-    </w:p>
-    <w:p>
-      <w:pPr>
-        <w:autoSpaceDE w:val="0"/>
-        <w:autoSpaceDN w:val="0"/>
-        <w:adjustRightInd w:val="0"/>
-        <w:spacing w:after="0" w:line="240" w:lineRule="auto"/>
-        <w:ind w:left="567"/>
-        <w:jc w:val="both"/>
-        <w:rPr>
-          <w:rFonts w:ascii="Times New Roman" w:eastAsia="Times New Roman" w:hAnsi="Times New Roman"/>
-          <w:sz w:val="24"/>
-          <w:szCs w:val="24"/>
-          <w:lang w:eastAsia="ru-RU"/>
-        </w:rPr>
-      </w:pPr>
-      <w:r>
-        <w:rPr>
-          <w:rFonts w:ascii="Times New Roman" w:eastAsia="Times New Roman" w:hAnsi="Times New Roman"/>
-          <w:sz w:val="24"/>
-          <w:szCs w:val="24"/>
-          <w:lang w:eastAsia="ru-RU"/>
-        </w:rPr>
-        <w:t>Настоящий договор   может   быть   расторгнут по соглашению Сторон.  Одностороннее расторжение, отказ от выполнения условий договора допускаются лишь в случаях, установленных настоящим договором и законодательством.</w:t>
+        <w:t>5.</w:t>
+      </w:r>
+      <w:r>
+        <w:rPr>
+          <w:rFonts w:ascii="Times New Roman" w:eastAsia="Times New Roman" w:hAnsi="Times New Roman"/>
+          <w:sz w:val="24"/>
+          <w:szCs w:val="24"/>
+          <w:lang w:eastAsia="ru-RU"/>
+        </w:rPr>
+        <w:t>3. Исполнитель</w:t>
+      </w:r>
+      <w:r>
+        <w:rPr>
+          <w:rFonts w:ascii="Times New Roman" w:eastAsia="Times New Roman" w:hAnsi="Times New Roman"/>
+          <w:sz w:val="24"/>
+          <w:szCs w:val="24"/>
+          <w:lang w:eastAsia="ru-RU"/>
+        </w:rPr>
+        <w:t xml:space="preserve"> не несет ответственности за достоверность технической информации </w:t>
+      </w:r>
+      <w:r>
+        <w:rPr>
+          <w:rFonts w:ascii="Times New Roman" w:eastAsia="Times New Roman" w:hAnsi="Times New Roman"/>
+          <w:sz w:val="24"/>
+          <w:szCs w:val="24"/>
+          <w:lang w:eastAsia="ru-RU"/>
+        </w:rPr>
+        <w:br/>
+      </w:r>
+      <w:r>
+        <w:rPr>
+          <w:rFonts w:ascii="Times New Roman" w:eastAsia="Times New Roman" w:hAnsi="Times New Roman"/>
+          <w:sz w:val="24"/>
+          <w:szCs w:val="24"/>
+          <w:lang w:eastAsia="ru-RU"/>
+        </w:rPr>
+        <w:t xml:space="preserve"> </w:t>
+      </w:r>
+      <w:r>
+        <w:rPr>
+          <w:rFonts w:ascii="Times New Roman" w:eastAsia="Times New Roman" w:hAnsi="Times New Roman"/>
+          <w:sz w:val="24"/>
+          <w:szCs w:val="24"/>
+          <w:lang w:eastAsia="ru-RU"/>
+        </w:rPr>
+        <w:t>об объекте недвижимого имущества, представленной Потребителем.</w:t>
       </w:r>
     </w:p>
     <w:p>
@@ -4282,17 +4609,25 @@
           <w:szCs w:val="24"/>
           <w:lang w:eastAsia="ru-RU"/>
         </w:rPr>
-        <w:t xml:space="preserve">4.4. Исполнитель   имеет   право расторгнуть настоящий договор в одностороннем порядке </w:t>
-      </w:r>
-      <w:r>
-        <w:rPr>
-          <w:rFonts w:ascii="Times New Roman" w:eastAsia="Times New Roman" w:hAnsi="Times New Roman"/>
-          <w:sz w:val="24"/>
-          <w:szCs w:val="24"/>
-          <w:lang w:eastAsia="ru-RU"/>
-        </w:rPr>
-        <w:br/>
-        <w:t xml:space="preserve">в случаях:  </w:t>
+        <w:t>5.</w:t>
+      </w:r>
+      <w:r>
+        <w:rPr>
+          <w:rFonts w:ascii="Times New Roman" w:eastAsia="Times New Roman" w:hAnsi="Times New Roman"/>
+          <w:sz w:val="24"/>
+          <w:szCs w:val="24"/>
+          <w:lang w:eastAsia="ru-RU"/>
+        </w:rPr>
+        <w:t>4. Стороны</w:t>
+      </w:r>
+      <w:r>
+        <w:rPr>
+          <w:rFonts w:ascii="Times New Roman" w:eastAsia="Times New Roman" w:hAnsi="Times New Roman"/>
+          <w:sz w:val="24"/>
+          <w:szCs w:val="24"/>
+          <w:lang w:eastAsia="ru-RU"/>
+        </w:rPr>
+        <w:t xml:space="preserve"> не несут ответственность за: </w:t>
       </w:r>
     </w:p>
     <w:p>
@@ -4317,46 +4652,25 @@
           <w:szCs w:val="24"/>
           <w:lang w:eastAsia="ru-RU"/>
         </w:rPr>
-        <w:t>4.4.</w:t>
-      </w:r>
-      <w:proofErr w:type="gramStart"/>
-      <w:r>
-        <w:rPr>
-          <w:rFonts w:ascii="Times New Roman" w:eastAsia="Times New Roman" w:hAnsi="Times New Roman"/>
-          <w:sz w:val="24"/>
-          <w:szCs w:val="24"/>
-          <w:lang w:eastAsia="ru-RU"/>
-        </w:rPr>
-        <w:t>1.</w:t>
-      </w:r>
-      <w:r>
-        <w:rPr>
-          <w:rFonts w:ascii="Times New Roman" w:eastAsia="Times New Roman" w:hAnsi="Times New Roman"/>
-          <w:sz w:val="24"/>
-          <w:szCs w:val="24"/>
-          <w:lang w:eastAsia="ru-RU"/>
-        </w:rPr>
-        <w:t>неисполнения</w:t>
-      </w:r>
-      <w:proofErr w:type="gramEnd"/>
-      <w:r>
-        <w:rPr>
-          <w:rFonts w:ascii="Times New Roman" w:eastAsia="Times New Roman" w:hAnsi="Times New Roman"/>
-          <w:sz w:val="24"/>
-          <w:szCs w:val="24"/>
-          <w:lang w:eastAsia="ru-RU"/>
-        </w:rPr>
-        <w:t xml:space="preserve"> и (или) ненадлежащего исполнения Потребителем обязательств </w:t>
-      </w:r>
-      <w:r>
-        <w:rPr>
-          <w:rFonts w:ascii="Times New Roman" w:eastAsia="Times New Roman" w:hAnsi="Times New Roman"/>
-          <w:sz w:val="24"/>
-          <w:szCs w:val="24"/>
-          <w:lang w:eastAsia="ru-RU"/>
-        </w:rPr>
-        <w:br/>
-        <w:t xml:space="preserve">по настоящему договору; </w:t>
+        <w:t>5.4.</w:t>
+      </w:r>
+      <w:r>
+        <w:rPr>
+          <w:rFonts w:ascii="Times New Roman" w:eastAsia="Times New Roman" w:hAnsi="Times New Roman"/>
+          <w:sz w:val="24"/>
+          <w:szCs w:val="24"/>
+          <w:lang w:eastAsia="ru-RU"/>
+        </w:rPr>
+        <w:t>1. невозможность</w:t>
+      </w:r>
+      <w:r>
+        <w:rPr>
+          <w:rFonts w:ascii="Times New Roman" w:eastAsia="Times New Roman" w:hAnsi="Times New Roman"/>
+          <w:sz w:val="24"/>
+          <w:szCs w:val="24"/>
+          <w:lang w:eastAsia="ru-RU"/>
+        </w:rPr>
+        <w:t xml:space="preserve"> или просрочку исполнения обязательств по договору, если в процессе работы выявятся обстоятельства, препятствующие законному совершению сделки; </w:t>
       </w:r>
     </w:p>
     <w:p>
@@ -4381,57 +4695,35 @@
           <w:szCs w:val="24"/>
           <w:lang w:eastAsia="ru-RU"/>
         </w:rPr>
-        <w:lastRenderedPageBreak/>
-        <w:t>4.4.</w:t>
-      </w:r>
-      <w:proofErr w:type="gramStart"/>
-      <w:r>
-        <w:rPr>
-          <w:rFonts w:ascii="Times New Roman" w:eastAsia="Times New Roman" w:hAnsi="Times New Roman"/>
-          <w:sz w:val="24"/>
-          <w:szCs w:val="24"/>
-          <w:lang w:eastAsia="ru-RU"/>
-        </w:rPr>
-        <w:t>2.</w:t>
-      </w:r>
-      <w:r>
-        <w:rPr>
-          <w:rFonts w:ascii="Times New Roman" w:eastAsia="Times New Roman" w:hAnsi="Times New Roman"/>
-          <w:sz w:val="24"/>
-          <w:szCs w:val="24"/>
-          <w:lang w:eastAsia="ru-RU"/>
-        </w:rPr>
-        <w:t>выявления</w:t>
-      </w:r>
-      <w:proofErr w:type="gramEnd"/>
-      <w:r>
-        <w:rPr>
-          <w:rFonts w:ascii="Times New Roman" w:eastAsia="Times New Roman" w:hAnsi="Times New Roman"/>
-          <w:sz w:val="24"/>
-          <w:szCs w:val="24"/>
-          <w:lang w:eastAsia="ru-RU"/>
-        </w:rPr>
-        <w:t xml:space="preserve"> Исполнителем в процессе исполнения договора обстоятельств, которые могут впоследствии стать предметом судебного спора по законному совершению сделки.</w:t>
-      </w:r>
-    </w:p>
-    <w:p>
-      <w:pPr>
-        <w:spacing w:after="0"/>
-        <w:ind w:left="567" w:hanging="567"/>
-        <w:jc w:val="both"/>
-        <w:rPr>
-          <w:rFonts w:ascii="Times New Roman" w:hAnsi="Times New Roman"/>
-          <w:sz w:val="24"/>
-          <w:szCs w:val="24"/>
-        </w:rPr>
-      </w:pPr>
-      <w:r>
-        <w:rPr>
-          <w:rFonts w:ascii="Times New Roman" w:hAnsi="Times New Roman"/>
-          <w:sz w:val="24"/>
-          <w:szCs w:val="24"/>
-        </w:rPr>
-        <w:t>4.5. В случае отсутствия фактически оказанных услуг их оплата Потребителем не осуществляется, и настоящий договор расторгается по соглашению Сторон.</w:t>
+        <w:t>5.4.</w:t>
+      </w:r>
+      <w:r>
+        <w:rPr>
+          <w:rFonts w:ascii="Times New Roman" w:eastAsia="Times New Roman" w:hAnsi="Times New Roman"/>
+          <w:sz w:val="24"/>
+          <w:szCs w:val="24"/>
+          <w:lang w:eastAsia="ru-RU"/>
+        </w:rPr>
+        <w:t>2. действия</w:t>
+      </w:r>
+      <w:r>
+        <w:rPr>
+          <w:rFonts w:ascii="Times New Roman" w:eastAsia="Times New Roman" w:hAnsi="Times New Roman"/>
+          <w:sz w:val="24"/>
+          <w:szCs w:val="24"/>
+          <w:lang w:eastAsia="ru-RU"/>
+        </w:rPr>
+        <w:t xml:space="preserve">   нотариуса, регистратора, государственных   органов   и иных организаций,  </w:t>
+      </w:r>
+      <w:r>
+        <w:rPr>
+          <w:rFonts w:ascii="Times New Roman" w:eastAsia="Times New Roman" w:hAnsi="Times New Roman"/>
+          <w:sz w:val="24"/>
+          <w:szCs w:val="24"/>
+          <w:lang w:eastAsia="ru-RU"/>
+        </w:rPr>
+        <w:br/>
+        <w:t xml:space="preserve">в том числе и в случае предоставления ими недостоверной информации   в   виде   документов, а   также иных сведений;  </w:t>
       </w:r>
     </w:p>
     <w:p>
@@ -4440,40 +4732,41 @@
         <w:autoSpaceDN w:val="0"/>
         <w:adjustRightInd w:val="0"/>
         <w:spacing w:after="0" w:line="240" w:lineRule="auto"/>
-        <w:ind w:firstLine="709"/>
-        <w:jc w:val="both"/>
-        <w:outlineLvl w:val="0"/>
-        <w:rPr>
-          <w:rFonts w:ascii="Times New Roman" w:eastAsia="Times New Roman" w:hAnsi="Times New Roman"/>
-          <w:sz w:val="24"/>
-          <w:szCs w:val="24"/>
-          <w:lang w:eastAsia="ru-RU"/>
-        </w:rPr>
-      </w:pPr>
-    </w:p>
-    <w:p>
-      <w:pPr>
-        <w:autoSpaceDE w:val="0"/>
-        <w:autoSpaceDN w:val="0"/>
-        <w:adjustRightInd w:val="0"/>
-        <w:spacing w:after="0" w:line="240" w:lineRule="auto"/>
-        <w:jc w:val="center"/>
-        <w:rPr>
-          <w:rFonts w:ascii="Times New Roman" w:eastAsia="Times New Roman" w:hAnsi="Times New Roman"/>
-          <w:sz w:val="24"/>
-          <w:szCs w:val="24"/>
-          <w:lang w:eastAsia="ru-RU"/>
-        </w:rPr>
-      </w:pPr>
-      <w:r>
-        <w:rPr>
-          <w:rFonts w:ascii="Times New Roman" w:eastAsia="Times New Roman" w:hAnsi="Times New Roman"/>
-          <w:b/>
-          <w:sz w:val="24"/>
-          <w:szCs w:val="24"/>
-          <w:lang w:eastAsia="ru-RU"/>
-        </w:rPr>
-        <w:t>5. ОТВЕТСТВЕННОСТЬ СТОРОН И ПОРЯДОК РАЗРЕШЕНИЯ СПОРОВ</w:t>
+        <w:ind w:left="1134" w:hanging="567"/>
+        <w:jc w:val="both"/>
+        <w:rPr>
+          <w:rFonts w:ascii="Times New Roman" w:eastAsia="Times New Roman" w:hAnsi="Times New Roman"/>
+          <w:sz w:val="24"/>
+          <w:szCs w:val="24"/>
+          <w:lang w:eastAsia="ru-RU"/>
+        </w:rPr>
+      </w:pPr>
+      <w:r>
+        <w:rPr>
+          <w:rFonts w:ascii="Times New Roman" w:eastAsia="Times New Roman" w:hAnsi="Times New Roman"/>
+          <w:sz w:val="24"/>
+          <w:szCs w:val="24"/>
+          <w:lang w:eastAsia="ru-RU"/>
+        </w:rPr>
+        <w:t>5.4.</w:t>
+      </w:r>
+      <w:r>
+        <w:rPr>
+          <w:rFonts w:ascii="Times New Roman" w:eastAsia="Times New Roman" w:hAnsi="Times New Roman"/>
+          <w:sz w:val="24"/>
+          <w:szCs w:val="24"/>
+          <w:lang w:eastAsia="ru-RU"/>
+        </w:rPr>
+        <w:t>3. отказ</w:t>
+      </w:r>
+      <w:r>
+        <w:rPr>
+          <w:rFonts w:ascii="Times New Roman" w:eastAsia="Times New Roman" w:hAnsi="Times New Roman"/>
+          <w:sz w:val="24"/>
+          <w:szCs w:val="24"/>
+          <w:lang w:eastAsia="ru-RU"/>
+        </w:rPr>
+        <w:t xml:space="preserve"> государственных органов и иных организаций и лиц, в компетенцию которых входит выдача документов и сведений, от предоставления данных документов и сведений   либо   несвоевременное   их предоставление.</w:t>
       </w:r>
     </w:p>
     <w:p>
@@ -4500,473 +4793,15 @@
         </w:rPr>
         <w:t>5.</w:t>
       </w:r>
-      <w:proofErr w:type="gramStart"/>
-      <w:r>
-        <w:rPr>
-          <w:rFonts w:ascii="Times New Roman" w:eastAsia="Times New Roman" w:hAnsi="Times New Roman"/>
-          <w:sz w:val="24"/>
-          <w:szCs w:val="24"/>
-          <w:lang w:eastAsia="ru-RU"/>
-        </w:rPr>
-        <w:t>1.За</w:t>
-      </w:r>
-      <w:proofErr w:type="gramEnd"/>
-      <w:r>
-        <w:rPr>
-          <w:rFonts w:ascii="Times New Roman" w:eastAsia="Times New Roman" w:hAnsi="Times New Roman"/>
-          <w:sz w:val="24"/>
-          <w:szCs w:val="24"/>
-          <w:lang w:eastAsia="ru-RU"/>
-        </w:rPr>
-        <w:t xml:space="preserve"> неисполнение либо ненадлежащее исполнение настоящего договора Стороны несут ответственность в соответствии с законодательством.</w:t>
-      </w:r>
-    </w:p>
-    <w:p>
-      <w:pPr>
-        <w:autoSpaceDE w:val="0"/>
-        <w:autoSpaceDN w:val="0"/>
-        <w:adjustRightInd w:val="0"/>
-        <w:spacing w:after="0" w:line="240" w:lineRule="auto"/>
-        <w:ind w:left="567" w:hanging="567"/>
-        <w:jc w:val="both"/>
-        <w:rPr>
-          <w:rFonts w:ascii="Times New Roman" w:eastAsia="Times New Roman" w:hAnsi="Times New Roman"/>
-          <w:sz w:val="24"/>
-          <w:szCs w:val="24"/>
-          <w:lang w:eastAsia="ru-RU"/>
-        </w:rPr>
-      </w:pPr>
-      <w:r>
-        <w:rPr>
-          <w:rFonts w:ascii="Times New Roman" w:eastAsia="Times New Roman" w:hAnsi="Times New Roman"/>
-          <w:sz w:val="24"/>
-          <w:szCs w:val="24"/>
-          <w:lang w:eastAsia="ru-RU"/>
-        </w:rPr>
-        <w:t>5.</w:t>
-      </w:r>
-      <w:proofErr w:type="gramStart"/>
-      <w:r>
-        <w:rPr>
-          <w:rFonts w:ascii="Times New Roman" w:eastAsia="Times New Roman" w:hAnsi="Times New Roman"/>
-          <w:sz w:val="24"/>
-          <w:szCs w:val="24"/>
-          <w:lang w:eastAsia="ru-RU"/>
-        </w:rPr>
-        <w:t>2.Стороны</w:t>
-      </w:r>
-      <w:proofErr w:type="gramEnd"/>
-      <w:r>
-        <w:rPr>
-          <w:rFonts w:ascii="Times New Roman" w:eastAsia="Times New Roman" w:hAnsi="Times New Roman"/>
-          <w:sz w:val="24"/>
-          <w:szCs w:val="24"/>
-          <w:lang w:eastAsia="ru-RU"/>
-        </w:rPr>
-        <w:t xml:space="preserve"> освобождаются от ответственности:</w:t>
-      </w:r>
-    </w:p>
-    <w:p>
-      <w:pPr>
-        <w:autoSpaceDE w:val="0"/>
-        <w:autoSpaceDN w:val="0"/>
-        <w:adjustRightInd w:val="0"/>
-        <w:spacing w:after="0" w:line="240" w:lineRule="auto"/>
-        <w:ind w:left="993" w:hanging="426"/>
-        <w:jc w:val="both"/>
-        <w:rPr>
-          <w:rFonts w:ascii="Times New Roman" w:eastAsia="Times New Roman" w:hAnsi="Times New Roman"/>
-          <w:sz w:val="24"/>
-          <w:szCs w:val="24"/>
-          <w:lang w:eastAsia="ru-RU"/>
-        </w:rPr>
-      </w:pPr>
-      <w:r>
-        <w:rPr>
-          <w:rFonts w:ascii="Times New Roman" w:eastAsia="Times New Roman" w:hAnsi="Times New Roman"/>
-          <w:sz w:val="24"/>
-          <w:szCs w:val="24"/>
-          <w:lang w:eastAsia="ru-RU"/>
-        </w:rPr>
-        <w:t>5.2.1.</w:t>
-      </w:r>
-      <w:r>
-        <w:rPr>
-          <w:rFonts w:ascii="Times New Roman" w:eastAsia="Times New Roman" w:hAnsi="Times New Roman"/>
-          <w:sz w:val="24"/>
-          <w:szCs w:val="24"/>
-          <w:lang w:eastAsia="ru-RU"/>
-        </w:rPr>
-        <w:t xml:space="preserve"> при установлении обстоятельств, препятствующих законному совершению сделки;</w:t>
-      </w:r>
-    </w:p>
-    <w:p>
-      <w:pPr>
-        <w:autoSpaceDE w:val="0"/>
-        <w:autoSpaceDN w:val="0"/>
-        <w:adjustRightInd w:val="0"/>
-        <w:spacing w:after="0" w:line="240" w:lineRule="auto"/>
-        <w:ind w:left="993" w:hanging="426"/>
-        <w:jc w:val="both"/>
-        <w:rPr>
-          <w:rFonts w:ascii="Times New Roman" w:eastAsia="Times New Roman" w:hAnsi="Times New Roman"/>
-          <w:sz w:val="24"/>
-          <w:szCs w:val="24"/>
-          <w:lang w:eastAsia="ru-RU"/>
-        </w:rPr>
-      </w:pPr>
-      <w:r>
-        <w:rPr>
-          <w:rFonts w:ascii="Times New Roman" w:eastAsia="Times New Roman" w:hAnsi="Times New Roman"/>
-          <w:sz w:val="24"/>
-          <w:szCs w:val="24"/>
-          <w:lang w:eastAsia="ru-RU"/>
-        </w:rPr>
-        <w:t>5.</w:t>
-      </w:r>
-      <w:r>
-        <w:rPr>
-          <w:rFonts w:ascii="Times New Roman" w:eastAsia="Times New Roman" w:hAnsi="Times New Roman"/>
-          <w:sz w:val="24"/>
-          <w:szCs w:val="24"/>
-          <w:lang w:eastAsia="ru-RU"/>
-        </w:rPr>
-        <w:t>2.2.</w:t>
-      </w:r>
-      <w:r>
-        <w:rPr>
-          <w:rFonts w:ascii="Times New Roman" w:eastAsia="Times New Roman" w:hAnsi="Times New Roman"/>
-          <w:sz w:val="24"/>
-          <w:szCs w:val="24"/>
-          <w:lang w:eastAsia="ru-RU"/>
-        </w:rPr>
-        <w:t xml:space="preserve"> в случае невозможности надлежащего исполнения обязательств по настоящему договору из-за действий потенциального покупателя объекта недвижимого имущества.</w:t>
-      </w:r>
-    </w:p>
-    <w:p>
-      <w:pPr>
-        <w:autoSpaceDE w:val="0"/>
-        <w:autoSpaceDN w:val="0"/>
-        <w:adjustRightInd w:val="0"/>
-        <w:spacing w:after="0" w:line="240" w:lineRule="auto"/>
-        <w:ind w:left="567" w:hanging="567"/>
-        <w:jc w:val="both"/>
-        <w:rPr>
-          <w:rFonts w:ascii="Times New Roman" w:eastAsia="Times New Roman" w:hAnsi="Times New Roman"/>
-          <w:sz w:val="24"/>
-          <w:szCs w:val="24"/>
-          <w:lang w:eastAsia="ru-RU"/>
-        </w:rPr>
-      </w:pPr>
-      <w:r>
-        <w:rPr>
-          <w:rFonts w:ascii="Times New Roman" w:eastAsia="Times New Roman" w:hAnsi="Times New Roman"/>
-          <w:sz w:val="24"/>
-          <w:szCs w:val="24"/>
-          <w:lang w:eastAsia="ru-RU"/>
-        </w:rPr>
-        <w:t>5.</w:t>
-      </w:r>
-      <w:proofErr w:type="gramStart"/>
-      <w:r>
-        <w:rPr>
-          <w:rFonts w:ascii="Times New Roman" w:eastAsia="Times New Roman" w:hAnsi="Times New Roman"/>
-          <w:sz w:val="24"/>
-          <w:szCs w:val="24"/>
-          <w:lang w:eastAsia="ru-RU"/>
-        </w:rPr>
-        <w:t>3.Исполнитель</w:t>
-      </w:r>
-      <w:proofErr w:type="gramEnd"/>
-      <w:r>
-        <w:rPr>
-          <w:rFonts w:ascii="Times New Roman" w:eastAsia="Times New Roman" w:hAnsi="Times New Roman"/>
-          <w:sz w:val="24"/>
-          <w:szCs w:val="24"/>
-          <w:lang w:eastAsia="ru-RU"/>
-        </w:rPr>
-        <w:t xml:space="preserve"> не несет ответственности за достоверность технической информации </w:t>
-      </w:r>
-      <w:r>
-        <w:rPr>
-          <w:rFonts w:ascii="Times New Roman" w:eastAsia="Times New Roman" w:hAnsi="Times New Roman"/>
-          <w:sz w:val="24"/>
-          <w:szCs w:val="24"/>
-          <w:lang w:eastAsia="ru-RU"/>
-        </w:rPr>
-        <w:br/>
-      </w:r>
-      <w:r>
-        <w:rPr>
-          <w:rFonts w:ascii="Times New Roman" w:eastAsia="Times New Roman" w:hAnsi="Times New Roman"/>
-          <w:sz w:val="24"/>
-          <w:szCs w:val="24"/>
-          <w:lang w:eastAsia="ru-RU"/>
-        </w:rPr>
-        <w:t xml:space="preserve"> </w:t>
-      </w:r>
-      <w:r>
-        <w:rPr>
-          <w:rFonts w:ascii="Times New Roman" w:eastAsia="Times New Roman" w:hAnsi="Times New Roman"/>
-          <w:sz w:val="24"/>
-          <w:szCs w:val="24"/>
-          <w:lang w:eastAsia="ru-RU"/>
-        </w:rPr>
-        <w:t>об объекте недвижимого имущества, представленной Потребителем.</w:t>
-      </w:r>
-    </w:p>
-    <w:p>
-      <w:pPr>
-        <w:autoSpaceDE w:val="0"/>
-        <w:autoSpaceDN w:val="0"/>
-        <w:adjustRightInd w:val="0"/>
-        <w:spacing w:after="0" w:line="240" w:lineRule="auto"/>
-        <w:ind w:left="567" w:hanging="567"/>
-        <w:jc w:val="both"/>
-        <w:rPr>
-          <w:rFonts w:ascii="Times New Roman" w:eastAsia="Times New Roman" w:hAnsi="Times New Roman"/>
-          <w:sz w:val="24"/>
-          <w:szCs w:val="24"/>
-          <w:lang w:eastAsia="ru-RU"/>
-        </w:rPr>
-      </w:pPr>
-      <w:r>
-        <w:rPr>
-          <w:rFonts w:ascii="Times New Roman" w:eastAsia="Times New Roman" w:hAnsi="Times New Roman"/>
-          <w:sz w:val="24"/>
-          <w:szCs w:val="24"/>
-          <w:lang w:eastAsia="ru-RU"/>
-        </w:rPr>
-        <w:t>5.</w:t>
-      </w:r>
-      <w:proofErr w:type="gramStart"/>
-      <w:r>
-        <w:rPr>
-          <w:rFonts w:ascii="Times New Roman" w:eastAsia="Times New Roman" w:hAnsi="Times New Roman"/>
-          <w:sz w:val="24"/>
-          <w:szCs w:val="24"/>
-          <w:lang w:eastAsia="ru-RU"/>
-        </w:rPr>
-        <w:t>4.Стороны</w:t>
-      </w:r>
-      <w:proofErr w:type="gramEnd"/>
-      <w:r>
-        <w:rPr>
-          <w:rFonts w:ascii="Times New Roman" w:eastAsia="Times New Roman" w:hAnsi="Times New Roman"/>
-          <w:sz w:val="24"/>
-          <w:szCs w:val="24"/>
-          <w:lang w:eastAsia="ru-RU"/>
-        </w:rPr>
-        <w:t xml:space="preserve"> не несут ответственность за: </w:t>
-      </w:r>
-    </w:p>
-    <w:p>
-      <w:pPr>
-        <w:autoSpaceDE w:val="0"/>
-        <w:autoSpaceDN w:val="0"/>
-        <w:adjustRightInd w:val="0"/>
-        <w:spacing w:after="0" w:line="240" w:lineRule="auto"/>
-        <w:ind w:left="1134" w:hanging="567"/>
-        <w:jc w:val="both"/>
-        <w:rPr>
-          <w:rFonts w:ascii="Times New Roman" w:eastAsia="Times New Roman" w:hAnsi="Times New Roman"/>
-          <w:sz w:val="24"/>
-          <w:szCs w:val="24"/>
-          <w:lang w:eastAsia="ru-RU"/>
-        </w:rPr>
-      </w:pPr>
-      <w:r>
-        <w:rPr>
-          <w:rFonts w:ascii="Times New Roman" w:eastAsia="Times New Roman" w:hAnsi="Times New Roman"/>
-          <w:sz w:val="24"/>
-          <w:szCs w:val="24"/>
-          <w:lang w:eastAsia="ru-RU"/>
-        </w:rPr>
-        <w:t>5.4.</w:t>
-      </w:r>
-      <w:proofErr w:type="gramStart"/>
-      <w:r>
-        <w:rPr>
-          <w:rFonts w:ascii="Times New Roman" w:eastAsia="Times New Roman" w:hAnsi="Times New Roman"/>
-          <w:sz w:val="24"/>
-          <w:szCs w:val="24"/>
-          <w:lang w:eastAsia="ru-RU"/>
-        </w:rPr>
-        <w:t>1.</w:t>
-      </w:r>
-      <w:r>
-        <w:rPr>
-          <w:rFonts w:ascii="Times New Roman" w:eastAsia="Times New Roman" w:hAnsi="Times New Roman"/>
-          <w:sz w:val="24"/>
-          <w:szCs w:val="24"/>
-          <w:lang w:eastAsia="ru-RU"/>
-        </w:rPr>
-        <w:t>невозможность</w:t>
-      </w:r>
-      <w:proofErr w:type="gramEnd"/>
-      <w:r>
-        <w:rPr>
-          <w:rFonts w:ascii="Times New Roman" w:eastAsia="Times New Roman" w:hAnsi="Times New Roman"/>
-          <w:sz w:val="24"/>
-          <w:szCs w:val="24"/>
-          <w:lang w:eastAsia="ru-RU"/>
-        </w:rPr>
-        <w:t xml:space="preserve"> или просрочку исполнения обязательств по договору, если в процессе работы выявятся обстоятельства, препятствующие законному совершению сделки; </w:t>
-      </w:r>
-    </w:p>
-    <w:p>
-      <w:pPr>
-        <w:autoSpaceDE w:val="0"/>
-        <w:autoSpaceDN w:val="0"/>
-        <w:adjustRightInd w:val="0"/>
-        <w:spacing w:after="0" w:line="240" w:lineRule="auto"/>
-        <w:ind w:left="1134" w:hanging="567"/>
-        <w:jc w:val="both"/>
-        <w:rPr>
-          <w:rFonts w:ascii="Times New Roman" w:eastAsia="Times New Roman" w:hAnsi="Times New Roman"/>
-          <w:sz w:val="24"/>
-          <w:szCs w:val="24"/>
-          <w:lang w:eastAsia="ru-RU"/>
-        </w:rPr>
-      </w:pPr>
-      <w:r>
-        <w:rPr>
-          <w:rFonts w:ascii="Times New Roman" w:eastAsia="Times New Roman" w:hAnsi="Times New Roman"/>
-          <w:sz w:val="24"/>
-          <w:szCs w:val="24"/>
-          <w:lang w:eastAsia="ru-RU"/>
-        </w:rPr>
-        <w:t>5.4.</w:t>
-      </w:r>
-      <w:proofErr w:type="gramStart"/>
-      <w:r>
-        <w:rPr>
-          <w:rFonts w:ascii="Times New Roman" w:eastAsia="Times New Roman" w:hAnsi="Times New Roman"/>
-          <w:sz w:val="24"/>
-          <w:szCs w:val="24"/>
-          <w:lang w:eastAsia="ru-RU"/>
-        </w:rPr>
-        <w:t>2.</w:t>
-      </w:r>
-      <w:r>
-        <w:rPr>
-          <w:rFonts w:ascii="Times New Roman" w:eastAsia="Times New Roman" w:hAnsi="Times New Roman"/>
-          <w:sz w:val="24"/>
-          <w:szCs w:val="24"/>
-          <w:lang w:eastAsia="ru-RU"/>
-        </w:rPr>
-        <w:t>действия</w:t>
-      </w:r>
-      <w:proofErr w:type="gramEnd"/>
-      <w:r>
-        <w:rPr>
-          <w:rFonts w:ascii="Times New Roman" w:eastAsia="Times New Roman" w:hAnsi="Times New Roman"/>
-          <w:sz w:val="24"/>
-          <w:szCs w:val="24"/>
-          <w:lang w:eastAsia="ru-RU"/>
-        </w:rPr>
-        <w:t xml:space="preserve">   нотариуса, регистратора, государственных   органов   и иных организаций,  </w:t>
-      </w:r>
-      <w:r>
-        <w:rPr>
-          <w:rFonts w:ascii="Times New Roman" w:eastAsia="Times New Roman" w:hAnsi="Times New Roman"/>
-          <w:sz w:val="24"/>
-          <w:szCs w:val="24"/>
-          <w:lang w:eastAsia="ru-RU"/>
-        </w:rPr>
-        <w:br/>
-        <w:t xml:space="preserve">в том числе и в случае предоставления ими недостоверной информации   в   виде   документов, а   также иных сведений;  </w:t>
-      </w:r>
-    </w:p>
-    <w:p>
-      <w:pPr>
-        <w:autoSpaceDE w:val="0"/>
-        <w:autoSpaceDN w:val="0"/>
-        <w:adjustRightInd w:val="0"/>
-        <w:spacing w:after="0" w:line="240" w:lineRule="auto"/>
-        <w:ind w:left="1134" w:hanging="567"/>
-        <w:jc w:val="both"/>
-        <w:rPr>
-          <w:rFonts w:ascii="Times New Roman" w:eastAsia="Times New Roman" w:hAnsi="Times New Roman"/>
-          <w:sz w:val="24"/>
-          <w:szCs w:val="24"/>
-          <w:lang w:eastAsia="ru-RU"/>
-        </w:rPr>
-      </w:pPr>
-      <w:r>
-        <w:rPr>
-          <w:rFonts w:ascii="Times New Roman" w:eastAsia="Times New Roman" w:hAnsi="Times New Roman"/>
-          <w:sz w:val="24"/>
-          <w:szCs w:val="24"/>
-          <w:lang w:eastAsia="ru-RU"/>
-        </w:rPr>
-        <w:t>5.4.</w:t>
-      </w:r>
-      <w:proofErr w:type="gramStart"/>
-      <w:r>
-        <w:rPr>
-          <w:rFonts w:ascii="Times New Roman" w:eastAsia="Times New Roman" w:hAnsi="Times New Roman"/>
-          <w:sz w:val="24"/>
-          <w:szCs w:val="24"/>
-          <w:lang w:eastAsia="ru-RU"/>
-        </w:rPr>
-        <w:t>3.</w:t>
-      </w:r>
-      <w:r>
-        <w:rPr>
-          <w:rFonts w:ascii="Times New Roman" w:eastAsia="Times New Roman" w:hAnsi="Times New Roman"/>
-          <w:sz w:val="24"/>
-          <w:szCs w:val="24"/>
-          <w:lang w:eastAsia="ru-RU"/>
-        </w:rPr>
-        <w:t>отказ</w:t>
-      </w:r>
-      <w:proofErr w:type="gramEnd"/>
-      <w:r>
-        <w:rPr>
-          <w:rFonts w:ascii="Times New Roman" w:eastAsia="Times New Roman" w:hAnsi="Times New Roman"/>
-          <w:sz w:val="24"/>
-          <w:szCs w:val="24"/>
-          <w:lang w:eastAsia="ru-RU"/>
-        </w:rPr>
-        <w:t xml:space="preserve"> государственных органов и иных организаций и лиц, в компетенцию которых входит выдача документов и сведений, от предоставления данных документов и сведений   либо   несвоевременное   их предоставление.</w:t>
-      </w:r>
-    </w:p>
-    <w:p>
-      <w:pPr>
-        <w:autoSpaceDE w:val="0"/>
-        <w:autoSpaceDN w:val="0"/>
-        <w:adjustRightInd w:val="0"/>
-        <w:spacing w:after="0" w:line="240" w:lineRule="auto"/>
-        <w:ind w:left="567" w:hanging="567"/>
-        <w:jc w:val="both"/>
-        <w:rPr>
-          <w:rFonts w:ascii="Times New Roman" w:eastAsia="Times New Roman" w:hAnsi="Times New Roman"/>
-          <w:sz w:val="24"/>
-          <w:szCs w:val="24"/>
-          <w:lang w:eastAsia="ru-RU"/>
-        </w:rPr>
-      </w:pPr>
-      <w:r>
-        <w:rPr>
-          <w:rFonts w:ascii="Times New Roman" w:eastAsia="Times New Roman" w:hAnsi="Times New Roman"/>
-          <w:sz w:val="24"/>
-          <w:szCs w:val="24"/>
-          <w:lang w:eastAsia="ru-RU"/>
-        </w:rPr>
-        <w:t>5.</w:t>
-      </w:r>
-      <w:proofErr w:type="gramStart"/>
-      <w:r>
-        <w:rPr>
-          <w:rFonts w:ascii="Times New Roman" w:eastAsia="Times New Roman" w:hAnsi="Times New Roman"/>
-          <w:sz w:val="24"/>
-          <w:szCs w:val="24"/>
-          <w:lang w:eastAsia="ru-RU"/>
-        </w:rPr>
-        <w:t>5.Стороны</w:t>
-      </w:r>
-      <w:proofErr w:type="gramEnd"/>
+      <w:r>
+        <w:rPr>
+          <w:rFonts w:ascii="Times New Roman" w:eastAsia="Times New Roman" w:hAnsi="Times New Roman"/>
+          <w:sz w:val="24"/>
+          <w:szCs w:val="24"/>
+          <w:lang w:eastAsia="ru-RU"/>
+        </w:rPr>
+        <w:t>5. Стороны</w:t>
+      </w:r>
       <w:r>
         <w:rPr>
           <w:rFonts w:ascii="Times New Roman" w:eastAsia="Times New Roman" w:hAnsi="Times New Roman"/>
@@ -5149,17 +4984,15 @@
         </w:rPr>
         <w:t>6.</w:t>
       </w:r>
-      <w:proofErr w:type="gramStart"/>
-      <w:r>
-        <w:rPr>
-          <w:rFonts w:ascii="Times New Roman" w:eastAsia="Times New Roman" w:hAnsi="Times New Roman"/>
-          <w:sz w:val="24"/>
-          <w:szCs w:val="24"/>
-          <w:lang w:eastAsia="ru-RU"/>
-        </w:rPr>
-        <w:t>2.На</w:t>
-      </w:r>
-      <w:proofErr w:type="gramEnd"/>
+      <w:r>
+        <w:rPr>
+          <w:rFonts w:ascii="Times New Roman" w:eastAsia="Times New Roman" w:hAnsi="Times New Roman"/>
+          <w:sz w:val="24"/>
+          <w:szCs w:val="24"/>
+          <w:lang w:eastAsia="ru-RU"/>
+        </w:rPr>
+        <w:t>2. На</w:t>
+      </w:r>
       <w:r>
         <w:rPr>
           <w:rFonts w:ascii="Times New Roman" w:eastAsia="Times New Roman" w:hAnsi="Times New Roman"/>
@@ -5212,17 +5045,15 @@
         </w:rPr>
         <w:t xml:space="preserve"> 6.</w:t>
       </w:r>
-      <w:proofErr w:type="gramStart"/>
-      <w:r>
-        <w:rPr>
-          <w:rFonts w:ascii="Times New Roman" w:eastAsia="Times New Roman" w:hAnsi="Times New Roman"/>
-          <w:sz w:val="24"/>
-          <w:szCs w:val="24"/>
-          <w:lang w:eastAsia="ru-RU"/>
-        </w:rPr>
-        <w:t>3.Потребитель</w:t>
-      </w:r>
-      <w:proofErr w:type="gramEnd"/>
+      <w:r>
+        <w:rPr>
+          <w:rFonts w:ascii="Times New Roman" w:eastAsia="Times New Roman" w:hAnsi="Times New Roman"/>
+          <w:sz w:val="24"/>
+          <w:szCs w:val="24"/>
+          <w:lang w:eastAsia="ru-RU"/>
+        </w:rPr>
+        <w:t>3. Потребитель</w:t>
+      </w:r>
       <w:r>
         <w:rPr>
           <w:rFonts w:ascii="Times New Roman" w:eastAsia="Times New Roman" w:hAnsi="Times New Roman"/>
@@ -5279,17 +5110,15 @@
         </w:rPr>
         <w:t>6.</w:t>
       </w:r>
-      <w:proofErr w:type="gramStart"/>
-      <w:r>
-        <w:rPr>
-          <w:rFonts w:ascii="Times New Roman" w:eastAsia="Times New Roman" w:hAnsi="Times New Roman"/>
-          <w:sz w:val="24"/>
-          <w:szCs w:val="24"/>
-          <w:lang w:eastAsia="ru-RU"/>
-        </w:rPr>
-        <w:t>4.Потребителю</w:t>
-      </w:r>
-      <w:proofErr w:type="gramEnd"/>
+      <w:r>
+        <w:rPr>
+          <w:rFonts w:ascii="Times New Roman" w:eastAsia="Times New Roman" w:hAnsi="Times New Roman"/>
+          <w:sz w:val="24"/>
+          <w:szCs w:val="24"/>
+          <w:lang w:eastAsia="ru-RU"/>
+        </w:rPr>
+        <w:t>4. Потребителю</w:t>
+      </w:r>
       <w:r>
         <w:rPr>
           <w:rFonts w:ascii="Times New Roman" w:eastAsia="Times New Roman" w:hAnsi="Times New Roman"/>
@@ -5354,17 +5183,33 @@
         </w:rPr>
         <w:t>6.</w:t>
       </w:r>
-      <w:proofErr w:type="gramStart"/>
-      <w:r>
-        <w:rPr>
-          <w:rFonts w:ascii="Times New Roman" w:eastAsia="Times New Roman" w:hAnsi="Times New Roman"/>
-          <w:sz w:val="24"/>
-          <w:szCs w:val="24"/>
-          <w:lang w:eastAsia="ru-RU"/>
-        </w:rPr>
-        <w:t>5.Стороны</w:t>
-      </w:r>
-      <w:proofErr w:type="gramEnd"/>
+      <w:r>
+        <w:rPr>
+          <w:rFonts w:ascii="Times New Roman" w:eastAsia="Times New Roman" w:hAnsi="Times New Roman"/>
+          <w:sz w:val="24"/>
+          <w:szCs w:val="24"/>
+          <w:lang w:eastAsia="ru-RU"/>
+        </w:rPr>
+        <w:t>5.</w:t>
+      </w:r>
+      <w:r>
+        <w:rPr>
+          <w:rFonts w:ascii="Times New Roman" w:eastAsia="Times New Roman" w:hAnsi="Times New Roman"/>
+          <w:sz w:val="24"/>
+          <w:szCs w:val="24"/>
+          <w:lang w:eastAsia="ru-RU"/>
+        </w:rPr>
+        <w:t xml:space="preserve"> </w:t>
+      </w:r>
+      <w:r>
+        <w:rPr>
+          <w:rFonts w:ascii="Times New Roman" w:eastAsia="Times New Roman" w:hAnsi="Times New Roman"/>
+          <w:sz w:val="24"/>
+          <w:szCs w:val="24"/>
+          <w:lang w:eastAsia="ru-RU"/>
+        </w:rPr>
+        <w:t>Стороны</w:t>
+      </w:r>
       <w:r>
         <w:rPr>
           <w:rFonts w:ascii="Times New Roman" w:eastAsia="Times New Roman" w:hAnsi="Times New Roman"/>
@@ -5403,18 +5248,9 @@
           <w:szCs w:val="24"/>
           <w:lang w:eastAsia="ru-RU"/>
         </w:rPr>
+        <w:lastRenderedPageBreak/>
         <w:t>6.</w:t>
       </w:r>
-      <w:proofErr w:type="gramStart"/>
-      <w:r>
-        <w:rPr>
-          <w:rFonts w:ascii="Times New Roman" w:eastAsia="Times New Roman" w:hAnsi="Times New Roman"/>
-          <w:sz w:val="24"/>
-          <w:szCs w:val="24"/>
-          <w:lang w:eastAsia="ru-RU"/>
-        </w:rPr>
-        <w:t>6</w:t>
-      </w:r>
       <w:bookmarkStart w:id="7" w:name="_Hlk19713369"/>
       <w:r>
         <w:rPr>
@@ -5423,17 +5259,16 @@
           <w:szCs w:val="24"/>
           <w:lang w:eastAsia="ru-RU"/>
         </w:rPr>
-        <w:t>.</w:t>
-      </w:r>
-      <w:r>
-        <w:rPr>
-          <w:rFonts w:ascii="Times New Roman" w:hAnsi="Times New Roman"/>
-          <w:sz w:val="24"/>
-          <w:szCs w:val="24"/>
-        </w:rPr>
-        <w:t>Консультирование</w:t>
-      </w:r>
-      <w:proofErr w:type="gramEnd"/>
+        <w:t>6.</w:t>
+      </w:r>
+      <w:r>
+        <w:rPr>
+          <w:rFonts w:ascii="Times New Roman" w:hAnsi="Times New Roman"/>
+          <w:sz w:val="24"/>
+          <w:szCs w:val="24"/>
+        </w:rPr>
+        <w:t xml:space="preserve"> Консультирование</w:t>
+      </w:r>
       <w:r>
         <w:rPr>
           <w:rFonts w:ascii="Times New Roman" w:hAnsi="Times New Roman"/>
@@ -5470,10 +5305,8 @@
           <w:sz w:val="24"/>
           <w:szCs w:val="24"/>
         </w:rPr>
-        <w:lastRenderedPageBreak/>
         <w:t>6.</w:t>
       </w:r>
-      <w:proofErr w:type="gramStart"/>
       <w:r>
         <w:rPr>
           <w:rFonts w:ascii="Times New Roman" w:hAnsi="Times New Roman"/>
@@ -5488,9 +5321,8 @@
           <w:sz w:val="24"/>
           <w:szCs w:val="24"/>
         </w:rPr>
-        <w:t>Во</w:t>
-      </w:r>
-      <w:proofErr w:type="gramEnd"/>
+        <w:t xml:space="preserve"> Во</w:t>
+      </w:r>
       <w:r>
         <w:rPr>
           <w:rFonts w:ascii="Times New Roman" w:hAnsi="Times New Roman"/>
@@ -5499,16 +5331,14 @@
         </w:rPr>
         <w:t xml:space="preserve"> всем, что не оговорено условиями Договора, Стороны руководствуются действующим законодательством Республики Беларусь. Потребитель, подписывая настоящий договор, подтверждает, что ознакомлен с Политикой об обработке персональных данных, действующей </w:t>
       </w:r>
-      <w:proofErr w:type="gramStart"/>
-      <w:r>
-        <w:rPr>
-          <w:rFonts w:ascii="Times New Roman" w:hAnsi="Times New Roman"/>
-          <w:sz w:val="24"/>
-          <w:szCs w:val="24"/>
-        </w:rPr>
-        <w:t>у Исполнителя</w:t>
-      </w:r>
-      <w:proofErr w:type="gramEnd"/>
+      <w:r>
+        <w:rPr>
+          <w:rFonts w:ascii="Times New Roman" w:hAnsi="Times New Roman"/>
+          <w:sz w:val="24"/>
+          <w:szCs w:val="24"/>
+        </w:rPr>
+        <w:t>у Исполнителя,</w:t>
+      </w:r>
       <w:r>
         <w:rPr>
           <w:rFonts w:ascii="Times New Roman" w:hAnsi="Times New Roman"/>
@@ -5896,7 +5726,7 @@
               <w:autoSpaceDE w:val="0"/>
               <w:autoSpaceDN w:val="0"/>
               <w:adjustRightInd w:val="0"/>
-              <w:spacing w:line="360" w:lineRule="auto"/>
+              <w:spacing w:line="276" w:lineRule="auto"/>
               <w:ind w:right="43"/>
               <w:rPr>
                 <w:rFonts w:ascii="Times New Roman" w:eastAsia="Times New Roman" w:hAnsi="Times New Roman"/>
@@ -5912,6 +5742,47 @@
                 <w:szCs w:val="20"/>
                 <w:lang w:eastAsia="ru-RU"/>
               </w:rPr>
+              <w:t>Регистрация</w:t>
+            </w:r>
+            <w:r>
+              <w:rPr>
+                <w:rFonts w:ascii="Times New Roman" w:eastAsia="Times New Roman" w:hAnsi="Times New Roman"/>
+                <w:sz w:val="20"/>
+                <w:szCs w:val="20"/>
+                <w:lang w:eastAsia="ru-RU"/>
+              </w:rPr>
+              <w:t xml:space="preserve"> </w:t>
+            </w:r>
+            <w:r>
+              <w:rPr>
+                <w:rFonts w:ascii="Times New Roman" w:eastAsia="Times New Roman" w:hAnsi="Times New Roman"/>
+                <w:sz w:val="20"/>
+                <w:szCs w:val="20"/>
+                <w:lang w:eastAsia="ru-RU"/>
+              </w:rPr>
+              <w:t>{{</w:t>
+            </w:r>
+            <w:proofErr w:type="spellStart"/>
+            <w:proofErr w:type="gramStart"/>
+            <w:r>
+              <w:rPr>
+                <w:rFonts w:ascii="Times New Roman" w:eastAsia="Times New Roman" w:hAnsi="Times New Roman"/>
+                <w:sz w:val="20"/>
+                <w:szCs w:val="20"/>
+                <w:lang w:eastAsia="ru-RU"/>
+              </w:rPr>
+              <w:t>seller.address</w:t>
+            </w:r>
+            <w:proofErr w:type="spellEnd"/>
+            <w:proofErr w:type="gramEnd"/>
+            <w:r>
+              <w:rPr>
+                <w:rFonts w:ascii="Times New Roman" w:eastAsia="Times New Roman" w:hAnsi="Times New Roman"/>
+                <w:sz w:val="20"/>
+                <w:szCs w:val="20"/>
+                <w:lang w:eastAsia="ru-RU"/>
+              </w:rPr>
+              <w:t>}}</w:t>
             </w:r>
           </w:p>
           <w:p>
@@ -5935,7 +5806,7 @@
                 <w:szCs w:val="20"/>
                 <w:lang w:eastAsia="ru-RU"/>
               </w:rPr>
-              <w:t>Регистрация</w:t>
+              <w:t>Паспорт</w:t>
             </w:r>
             <w:r>
               <w:rPr>
@@ -5953,7 +5824,7 @@
                 <w:szCs w:val="20"/>
                 <w:lang w:eastAsia="ru-RU"/>
               </w:rPr>
-              <w:t>{{seller.address}}</w:t>
+              <w:t>{{seller.passport}}</w:t>
             </w:r>
           </w:p>
           <w:p>
@@ -5977,7 +5848,7 @@
                 <w:szCs w:val="20"/>
                 <w:lang w:eastAsia="ru-RU"/>
               </w:rPr>
-              <w:t>Паспорт</w:t>
+              <w:t>Выдан</w:t>
             </w:r>
             <w:r>
               <w:rPr>
@@ -5995,7 +5866,7 @@
                 <w:szCs w:val="20"/>
                 <w:lang w:eastAsia="ru-RU"/>
               </w:rPr>
-              <w:t>{{seller.passport}}</w:t>
+              <w:t>{{seller.passportIssuedByInstrumental}} {{seller.passportIssueDate}}</w:t>
             </w:r>
           </w:p>
           <w:p>
@@ -6019,7 +5890,7 @@
                 <w:szCs w:val="20"/>
                 <w:lang w:eastAsia="ru-RU"/>
               </w:rPr>
-              <w:t>Выдан</w:t>
+              <w:t>Идент</w:t>
             </w:r>
             <w:r>
               <w:rPr>
@@ -6028,43 +5899,8 @@
                 <w:szCs w:val="20"/>
                 <w:lang w:eastAsia="ru-RU"/>
               </w:rPr>
-              <w:t xml:space="preserve"> </w:t>
-            </w:r>
-            <w:r>
-              <w:rPr>
-                <w:rFonts w:ascii="Times New Roman" w:eastAsia="Times New Roman" w:hAnsi="Times New Roman"/>
-                <w:sz w:val="20"/>
-                <w:szCs w:val="20"/>
-                <w:lang w:eastAsia="ru-RU"/>
-              </w:rPr>
-              <w:t>{{seller.passportIssuedByInstrumental}} {{seller.passportIssueDate}}</w:t>
-            </w:r>
-          </w:p>
-          <w:p>
-            <w:pPr>
-              <w:autoSpaceDE w:val="0"/>
-              <w:autoSpaceDN w:val="0"/>
-              <w:adjustRightInd w:val="0"/>
-              <w:spacing w:line="276" w:lineRule="auto"/>
-              <w:ind w:right="43"/>
-              <w:rPr>
-                <w:rFonts w:ascii="Times New Roman" w:eastAsia="Times New Roman" w:hAnsi="Times New Roman"/>
-                <w:sz w:val="20"/>
-                <w:szCs w:val="20"/>
-                <w:lang w:eastAsia="ru-RU"/>
-              </w:rPr>
-            </w:pPr>
-            <w:proofErr w:type="spellStart"/>
-            <w:r>
-              <w:rPr>
-                <w:rFonts w:ascii="Times New Roman" w:eastAsia="Times New Roman" w:hAnsi="Times New Roman"/>
-                <w:sz w:val="20"/>
-                <w:szCs w:val="20"/>
-                <w:lang w:eastAsia="ru-RU"/>
-              </w:rPr>
-              <w:t>Идент</w:t>
-            </w:r>
-            <w:proofErr w:type="spellEnd"/>
+              <w:t>ификационный</w:t>
+            </w:r>
             <w:r>
               <w:rPr>
                 <w:rFonts w:ascii="Times New Roman" w:eastAsia="Times New Roman" w:hAnsi="Times New Roman"/>
@@ -6192,27 +6028,7 @@
                 <w:sz w:val="20"/>
                 <w:szCs w:val="20"/>
               </w:rPr>
-              <w:t>ООО «</w:t>
-            </w:r>
-            <w:proofErr w:type="spellStart"/>
-            <w:r>
-              <w:rPr>
-                <w:rFonts w:ascii="Times New Roman" w:eastAsia="Times New Roman" w:hAnsi="Times New Roman"/>
-                <w:color w:val="000000"/>
-                <w:sz w:val="20"/>
-                <w:szCs w:val="20"/>
-              </w:rPr>
-              <w:t>ГермесГарант</w:t>
-            </w:r>
-            <w:proofErr w:type="spellEnd"/>
-            <w:r>
-              <w:rPr>
-                <w:rFonts w:ascii="Times New Roman" w:eastAsia="Times New Roman" w:hAnsi="Times New Roman"/>
-                <w:color w:val="000000"/>
-                <w:sz w:val="20"/>
-                <w:szCs w:val="20"/>
-              </w:rPr>
-              <w:t>»</w:t>
+              <w:t>ООО «ГермесГарант»</w:t>
             </w:r>
           </w:p>
           <w:p>
@@ -7018,21 +6834,32 @@
           <w:szCs w:val="16"/>
         </w:rPr>
       </w:pPr>
-      <w:r>
+    </w:p>
+    <w:p>
+      <w:pPr>
+        <w:spacing w:after="0"/>
+        <w:ind w:left="7938"/>
+        <w:jc w:val="both"/>
         <w:rPr>
           <w:rFonts w:ascii="Times New Roman" w:hAnsi="Times New Roman"/>
           <w:sz w:val="16"/>
           <w:szCs w:val="16"/>
         </w:rPr>
-        <w:lastRenderedPageBreak/>
-        <w:t>П</w:t>
-      </w:r>
+      </w:pPr>
       <w:r>
         <w:rPr>
           <w:rFonts w:ascii="Times New Roman" w:hAnsi="Times New Roman"/>
           <w:sz w:val="16"/>
           <w:szCs w:val="16"/>
         </w:rPr>
+        <w:t>П</w:t>
+      </w:r>
+      <w:r>
+        <w:rPr>
+          <w:rFonts w:ascii="Times New Roman" w:hAnsi="Times New Roman"/>
+          <w:sz w:val="16"/>
+          <w:szCs w:val="16"/>
+        </w:rPr>
         <w:t>риложение 1</w:t>
       </w:r>
     </w:p>
@@ -7070,8 +6897,9 @@
           <w:szCs w:val="16"/>
           <w:lang w:eastAsia="ru-RU"/>
         </w:rPr>
-        <w:t>№ {{deal.contractNumber}} от {{deal.date}}</w:t>
-      </w:r>
+        <w:t>№ {{</w:t>
+      </w:r>
+      <w:proofErr w:type="gramStart"/>
       <w:r>
         <w:rPr>
           <w:rFonts w:ascii="Times New Roman" w:eastAsia="Times New Roman" w:hAnsi="Times New Roman"/>
@@ -7079,7 +6907,9 @@
           <w:szCs w:val="16"/>
           <w:lang w:eastAsia="ru-RU"/>
         </w:rPr>
-      </w:r>
+        <w:t>deal.contractNumber</w:t>
+      </w:r>
+      <w:proofErr w:type="gramEnd"/>
       <w:r>
         <w:rPr>
           <w:rFonts w:ascii="Times New Roman" w:eastAsia="Times New Roman" w:hAnsi="Times New Roman"/>
@@ -7087,56 +6917,7 @@
           <w:szCs w:val="16"/>
           <w:lang w:eastAsia="ru-RU"/>
         </w:rPr>
-      </w:r>
-      <w:proofErr w:type="gramStart"/>
-      <w:r>
-        <w:rPr>
-          <w:rFonts w:ascii="Times New Roman" w:eastAsia="Times New Roman" w:hAnsi="Times New Roman"/>
-          <w:sz w:val="16"/>
-          <w:szCs w:val="16"/>
-          <w:lang w:eastAsia="ru-RU"/>
-        </w:rPr>
-      </w:r>
-      <w:proofErr w:type="gramEnd"/>
-      <w:r>
-        <w:rPr>
-          <w:rFonts w:ascii="Times New Roman" w:eastAsia="Times New Roman" w:hAnsi="Times New Roman"/>
-          <w:sz w:val="16"/>
-          <w:szCs w:val="16"/>
-          <w:lang w:eastAsia="ru-RU"/>
-        </w:rPr>
-      </w:r>
-      <w:r>
-        <w:rPr>
-          <w:rFonts w:ascii="Times New Roman" w:eastAsia="Times New Roman" w:hAnsi="Times New Roman"/>
-          <w:sz w:val="16"/>
-          <w:szCs w:val="16"/>
-          <w:lang w:eastAsia="ru-RU"/>
-        </w:rPr>
-      </w:r>
-      <w:r>
-        <w:rPr>
-          <w:rFonts w:ascii="Times New Roman" w:eastAsia="Times New Roman" w:hAnsi="Times New Roman"/>
-          <w:sz w:val="16"/>
-          <w:szCs w:val="16"/>
-          <w:lang w:eastAsia="ru-RU"/>
-        </w:rPr>
-      </w:r>
-      <w:r>
-        <w:rPr>
-          <w:rFonts w:ascii="Times New Roman" w:eastAsia="Times New Roman" w:hAnsi="Times New Roman"/>
-          <w:sz w:val="16"/>
-          <w:szCs w:val="16"/>
-          <w:lang w:eastAsia="ru-RU"/>
-        </w:rPr>
-      </w:r>
-      <w:r>
-        <w:rPr>
-          <w:rFonts w:ascii="Times New Roman" w:eastAsia="Times New Roman" w:hAnsi="Times New Roman"/>
-          <w:sz w:val="16"/>
-          <w:szCs w:val="16"/>
-          <w:lang w:eastAsia="ru-RU"/>
-        </w:rPr>
+        <w:t>}} от {{deal.date}}</w:t>
       </w:r>
     </w:p>
     <w:p>
@@ -7233,6 +7014,7 @@
         <w:spacing w:line="240" w:lineRule="auto"/>
         <w:jc w:val="left"/>
         <w:rPr>
+          <w:color w:val="3E4040"/>
           <w:sz w:val="20"/>
           <w:lang w:val="ru-RU"/>
         </w:rPr>
@@ -7242,279 +7024,186 @@
           <w:sz w:val="20"/>
           <w:lang w:val="ru-RU"/>
         </w:rPr>
-        <w:t>{{seller.fullName}},</w:t>
-      </w:r>
-      <w:r>
-        <w:rPr>
-          <w:b/>
-          <w:sz w:val="24"/>
-          <w:szCs w:val="24"/>
-          <w:lang w:val="ru-RU" w:eastAsia="ru-RU"/>
-        </w:rPr>
-      </w:r>
-      <w:r>
-        <w:rPr>
-          <w:b/>
-          <w:sz w:val="24"/>
-          <w:szCs w:val="24"/>
-          <w:lang w:val="ru-RU" w:eastAsia="ru-RU"/>
-        </w:rPr>
-      </w:r>
+        <w:t>{{</w:t>
+      </w:r>
+      <w:proofErr w:type="spellStart"/>
       <w:r>
         <w:rPr>
           <w:sz w:val="20"/>
           <w:lang w:val="ru-RU"/>
         </w:rPr>
-      </w:r>
+        <w:t>seller.fullName</w:t>
+      </w:r>
+      <w:proofErr w:type="spellEnd"/>
       <w:r>
         <w:rPr>
           <w:sz w:val="20"/>
           <w:lang w:val="ru-RU"/>
         </w:rPr>
-      </w:r>
+        <w:t>}},</w:t>
+      </w:r>
+      <w:bookmarkStart w:id="13" w:name="_Hlk233997448"/>
       <w:r>
         <w:rPr>
           <w:sz w:val="20"/>
           <w:lang w:val="ru-RU"/>
         </w:rPr>
-      </w:r>
-      <w:r>
-        <w:rPr>
+        <w:t xml:space="preserve">в дальнейшем именуемый </w:t>
+      </w:r>
+      <w:r>
+        <w:rPr>
+          <w:b/>
           <w:sz w:val="20"/>
           <w:lang w:val="ru-RU"/>
         </w:rPr>
-      </w:r>
-    </w:p>
-    <w:p>
-      <w:pPr>
-        <w:pStyle w:val="2"/>
-        <w:tabs>
-          <w:tab w:val="left" w:pos="756"/>
-        </w:tabs>
-        <w:spacing w:line="240" w:lineRule="auto"/>
-        <w:ind w:firstLine="720"/>
-        <w:jc w:val="center"/>
+        <w:t>«Потребитель»</w:t>
+      </w:r>
+      <w:r>
         <w:rPr>
           <w:sz w:val="20"/>
-          <w:vertAlign w:val="superscript"/>
           <w:lang w:val="ru-RU"/>
         </w:rPr>
-      </w:pPr>
+        <w:t xml:space="preserve">, в соответствии с пунктом </w:t>
+      </w:r>
       <w:r>
         <w:rPr>
           <w:sz w:val="20"/>
-          <w:vertAlign w:val="superscript"/>
           <w:lang w:val="ru-RU"/>
         </w:rPr>
-        <w:t>(фамилия, собственное имя, отчество)</w:t>
-      </w:r>
-    </w:p>
-    <w:p>
-      <w:pPr>
-        <w:pStyle w:val="ya-share2item"/>
-        <w:shd w:val="clear" w:color="auto" w:fill="FFFFFF"/>
-        <w:spacing w:before="0" w:beforeAutospacing="0" w:after="0" w:afterAutospacing="0"/>
-        <w:ind w:right="-11"/>
-        <w:jc w:val="both"/>
-        <w:textAlignment w:val="top"/>
-        <w:rPr>
-          <w:color w:val="3E4040"/>
+        <w:t xml:space="preserve">2 статьи 3 </w:t>
+      </w:r>
+      <w:r>
+        <w:rPr>
           <w:sz w:val="20"/>
-          <w:szCs w:val="20"/>
-        </w:rPr>
-      </w:pPr>
-      <w:bookmarkStart w:id="13" w:name="_Hlk233997448"/>
-      <w:bookmarkStart w:id="14" w:name="_GoBack"/>
+          <w:lang w:val="ru-RU"/>
+        </w:rPr>
+        <w:t>Закона Республики Беларусь №71-З «О риэлтерской деятельности»</w:t>
+      </w:r>
       <w:r>
         <w:rPr>
           <w:sz w:val="20"/>
-          <w:szCs w:val="20"/>
           <w:lang w:val="ru-RU"/>
         </w:rPr>
-        <w:t xml:space="preserve">в дальнейшем именуемый </w:t>
-      </w:r>
-      <w:r>
-        <w:rPr>
-          <w:b/>
+        <w:t>, до заключения договора на оказание риэлтерских услуг ознакомлен с</w:t>
+      </w:r>
+      <w:r>
+        <w:rPr>
           <w:sz w:val="20"/>
-          <w:szCs w:val="20"/>
           <w:lang w:val="ru-RU"/>
         </w:rPr>
-        <w:t>«Потребитель»</w:t>
+        <w:t xml:space="preserve"> </w:t>
       </w:r>
       <w:r>
         <w:rPr>
           <w:sz w:val="20"/>
-          <w:szCs w:val="20"/>
           <w:lang w:val="ru-RU"/>
         </w:rPr>
-        <w:t xml:space="preserve">, в соответствии с пунктом </w:t>
+        <w:t xml:space="preserve"> </w:t>
       </w:r>
       <w:r>
         <w:rPr>
           <w:sz w:val="20"/>
-          <w:szCs w:val="20"/>
           <w:lang w:val="ru-RU"/>
         </w:rPr>
-        <w:t xml:space="preserve">2 статьи 3 </w:t>
+        <w:t xml:space="preserve">предельными максимальными </w:t>
       </w:r>
       <w:r>
         <w:rPr>
           <w:sz w:val="20"/>
-          <w:szCs w:val="20"/>
           <w:lang w:val="ru-RU"/>
         </w:rPr>
-        <w:t>Закона Республики Беларусь №71-З «О риэлтерской деятельности»</w:t>
+        <w:t>т</w:t>
       </w:r>
       <w:r>
         <w:rPr>
           <w:sz w:val="20"/>
-          <w:szCs w:val="20"/>
           <w:lang w:val="ru-RU"/>
         </w:rPr>
-        <w:t>, до заключения договора на оказание риэлтерских услуг ознакомлен с</w:t>
-      </w:r>
+        <w:t xml:space="preserve">арифами на риэлтерские услуги, оказываемые физическим лицам (за исключением индивидуальных предпринимателей) в соответствии с постановлением </w:t>
+      </w:r>
+      <w:bookmarkStart w:id="14" w:name="_Hlk230023813"/>
       <w:r>
         <w:rPr>
           <w:sz w:val="20"/>
-          <w:szCs w:val="20"/>
+          <w:lang w:val="ru-RU"/>
+        </w:rPr>
+        <w:t xml:space="preserve">Совета Министров Республики Беларусь от </w:t>
+      </w:r>
+      <w:bookmarkEnd w:id="14"/>
+      <w:r>
+        <w:rPr>
+          <w:sz w:val="20"/>
+          <w:lang w:val="ru-RU"/>
+        </w:rPr>
+        <w:t>1 ноября 2023 г. № 754 «О тарифах на риэлтерские услуги</w:t>
+      </w:r>
+      <w:r>
+        <w:rPr>
+          <w:sz w:val="20"/>
+          <w:lang w:val="ru-RU"/>
+        </w:rPr>
+        <w:t>»</w:t>
+      </w:r>
+      <w:r>
+        <w:rPr>
+          <w:sz w:val="20"/>
+          <w:lang w:val="ru-RU"/>
+        </w:rPr>
+        <w:t xml:space="preserve"> (</w:t>
+      </w:r>
+      <w:r>
+        <w:rPr>
+          <w:sz w:val="20"/>
+          <w:lang w:val="ru-RU"/>
+        </w:rPr>
+        <w:t xml:space="preserve">в редакции </w:t>
+      </w:r>
+      <w:r>
+        <w:rPr>
+          <w:sz w:val="20"/>
+          <w:lang w:val="ru-RU"/>
+        </w:rPr>
+        <w:t xml:space="preserve">постановления Совета Министров Республики Беларусь от 02.04.2026 №157 </w:t>
+      </w:r>
+      <w:r>
+        <w:rPr>
+          <w:sz w:val="20"/>
+          <w:lang w:val="ru-RU"/>
+        </w:rPr>
+        <w:t xml:space="preserve">О мерах по реализации Закона Республики Беларусь от 8 мая 2025г №71-З «О риэлтерской </w:t>
+      </w:r>
+      <w:r>
+        <w:rPr>
+          <w:sz w:val="20"/>
+          <w:lang w:val="ru-RU"/>
+        </w:rPr>
+        <w:t>деятельности»</w:t>
+      </w:r>
+      <w:r>
+        <w:rPr>
+          <w:sz w:val="20"/>
+          <w:lang w:val="ru-RU"/>
+        </w:rPr>
+        <w:t>).</w:t>
+      </w:r>
+      <w:r>
+        <w:rPr>
+          <w:sz w:val="20"/>
+          <w:lang w:val="ru-RU"/>
         </w:rPr>
         <w:t xml:space="preserve"> </w:t>
       </w:r>
+      <w:bookmarkEnd w:id="13"/>
       <w:r>
         <w:rPr>
           <w:sz w:val="20"/>
-          <w:szCs w:val="20"/>
           <w:lang w:val="ru-RU"/>
         </w:rPr>
-        <w:t xml:space="preserve"> </w:t>
+        <w:t xml:space="preserve">                       </w:t>
       </w:r>
       <w:r>
         <w:rPr>
           <w:sz w:val="20"/>
-          <w:szCs w:val="20"/>
-          <w:lang w:val="ru-RU"/>
-        </w:rPr>
-        <w:t xml:space="preserve">предельными максимальными </w:t>
-      </w:r>
-      <w:r>
-        <w:rPr>
-          <w:sz w:val="20"/>
-          <w:szCs w:val="20"/>
-        </w:rPr>
-        <w:t>т</w:t>
-      </w:r>
-      <w:proofErr w:type="spellStart"/>
-      <w:r>
-        <w:rPr>
-          <w:sz w:val="20"/>
-          <w:szCs w:val="20"/>
-          <w:lang w:val="ru-RU"/>
-        </w:rPr>
-        <w:t>арифами</w:t>
-      </w:r>
-      <w:proofErr w:type="spellEnd"/>
-      <w:r>
-        <w:rPr>
-          <w:sz w:val="20"/>
-          <w:szCs w:val="20"/>
-          <w:lang w:val="ru-RU"/>
-        </w:rPr>
-        <w:t xml:space="preserve"> на риэлтерские услуги, оказываемые физическим лицам (за исключением индивидуальных предпринимателей) в соответствии с постановлением </w:t>
-      </w:r>
-      <w:bookmarkStart w:id="15" w:name="_Hlk230023813"/>
-      <w:r>
-        <w:rPr>
-          <w:sz w:val="20"/>
-          <w:szCs w:val="20"/>
-          <w:lang w:val="ru-RU"/>
-        </w:rPr>
-        <w:t xml:space="preserve">Совета Министров Республики Беларусь от </w:t>
-      </w:r>
-      <w:bookmarkEnd w:id="15"/>
-      <w:r>
-        <w:rPr>
-          <w:sz w:val="20"/>
-          <w:szCs w:val="20"/>
-          <w:lang w:val="ru-RU"/>
-        </w:rPr>
-        <w:t>1 ноября 2023 г. № 754 «О тарифах на риэлтерские услуги</w:t>
-      </w:r>
-      <w:r>
-        <w:rPr>
-          <w:sz w:val="20"/>
-          <w:szCs w:val="20"/>
-        </w:rPr>
-        <w:t>»</w:t>
-      </w:r>
-      <w:r>
-        <w:rPr>
-          <w:sz w:val="20"/>
-          <w:szCs w:val="20"/>
-        </w:rPr>
-        <w:t xml:space="preserve"> (</w:t>
-      </w:r>
-      <w:r>
-        <w:rPr>
-          <w:sz w:val="20"/>
-          <w:szCs w:val="20"/>
-        </w:rPr>
-        <w:t xml:space="preserve">в редакции </w:t>
-      </w:r>
-      <w:r>
-        <w:rPr>
-          <w:sz w:val="20"/>
-          <w:szCs w:val="20"/>
-          <w:lang w:val="ru-RU"/>
-        </w:rPr>
-        <w:t xml:space="preserve">постановления Совета Министров Республики Беларусь от 02.04.2026 №157 </w:t>
-      </w:r>
-      <w:r>
-        <w:rPr>
-          <w:sz w:val="20"/>
-          <w:szCs w:val="20"/>
-          <w:lang w:val="ru-RU"/>
-        </w:rPr>
-        <w:t xml:space="preserve">О мерах по реализации Закона Республики Беларусь от 8 мая 2025г №71-З «О риэлтерской </w:t>
-      </w:r>
-      <w:r>
-        <w:rPr>
-          <w:sz w:val="20"/>
-          <w:szCs w:val="20"/>
-          <w:lang w:val="ru-RU"/>
-        </w:rPr>
-        <w:t>деятельности»</w:t>
-      </w:r>
-      <w:r>
-        <w:rPr>
-          <w:sz w:val="20"/>
-          <w:szCs w:val="20"/>
-          <w:lang w:val="ru-RU"/>
-        </w:rPr>
-        <w:t>).</w:t>
-      </w:r>
-      <w:r>
-        <w:rPr>
-          <w:sz w:val="20"/>
-          <w:szCs w:val="20"/>
-          <w:lang w:val="ru-RU"/>
-        </w:rPr>
-        <w:t xml:space="preserve"> </w:t>
-      </w:r>
-      <w:bookmarkEnd w:id="13"/>
-      <w:bookmarkEnd w:id="14"/>
-      <w:r>
-        <w:rPr>
-          <w:sz w:val="20"/>
-          <w:szCs w:val="20"/>
-          <w:lang w:val="ru-RU"/>
-        </w:rPr>
-        <w:t xml:space="preserve">                       </w:t>
-      </w:r>
-      <w:r>
-        <w:rPr>
-          <w:sz w:val="20"/>
-          <w:szCs w:val="20"/>
           <w:lang w:val="ru-RU"/>
         </w:rPr>
         <w:t xml:space="preserve">     </w:t>
@@ -7524,9 +7213,9 @@
           <w:rPr>
             <w:color w:val="FFFFFF"/>
             <w:sz w:val="20"/>
-            <w:szCs w:val="20"/>
             <w:bdr w:val="none" w:sz="0" w:space="0" w:color="auto" w:frame="1"/>
             <w:shd w:val="clear" w:color="auto" w:fill="FF7700"/>
+            <w:lang w:val="ru-RU"/>
           </w:rPr>
           <w:br/>
         </w:r>
@@ -7623,8 +7312,8 @@
         </w:rPr>
         <w:t xml:space="preserve"> </w:t>
       </w:r>
-      <w:bookmarkStart w:id="16" w:name="38"/>
-      <w:bookmarkEnd w:id="16"/>
+      <w:bookmarkStart w:id="15" w:name="38"/>
+      <w:bookmarkEnd w:id="15"/>
     </w:p>
     <w:tbl>
       <w:tblPr>
@@ -9502,13 +9191,12 @@
           <w:szCs w:val="12"/>
         </w:rPr>
       </w:pPr>
-      <w:bookmarkStart w:id="17" w:name="40"/>
-      <w:bookmarkStart w:id="18" w:name="41"/>
-      <w:bookmarkStart w:id="19" w:name="42"/>
+      <w:bookmarkStart w:id="16" w:name="40"/>
+      <w:bookmarkStart w:id="17" w:name="41"/>
+      <w:bookmarkStart w:id="18" w:name="42"/>
+      <w:bookmarkEnd w:id="16"/>
       <w:bookmarkEnd w:id="17"/>
       <w:bookmarkEnd w:id="18"/>
-      <w:bookmarkEnd w:id="19"/>
-      <w:proofErr w:type="gramStart"/>
       <w:r>
         <w:rPr>
           <w:rFonts w:ascii="Times New Roman" w:hAnsi="Times New Roman"/>
@@ -9524,16 +9212,7 @@
           <w:sz w:val="12"/>
           <w:szCs w:val="12"/>
         </w:rPr>
-        <w:t xml:space="preserve"> В</w:t>
-      </w:r>
-      <w:proofErr w:type="gramEnd"/>
-      <w:r>
-        <w:rPr>
-          <w:rFonts w:ascii="Times New Roman" w:hAnsi="Times New Roman"/>
-          <w:sz w:val="12"/>
-          <w:szCs w:val="12"/>
-        </w:rPr>
-        <w:t xml:space="preserve"> тариф включается налог на добавленную стоимость. </w:t>
+        <w:t xml:space="preserve"> В тариф включается налог на добавленную стоимость. </w:t>
       </w:r>
     </w:p>
     <w:p>
@@ -9701,7 +9380,6 @@
           <w:szCs w:val="20"/>
         </w:rPr>
       </w:pPr>
-      <w:proofErr w:type="gramStart"/>
       <w:r>
         <w:rPr>
           <w:rFonts w:ascii="Times New Roman" w:hAnsi="Times New Roman"/>
@@ -9717,30 +9395,27 @@
           <w:sz w:val="20"/>
           <w:szCs w:val="20"/>
         </w:rPr>
-        <w:t>: _______________ /</w:t>
-      </w:r>
-      <w:proofErr w:type="gramEnd"/>
+        <w:t>: _______________ /{{</w:t>
+      </w:r>
+      <w:proofErr w:type="spellStart"/>
+      <w:proofErr w:type="gramStart"/>
       <w:r>
         <w:rPr>
           <w:rFonts w:ascii="Times New Roman" w:hAnsi="Times New Roman"/>
           <w:sz w:val="20"/>
           <w:szCs w:val="20"/>
         </w:rPr>
-      </w:r>
+        <w:t>seller.initials</w:t>
+      </w:r>
+      <w:proofErr w:type="spellEnd"/>
+      <w:proofErr w:type="gramEnd"/>
       <w:r>
         <w:rPr>
           <w:rFonts w:ascii="Times New Roman" w:hAnsi="Times New Roman"/>
           <w:sz w:val="20"/>
           <w:szCs w:val="20"/>
         </w:rPr>
-      </w:r>
-      <w:r>
-        <w:rPr>
-          <w:rFonts w:ascii="Times New Roman" w:hAnsi="Times New Roman"/>
-          <w:sz w:val="20"/>
-          <w:szCs w:val="20"/>
-        </w:rPr>
-        <w:t>{{seller.initials}}</w:t>
+        <w:t>}}</w:t>
       </w:r>
       <w:r>
         <w:rPr>
@@ -9808,7 +9483,7 @@
 </file>
 
 <file path=word/endnotes.xml><?xml version="1.0" encoding="utf-8"?>
-<w:endnotes xmlns:wpc="http://schemas.microsoft.com/office/word/2010/wordprocessingCanvas" xmlns:cx="http://schemas.microsoft.com/office/drawing/2014/chartex" xmlns:cx1="http://schemas.microsoft.com/office/drawing/2015/9/8/chartex" xmlns:cx2="http://schemas.microsoft.com/office/drawing/2015/10/21/chartex" xmlns:cx3="http://schemas.microsoft.com/office/drawing/2016/5/9/chartex" xmlns:cx4="http://schemas.microsoft.com/office/drawing/2016/5/10/chartex" xmlns:cx5="http://schemas.microsoft.com/office/drawing/2016/5/11/chartex" xmlns:cx6="http://schemas.microsoft.com/office/drawing/2016/5/12/chartex" xmlns:cx7="http://schemas.microsoft.com/office/drawing/2016/5/13/chartex" xmlns:cx8="http://schemas.microsoft.com/office/drawing/2016/5/14/chartex" xmlns:mc="http://schemas.openxmlformats.org/markup-compatibility/2006" xmlns:aink="http://schemas.microsoft.com/office/drawing/2016/ink" xmlns:am3d="http://schemas.microsoft.com/office/drawing/2017/model3d" xmlns:o="urn:schemas-microsoft-com:office:office" xmlns:r="http://schemas.openxmlformats.org/officeDocument/2006/relationships" xmlns:m="http://schemas.openxmlformats.org/officeDocument/2006/math" xmlns:v="urn:schemas-microsoft-com:vml" xmlns:wp14="http://schemas.microsoft.com/office/word/2010/wordprocessingDrawing" xmlns:wp="http://schemas.openxmlformats.org/drawingml/2006/wordprocessingDrawing" xmlns:w10="urn:schemas-microsoft-com:office:word" xmlns:w="http://schemas.openxmlformats.org/wordprocessingml/2006/main" xmlns:w14="http://schemas.microsoft.com/office/word/2010/wordml" xmlns:w15="http://schemas.microsoft.com/office/word/2012/wordml" xmlns:w16cid="http://schemas.microsoft.com/office/word/2016/wordml/cid" xmlns:w16se="http://schemas.microsoft.com/office/word/2015/wordml/symex" xmlns:wpg="http://schemas.microsoft.com/office/word/2010/wordprocessingGroup" xmlns:wpi="http://schemas.microsoft.com/office/word/2010/wordprocessingInk" xmlns:wne="http://schemas.microsoft.com/office/word/2006/wordml" xmlns:wps="http://schemas.microsoft.com/office/word/2010/wordprocessingShape" mc:Ignorable="w14 w15 w16se w16cid wp14">
+<w:endnotes xmlns:wpc="http://schemas.microsoft.com/office/word/2010/wordprocessingCanvas" xmlns:cx="http://schemas.microsoft.com/office/drawing/2014/chartex" xmlns:cx1="http://schemas.microsoft.com/office/drawing/2015/9/8/chartex" xmlns:cx2="http://schemas.microsoft.com/office/drawing/2015/10/21/chartex" xmlns:cx3="http://schemas.microsoft.com/office/drawing/2016/5/9/chartex" xmlns:cx4="http://schemas.microsoft.com/office/drawing/2016/5/10/chartex" xmlns:cx5="http://schemas.microsoft.com/office/drawing/2016/5/11/chartex" xmlns:cx6="http://schemas.microsoft.com/office/drawing/2016/5/12/chartex" xmlns:cx7="http://schemas.microsoft.com/office/drawing/2016/5/13/chartex" xmlns:cx8="http://schemas.microsoft.com/office/drawing/2016/5/14/chartex" xmlns:mc="http://schemas.openxmlformats.org/markup-compatibility/2006" xmlns:aink="http://schemas.microsoft.com/office/drawing/2016/ink" xmlns:am3d="http://schemas.microsoft.com/office/drawing/2017/model3d" xmlns:o="urn:schemas-microsoft-com:office:office" xmlns:r="http://schemas.openxmlformats.org/officeDocument/2006/relationships" xmlns:m="http://schemas.openxmlformats.org/officeDocument/2006/math" xmlns:v="urn:schemas-microsoft-com:vml" xmlns:wp14="http://schemas.microsoft.com/office/word/2010/wordprocessingDrawing" xmlns:wp="http://schemas.openxmlformats.org/drawingml/2006/wordprocessingDrawing" xmlns:w10="urn:schemas-microsoft-com:office:word" xmlns:w="http://schemas.openxmlformats.org/wordprocessingml/2006/main" xmlns:w14="http://schemas.microsoft.com/office/word/2010/wordml" xmlns:w15="http://schemas.microsoft.com/office/word/2012/wordml" xmlns:w16cex="http://schemas.microsoft.com/office/word/2018/wordml/cex" xmlns:w16cid="http://schemas.microsoft.com/office/word/2016/wordml/cid" xmlns:w16="http://schemas.microsoft.com/office/word/2018/wordml" xmlns:w16sdtdh="http://schemas.microsoft.com/office/word/2020/wordml/sdtdatahash" xmlns:w16se="http://schemas.microsoft.com/office/word/2015/wordml/symex" xmlns:wpg="http://schemas.microsoft.com/office/word/2010/wordprocessingGroup" xmlns:wpi="http://schemas.microsoft.com/office/word/2010/wordprocessingInk" xmlns:wne="http://schemas.microsoft.com/office/word/2006/wordml" xmlns:wps="http://schemas.microsoft.com/office/word/2010/wordprocessingShape" mc:Ignorable="w14 w15 w16se w16cid w16 w16cex w16sdtdh wp14">
   <w:endnote w:type="separator" w:id="-1">
     <w:p>
       <w:pPr>
@@ -9833,7 +9508,7 @@
 </file>
 
 <file path=word/footnotes.xml><?xml version="1.0" encoding="utf-8"?>
-<w:footnotes xmlns:wpc="http://schemas.microsoft.com/office/word/2010/wordprocessingCanvas" xmlns:cx="http://schemas.microsoft.com/office/drawing/2014/chartex" xmlns:cx1="http://schemas.microsoft.com/office/drawing/2015/9/8/chartex" xmlns:cx2="http://schemas.microsoft.com/office/drawing/2015/10/21/chartex" xmlns:cx3="http://schemas.microsoft.com/office/drawing/2016/5/9/chartex" xmlns:cx4="http://schemas.microsoft.com/office/drawing/2016/5/10/chartex" xmlns:cx5="http://schemas.microsoft.com/office/drawing/2016/5/11/chartex" xmlns:cx6="http://schemas.microsoft.com/office/drawing/2016/5/12/chartex" xmlns:cx7="http://schemas.microsoft.com/office/drawing/2016/5/13/chartex" xmlns:cx8="http://schemas.microsoft.com/office/drawing/2016/5/14/chartex" xmlns:mc="http://schemas.openxmlformats.org/markup-compatibility/2006" xmlns:aink="http://schemas.microsoft.com/office/drawing/2016/ink" xmlns:am3d="http://schemas.microsoft.com/office/drawing/2017/model3d" xmlns:o="urn:schemas-microsoft-com:office:office" xmlns:r="http://schemas.openxmlformats.org/officeDocument/2006/relationships" xmlns:m="http://schemas.openxmlformats.org/officeDocument/2006/math" xmlns:v="urn:schemas-microsoft-com:vml" xmlns:wp14="http://schemas.microsoft.com/office/word/2010/wordprocessingDrawing" xmlns:wp="http://schemas.openxmlformats.org/drawingml/2006/wordprocessingDrawing" xmlns:w10="urn:schemas-microsoft-com:office:word" xmlns:w="http://schemas.openxmlformats.org/wordprocessingml/2006/main" xmlns:w14="http://schemas.microsoft.com/office/word/2010/wordml" xmlns:w15="http://schemas.microsoft.com/office/word/2012/wordml" xmlns:w16cid="http://schemas.microsoft.com/office/word/2016/wordml/cid" xmlns:w16se="http://schemas.microsoft.com/office/word/2015/wordml/symex" xmlns:wpg="http://schemas.microsoft.com/office/word/2010/wordprocessingGroup" xmlns:wpi="http://schemas.microsoft.com/office/word/2010/wordprocessingInk" xmlns:wne="http://schemas.microsoft.com/office/word/2006/wordml" xmlns:wps="http://schemas.microsoft.com/office/word/2010/wordprocessingShape" mc:Ignorable="w14 w15 w16se w16cid wp14">
+<w:footnotes xmlns:wpc="http://schemas.microsoft.com/office/word/2010/wordprocessingCanvas" xmlns:cx="http://schemas.microsoft.com/office/drawing/2014/chartex" xmlns:cx1="http://schemas.microsoft.com/office/drawing/2015/9/8/chartex" xmlns:cx2="http://schemas.microsoft.com/office/drawing/2015/10/21/chartex" xmlns:cx3="http://schemas.microsoft.com/office/drawing/2016/5/9/chartex" xmlns:cx4="http://schemas.microsoft.com/office/drawing/2016/5/10/chartex" xmlns:cx5="http://schemas.microsoft.com/office/drawing/2016/5/11/chartex" xmlns:cx6="http://schemas.microsoft.com/office/drawing/2016/5/12/chartex" xmlns:cx7="http://schemas.microsoft.com/office/drawing/2016/5/13/chartex" xmlns:cx8="http://schemas.microsoft.com/office/drawing/2016/5/14/chartex" xmlns:mc="http://schemas.openxmlformats.org/markup-compatibility/2006" xmlns:aink="http://schemas.microsoft.com/office/drawing/2016/ink" xmlns:am3d="http://schemas.microsoft.com/office/drawing/2017/model3d" xmlns:o="urn:schemas-microsoft-com:office:office" xmlns:r="http://schemas.openxmlformats.org/officeDocument/2006/relationships" xmlns:m="http://schemas.openxmlformats.org/officeDocument/2006/math" xmlns:v="urn:schemas-microsoft-com:vml" xmlns:wp14="http://schemas.microsoft.com/office/word/2010/wordprocessingDrawing" xmlns:wp="http://schemas.openxmlformats.org/drawingml/2006/wordprocessingDrawing" xmlns:w10="urn:schemas-microsoft-com:office:word" xmlns:w="http://schemas.openxmlformats.org/wordprocessingml/2006/main" xmlns:w14="http://schemas.microsoft.com/office/word/2010/wordml" xmlns:w15="http://schemas.microsoft.com/office/word/2012/wordml" xmlns:w16cex="http://schemas.microsoft.com/office/word/2018/wordml/cex" xmlns:w16cid="http://schemas.microsoft.com/office/word/2016/wordml/cid" xmlns:w16="http://schemas.microsoft.com/office/word/2018/wordml" xmlns:w16sdtdh="http://schemas.microsoft.com/office/word/2020/wordml/sdtdatahash" xmlns:w16se="http://schemas.microsoft.com/office/word/2015/wordml/symex" xmlns:wpg="http://schemas.microsoft.com/office/word/2010/wordprocessingGroup" xmlns:wpi="http://schemas.microsoft.com/office/word/2010/wordprocessingInk" xmlns:wne="http://schemas.microsoft.com/office/word/2006/wordml" xmlns:wps="http://schemas.microsoft.com/office/word/2010/wordprocessingShape" mc:Ignorable="w14 w15 w16se w16cid w16 w16cex w16sdtdh wp14">
   <w:footnote w:type="separator" w:id="-1">
     <w:p>
       <w:pPr>
@@ -9858,7 +9533,7 @@
 </file>
 
 <file path=word/header1.xml><?xml version="1.0" encoding="utf-8"?>
-<w:hdr xmlns:wpc="http://schemas.microsoft.com/office/word/2010/wordprocessingCanvas" xmlns:cx="http://schemas.microsoft.com/office/drawing/2014/chartex" xmlns:cx1="http://schemas.microsoft.com/office/drawing/2015/9/8/chartex" xmlns:cx2="http://schemas.microsoft.com/office/drawing/2015/10/21/chartex" xmlns:cx3="http://schemas.microsoft.com/office/drawing/2016/5/9/chartex" xmlns:cx4="http://schemas.microsoft.com/office/drawing/2016/5/10/chartex" xmlns:cx5="http://schemas.microsoft.com/office/drawing/2016/5/11/chartex" xmlns:cx6="http://schemas.microsoft.com/office/drawing/2016/5/12/chartex" xmlns:cx7="http://schemas.microsoft.com/office/drawing/2016/5/13/chartex" xmlns:cx8="http://schemas.microsoft.com/office/drawing/2016/5/14/chartex" xmlns:mc="http://schemas.openxmlformats.org/markup-compatibility/2006" xmlns:aink="http://schemas.microsoft.com/office/drawing/2016/ink" xmlns:am3d="http://schemas.microsoft.com/office/drawing/2017/model3d" xmlns:o="urn:schemas-microsoft-com:office:office" xmlns:r="http://schemas.openxmlformats.org/officeDocument/2006/relationships" xmlns:m="http://schemas.openxmlformats.org/officeDocument/2006/math" xmlns:v="urn:schemas-microsoft-com:vml" xmlns:wp14="http://schemas.microsoft.com/office/word/2010/wordprocessingDrawing" xmlns:wp="http://schemas.openxmlformats.org/drawingml/2006/wordprocessingDrawing" xmlns:w10="urn:schemas-microsoft-com:office:word" xmlns:w="http://schemas.openxmlformats.org/wordprocessingml/2006/main" xmlns:w14="http://schemas.microsoft.com/office/word/2010/wordml" xmlns:w15="http://schemas.microsoft.com/office/word/2012/wordml" xmlns:w16cid="http://schemas.microsoft.com/office/word/2016/wordml/cid" xmlns:w16se="http://schemas.microsoft.com/office/word/2015/wordml/symex" xmlns:wpg="http://schemas.microsoft.com/office/word/2010/wordprocessingGroup" xmlns:wpi="http://schemas.microsoft.com/office/word/2010/wordprocessingInk" xmlns:wne="http://schemas.microsoft.com/office/word/2006/wordml" xmlns:wps="http://schemas.microsoft.com/office/word/2010/wordprocessingShape" mc:Ignorable="w14 w15 w16se w16cid wp14">
+<w:hdr xmlns:wpc="http://schemas.microsoft.com/office/word/2010/wordprocessingCanvas" xmlns:cx="http://schemas.microsoft.com/office/drawing/2014/chartex" xmlns:cx1="http://schemas.microsoft.com/office/drawing/2015/9/8/chartex" xmlns:cx2="http://schemas.microsoft.com/office/drawing/2015/10/21/chartex" xmlns:cx3="http://schemas.microsoft.com/office/drawing/2016/5/9/chartex" xmlns:cx4="http://schemas.microsoft.com/office/drawing/2016/5/10/chartex" xmlns:cx5="http://schemas.microsoft.com/office/drawing/2016/5/11/chartex" xmlns:cx6="http://schemas.microsoft.com/office/drawing/2016/5/12/chartex" xmlns:cx7="http://schemas.microsoft.com/office/drawing/2016/5/13/chartex" xmlns:cx8="http://schemas.microsoft.com/office/drawing/2016/5/14/chartex" xmlns:mc="http://schemas.openxmlformats.org/markup-compatibility/2006" xmlns:aink="http://schemas.microsoft.com/office/drawing/2016/ink" xmlns:am3d="http://schemas.microsoft.com/office/drawing/2017/model3d" xmlns:o="urn:schemas-microsoft-com:office:office" xmlns:r="http://schemas.openxmlformats.org/officeDocument/2006/relationships" xmlns:m="http://schemas.openxmlformats.org/officeDocument/2006/math" xmlns:v="urn:schemas-microsoft-com:vml" xmlns:wp14="http://schemas.microsoft.com/office/word/2010/wordprocessingDrawing" xmlns:wp="http://schemas.openxmlformats.org/drawingml/2006/wordprocessingDrawing" xmlns:w10="urn:schemas-microsoft-com:office:word" xmlns:w="http://schemas.openxmlformats.org/wordprocessingml/2006/main" xmlns:w14="http://schemas.microsoft.com/office/word/2010/wordml" xmlns:w15="http://schemas.microsoft.com/office/word/2012/wordml" xmlns:w16cex="http://schemas.microsoft.com/office/word/2018/wordml/cex" xmlns:w16cid="http://schemas.microsoft.com/office/word/2016/wordml/cid" xmlns:w16="http://schemas.microsoft.com/office/word/2018/wordml" xmlns:w16sdtdh="http://schemas.microsoft.com/office/word/2020/wordml/sdtdatahash" xmlns:w16se="http://schemas.microsoft.com/office/word/2015/wordml/symex" xmlns:wpg="http://schemas.microsoft.com/office/word/2010/wordprocessingGroup" xmlns:wpi="http://schemas.microsoft.com/office/word/2010/wordprocessingInk" xmlns:wne="http://schemas.microsoft.com/office/word/2006/wordml" xmlns:wps="http://schemas.microsoft.com/office/word/2010/wordprocessingShape" mc:Ignorable="w14 w15 w16se w16cid w16 w16cex w16sdtdh wp14">
   <w:p>
     <w:pPr>
       <w:pStyle w:val="ab"/>
@@ -9898,7 +9573,7 @@
 </file>
 
 <file path=word/numbering.xml><?xml version="1.0" encoding="utf-8"?>
-<w:numbering xmlns:wpc="http://schemas.microsoft.com/office/word/2010/wordprocessingCanvas" xmlns:cx="http://schemas.microsoft.com/office/drawing/2014/chartex" xmlns:cx1="http://schemas.microsoft.com/office/drawing/2015/9/8/chartex" xmlns:cx2="http://schemas.microsoft.com/office/drawing/2015/10/21/chartex" xmlns:cx3="http://schemas.microsoft.com/office/drawing/2016/5/9/chartex" xmlns:cx4="http://schemas.microsoft.com/office/drawing/2016/5/10/chartex" xmlns:cx5="http://schemas.microsoft.com/office/drawing/2016/5/11/chartex" xmlns:cx6="http://schemas.microsoft.com/office/drawing/2016/5/12/chartex" xmlns:cx7="http://schemas.microsoft.com/office/drawing/2016/5/13/chartex" xmlns:cx8="http://schemas.microsoft.com/office/drawing/2016/5/14/chartex" xmlns:mc="http://schemas.openxmlformats.org/markup-compatibility/2006" xmlns:aink="http://schemas.microsoft.com/office/drawing/2016/ink" xmlns:am3d="http://schemas.microsoft.com/office/drawing/2017/model3d" xmlns:o="urn:schemas-microsoft-com:office:office" xmlns:r="http://schemas.openxmlformats.org/officeDocument/2006/relationships" xmlns:m="http://schemas.openxmlformats.org/officeDocument/2006/math" xmlns:v="urn:schemas-microsoft-com:vml" xmlns:wp14="http://schemas.microsoft.com/office/word/2010/wordprocessingDrawing" xmlns:wp="http://schemas.openxmlformats.org/drawingml/2006/wordprocessingDrawing" xmlns:w10="urn:schemas-microsoft-com:office:word" xmlns:w="http://schemas.openxmlformats.org/wordprocessingml/2006/main" xmlns:w14="http://schemas.microsoft.com/office/word/2010/wordml" xmlns:w15="http://schemas.microsoft.com/office/word/2012/wordml" xmlns:w16cid="http://schemas.microsoft.com/office/word/2016/wordml/cid" xmlns:w16se="http://schemas.microsoft.com/office/word/2015/wordml/symex" xmlns:wpg="http://schemas.microsoft.com/office/word/2010/wordprocessingGroup" xmlns:wpi="http://schemas.microsoft.com/office/word/2010/wordprocessingInk" xmlns:wne="http://schemas.microsoft.com/office/word/2006/wordml" xmlns:wps="http://schemas.microsoft.com/office/word/2010/wordprocessingShape" mc:Ignorable="w14 w15 w16se w16cid wp14">
+<w:numbering xmlns:wpc="http://schemas.microsoft.com/office/word/2010/wordprocessingCanvas" xmlns:cx="http://schemas.microsoft.com/office/drawing/2014/chartex" xmlns:cx1="http://schemas.microsoft.com/office/drawing/2015/9/8/chartex" xmlns:cx2="http://schemas.microsoft.com/office/drawing/2015/10/21/chartex" xmlns:cx3="http://schemas.microsoft.com/office/drawing/2016/5/9/chartex" xmlns:cx4="http://schemas.microsoft.com/office/drawing/2016/5/10/chartex" xmlns:cx5="http://schemas.microsoft.com/office/drawing/2016/5/11/chartex" xmlns:cx6="http://schemas.microsoft.com/office/drawing/2016/5/12/chartex" xmlns:cx7="http://schemas.microsoft.com/office/drawing/2016/5/13/chartex" xmlns:cx8="http://schemas.microsoft.com/office/drawing/2016/5/14/chartex" xmlns:mc="http://schemas.openxmlformats.org/markup-compatibility/2006" xmlns:aink="http://schemas.microsoft.com/office/drawing/2016/ink" xmlns:am3d="http://schemas.microsoft.com/office/drawing/2017/model3d" xmlns:o="urn:schemas-microsoft-com:office:office" xmlns:r="http://schemas.openxmlformats.org/officeDocument/2006/relationships" xmlns:m="http://schemas.openxmlformats.org/officeDocument/2006/math" xmlns:v="urn:schemas-microsoft-com:vml" xmlns:wp14="http://schemas.microsoft.com/office/word/2010/wordprocessingDrawing" xmlns:wp="http://schemas.openxmlformats.org/drawingml/2006/wordprocessingDrawing" xmlns:w10="urn:schemas-microsoft-com:office:word" xmlns:w="http://schemas.openxmlformats.org/wordprocessingml/2006/main" xmlns:w14="http://schemas.microsoft.com/office/word/2010/wordml" xmlns:w15="http://schemas.microsoft.com/office/word/2012/wordml" xmlns:w16cex="http://schemas.microsoft.com/office/word/2018/wordml/cex" xmlns:w16cid="http://schemas.microsoft.com/office/word/2016/wordml/cid" xmlns:w16="http://schemas.microsoft.com/office/word/2018/wordml" xmlns:w16sdtdh="http://schemas.microsoft.com/office/word/2020/wordml/sdtdatahash" xmlns:w16se="http://schemas.microsoft.com/office/word/2015/wordml/symex" xmlns:wpg="http://schemas.microsoft.com/office/word/2010/wordprocessingGroup" xmlns:wpi="http://schemas.microsoft.com/office/word/2010/wordprocessingInk" xmlns:wne="http://schemas.microsoft.com/office/word/2006/wordml" xmlns:wps="http://schemas.microsoft.com/office/word/2010/wordprocessingShape" mc:Ignorable="w14 w15 w16se w16cid w16 w16cex w16sdtdh wp14">
   <w:abstractNum w:abstractNumId="0" w15:restartNumberingAfterBreak="0">
     <w:nsid w:val="1ED918AF"/>
     <w:multiLevelType w:val="multilevel"/>
@@ -10171,7 +9846,7 @@
 </file>
 
 <file path=word/styles.xml><?xml version="1.0" encoding="utf-8"?>
-<w:styles xmlns:mc="http://schemas.openxmlformats.org/markup-compatibility/2006" xmlns:r="http://schemas.openxmlformats.org/officeDocument/2006/relationships" xmlns:w="http://schemas.openxmlformats.org/wordprocessingml/2006/main" xmlns:w14="http://schemas.microsoft.com/office/word/2010/wordml" xmlns:w15="http://schemas.microsoft.com/office/word/2012/wordml" xmlns:w16cid="http://schemas.microsoft.com/office/word/2016/wordml/cid" xmlns:w16se="http://schemas.microsoft.com/office/word/2015/wordml/symex" mc:Ignorable="w14 w15 w16se w16cid">
+<w:styles xmlns:mc="http://schemas.openxmlformats.org/markup-compatibility/2006" xmlns:r="http://schemas.openxmlformats.org/officeDocument/2006/relationships" xmlns:w="http://schemas.openxmlformats.org/wordprocessingml/2006/main" xmlns:w14="http://schemas.microsoft.com/office/word/2010/wordml" xmlns:w15="http://schemas.microsoft.com/office/word/2012/wordml" xmlns:w16cex="http://schemas.microsoft.com/office/word/2018/wordml/cex" xmlns:w16cid="http://schemas.microsoft.com/office/word/2016/wordml/cid" xmlns:w16="http://schemas.microsoft.com/office/word/2018/wordml" xmlns:w16sdtdh="http://schemas.microsoft.com/office/word/2020/wordml/sdtdatahash" xmlns:w16se="http://schemas.microsoft.com/office/word/2015/wordml/symex" mc:Ignorable="w14 w15 w16se w16cid w16 w16cex w16sdtdh">
   <w:docDefaults>
     <w:rPrDefault>
       <w:rPr>
@@ -10187,7 +9862,7 @@
       </w:pPr>
     </w:pPrDefault>
   </w:docDefaults>
-  <w:latentStyles w:defLockedState="0" w:defUIPriority="99" w:defSemiHidden="0" w:defUnhideWhenUsed="0" w:defQFormat="0" w:count="375">
+  <w:latentStyles w:defLockedState="0" w:defUIPriority="99" w:defSemiHidden="0" w:defUnhideWhenUsed="0" w:defQFormat="0" w:count="376">
     <w:lsdException w:name="Normal" w:uiPriority="0" w:qFormat="1"/>
     <w:lsdException w:name="heading 1" w:uiPriority="9" w:qFormat="1"/>
     <w:lsdException w:name="heading 2" w:semiHidden="1" w:uiPriority="9" w:unhideWhenUsed="1" w:qFormat="1"/>
@@ -10293,7 +9968,6 @@
     <w:lsdException w:name="HTML Sample" w:semiHidden="1" w:unhideWhenUsed="1"/>
     <w:lsdException w:name="HTML Typewriter" w:semiHidden="1" w:unhideWhenUsed="1"/>
     <w:lsdException w:name="HTML Variable" w:semiHidden="1" w:unhideWhenUsed="1"/>
-    <w:lsdException w:name="Normal Table" w:semiHidden="1" w:unhideWhenUsed="1"/>
     <w:lsdException w:name="annotation subject" w:semiHidden="1" w:unhideWhenUsed="1"/>
     <w:lsdException w:name="No List" w:semiHidden="1" w:unhideWhenUsed="1"/>
     <w:lsdException w:name="Outline List 1" w:semiHidden="1" w:unhideWhenUsed="1"/>
@@ -10340,10 +10014,8 @@
     <w:lsdException w:name="Table Subtle 2" w:semiHidden="1" w:unhideWhenUsed="1"/>
     <w:lsdException w:name="Table Web 1" w:semiHidden="1" w:unhideWhenUsed="1"/>
     <w:lsdException w:name="Table Web 2" w:semiHidden="1" w:unhideWhenUsed="1"/>
-    <w:lsdException w:name="Table Web 3" w:semiHidden="1" w:unhideWhenUsed="1"/>
     <w:lsdException w:name="Balloon Text" w:semiHidden="1" w:unhideWhenUsed="1"/>
     <w:lsdException w:name="Table Grid" w:uiPriority="0"/>
-    <w:lsdException w:name="Table Theme" w:semiHidden="1" w:unhideWhenUsed="1"/>
     <w:lsdException w:name="Placeholder Text" w:semiHidden="1"/>
     <w:lsdException w:name="No Spacing" w:uiPriority="1" w:qFormat="1"/>
     <w:lsdException w:name="Light Shading" w:uiPriority="60"/>
@@ -10563,6 +10235,7 @@
     <w:lsdException w:name="Smart Hyperlink" w:semiHidden="1" w:unhideWhenUsed="1"/>
     <w:lsdException w:name="Hashtag" w:semiHidden="1" w:unhideWhenUsed="1"/>
     <w:lsdException w:name="Unresolved Mention" w:semiHidden="1" w:unhideWhenUsed="1"/>
+    <w:lsdException w:name="Smart Link" w:semiHidden="1" w:unhideWhenUsed="1"/>
   </w:latentStyles>
   <w:style w:type="paragraph" w:default="1" w:styleId="a">
     <w:name w:val="Normal"/>
@@ -10657,7 +10330,6 @@
     <w:name w:val="Body Text 2"/>
     <w:basedOn w:val="a"/>
     <w:link w:val="20"/>
-    <w:semiHidden/>
     <w:unhideWhenUsed/>
     <w:rsid w:val="00AA2E80"/>
     <w:pPr>
@@ -10675,7 +10347,6 @@
     <w:name w:val="Основной текст 2 Знак"/>
     <w:basedOn w:val="a0"/>
     <w:link w:val="2"/>
-    <w:semiHidden/>
     <w:rsid w:val="00AA2E80"/>
     <w:rPr>
       <w:rFonts w:ascii="Times New Roman" w:eastAsia="Times New Roman" w:hAnsi="Times New Roman" w:cs="Times New Roman"/>
@@ -10845,7 +10516,7 @@
     </w:rPr>
   </w:style>
   <w:style w:type="character" w:customStyle="1" w:styleId="a8">
-    <w:name w:val="Обычный (веб) Знак"/>
+    <w:name w:val="Обычный (Интернет) Знак"/>
     <w:basedOn w:val="a0"/>
     <w:link w:val="a7"/>
     <w:rsid w:val="00D71218"/>

--- a/templates/working/Договор_физ_лица_коммерция.docx
+++ b/templates/working/Договор_физ_лица_коммерция.docx
@@ -1,6 +1,6 @@
 
 <file path=word/document.xml><?xml version="1.0" encoding="utf-8"?>
-<w:document xmlns:wpc="http://schemas.microsoft.com/office/word/2010/wordprocessingCanvas" xmlns:cx="http://schemas.microsoft.com/office/drawing/2014/chartex" xmlns:cx1="http://schemas.microsoft.com/office/drawing/2015/9/8/chartex" xmlns:cx2="http://schemas.microsoft.com/office/drawing/2015/10/21/chartex" xmlns:cx3="http://schemas.microsoft.com/office/drawing/2016/5/9/chartex" xmlns:cx4="http://schemas.microsoft.com/office/drawing/2016/5/10/chartex" xmlns:cx5="http://schemas.microsoft.com/office/drawing/2016/5/11/chartex" xmlns:cx6="http://schemas.microsoft.com/office/drawing/2016/5/12/chartex" xmlns:cx7="http://schemas.microsoft.com/office/drawing/2016/5/13/chartex" xmlns:cx8="http://schemas.microsoft.com/office/drawing/2016/5/14/chartex" xmlns:mc="http://schemas.openxmlformats.org/markup-compatibility/2006" xmlns:aink="http://schemas.microsoft.com/office/drawing/2016/ink" xmlns:am3d="http://schemas.microsoft.com/office/drawing/2017/model3d" xmlns:o="urn:schemas-microsoft-com:office:office" xmlns:r="http://schemas.openxmlformats.org/officeDocument/2006/relationships" xmlns:m="http://schemas.openxmlformats.org/officeDocument/2006/math" xmlns:v="urn:schemas-microsoft-com:vml" xmlns:wp14="http://schemas.microsoft.com/office/word/2010/wordprocessingDrawing" xmlns:wp="http://schemas.openxmlformats.org/drawingml/2006/wordprocessingDrawing" xmlns:w10="urn:schemas-microsoft-com:office:word" xmlns:w="http://schemas.openxmlformats.org/wordprocessingml/2006/main" xmlns:w14="http://schemas.microsoft.com/office/word/2010/wordml" xmlns:w15="http://schemas.microsoft.com/office/word/2012/wordml" xmlns:w16cex="http://schemas.microsoft.com/office/word/2018/wordml/cex" xmlns:w16cid="http://schemas.microsoft.com/office/word/2016/wordml/cid" xmlns:w16="http://schemas.microsoft.com/office/word/2018/wordml" xmlns:w16sdtdh="http://schemas.microsoft.com/office/word/2020/wordml/sdtdatahash" xmlns:w16se="http://schemas.microsoft.com/office/word/2015/wordml/symex" xmlns:wpg="http://schemas.microsoft.com/office/word/2010/wordprocessingGroup" xmlns:wpi="http://schemas.microsoft.com/office/word/2010/wordprocessingInk" xmlns:wne="http://schemas.microsoft.com/office/word/2006/wordml" xmlns:wps="http://schemas.microsoft.com/office/word/2010/wordprocessingShape" mc:Ignorable="w14 w15 w16se w16cid w16 w16cex w16sdtdh wp14">
+<w:document xmlns:wpc="http://schemas.microsoft.com/office/word/2010/wordprocessingCanvas" xmlns:cx="http://schemas.microsoft.com/office/drawing/2014/chartex" xmlns:cx1="http://schemas.microsoft.com/office/drawing/2015/9/8/chartex" xmlns:cx2="http://schemas.microsoft.com/office/drawing/2015/10/21/chartex" xmlns:cx3="http://schemas.microsoft.com/office/drawing/2016/5/9/chartex" xmlns:cx4="http://schemas.microsoft.com/office/drawing/2016/5/10/chartex" xmlns:cx5="http://schemas.microsoft.com/office/drawing/2016/5/11/chartex" xmlns:cx6="http://schemas.microsoft.com/office/drawing/2016/5/12/chartex" xmlns:cx7="http://schemas.microsoft.com/office/drawing/2016/5/13/chartex" xmlns:cx8="http://schemas.microsoft.com/office/drawing/2016/5/14/chartex" xmlns:mc="http://schemas.openxmlformats.org/markup-compatibility/2006" xmlns:aink="http://schemas.microsoft.com/office/drawing/2016/ink" xmlns:am3d="http://schemas.microsoft.com/office/drawing/2017/model3d" xmlns:o="urn:schemas-microsoft-com:office:office" xmlns:oel="http://schemas.microsoft.com/office/2019/extlst" xmlns:r="http://schemas.openxmlformats.org/officeDocument/2006/relationships" xmlns:m="http://schemas.openxmlformats.org/officeDocument/2006/math" xmlns:v="urn:schemas-microsoft-com:vml" xmlns:wp14="http://schemas.microsoft.com/office/word/2010/wordprocessingDrawing" xmlns:wp="http://schemas.openxmlformats.org/drawingml/2006/wordprocessingDrawing" xmlns:w10="urn:schemas-microsoft-com:office:word" xmlns:w="http://schemas.openxmlformats.org/wordprocessingml/2006/main" xmlns:w14="http://schemas.microsoft.com/office/word/2010/wordml" xmlns:w15="http://schemas.microsoft.com/office/word/2012/wordml" xmlns:w16cex="http://schemas.microsoft.com/office/word/2018/wordml/cex" xmlns:w16cid="http://schemas.microsoft.com/office/word/2016/wordml/cid" xmlns:w16="http://schemas.microsoft.com/office/word/2018/wordml" xmlns:w16du="http://schemas.microsoft.com/office/word/2023/wordml/word16du" xmlns:w16sdtdh="http://schemas.microsoft.com/office/word/2020/wordml/sdtdatahash" xmlns:w16sdtfl="http://schemas.microsoft.com/office/word/2024/wordml/sdtformatlock" xmlns:w16se="http://schemas.microsoft.com/office/word/2015/wordml/symex" xmlns:wpg="http://schemas.microsoft.com/office/word/2010/wordprocessingGroup" xmlns:wpi="http://schemas.microsoft.com/office/word/2010/wordprocessingInk" xmlns:wne="http://schemas.microsoft.com/office/word/2006/wordml" xmlns:wps="http://schemas.microsoft.com/office/word/2010/wordprocessingShape" mc:Ignorable="w14 w15 w16se w16cid w16 w16cex w16sdtdh w16sdtfl w16du wp14">
   <w:body>
     <w:p>
       <w:pPr>
@@ -35,7 +35,31 @@
           <w:szCs w:val="24"/>
           <w:lang w:eastAsia="ru-RU"/>
         </w:rPr>
-        <w:t>{{deal.contractNumber}}</w:t>
+        <w:t>{{</w:t>
+      </w:r>
+      <w:proofErr w:type="spellStart"/>
+      <w:proofErr w:type="gramStart"/>
+      <w:r>
+        <w:rPr>
+          <w:rFonts w:ascii="Times New Roman" w:eastAsia="Times New Roman" w:hAnsi="Times New Roman"/>
+          <w:b/>
+          <w:sz w:val="24"/>
+          <w:szCs w:val="24"/>
+          <w:lang w:eastAsia="ru-RU"/>
+        </w:rPr>
+        <w:t>deal.contractNumber</w:t>
+      </w:r>
+      <w:proofErr w:type="spellEnd"/>
+      <w:proofErr w:type="gramEnd"/>
+      <w:r>
+        <w:rPr>
+          <w:rFonts w:ascii="Times New Roman" w:eastAsia="Times New Roman" w:hAnsi="Times New Roman"/>
+          <w:b/>
+          <w:sz w:val="24"/>
+          <w:szCs w:val="24"/>
+          <w:lang w:eastAsia="ru-RU"/>
+        </w:rPr>
+        <w:t>}}</w:t>
       </w:r>
     </w:p>
     <w:p>
@@ -163,6 +187,7 @@
         <w:t>{</w:t>
       </w:r>
       <w:proofErr w:type="spellStart"/>
+      <w:proofErr w:type="gramStart"/>
       <w:r>
         <w:rPr>
           <w:rFonts w:ascii="Times New Roman" w:eastAsia="Times New Roman" w:hAnsi="Times New Roman"/>
@@ -182,6 +207,7 @@
         </w:rPr>
         <w:t>}}г</w:t>
       </w:r>
+      <w:proofErr w:type="gramEnd"/>
     </w:p>
     <w:p>
       <w:pPr>
@@ -397,27 +423,25 @@
           <w:szCs w:val="24"/>
           <w:lang w:eastAsia="ru-RU"/>
         </w:rPr>
-        <w:t xml:space="preserve"> обязательного страхования ответственности за причинение вреда в связи с осуществлением риэлтерской деятельности с БРУСП «</w:t>
-      </w:r>
-      <w:proofErr w:type="spellStart"/>
-      <w:r>
-        <w:rPr>
-          <w:rFonts w:ascii="Times New Roman" w:eastAsia="Times New Roman" w:hAnsi="Times New Roman"/>
-          <w:sz w:val="24"/>
-          <w:szCs w:val="24"/>
-          <w:lang w:eastAsia="ru-RU"/>
-        </w:rPr>
-        <w:t>Белгострах</w:t>
-      </w:r>
-      <w:proofErr w:type="spellEnd"/>
-      <w:r>
-        <w:rPr>
-          <w:rFonts w:ascii="Times New Roman" w:eastAsia="Times New Roman" w:hAnsi="Times New Roman"/>
-          <w:sz w:val="24"/>
-          <w:szCs w:val="24"/>
-          <w:lang w:eastAsia="ru-RU"/>
-        </w:rPr>
-        <w:t>» от 26.05.2026г. до 25.05.202</w:t>
+        <w:t xml:space="preserve"> обязательного страхования ответственности за причинение вреда в связи с осуществлением риэлтерской деятельности с БРУСП «Белго</w:t>
+      </w:r>
+      <w:r>
+        <w:rPr>
+          <w:rFonts w:ascii="Times New Roman" w:eastAsia="Times New Roman" w:hAnsi="Times New Roman"/>
+          <w:sz w:val="24"/>
+          <w:szCs w:val="24"/>
+          <w:lang w:eastAsia="ru-RU"/>
+        </w:rPr>
+        <w:t>с</w:t>
+      </w:r>
+      <w:r>
+        <w:rPr>
+          <w:rFonts w:ascii="Times New Roman" w:eastAsia="Times New Roman" w:hAnsi="Times New Roman"/>
+          <w:sz w:val="24"/>
+          <w:szCs w:val="24"/>
+          <w:lang w:eastAsia="ru-RU"/>
+        </w:rPr>
+        <w:t>страх» от 26.05.2026г. до 25.05.202</w:t>
       </w:r>
       <w:r>
         <w:rPr>
@@ -689,7 +713,6 @@
           <w:rFonts w:ascii="Times New Roman" w:hAnsi="Times New Roman"/>
           <w:sz w:val="24"/>
           <w:szCs w:val="24"/>
-          <w:lang w:val="en-US"/>
         </w:rPr>
       </w:pPr>
       <w:r>
@@ -724,7 +747,6 @@
           <w:b/>
           <w:sz w:val="24"/>
           <w:szCs w:val="24"/>
-          <w:lang w:val="en-US"/>
         </w:rPr>
         <w:t>________________________________________________________</w:t>
       </w:r>
@@ -771,7 +793,6 @@
         </w:rPr>
         <w:t>{{</w:t>
       </w:r>
-      <w:proofErr w:type="spellStart"/>
       <w:proofErr w:type="gramStart"/>
       <w:r>
         <w:rPr>
@@ -779,10 +800,29 @@
           <w:b/>
           <w:sz w:val="24"/>
           <w:szCs w:val="24"/>
-        </w:rPr>
-        <w:t>property.address</w:t>
-      </w:r>
-      <w:proofErr w:type="spellEnd"/>
+          <w:lang w:val="en-US"/>
+        </w:rPr>
+        <w:t>property</w:t>
+      </w:r>
+      <w:r>
+        <w:rPr>
+          <w:rFonts w:ascii="Times New Roman" w:hAnsi="Times New Roman"/>
+          <w:b/>
+          <w:sz w:val="24"/>
+          <w:szCs w:val="24"/>
+        </w:rPr>
+        <w:t>.</w:t>
+      </w:r>
+      <w:r>
+        <w:rPr>
+          <w:rFonts w:ascii="Times New Roman" w:hAnsi="Times New Roman"/>
+          <w:b/>
+          <w:sz w:val="24"/>
+          <w:szCs w:val="24"/>
+          <w:lang w:val="en-US"/>
+        </w:rPr>
+        <w:t>address</w:t>
+      </w:r>
       <w:proofErr w:type="gramEnd"/>
       <w:r>
         <w:rPr>
@@ -815,7 +855,15 @@
           <w:sz w:val="24"/>
           <w:szCs w:val="24"/>
         </w:rPr>
-        <w:t xml:space="preserve">Площадь </w:t>
+        <w:t>Площадь</w:t>
+      </w:r>
+      <w:r>
+        <w:rPr>
+          <w:rFonts w:ascii="Times New Roman" w:hAnsi="Times New Roman"/>
+          <w:sz w:val="24"/>
+          <w:szCs w:val="24"/>
+        </w:rPr>
+        <w:t xml:space="preserve"> </w:t>
       </w:r>
       <w:r>
         <w:rPr>
@@ -827,7 +875,6 @@
         </w:rPr>
         <w:t>{{</w:t>
       </w:r>
-      <w:proofErr w:type="spellStart"/>
       <w:proofErr w:type="gramStart"/>
       <w:r>
         <w:rPr>
@@ -836,8 +883,31 @@
           <w:bCs/>
           <w:sz w:val="24"/>
           <w:szCs w:val="24"/>
-        </w:rPr>
-        <w:t>property.areaTotal</w:t>
+          <w:lang w:val="en-US"/>
+        </w:rPr>
+        <w:t>property</w:t>
+      </w:r>
+      <w:r>
+        <w:rPr>
+          <w:rFonts w:ascii="Times New Roman" w:hAnsi="Times New Roman"/>
+          <w:b/>
+          <w:bCs/>
+          <w:sz w:val="24"/>
+          <w:szCs w:val="24"/>
+        </w:rPr>
+        <w:t>.</w:t>
+      </w:r>
+      <w:proofErr w:type="spellStart"/>
+      <w:r>
+        <w:rPr>
+          <w:rFonts w:ascii="Times New Roman" w:hAnsi="Times New Roman"/>
+          <w:b/>
+          <w:bCs/>
+          <w:sz w:val="24"/>
+          <w:szCs w:val="24"/>
+          <w:lang w:val="en-US"/>
+        </w:rPr>
+        <w:t>areaTotal</w:t>
       </w:r>
       <w:proofErr w:type="spellEnd"/>
       <w:proofErr w:type="gramEnd"/>
@@ -851,7 +921,6 @@
         </w:rPr>
         <w:t>}}</w:t>
       </w:r>
-      <w:proofErr w:type="spellStart"/>
       <w:r>
         <w:rPr>
           <w:rFonts w:ascii="Times New Roman" w:hAnsi="Times New Roman"/>
@@ -859,9 +928,8 @@
           <w:sz w:val="24"/>
           <w:szCs w:val="24"/>
         </w:rPr>
-        <w:t>кв.м</w:t>
-      </w:r>
-      <w:proofErr w:type="spellEnd"/>
+        <w:t xml:space="preserve"> </w:t>
+      </w:r>
       <w:r>
         <w:rPr>
           <w:rFonts w:ascii="Times New Roman" w:hAnsi="Times New Roman"/>
@@ -869,15 +937,40 @@
           <w:sz w:val="24"/>
           <w:szCs w:val="24"/>
         </w:rPr>
-        <w:t>.</w:t>
-      </w:r>
-      <w:r>
-        <w:rPr>
-          <w:rFonts w:ascii="Times New Roman" w:hAnsi="Times New Roman"/>
-          <w:sz w:val="24"/>
-          <w:szCs w:val="24"/>
-        </w:rPr>
-        <w:t xml:space="preserve">; назначение: </w:t>
+        <w:t>м</w:t>
+      </w:r>
+      <w:r>
+        <w:rPr>
+          <w:rFonts w:ascii="Times New Roman" w:hAnsi="Times New Roman"/>
+          <w:b/>
+          <w:sz w:val="24"/>
+          <w:szCs w:val="24"/>
+        </w:rPr>
+        <w:t>²</w:t>
+      </w:r>
+      <w:r>
+        <w:rPr>
+          <w:rFonts w:ascii="Times New Roman" w:hAnsi="Times New Roman"/>
+          <w:sz w:val="24"/>
+          <w:szCs w:val="24"/>
+        </w:rPr>
+        <w:t xml:space="preserve">; </w:t>
+      </w:r>
+      <w:r>
+        <w:rPr>
+          <w:rFonts w:ascii="Times New Roman" w:hAnsi="Times New Roman"/>
+          <w:sz w:val="24"/>
+          <w:szCs w:val="24"/>
+        </w:rPr>
+        <w:t>назначение</w:t>
+      </w:r>
+      <w:r>
+        <w:rPr>
+          <w:rFonts w:ascii="Times New Roman" w:hAnsi="Times New Roman"/>
+          <w:sz w:val="24"/>
+          <w:szCs w:val="24"/>
+        </w:rPr>
+        <w:t xml:space="preserve">: </w:t>
       </w:r>
       <w:r>
         <w:rPr>
@@ -1074,25 +1167,25 @@
           <w:szCs w:val="24"/>
           <w:lang w:eastAsia="ru-RU"/>
         </w:rPr>
-        <w:t>белорусских рублей</w:t>
-      </w:r>
-      <w:r>
-        <w:rPr>
-          <w:rFonts w:ascii="Times New Roman" w:eastAsia="Times New Roman" w:hAnsi="Times New Roman"/>
-          <w:sz w:val="24"/>
-          <w:szCs w:val="24"/>
-          <w:lang w:eastAsia="ru-RU"/>
-        </w:rPr>
-        <w:t xml:space="preserve">  </w:t>
-      </w:r>
-      <w:r>
-        <w:rPr>
-          <w:rFonts w:ascii="Times New Roman" w:eastAsia="Times New Roman" w:hAnsi="Times New Roman"/>
-          <w:sz w:val="24"/>
-          <w:szCs w:val="24"/>
-          <w:lang w:eastAsia="ru-RU"/>
-        </w:rPr>
-        <w:t>(</w:t>
+        <w:t xml:space="preserve">белорусских </w:t>
+      </w:r>
+      <w:r>
+        <w:rPr>
+          <w:rFonts w:ascii="Times New Roman" w:eastAsia="Times New Roman" w:hAnsi="Times New Roman"/>
+          <w:sz w:val="24"/>
+          <w:szCs w:val="24"/>
+          <w:lang w:eastAsia="ru-RU"/>
+        </w:rPr>
+        <w:t>рублей</w:t>
+      </w:r>
+      <w:r>
+        <w:rPr>
+          <w:rFonts w:ascii="Times New Roman" w:eastAsia="Times New Roman" w:hAnsi="Times New Roman"/>
+          <w:sz w:val="24"/>
+          <w:szCs w:val="24"/>
+          <w:lang w:eastAsia="ru-RU"/>
+        </w:rPr>
+        <w:t xml:space="preserve"> (</w:t>
       </w:r>
       <w:r>
         <w:rPr>
@@ -1104,6 +1197,7 @@
         <w:t>{{</w:t>
       </w:r>
       <w:proofErr w:type="spellStart"/>
+      <w:proofErr w:type="gramStart"/>
       <w:r>
         <w:rPr>
           <w:rFonts w:ascii="Times New Roman" w:eastAsia="Times New Roman" w:hAnsi="Times New Roman"/>
@@ -1114,6 +1208,7 @@
         <w:t>property.priceWords</w:t>
       </w:r>
       <w:proofErr w:type="spellEnd"/>
+      <w:proofErr w:type="gramEnd"/>
       <w:r>
         <w:rPr>
           <w:rFonts w:ascii="Times New Roman" w:eastAsia="Times New Roman" w:hAnsi="Times New Roman"/>
@@ -1196,7 +1291,25 @@
           <w:szCs w:val="24"/>
           <w:lang w:eastAsia="ru-RU"/>
         </w:rPr>
-        <w:t>2.1. Тарифы на риэлтерские услуги,</w:t>
+        <w:t xml:space="preserve">2.1. </w:t>
+      </w:r>
+      <w:r>
+        <w:rPr>
+          <w:rFonts w:ascii="Times New Roman" w:eastAsia="Times New Roman" w:hAnsi="Times New Roman"/>
+          <w:sz w:val="24"/>
+          <w:szCs w:val="24"/>
+          <w:lang w:eastAsia="ru-RU"/>
+        </w:rPr>
+        <w:tab/>
+      </w:r>
+      <w:r>
+        <w:rPr>
+          <w:rFonts w:ascii="Times New Roman" w:eastAsia="Times New Roman" w:hAnsi="Times New Roman"/>
+          <w:sz w:val="24"/>
+          <w:szCs w:val="24"/>
+          <w:lang w:eastAsia="ru-RU"/>
+        </w:rPr>
+        <w:t>Тарифы на риэлтерские услуги,</w:t>
       </w:r>
       <w:r>
         <w:rPr>
@@ -1306,7 +1419,25 @@
           <w:szCs w:val="24"/>
           <w:lang w:eastAsia="ru-RU"/>
         </w:rPr>
-        <w:t xml:space="preserve">2.2. Стоимость риэлтерских услуг составляет </w:t>
+        <w:t>2.2.</w:t>
+      </w:r>
+      <w:r>
+        <w:rPr>
+          <w:rFonts w:ascii="Times New Roman" w:eastAsia="Times New Roman" w:hAnsi="Times New Roman"/>
+          <w:sz w:val="24"/>
+          <w:szCs w:val="24"/>
+          <w:lang w:eastAsia="ru-RU"/>
+        </w:rPr>
+        <w:tab/>
+      </w:r>
+      <w:r>
+        <w:rPr>
+          <w:rFonts w:ascii="Times New Roman" w:eastAsia="Times New Roman" w:hAnsi="Times New Roman"/>
+          <w:sz w:val="24"/>
+          <w:szCs w:val="24"/>
+          <w:lang w:eastAsia="ru-RU"/>
+        </w:rPr>
+        <w:t xml:space="preserve">Стоимость риэлтерских услуг составляет </w:t>
       </w:r>
       <w:r>
         <w:rPr>
@@ -1317,7 +1448,31 @@
           <w:szCs w:val="24"/>
           <w:lang w:eastAsia="ru-RU"/>
         </w:rPr>
-        <w:t>{{commission.percent}}</w:t>
+        <w:t>{{</w:t>
+      </w:r>
+      <w:proofErr w:type="spellStart"/>
+      <w:r>
+        <w:rPr>
+          <w:rFonts w:ascii="Times New Roman" w:eastAsia="Times New Roman" w:hAnsi="Times New Roman"/>
+          <w:b/>
+          <w:bCs/>
+          <w:sz w:val="24"/>
+          <w:szCs w:val="24"/>
+          <w:lang w:eastAsia="ru-RU"/>
+        </w:rPr>
+        <w:t>commission.percent</w:t>
+      </w:r>
+      <w:proofErr w:type="spellEnd"/>
+      <w:r>
+        <w:rPr>
+          <w:rFonts w:ascii="Times New Roman" w:eastAsia="Times New Roman" w:hAnsi="Times New Roman"/>
+          <w:b/>
+          <w:bCs/>
+          <w:sz w:val="24"/>
+          <w:szCs w:val="24"/>
+          <w:lang w:eastAsia="ru-RU"/>
+        </w:rPr>
+        <w:t>}}</w:t>
       </w:r>
       <w:r>
         <w:rPr>
@@ -2509,6 +2664,16 @@
           <w:szCs w:val="24"/>
           <w:lang w:eastAsia="ru-RU"/>
         </w:rPr>
+        <w:tab/>
+        <w:t xml:space="preserve"> </w:t>
+      </w:r>
+      <w:r>
+        <w:rPr>
+          <w:rFonts w:ascii="Times New Roman" w:eastAsia="Times New Roman" w:hAnsi="Times New Roman"/>
+          <w:sz w:val="24"/>
+          <w:szCs w:val="24"/>
+          <w:lang w:eastAsia="ru-RU"/>
+        </w:rPr>
         <w:t>п</w:t>
       </w:r>
       <w:r>
@@ -2738,6 +2903,15 @@
       </w:r>
       <w:r>
         <w:rPr>
+          <w:rFonts w:ascii="Times New Roman" w:hAnsi="Times New Roman"/>
+          <w:bCs/>
+          <w:sz w:val="24"/>
+          <w:szCs w:val="24"/>
+        </w:rPr>
+        <w:tab/>
+      </w:r>
+      <w:r>
+        <w:rPr>
           <w:rFonts w:ascii="Times New Roman" w:eastAsia="Times New Roman" w:hAnsi="Times New Roman"/>
           <w:sz w:val="24"/>
           <w:szCs w:val="24"/>
@@ -3088,6 +3262,15 @@
           <w:szCs w:val="24"/>
           <w:lang w:eastAsia="ru-RU"/>
         </w:rPr>
+        <w:tab/>
+      </w:r>
+      <w:r>
+        <w:rPr>
+          <w:rFonts w:ascii="Times New Roman" w:eastAsia="Times New Roman" w:hAnsi="Times New Roman"/>
+          <w:sz w:val="24"/>
+          <w:szCs w:val="24"/>
+          <w:lang w:eastAsia="ru-RU"/>
+        </w:rPr>
         <w:t>в</w:t>
       </w:r>
       <w:r>
@@ -3150,6 +3333,14 @@
           <w:szCs w:val="24"/>
         </w:rPr>
         <w:t>3.2.6.</w:t>
+      </w:r>
+      <w:r>
+        <w:rPr>
+          <w:rFonts w:ascii="Times New Roman" w:hAnsi="Times New Roman"/>
+          <w:sz w:val="24"/>
+          <w:szCs w:val="24"/>
+        </w:rPr>
+        <w:tab/>
       </w:r>
       <w:r>
         <w:rPr>
@@ -3739,6 +3930,14 @@
           <w:sz w:val="24"/>
           <w:szCs w:val="24"/>
         </w:rPr>
+        <w:tab/>
+      </w:r>
+      <w:r>
+        <w:rPr>
+          <w:rFonts w:ascii="Times New Roman" w:hAnsi="Times New Roman"/>
+          <w:sz w:val="24"/>
+          <w:szCs w:val="24"/>
+        </w:rPr>
         <w:t>о</w:t>
       </w:r>
       <w:r>
@@ -4003,25 +4202,25 @@
         <w:t>endDateText</w:t>
       </w:r>
       <w:proofErr w:type="spellEnd"/>
+      <w:r>
+        <w:rPr>
+          <w:rFonts w:ascii="Times New Roman" w:eastAsia="Times New Roman" w:hAnsi="Times New Roman"/>
+          <w:sz w:val="24"/>
+          <w:szCs w:val="24"/>
+          <w:lang w:eastAsia="ru-RU"/>
+        </w:rPr>
+        <w:t>}}</w:t>
+      </w:r>
+      <w:r>
+        <w:rPr>
+          <w:rFonts w:ascii="Times New Roman" w:eastAsia="Times New Roman" w:hAnsi="Times New Roman"/>
+          <w:sz w:val="24"/>
+          <w:szCs w:val="24"/>
+          <w:lang w:eastAsia="ru-RU"/>
+        </w:rPr>
+        <w:t>г.</w:t>
+      </w:r>
       <w:proofErr w:type="gramEnd"/>
-      <w:r>
-        <w:rPr>
-          <w:rFonts w:ascii="Times New Roman" w:eastAsia="Times New Roman" w:hAnsi="Times New Roman"/>
-          <w:sz w:val="24"/>
-          <w:szCs w:val="24"/>
-          <w:lang w:eastAsia="ru-RU"/>
-        </w:rPr>
-        <w:t>}}</w:t>
-      </w:r>
-      <w:r>
-        <w:rPr>
-          <w:rFonts w:ascii="Times New Roman" w:eastAsia="Times New Roman" w:hAnsi="Times New Roman"/>
-          <w:sz w:val="24"/>
-          <w:szCs w:val="24"/>
-          <w:lang w:eastAsia="ru-RU"/>
-        </w:rPr>
-        <w:t>г.</w:t>
-      </w:r>
     </w:p>
     <w:p>
       <w:pPr>
@@ -4775,7 +4974,7 @@
         <w:autoSpaceDN w:val="0"/>
         <w:adjustRightInd w:val="0"/>
         <w:spacing w:after="0" w:line="240" w:lineRule="auto"/>
-        <w:ind w:left="567" w:hanging="567"/>
+        <w:ind w:left="426" w:hanging="426"/>
         <w:jc w:val="both"/>
         <w:rPr>
           <w:rFonts w:ascii="Times New Roman" w:eastAsia="Times New Roman" w:hAnsi="Times New Roman"/>
@@ -4800,7 +4999,25 @@
           <w:szCs w:val="24"/>
           <w:lang w:eastAsia="ru-RU"/>
         </w:rPr>
-        <w:t>5. Стороны</w:t>
+        <w:t>5.</w:t>
+      </w:r>
+      <w:r>
+        <w:rPr>
+          <w:rFonts w:ascii="Times New Roman" w:eastAsia="Times New Roman" w:hAnsi="Times New Roman"/>
+          <w:sz w:val="24"/>
+          <w:szCs w:val="24"/>
+          <w:lang w:eastAsia="ru-RU"/>
+        </w:rPr>
+        <w:tab/>
+      </w:r>
+      <w:r>
+        <w:rPr>
+          <w:rFonts w:ascii="Times New Roman" w:eastAsia="Times New Roman" w:hAnsi="Times New Roman"/>
+          <w:sz w:val="24"/>
+          <w:szCs w:val="24"/>
+          <w:lang w:eastAsia="ru-RU"/>
+        </w:rPr>
+        <w:t>Стороны</w:t>
       </w:r>
       <w:r>
         <w:rPr>
@@ -4947,7 +5164,25 @@
           <w:szCs w:val="24"/>
           <w:lang w:eastAsia="ru-RU"/>
         </w:rPr>
-        <w:t xml:space="preserve">6.1. Настоящий договор составлен в двух экземплярах, по одному для каждой из Сторон.  </w:t>
+        <w:t>6.1.</w:t>
+      </w:r>
+      <w:r>
+        <w:rPr>
+          <w:rFonts w:ascii="Times New Roman" w:eastAsia="Times New Roman" w:hAnsi="Times New Roman"/>
+          <w:sz w:val="24"/>
+          <w:szCs w:val="24"/>
+          <w:lang w:eastAsia="ru-RU"/>
+        </w:rPr>
+        <w:tab/>
+      </w:r>
+      <w:r>
+        <w:rPr>
+          <w:rFonts w:ascii="Times New Roman" w:eastAsia="Times New Roman" w:hAnsi="Times New Roman"/>
+          <w:sz w:val="24"/>
+          <w:szCs w:val="24"/>
+          <w:lang w:eastAsia="ru-RU"/>
+        </w:rPr>
+        <w:t xml:space="preserve">Настоящий договор составлен в двух экземплярах, по одному для каждой из Сторон.  </w:t>
       </w:r>
       <w:r>
         <w:rPr>
@@ -5541,7 +5776,31 @@
           <w:szCs w:val="20"/>
           <w:lang w:eastAsia="ru-RU"/>
         </w:rPr>
-        <w:t>Ответственный риэлтер по настоящему договору Турко О.Р.</w:t>
+        <w:t>Ответственный риэлтер по настоящему договору {{</w:t>
+      </w:r>
+      <w:proofErr w:type="spellStart"/>
+      <w:proofErr w:type="gramStart"/>
+      <w:r>
+        <w:rPr>
+          <w:rFonts w:ascii="Times New Roman" w:eastAsia="Times New Roman" w:hAnsi="Times New Roman"/>
+          <w:i/>
+          <w:sz w:val="20"/>
+          <w:szCs w:val="20"/>
+          <w:lang w:eastAsia="ru-RU"/>
+        </w:rPr>
+        <w:t>agent.initials</w:t>
+      </w:r>
+      <w:proofErr w:type="spellEnd"/>
+      <w:proofErr w:type="gramEnd"/>
+      <w:r>
+        <w:rPr>
+          <w:rFonts w:ascii="Times New Roman" w:eastAsia="Times New Roman" w:hAnsi="Times New Roman"/>
+          <w:i/>
+          <w:sz w:val="20"/>
+          <w:szCs w:val="20"/>
+          <w:lang w:eastAsia="ru-RU"/>
+        </w:rPr>
+        <w:t>}}</w:t>
       </w:r>
     </w:p>
     <w:p>
@@ -5591,8 +5850,110 @@
           <w:szCs w:val="20"/>
           <w:lang w:eastAsia="ru-RU"/>
         </w:rPr>
-        <w:t xml:space="preserve"> № 1931 от 29.02.2024г, действует до 28.02.2029г</w:t>
-      </w:r>
+        <w:t>№ {{</w:t>
+      </w:r>
+      <w:proofErr w:type="spellStart"/>
+      <w:proofErr w:type="gramStart"/>
+      <w:r>
+        <w:rPr>
+          <w:rFonts w:ascii="Times New Roman" w:eastAsia="Times New Roman" w:hAnsi="Times New Roman"/>
+          <w:i/>
+          <w:sz w:val="20"/>
+          <w:szCs w:val="20"/>
+          <w:lang w:eastAsia="ru-RU"/>
+        </w:rPr>
+        <w:t>agent.attestationNumber</w:t>
+      </w:r>
+      <w:proofErr w:type="spellEnd"/>
+      <w:proofErr w:type="gramEnd"/>
+      <w:r>
+        <w:rPr>
+          <w:rFonts w:ascii="Times New Roman" w:eastAsia="Times New Roman" w:hAnsi="Times New Roman"/>
+          <w:i/>
+          <w:sz w:val="20"/>
+          <w:szCs w:val="20"/>
+          <w:lang w:eastAsia="ru-RU"/>
+        </w:rPr>
+        <w:t>}}</w:t>
+      </w:r>
+      <w:r>
+        <w:rPr>
+          <w:rFonts w:ascii="Times New Roman" w:eastAsia="Times New Roman" w:hAnsi="Times New Roman"/>
+          <w:i/>
+          <w:sz w:val="20"/>
+          <w:szCs w:val="20"/>
+          <w:lang w:eastAsia="ru-RU"/>
+        </w:rPr>
+        <w:t xml:space="preserve"> </w:t>
+      </w:r>
+      <w:r>
+        <w:rPr>
+          <w:rFonts w:ascii="Times New Roman" w:eastAsia="Times New Roman" w:hAnsi="Times New Roman"/>
+          <w:i/>
+          <w:sz w:val="20"/>
+          <w:szCs w:val="20"/>
+          <w:lang w:eastAsia="ru-RU"/>
+        </w:rPr>
+        <w:t>от {{</w:t>
+      </w:r>
+      <w:proofErr w:type="spellStart"/>
+      <w:proofErr w:type="gramStart"/>
+      <w:r>
+        <w:rPr>
+          <w:rFonts w:ascii="Times New Roman" w:eastAsia="Times New Roman" w:hAnsi="Times New Roman"/>
+          <w:i/>
+          <w:sz w:val="20"/>
+          <w:szCs w:val="20"/>
+          <w:lang w:eastAsia="ru-RU"/>
+        </w:rPr>
+        <w:t>agent.attestationDate</w:t>
+      </w:r>
+      <w:proofErr w:type="spellEnd"/>
+      <w:r>
+        <w:rPr>
+          <w:rFonts w:ascii="Times New Roman" w:eastAsia="Times New Roman" w:hAnsi="Times New Roman"/>
+          <w:i/>
+          <w:sz w:val="20"/>
+          <w:szCs w:val="20"/>
+          <w:lang w:eastAsia="ru-RU"/>
+        </w:rPr>
+        <w:t>}}г</w:t>
+      </w:r>
+      <w:proofErr w:type="gramEnd"/>
+      <w:r>
+        <w:rPr>
+          <w:rFonts w:ascii="Times New Roman" w:eastAsia="Times New Roman" w:hAnsi="Times New Roman"/>
+          <w:i/>
+          <w:sz w:val="20"/>
+          <w:szCs w:val="20"/>
+          <w:lang w:eastAsia="ru-RU"/>
+        </w:rPr>
+        <w:t>, действует до {{</w:t>
+      </w:r>
+      <w:proofErr w:type="spellStart"/>
+      <w:proofErr w:type="gramStart"/>
+      <w:r>
+        <w:rPr>
+          <w:rFonts w:ascii="Times New Roman" w:eastAsia="Times New Roman" w:hAnsi="Times New Roman"/>
+          <w:i/>
+          <w:sz w:val="20"/>
+          <w:szCs w:val="20"/>
+          <w:lang w:eastAsia="ru-RU"/>
+        </w:rPr>
+        <w:t>agent.attestationExpiry</w:t>
+      </w:r>
+      <w:proofErr w:type="spellEnd"/>
+      <w:r>
+        <w:rPr>
+          <w:rFonts w:ascii="Times New Roman" w:eastAsia="Times New Roman" w:hAnsi="Times New Roman"/>
+          <w:i/>
+          <w:sz w:val="20"/>
+          <w:szCs w:val="20"/>
+          <w:lang w:eastAsia="ru-RU"/>
+        </w:rPr>
+        <w:t>}}г</w:t>
+      </w:r>
+      <w:proofErr w:type="gramEnd"/>
     </w:p>
     <w:p>
       <w:pPr>
@@ -5602,7 +5963,7 @@
         <w:spacing w:after="0" w:line="240" w:lineRule="auto"/>
         <w:rPr>
           <w:rFonts w:ascii="Times New Roman" w:eastAsia="Times New Roman" w:hAnsi="Times New Roman"/>
-          <w:b/>
+          <w:bCs/>
           <w:sz w:val="20"/>
           <w:szCs w:val="20"/>
           <w:lang w:eastAsia="ru-RU"/>
@@ -5611,12 +5972,36 @@
       <w:r>
         <w:rPr>
           <w:rFonts w:ascii="Times New Roman" w:eastAsia="Times New Roman" w:hAnsi="Times New Roman"/>
-          <w:i/>
+          <w:bCs/>
           <w:sz w:val="20"/>
           <w:szCs w:val="20"/>
           <w:lang w:eastAsia="ru-RU"/>
         </w:rPr>
-        <w:t xml:space="preserve">Идентификационная пластиковая карточка №АВ0028488 </w:t>
+        <w:t>Идентификационная пластиковая карточка {{</w:t>
+      </w:r>
+      <w:proofErr w:type="spellStart"/>
+      <w:proofErr w:type="gramStart"/>
+      <w:r>
+        <w:rPr>
+          <w:rFonts w:ascii="Times New Roman" w:eastAsia="Times New Roman" w:hAnsi="Times New Roman"/>
+          <w:bCs/>
+          <w:sz w:val="20"/>
+          <w:szCs w:val="20"/>
+          <w:lang w:eastAsia="ru-RU"/>
+        </w:rPr>
+        <w:t>agent.cardNumber</w:t>
+      </w:r>
+      <w:proofErr w:type="spellEnd"/>
+      <w:proofErr w:type="gramEnd"/>
+      <w:r>
+        <w:rPr>
+          <w:rFonts w:ascii="Times New Roman" w:eastAsia="Times New Roman" w:hAnsi="Times New Roman"/>
+          <w:bCs/>
+          <w:sz w:val="20"/>
+          <w:szCs w:val="20"/>
+          <w:lang w:eastAsia="ru-RU"/>
+        </w:rPr>
+        <w:t>}}</w:t>
       </w:r>
     </w:p>
     <w:p>
@@ -5718,7 +6103,31 @@
                 <w:szCs w:val="24"/>
                 <w:lang w:eastAsia="ru-RU"/>
               </w:rPr>
-              <w:t>{{seller.fullName}}</w:t>
+              <w:t>{{</w:t>
+            </w:r>
+            <w:proofErr w:type="spellStart"/>
+            <w:proofErr w:type="gramStart"/>
+            <w:r>
+              <w:rPr>
+                <w:rFonts w:ascii="Times New Roman" w:eastAsia="Times New Roman" w:hAnsi="Times New Roman"/>
+                <w:b/>
+                <w:sz w:val="24"/>
+                <w:szCs w:val="24"/>
+                <w:lang w:eastAsia="ru-RU"/>
+              </w:rPr>
+              <w:t>seller.fullName</w:t>
+            </w:r>
+            <w:proofErr w:type="spellEnd"/>
+            <w:proofErr w:type="gramEnd"/>
+            <w:r>
+              <w:rPr>
+                <w:rFonts w:ascii="Times New Roman" w:eastAsia="Times New Roman" w:hAnsi="Times New Roman"/>
+                <w:b/>
+                <w:sz w:val="24"/>
+                <w:szCs w:val="24"/>
+                <w:lang w:eastAsia="ru-RU"/>
+              </w:rPr>
+              <w:t>}}</w:t>
             </w:r>
           </w:p>
           <w:p>
@@ -5742,7 +6151,16 @@
                 <w:szCs w:val="20"/>
                 <w:lang w:eastAsia="ru-RU"/>
               </w:rPr>
-              <w:t>Регистрация</w:t>
+              <w:t>Адрес регистрации</w:t>
+            </w:r>
+            <w:r>
+              <w:rPr>
+                <w:rFonts w:ascii="Times New Roman" w:eastAsia="Times New Roman" w:hAnsi="Times New Roman"/>
+                <w:sz w:val="20"/>
+                <w:szCs w:val="20"/>
+                <w:lang w:eastAsia="ru-RU"/>
+              </w:rPr>
+              <w:t>:</w:t>
             </w:r>
             <w:r>
               <w:rPr>
@@ -5824,7 +6242,29 @@
                 <w:szCs w:val="20"/>
                 <w:lang w:eastAsia="ru-RU"/>
               </w:rPr>
-              <w:t>{{seller.passport}}</w:t>
+              <w:t>{{</w:t>
+            </w:r>
+            <w:proofErr w:type="spellStart"/>
+            <w:proofErr w:type="gramStart"/>
+            <w:r>
+              <w:rPr>
+                <w:rFonts w:ascii="Times New Roman" w:eastAsia="Times New Roman" w:hAnsi="Times New Roman"/>
+                <w:sz w:val="20"/>
+                <w:szCs w:val="20"/>
+                <w:lang w:eastAsia="ru-RU"/>
+              </w:rPr>
+              <w:t>seller.passport</w:t>
+            </w:r>
+            <w:proofErr w:type="spellEnd"/>
+            <w:proofErr w:type="gramEnd"/>
+            <w:r>
+              <w:rPr>
+                <w:rFonts w:ascii="Times New Roman" w:eastAsia="Times New Roman" w:hAnsi="Times New Roman"/>
+                <w:sz w:val="20"/>
+                <w:szCs w:val="20"/>
+                <w:lang w:eastAsia="ru-RU"/>
+              </w:rPr>
+              <w:t>}}</w:t>
             </w:r>
           </w:p>
           <w:p>
@@ -5866,7 +6306,87 @@
                 <w:szCs w:val="20"/>
                 <w:lang w:eastAsia="ru-RU"/>
               </w:rPr>
-              <w:t>{{seller.passportIssuedByInstrumental}} {{seller.passportIssueDate}}</w:t>
+              <w:t>{{</w:t>
+            </w:r>
+            <w:proofErr w:type="gramStart"/>
+            <w:r>
+              <w:rPr>
+                <w:rFonts w:ascii="Times New Roman" w:eastAsia="Times New Roman" w:hAnsi="Times New Roman"/>
+                <w:sz w:val="20"/>
+                <w:szCs w:val="20"/>
+                <w:lang w:val="en-US" w:eastAsia="ru-RU"/>
+              </w:rPr>
+              <w:t>seller</w:t>
+            </w:r>
+            <w:r>
+              <w:rPr>
+                <w:rFonts w:ascii="Times New Roman" w:eastAsia="Times New Roman" w:hAnsi="Times New Roman"/>
+                <w:sz w:val="20"/>
+                <w:szCs w:val="20"/>
+                <w:lang w:eastAsia="ru-RU"/>
+              </w:rPr>
+              <w:t>.</w:t>
+            </w:r>
+            <w:proofErr w:type="spellStart"/>
+            <w:r>
+              <w:rPr>
+                <w:rFonts w:ascii="Times New Roman" w:eastAsia="Times New Roman" w:hAnsi="Times New Roman"/>
+                <w:sz w:val="20"/>
+                <w:szCs w:val="20"/>
+                <w:lang w:val="en-US" w:eastAsia="ru-RU"/>
+              </w:rPr>
+              <w:t>passportIssuedByInstrumental</w:t>
+            </w:r>
+            <w:proofErr w:type="spellEnd"/>
+            <w:proofErr w:type="gramEnd"/>
+            <w:r>
+              <w:rPr>
+                <w:rFonts w:ascii="Times New Roman" w:eastAsia="Times New Roman" w:hAnsi="Times New Roman"/>
+                <w:sz w:val="20"/>
+                <w:szCs w:val="20"/>
+                <w:lang w:eastAsia="ru-RU"/>
+              </w:rPr>
+              <w:t>}} {{</w:t>
+            </w:r>
+            <w:proofErr w:type="gramStart"/>
+            <w:r>
+              <w:rPr>
+                <w:rFonts w:ascii="Times New Roman" w:eastAsia="Times New Roman" w:hAnsi="Times New Roman"/>
+                <w:sz w:val="20"/>
+                <w:szCs w:val="20"/>
+                <w:lang w:val="en-US" w:eastAsia="ru-RU"/>
+              </w:rPr>
+              <w:t>seller</w:t>
+            </w:r>
+            <w:r>
+              <w:rPr>
+                <w:rFonts w:ascii="Times New Roman" w:eastAsia="Times New Roman" w:hAnsi="Times New Roman"/>
+                <w:sz w:val="20"/>
+                <w:szCs w:val="20"/>
+                <w:lang w:eastAsia="ru-RU"/>
+              </w:rPr>
+              <w:t>.</w:t>
+            </w:r>
+            <w:proofErr w:type="spellStart"/>
+            <w:r>
+              <w:rPr>
+                <w:rFonts w:ascii="Times New Roman" w:eastAsia="Times New Roman" w:hAnsi="Times New Roman"/>
+                <w:sz w:val="20"/>
+                <w:szCs w:val="20"/>
+                <w:lang w:val="en-US" w:eastAsia="ru-RU"/>
+              </w:rPr>
+              <w:t>passportIssueDate</w:t>
+            </w:r>
+            <w:proofErr w:type="spellEnd"/>
+            <w:proofErr w:type="gramEnd"/>
+            <w:r>
+              <w:rPr>
+                <w:rFonts w:ascii="Times New Roman" w:eastAsia="Times New Roman" w:hAnsi="Times New Roman"/>
+                <w:sz w:val="20"/>
+                <w:szCs w:val="20"/>
+                <w:lang w:eastAsia="ru-RU"/>
+              </w:rPr>
+              <w:t>}}</w:t>
             </w:r>
           </w:p>
           <w:p>
@@ -5908,7 +6428,25 @@
                 <w:szCs w:val="20"/>
                 <w:lang w:eastAsia="ru-RU"/>
               </w:rPr>
-              <w:t xml:space="preserve"> номер </w:t>
+              <w:t xml:space="preserve"> </w:t>
+            </w:r>
+            <w:r>
+              <w:rPr>
+                <w:rFonts w:ascii="Times New Roman" w:eastAsia="Times New Roman" w:hAnsi="Times New Roman"/>
+                <w:sz w:val="20"/>
+                <w:szCs w:val="20"/>
+                <w:lang w:eastAsia="ru-RU"/>
+              </w:rPr>
+              <w:t>номер</w:t>
+            </w:r>
+            <w:r>
+              <w:rPr>
+                <w:rFonts w:ascii="Times New Roman" w:eastAsia="Times New Roman" w:hAnsi="Times New Roman"/>
+                <w:sz w:val="20"/>
+                <w:szCs w:val="20"/>
+                <w:lang w:eastAsia="ru-RU"/>
+              </w:rPr>
+              <w:t xml:space="preserve"> </w:t>
             </w:r>
             <w:bookmarkStart w:id="11" w:name="_Hlk233797189"/>
             <w:r>
@@ -5918,7 +6456,43 @@
                 <w:szCs w:val="20"/>
                 <w:lang w:eastAsia="ru-RU"/>
               </w:rPr>
-              <w:t>{{seller.id}}</w:t>
+              <w:t>{{</w:t>
+            </w:r>
+            <w:r>
+              <w:rPr>
+                <w:rFonts w:ascii="Times New Roman" w:eastAsia="Times New Roman" w:hAnsi="Times New Roman"/>
+                <w:sz w:val="20"/>
+                <w:szCs w:val="20"/>
+                <w:lang w:val="en-US" w:eastAsia="ru-RU"/>
+              </w:rPr>
+              <w:t>seller</w:t>
+            </w:r>
+            <w:r>
+              <w:rPr>
+                <w:rFonts w:ascii="Times New Roman" w:eastAsia="Times New Roman" w:hAnsi="Times New Roman"/>
+                <w:sz w:val="20"/>
+                <w:szCs w:val="20"/>
+                <w:lang w:eastAsia="ru-RU"/>
+              </w:rPr>
+              <w:t>.</w:t>
+            </w:r>
+            <w:r>
+              <w:rPr>
+                <w:rFonts w:ascii="Times New Roman" w:eastAsia="Times New Roman" w:hAnsi="Times New Roman"/>
+                <w:sz w:val="20"/>
+                <w:szCs w:val="20"/>
+                <w:lang w:val="en-US" w:eastAsia="ru-RU"/>
+              </w:rPr>
+              <w:t>id</w:t>
+            </w:r>
+            <w:r>
+              <w:rPr>
+                <w:rFonts w:ascii="Times New Roman" w:eastAsia="Times New Roman" w:hAnsi="Times New Roman"/>
+                <w:sz w:val="20"/>
+                <w:szCs w:val="20"/>
+                <w:lang w:eastAsia="ru-RU"/>
+              </w:rPr>
+              <w:t>}}</w:t>
             </w:r>
           </w:p>
           <w:bookmarkEnd w:id="11"/>
@@ -5961,7 +6535,45 @@
                 <w:szCs w:val="20"/>
                 <w:lang w:eastAsia="ru-RU"/>
               </w:rPr>
-              <w:t>{{seller.phone}}</w:t>
+              <w:t>{{</w:t>
+            </w:r>
+            <w:proofErr w:type="gramStart"/>
+            <w:r>
+              <w:rPr>
+                <w:rFonts w:ascii="Times New Roman" w:eastAsia="Times New Roman" w:hAnsi="Times New Roman"/>
+                <w:sz w:val="20"/>
+                <w:szCs w:val="20"/>
+                <w:lang w:val="en-US" w:eastAsia="ru-RU"/>
+              </w:rPr>
+              <w:t>seller</w:t>
+            </w:r>
+            <w:r>
+              <w:rPr>
+                <w:rFonts w:ascii="Times New Roman" w:eastAsia="Times New Roman" w:hAnsi="Times New Roman"/>
+                <w:sz w:val="20"/>
+                <w:szCs w:val="20"/>
+                <w:lang w:eastAsia="ru-RU"/>
+              </w:rPr>
+              <w:t>.</w:t>
+            </w:r>
+            <w:r>
+              <w:rPr>
+                <w:rFonts w:ascii="Times New Roman" w:eastAsia="Times New Roman" w:hAnsi="Times New Roman"/>
+                <w:sz w:val="20"/>
+                <w:szCs w:val="20"/>
+                <w:lang w:val="en-US" w:eastAsia="ru-RU"/>
+              </w:rPr>
+              <w:t>phone</w:t>
+            </w:r>
+            <w:proofErr w:type="gramEnd"/>
+            <w:r>
+              <w:rPr>
+                <w:rFonts w:ascii="Times New Roman" w:eastAsia="Times New Roman" w:hAnsi="Times New Roman"/>
+                <w:sz w:val="20"/>
+                <w:szCs w:val="20"/>
+                <w:lang w:eastAsia="ru-RU"/>
+              </w:rPr>
+              <w:t>}}</w:t>
             </w:r>
           </w:p>
           <w:p>
@@ -6003,7 +6615,31 @@
                 <w:szCs w:val="20"/>
                 <w:lang w:eastAsia="ru-RU"/>
               </w:rPr>
-              <w:t>Потребитель______________________{{seller.initials}}</w:t>
+              <w:t>Потребитель______________________{{</w:t>
+            </w:r>
+            <w:proofErr w:type="spellStart"/>
+            <w:proofErr w:type="gramStart"/>
+            <w:r>
+              <w:rPr>
+                <w:rFonts w:ascii="Times New Roman" w:eastAsia="Times New Roman" w:hAnsi="Times New Roman"/>
+                <w:b/>
+                <w:sz w:val="20"/>
+                <w:szCs w:val="20"/>
+                <w:lang w:eastAsia="ru-RU"/>
+              </w:rPr>
+              <w:t>seller.initials</w:t>
+            </w:r>
+            <w:proofErr w:type="spellEnd"/>
+            <w:proofErr w:type="gramEnd"/>
+            <w:r>
+              <w:rPr>
+                <w:rFonts w:ascii="Times New Roman" w:eastAsia="Times New Roman" w:hAnsi="Times New Roman"/>
+                <w:b/>
+                <w:sz w:val="20"/>
+                <w:szCs w:val="20"/>
+                <w:lang w:eastAsia="ru-RU"/>
+              </w:rPr>
+              <w:t>}}</w:t>
             </w:r>
             <w:bookmarkEnd w:id="10"/>
           </w:p>
@@ -6047,27 +6683,7 @@
                 <w:sz w:val="20"/>
                 <w:szCs w:val="20"/>
               </w:rPr>
-              <w:t xml:space="preserve">231300 г. Лида, б-р князя </w:t>
-            </w:r>
-            <w:proofErr w:type="spellStart"/>
-            <w:r>
-              <w:rPr>
-                <w:rFonts w:ascii="Times New Roman" w:eastAsia="Times New Roman" w:hAnsi="Times New Roman"/>
-                <w:color w:val="000000"/>
-                <w:sz w:val="20"/>
-                <w:szCs w:val="20"/>
-              </w:rPr>
-              <w:t>Гедимина</w:t>
-            </w:r>
-            <w:proofErr w:type="spellEnd"/>
-            <w:r>
-              <w:rPr>
-                <w:rFonts w:ascii="Times New Roman" w:eastAsia="Times New Roman" w:hAnsi="Times New Roman"/>
-                <w:color w:val="000000"/>
-                <w:sz w:val="20"/>
-                <w:szCs w:val="20"/>
-              </w:rPr>
-              <w:t xml:space="preserve">, д.12 пом.9; </w:t>
+              <w:t xml:space="preserve">231300 г. Лида, б-р князя Гедимина, д.12 пом.9; </w:t>
             </w:r>
           </w:p>
           <w:p>
@@ -6284,19 +6900,32 @@
               </w:rPr>
               <w:t xml:space="preserve">e-mail: </w:t>
             </w:r>
-            <w:hyperlink r:id="rId8" w:history="1">
-              <w:r>
-                <w:rPr>
-                  <w:rFonts w:ascii="Times New Roman" w:eastAsia="Times New Roman" w:hAnsi="Times New Roman"/>
-                  <w:color w:val="0563C1" w:themeColor="hyperlink"/>
-                  <w:sz w:val="20"/>
-                  <w:szCs w:val="20"/>
-                  <w:u w:val="single"/>
-                  <w:lang w:val="en-US"/>
-                </w:rPr>
-                <w:t>mail@germesgarant.by</w:t>
-              </w:r>
-            </w:hyperlink>
+            <w:r>
+              <w:fldChar w:fldCharType="begin"/>
+            </w:r>
+            <w:r>
+              <w:rPr>
+                <w:lang w:val="en-US"/>
+              </w:rPr>
+              <w:instrText>HYPERLINK "mailto:mail@germesgarant.by"</w:instrText>
+            </w:r>
+            <w:r>
+              <w:fldChar w:fldCharType="separate"/>
+            </w:r>
+            <w:r>
+              <w:rPr>
+                <w:rFonts w:ascii="Times New Roman" w:eastAsia="Times New Roman" w:hAnsi="Times New Roman"/>
+                <w:color w:val="0563C1" w:themeColor="hyperlink"/>
+                <w:sz w:val="20"/>
+                <w:szCs w:val="20"/>
+                <w:u w:val="single"/>
+                <w:lang w:val="en-US"/>
+              </w:rPr>
+              <w:t>mail@germesgarant.by</w:t>
+            </w:r>
+            <w:r>
+              <w:fldChar w:fldCharType="end"/>
+            </w:r>
           </w:p>
           <w:p>
             <w:pPr>
@@ -6308,7 +6937,7 @@
                 <w:szCs w:val="20"/>
               </w:rPr>
             </w:pPr>
-            <w:hyperlink r:id="rId9" w:history="1">
+            <w:hyperlink r:id="rId8" w:history="1">
               <w:r>
                 <w:rPr>
                   <w:rStyle w:val="a6"/>
@@ -6899,6 +7528,7 @@
         </w:rPr>
         <w:t>№ {{</w:t>
       </w:r>
+      <w:proofErr w:type="spellStart"/>
       <w:proofErr w:type="gramStart"/>
       <w:r>
         <w:rPr>
@@ -6909,6 +7539,7 @@
         </w:rPr>
         <w:t>deal.contractNumber</w:t>
       </w:r>
+      <w:proofErr w:type="spellEnd"/>
       <w:proofErr w:type="gramEnd"/>
       <w:r>
         <w:rPr>
@@ -6917,7 +7548,29 @@
           <w:szCs w:val="16"/>
           <w:lang w:eastAsia="ru-RU"/>
         </w:rPr>
-        <w:t>}} от {{deal.date}}</w:t>
+        <w:t>}} от {{</w:t>
+      </w:r>
+      <w:proofErr w:type="spellStart"/>
+      <w:proofErr w:type="gramStart"/>
+      <w:r>
+        <w:rPr>
+          <w:rFonts w:ascii="Times New Roman" w:eastAsia="Times New Roman" w:hAnsi="Times New Roman"/>
+          <w:sz w:val="16"/>
+          <w:szCs w:val="16"/>
+          <w:lang w:eastAsia="ru-RU"/>
+        </w:rPr>
+        <w:t>deal.date</w:t>
+      </w:r>
+      <w:proofErr w:type="spellEnd"/>
+      <w:proofErr w:type="gramEnd"/>
+      <w:r>
+        <w:rPr>
+          <w:rFonts w:ascii="Times New Roman" w:eastAsia="Times New Roman" w:hAnsi="Times New Roman"/>
+          <w:sz w:val="16"/>
+          <w:szCs w:val="16"/>
+          <w:lang w:eastAsia="ru-RU"/>
+        </w:rPr>
+        <w:t>}}</w:t>
       </w:r>
     </w:p>
     <w:p>
@@ -7012,7 +7665,6 @@
           <w:tab w:val="left" w:pos="756"/>
         </w:tabs>
         <w:spacing w:line="240" w:lineRule="auto"/>
-        <w:jc w:val="left"/>
         <w:rPr>
           <w:color w:val="3E4040"/>
           <w:sz w:val="20"/>
@@ -7024,25 +7676,39 @@
           <w:sz w:val="20"/>
           <w:lang w:val="ru-RU"/>
         </w:rPr>
-        <w:t>{{</w:t>
-      </w:r>
-      <w:proofErr w:type="spellStart"/>
+        <w:tab/>
+      </w:r>
       <w:r>
         <w:rPr>
           <w:sz w:val="20"/>
           <w:lang w:val="ru-RU"/>
         </w:rPr>
-        <w:t>seller.fullName</w:t>
-      </w:r>
-      <w:proofErr w:type="spellEnd"/>
+        <w:t>{{</w:t>
+      </w:r>
+      <w:proofErr w:type="spellStart"/>
       <w:r>
         <w:rPr>
           <w:sz w:val="20"/>
           <w:lang w:val="ru-RU"/>
         </w:rPr>
+        <w:t>seller.fullName</w:t>
+      </w:r>
+      <w:proofErr w:type="spellEnd"/>
+      <w:r>
+        <w:rPr>
+          <w:sz w:val="20"/>
+          <w:lang w:val="ru-RU"/>
+        </w:rPr>
         <w:t>}},</w:t>
       </w:r>
       <w:bookmarkStart w:id="13" w:name="_Hlk233997448"/>
+      <w:r>
+        <w:rPr>
+          <w:sz w:val="20"/>
+          <w:lang w:val="ru-RU"/>
+        </w:rPr>
+        <w:t xml:space="preserve"> </w:t>
+      </w:r>
       <w:r>
         <w:rPr>
           <w:sz w:val="20"/>
@@ -7208,18 +7874,241 @@
         </w:rPr>
         <w:t xml:space="preserve">     </w:t>
       </w:r>
-      <w:hyperlink r:id="rId10" w:tgtFrame="_blank" w:tooltip="Одноклассники" w:history="1">
-        <w:r>
-          <w:rPr>
-            <w:color w:val="FFFFFF"/>
-            <w:sz w:val="20"/>
-            <w:bdr w:val="none" w:sz="0" w:space="0" w:color="auto" w:frame="1"/>
-            <w:shd w:val="clear" w:color="auto" w:fill="FF7700"/>
-            <w:lang w:val="ru-RU"/>
-          </w:rPr>
-          <w:br/>
-        </w:r>
-      </w:hyperlink>
+      <w:r>
+        <w:fldChar w:fldCharType="begin"/>
+      </w:r>
+      <w:r>
+        <w:instrText>HYPERLINK</w:instrText>
+      </w:r>
+      <w:r>
+        <w:rPr>
+          <w:lang w:val="ru-RU"/>
+        </w:rPr>
+        <w:instrText xml:space="preserve"> "</w:instrText>
+      </w:r>
+      <w:r>
+        <w:instrText>https</w:instrText>
+      </w:r>
+      <w:r>
+        <w:rPr>
+          <w:lang w:val="ru-RU"/>
+        </w:rPr>
+        <w:instrText>://</w:instrText>
+      </w:r>
+      <w:r>
+        <w:instrText>connect</w:instrText>
+      </w:r>
+      <w:r>
+        <w:rPr>
+          <w:lang w:val="ru-RU"/>
+        </w:rPr>
+        <w:instrText>.</w:instrText>
+      </w:r>
+      <w:r>
+        <w:instrText>ok</w:instrText>
+      </w:r>
+      <w:r>
+        <w:rPr>
+          <w:lang w:val="ru-RU"/>
+        </w:rPr>
+        <w:instrText>.</w:instrText>
+      </w:r>
+      <w:r>
+        <w:instrText>ru</w:instrText>
+      </w:r>
+      <w:r>
+        <w:rPr>
+          <w:lang w:val="ru-RU"/>
+        </w:rPr>
+        <w:instrText>/</w:instrText>
+      </w:r>
+      <w:r>
+        <w:instrText>offer</w:instrText>
+      </w:r>
+      <w:r>
+        <w:rPr>
+          <w:lang w:val="ru-RU"/>
+        </w:rPr>
+        <w:instrText>?</w:instrText>
+      </w:r>
+      <w:r>
+        <w:instrText>url</w:instrText>
+      </w:r>
+      <w:r>
+        <w:rPr>
+          <w:lang w:val="ru-RU"/>
+        </w:rPr>
+        <w:instrText>=</w:instrText>
+      </w:r>
+      <w:r>
+        <w:instrText>https</w:instrText>
+      </w:r>
+      <w:r>
+        <w:rPr>
+          <w:lang w:val="ru-RU"/>
+        </w:rPr>
+        <w:instrText>%3</w:instrText>
+      </w:r>
+      <w:r>
+        <w:instrText>A</w:instrText>
+      </w:r>
+      <w:r>
+        <w:rPr>
+          <w:lang w:val="ru-RU"/>
+        </w:rPr>
+        <w:instrText>%2</w:instrText>
+      </w:r>
+      <w:r>
+        <w:instrText>F</w:instrText>
+      </w:r>
+      <w:r>
+        <w:rPr>
+          <w:lang w:val="ru-RU"/>
+        </w:rPr>
+        <w:instrText>%2</w:instrText>
+      </w:r>
+      <w:r>
+        <w:instrText>Filex</w:instrText>
+      </w:r>
+      <w:r>
+        <w:rPr>
+          <w:lang w:val="ru-RU"/>
+        </w:rPr>
+        <w:instrText>.</w:instrText>
+      </w:r>
+      <w:r>
+        <w:instrText>by</w:instrText>
+      </w:r>
+      <w:r>
+        <w:rPr>
+          <w:lang w:val="ru-RU"/>
+        </w:rPr>
+        <w:instrText>%2</w:instrText>
+      </w:r>
+      <w:r>
+        <w:instrText>Fizmeneniya</w:instrText>
+      </w:r>
+      <w:r>
+        <w:rPr>
+          <w:lang w:val="ru-RU"/>
+        </w:rPr>
+        <w:instrText>-</w:instrText>
+      </w:r>
+      <w:r>
+        <w:instrText>v</w:instrText>
+      </w:r>
+      <w:r>
+        <w:rPr>
+          <w:lang w:val="ru-RU"/>
+        </w:rPr>
+        <w:instrText>-</w:instrText>
+      </w:r>
+      <w:r>
+        <w:instrText>regulirovanii</w:instrText>
+      </w:r>
+      <w:r>
+        <w:rPr>
+          <w:lang w:val="ru-RU"/>
+        </w:rPr>
+        <w:instrText>-</w:instrText>
+      </w:r>
+      <w:r>
+        <w:instrText>rielterskoj</w:instrText>
+      </w:r>
+      <w:r>
+        <w:rPr>
+          <w:lang w:val="ru-RU"/>
+        </w:rPr>
+        <w:instrText>-</w:instrText>
+      </w:r>
+      <w:r>
+        <w:instrText>deyatelnosti</w:instrText>
+      </w:r>
+      <w:r>
+        <w:rPr>
+          <w:lang w:val="ru-RU"/>
+        </w:rPr>
+        <w:instrText>%2</w:instrText>
+      </w:r>
+      <w:r>
+        <w:instrText>F</w:instrText>
+      </w:r>
+      <w:r>
+        <w:rPr>
+          <w:lang w:val="ru-RU"/>
+        </w:rPr>
+        <w:instrText>&amp;</w:instrText>
+      </w:r>
+      <w:r>
+        <w:instrText>utm</w:instrText>
+      </w:r>
+      <w:r>
+        <w:rPr>
+          <w:lang w:val="ru-RU"/>
+        </w:rPr>
+        <w:instrText>_</w:instrText>
+      </w:r>
+      <w:r>
+        <w:instrText>source</w:instrText>
+      </w:r>
+      <w:r>
+        <w:rPr>
+          <w:lang w:val="ru-RU"/>
+        </w:rPr>
+        <w:instrText>=</w:instrText>
+      </w:r>
+      <w:r>
+        <w:instrText>share</w:instrText>
+      </w:r>
+      <w:r>
+        <w:rPr>
+          <w:lang w:val="ru-RU"/>
+        </w:rPr>
+        <w:instrText>2" \</w:instrText>
+      </w:r>
+      <w:r>
+        <w:instrText>t</w:instrText>
+      </w:r>
+      <w:r>
+        <w:rPr>
+          <w:lang w:val="ru-RU"/>
+        </w:rPr>
+        <w:instrText xml:space="preserve"> "_</w:instrText>
+      </w:r>
+      <w:r>
+        <w:instrText>blank</w:instrText>
+      </w:r>
+      <w:r>
+        <w:rPr>
+          <w:lang w:val="ru-RU"/>
+        </w:rPr>
+        <w:instrText>" \</w:instrText>
+      </w:r>
+      <w:r>
+        <w:instrText>o</w:instrText>
+      </w:r>
+      <w:r>
+        <w:rPr>
+          <w:lang w:val="ru-RU"/>
+        </w:rPr>
+        <w:instrText xml:space="preserve"> "Одноклассники"</w:instrText>
+      </w:r>
+      <w:r>
+        <w:fldChar w:fldCharType="separate"/>
+      </w:r>
+      <w:r>
+        <w:rPr>
+          <w:color w:val="FFFFFF"/>
+          <w:sz w:val="20"/>
+          <w:bdr w:val="none" w:sz="0" w:space="0" w:color="auto" w:frame="1"/>
+          <w:shd w:val="clear" w:color="auto" w:fill="FF7700"/>
+          <w:lang w:val="ru-RU"/>
+        </w:rPr>
+        <w:br/>
+      </w:r>
+      <w:r>
+        <w:fldChar w:fldCharType="end"/>
+      </w:r>
     </w:p>
     <w:p>
       <w:pPr>
@@ -9408,7 +10297,6 @@
         <w:t>seller.initials</w:t>
       </w:r>
       <w:proofErr w:type="spellEnd"/>
-      <w:proofErr w:type="gramEnd"/>
       <w:r>
         <w:rPr>
           <w:rFonts w:ascii="Times New Roman" w:hAnsi="Times New Roman"/>
@@ -9424,7 +10312,17 @@
           <w:szCs w:val="20"/>
           <w:vertAlign w:val="superscript"/>
         </w:rPr>
-        <w:t xml:space="preserve">                                 </w:t>
+        <w:t xml:space="preserve">   </w:t>
+      </w:r>
+      <w:proofErr w:type="gramEnd"/>
+      <w:r>
+        <w:rPr>
+          <w:rFonts w:ascii="Times New Roman" w:hAnsi="Times New Roman"/>
+          <w:sz w:val="20"/>
+          <w:szCs w:val="20"/>
+          <w:vertAlign w:val="superscript"/>
+        </w:rPr>
+        <w:t xml:space="preserve">                              </w:t>
       </w:r>
       <w:r>
         <w:rPr>
@@ -9472,7 +10370,7 @@
       </w:pPr>
     </w:p>
     <w:sectPr>
-      <w:headerReference w:type="default" r:id="rId11"/>
+      <w:headerReference w:type="default" r:id="rId9"/>
       <w:pgSz w:w="12240" w:h="15840"/>
       <w:pgMar w:top="567" w:right="720" w:bottom="426" w:left="720" w:header="284" w:footer="708" w:gutter="0"/>
       <w:cols w:space="708"/>
@@ -9483,7 +10381,7 @@
 </file>
 
 <file path=word/endnotes.xml><?xml version="1.0" encoding="utf-8"?>
-<w:endnotes xmlns:wpc="http://schemas.microsoft.com/office/word/2010/wordprocessingCanvas" xmlns:cx="http://schemas.microsoft.com/office/drawing/2014/chartex" xmlns:cx1="http://schemas.microsoft.com/office/drawing/2015/9/8/chartex" xmlns:cx2="http://schemas.microsoft.com/office/drawing/2015/10/21/chartex" xmlns:cx3="http://schemas.microsoft.com/office/drawing/2016/5/9/chartex" xmlns:cx4="http://schemas.microsoft.com/office/drawing/2016/5/10/chartex" xmlns:cx5="http://schemas.microsoft.com/office/drawing/2016/5/11/chartex" xmlns:cx6="http://schemas.microsoft.com/office/drawing/2016/5/12/chartex" xmlns:cx7="http://schemas.microsoft.com/office/drawing/2016/5/13/chartex" xmlns:cx8="http://schemas.microsoft.com/office/drawing/2016/5/14/chartex" xmlns:mc="http://schemas.openxmlformats.org/markup-compatibility/2006" xmlns:aink="http://schemas.microsoft.com/office/drawing/2016/ink" xmlns:am3d="http://schemas.microsoft.com/office/drawing/2017/model3d" xmlns:o="urn:schemas-microsoft-com:office:office" xmlns:r="http://schemas.openxmlformats.org/officeDocument/2006/relationships" xmlns:m="http://schemas.openxmlformats.org/officeDocument/2006/math" xmlns:v="urn:schemas-microsoft-com:vml" xmlns:wp14="http://schemas.microsoft.com/office/word/2010/wordprocessingDrawing" xmlns:wp="http://schemas.openxmlformats.org/drawingml/2006/wordprocessingDrawing" xmlns:w10="urn:schemas-microsoft-com:office:word" xmlns:w="http://schemas.openxmlformats.org/wordprocessingml/2006/main" xmlns:w14="http://schemas.microsoft.com/office/word/2010/wordml" xmlns:w15="http://schemas.microsoft.com/office/word/2012/wordml" xmlns:w16cex="http://schemas.microsoft.com/office/word/2018/wordml/cex" xmlns:w16cid="http://schemas.microsoft.com/office/word/2016/wordml/cid" xmlns:w16="http://schemas.microsoft.com/office/word/2018/wordml" xmlns:w16sdtdh="http://schemas.microsoft.com/office/word/2020/wordml/sdtdatahash" xmlns:w16se="http://schemas.microsoft.com/office/word/2015/wordml/symex" xmlns:wpg="http://schemas.microsoft.com/office/word/2010/wordprocessingGroup" xmlns:wpi="http://schemas.microsoft.com/office/word/2010/wordprocessingInk" xmlns:wne="http://schemas.microsoft.com/office/word/2006/wordml" xmlns:wps="http://schemas.microsoft.com/office/word/2010/wordprocessingShape" mc:Ignorable="w14 w15 w16se w16cid w16 w16cex w16sdtdh wp14">
+<w:endnotes xmlns:wpc="http://schemas.microsoft.com/office/word/2010/wordprocessingCanvas" xmlns:cx="http://schemas.microsoft.com/office/drawing/2014/chartex" xmlns:cx1="http://schemas.microsoft.com/office/drawing/2015/9/8/chartex" xmlns:cx2="http://schemas.microsoft.com/office/drawing/2015/10/21/chartex" xmlns:cx3="http://schemas.microsoft.com/office/drawing/2016/5/9/chartex" xmlns:cx4="http://schemas.microsoft.com/office/drawing/2016/5/10/chartex" xmlns:cx5="http://schemas.microsoft.com/office/drawing/2016/5/11/chartex" xmlns:cx6="http://schemas.microsoft.com/office/drawing/2016/5/12/chartex" xmlns:cx7="http://schemas.microsoft.com/office/drawing/2016/5/13/chartex" xmlns:cx8="http://schemas.microsoft.com/office/drawing/2016/5/14/chartex" xmlns:mc="http://schemas.openxmlformats.org/markup-compatibility/2006" xmlns:aink="http://schemas.microsoft.com/office/drawing/2016/ink" xmlns:am3d="http://schemas.microsoft.com/office/drawing/2017/model3d" xmlns:o="urn:schemas-microsoft-com:office:office" xmlns:oel="http://schemas.microsoft.com/office/2019/extlst" xmlns:r="http://schemas.openxmlformats.org/officeDocument/2006/relationships" xmlns:m="http://schemas.openxmlformats.org/officeDocument/2006/math" xmlns:v="urn:schemas-microsoft-com:vml" xmlns:wp14="http://schemas.microsoft.com/office/word/2010/wordprocessingDrawing" xmlns:wp="http://schemas.openxmlformats.org/drawingml/2006/wordprocessingDrawing" xmlns:w10="urn:schemas-microsoft-com:office:word" xmlns:w="http://schemas.openxmlformats.org/wordprocessingml/2006/main" xmlns:w14="http://schemas.microsoft.com/office/word/2010/wordml" xmlns:w15="http://schemas.microsoft.com/office/word/2012/wordml" xmlns:w16cex="http://schemas.microsoft.com/office/word/2018/wordml/cex" xmlns:w16cid="http://schemas.microsoft.com/office/word/2016/wordml/cid" xmlns:w16="http://schemas.microsoft.com/office/word/2018/wordml" xmlns:w16du="http://schemas.microsoft.com/office/word/2023/wordml/word16du" xmlns:w16sdtdh="http://schemas.microsoft.com/office/word/2020/wordml/sdtdatahash" xmlns:w16sdtfl="http://schemas.microsoft.com/office/word/2024/wordml/sdtformatlock" xmlns:w16se="http://schemas.microsoft.com/office/word/2015/wordml/symex" xmlns:wpg="http://schemas.microsoft.com/office/word/2010/wordprocessingGroup" xmlns:wpi="http://schemas.microsoft.com/office/word/2010/wordprocessingInk" xmlns:wne="http://schemas.microsoft.com/office/word/2006/wordml" xmlns:wps="http://schemas.microsoft.com/office/word/2010/wordprocessingShape" mc:Ignorable="w14 w15 w16se w16cid w16 w16cex w16sdtdh w16sdtfl w16du wp14">
   <w:endnote w:type="separator" w:id="-1">
     <w:p>
       <w:pPr>
@@ -9508,7 +10406,7 @@
 </file>
 
 <file path=word/footnotes.xml><?xml version="1.0" encoding="utf-8"?>
-<w:footnotes xmlns:wpc="http://schemas.microsoft.com/office/word/2010/wordprocessingCanvas" xmlns:cx="http://schemas.microsoft.com/office/drawing/2014/chartex" xmlns:cx1="http://schemas.microsoft.com/office/drawing/2015/9/8/chartex" xmlns:cx2="http://schemas.microsoft.com/office/drawing/2015/10/21/chartex" xmlns:cx3="http://schemas.microsoft.com/office/drawing/2016/5/9/chartex" xmlns:cx4="http://schemas.microsoft.com/office/drawing/2016/5/10/chartex" xmlns:cx5="http://schemas.microsoft.com/office/drawing/2016/5/11/chartex" xmlns:cx6="http://schemas.microsoft.com/office/drawing/2016/5/12/chartex" xmlns:cx7="http://schemas.microsoft.com/office/drawing/2016/5/13/chartex" xmlns:cx8="http://schemas.microsoft.com/office/drawing/2016/5/14/chartex" xmlns:mc="http://schemas.openxmlformats.org/markup-compatibility/2006" xmlns:aink="http://schemas.microsoft.com/office/drawing/2016/ink" xmlns:am3d="http://schemas.microsoft.com/office/drawing/2017/model3d" xmlns:o="urn:schemas-microsoft-com:office:office" xmlns:r="http://schemas.openxmlformats.org/officeDocument/2006/relationships" xmlns:m="http://schemas.openxmlformats.org/officeDocument/2006/math" xmlns:v="urn:schemas-microsoft-com:vml" xmlns:wp14="http://schemas.microsoft.com/office/word/2010/wordprocessingDrawing" xmlns:wp="http://schemas.openxmlformats.org/drawingml/2006/wordprocessingDrawing" xmlns:w10="urn:schemas-microsoft-com:office:word" xmlns:w="http://schemas.openxmlformats.org/wordprocessingml/2006/main" xmlns:w14="http://schemas.microsoft.com/office/word/2010/wordml" xmlns:w15="http://schemas.microsoft.com/office/word/2012/wordml" xmlns:w16cex="http://schemas.microsoft.com/office/word/2018/wordml/cex" xmlns:w16cid="http://schemas.microsoft.com/office/word/2016/wordml/cid" xmlns:w16="http://schemas.microsoft.com/office/word/2018/wordml" xmlns:w16sdtdh="http://schemas.microsoft.com/office/word/2020/wordml/sdtdatahash" xmlns:w16se="http://schemas.microsoft.com/office/word/2015/wordml/symex" xmlns:wpg="http://schemas.microsoft.com/office/word/2010/wordprocessingGroup" xmlns:wpi="http://schemas.microsoft.com/office/word/2010/wordprocessingInk" xmlns:wne="http://schemas.microsoft.com/office/word/2006/wordml" xmlns:wps="http://schemas.microsoft.com/office/word/2010/wordprocessingShape" mc:Ignorable="w14 w15 w16se w16cid w16 w16cex w16sdtdh wp14">
+<w:footnotes xmlns:wpc="http://schemas.microsoft.com/office/word/2010/wordprocessingCanvas" xmlns:cx="http://schemas.microsoft.com/office/drawing/2014/chartex" xmlns:cx1="http://schemas.microsoft.com/office/drawing/2015/9/8/chartex" xmlns:cx2="http://schemas.microsoft.com/office/drawing/2015/10/21/chartex" xmlns:cx3="http://schemas.microsoft.com/office/drawing/2016/5/9/chartex" xmlns:cx4="http://schemas.microsoft.com/office/drawing/2016/5/10/chartex" xmlns:cx5="http://schemas.microsoft.com/office/drawing/2016/5/11/chartex" xmlns:cx6="http://schemas.microsoft.com/office/drawing/2016/5/12/chartex" xmlns:cx7="http://schemas.microsoft.com/office/drawing/2016/5/13/chartex" xmlns:cx8="http://schemas.microsoft.com/office/drawing/2016/5/14/chartex" xmlns:mc="http://schemas.openxmlformats.org/markup-compatibility/2006" xmlns:aink="http://schemas.microsoft.com/office/drawing/2016/ink" xmlns:am3d="http://schemas.microsoft.com/office/drawing/2017/model3d" xmlns:o="urn:schemas-microsoft-com:office:office" xmlns:oel="http://schemas.microsoft.com/office/2019/extlst" xmlns:r="http://schemas.openxmlformats.org/officeDocument/2006/relationships" xmlns:m="http://schemas.openxmlformats.org/officeDocument/2006/math" xmlns:v="urn:schemas-microsoft-com:vml" xmlns:wp14="http://schemas.microsoft.com/office/word/2010/wordprocessingDrawing" xmlns:wp="http://schemas.openxmlformats.org/drawingml/2006/wordprocessingDrawing" xmlns:w10="urn:schemas-microsoft-com:office:word" xmlns:w="http://schemas.openxmlformats.org/wordprocessingml/2006/main" xmlns:w14="http://schemas.microsoft.com/office/word/2010/wordml" xmlns:w15="http://schemas.microsoft.com/office/word/2012/wordml" xmlns:w16cex="http://schemas.microsoft.com/office/word/2018/wordml/cex" xmlns:w16cid="http://schemas.microsoft.com/office/word/2016/wordml/cid" xmlns:w16="http://schemas.microsoft.com/office/word/2018/wordml" xmlns:w16du="http://schemas.microsoft.com/office/word/2023/wordml/word16du" xmlns:w16sdtdh="http://schemas.microsoft.com/office/word/2020/wordml/sdtdatahash" xmlns:w16sdtfl="http://schemas.microsoft.com/office/word/2024/wordml/sdtformatlock" xmlns:w16se="http://schemas.microsoft.com/office/word/2015/wordml/symex" xmlns:wpg="http://schemas.microsoft.com/office/word/2010/wordprocessingGroup" xmlns:wpi="http://schemas.microsoft.com/office/word/2010/wordprocessingInk" xmlns:wne="http://schemas.microsoft.com/office/word/2006/wordml" xmlns:wps="http://schemas.microsoft.com/office/word/2010/wordprocessingShape" mc:Ignorable="w14 w15 w16se w16cid w16 w16cex w16sdtdh w16sdtfl w16du wp14">
   <w:footnote w:type="separator" w:id="-1">
     <w:p>
       <w:pPr>
@@ -9533,7 +10431,7 @@
 </file>
 
 <file path=word/header1.xml><?xml version="1.0" encoding="utf-8"?>
-<w:hdr xmlns:wpc="http://schemas.microsoft.com/office/word/2010/wordprocessingCanvas" xmlns:cx="http://schemas.microsoft.com/office/drawing/2014/chartex" xmlns:cx1="http://schemas.microsoft.com/office/drawing/2015/9/8/chartex" xmlns:cx2="http://schemas.microsoft.com/office/drawing/2015/10/21/chartex" xmlns:cx3="http://schemas.microsoft.com/office/drawing/2016/5/9/chartex" xmlns:cx4="http://schemas.microsoft.com/office/drawing/2016/5/10/chartex" xmlns:cx5="http://schemas.microsoft.com/office/drawing/2016/5/11/chartex" xmlns:cx6="http://schemas.microsoft.com/office/drawing/2016/5/12/chartex" xmlns:cx7="http://schemas.microsoft.com/office/drawing/2016/5/13/chartex" xmlns:cx8="http://schemas.microsoft.com/office/drawing/2016/5/14/chartex" xmlns:mc="http://schemas.openxmlformats.org/markup-compatibility/2006" xmlns:aink="http://schemas.microsoft.com/office/drawing/2016/ink" xmlns:am3d="http://schemas.microsoft.com/office/drawing/2017/model3d" xmlns:o="urn:schemas-microsoft-com:office:office" xmlns:r="http://schemas.openxmlformats.org/officeDocument/2006/relationships" xmlns:m="http://schemas.openxmlformats.org/officeDocument/2006/math" xmlns:v="urn:schemas-microsoft-com:vml" xmlns:wp14="http://schemas.microsoft.com/office/word/2010/wordprocessingDrawing" xmlns:wp="http://schemas.openxmlformats.org/drawingml/2006/wordprocessingDrawing" xmlns:w10="urn:schemas-microsoft-com:office:word" xmlns:w="http://schemas.openxmlformats.org/wordprocessingml/2006/main" xmlns:w14="http://schemas.microsoft.com/office/word/2010/wordml" xmlns:w15="http://schemas.microsoft.com/office/word/2012/wordml" xmlns:w16cex="http://schemas.microsoft.com/office/word/2018/wordml/cex" xmlns:w16cid="http://schemas.microsoft.com/office/word/2016/wordml/cid" xmlns:w16="http://schemas.microsoft.com/office/word/2018/wordml" xmlns:w16sdtdh="http://schemas.microsoft.com/office/word/2020/wordml/sdtdatahash" xmlns:w16se="http://schemas.microsoft.com/office/word/2015/wordml/symex" xmlns:wpg="http://schemas.microsoft.com/office/word/2010/wordprocessingGroup" xmlns:wpi="http://schemas.microsoft.com/office/word/2010/wordprocessingInk" xmlns:wne="http://schemas.microsoft.com/office/word/2006/wordml" xmlns:wps="http://schemas.microsoft.com/office/word/2010/wordprocessingShape" mc:Ignorable="w14 w15 w16se w16cid w16 w16cex w16sdtdh wp14">
+<w:hdr xmlns:wpc="http://schemas.microsoft.com/office/word/2010/wordprocessingCanvas" xmlns:cx="http://schemas.microsoft.com/office/drawing/2014/chartex" xmlns:cx1="http://schemas.microsoft.com/office/drawing/2015/9/8/chartex" xmlns:cx2="http://schemas.microsoft.com/office/drawing/2015/10/21/chartex" xmlns:cx3="http://schemas.microsoft.com/office/drawing/2016/5/9/chartex" xmlns:cx4="http://schemas.microsoft.com/office/drawing/2016/5/10/chartex" xmlns:cx5="http://schemas.microsoft.com/office/drawing/2016/5/11/chartex" xmlns:cx6="http://schemas.microsoft.com/office/drawing/2016/5/12/chartex" xmlns:cx7="http://schemas.microsoft.com/office/drawing/2016/5/13/chartex" xmlns:cx8="http://schemas.microsoft.com/office/drawing/2016/5/14/chartex" xmlns:mc="http://schemas.openxmlformats.org/markup-compatibility/2006" xmlns:aink="http://schemas.microsoft.com/office/drawing/2016/ink" xmlns:am3d="http://schemas.microsoft.com/office/drawing/2017/model3d" xmlns:o="urn:schemas-microsoft-com:office:office" xmlns:oel="http://schemas.microsoft.com/office/2019/extlst" xmlns:r="http://schemas.openxmlformats.org/officeDocument/2006/relationships" xmlns:m="http://schemas.openxmlformats.org/officeDocument/2006/math" xmlns:v="urn:schemas-microsoft-com:vml" xmlns:wp14="http://schemas.microsoft.com/office/word/2010/wordprocessingDrawing" xmlns:wp="http://schemas.openxmlformats.org/drawingml/2006/wordprocessingDrawing" xmlns:w10="urn:schemas-microsoft-com:office:word" xmlns:w="http://schemas.openxmlformats.org/wordprocessingml/2006/main" xmlns:w14="http://schemas.microsoft.com/office/word/2010/wordml" xmlns:w15="http://schemas.microsoft.com/office/word/2012/wordml" xmlns:w16cex="http://schemas.microsoft.com/office/word/2018/wordml/cex" xmlns:w16cid="http://schemas.microsoft.com/office/word/2016/wordml/cid" xmlns:w16="http://schemas.microsoft.com/office/word/2018/wordml" xmlns:w16du="http://schemas.microsoft.com/office/word/2023/wordml/word16du" xmlns:w16sdtdh="http://schemas.microsoft.com/office/word/2020/wordml/sdtdatahash" xmlns:w16sdtfl="http://schemas.microsoft.com/office/word/2024/wordml/sdtformatlock" xmlns:w16se="http://schemas.microsoft.com/office/word/2015/wordml/symex" xmlns:wpg="http://schemas.microsoft.com/office/word/2010/wordprocessingGroup" xmlns:wpi="http://schemas.microsoft.com/office/word/2010/wordprocessingInk" xmlns:wne="http://schemas.microsoft.com/office/word/2006/wordml" xmlns:wps="http://schemas.microsoft.com/office/word/2010/wordprocessingShape" mc:Ignorable="w14 w15 w16se w16cid w16 w16cex w16sdtdh w16sdtfl w16du wp14">
   <w:p>
     <w:pPr>
       <w:pStyle w:val="ab"/>
@@ -9573,7 +10471,7 @@
 </file>
 
 <file path=word/numbering.xml><?xml version="1.0" encoding="utf-8"?>
-<w:numbering xmlns:wpc="http://schemas.microsoft.com/office/word/2010/wordprocessingCanvas" xmlns:cx="http://schemas.microsoft.com/office/drawing/2014/chartex" xmlns:cx1="http://schemas.microsoft.com/office/drawing/2015/9/8/chartex" xmlns:cx2="http://schemas.microsoft.com/office/drawing/2015/10/21/chartex" xmlns:cx3="http://schemas.microsoft.com/office/drawing/2016/5/9/chartex" xmlns:cx4="http://schemas.microsoft.com/office/drawing/2016/5/10/chartex" xmlns:cx5="http://schemas.microsoft.com/office/drawing/2016/5/11/chartex" xmlns:cx6="http://schemas.microsoft.com/office/drawing/2016/5/12/chartex" xmlns:cx7="http://schemas.microsoft.com/office/drawing/2016/5/13/chartex" xmlns:cx8="http://schemas.microsoft.com/office/drawing/2016/5/14/chartex" xmlns:mc="http://schemas.openxmlformats.org/markup-compatibility/2006" xmlns:aink="http://schemas.microsoft.com/office/drawing/2016/ink" xmlns:am3d="http://schemas.microsoft.com/office/drawing/2017/model3d" xmlns:o="urn:schemas-microsoft-com:office:office" xmlns:r="http://schemas.openxmlformats.org/officeDocument/2006/relationships" xmlns:m="http://schemas.openxmlformats.org/officeDocument/2006/math" xmlns:v="urn:schemas-microsoft-com:vml" xmlns:wp14="http://schemas.microsoft.com/office/word/2010/wordprocessingDrawing" xmlns:wp="http://schemas.openxmlformats.org/drawingml/2006/wordprocessingDrawing" xmlns:w10="urn:schemas-microsoft-com:office:word" xmlns:w="http://schemas.openxmlformats.org/wordprocessingml/2006/main" xmlns:w14="http://schemas.microsoft.com/office/word/2010/wordml" xmlns:w15="http://schemas.microsoft.com/office/word/2012/wordml" xmlns:w16cex="http://schemas.microsoft.com/office/word/2018/wordml/cex" xmlns:w16cid="http://schemas.microsoft.com/office/word/2016/wordml/cid" xmlns:w16="http://schemas.microsoft.com/office/word/2018/wordml" xmlns:w16sdtdh="http://schemas.microsoft.com/office/word/2020/wordml/sdtdatahash" xmlns:w16se="http://schemas.microsoft.com/office/word/2015/wordml/symex" xmlns:wpg="http://schemas.microsoft.com/office/word/2010/wordprocessingGroup" xmlns:wpi="http://schemas.microsoft.com/office/word/2010/wordprocessingInk" xmlns:wne="http://schemas.microsoft.com/office/word/2006/wordml" xmlns:wps="http://schemas.microsoft.com/office/word/2010/wordprocessingShape" mc:Ignorable="w14 w15 w16se w16cid w16 w16cex w16sdtdh wp14">
+<w:numbering xmlns:wpc="http://schemas.microsoft.com/office/word/2010/wordprocessingCanvas" xmlns:cx="http://schemas.microsoft.com/office/drawing/2014/chartex" xmlns:cx1="http://schemas.microsoft.com/office/drawing/2015/9/8/chartex" xmlns:cx2="http://schemas.microsoft.com/office/drawing/2015/10/21/chartex" xmlns:cx3="http://schemas.microsoft.com/office/drawing/2016/5/9/chartex" xmlns:cx4="http://schemas.microsoft.com/office/drawing/2016/5/10/chartex" xmlns:cx5="http://schemas.microsoft.com/office/drawing/2016/5/11/chartex" xmlns:cx6="http://schemas.microsoft.com/office/drawing/2016/5/12/chartex" xmlns:cx7="http://schemas.microsoft.com/office/drawing/2016/5/13/chartex" xmlns:cx8="http://schemas.microsoft.com/office/drawing/2016/5/14/chartex" xmlns:mc="http://schemas.openxmlformats.org/markup-compatibility/2006" xmlns:aink="http://schemas.microsoft.com/office/drawing/2016/ink" xmlns:am3d="http://schemas.microsoft.com/office/drawing/2017/model3d" xmlns:o="urn:schemas-microsoft-com:office:office" xmlns:oel="http://schemas.microsoft.com/office/2019/extlst" xmlns:r="http://schemas.openxmlformats.org/officeDocument/2006/relationships" xmlns:m="http://schemas.openxmlformats.org/officeDocument/2006/math" xmlns:v="urn:schemas-microsoft-com:vml" xmlns:wp14="http://schemas.microsoft.com/office/word/2010/wordprocessingDrawing" xmlns:wp="http://schemas.openxmlformats.org/drawingml/2006/wordprocessingDrawing" xmlns:w10="urn:schemas-microsoft-com:office:word" xmlns:w="http://schemas.openxmlformats.org/wordprocessingml/2006/main" xmlns:w14="http://schemas.microsoft.com/office/word/2010/wordml" xmlns:w15="http://schemas.microsoft.com/office/word/2012/wordml" xmlns:w16cex="http://schemas.microsoft.com/office/word/2018/wordml/cex" xmlns:w16cid="http://schemas.microsoft.com/office/word/2016/wordml/cid" xmlns:w16="http://schemas.microsoft.com/office/word/2018/wordml" xmlns:w16du="http://schemas.microsoft.com/office/word/2023/wordml/word16du" xmlns:w16sdtdh="http://schemas.microsoft.com/office/word/2020/wordml/sdtdatahash" xmlns:w16sdtfl="http://schemas.microsoft.com/office/word/2024/wordml/sdtformatlock" xmlns:w16se="http://schemas.microsoft.com/office/word/2015/wordml/symex" xmlns:wpg="http://schemas.microsoft.com/office/word/2010/wordprocessingGroup" xmlns:wpi="http://schemas.microsoft.com/office/word/2010/wordprocessingInk" xmlns:wne="http://schemas.microsoft.com/office/word/2006/wordml" xmlns:wps="http://schemas.microsoft.com/office/word/2010/wordprocessingShape" mc:Ignorable="w14 w15 w16se w16cid w16 w16cex w16sdtdh w16sdtfl w16du wp14">
   <w:abstractNum w:abstractNumId="0" w15:restartNumberingAfterBreak="0">
     <w:nsid w:val="1ED918AF"/>
     <w:multiLevelType w:val="multilevel"/>
@@ -9836,17 +10734,17 @@
       </w:rPr>
     </w:lvl>
   </w:abstractNum>
-  <w:num w:numId="1">
+  <w:num w:numId="1" w16cid:durableId="1747457247">
     <w:abstractNumId w:val="0"/>
   </w:num>
-  <w:num w:numId="2">
+  <w:num w:numId="2" w16cid:durableId="953363215">
     <w:abstractNumId w:val="1"/>
   </w:num>
 </w:numbering>
 </file>
 
 <file path=word/styles.xml><?xml version="1.0" encoding="utf-8"?>
-<w:styles xmlns:mc="http://schemas.openxmlformats.org/markup-compatibility/2006" xmlns:r="http://schemas.openxmlformats.org/officeDocument/2006/relationships" xmlns:w="http://schemas.openxmlformats.org/wordprocessingml/2006/main" xmlns:w14="http://schemas.microsoft.com/office/word/2010/wordml" xmlns:w15="http://schemas.microsoft.com/office/word/2012/wordml" xmlns:w16cex="http://schemas.microsoft.com/office/word/2018/wordml/cex" xmlns:w16cid="http://schemas.microsoft.com/office/word/2016/wordml/cid" xmlns:w16="http://schemas.microsoft.com/office/word/2018/wordml" xmlns:w16sdtdh="http://schemas.microsoft.com/office/word/2020/wordml/sdtdatahash" xmlns:w16se="http://schemas.microsoft.com/office/word/2015/wordml/symex" mc:Ignorable="w14 w15 w16se w16cid w16 w16cex w16sdtdh">
+<w:styles xmlns:mc="http://schemas.openxmlformats.org/markup-compatibility/2006" xmlns:r="http://schemas.openxmlformats.org/officeDocument/2006/relationships" xmlns:w="http://schemas.openxmlformats.org/wordprocessingml/2006/main" xmlns:w14="http://schemas.microsoft.com/office/word/2010/wordml" xmlns:w15="http://schemas.microsoft.com/office/word/2012/wordml" xmlns:w16cex="http://schemas.microsoft.com/office/word/2018/wordml/cex" xmlns:w16cid="http://schemas.microsoft.com/office/word/2016/wordml/cid" xmlns:w16="http://schemas.microsoft.com/office/word/2018/wordml" xmlns:w16du="http://schemas.microsoft.com/office/word/2023/wordml/word16du" xmlns:w16sdtdh="http://schemas.microsoft.com/office/word/2020/wordml/sdtdatahash" xmlns:w16sdtfl="http://schemas.microsoft.com/office/word/2024/wordml/sdtformatlock" xmlns:w16se="http://schemas.microsoft.com/office/word/2015/wordml/symex" mc:Ignorable="w14 w15 w16se w16cid w16 w16cex w16sdtdh w16sdtfl w16du">
   <w:docDefaults>
     <w:rPrDefault>
       <w:rPr>
@@ -9968,6 +10866,7 @@
     <w:lsdException w:name="HTML Sample" w:semiHidden="1" w:unhideWhenUsed="1"/>
     <w:lsdException w:name="HTML Typewriter" w:semiHidden="1" w:unhideWhenUsed="1"/>
     <w:lsdException w:name="HTML Variable" w:semiHidden="1" w:unhideWhenUsed="1"/>
+    <w:lsdException w:name="Normal Table" w:semiHidden="1" w:unhideWhenUsed="1"/>
     <w:lsdException w:name="annotation subject" w:semiHidden="1" w:unhideWhenUsed="1"/>
     <w:lsdException w:name="No List" w:semiHidden="1" w:unhideWhenUsed="1"/>
     <w:lsdException w:name="Outline List 1" w:semiHidden="1" w:unhideWhenUsed="1"/>
@@ -10014,8 +10913,10 @@
     <w:lsdException w:name="Table Subtle 2" w:semiHidden="1" w:unhideWhenUsed="1"/>
     <w:lsdException w:name="Table Web 1" w:semiHidden="1" w:unhideWhenUsed="1"/>
     <w:lsdException w:name="Table Web 2" w:semiHidden="1" w:unhideWhenUsed="1"/>
+    <w:lsdException w:name="Table Web 3" w:semiHidden="1" w:unhideWhenUsed="1"/>
     <w:lsdException w:name="Balloon Text" w:semiHidden="1" w:unhideWhenUsed="1"/>
     <w:lsdException w:name="Table Grid" w:uiPriority="0"/>
+    <w:lsdException w:name="Table Theme" w:semiHidden="1" w:unhideWhenUsed="1"/>
     <w:lsdException w:name="Placeholder Text" w:semiHidden="1"/>
     <w:lsdException w:name="No Spacing" w:uiPriority="1" w:qFormat="1"/>
     <w:lsdException w:name="Light Shading" w:uiPriority="60"/>

--- a/templates/working/Договор_физ_лица_коммерция.docx
+++ b/templates/working/Договор_физ_лица_коммерция.docx
@@ -128,25 +128,32 @@
         </w:rPr>
       </w:pPr>
       <w:bookmarkStart w:id="0" w:name="_Hlk225346991"/>
-      <w:proofErr w:type="spellStart"/>
-      <w:r>
-        <w:rPr>
-          <w:rFonts w:ascii="Times New Roman" w:eastAsia="Times New Roman" w:hAnsi="Times New Roman"/>
-          <w:sz w:val="24"/>
-          <w:szCs w:val="24"/>
-          <w:lang w:eastAsia="ru-RU"/>
-        </w:rPr>
-        <w:t>г.Лида</w:t>
-      </w:r>
-      <w:proofErr w:type="spellEnd"/>
-      <w:r>
-        <w:rPr>
-          <w:rFonts w:ascii="Times New Roman" w:eastAsia="Times New Roman" w:hAnsi="Times New Roman"/>
-          <w:sz w:val="24"/>
-          <w:szCs w:val="24"/>
-          <w:lang w:eastAsia="ru-RU"/>
-        </w:rPr>
-        <w:t xml:space="preserve">                                           </w:t>
+      <w:r>
+        <w:rPr>
+          <w:rFonts w:ascii="Times New Roman" w:eastAsia="Times New Roman" w:hAnsi="Times New Roman"/>
+          <w:sz w:val="24"/>
+          <w:szCs w:val="24"/>
+          <w:lang w:eastAsia="ru-RU"/>
+        </w:rPr>
+        <w:t>г.</w:t>
+      </w:r>
+      <w:r>
+        <w:rPr>
+          <w:rFonts w:ascii="Times New Roman" w:eastAsia="Times New Roman" w:hAnsi="Times New Roman"/>
+          <w:sz w:val="24"/>
+          <w:szCs w:val="24"/>
+          <w:lang w:eastAsia="ru-RU"/>
+        </w:rPr>
+        <w:t xml:space="preserve"> </w:t>
+      </w:r>
+      <w:r>
+        <w:rPr>
+          <w:rFonts w:ascii="Times New Roman" w:eastAsia="Times New Roman" w:hAnsi="Times New Roman"/>
+          <w:sz w:val="24"/>
+          <w:szCs w:val="24"/>
+          <w:lang w:eastAsia="ru-RU"/>
+        </w:rPr>
+        <w:t xml:space="preserve">Лида                                           </w:t>
       </w:r>
       <w:r>
         <w:rPr>
@@ -164,7 +171,7 @@
           <w:szCs w:val="24"/>
           <w:lang w:eastAsia="ru-RU"/>
         </w:rPr>
-        <w:t xml:space="preserve">                                                        </w:t>
+        <w:t xml:space="preserve">                                                         </w:t>
       </w:r>
       <w:proofErr w:type="gramStart"/>
       <w:r>
@@ -174,7 +181,16 @@
           <w:szCs w:val="24"/>
           <w:lang w:eastAsia="ru-RU"/>
         </w:rPr>
-        <w:t xml:space="preserve">   {</w:t>
+        <w:t xml:space="preserve">   </w:t>
+      </w:r>
+      <w:r>
+        <w:rPr>
+          <w:rFonts w:ascii="Times New Roman" w:eastAsia="Times New Roman" w:hAnsi="Times New Roman"/>
+          <w:sz w:val="24"/>
+          <w:szCs w:val="24"/>
+          <w:lang w:eastAsia="ru-RU"/>
+        </w:rPr>
+        <w:t>{</w:t>
       </w:r>
       <w:proofErr w:type="gramEnd"/>
       <w:r>
@@ -262,6 +278,16 @@
       <w:r>
         <w:rPr>
           <w:rFonts w:ascii="Times New Roman" w:eastAsia="Times New Roman" w:hAnsi="Times New Roman"/>
+          <w:b/>
+          <w:sz w:val="24"/>
+          <w:szCs w:val="24"/>
+          <w:lang w:eastAsia="ru-RU"/>
+        </w:rPr>
+        <w:t xml:space="preserve"> </w:t>
+      </w:r>
+      <w:r>
+        <w:rPr>
+          <w:rFonts w:ascii="Times New Roman" w:eastAsia="Times New Roman" w:hAnsi="Times New Roman"/>
           <w:sz w:val="24"/>
           <w:szCs w:val="24"/>
           <w:lang w:eastAsia="ru-RU"/>
@@ -551,14 +577,23 @@
         <w:t>, совместно именуемые "Стороны", заключили настоящий договор о нижеследующем:</w:t>
       </w:r>
     </w:p>
-    <w:p>
-      <w:pPr>
-        <w:rPr>
-          <w:lang w:eastAsia="ru-RU"/>
-        </w:rPr>
-      </w:pPr>
-    </w:p>
     <w:bookmarkEnd w:id="0"/>
+    <w:p>
+      <w:pPr>
+        <w:autoSpaceDE w:val="0"/>
+        <w:autoSpaceDN w:val="0"/>
+        <w:adjustRightInd w:val="0"/>
+        <w:spacing w:after="0" w:line="240" w:lineRule="auto"/>
+        <w:jc w:val="center"/>
+        <w:rPr>
+          <w:rFonts w:ascii="Times New Roman" w:eastAsia="Times New Roman" w:hAnsi="Times New Roman"/>
+          <w:b/>
+          <w:sz w:val="24"/>
+          <w:szCs w:val="24"/>
+          <w:lang w:val="en-US" w:eastAsia="ru-RU"/>
+        </w:rPr>
+      </w:pPr>
+    </w:p>
     <w:p>
       <w:pPr>
         <w:autoSpaceDE w:val="0"/>
@@ -711,8 +746,10 @@
         <w:jc w:val="both"/>
         <w:rPr>
           <w:rFonts w:ascii="Times New Roman" w:hAnsi="Times New Roman"/>
-          <w:sz w:val="24"/>
-          <w:szCs w:val="24"/>
+          <w:b/>
+          <w:sz w:val="24"/>
+          <w:szCs w:val="24"/>
+          <w:lang w:val="ru-BY"/>
         </w:rPr>
       </w:pPr>
       <w:r>
@@ -729,26 +766,52 @@
           <w:b/>
           <w:sz w:val="24"/>
           <w:szCs w:val="24"/>
-        </w:rPr>
-        <w:t>изолированное помещение</w:t>
-      </w:r>
+          <w:lang w:val="en-US"/>
+        </w:rPr>
+        <w:t>{{</w:t>
+      </w:r>
+      <w:proofErr w:type="gramStart"/>
       <w:r>
         <w:rPr>
           <w:rFonts w:ascii="Times New Roman" w:hAnsi="Times New Roman"/>
           <w:b/>
           <w:sz w:val="24"/>
           <w:szCs w:val="24"/>
+          <w:lang w:val="en-US"/>
+        </w:rPr>
+        <w:t>property.</w:t>
+      </w:r>
+      <w:proofErr w:type="spellStart"/>
+      <w:r>
+        <w:rPr>
+          <w:rFonts w:ascii="Times New Roman" w:hAnsi="Times New Roman"/>
+          <w:b/>
+          <w:sz w:val="24"/>
+          <w:szCs w:val="24"/>
+          <w:lang w:val="ru-BY"/>
+        </w:rPr>
+        <w:t>commercialKind</w:t>
+      </w:r>
+      <w:proofErr w:type="spellEnd"/>
+      <w:proofErr w:type="gramEnd"/>
+      <w:r>
+        <w:rPr>
+          <w:rFonts w:ascii="Times New Roman" w:hAnsi="Times New Roman"/>
+          <w:b/>
+          <w:sz w:val="24"/>
+          <w:szCs w:val="24"/>
+          <w:lang w:val="en-US"/>
+        </w:rPr>
+        <w:t>}}</w:t>
+      </w:r>
+      <w:r>
+        <w:rPr>
+          <w:rFonts w:ascii="Times New Roman" w:hAnsi="Times New Roman"/>
+          <w:b/>
+          <w:sz w:val="24"/>
+          <w:szCs w:val="24"/>
         </w:rPr>
         <w:t xml:space="preserve"> </w:t>
-      </w:r>
-      <w:r>
-        <w:rPr>
-          <w:rFonts w:ascii="Times New Roman" w:hAnsi="Times New Roman"/>
-          <w:b/>
-          <w:sz w:val="24"/>
-          <w:szCs w:val="24"/>
-        </w:rPr>
-        <w:t>________________________________________________________</w:t>
       </w:r>
     </w:p>
     <w:p>
@@ -765,13 +828,15 @@
           <w:b/>
           <w:sz w:val="24"/>
           <w:szCs w:val="24"/>
-        </w:rPr>
-      </w:pPr>
-      <w:r>
-        <w:rPr>
-          <w:rFonts w:ascii="Times New Roman" w:hAnsi="Times New Roman"/>
-          <w:sz w:val="24"/>
-          <w:szCs w:val="24"/>
+          <w:lang w:val="ru-BY"/>
+        </w:rPr>
+      </w:pPr>
+      <w:r>
+        <w:rPr>
+          <w:rFonts w:ascii="Times New Roman" w:hAnsi="Times New Roman"/>
+          <w:sz w:val="24"/>
+          <w:szCs w:val="24"/>
+          <w:lang w:val="ru-BY"/>
         </w:rPr>
         <w:t>Адрес</w:t>
       </w:r>
@@ -781,6 +846,7 @@
           <w:b/>
           <w:sz w:val="24"/>
           <w:szCs w:val="24"/>
+          <w:lang w:val="ru-BY"/>
         </w:rPr>
         <w:t xml:space="preserve">: </w:t>
       </w:r>
@@ -790,46 +856,29 @@
           <w:b/>
           <w:sz w:val="24"/>
           <w:szCs w:val="24"/>
+          <w:lang w:val="ru-BY"/>
         </w:rPr>
         <w:t>{{</w:t>
       </w:r>
-      <w:proofErr w:type="gramStart"/>
+      <w:proofErr w:type="spellStart"/>
       <w:r>
         <w:rPr>
           <w:rFonts w:ascii="Times New Roman" w:hAnsi="Times New Roman"/>
           <w:b/>
           <w:sz w:val="24"/>
           <w:szCs w:val="24"/>
-          <w:lang w:val="en-US"/>
-        </w:rPr>
-        <w:t>property</w:t>
-      </w:r>
+          <w:lang w:val="ru-BY"/>
+        </w:rPr>
+        <w:t>property.address</w:t>
+      </w:r>
+      <w:proofErr w:type="spellEnd"/>
       <w:r>
         <w:rPr>
           <w:rFonts w:ascii="Times New Roman" w:hAnsi="Times New Roman"/>
           <w:b/>
           <w:sz w:val="24"/>
           <w:szCs w:val="24"/>
-        </w:rPr>
-        <w:t>.</w:t>
-      </w:r>
-      <w:r>
-        <w:rPr>
-          <w:rFonts w:ascii="Times New Roman" w:hAnsi="Times New Roman"/>
-          <w:b/>
-          <w:sz w:val="24"/>
-          <w:szCs w:val="24"/>
-          <w:lang w:val="en-US"/>
-        </w:rPr>
-        <w:t>address</w:t>
-      </w:r>
-      <w:proofErr w:type="gramEnd"/>
-      <w:r>
-        <w:rPr>
-          <w:rFonts w:ascii="Times New Roman" w:hAnsi="Times New Roman"/>
-          <w:b/>
-          <w:sz w:val="24"/>
-          <w:szCs w:val="24"/>
+          <w:lang w:val="ru-BY"/>
         </w:rPr>
         <w:t>}}</w:t>
       </w:r>
@@ -847,13 +896,15 @@
           <w:rFonts w:ascii="Times New Roman" w:hAnsi="Times New Roman"/>
           <w:sz w:val="24"/>
           <w:szCs w:val="24"/>
-        </w:rPr>
-      </w:pPr>
-      <w:r>
-        <w:rPr>
-          <w:rFonts w:ascii="Times New Roman" w:hAnsi="Times New Roman"/>
-          <w:sz w:val="24"/>
-          <w:szCs w:val="24"/>
+          <w:lang w:val="ru-BY"/>
+        </w:rPr>
+      </w:pPr>
+      <w:r>
+        <w:rPr>
+          <w:rFonts w:ascii="Times New Roman" w:hAnsi="Times New Roman"/>
+          <w:sz w:val="24"/>
+          <w:szCs w:val="24"/>
+          <w:lang w:val="ru-BY"/>
         </w:rPr>
         <w:t>Площадь</w:t>
       </w:r>
@@ -862,6 +913,16 @@
           <w:rFonts w:ascii="Times New Roman" w:hAnsi="Times New Roman"/>
           <w:sz w:val="24"/>
           <w:szCs w:val="24"/>
+          <w:lang w:val="ru-BY"/>
+        </w:rPr>
+        <w:t>:</w:t>
+      </w:r>
+      <w:r>
+        <w:rPr>
+          <w:rFonts w:ascii="Times New Roman" w:hAnsi="Times New Roman"/>
+          <w:sz w:val="24"/>
+          <w:szCs w:val="24"/>
+          <w:lang w:val="ru-BY"/>
         </w:rPr>
         <w:t xml:space="preserve"> </w:t>
       </w:r>
@@ -872,10 +933,11 @@
           <w:bCs/>
           <w:sz w:val="24"/>
           <w:szCs w:val="24"/>
+          <w:lang w:val="ru-BY"/>
         </w:rPr>
         <w:t>{{</w:t>
       </w:r>
-      <w:proofErr w:type="gramStart"/>
+      <w:proofErr w:type="spellStart"/>
       <w:r>
         <w:rPr>
           <w:rFonts w:ascii="Times New Roman" w:hAnsi="Times New Roman"/>
@@ -883,10 +945,11 @@
           <w:bCs/>
           <w:sz w:val="24"/>
           <w:szCs w:val="24"/>
-          <w:lang w:val="en-US"/>
-        </w:rPr>
-        <w:t>property</w:t>
-      </w:r>
+          <w:lang w:val="ru-BY"/>
+        </w:rPr>
+        <w:t>property.areaTotal</w:t>
+      </w:r>
+      <w:proofErr w:type="spellEnd"/>
       <w:r>
         <w:rPr>
           <w:rFonts w:ascii="Times New Roman" w:hAnsi="Times New Roman"/>
@@ -894,91 +957,38 @@
           <w:bCs/>
           <w:sz w:val="24"/>
           <w:szCs w:val="24"/>
-        </w:rPr>
-        <w:t>.</w:t>
-      </w:r>
-      <w:proofErr w:type="spellStart"/>
+          <w:lang w:val="ru-BY"/>
+        </w:rPr>
+        <w:t>}}</w:t>
+      </w:r>
       <w:r>
         <w:rPr>
           <w:rFonts w:ascii="Times New Roman" w:hAnsi="Times New Roman"/>
           <w:b/>
-          <w:bCs/>
-          <w:sz w:val="24"/>
-          <w:szCs w:val="24"/>
-          <w:lang w:val="en-US"/>
-        </w:rPr>
-        <w:t>areaTotal</w:t>
-      </w:r>
-      <w:proofErr w:type="spellEnd"/>
-      <w:proofErr w:type="gramEnd"/>
+          <w:sz w:val="24"/>
+          <w:szCs w:val="24"/>
+          <w:lang w:val="ru-BY"/>
+        </w:rPr>
+        <w:t xml:space="preserve"> </w:t>
+      </w:r>
       <w:r>
         <w:rPr>
           <w:rFonts w:ascii="Times New Roman" w:hAnsi="Times New Roman"/>
           <w:b/>
-          <w:bCs/>
-          <w:sz w:val="24"/>
-          <w:szCs w:val="24"/>
-        </w:rPr>
-        <w:t>}}</w:t>
-      </w:r>
-      <w:r>
-        <w:rPr>
-          <w:rFonts w:ascii="Times New Roman" w:hAnsi="Times New Roman"/>
-          <w:b/>
-          <w:sz w:val="24"/>
-          <w:szCs w:val="24"/>
-        </w:rPr>
-        <w:t xml:space="preserve"> </w:t>
-      </w:r>
-      <w:r>
-        <w:rPr>
-          <w:rFonts w:ascii="Times New Roman" w:hAnsi="Times New Roman"/>
-          <w:b/>
-          <w:sz w:val="24"/>
-          <w:szCs w:val="24"/>
-        </w:rPr>
-        <w:t>м</w:t>
-      </w:r>
-      <w:r>
-        <w:rPr>
-          <w:rFonts w:ascii="Times New Roman" w:hAnsi="Times New Roman"/>
-          <w:b/>
-          <w:sz w:val="24"/>
-          <w:szCs w:val="24"/>
-        </w:rPr>
-        <w:t>²</w:t>
-      </w:r>
-      <w:r>
-        <w:rPr>
-          <w:rFonts w:ascii="Times New Roman" w:hAnsi="Times New Roman"/>
-          <w:sz w:val="24"/>
-          <w:szCs w:val="24"/>
-        </w:rPr>
-        <w:t xml:space="preserve">; </w:t>
-      </w:r>
-      <w:r>
-        <w:rPr>
-          <w:rFonts w:ascii="Times New Roman" w:hAnsi="Times New Roman"/>
-          <w:sz w:val="24"/>
-          <w:szCs w:val="24"/>
-        </w:rPr>
-        <w:t>назначение</w:t>
-      </w:r>
-      <w:r>
-        <w:rPr>
-          <w:rFonts w:ascii="Times New Roman" w:hAnsi="Times New Roman"/>
-          <w:sz w:val="24"/>
-          <w:szCs w:val="24"/>
-        </w:rPr>
-        <w:t xml:space="preserve">: </w:t>
-      </w:r>
-      <w:r>
-        <w:rPr>
-          <w:rFonts w:ascii="Times New Roman" w:hAnsi="Times New Roman"/>
-          <w:sz w:val="24"/>
-          <w:szCs w:val="24"/>
-        </w:rPr>
-        <w:t>_________________________________________</w:t>
+          <w:sz w:val="24"/>
+          <w:szCs w:val="24"/>
+          <w:lang w:val="ru-BY"/>
+        </w:rPr>
+        <w:t>м²</w:t>
+      </w:r>
+      <w:r>
+        <w:rPr>
+          <w:rFonts w:ascii="Times New Roman" w:hAnsi="Times New Roman"/>
+          <w:sz w:val="24"/>
+          <w:szCs w:val="24"/>
+          <w:lang w:val="ru-BY"/>
+        </w:rPr>
+        <w:t>;</w:t>
       </w:r>
     </w:p>
     <w:p>
@@ -992,16 +1002,95 @@
         <w:jc w:val="both"/>
         <w:rPr>
           <w:rFonts w:ascii="Times New Roman" w:hAnsi="Times New Roman"/>
+          <w:sz w:val="24"/>
+          <w:szCs w:val="24"/>
+          <w:lang w:val="ru-BY"/>
+        </w:rPr>
+      </w:pPr>
+      <w:r>
+        <w:rPr>
+          <w:rFonts w:ascii="Times New Roman" w:hAnsi="Times New Roman"/>
+          <w:sz w:val="24"/>
+          <w:szCs w:val="24"/>
+          <w:lang w:val="ru-BY"/>
+        </w:rPr>
+        <w:t>Н</w:t>
+      </w:r>
+      <w:r>
+        <w:rPr>
+          <w:rFonts w:ascii="Times New Roman" w:hAnsi="Times New Roman"/>
+          <w:sz w:val="24"/>
+          <w:szCs w:val="24"/>
+          <w:lang w:val="ru-BY"/>
+        </w:rPr>
+        <w:t xml:space="preserve">азначение: </w:t>
+      </w:r>
+      <w:r>
+        <w:rPr>
+          <w:rFonts w:ascii="Times New Roman" w:hAnsi="Times New Roman"/>
           <w:b/>
-          <w:sz w:val="24"/>
-          <w:szCs w:val="24"/>
-        </w:rPr>
-      </w:pPr>
-    </w:p>
-    <w:p>
-      <w:pPr>
-        <w:spacing w:after="0" w:line="240" w:lineRule="auto"/>
-        <w:ind w:left="567" w:hanging="567"/>
+          <w:bCs/>
+          <w:sz w:val="24"/>
+          <w:szCs w:val="24"/>
+          <w:lang w:val="ru-BY"/>
+        </w:rPr>
+        <w:t>{{</w:t>
+      </w:r>
+      <w:proofErr w:type="spellStart"/>
+      <w:r>
+        <w:rPr>
+          <w:rFonts w:ascii="Times New Roman" w:hAnsi="Times New Roman"/>
+          <w:b/>
+          <w:bCs/>
+          <w:sz w:val="24"/>
+          <w:szCs w:val="24"/>
+          <w:lang w:val="ru-BY"/>
+        </w:rPr>
+        <w:t>property.</w:t>
+      </w:r>
+      <w:r>
+        <w:rPr>
+          <w:rFonts w:ascii="Times New Roman" w:hAnsi="Times New Roman"/>
+          <w:b/>
+          <w:bCs/>
+          <w:sz w:val="24"/>
+          <w:szCs w:val="24"/>
+          <w:lang w:val="ru-BY"/>
+        </w:rPr>
+        <w:t>commercialPurpose</w:t>
+      </w:r>
+      <w:proofErr w:type="spellEnd"/>
+      <w:r>
+        <w:rPr>
+          <w:rFonts w:ascii="Times New Roman" w:hAnsi="Times New Roman"/>
+          <w:b/>
+          <w:bCs/>
+          <w:sz w:val="24"/>
+          <w:szCs w:val="24"/>
+          <w:lang w:val="ru-BY"/>
+        </w:rPr>
+        <w:t>}}</w:t>
+      </w:r>
+      <w:r>
+        <w:rPr>
+          <w:rFonts w:ascii="Times New Roman" w:hAnsi="Times New Roman"/>
+          <w:b/>
+          <w:bCs/>
+          <w:sz w:val="24"/>
+          <w:szCs w:val="24"/>
+          <w:lang w:val="ru-BY"/>
+        </w:rPr>
+        <w:t>.</w:t>
+      </w:r>
+    </w:p>
+    <w:p>
+      <w:pPr>
+        <w:tabs>
+          <w:tab w:val="left" w:pos="540"/>
+          <w:tab w:val="left" w:pos="756"/>
+        </w:tabs>
+        <w:spacing w:after="0"/>
+        <w:ind w:firstLine="284"/>
         <w:jc w:val="both"/>
         <w:rPr>
           <w:rFonts w:ascii="Times New Roman" w:hAnsi="Times New Roman"/>
@@ -1112,8 +1201,10 @@
           <w:szCs w:val="24"/>
           <w:lang w:eastAsia="ru-RU"/>
         </w:rPr>
-        <w:t>{</w:t>
-      </w:r>
+        <w:t>{{</w:t>
+      </w:r>
+      <w:proofErr w:type="spellStart"/>
+      <w:proofErr w:type="gramStart"/>
       <w:r>
         <w:rPr>
           <w:rFonts w:ascii="Times New Roman" w:eastAsia="Times New Roman" w:hAnsi="Times New Roman"/>
@@ -1123,10 +1214,10 @@
           <w:szCs w:val="24"/>
           <w:lang w:eastAsia="ru-RU"/>
         </w:rPr>
-        <w:t>{</w:t>
-      </w:r>
-      <w:proofErr w:type="spellStart"/>
-      <w:proofErr w:type="gramStart"/>
+        <w:t>property.priceBYN</w:t>
+      </w:r>
+      <w:proofErr w:type="spellEnd"/>
+      <w:proofErr w:type="gramEnd"/>
       <w:r>
         <w:rPr>
           <w:rFonts w:ascii="Times New Roman" w:eastAsia="Times New Roman" w:hAnsi="Times New Roman"/>
@@ -1136,19 +1227,6 @@
           <w:szCs w:val="24"/>
           <w:lang w:eastAsia="ru-RU"/>
         </w:rPr>
-        <w:t>property.priceBYN</w:t>
-      </w:r>
-      <w:proofErr w:type="spellEnd"/>
-      <w:proofErr w:type="gramEnd"/>
-      <w:r>
-        <w:rPr>
-          <w:rFonts w:ascii="Times New Roman" w:eastAsia="Times New Roman" w:hAnsi="Times New Roman"/>
-          <w:b/>
-          <w:bCs/>
-          <w:sz w:val="24"/>
-          <w:szCs w:val="24"/>
-          <w:lang w:eastAsia="ru-RU"/>
-        </w:rPr>
         <w:t>}}</w:t>
       </w:r>
       <w:r>
@@ -1167,34 +1245,16 @@
           <w:szCs w:val="24"/>
           <w:lang w:eastAsia="ru-RU"/>
         </w:rPr>
-        <w:t xml:space="preserve">белорусских </w:t>
-      </w:r>
-      <w:r>
-        <w:rPr>
-          <w:rFonts w:ascii="Times New Roman" w:eastAsia="Times New Roman" w:hAnsi="Times New Roman"/>
-          <w:sz w:val="24"/>
-          <w:szCs w:val="24"/>
-          <w:lang w:eastAsia="ru-RU"/>
-        </w:rPr>
-        <w:t>рублей</w:t>
-      </w:r>
-      <w:r>
-        <w:rPr>
-          <w:rFonts w:ascii="Times New Roman" w:eastAsia="Times New Roman" w:hAnsi="Times New Roman"/>
-          <w:sz w:val="24"/>
-          <w:szCs w:val="24"/>
-          <w:lang w:eastAsia="ru-RU"/>
-        </w:rPr>
-        <w:t xml:space="preserve"> (</w:t>
-      </w:r>
-      <w:r>
-        <w:rPr>
-          <w:rFonts w:ascii="Times New Roman" w:eastAsia="Times New Roman" w:hAnsi="Times New Roman"/>
-          <w:sz w:val="24"/>
-          <w:szCs w:val="24"/>
-          <w:lang w:eastAsia="ru-RU"/>
-        </w:rPr>
-        <w:t>{{</w:t>
+        <w:t>белорусских рублей</w:t>
+      </w:r>
+      <w:r>
+        <w:rPr>
+          <w:rFonts w:ascii="Times New Roman" w:eastAsia="Times New Roman" w:hAnsi="Times New Roman"/>
+          <w:sz w:val="24"/>
+          <w:szCs w:val="24"/>
+          <w:lang w:eastAsia="ru-RU"/>
+        </w:rPr>
+        <w:t xml:space="preserve"> ({{</w:t>
       </w:r>
       <w:proofErr w:type="spellStart"/>
       <w:proofErr w:type="gramStart"/>
@@ -1291,25 +1351,7 @@
           <w:szCs w:val="24"/>
           <w:lang w:eastAsia="ru-RU"/>
         </w:rPr>
-        <w:t xml:space="preserve">2.1. </w:t>
-      </w:r>
-      <w:r>
-        <w:rPr>
-          <w:rFonts w:ascii="Times New Roman" w:eastAsia="Times New Roman" w:hAnsi="Times New Roman"/>
-          <w:sz w:val="24"/>
-          <w:szCs w:val="24"/>
-          <w:lang w:eastAsia="ru-RU"/>
-        </w:rPr>
-        <w:tab/>
-      </w:r>
-      <w:r>
-        <w:rPr>
-          <w:rFonts w:ascii="Times New Roman" w:eastAsia="Times New Roman" w:hAnsi="Times New Roman"/>
-          <w:sz w:val="24"/>
-          <w:szCs w:val="24"/>
-          <w:lang w:eastAsia="ru-RU"/>
-        </w:rPr>
-        <w:t>Тарифы на риэлтерские услуги,</w:t>
+        <w:t>2.1. Тарифы на риэлтерские услуги,</w:t>
       </w:r>
       <w:r>
         <w:rPr>
@@ -1364,7 +1406,7 @@
           <w:szCs w:val="24"/>
           <w:lang w:eastAsia="ru-RU"/>
         </w:rPr>
-        <w:t>15</w:t>
+        <w:t>23</w:t>
       </w:r>
       <w:r>
         <w:rPr>
@@ -1384,17 +1426,7 @@
           <w:szCs w:val="24"/>
           <w:lang w:eastAsia="ru-RU"/>
         </w:rPr>
-        <w:t>4</w:t>
-      </w:r>
-      <w:r>
-        <w:rPr>
-          <w:rFonts w:ascii="Times New Roman" w:hAnsi="Times New Roman"/>
-          <w:noProof/>
-          <w:sz w:val="24"/>
-          <w:szCs w:val="24"/>
-          <w:lang w:eastAsia="ru-RU"/>
-        </w:rPr>
-        <w:t>.1</w:t>
+        <w:t>7</w:t>
       </w:r>
     </w:p>
     <w:p>
@@ -1419,25 +1451,7 @@
           <w:szCs w:val="24"/>
           <w:lang w:eastAsia="ru-RU"/>
         </w:rPr>
-        <w:t>2.2.</w:t>
-      </w:r>
-      <w:r>
-        <w:rPr>
-          <w:rFonts w:ascii="Times New Roman" w:eastAsia="Times New Roman" w:hAnsi="Times New Roman"/>
-          <w:sz w:val="24"/>
-          <w:szCs w:val="24"/>
-          <w:lang w:eastAsia="ru-RU"/>
-        </w:rPr>
-        <w:tab/>
-      </w:r>
-      <w:r>
-        <w:rPr>
-          <w:rFonts w:ascii="Times New Roman" w:eastAsia="Times New Roman" w:hAnsi="Times New Roman"/>
-          <w:sz w:val="24"/>
-          <w:szCs w:val="24"/>
-          <w:lang w:eastAsia="ru-RU"/>
-        </w:rPr>
-        <w:t xml:space="preserve">Стоимость риэлтерских услуг составляет </w:t>
+        <w:t xml:space="preserve">2.2. Стоимость риэлтерских услуг составляет </w:t>
       </w:r>
       <w:r>
         <w:rPr>
@@ -1483,33 +1497,6 @@
           <w:szCs w:val="24"/>
           <w:lang w:eastAsia="ru-RU"/>
         </w:rPr>
-        <w:t>%</w:t>
-      </w:r>
-      <w:r>
-        <w:rPr>
-          <w:rFonts w:ascii="Times New Roman" w:eastAsia="Times New Roman" w:hAnsi="Times New Roman"/>
-          <w:sz w:val="24"/>
-          <w:szCs w:val="24"/>
-          <w:lang w:eastAsia="ru-RU"/>
-        </w:rPr>
-        <w:t xml:space="preserve"> </w:t>
-      </w:r>
-      <w:r>
-        <w:rPr>
-          <w:rFonts w:ascii="Times New Roman" w:eastAsia="Times New Roman" w:hAnsi="Times New Roman"/>
-          <w:sz w:val="24"/>
-          <w:szCs w:val="24"/>
-          <w:lang w:eastAsia="ru-RU"/>
-        </w:rPr>
-        <w:t>от стоимости объекта недвижимого имущества, а именно</w:t>
-      </w:r>
-      <w:r>
-        <w:rPr>
-          <w:rFonts w:ascii="Times New Roman" w:eastAsia="Times New Roman" w:hAnsi="Times New Roman"/>
-          <w:sz w:val="24"/>
-          <w:szCs w:val="24"/>
-          <w:lang w:eastAsia="ru-RU"/>
-        </w:rPr>
         <w:t xml:space="preserve"> </w:t>
       </w:r>
       <w:r>
@@ -1521,9 +1508,26 @@
           <w:szCs w:val="24"/>
           <w:lang w:eastAsia="ru-RU"/>
         </w:rPr>
-        <w:t>{{</w:t>
-      </w:r>
-      <w:proofErr w:type="spellStart"/>
+        <w:t>%</w:t>
+      </w:r>
+      <w:r>
+        <w:rPr>
+          <w:rFonts w:ascii="Times New Roman" w:eastAsia="Times New Roman" w:hAnsi="Times New Roman"/>
+          <w:sz w:val="24"/>
+          <w:szCs w:val="24"/>
+          <w:lang w:eastAsia="ru-RU"/>
+        </w:rPr>
+        <w:t xml:space="preserve"> от стоимости объекта недвижимого имущества, а именно</w:t>
+      </w:r>
+      <w:r>
+        <w:rPr>
+          <w:rFonts w:ascii="Times New Roman" w:eastAsia="Times New Roman" w:hAnsi="Times New Roman"/>
+          <w:sz w:val="24"/>
+          <w:szCs w:val="24"/>
+          <w:lang w:eastAsia="ru-RU"/>
+        </w:rPr>
+        <w:t xml:space="preserve"> </w:t>
+      </w:r>
       <w:r>
         <w:rPr>
           <w:rFonts w:ascii="Times New Roman" w:eastAsia="Times New Roman" w:hAnsi="Times New Roman"/>
@@ -1533,9 +1537,9 @@
           <w:szCs w:val="24"/>
           <w:lang w:eastAsia="ru-RU"/>
         </w:rPr>
-        <w:t>commission.amountBYN</w:t>
-      </w:r>
-      <w:proofErr w:type="spellEnd"/>
+        <w:t>{{</w:t>
+      </w:r>
+      <w:proofErr w:type="spellStart"/>
       <w:r>
         <w:rPr>
           <w:rFonts w:ascii="Times New Roman" w:eastAsia="Times New Roman" w:hAnsi="Times New Roman"/>
@@ -1545,11 +1549,25 @@
           <w:szCs w:val="24"/>
           <w:lang w:eastAsia="ru-RU"/>
         </w:rPr>
+        <w:t>commission.amountBYN</w:t>
+      </w:r>
+      <w:proofErr w:type="spellEnd"/>
+      <w:r>
+        <w:rPr>
+          <w:rFonts w:ascii="Times New Roman" w:eastAsia="Times New Roman" w:hAnsi="Times New Roman"/>
+          <w:b/>
+          <w:bCs/>
+          <w:sz w:val="24"/>
+          <w:szCs w:val="24"/>
+          <w:lang w:eastAsia="ru-RU"/>
+        </w:rPr>
         <w:t>}}</w:t>
       </w:r>
       <w:r>
         <w:rPr>
           <w:rFonts w:ascii="Times New Roman" w:eastAsia="Times New Roman" w:hAnsi="Times New Roman"/>
+          <w:b/>
+          <w:bCs/>
           <w:sz w:val="24"/>
           <w:szCs w:val="24"/>
           <w:lang w:eastAsia="ru-RU"/>
@@ -1572,7 +1590,7 @@
           <w:szCs w:val="24"/>
           <w:lang w:eastAsia="ru-RU"/>
         </w:rPr>
-        <w:t xml:space="preserve">  </w:t>
+        <w:t xml:space="preserve"> </w:t>
       </w:r>
       <w:r>
         <w:rPr>
@@ -2034,45 +2052,6 @@
     </w:p>
     <w:p>
       <w:pPr>
-        <w:spacing w:after="0" w:line="240" w:lineRule="auto"/>
-        <w:ind w:left="567" w:hanging="567"/>
-        <w:jc w:val="both"/>
-        <w:rPr>
-          <w:rFonts w:ascii="Times New Roman" w:eastAsia="Times New Roman" w:hAnsi="Times New Roman"/>
-          <w:sz w:val="24"/>
-          <w:szCs w:val="24"/>
-          <w:lang w:eastAsia="ru-RU"/>
-        </w:rPr>
-      </w:pPr>
-    </w:p>
-    <w:p>
-      <w:pPr>
-        <w:spacing w:after="0" w:line="240" w:lineRule="auto"/>
-        <w:ind w:left="567" w:hanging="567"/>
-        <w:jc w:val="both"/>
-        <w:rPr>
-          <w:rFonts w:ascii="Times New Roman" w:eastAsia="Times New Roman" w:hAnsi="Times New Roman"/>
-          <w:sz w:val="24"/>
-          <w:szCs w:val="24"/>
-          <w:lang w:eastAsia="ru-RU"/>
-        </w:rPr>
-      </w:pPr>
-    </w:p>
-    <w:p>
-      <w:pPr>
-        <w:spacing w:after="0" w:line="240" w:lineRule="auto"/>
-        <w:ind w:left="567" w:hanging="567"/>
-        <w:jc w:val="both"/>
-        <w:rPr>
-          <w:rFonts w:ascii="Times New Roman" w:eastAsia="Times New Roman" w:hAnsi="Times New Roman"/>
-          <w:sz w:val="24"/>
-          <w:szCs w:val="24"/>
-          <w:lang w:eastAsia="ru-RU"/>
-        </w:rPr>
-      </w:pPr>
-    </w:p>
-    <w:p>
-      <w:pPr>
         <w:autoSpaceDE w:val="0"/>
         <w:autoSpaceDN w:val="0"/>
         <w:adjustRightInd w:val="0"/>
@@ -2094,7 +2073,6 @@
           <w:szCs w:val="24"/>
           <w:lang w:eastAsia="ru-RU"/>
         </w:rPr>
-        <w:lastRenderedPageBreak/>
         <w:t>3. ПРАВА И ОБЯЗАННОСТИ СТОРОН</w:t>
       </w:r>
     </w:p>
@@ -2145,7 +2123,7 @@
           <w:sz w:val="24"/>
           <w:szCs w:val="24"/>
         </w:rPr>
-        <w:t>3.1.</w:t>
+        <w:t>3.1.1.</w:t>
       </w:r>
       <w:r>
         <w:rPr>
@@ -2154,7 +2132,7 @@
           <w:sz w:val="24"/>
           <w:szCs w:val="24"/>
         </w:rPr>
-        <w:t>1. Предоставить</w:t>
+        <w:t xml:space="preserve"> </w:t>
       </w:r>
       <w:r>
         <w:rPr>
@@ -2163,7 +2141,7 @@
           <w:sz w:val="24"/>
           <w:szCs w:val="24"/>
         </w:rPr>
-        <w:t xml:space="preserve">    Потребителю    консультации   по   правовым, организационным    </w:t>
+        <w:t xml:space="preserve">Предоставить    Потребителю    консультации   по   правовым, организационным    </w:t>
       </w:r>
       <w:r>
         <w:rPr>
@@ -2182,7 +2160,17 @@
           <w:szCs w:val="24"/>
           <w:lang w:eastAsia="ru-RU"/>
         </w:rPr>
-        <w:t xml:space="preserve"> Информировать Потребителя о нормативных правовых актах, регулирующих вопросы, связанные с объектами недвижимого имущества;</w:t>
+        <w:t xml:space="preserve"> </w:t>
+      </w:r>
+      <w:r>
+        <w:rPr>
+          <w:rFonts w:ascii="Times New Roman" w:eastAsia="Times New Roman" w:hAnsi="Times New Roman"/>
+          <w:sz w:val="24"/>
+          <w:szCs w:val="24"/>
+          <w:lang w:eastAsia="ru-RU"/>
+        </w:rPr>
+        <w:lastRenderedPageBreak/>
+        <w:t>Информировать Потребителя о нормативных правовых актах, регулирующих вопросы, связанные с объектами недвижимого имущества;</w:t>
       </w:r>
     </w:p>
     <w:p>
@@ -2664,16 +2652,6 @@
           <w:szCs w:val="24"/>
           <w:lang w:eastAsia="ru-RU"/>
         </w:rPr>
-        <w:tab/>
-        <w:t xml:space="preserve"> </w:t>
-      </w:r>
-      <w:r>
-        <w:rPr>
-          <w:rFonts w:ascii="Times New Roman" w:eastAsia="Times New Roman" w:hAnsi="Times New Roman"/>
-          <w:sz w:val="24"/>
-          <w:szCs w:val="24"/>
-          <w:lang w:eastAsia="ru-RU"/>
-        </w:rPr>
         <w:t>п</w:t>
       </w:r>
       <w:r>
@@ -2903,15 +2881,6 @@
       </w:r>
       <w:r>
         <w:rPr>
-          <w:rFonts w:ascii="Times New Roman" w:hAnsi="Times New Roman"/>
-          <w:bCs/>
-          <w:sz w:val="24"/>
-          <w:szCs w:val="24"/>
-        </w:rPr>
-        <w:tab/>
-      </w:r>
-      <w:r>
-        <w:rPr>
           <w:rFonts w:ascii="Times New Roman" w:eastAsia="Times New Roman" w:hAnsi="Times New Roman"/>
           <w:sz w:val="24"/>
           <w:szCs w:val="24"/>
@@ -3169,7 +3138,6 @@
           <w:sz w:val="24"/>
           <w:szCs w:val="24"/>
         </w:rPr>
-        <w:lastRenderedPageBreak/>
         <w:t>3</w:t>
       </w:r>
       <w:r>
@@ -3262,15 +3230,6 @@
           <w:szCs w:val="24"/>
           <w:lang w:eastAsia="ru-RU"/>
         </w:rPr>
-        <w:tab/>
-      </w:r>
-      <w:r>
-        <w:rPr>
-          <w:rFonts w:ascii="Times New Roman" w:eastAsia="Times New Roman" w:hAnsi="Times New Roman"/>
-          <w:sz w:val="24"/>
-          <w:szCs w:val="24"/>
-          <w:lang w:eastAsia="ru-RU"/>
-        </w:rPr>
         <w:t>в</w:t>
       </w:r>
       <w:r>
@@ -3280,7 +3239,17 @@
           <w:szCs w:val="24"/>
           <w:lang w:eastAsia="ru-RU"/>
         </w:rPr>
-        <w:t xml:space="preserve"> письменном виде сообщать Исполнителю о возникновении всех обстоятельств, которые   могут повлиять на исполнение или надлежащее исполнение настоящего договора, в том числе об изменении стоимости, по которой объект недвижимого</w:t>
+        <w:t xml:space="preserve"> письменном виде сообщать Исполнителю о возникновении всех обстоятельств, которые   могут повлиять на исполнение или надлежащее исполнение настоящего договора, в том числе </w:t>
+      </w:r>
+      <w:r>
+        <w:rPr>
+          <w:rFonts w:ascii="Times New Roman" w:eastAsia="Times New Roman" w:hAnsi="Times New Roman"/>
+          <w:sz w:val="24"/>
+          <w:szCs w:val="24"/>
+          <w:lang w:eastAsia="ru-RU"/>
+        </w:rPr>
+        <w:lastRenderedPageBreak/>
+        <w:t>об изменении стоимости, по которой объект недвижимого</w:t>
       </w:r>
       <w:r>
         <w:rPr>
@@ -3340,14 +3309,6 @@
           <w:sz w:val="24"/>
           <w:szCs w:val="24"/>
         </w:rPr>
-        <w:tab/>
-      </w:r>
-      <w:r>
-        <w:rPr>
-          <w:rFonts w:ascii="Times New Roman" w:hAnsi="Times New Roman"/>
-          <w:sz w:val="24"/>
-          <w:szCs w:val="24"/>
-        </w:rPr>
         <w:t>в течение всего срока действия настоящего Договора не совершать самостоятельных действий по отчуждению Объекта недвижимо</w:t>
       </w:r>
       <w:r>
@@ -3479,16 +3440,34 @@
           <w:szCs w:val="24"/>
           <w:lang w:eastAsia="ru-RU"/>
         </w:rPr>
-        <w:t>. известить</w:t>
-      </w:r>
-      <w:r>
-        <w:rPr>
-          <w:rFonts w:ascii="Times New Roman" w:eastAsia="Times New Roman" w:hAnsi="Times New Roman"/>
-          <w:sz w:val="24"/>
-          <w:szCs w:val="24"/>
-          <w:lang w:eastAsia="ru-RU"/>
-        </w:rPr>
-        <w:t xml:space="preserve">   Исполнителя   в   письменной форме о намерении расторгнуть или изменить условия настоящего договора</w:t>
+        <w:t>.</w:t>
+      </w:r>
+      <w:r>
+        <w:rPr>
+          <w:rFonts w:ascii="Times New Roman" w:eastAsia="Times New Roman" w:hAnsi="Times New Roman"/>
+          <w:sz w:val="24"/>
+          <w:szCs w:val="24"/>
+          <w:lang w:eastAsia="ru-RU"/>
+        </w:rPr>
+        <w:t xml:space="preserve"> </w:t>
+      </w:r>
+      <w:r>
+        <w:rPr>
+          <w:rFonts w:ascii="Times New Roman" w:eastAsia="Times New Roman" w:hAnsi="Times New Roman"/>
+          <w:sz w:val="24"/>
+          <w:szCs w:val="24"/>
+          <w:lang w:eastAsia="ru-RU"/>
+        </w:rPr>
+        <w:t>и</w:t>
+      </w:r>
+      <w:r>
+        <w:rPr>
+          <w:rFonts w:ascii="Times New Roman" w:eastAsia="Times New Roman" w:hAnsi="Times New Roman"/>
+          <w:sz w:val="24"/>
+          <w:szCs w:val="24"/>
+          <w:lang w:eastAsia="ru-RU"/>
+        </w:rPr>
+        <w:t>звестить   Исполнителя   в   письменной форме о намерении расторгнуть или изменить условия настоящего договора</w:t>
       </w:r>
       <w:r>
         <w:rPr>
@@ -3930,14 +3909,6 @@
           <w:sz w:val="24"/>
           <w:szCs w:val="24"/>
         </w:rPr>
-        <w:tab/>
-      </w:r>
-      <w:r>
-        <w:rPr>
-          <w:rFonts w:ascii="Times New Roman" w:hAnsi="Times New Roman"/>
-          <w:sz w:val="24"/>
-          <w:szCs w:val="24"/>
-        </w:rPr>
         <w:t>о</w:t>
       </w:r>
       <w:r>
@@ -4071,13 +4042,6 @@
         <w:t xml:space="preserve"> разглашать сведения конфиденциального характера по Договору и сделке с Объектом, кроме случаев, предусмотренных законодательством.</w:t>
       </w:r>
       <w:bookmarkEnd w:id="5"/>
-    </w:p>
-    <w:p>
-      <w:pPr>
-        <w:rPr>
-          <w:lang w:eastAsia="ru-RU"/>
-        </w:rPr>
-      </w:pPr>
     </w:p>
     <w:p>
       <w:pPr>
@@ -4094,16 +4058,6 @@
           <w:lang w:eastAsia="ru-RU"/>
         </w:rPr>
       </w:pPr>
-      <w:r>
-        <w:rPr>
-          <w:rFonts w:ascii="Times New Roman" w:eastAsia="Times New Roman" w:hAnsi="Times New Roman"/>
-          <w:b/>
-          <w:sz w:val="24"/>
-          <w:szCs w:val="24"/>
-          <w:lang w:eastAsia="ru-RU"/>
-        </w:rPr>
-        <w:t>4. СРОК ДЕЙСТВИЯ ДОГОВОРА.</w:t>
-      </w:r>
     </w:p>
     <w:p>
       <w:pPr>
@@ -4114,6 +4068,32 @@
         <w:jc w:val="center"/>
         <w:rPr>
           <w:rFonts w:ascii="Times New Roman" w:eastAsia="Times New Roman" w:hAnsi="Times New Roman"/>
+          <w:b/>
+          <w:sz w:val="24"/>
+          <w:szCs w:val="24"/>
+          <w:lang w:eastAsia="ru-RU"/>
+        </w:rPr>
+      </w:pPr>
+      <w:r>
+        <w:rPr>
+          <w:rFonts w:ascii="Times New Roman" w:eastAsia="Times New Roman" w:hAnsi="Times New Roman"/>
+          <w:b/>
+          <w:sz w:val="24"/>
+          <w:szCs w:val="24"/>
+          <w:lang w:eastAsia="ru-RU"/>
+        </w:rPr>
+        <w:t>4. СРОК ДЕЙСТВИЯ ДОГОВОРА.</w:t>
+      </w:r>
+    </w:p>
+    <w:p>
+      <w:pPr>
+        <w:autoSpaceDE w:val="0"/>
+        <w:autoSpaceDN w:val="0"/>
+        <w:adjustRightInd w:val="0"/>
+        <w:spacing w:after="0" w:line="240" w:lineRule="auto"/>
+        <w:jc w:val="center"/>
+        <w:rPr>
+          <w:rFonts w:ascii="Times New Roman" w:eastAsia="Times New Roman" w:hAnsi="Times New Roman"/>
           <w:sz w:val="24"/>
           <w:szCs w:val="24"/>
           <w:lang w:eastAsia="ru-RU"/>
@@ -4426,7 +4406,6 @@
           <w:szCs w:val="24"/>
           <w:lang w:eastAsia="ru-RU"/>
         </w:rPr>
-        <w:lastRenderedPageBreak/>
         <w:t>4.4.</w:t>
       </w:r>
       <w:r>
@@ -4518,12 +4497,23 @@
           <w:sz w:val="24"/>
           <w:szCs w:val="24"/>
         </w:rPr>
+        <w:lastRenderedPageBreak/>
         <w:t>4.5. В случае отсутствия фактически оказанных услуг их оплата Потребителем не осуществляется, и настоящий договор расторгается по соглашению Сторон.</w:t>
       </w:r>
     </w:p>
     <w:p>
       <w:pPr>
-        <w:rPr>
+        <w:autoSpaceDE w:val="0"/>
+        <w:autoSpaceDN w:val="0"/>
+        <w:adjustRightInd w:val="0"/>
+        <w:spacing w:after="0" w:line="240" w:lineRule="auto"/>
+        <w:ind w:firstLine="709"/>
+        <w:jc w:val="both"/>
+        <w:outlineLvl w:val="0"/>
+        <w:rPr>
+          <w:rFonts w:ascii="Times New Roman" w:eastAsia="Times New Roman" w:hAnsi="Times New Roman"/>
+          <w:sz w:val="24"/>
+          <w:szCs w:val="24"/>
           <w:lang w:eastAsia="ru-RU"/>
         </w:rPr>
       </w:pPr>
@@ -4974,7 +4964,7 @@
         <w:autoSpaceDN w:val="0"/>
         <w:adjustRightInd w:val="0"/>
         <w:spacing w:after="0" w:line="240" w:lineRule="auto"/>
-        <w:ind w:left="426" w:hanging="426"/>
+        <w:ind w:left="567" w:hanging="567"/>
         <w:jc w:val="both"/>
         <w:rPr>
           <w:rFonts w:ascii="Times New Roman" w:eastAsia="Times New Roman" w:hAnsi="Times New Roman"/>
@@ -4999,25 +4989,7 @@
           <w:szCs w:val="24"/>
           <w:lang w:eastAsia="ru-RU"/>
         </w:rPr>
-        <w:t>5.</w:t>
-      </w:r>
-      <w:r>
-        <w:rPr>
-          <w:rFonts w:ascii="Times New Roman" w:eastAsia="Times New Roman" w:hAnsi="Times New Roman"/>
-          <w:sz w:val="24"/>
-          <w:szCs w:val="24"/>
-          <w:lang w:eastAsia="ru-RU"/>
-        </w:rPr>
-        <w:tab/>
-      </w:r>
-      <w:r>
-        <w:rPr>
-          <w:rFonts w:ascii="Times New Roman" w:eastAsia="Times New Roman" w:hAnsi="Times New Roman"/>
-          <w:sz w:val="24"/>
-          <w:szCs w:val="24"/>
-          <w:lang w:eastAsia="ru-RU"/>
-        </w:rPr>
-        <w:t>Стороны</w:t>
+        <w:t>5. Стороны</w:t>
       </w:r>
       <w:r>
         <w:rPr>
@@ -5164,25 +5136,7 @@
           <w:szCs w:val="24"/>
           <w:lang w:eastAsia="ru-RU"/>
         </w:rPr>
-        <w:t>6.1.</w:t>
-      </w:r>
-      <w:r>
-        <w:rPr>
-          <w:rFonts w:ascii="Times New Roman" w:eastAsia="Times New Roman" w:hAnsi="Times New Roman"/>
-          <w:sz w:val="24"/>
-          <w:szCs w:val="24"/>
-          <w:lang w:eastAsia="ru-RU"/>
-        </w:rPr>
-        <w:tab/>
-      </w:r>
-      <w:r>
-        <w:rPr>
-          <w:rFonts w:ascii="Times New Roman" w:eastAsia="Times New Roman" w:hAnsi="Times New Roman"/>
-          <w:sz w:val="24"/>
-          <w:szCs w:val="24"/>
-          <w:lang w:eastAsia="ru-RU"/>
-        </w:rPr>
-        <w:t xml:space="preserve">Настоящий договор составлен в двух экземплярах, по одному для каждой из Сторон.  </w:t>
+        <w:t xml:space="preserve">6.1. Настоящий договор составлен в двух экземплярах, по одному для каждой из Сторон.  </w:t>
       </w:r>
       <w:r>
         <w:rPr>
@@ -5425,25 +5379,7 @@
           <w:szCs w:val="24"/>
           <w:lang w:eastAsia="ru-RU"/>
         </w:rPr>
-        <w:t>5.</w:t>
-      </w:r>
-      <w:r>
-        <w:rPr>
-          <w:rFonts w:ascii="Times New Roman" w:eastAsia="Times New Roman" w:hAnsi="Times New Roman"/>
-          <w:sz w:val="24"/>
-          <w:szCs w:val="24"/>
-          <w:lang w:eastAsia="ru-RU"/>
-        </w:rPr>
-        <w:t xml:space="preserve"> </w:t>
-      </w:r>
-      <w:r>
-        <w:rPr>
-          <w:rFonts w:ascii="Times New Roman" w:eastAsia="Times New Roman" w:hAnsi="Times New Roman"/>
-          <w:sz w:val="24"/>
-          <w:szCs w:val="24"/>
-          <w:lang w:eastAsia="ru-RU"/>
-        </w:rPr>
-        <w:t>Стороны</w:t>
+        <w:t>5. Стороны</w:t>
       </w:r>
       <w:r>
         <w:rPr>
@@ -5483,7 +5419,6 @@
           <w:szCs w:val="24"/>
           <w:lang w:eastAsia="ru-RU"/>
         </w:rPr>
-        <w:lastRenderedPageBreak/>
         <w:t>6.</w:t>
       </w:r>
       <w:bookmarkStart w:id="7" w:name="_Hlk19713369"/>
@@ -5564,7 +5499,16 @@
           <w:sz w:val="24"/>
           <w:szCs w:val="24"/>
         </w:rPr>
-        <w:t xml:space="preserve"> всем, что не оговорено условиями Договора, Стороны руководствуются действующим законодательством Республики Беларусь. Потребитель, подписывая настоящий договор, подтверждает, что ознакомлен с Политикой об обработке персональных данных, действующей </w:t>
+        <w:t xml:space="preserve"> всем, что не оговорено условиями Договора, Стороны руководствуются действующим законодательством Республики Беларусь. Потребитель, подписывая настоящий договор, </w:t>
+      </w:r>
+      <w:r>
+        <w:rPr>
+          <w:rFonts w:ascii="Times New Roman" w:hAnsi="Times New Roman"/>
+          <w:sz w:val="24"/>
+          <w:szCs w:val="24"/>
+        </w:rPr>
+        <w:lastRenderedPageBreak/>
+        <w:t xml:space="preserve">подтверждает, что ознакомлен с Политикой об обработке персональных данных, действующей </w:t>
       </w:r>
       <w:r>
         <w:rPr>
@@ -5874,27 +5818,7 @@
           <w:szCs w:val="20"/>
           <w:lang w:eastAsia="ru-RU"/>
         </w:rPr>
-        <w:t>}}</w:t>
-      </w:r>
-      <w:r>
-        <w:rPr>
-          <w:rFonts w:ascii="Times New Roman" w:eastAsia="Times New Roman" w:hAnsi="Times New Roman"/>
-          <w:i/>
-          <w:sz w:val="20"/>
-          <w:szCs w:val="20"/>
-          <w:lang w:eastAsia="ru-RU"/>
-        </w:rPr>
-        <w:t xml:space="preserve"> </w:t>
-      </w:r>
-      <w:r>
-        <w:rPr>
-          <w:rFonts w:ascii="Times New Roman" w:eastAsia="Times New Roman" w:hAnsi="Times New Roman"/>
-          <w:i/>
-          <w:sz w:val="20"/>
-          <w:szCs w:val="20"/>
-          <w:lang w:eastAsia="ru-RU"/>
-        </w:rPr>
-        <w:t>от {{</w:t>
+        <w:t>}} от {{</w:t>
       </w:r>
       <w:proofErr w:type="spellStart"/>
       <w:proofErr w:type="gramStart"/>
@@ -6169,16 +6093,7 @@
                 <w:szCs w:val="20"/>
                 <w:lang w:eastAsia="ru-RU"/>
               </w:rPr>
-              <w:t xml:space="preserve"> </w:t>
-            </w:r>
-            <w:r>
-              <w:rPr>
-                <w:rFonts w:ascii="Times New Roman" w:eastAsia="Times New Roman" w:hAnsi="Times New Roman"/>
-                <w:sz w:val="20"/>
-                <w:szCs w:val="20"/>
-                <w:lang w:eastAsia="ru-RU"/>
-              </w:rPr>
-              <w:t>{{</w:t>
+              <w:t xml:space="preserve"> {{</w:t>
             </w:r>
             <w:proofErr w:type="spellStart"/>
             <w:proofErr w:type="gramStart"/>
@@ -6233,16 +6148,7 @@
                 <w:szCs w:val="20"/>
                 <w:lang w:eastAsia="ru-RU"/>
               </w:rPr>
-              <w:t xml:space="preserve"> </w:t>
-            </w:r>
-            <w:r>
-              <w:rPr>
-                <w:rFonts w:ascii="Times New Roman" w:eastAsia="Times New Roman" w:hAnsi="Times New Roman"/>
-                <w:sz w:val="20"/>
-                <w:szCs w:val="20"/>
-                <w:lang w:eastAsia="ru-RU"/>
-              </w:rPr>
-              <w:t>{{</w:t>
+              <w:t xml:space="preserve"> {{</w:t>
             </w:r>
             <w:proofErr w:type="spellStart"/>
             <w:proofErr w:type="gramStart"/>
@@ -6297,16 +6203,7 @@
                 <w:szCs w:val="20"/>
                 <w:lang w:eastAsia="ru-RU"/>
               </w:rPr>
-              <w:t xml:space="preserve"> </w:t>
-            </w:r>
-            <w:r>
-              <w:rPr>
-                <w:rFonts w:ascii="Times New Roman" w:eastAsia="Times New Roman" w:hAnsi="Times New Roman"/>
-                <w:sz w:val="20"/>
-                <w:szCs w:val="20"/>
-                <w:lang w:eastAsia="ru-RU"/>
-              </w:rPr>
-              <w:t>{{</w:t>
+              <w:t xml:space="preserve"> {{</w:t>
             </w:r>
             <w:proofErr w:type="gramStart"/>
             <w:r>
@@ -6410,16 +6307,7 @@
                 <w:szCs w:val="20"/>
                 <w:lang w:eastAsia="ru-RU"/>
               </w:rPr>
-              <w:t>Идент</w:t>
-            </w:r>
-            <w:r>
-              <w:rPr>
-                <w:rFonts w:ascii="Times New Roman" w:eastAsia="Times New Roman" w:hAnsi="Times New Roman"/>
-                <w:sz w:val="20"/>
-                <w:szCs w:val="20"/>
-                <w:lang w:eastAsia="ru-RU"/>
-              </w:rPr>
-              <w:t>ификационный</w:t>
+              <w:t>Идентификационный</w:t>
             </w:r>
             <w:r>
               <w:rPr>
@@ -6526,16 +6414,7 @@
                 <w:szCs w:val="20"/>
                 <w:lang w:eastAsia="ru-RU"/>
               </w:rPr>
-              <w:t xml:space="preserve"> </w:t>
-            </w:r>
-            <w:r>
-              <w:rPr>
-                <w:rFonts w:ascii="Times New Roman" w:eastAsia="Times New Roman" w:hAnsi="Times New Roman"/>
-                <w:sz w:val="20"/>
-                <w:szCs w:val="20"/>
-                <w:lang w:eastAsia="ru-RU"/>
-              </w:rPr>
-              <w:t>{{</w:t>
+              <w:t xml:space="preserve"> {{</w:t>
             </w:r>
             <w:proofErr w:type="gramStart"/>
             <w:r>
@@ -6900,32 +6779,19 @@
               </w:rPr>
               <w:t xml:space="preserve">e-mail: </w:t>
             </w:r>
-            <w:r>
-              <w:fldChar w:fldCharType="begin"/>
-            </w:r>
-            <w:r>
-              <w:rPr>
-                <w:lang w:val="en-US"/>
-              </w:rPr>
-              <w:instrText>HYPERLINK "mailto:mail@germesgarant.by"</w:instrText>
-            </w:r>
-            <w:r>
-              <w:fldChar w:fldCharType="separate"/>
-            </w:r>
-            <w:r>
-              <w:rPr>
-                <w:rFonts w:ascii="Times New Roman" w:eastAsia="Times New Roman" w:hAnsi="Times New Roman"/>
-                <w:color w:val="0563C1" w:themeColor="hyperlink"/>
-                <w:sz w:val="20"/>
-                <w:szCs w:val="20"/>
-                <w:u w:val="single"/>
-                <w:lang w:val="en-US"/>
-              </w:rPr>
-              <w:t>mail@germesgarant.by</w:t>
-            </w:r>
-            <w:r>
-              <w:fldChar w:fldCharType="end"/>
-            </w:r>
+            <w:hyperlink r:id="rId8" w:history="1">
+              <w:r>
+                <w:rPr>
+                  <w:rFonts w:ascii="Times New Roman" w:eastAsia="Times New Roman" w:hAnsi="Times New Roman"/>
+                  <w:color w:val="0563C1" w:themeColor="hyperlink"/>
+                  <w:sz w:val="20"/>
+                  <w:szCs w:val="20"/>
+                  <w:u w:val="single"/>
+                  <w:lang w:val="en-US"/>
+                </w:rPr>
+                <w:t>mail@germesgarant.by</w:t>
+              </w:r>
+            </w:hyperlink>
           </w:p>
           <w:p>
             <w:pPr>
@@ -6937,7 +6803,7 @@
                 <w:szCs w:val="20"/>
               </w:rPr>
             </w:pPr>
-            <w:hyperlink r:id="rId8" w:history="1">
+            <w:hyperlink r:id="rId9" w:history="1">
               <w:r>
                 <w:rPr>
                   <w:rStyle w:val="a6"/>
@@ -7440,6 +7306,7 @@
         </w:rPr>
       </w:pPr>
     </w:p>
+    <w:bookmarkEnd w:id="12"/>
     <w:p>
       <w:pPr>
         <w:spacing w:after="0"/>
@@ -7451,82 +7318,41 @@
           <w:szCs w:val="16"/>
         </w:rPr>
       </w:pPr>
+      <w:r>
+        <w:rPr>
+          <w:rFonts w:ascii="Times New Roman" w:hAnsi="Times New Roman"/>
+          <w:sz w:val="16"/>
+          <w:szCs w:val="16"/>
+        </w:rPr>
+        <w:t>Приложение 1</w:t>
+      </w:r>
     </w:p>
     <w:p>
       <w:pPr>
         <w:spacing w:after="0"/>
         <w:ind w:left="7938"/>
-        <w:jc w:val="both"/>
         <w:rPr>
           <w:rFonts w:ascii="Times New Roman" w:hAnsi="Times New Roman"/>
           <w:sz w:val="16"/>
           <w:szCs w:val="16"/>
         </w:rPr>
       </w:pPr>
-    </w:p>
-    <w:p>
-      <w:pPr>
-        <w:spacing w:after="0"/>
-        <w:ind w:left="7938"/>
-        <w:jc w:val="both"/>
+      <w:r>
         <w:rPr>
           <w:rFonts w:ascii="Times New Roman" w:hAnsi="Times New Roman"/>
           <w:sz w:val="16"/>
           <w:szCs w:val="16"/>
         </w:rPr>
-      </w:pPr>
-      <w:r>
-        <w:rPr>
-          <w:rFonts w:ascii="Times New Roman" w:hAnsi="Times New Roman"/>
+        <w:t xml:space="preserve">к договору </w:t>
+      </w:r>
+      <w:r>
+        <w:rPr>
+          <w:rFonts w:ascii="Times New Roman" w:eastAsia="Times New Roman" w:hAnsi="Times New Roman"/>
           <w:sz w:val="16"/>
           <w:szCs w:val="16"/>
-        </w:rPr>
-        <w:t>П</w:t>
-      </w:r>
-      <w:r>
-        <w:rPr>
-          <w:rFonts w:ascii="Times New Roman" w:hAnsi="Times New Roman"/>
-          <w:sz w:val="16"/>
-          <w:szCs w:val="16"/>
-        </w:rPr>
-        <w:t>риложение 1</w:t>
-      </w:r>
-    </w:p>
-    <w:p>
-      <w:pPr>
-        <w:spacing w:after="0"/>
-        <w:ind w:left="7938"/>
-        <w:rPr>
-          <w:rFonts w:ascii="Times New Roman" w:hAnsi="Times New Roman"/>
-          <w:sz w:val="16"/>
-          <w:szCs w:val="16"/>
-        </w:rPr>
-      </w:pPr>
-      <w:r>
-        <w:rPr>
-          <w:rFonts w:ascii="Times New Roman" w:hAnsi="Times New Roman"/>
-          <w:sz w:val="16"/>
-          <w:szCs w:val="16"/>
-        </w:rPr>
-        <w:t xml:space="preserve">к договору </w:t>
-      </w:r>
-      <w:r>
-        <w:rPr>
-          <w:rFonts w:ascii="Times New Roman" w:eastAsia="Times New Roman" w:hAnsi="Times New Roman"/>
-          <w:sz w:val="16"/>
-          <w:szCs w:val="16"/>
-          <w:lang w:eastAsia="ru-RU"/>
-        </w:rPr>
-        <w:t xml:space="preserve">оказания риэлтерских услуг по содействию в продаже объектов недвижимого имущества </w:t>
-      </w:r>
-      <w:r>
-        <w:rPr>
-          <w:rFonts w:ascii="Times New Roman" w:eastAsia="Times New Roman" w:hAnsi="Times New Roman"/>
-          <w:sz w:val="16"/>
-          <w:szCs w:val="16"/>
-          <w:lang w:eastAsia="ru-RU"/>
-        </w:rPr>
-        <w:t>№ {{</w:t>
+          <w:lang w:eastAsia="ru-RU"/>
+        </w:rPr>
+        <w:t>оказания риэлтерских услуг по содействию в продаже объектов недвижимого имущества № {{</w:t>
       </w:r>
       <w:proofErr w:type="spellStart"/>
       <w:proofErr w:type="gramStart"/>
@@ -7581,14 +7407,19 @@
         </w:tabs>
         <w:rPr>
           <w:rFonts w:ascii="Times New Roman" w:hAnsi="Times New Roman"/>
+          <w:sz w:val="24"/>
+          <w:szCs w:val="24"/>
           <w:lang w:val="ru-RU"/>
         </w:rPr>
       </w:pPr>
       <w:r>
         <w:rPr>
           <w:rFonts w:ascii="Times New Roman" w:hAnsi="Times New Roman"/>
+          <w:sz w:val="24"/>
+          <w:szCs w:val="24"/>
           <w:lang w:val="ru-RU"/>
         </w:rPr>
+        <w:lastRenderedPageBreak/>
         <w:t xml:space="preserve">АКТ </w:t>
       </w:r>
     </w:p>
@@ -7600,43 +7431,19 @@
         </w:tabs>
         <w:rPr>
           <w:rFonts w:ascii="Times New Roman" w:hAnsi="Times New Roman"/>
+          <w:sz w:val="24"/>
+          <w:szCs w:val="24"/>
           <w:lang w:val="ru-RU"/>
         </w:rPr>
       </w:pPr>
       <w:r>
         <w:rPr>
           <w:rFonts w:ascii="Times New Roman" w:hAnsi="Times New Roman"/>
+          <w:sz w:val="24"/>
+          <w:szCs w:val="24"/>
           <w:lang w:val="ru-RU"/>
         </w:rPr>
-        <w:t>о</w:t>
-      </w:r>
-      <w:r>
-        <w:rPr>
-          <w:rFonts w:ascii="Times New Roman" w:hAnsi="Times New Roman"/>
-          <w:lang w:val="ru-RU"/>
-        </w:rPr>
-        <w:t xml:space="preserve">знакомления </w:t>
-      </w:r>
-      <w:r>
-        <w:rPr>
-          <w:rFonts w:ascii="Times New Roman" w:hAnsi="Times New Roman"/>
-          <w:lang w:val="ru-RU"/>
-        </w:rPr>
-        <w:t xml:space="preserve">потребителя с </w:t>
-      </w:r>
-      <w:r>
-        <w:rPr>
-          <w:rFonts w:ascii="Times New Roman" w:hAnsi="Times New Roman"/>
-          <w:lang w:val="ru-RU"/>
-        </w:rPr>
-        <w:t>д</w:t>
-      </w:r>
-      <w:r>
-        <w:rPr>
-          <w:rFonts w:ascii="Times New Roman" w:hAnsi="Times New Roman"/>
-          <w:lang w:val="ru-RU"/>
-        </w:rPr>
-        <w:t xml:space="preserve">окументом, </w:t>
+        <w:t xml:space="preserve">ознакомления потребителя с документом, </w:t>
       </w:r>
     </w:p>
     <w:p>
@@ -7647,12 +7454,16 @@
         </w:tabs>
         <w:rPr>
           <w:rFonts w:ascii="Times New Roman" w:hAnsi="Times New Roman"/>
+          <w:sz w:val="24"/>
+          <w:szCs w:val="24"/>
           <w:lang w:val="ru-RU"/>
         </w:rPr>
       </w:pPr>
       <w:r>
         <w:rPr>
           <w:rFonts w:ascii="Times New Roman" w:hAnsi="Times New Roman"/>
+          <w:sz w:val="24"/>
+          <w:szCs w:val="24"/>
           <w:lang w:val="ru-RU"/>
         </w:rPr>
         <w:t>содержащим размеры и порядок оплаты риэлтерских услуг</w:t>
@@ -7667,448 +7478,104 @@
         <w:spacing w:line="240" w:lineRule="auto"/>
         <w:rPr>
           <w:color w:val="3E4040"/>
-          <w:sz w:val="20"/>
+          <w:sz w:val="24"/>
+          <w:szCs w:val="24"/>
           <w:lang w:val="ru-RU"/>
         </w:rPr>
       </w:pPr>
       <w:r>
         <w:rPr>
-          <w:sz w:val="20"/>
+          <w:sz w:val="24"/>
+          <w:szCs w:val="24"/>
           <w:lang w:val="ru-RU"/>
         </w:rPr>
         <w:tab/>
-      </w:r>
-      <w:r>
-        <w:rPr>
-          <w:sz w:val="20"/>
+        <w:t>{{</w:t>
+      </w:r>
+      <w:proofErr w:type="spellStart"/>
+      <w:r>
+        <w:rPr>
+          <w:sz w:val="24"/>
+          <w:szCs w:val="24"/>
           <w:lang w:val="ru-RU"/>
         </w:rPr>
-        <w:t>{{</w:t>
-      </w:r>
-      <w:proofErr w:type="spellStart"/>
-      <w:r>
-        <w:rPr>
-          <w:sz w:val="20"/>
+        <w:t>seller.fullName</w:t>
+      </w:r>
+      <w:proofErr w:type="spellEnd"/>
+      <w:r>
+        <w:rPr>
+          <w:sz w:val="24"/>
+          <w:szCs w:val="24"/>
           <w:lang w:val="ru-RU"/>
         </w:rPr>
-        <w:t>seller.fullName</w:t>
-      </w:r>
-      <w:proofErr w:type="spellEnd"/>
-      <w:r>
-        <w:rPr>
-          <w:sz w:val="20"/>
+        <w:t>}},</w:t>
+      </w:r>
+      <w:bookmarkStart w:id="13" w:name="_Hlk233997448"/>
+      <w:r>
+        <w:rPr>
+          <w:sz w:val="24"/>
+          <w:szCs w:val="24"/>
           <w:lang w:val="ru-RU"/>
         </w:rPr>
-        <w:t>}},</w:t>
-      </w:r>
-      <w:bookmarkStart w:id="13" w:name="_Hlk233997448"/>
-      <w:r>
-        <w:rPr>
-          <w:sz w:val="20"/>
+        <w:t xml:space="preserve"> в дальнейшем именуемый </w:t>
+      </w:r>
+      <w:r>
+        <w:rPr>
+          <w:b/>
+          <w:sz w:val="24"/>
+          <w:szCs w:val="24"/>
           <w:lang w:val="ru-RU"/>
         </w:rPr>
-        <w:t xml:space="preserve"> </w:t>
-      </w:r>
-      <w:r>
-        <w:rPr>
-          <w:sz w:val="20"/>
+        <w:t>«Потребитель»</w:t>
+      </w:r>
+      <w:r>
+        <w:rPr>
+          <w:sz w:val="24"/>
+          <w:szCs w:val="24"/>
           <w:lang w:val="ru-RU"/>
         </w:rPr>
-        <w:t xml:space="preserve">в дальнейшем именуемый </w:t>
-      </w:r>
-      <w:r>
-        <w:rPr>
-          <w:b/>
-          <w:sz w:val="20"/>
+        <w:t xml:space="preserve">, в соответствии с пунктом 2 статьи 3 Закона Республики Беларусь №71-З «О риэлтерской деятельности», до заключения договора на оказание риэлтерских услуг ознакомлен с  предельными максимальными тарифами на риэлтерские услуги, оказываемые физическим лицам (за исключением индивидуальных предпринимателей) в соответствии с постановлением </w:t>
+      </w:r>
+      <w:bookmarkStart w:id="14" w:name="_Hlk230023813"/>
+      <w:r>
+        <w:rPr>
+          <w:sz w:val="24"/>
+          <w:szCs w:val="24"/>
           <w:lang w:val="ru-RU"/>
         </w:rPr>
-        <w:t>«Потребитель»</w:t>
-      </w:r>
-      <w:r>
-        <w:rPr>
-          <w:sz w:val="20"/>
+        <w:t xml:space="preserve">Совета Министров Республики Беларусь от </w:t>
+      </w:r>
+      <w:bookmarkEnd w:id="14"/>
+      <w:r>
+        <w:rPr>
+          <w:sz w:val="24"/>
+          <w:szCs w:val="24"/>
           <w:lang w:val="ru-RU"/>
         </w:rPr>
-        <w:t xml:space="preserve">, в соответствии с пунктом </w:t>
-      </w:r>
-      <w:r>
-        <w:rPr>
-          <w:sz w:val="20"/>
+        <w:t xml:space="preserve">1 ноября 2023 г. № 754 «О тарифах на риэлтерские услуги» (в редакции постановления Совета Министров Республики Беларусь от 02.04.2026 №157 О мерах по реализации Закона Республики Беларусь от 8 мая 2025г №71-З «О риэлтерской деятельности»). </w:t>
+      </w:r>
+      <w:bookmarkEnd w:id="13"/>
+      <w:r>
+        <w:rPr>
+          <w:sz w:val="24"/>
+          <w:szCs w:val="24"/>
           <w:lang w:val="ru-RU"/>
         </w:rPr>
-        <w:t xml:space="preserve">2 статьи 3 </w:t>
-      </w:r>
-      <w:r>
-        <w:rPr>
-          <w:sz w:val="20"/>
-          <w:lang w:val="ru-RU"/>
-        </w:rPr>
-        <w:t>Закона Республики Беларусь №71-З «О риэлтерской деятельности»</w:t>
-      </w:r>
-      <w:r>
-        <w:rPr>
-          <w:sz w:val="20"/>
-          <w:lang w:val="ru-RU"/>
-        </w:rPr>
-        <w:t>, до заключения договора на оказание риэлтерских услуг ознакомлен с</w:t>
-      </w:r>
-      <w:r>
-        <w:rPr>
-          <w:sz w:val="20"/>
-          <w:lang w:val="ru-RU"/>
-        </w:rPr>
-        <w:t xml:space="preserve"> </w:t>
-      </w:r>
-      <w:r>
-        <w:rPr>
-          <w:sz w:val="20"/>
-          <w:lang w:val="ru-RU"/>
-        </w:rPr>
-        <w:t xml:space="preserve"> </w:t>
-      </w:r>
-      <w:r>
-        <w:rPr>
-          <w:sz w:val="20"/>
-          <w:lang w:val="ru-RU"/>
-        </w:rPr>
-        <w:t xml:space="preserve">предельными максимальными </w:t>
-      </w:r>
-      <w:r>
-        <w:rPr>
-          <w:sz w:val="20"/>
-          <w:lang w:val="ru-RU"/>
-        </w:rPr>
-        <w:t>т</w:t>
-      </w:r>
-      <w:r>
-        <w:rPr>
-          <w:sz w:val="20"/>
-          <w:lang w:val="ru-RU"/>
-        </w:rPr>
-        <w:t xml:space="preserve">арифами на риэлтерские услуги, оказываемые физическим лицам (за исключением индивидуальных предпринимателей) в соответствии с постановлением </w:t>
-      </w:r>
-      <w:bookmarkStart w:id="14" w:name="_Hlk230023813"/>
-      <w:r>
-        <w:rPr>
-          <w:sz w:val="20"/>
-          <w:lang w:val="ru-RU"/>
-        </w:rPr>
-        <w:t xml:space="preserve">Совета Министров Республики Беларусь от </w:t>
-      </w:r>
-      <w:bookmarkEnd w:id="14"/>
-      <w:r>
-        <w:rPr>
-          <w:sz w:val="20"/>
-          <w:lang w:val="ru-RU"/>
-        </w:rPr>
-        <w:t>1 ноября 2023 г. № 754 «О тарифах на риэлтерские услуги</w:t>
-      </w:r>
-      <w:r>
-        <w:rPr>
-          <w:sz w:val="20"/>
-          <w:lang w:val="ru-RU"/>
-        </w:rPr>
-        <w:t>»</w:t>
-      </w:r>
-      <w:r>
-        <w:rPr>
-          <w:sz w:val="20"/>
-          <w:lang w:val="ru-RU"/>
-        </w:rPr>
-        <w:t xml:space="preserve"> (</w:t>
-      </w:r>
-      <w:r>
-        <w:rPr>
-          <w:sz w:val="20"/>
-          <w:lang w:val="ru-RU"/>
-        </w:rPr>
-        <w:t xml:space="preserve">в редакции </w:t>
-      </w:r>
-      <w:r>
-        <w:rPr>
-          <w:sz w:val="20"/>
-          <w:lang w:val="ru-RU"/>
-        </w:rPr>
-        <w:t xml:space="preserve">постановления Совета Министров Республики Беларусь от 02.04.2026 №157 </w:t>
-      </w:r>
-      <w:r>
-        <w:rPr>
-          <w:sz w:val="20"/>
-          <w:lang w:val="ru-RU"/>
-        </w:rPr>
-        <w:t xml:space="preserve">О мерах по реализации Закона Республики Беларусь от 8 мая 2025г №71-З «О риэлтерской </w:t>
-      </w:r>
-      <w:r>
-        <w:rPr>
-          <w:sz w:val="20"/>
-          <w:lang w:val="ru-RU"/>
-        </w:rPr>
-        <w:t>деятельности»</w:t>
-      </w:r>
-      <w:r>
-        <w:rPr>
-          <w:sz w:val="20"/>
-          <w:lang w:val="ru-RU"/>
-        </w:rPr>
-        <w:t>).</w:t>
-      </w:r>
-      <w:r>
-        <w:rPr>
-          <w:sz w:val="20"/>
-          <w:lang w:val="ru-RU"/>
-        </w:rPr>
-        <w:t xml:space="preserve"> </w:t>
-      </w:r>
-      <w:bookmarkEnd w:id="13"/>
-      <w:r>
-        <w:rPr>
-          <w:sz w:val="20"/>
-          <w:lang w:val="ru-RU"/>
-        </w:rPr>
-        <w:t xml:space="preserve">                       </w:t>
-      </w:r>
-      <w:r>
-        <w:rPr>
-          <w:sz w:val="20"/>
-          <w:lang w:val="ru-RU"/>
-        </w:rPr>
-        <w:t xml:space="preserve">     </w:t>
-      </w:r>
-      <w:r>
-        <w:fldChar w:fldCharType="begin"/>
-      </w:r>
-      <w:r>
-        <w:instrText>HYPERLINK</w:instrText>
-      </w:r>
-      <w:r>
-        <w:rPr>
-          <w:lang w:val="ru-RU"/>
-        </w:rPr>
-        <w:instrText xml:space="preserve"> "</w:instrText>
-      </w:r>
-      <w:r>
-        <w:instrText>https</w:instrText>
-      </w:r>
-      <w:r>
-        <w:rPr>
-          <w:lang w:val="ru-RU"/>
-        </w:rPr>
-        <w:instrText>://</w:instrText>
-      </w:r>
-      <w:r>
-        <w:instrText>connect</w:instrText>
-      </w:r>
-      <w:r>
-        <w:rPr>
-          <w:lang w:val="ru-RU"/>
-        </w:rPr>
-        <w:instrText>.</w:instrText>
-      </w:r>
-      <w:r>
-        <w:instrText>ok</w:instrText>
-      </w:r>
-      <w:r>
-        <w:rPr>
-          <w:lang w:val="ru-RU"/>
-        </w:rPr>
-        <w:instrText>.</w:instrText>
-      </w:r>
-      <w:r>
-        <w:instrText>ru</w:instrText>
-      </w:r>
-      <w:r>
-        <w:rPr>
-          <w:lang w:val="ru-RU"/>
-        </w:rPr>
-        <w:instrText>/</w:instrText>
-      </w:r>
-      <w:r>
-        <w:instrText>offer</w:instrText>
-      </w:r>
-      <w:r>
-        <w:rPr>
-          <w:lang w:val="ru-RU"/>
-        </w:rPr>
-        <w:instrText>?</w:instrText>
-      </w:r>
-      <w:r>
-        <w:instrText>url</w:instrText>
-      </w:r>
-      <w:r>
-        <w:rPr>
-          <w:lang w:val="ru-RU"/>
-        </w:rPr>
-        <w:instrText>=</w:instrText>
-      </w:r>
-      <w:r>
-        <w:instrText>https</w:instrText>
-      </w:r>
-      <w:r>
-        <w:rPr>
-          <w:lang w:val="ru-RU"/>
-        </w:rPr>
-        <w:instrText>%3</w:instrText>
-      </w:r>
-      <w:r>
-        <w:instrText>A</w:instrText>
-      </w:r>
-      <w:r>
-        <w:rPr>
-          <w:lang w:val="ru-RU"/>
-        </w:rPr>
-        <w:instrText>%2</w:instrText>
-      </w:r>
-      <w:r>
-        <w:instrText>F</w:instrText>
-      </w:r>
-      <w:r>
-        <w:rPr>
-          <w:lang w:val="ru-RU"/>
-        </w:rPr>
-        <w:instrText>%2</w:instrText>
-      </w:r>
-      <w:r>
-        <w:instrText>Filex</w:instrText>
-      </w:r>
-      <w:r>
-        <w:rPr>
-          <w:lang w:val="ru-RU"/>
-        </w:rPr>
-        <w:instrText>.</w:instrText>
-      </w:r>
-      <w:r>
-        <w:instrText>by</w:instrText>
-      </w:r>
-      <w:r>
-        <w:rPr>
-          <w:lang w:val="ru-RU"/>
-        </w:rPr>
-        <w:instrText>%2</w:instrText>
-      </w:r>
-      <w:r>
-        <w:instrText>Fizmeneniya</w:instrText>
-      </w:r>
-      <w:r>
-        <w:rPr>
-          <w:lang w:val="ru-RU"/>
-        </w:rPr>
-        <w:instrText>-</w:instrText>
-      </w:r>
-      <w:r>
-        <w:instrText>v</w:instrText>
-      </w:r>
-      <w:r>
-        <w:rPr>
-          <w:lang w:val="ru-RU"/>
-        </w:rPr>
-        <w:instrText>-</w:instrText>
-      </w:r>
-      <w:r>
-        <w:instrText>regulirovanii</w:instrText>
-      </w:r>
-      <w:r>
-        <w:rPr>
-          <w:lang w:val="ru-RU"/>
-        </w:rPr>
-        <w:instrText>-</w:instrText>
-      </w:r>
-      <w:r>
-        <w:instrText>rielterskoj</w:instrText>
-      </w:r>
-      <w:r>
-        <w:rPr>
-          <w:lang w:val="ru-RU"/>
-        </w:rPr>
-        <w:instrText>-</w:instrText>
-      </w:r>
-      <w:r>
-        <w:instrText>deyatelnosti</w:instrText>
-      </w:r>
-      <w:r>
-        <w:rPr>
-          <w:lang w:val="ru-RU"/>
-        </w:rPr>
-        <w:instrText>%2</w:instrText>
-      </w:r>
-      <w:r>
-        <w:instrText>F</w:instrText>
-      </w:r>
-      <w:r>
-        <w:rPr>
-          <w:lang w:val="ru-RU"/>
-        </w:rPr>
-        <w:instrText>&amp;</w:instrText>
-      </w:r>
-      <w:r>
-        <w:instrText>utm</w:instrText>
-      </w:r>
-      <w:r>
-        <w:rPr>
-          <w:lang w:val="ru-RU"/>
-        </w:rPr>
-        <w:instrText>_</w:instrText>
-      </w:r>
-      <w:r>
-        <w:instrText>source</w:instrText>
-      </w:r>
-      <w:r>
-        <w:rPr>
-          <w:lang w:val="ru-RU"/>
-        </w:rPr>
-        <w:instrText>=</w:instrText>
-      </w:r>
-      <w:r>
-        <w:instrText>share</w:instrText>
-      </w:r>
-      <w:r>
-        <w:rPr>
-          <w:lang w:val="ru-RU"/>
-        </w:rPr>
-        <w:instrText>2" \</w:instrText>
-      </w:r>
-      <w:r>
-        <w:instrText>t</w:instrText>
-      </w:r>
-      <w:r>
-        <w:rPr>
-          <w:lang w:val="ru-RU"/>
-        </w:rPr>
-        <w:instrText xml:space="preserve"> "_</w:instrText>
-      </w:r>
-      <w:r>
-        <w:instrText>blank</w:instrText>
-      </w:r>
-      <w:r>
-        <w:rPr>
-          <w:lang w:val="ru-RU"/>
-        </w:rPr>
-        <w:instrText>" \</w:instrText>
-      </w:r>
-      <w:r>
-        <w:instrText>o</w:instrText>
-      </w:r>
-      <w:r>
-        <w:rPr>
-          <w:lang w:val="ru-RU"/>
-        </w:rPr>
-        <w:instrText xml:space="preserve"> "Одноклассники"</w:instrText>
-      </w:r>
-      <w:r>
-        <w:fldChar w:fldCharType="separate"/>
-      </w:r>
-      <w:r>
-        <w:rPr>
-          <w:color w:val="FFFFFF"/>
-          <w:sz w:val="20"/>
-          <w:bdr w:val="none" w:sz="0" w:space="0" w:color="auto" w:frame="1"/>
-          <w:shd w:val="clear" w:color="auto" w:fill="FF7700"/>
-          <w:lang w:val="ru-RU"/>
-        </w:rPr>
-        <w:br/>
-      </w:r>
-      <w:r>
-        <w:fldChar w:fldCharType="end"/>
-      </w:r>
+        <w:t xml:space="preserve">                            </w:t>
+      </w:r>
+      <w:hyperlink r:id="rId10" w:tgtFrame="_blank" w:tooltip="Одноклассники" w:history="1">
+        <w:r>
+          <w:rPr>
+            <w:color w:val="FFFFFF"/>
+            <w:sz w:val="24"/>
+            <w:szCs w:val="24"/>
+            <w:bdr w:val="none" w:sz="0" w:space="0" w:color="auto" w:frame="1"/>
+            <w:shd w:val="clear" w:color="auto" w:fill="FF7700"/>
+            <w:lang w:val="ru-RU"/>
+          </w:rPr>
+          <w:br/>
+        </w:r>
+      </w:hyperlink>
     </w:p>
     <w:p>
       <w:pPr>
@@ -8122,6 +7589,8 @@
         <w:rPr>
           <w:rFonts w:ascii="Times New Roman" w:hAnsi="Times New Roman"/>
           <w:b/>
+          <w:sz w:val="24"/>
+          <w:szCs w:val="24"/>
           <w:lang w:val="ru-RU"/>
         </w:rPr>
       </w:pPr>
@@ -8129,6 +7598,8 @@
         <w:rPr>
           <w:rFonts w:ascii="Times New Roman" w:hAnsi="Times New Roman"/>
           <w:b/>
+          <w:sz w:val="24"/>
+          <w:szCs w:val="24"/>
           <w:lang w:val="ru-RU"/>
         </w:rPr>
         <w:t xml:space="preserve">ПРЕДЕЛЬНЫЕ МАКСИМАЛЬНЫЕ ТАРИФЫ </w:t>
@@ -8141,16 +7612,16 @@
         <w:rPr>
           <w:rFonts w:ascii="Times New Roman" w:hAnsi="Times New Roman"/>
           <w:b/>
-          <w:sz w:val="20"/>
-          <w:szCs w:val="20"/>
+          <w:sz w:val="24"/>
+          <w:szCs w:val="24"/>
         </w:rPr>
       </w:pPr>
       <w:r>
         <w:rPr>
           <w:rFonts w:ascii="Times New Roman" w:hAnsi="Times New Roman"/>
           <w:b/>
-          <w:sz w:val="20"/>
-          <w:szCs w:val="20"/>
+          <w:sz w:val="24"/>
+          <w:szCs w:val="24"/>
         </w:rPr>
         <w:t>Тарифы</w:t>
       </w:r>
@@ -8158,8 +7629,8 @@
         <w:rPr>
           <w:rFonts w:ascii="Times New Roman" w:hAnsi="Times New Roman"/>
           <w:b/>
-          <w:sz w:val="20"/>
-          <w:szCs w:val="20"/>
+          <w:sz w:val="24"/>
+          <w:szCs w:val="24"/>
           <w:vertAlign w:val="superscript"/>
         </w:rPr>
         <w:t>1</w:t>
@@ -8168,36 +7639,27 @@
         <w:rPr>
           <w:rFonts w:ascii="Times New Roman" w:hAnsi="Times New Roman"/>
           <w:b/>
-          <w:sz w:val="20"/>
-          <w:szCs w:val="20"/>
-        </w:rPr>
-        <w:t xml:space="preserve"> на риэлтерские услуги по содействию при заключении, исполнении, прекращении договоров купли-продажи объектов недвижимо</w:t>
+          <w:sz w:val="24"/>
+          <w:szCs w:val="24"/>
+        </w:rPr>
+        <w:t xml:space="preserve"> на риэлтерские услуги по содействию при заключении, исполнении, прекращении договоров купли-продажи объектов недвижимого имущества</w:t>
       </w:r>
       <w:r>
         <w:rPr>
           <w:rFonts w:ascii="Times New Roman" w:hAnsi="Times New Roman"/>
           <w:b/>
-          <w:sz w:val="20"/>
-          <w:szCs w:val="20"/>
-        </w:rPr>
-        <w:t>го имущества</w:t>
+          <w:sz w:val="24"/>
+          <w:szCs w:val="24"/>
+          <w:vertAlign w:val="superscript"/>
+        </w:rPr>
+        <w:t>2</w:t>
       </w:r>
       <w:r>
         <w:rPr>
           <w:rFonts w:ascii="Times New Roman" w:hAnsi="Times New Roman"/>
           <w:b/>
-          <w:sz w:val="20"/>
-          <w:szCs w:val="20"/>
-          <w:vertAlign w:val="superscript"/>
-        </w:rPr>
-        <w:t>2</w:t>
-      </w:r>
-      <w:r>
-        <w:rPr>
-          <w:rFonts w:ascii="Times New Roman" w:hAnsi="Times New Roman"/>
-          <w:b/>
-          <w:sz w:val="20"/>
-          <w:szCs w:val="20"/>
+          <w:sz w:val="24"/>
+          <w:szCs w:val="24"/>
         </w:rPr>
         <w:t xml:space="preserve"> </w:t>
       </w:r>
@@ -8248,39 +7710,23 @@
               <w:jc w:val="center"/>
               <w:rPr>
                 <w:rFonts w:ascii="Times New Roman" w:hAnsi="Times New Roman"/>
-                <w:sz w:val="20"/>
-                <w:szCs w:val="20"/>
+                <w:sz w:val="24"/>
+                <w:szCs w:val="24"/>
               </w:rPr>
             </w:pPr>
             <w:r>
               <w:rPr>
                 <w:rFonts w:ascii="Times New Roman" w:hAnsi="Times New Roman"/>
-                <w:sz w:val="20"/>
-                <w:szCs w:val="20"/>
-              </w:rPr>
-              <w:t>Стоимость объекта недвижимо</w:t>
+                <w:sz w:val="24"/>
+                <w:szCs w:val="24"/>
+              </w:rPr>
+              <w:t>Стоимость объекта недвижимого имущества, указываемая физическими лицами (за исключением индивидуальных предпринимателей) в договоре купли-продажи (базовых величин)</w:t>
             </w:r>
             <w:r>
               <w:rPr>
                 <w:rFonts w:ascii="Times New Roman" w:hAnsi="Times New Roman"/>
-                <w:sz w:val="20"/>
-                <w:szCs w:val="20"/>
-              </w:rPr>
-              <w:t>го имущества</w:t>
-            </w:r>
-            <w:r>
-              <w:rPr>
-                <w:rFonts w:ascii="Times New Roman" w:hAnsi="Times New Roman"/>
-                <w:sz w:val="20"/>
-                <w:szCs w:val="20"/>
-              </w:rPr>
-              <w:t>, указываемая физическими лицами (за исключением индивидуальных предпринимателей) в договоре купли-продажи (базовых величин)</w:t>
-            </w:r>
-            <w:r>
-              <w:rPr>
-                <w:rFonts w:ascii="Times New Roman" w:hAnsi="Times New Roman"/>
-                <w:sz w:val="20"/>
-                <w:szCs w:val="20"/>
+                <w:sz w:val="24"/>
+                <w:szCs w:val="24"/>
                 <w:vertAlign w:val="superscript"/>
               </w:rPr>
               <w:t>3</w:t>
@@ -8288,8 +7734,8 @@
             <w:r>
               <w:rPr>
                 <w:rFonts w:ascii="Times New Roman" w:hAnsi="Times New Roman"/>
-                <w:sz w:val="20"/>
-                <w:szCs w:val="20"/>
+                <w:sz w:val="24"/>
+                <w:szCs w:val="24"/>
               </w:rPr>
               <w:t xml:space="preserve"> </w:t>
             </w:r>
@@ -8321,24 +7767,23 @@
               <w:jc w:val="center"/>
               <w:rPr>
                 <w:rFonts w:ascii="Times New Roman" w:hAnsi="Times New Roman"/>
-                <w:sz w:val="20"/>
-                <w:szCs w:val="20"/>
+                <w:sz w:val="24"/>
+                <w:szCs w:val="24"/>
               </w:rPr>
             </w:pPr>
             <w:r>
               <w:rPr>
                 <w:rFonts w:ascii="Times New Roman" w:hAnsi="Times New Roman"/>
-                <w:sz w:val="20"/>
-                <w:szCs w:val="20"/>
+                <w:sz w:val="24"/>
+                <w:szCs w:val="24"/>
               </w:rPr>
               <w:t>Предельный максимальный тариф</w:t>
             </w:r>
-            <w:proofErr w:type="gramStart"/>
             <w:r>
               <w:rPr>
                 <w:rFonts w:ascii="Times New Roman" w:hAnsi="Times New Roman"/>
-                <w:sz w:val="20"/>
-                <w:szCs w:val="20"/>
+                <w:sz w:val="24"/>
+                <w:szCs w:val="24"/>
                 <w:vertAlign w:val="superscript"/>
               </w:rPr>
               <w:t>4</w:t>
@@ -8346,35 +7791,18 @@
             <w:r>
               <w:rPr>
                 <w:rFonts w:ascii="Times New Roman" w:hAnsi="Times New Roman"/>
-                <w:sz w:val="20"/>
-                <w:szCs w:val="20"/>
-              </w:rPr>
-              <w:t xml:space="preserve">  (</w:t>
-            </w:r>
-            <w:proofErr w:type="gramEnd"/>
-            <w:r>
-              <w:rPr>
-                <w:rFonts w:ascii="Times New Roman" w:hAnsi="Times New Roman"/>
-                <w:sz w:val="20"/>
-                <w:szCs w:val="20"/>
-              </w:rPr>
-              <w:t>процент от стоимости объекта недвижимо</w:t>
+                <w:sz w:val="24"/>
+                <w:szCs w:val="24"/>
+              </w:rPr>
+              <w:t xml:space="preserve"> (</w:t>
             </w:r>
             <w:r>
               <w:rPr>
                 <w:rFonts w:ascii="Times New Roman" w:hAnsi="Times New Roman"/>
-                <w:sz w:val="20"/>
-                <w:szCs w:val="20"/>
-              </w:rPr>
-              <w:t>го имущества</w:t>
-            </w:r>
-            <w:r>
-              <w:rPr>
-                <w:rFonts w:ascii="Times New Roman" w:hAnsi="Times New Roman"/>
-                <w:sz w:val="20"/>
-                <w:szCs w:val="20"/>
-              </w:rPr>
-              <w:t>)</w:t>
+                <w:sz w:val="24"/>
+                <w:szCs w:val="24"/>
+              </w:rPr>
+              <w:t>процент от стоимости объекта недвижимого имущества)</w:t>
             </w:r>
           </w:p>
         </w:tc>
@@ -8407,33 +7835,17 @@
               <w:ind w:left="360"/>
               <w:rPr>
                 <w:rFonts w:ascii="Times New Roman" w:hAnsi="Times New Roman"/>
-                <w:sz w:val="20"/>
-                <w:szCs w:val="20"/>
+                <w:sz w:val="24"/>
+                <w:szCs w:val="24"/>
               </w:rPr>
             </w:pPr>
             <w:r>
               <w:rPr>
                 <w:rFonts w:ascii="Times New Roman" w:hAnsi="Times New Roman"/>
-                <w:sz w:val="20"/>
-                <w:szCs w:val="20"/>
-              </w:rPr>
-              <w:t xml:space="preserve">До </w:t>
-            </w:r>
-            <w:r>
-              <w:rPr>
-                <w:rFonts w:ascii="Times New Roman" w:hAnsi="Times New Roman"/>
-                <w:sz w:val="20"/>
-                <w:szCs w:val="20"/>
-              </w:rPr>
-              <w:t>700</w:t>
-            </w:r>
-            <w:r>
-              <w:rPr>
-                <w:rFonts w:ascii="Times New Roman" w:hAnsi="Times New Roman"/>
-                <w:sz w:val="20"/>
-                <w:szCs w:val="20"/>
-              </w:rPr>
-              <w:t xml:space="preserve"> включительно</w:t>
+                <w:sz w:val="24"/>
+                <w:szCs w:val="24"/>
+              </w:rPr>
+              <w:t>До 700 включительно</w:t>
             </w:r>
           </w:p>
         </w:tc>
@@ -8462,15 +7874,15 @@
               <w:jc w:val="center"/>
               <w:rPr>
                 <w:rFonts w:ascii="Times New Roman" w:hAnsi="Times New Roman"/>
-                <w:sz w:val="20"/>
-                <w:szCs w:val="20"/>
+                <w:sz w:val="24"/>
+                <w:szCs w:val="24"/>
               </w:rPr>
             </w:pPr>
             <w:r>
               <w:rPr>
                 <w:rFonts w:ascii="Times New Roman" w:hAnsi="Times New Roman"/>
-                <w:sz w:val="20"/>
-                <w:szCs w:val="20"/>
+                <w:sz w:val="24"/>
+                <w:szCs w:val="24"/>
               </w:rPr>
               <w:t>6,0</w:t>
             </w:r>
@@ -8505,49 +7917,17 @@
               <w:ind w:left="360"/>
               <w:rPr>
                 <w:rFonts w:ascii="Times New Roman" w:hAnsi="Times New Roman"/>
-                <w:sz w:val="20"/>
-                <w:szCs w:val="20"/>
+                <w:sz w:val="24"/>
+                <w:szCs w:val="24"/>
               </w:rPr>
             </w:pPr>
             <w:r>
               <w:rPr>
                 <w:rFonts w:ascii="Times New Roman" w:hAnsi="Times New Roman"/>
-                <w:sz w:val="20"/>
-                <w:szCs w:val="20"/>
-              </w:rPr>
-              <w:t xml:space="preserve">Свыше </w:t>
-            </w:r>
-            <w:r>
-              <w:rPr>
-                <w:rFonts w:ascii="Times New Roman" w:hAnsi="Times New Roman"/>
-                <w:sz w:val="20"/>
-                <w:szCs w:val="20"/>
-              </w:rPr>
-              <w:t>700</w:t>
-            </w:r>
-            <w:r>
-              <w:rPr>
-                <w:rFonts w:ascii="Times New Roman" w:hAnsi="Times New Roman"/>
-                <w:sz w:val="20"/>
-                <w:szCs w:val="20"/>
-              </w:rPr>
-              <w:t xml:space="preserve"> до </w:t>
-            </w:r>
-            <w:r>
-              <w:rPr>
-                <w:rFonts w:ascii="Times New Roman" w:hAnsi="Times New Roman"/>
-                <w:sz w:val="20"/>
-                <w:szCs w:val="20"/>
-              </w:rPr>
-              <w:t>2000</w:t>
-            </w:r>
-            <w:r>
-              <w:rPr>
-                <w:rFonts w:ascii="Times New Roman" w:hAnsi="Times New Roman"/>
-                <w:sz w:val="20"/>
-                <w:szCs w:val="20"/>
-              </w:rPr>
-              <w:t xml:space="preserve"> включительно</w:t>
+                <w:sz w:val="24"/>
+                <w:szCs w:val="24"/>
+              </w:rPr>
+              <w:t>Свыше 700 до 2000 включительно</w:t>
             </w:r>
           </w:p>
         </w:tc>
@@ -8576,15 +7956,15 @@
               <w:jc w:val="center"/>
               <w:rPr>
                 <w:rFonts w:ascii="Times New Roman" w:hAnsi="Times New Roman"/>
-                <w:sz w:val="20"/>
-                <w:szCs w:val="20"/>
+                <w:sz w:val="24"/>
+                <w:szCs w:val="24"/>
               </w:rPr>
             </w:pPr>
             <w:r>
               <w:rPr>
                 <w:rFonts w:ascii="Times New Roman" w:hAnsi="Times New Roman"/>
-                <w:sz w:val="20"/>
-                <w:szCs w:val="20"/>
+                <w:sz w:val="24"/>
+                <w:szCs w:val="24"/>
               </w:rPr>
               <w:t>5,0</w:t>
             </w:r>
@@ -8619,49 +7999,17 @@
               <w:ind w:left="360"/>
               <w:rPr>
                 <w:rFonts w:ascii="Times New Roman" w:hAnsi="Times New Roman"/>
-                <w:sz w:val="20"/>
-                <w:szCs w:val="20"/>
+                <w:sz w:val="24"/>
+                <w:szCs w:val="24"/>
               </w:rPr>
             </w:pPr>
             <w:r>
               <w:rPr>
                 <w:rFonts w:ascii="Times New Roman" w:hAnsi="Times New Roman"/>
-                <w:sz w:val="20"/>
-                <w:szCs w:val="20"/>
-              </w:rPr>
-              <w:t xml:space="preserve">Свыше </w:t>
-            </w:r>
-            <w:r>
-              <w:rPr>
-                <w:rFonts w:ascii="Times New Roman" w:hAnsi="Times New Roman"/>
-                <w:sz w:val="20"/>
-                <w:szCs w:val="20"/>
-              </w:rPr>
-              <w:t>2000</w:t>
-            </w:r>
-            <w:r>
-              <w:rPr>
-                <w:rFonts w:ascii="Times New Roman" w:hAnsi="Times New Roman"/>
-                <w:sz w:val="20"/>
-                <w:szCs w:val="20"/>
-              </w:rPr>
-              <w:t xml:space="preserve"> до </w:t>
-            </w:r>
-            <w:r>
-              <w:rPr>
-                <w:rFonts w:ascii="Times New Roman" w:hAnsi="Times New Roman"/>
-                <w:sz w:val="20"/>
-                <w:szCs w:val="20"/>
-              </w:rPr>
-              <w:t>3000</w:t>
-            </w:r>
-            <w:r>
-              <w:rPr>
-                <w:rFonts w:ascii="Times New Roman" w:hAnsi="Times New Roman"/>
-                <w:sz w:val="20"/>
-                <w:szCs w:val="20"/>
-              </w:rPr>
-              <w:t xml:space="preserve"> включительно</w:t>
+                <w:sz w:val="24"/>
+                <w:szCs w:val="24"/>
+              </w:rPr>
+              <w:t>Свыше 2000 до 3000 включительно</w:t>
             </w:r>
           </w:p>
         </w:tc>
@@ -8690,15 +8038,15 @@
               <w:jc w:val="center"/>
               <w:rPr>
                 <w:rFonts w:ascii="Times New Roman" w:hAnsi="Times New Roman"/>
-                <w:sz w:val="20"/>
-                <w:szCs w:val="20"/>
+                <w:sz w:val="24"/>
+                <w:szCs w:val="24"/>
               </w:rPr>
             </w:pPr>
             <w:r>
               <w:rPr>
                 <w:rFonts w:ascii="Times New Roman" w:hAnsi="Times New Roman"/>
-                <w:sz w:val="20"/>
-                <w:szCs w:val="20"/>
+                <w:sz w:val="24"/>
+                <w:szCs w:val="24"/>
               </w:rPr>
               <w:t>4,0</w:t>
             </w:r>
@@ -8733,49 +8081,17 @@
               <w:ind w:left="360"/>
               <w:rPr>
                 <w:rFonts w:ascii="Times New Roman" w:hAnsi="Times New Roman"/>
-                <w:sz w:val="20"/>
-                <w:szCs w:val="20"/>
+                <w:sz w:val="24"/>
+                <w:szCs w:val="24"/>
               </w:rPr>
             </w:pPr>
             <w:r>
               <w:rPr>
                 <w:rFonts w:ascii="Times New Roman" w:hAnsi="Times New Roman"/>
-                <w:sz w:val="20"/>
-                <w:szCs w:val="20"/>
-              </w:rPr>
-              <w:t xml:space="preserve">Свыше </w:t>
-            </w:r>
-            <w:r>
-              <w:rPr>
-                <w:rFonts w:ascii="Times New Roman" w:hAnsi="Times New Roman"/>
-                <w:sz w:val="20"/>
-                <w:szCs w:val="20"/>
-              </w:rPr>
-              <w:t>3000</w:t>
-            </w:r>
-            <w:r>
-              <w:rPr>
-                <w:rFonts w:ascii="Times New Roman" w:hAnsi="Times New Roman"/>
-                <w:sz w:val="20"/>
-                <w:szCs w:val="20"/>
-              </w:rPr>
-              <w:t xml:space="preserve"> до </w:t>
-            </w:r>
-            <w:r>
-              <w:rPr>
-                <w:rFonts w:ascii="Times New Roman" w:hAnsi="Times New Roman"/>
-                <w:sz w:val="20"/>
-                <w:szCs w:val="20"/>
-              </w:rPr>
-              <w:t>4200</w:t>
-            </w:r>
-            <w:r>
-              <w:rPr>
-                <w:rFonts w:ascii="Times New Roman" w:hAnsi="Times New Roman"/>
-                <w:sz w:val="20"/>
-                <w:szCs w:val="20"/>
-              </w:rPr>
-              <w:t xml:space="preserve"> включительно</w:t>
+                <w:sz w:val="24"/>
+                <w:szCs w:val="24"/>
+              </w:rPr>
+              <w:t>Свыше 3000 до 4200 включительно</w:t>
             </w:r>
           </w:p>
         </w:tc>
@@ -8804,15 +8120,15 @@
               <w:jc w:val="center"/>
               <w:rPr>
                 <w:rFonts w:ascii="Times New Roman" w:hAnsi="Times New Roman"/>
-                <w:sz w:val="20"/>
-                <w:szCs w:val="20"/>
+                <w:sz w:val="24"/>
+                <w:szCs w:val="24"/>
               </w:rPr>
             </w:pPr>
             <w:r>
               <w:rPr>
                 <w:rFonts w:ascii="Times New Roman" w:hAnsi="Times New Roman"/>
-                <w:sz w:val="20"/>
-                <w:szCs w:val="20"/>
+                <w:sz w:val="24"/>
+                <w:szCs w:val="24"/>
               </w:rPr>
               <w:t>3,0</w:t>
             </w:r>
@@ -8847,49 +8163,17 @@
               <w:ind w:left="360"/>
               <w:rPr>
                 <w:rFonts w:ascii="Times New Roman" w:hAnsi="Times New Roman"/>
-                <w:sz w:val="20"/>
-                <w:szCs w:val="20"/>
+                <w:sz w:val="24"/>
+                <w:szCs w:val="24"/>
               </w:rPr>
             </w:pPr>
             <w:r>
               <w:rPr>
                 <w:rFonts w:ascii="Times New Roman" w:hAnsi="Times New Roman"/>
-                <w:sz w:val="20"/>
-                <w:szCs w:val="20"/>
-              </w:rPr>
-              <w:t xml:space="preserve">Свыше </w:t>
-            </w:r>
-            <w:r>
-              <w:rPr>
-                <w:rFonts w:ascii="Times New Roman" w:hAnsi="Times New Roman"/>
-                <w:sz w:val="20"/>
-                <w:szCs w:val="20"/>
-              </w:rPr>
-              <w:t>4200</w:t>
-            </w:r>
-            <w:r>
-              <w:rPr>
-                <w:rFonts w:ascii="Times New Roman" w:hAnsi="Times New Roman"/>
-                <w:sz w:val="20"/>
-                <w:szCs w:val="20"/>
-              </w:rPr>
-              <w:t xml:space="preserve"> до </w:t>
-            </w:r>
-            <w:r>
-              <w:rPr>
-                <w:rFonts w:ascii="Times New Roman" w:hAnsi="Times New Roman"/>
-                <w:sz w:val="20"/>
-                <w:szCs w:val="20"/>
-              </w:rPr>
-              <w:t>5000</w:t>
-            </w:r>
-            <w:r>
-              <w:rPr>
-                <w:rFonts w:ascii="Times New Roman" w:hAnsi="Times New Roman"/>
-                <w:sz w:val="20"/>
-                <w:szCs w:val="20"/>
-              </w:rPr>
-              <w:t xml:space="preserve"> включительно</w:t>
+                <w:sz w:val="24"/>
+                <w:szCs w:val="24"/>
+              </w:rPr>
+              <w:t>Свыше 4200 до 5000 включительно</w:t>
             </w:r>
           </w:p>
         </w:tc>
@@ -8918,15 +8202,15 @@
               <w:jc w:val="center"/>
               <w:rPr>
                 <w:rFonts w:ascii="Times New Roman" w:hAnsi="Times New Roman"/>
-                <w:sz w:val="20"/>
-                <w:szCs w:val="20"/>
+                <w:sz w:val="24"/>
+                <w:szCs w:val="24"/>
               </w:rPr>
             </w:pPr>
             <w:r>
               <w:rPr>
                 <w:rFonts w:ascii="Times New Roman" w:hAnsi="Times New Roman"/>
-                <w:sz w:val="20"/>
-                <w:szCs w:val="20"/>
+                <w:sz w:val="24"/>
+                <w:szCs w:val="24"/>
               </w:rPr>
               <w:t>2,5</w:t>
             </w:r>
@@ -8961,49 +8245,17 @@
               <w:ind w:left="360"/>
               <w:rPr>
                 <w:rFonts w:ascii="Times New Roman" w:hAnsi="Times New Roman"/>
-                <w:sz w:val="20"/>
-                <w:szCs w:val="20"/>
+                <w:sz w:val="24"/>
+                <w:szCs w:val="24"/>
               </w:rPr>
             </w:pPr>
             <w:r>
               <w:rPr>
                 <w:rFonts w:ascii="Times New Roman" w:hAnsi="Times New Roman"/>
-                <w:sz w:val="20"/>
-                <w:szCs w:val="20"/>
-              </w:rPr>
-              <w:t xml:space="preserve">Свыше </w:t>
-            </w:r>
-            <w:r>
-              <w:rPr>
-                <w:rFonts w:ascii="Times New Roman" w:hAnsi="Times New Roman"/>
-                <w:sz w:val="20"/>
-                <w:szCs w:val="20"/>
-              </w:rPr>
-              <w:t>5000</w:t>
-            </w:r>
-            <w:r>
-              <w:rPr>
-                <w:rFonts w:ascii="Times New Roman" w:hAnsi="Times New Roman"/>
-                <w:sz w:val="20"/>
-                <w:szCs w:val="20"/>
-              </w:rPr>
-              <w:t xml:space="preserve"> до </w:t>
-            </w:r>
-            <w:r>
-              <w:rPr>
-                <w:rFonts w:ascii="Times New Roman" w:hAnsi="Times New Roman"/>
-                <w:sz w:val="20"/>
-                <w:szCs w:val="20"/>
-              </w:rPr>
-              <w:t>5800</w:t>
-            </w:r>
-            <w:r>
-              <w:rPr>
-                <w:rFonts w:ascii="Times New Roman" w:hAnsi="Times New Roman"/>
-                <w:sz w:val="20"/>
-                <w:szCs w:val="20"/>
-              </w:rPr>
-              <w:t xml:space="preserve"> включительно</w:t>
+                <w:sz w:val="24"/>
+                <w:szCs w:val="24"/>
+              </w:rPr>
+              <w:t>Свыше 5000 до 5800 включительно</w:t>
             </w:r>
           </w:p>
         </w:tc>
@@ -9032,15 +8284,15 @@
               <w:jc w:val="center"/>
               <w:rPr>
                 <w:rFonts w:ascii="Times New Roman" w:hAnsi="Times New Roman"/>
-                <w:sz w:val="20"/>
-                <w:szCs w:val="20"/>
+                <w:sz w:val="24"/>
+                <w:szCs w:val="24"/>
               </w:rPr>
             </w:pPr>
             <w:r>
               <w:rPr>
                 <w:rFonts w:ascii="Times New Roman" w:hAnsi="Times New Roman"/>
-                <w:sz w:val="20"/>
-                <w:szCs w:val="20"/>
+                <w:sz w:val="24"/>
+                <w:szCs w:val="24"/>
               </w:rPr>
               <w:t>2,4</w:t>
             </w:r>
@@ -9075,49 +8327,17 @@
               <w:ind w:left="360"/>
               <w:rPr>
                 <w:rFonts w:ascii="Times New Roman" w:hAnsi="Times New Roman"/>
-                <w:sz w:val="20"/>
-                <w:szCs w:val="20"/>
+                <w:sz w:val="24"/>
+                <w:szCs w:val="24"/>
               </w:rPr>
             </w:pPr>
             <w:r>
               <w:rPr>
                 <w:rFonts w:ascii="Times New Roman" w:hAnsi="Times New Roman"/>
-                <w:sz w:val="20"/>
-                <w:szCs w:val="20"/>
-              </w:rPr>
-              <w:t xml:space="preserve">Свыше </w:t>
-            </w:r>
-            <w:r>
-              <w:rPr>
-                <w:rFonts w:ascii="Times New Roman" w:hAnsi="Times New Roman"/>
-                <w:sz w:val="20"/>
-                <w:szCs w:val="20"/>
-              </w:rPr>
-              <w:t>5800</w:t>
-            </w:r>
-            <w:r>
-              <w:rPr>
-                <w:rFonts w:ascii="Times New Roman" w:hAnsi="Times New Roman"/>
-                <w:sz w:val="20"/>
-                <w:szCs w:val="20"/>
-              </w:rPr>
-              <w:t xml:space="preserve"> до </w:t>
-            </w:r>
-            <w:r>
-              <w:rPr>
-                <w:rFonts w:ascii="Times New Roman" w:hAnsi="Times New Roman"/>
-                <w:sz w:val="20"/>
-                <w:szCs w:val="20"/>
-              </w:rPr>
-              <w:t>6600</w:t>
-            </w:r>
-            <w:r>
-              <w:rPr>
-                <w:rFonts w:ascii="Times New Roman" w:hAnsi="Times New Roman"/>
-                <w:sz w:val="20"/>
-                <w:szCs w:val="20"/>
-              </w:rPr>
-              <w:t xml:space="preserve"> включительно</w:t>
+                <w:sz w:val="24"/>
+                <w:szCs w:val="24"/>
+              </w:rPr>
+              <w:t>Свыше 5800 до 6600 включительно</w:t>
             </w:r>
           </w:p>
         </w:tc>
@@ -9146,15 +8366,15 @@
               <w:jc w:val="center"/>
               <w:rPr>
                 <w:rFonts w:ascii="Times New Roman" w:hAnsi="Times New Roman"/>
-                <w:sz w:val="20"/>
-                <w:szCs w:val="20"/>
+                <w:sz w:val="24"/>
+                <w:szCs w:val="24"/>
               </w:rPr>
             </w:pPr>
             <w:r>
               <w:rPr>
                 <w:rFonts w:ascii="Times New Roman" w:hAnsi="Times New Roman"/>
-                <w:sz w:val="20"/>
-                <w:szCs w:val="20"/>
+                <w:sz w:val="24"/>
+                <w:szCs w:val="24"/>
               </w:rPr>
               <w:t>2,3</w:t>
             </w:r>
@@ -9189,49 +8409,17 @@
               <w:ind w:left="360"/>
               <w:rPr>
                 <w:rFonts w:ascii="Times New Roman" w:hAnsi="Times New Roman"/>
-                <w:sz w:val="20"/>
-                <w:szCs w:val="20"/>
+                <w:sz w:val="24"/>
+                <w:szCs w:val="24"/>
               </w:rPr>
             </w:pPr>
             <w:r>
               <w:rPr>
                 <w:rFonts w:ascii="Times New Roman" w:hAnsi="Times New Roman"/>
-                <w:sz w:val="20"/>
-                <w:szCs w:val="20"/>
-              </w:rPr>
-              <w:t xml:space="preserve">Свыше </w:t>
-            </w:r>
-            <w:r>
-              <w:rPr>
-                <w:rFonts w:ascii="Times New Roman" w:hAnsi="Times New Roman"/>
-                <w:sz w:val="20"/>
-                <w:szCs w:val="20"/>
-              </w:rPr>
-              <w:t>6600</w:t>
-            </w:r>
-            <w:r>
-              <w:rPr>
-                <w:rFonts w:ascii="Times New Roman" w:hAnsi="Times New Roman"/>
-                <w:sz w:val="20"/>
-                <w:szCs w:val="20"/>
-              </w:rPr>
-              <w:t xml:space="preserve"> до </w:t>
-            </w:r>
-            <w:r>
-              <w:rPr>
-                <w:rFonts w:ascii="Times New Roman" w:hAnsi="Times New Roman"/>
-                <w:sz w:val="20"/>
-                <w:szCs w:val="20"/>
-              </w:rPr>
-              <w:t>7500</w:t>
-            </w:r>
-            <w:r>
-              <w:rPr>
-                <w:rFonts w:ascii="Times New Roman" w:hAnsi="Times New Roman"/>
-                <w:sz w:val="20"/>
-                <w:szCs w:val="20"/>
-              </w:rPr>
-              <w:t xml:space="preserve"> включительно</w:t>
+                <w:sz w:val="24"/>
+                <w:szCs w:val="24"/>
+              </w:rPr>
+              <w:t>Свыше 6600 до 7500 включительно</w:t>
             </w:r>
           </w:p>
         </w:tc>
@@ -9260,15 +8448,15 @@
               <w:jc w:val="center"/>
               <w:rPr>
                 <w:rFonts w:ascii="Times New Roman" w:hAnsi="Times New Roman"/>
-                <w:sz w:val="20"/>
-                <w:szCs w:val="20"/>
+                <w:sz w:val="24"/>
+                <w:szCs w:val="24"/>
               </w:rPr>
             </w:pPr>
             <w:r>
               <w:rPr>
                 <w:rFonts w:ascii="Times New Roman" w:hAnsi="Times New Roman"/>
-                <w:sz w:val="20"/>
-                <w:szCs w:val="20"/>
+                <w:sz w:val="24"/>
+                <w:szCs w:val="24"/>
               </w:rPr>
               <w:t>2,2</w:t>
             </w:r>
@@ -9303,49 +8491,17 @@
               <w:ind w:left="360"/>
               <w:rPr>
                 <w:rFonts w:ascii="Times New Roman" w:hAnsi="Times New Roman"/>
-                <w:sz w:val="20"/>
-                <w:szCs w:val="20"/>
+                <w:sz w:val="24"/>
+                <w:szCs w:val="24"/>
               </w:rPr>
             </w:pPr>
             <w:r>
               <w:rPr>
                 <w:rFonts w:ascii="Times New Roman" w:hAnsi="Times New Roman"/>
-                <w:sz w:val="20"/>
-                <w:szCs w:val="20"/>
-              </w:rPr>
-              <w:t xml:space="preserve">Свыше </w:t>
-            </w:r>
-            <w:r>
-              <w:rPr>
-                <w:rFonts w:ascii="Times New Roman" w:hAnsi="Times New Roman"/>
-                <w:sz w:val="20"/>
-                <w:szCs w:val="20"/>
-              </w:rPr>
-              <w:t>7500</w:t>
-            </w:r>
-            <w:r>
-              <w:rPr>
-                <w:rFonts w:ascii="Times New Roman" w:hAnsi="Times New Roman"/>
-                <w:sz w:val="20"/>
-                <w:szCs w:val="20"/>
-              </w:rPr>
-              <w:t xml:space="preserve"> до </w:t>
-            </w:r>
-            <w:r>
-              <w:rPr>
-                <w:rFonts w:ascii="Times New Roman" w:hAnsi="Times New Roman"/>
-                <w:sz w:val="20"/>
-                <w:szCs w:val="20"/>
-              </w:rPr>
-              <w:t>8300</w:t>
-            </w:r>
-            <w:r>
-              <w:rPr>
-                <w:rFonts w:ascii="Times New Roman" w:hAnsi="Times New Roman"/>
-                <w:sz w:val="20"/>
-                <w:szCs w:val="20"/>
-              </w:rPr>
-              <w:t xml:space="preserve"> включительно</w:t>
+                <w:sz w:val="24"/>
+                <w:szCs w:val="24"/>
+              </w:rPr>
+              <w:t>Свыше 7500 до 8300 включительно</w:t>
             </w:r>
           </w:p>
         </w:tc>
@@ -9374,15 +8530,15 @@
               <w:jc w:val="center"/>
               <w:rPr>
                 <w:rFonts w:ascii="Times New Roman" w:hAnsi="Times New Roman"/>
-                <w:sz w:val="20"/>
-                <w:szCs w:val="20"/>
+                <w:sz w:val="24"/>
+                <w:szCs w:val="24"/>
               </w:rPr>
             </w:pPr>
             <w:r>
               <w:rPr>
                 <w:rFonts w:ascii="Times New Roman" w:hAnsi="Times New Roman"/>
-                <w:sz w:val="20"/>
-                <w:szCs w:val="20"/>
+                <w:sz w:val="24"/>
+                <w:szCs w:val="24"/>
               </w:rPr>
               <w:t>2,1</w:t>
             </w:r>
@@ -9417,49 +8573,17 @@
               <w:ind w:left="360"/>
               <w:rPr>
                 <w:rFonts w:ascii="Times New Roman" w:hAnsi="Times New Roman"/>
-                <w:sz w:val="20"/>
-                <w:szCs w:val="20"/>
+                <w:sz w:val="24"/>
+                <w:szCs w:val="24"/>
               </w:rPr>
             </w:pPr>
             <w:r>
               <w:rPr>
                 <w:rFonts w:ascii="Times New Roman" w:hAnsi="Times New Roman"/>
-                <w:sz w:val="20"/>
-                <w:szCs w:val="20"/>
-              </w:rPr>
-              <w:t xml:space="preserve">Свыше </w:t>
-            </w:r>
-            <w:r>
-              <w:rPr>
-                <w:rFonts w:ascii="Times New Roman" w:hAnsi="Times New Roman"/>
-                <w:sz w:val="20"/>
-                <w:szCs w:val="20"/>
-              </w:rPr>
-              <w:t>8300</w:t>
-            </w:r>
-            <w:r>
-              <w:rPr>
-                <w:rFonts w:ascii="Times New Roman" w:hAnsi="Times New Roman"/>
-                <w:sz w:val="20"/>
-                <w:szCs w:val="20"/>
-              </w:rPr>
-              <w:t xml:space="preserve"> до </w:t>
-            </w:r>
-            <w:r>
-              <w:rPr>
-                <w:rFonts w:ascii="Times New Roman" w:hAnsi="Times New Roman"/>
-                <w:sz w:val="20"/>
-                <w:szCs w:val="20"/>
-              </w:rPr>
-              <w:t>9100</w:t>
-            </w:r>
-            <w:r>
-              <w:rPr>
-                <w:rFonts w:ascii="Times New Roman" w:hAnsi="Times New Roman"/>
-                <w:sz w:val="20"/>
-                <w:szCs w:val="20"/>
-              </w:rPr>
-              <w:t xml:space="preserve"> включительно</w:t>
+                <w:sz w:val="24"/>
+                <w:szCs w:val="24"/>
+              </w:rPr>
+              <w:t>Свыше 8300 до 9100 включительно</w:t>
             </w:r>
           </w:p>
         </w:tc>
@@ -9488,15 +8612,15 @@
               <w:jc w:val="center"/>
               <w:rPr>
                 <w:rFonts w:ascii="Times New Roman" w:hAnsi="Times New Roman"/>
-                <w:sz w:val="20"/>
-                <w:szCs w:val="20"/>
+                <w:sz w:val="24"/>
+                <w:szCs w:val="24"/>
               </w:rPr>
             </w:pPr>
             <w:r>
               <w:rPr>
                 <w:rFonts w:ascii="Times New Roman" w:hAnsi="Times New Roman"/>
-                <w:sz w:val="20"/>
-                <w:szCs w:val="20"/>
+                <w:sz w:val="24"/>
+                <w:szCs w:val="24"/>
               </w:rPr>
               <w:t>2,0</w:t>
             </w:r>
@@ -9531,49 +8655,17 @@
               <w:ind w:left="360"/>
               <w:rPr>
                 <w:rFonts w:ascii="Times New Roman" w:hAnsi="Times New Roman"/>
-                <w:sz w:val="20"/>
-                <w:szCs w:val="20"/>
+                <w:sz w:val="24"/>
+                <w:szCs w:val="24"/>
               </w:rPr>
             </w:pPr>
             <w:r>
               <w:rPr>
                 <w:rFonts w:ascii="Times New Roman" w:hAnsi="Times New Roman"/>
-                <w:sz w:val="20"/>
-                <w:szCs w:val="20"/>
-              </w:rPr>
-              <w:t xml:space="preserve">Свыше </w:t>
-            </w:r>
-            <w:r>
-              <w:rPr>
-                <w:rFonts w:ascii="Times New Roman" w:hAnsi="Times New Roman"/>
-                <w:sz w:val="20"/>
-                <w:szCs w:val="20"/>
-              </w:rPr>
-              <w:t>9100</w:t>
-            </w:r>
-            <w:r>
-              <w:rPr>
-                <w:rFonts w:ascii="Times New Roman" w:hAnsi="Times New Roman"/>
-                <w:sz w:val="20"/>
-                <w:szCs w:val="20"/>
-              </w:rPr>
-              <w:t xml:space="preserve"> до </w:t>
-            </w:r>
-            <w:r>
-              <w:rPr>
-                <w:rFonts w:ascii="Times New Roman" w:hAnsi="Times New Roman"/>
-                <w:sz w:val="20"/>
-                <w:szCs w:val="20"/>
-              </w:rPr>
-              <w:t>10000</w:t>
-            </w:r>
-            <w:r>
-              <w:rPr>
-                <w:rFonts w:ascii="Times New Roman" w:hAnsi="Times New Roman"/>
-                <w:sz w:val="20"/>
-                <w:szCs w:val="20"/>
-              </w:rPr>
-              <w:t xml:space="preserve"> включительно</w:t>
+                <w:sz w:val="24"/>
+                <w:szCs w:val="24"/>
+              </w:rPr>
+              <w:t>Свыше 9100 до 10000 включительно</w:t>
             </w:r>
           </w:p>
         </w:tc>
@@ -9602,15 +8694,15 @@
               <w:jc w:val="center"/>
               <w:rPr>
                 <w:rFonts w:ascii="Times New Roman" w:hAnsi="Times New Roman"/>
-                <w:sz w:val="20"/>
-                <w:szCs w:val="20"/>
+                <w:sz w:val="24"/>
+                <w:szCs w:val="24"/>
               </w:rPr>
             </w:pPr>
             <w:r>
               <w:rPr>
                 <w:rFonts w:ascii="Times New Roman" w:hAnsi="Times New Roman"/>
-                <w:sz w:val="20"/>
-                <w:szCs w:val="20"/>
+                <w:sz w:val="24"/>
+                <w:szCs w:val="24"/>
               </w:rPr>
               <w:t>1,9</w:t>
             </w:r>
@@ -9645,57 +8737,17 @@
               <w:ind w:left="360"/>
               <w:rPr>
                 <w:rFonts w:ascii="Times New Roman" w:hAnsi="Times New Roman"/>
-                <w:sz w:val="20"/>
-                <w:szCs w:val="20"/>
+                <w:sz w:val="24"/>
+                <w:szCs w:val="24"/>
               </w:rPr>
             </w:pPr>
             <w:r>
               <w:rPr>
                 <w:rFonts w:ascii="Times New Roman" w:hAnsi="Times New Roman"/>
-                <w:sz w:val="20"/>
-                <w:szCs w:val="20"/>
-              </w:rPr>
-              <w:t>Св</w:t>
-            </w:r>
-            <w:r>
-              <w:rPr>
-                <w:rFonts w:ascii="Times New Roman" w:hAnsi="Times New Roman"/>
-                <w:sz w:val="20"/>
-                <w:szCs w:val="20"/>
-              </w:rPr>
-              <w:t xml:space="preserve">ыше </w:t>
-            </w:r>
-            <w:r>
-              <w:rPr>
-                <w:rFonts w:ascii="Times New Roman" w:hAnsi="Times New Roman"/>
-                <w:sz w:val="20"/>
-                <w:szCs w:val="20"/>
-              </w:rPr>
-              <w:t>10000</w:t>
-            </w:r>
-            <w:r>
-              <w:rPr>
-                <w:rFonts w:ascii="Times New Roman" w:hAnsi="Times New Roman"/>
-                <w:sz w:val="20"/>
-                <w:szCs w:val="20"/>
-              </w:rPr>
-              <w:t xml:space="preserve"> до </w:t>
-            </w:r>
-            <w:r>
-              <w:rPr>
-                <w:rFonts w:ascii="Times New Roman" w:hAnsi="Times New Roman"/>
-                <w:sz w:val="20"/>
-                <w:szCs w:val="20"/>
-              </w:rPr>
-              <w:t>10500</w:t>
-            </w:r>
-            <w:r>
-              <w:rPr>
-                <w:rFonts w:ascii="Times New Roman" w:hAnsi="Times New Roman"/>
-                <w:sz w:val="20"/>
-                <w:szCs w:val="20"/>
-              </w:rPr>
-              <w:t xml:space="preserve"> включительно</w:t>
+                <w:sz w:val="24"/>
+                <w:szCs w:val="24"/>
+              </w:rPr>
+              <w:t>Свыше 10000 до 10500 включительно</w:t>
             </w:r>
           </w:p>
         </w:tc>
@@ -9724,15 +8776,15 @@
               <w:jc w:val="center"/>
               <w:rPr>
                 <w:rFonts w:ascii="Times New Roman" w:hAnsi="Times New Roman"/>
-                <w:sz w:val="20"/>
-                <w:szCs w:val="20"/>
+                <w:sz w:val="24"/>
+                <w:szCs w:val="24"/>
               </w:rPr>
             </w:pPr>
             <w:r>
               <w:rPr>
                 <w:rFonts w:ascii="Times New Roman" w:hAnsi="Times New Roman"/>
-                <w:sz w:val="20"/>
-                <w:szCs w:val="20"/>
+                <w:sz w:val="24"/>
+                <w:szCs w:val="24"/>
               </w:rPr>
               <w:t>1,8</w:t>
             </w:r>
@@ -9767,49 +8819,17 @@
               <w:ind w:left="360"/>
               <w:rPr>
                 <w:rFonts w:ascii="Times New Roman" w:hAnsi="Times New Roman"/>
-                <w:sz w:val="20"/>
-                <w:szCs w:val="20"/>
+                <w:sz w:val="24"/>
+                <w:szCs w:val="24"/>
               </w:rPr>
             </w:pPr>
             <w:r>
               <w:rPr>
                 <w:rFonts w:ascii="Times New Roman" w:hAnsi="Times New Roman"/>
-                <w:sz w:val="20"/>
-                <w:szCs w:val="20"/>
-              </w:rPr>
-              <w:t xml:space="preserve">Свыше </w:t>
-            </w:r>
-            <w:r>
-              <w:rPr>
-                <w:rFonts w:ascii="Times New Roman" w:hAnsi="Times New Roman"/>
-                <w:sz w:val="20"/>
-                <w:szCs w:val="20"/>
-              </w:rPr>
-              <w:t>10500</w:t>
-            </w:r>
-            <w:r>
-              <w:rPr>
-                <w:rFonts w:ascii="Times New Roman" w:hAnsi="Times New Roman"/>
-                <w:sz w:val="20"/>
-                <w:szCs w:val="20"/>
-              </w:rPr>
-              <w:t xml:space="preserve"> до </w:t>
-            </w:r>
-            <w:r>
-              <w:rPr>
-                <w:rFonts w:ascii="Times New Roman" w:hAnsi="Times New Roman"/>
-                <w:sz w:val="20"/>
-                <w:szCs w:val="20"/>
-              </w:rPr>
-              <w:t>11600</w:t>
-            </w:r>
-            <w:r>
-              <w:rPr>
-                <w:rFonts w:ascii="Times New Roman" w:hAnsi="Times New Roman"/>
-                <w:sz w:val="20"/>
-                <w:szCs w:val="20"/>
-              </w:rPr>
-              <w:t xml:space="preserve"> включительно</w:t>
+                <w:sz w:val="24"/>
+                <w:szCs w:val="24"/>
+              </w:rPr>
+              <w:t>Свыше 10500 до 11600 включительно</w:t>
             </w:r>
           </w:p>
         </w:tc>
@@ -9838,15 +8858,15 @@
               <w:jc w:val="center"/>
               <w:rPr>
                 <w:rFonts w:ascii="Times New Roman" w:hAnsi="Times New Roman"/>
-                <w:sz w:val="20"/>
-                <w:szCs w:val="20"/>
+                <w:sz w:val="24"/>
+                <w:szCs w:val="24"/>
               </w:rPr>
             </w:pPr>
             <w:r>
               <w:rPr>
                 <w:rFonts w:ascii="Times New Roman" w:hAnsi="Times New Roman"/>
-                <w:sz w:val="20"/>
-                <w:szCs w:val="20"/>
+                <w:sz w:val="24"/>
+                <w:szCs w:val="24"/>
               </w:rPr>
               <w:t>1,7</w:t>
             </w:r>
@@ -9881,49 +8901,17 @@
               <w:ind w:left="360"/>
               <w:rPr>
                 <w:rFonts w:ascii="Times New Roman" w:hAnsi="Times New Roman"/>
-                <w:sz w:val="20"/>
-                <w:szCs w:val="20"/>
+                <w:sz w:val="24"/>
+                <w:szCs w:val="24"/>
               </w:rPr>
             </w:pPr>
             <w:r>
               <w:rPr>
                 <w:rFonts w:ascii="Times New Roman" w:hAnsi="Times New Roman"/>
-                <w:sz w:val="20"/>
-                <w:szCs w:val="20"/>
-              </w:rPr>
-              <w:t xml:space="preserve">Свыше </w:t>
-            </w:r>
-            <w:r>
-              <w:rPr>
-                <w:rFonts w:ascii="Times New Roman" w:hAnsi="Times New Roman"/>
-                <w:sz w:val="20"/>
-                <w:szCs w:val="20"/>
-              </w:rPr>
-              <w:t>11600</w:t>
-            </w:r>
-            <w:r>
-              <w:rPr>
-                <w:rFonts w:ascii="Times New Roman" w:hAnsi="Times New Roman"/>
-                <w:sz w:val="20"/>
-                <w:szCs w:val="20"/>
-              </w:rPr>
-              <w:t xml:space="preserve"> до </w:t>
-            </w:r>
-            <w:r>
-              <w:rPr>
-                <w:rFonts w:ascii="Times New Roman" w:hAnsi="Times New Roman"/>
-                <w:sz w:val="20"/>
-                <w:szCs w:val="20"/>
-              </w:rPr>
-              <w:t>12400</w:t>
-            </w:r>
-            <w:r>
-              <w:rPr>
-                <w:rFonts w:ascii="Times New Roman" w:hAnsi="Times New Roman"/>
-                <w:sz w:val="20"/>
-                <w:szCs w:val="20"/>
-              </w:rPr>
-              <w:t xml:space="preserve"> включительно</w:t>
+                <w:sz w:val="24"/>
+                <w:szCs w:val="24"/>
+              </w:rPr>
+              <w:t>Свыше 11600 до 12400 включительно</w:t>
             </w:r>
           </w:p>
         </w:tc>
@@ -9952,15 +8940,15 @@
               <w:jc w:val="center"/>
               <w:rPr>
                 <w:rFonts w:ascii="Times New Roman" w:hAnsi="Times New Roman"/>
-                <w:sz w:val="20"/>
-                <w:szCs w:val="20"/>
+                <w:sz w:val="24"/>
+                <w:szCs w:val="24"/>
               </w:rPr>
             </w:pPr>
             <w:r>
               <w:rPr>
                 <w:rFonts w:ascii="Times New Roman" w:hAnsi="Times New Roman"/>
-                <w:sz w:val="20"/>
-                <w:szCs w:val="20"/>
+                <w:sz w:val="24"/>
+                <w:szCs w:val="24"/>
               </w:rPr>
               <w:t>1,6</w:t>
             </w:r>
@@ -9995,33 +8983,17 @@
               <w:ind w:left="360"/>
               <w:rPr>
                 <w:rFonts w:ascii="Times New Roman" w:hAnsi="Times New Roman"/>
-                <w:sz w:val="20"/>
-                <w:szCs w:val="20"/>
+                <w:sz w:val="24"/>
+                <w:szCs w:val="24"/>
               </w:rPr>
             </w:pPr>
             <w:r>
               <w:rPr>
                 <w:rFonts w:ascii="Times New Roman" w:hAnsi="Times New Roman"/>
-                <w:sz w:val="20"/>
-                <w:szCs w:val="20"/>
-              </w:rPr>
-              <w:t xml:space="preserve">Свыше </w:t>
-            </w:r>
-            <w:r>
-              <w:rPr>
-                <w:rFonts w:ascii="Times New Roman" w:hAnsi="Times New Roman"/>
-                <w:sz w:val="20"/>
-                <w:szCs w:val="20"/>
-              </w:rPr>
-              <w:t>12400</w:t>
-            </w:r>
-            <w:r>
-              <w:rPr>
-                <w:rFonts w:ascii="Times New Roman" w:hAnsi="Times New Roman"/>
-                <w:sz w:val="20"/>
-                <w:szCs w:val="20"/>
-              </w:rPr>
-              <w:t xml:space="preserve"> </w:t>
+                <w:sz w:val="24"/>
+                <w:szCs w:val="24"/>
+              </w:rPr>
+              <w:t xml:space="preserve">Свыше 12400 </w:t>
             </w:r>
           </w:p>
         </w:tc>
@@ -10050,15 +9022,15 @@
               <w:jc w:val="center"/>
               <w:rPr>
                 <w:rFonts w:ascii="Times New Roman" w:hAnsi="Times New Roman"/>
-                <w:sz w:val="20"/>
-                <w:szCs w:val="20"/>
+                <w:sz w:val="24"/>
+                <w:szCs w:val="24"/>
               </w:rPr>
             </w:pPr>
             <w:r>
               <w:rPr>
                 <w:rFonts w:ascii="Times New Roman" w:hAnsi="Times New Roman"/>
-                <w:sz w:val="20"/>
-                <w:szCs w:val="20"/>
+                <w:sz w:val="24"/>
+                <w:szCs w:val="24"/>
               </w:rPr>
               <w:t>1,5</w:t>
             </w:r>
@@ -10197,15 +9169,7 @@
           <w:sz w:val="12"/>
           <w:szCs w:val="12"/>
         </w:rPr>
-        <w:t xml:space="preserve"> В тариф включается стоимость консультационных услуг по сделкам с объектами недвижимого имущества, услуг по представлению информации о спросе и предложении на объекты недвижимого имущества, подбору вариантов сделки с объектом недвижимого имущества, сделки с участием в строительстве объекта недвижимого имущества, организации и проведению согласования условий предстоящей сделки, оказанию помощи в подготовке (оформлении) документов, связанных с совершением сделки с объектом недвижимого имущества, сделки с участием в строительстве объекта недвижимого имущества, государственной регистрацией недвижимого имущества, прав на него и сделок с ним</w:t>
-      </w:r>
-      <w:r>
-        <w:rPr>
-          <w:rFonts w:ascii="Times New Roman" w:hAnsi="Times New Roman"/>
-          <w:sz w:val="12"/>
-          <w:szCs w:val="12"/>
-        </w:rPr>
-        <w:t xml:space="preserve">     </w:t>
+        <w:t xml:space="preserve"> В тариф включается стоимость консультационных услуг по сделкам с объектами недвижимого имущества, услуг по представлению информации о спросе и предложении на объекты недвижимого имущества, подбору вариантов сделки с объектом недвижимого имущества, сделки с участием в строительстве объекта недвижимого имущества, организации и проведению согласования условий предстоящей сделки, оказанию помощи в подготовке (оформлении) документов, связанных с совершением сделки с объектом недвижимого имущества, сделки с участием в строительстве объекта недвижимого имущества, государственной регистрацией недвижимого имущества, прав на него и сделок с ним     </w:t>
       </w:r>
     </w:p>
     <w:p>
@@ -10217,24 +9181,24 @@
         <w:jc w:val="both"/>
         <w:rPr>
           <w:rFonts w:ascii="Times New Roman" w:eastAsia="Times New Roman" w:hAnsi="Times New Roman"/>
-          <w:sz w:val="20"/>
-          <w:szCs w:val="20"/>
-          <w:lang w:eastAsia="ru-RU"/>
-        </w:rPr>
-      </w:pPr>
-      <w:r>
-        <w:rPr>
-          <w:rFonts w:ascii="Times New Roman" w:hAnsi="Times New Roman"/>
-          <w:sz w:val="20"/>
-          <w:szCs w:val="20"/>
+          <w:sz w:val="24"/>
+          <w:szCs w:val="24"/>
+          <w:lang w:eastAsia="ru-RU"/>
+        </w:rPr>
+      </w:pPr>
+      <w:r>
+        <w:rPr>
+          <w:rFonts w:ascii="Times New Roman" w:hAnsi="Times New Roman"/>
+          <w:sz w:val="24"/>
+          <w:szCs w:val="24"/>
         </w:rPr>
         <w:t xml:space="preserve">  5. Настоящее приложение составлено в двух экземплярах по одному для каждой из Сторон и является неотъемлемой частью Договора </w:t>
       </w:r>
       <w:r>
         <w:rPr>
           <w:rFonts w:ascii="Times New Roman" w:eastAsia="Times New Roman" w:hAnsi="Times New Roman"/>
-          <w:sz w:val="20"/>
-          <w:szCs w:val="20"/>
+          <w:sz w:val="24"/>
+          <w:szCs w:val="24"/>
           <w:lang w:eastAsia="ru-RU"/>
         </w:rPr>
         <w:t>оказания риэлтерских услуг по содействию в продаже объектов недвижимого имущества</w:t>
@@ -10265,24 +9229,24 @@
         <w:jc w:val="both"/>
         <w:rPr>
           <w:rFonts w:ascii="Times New Roman" w:hAnsi="Times New Roman"/>
-          <w:sz w:val="20"/>
-          <w:szCs w:val="20"/>
+          <w:sz w:val="24"/>
+          <w:szCs w:val="24"/>
         </w:rPr>
       </w:pPr>
       <w:r>
         <w:rPr>
           <w:rFonts w:ascii="Times New Roman" w:hAnsi="Times New Roman"/>
           <w:b/>
-          <w:sz w:val="20"/>
-          <w:szCs w:val="20"/>
+          <w:sz w:val="24"/>
+          <w:szCs w:val="24"/>
         </w:rPr>
         <w:t>Потребитель</w:t>
       </w:r>
       <w:r>
         <w:rPr>
           <w:rFonts w:ascii="Times New Roman" w:hAnsi="Times New Roman"/>
-          <w:sz w:val="20"/>
-          <w:szCs w:val="20"/>
+          <w:sz w:val="24"/>
+          <w:szCs w:val="24"/>
         </w:rPr>
         <w:t>: _______________ /{{</w:t>
       </w:r>
@@ -10291,8 +9255,8 @@
       <w:r>
         <w:rPr>
           <w:rFonts w:ascii="Times New Roman" w:hAnsi="Times New Roman"/>
-          <w:sz w:val="20"/>
-          <w:szCs w:val="20"/>
+          <w:sz w:val="24"/>
+          <w:szCs w:val="24"/>
         </w:rPr>
         <w:t>seller.initials</w:t>
       </w:r>
@@ -10300,16 +9264,16 @@
       <w:r>
         <w:rPr>
           <w:rFonts w:ascii="Times New Roman" w:hAnsi="Times New Roman"/>
-          <w:sz w:val="20"/>
-          <w:szCs w:val="20"/>
+          <w:sz w:val="24"/>
+          <w:szCs w:val="24"/>
         </w:rPr>
         <w:t>}}</w:t>
       </w:r>
       <w:r>
         <w:rPr>
           <w:rFonts w:ascii="Times New Roman" w:hAnsi="Times New Roman"/>
-          <w:sz w:val="20"/>
-          <w:szCs w:val="20"/>
+          <w:sz w:val="24"/>
+          <w:szCs w:val="24"/>
           <w:vertAlign w:val="superscript"/>
         </w:rPr>
         <w:t xml:space="preserve">   </w:t>
@@ -10318,36 +9282,35 @@
       <w:r>
         <w:rPr>
           <w:rFonts w:ascii="Times New Roman" w:hAnsi="Times New Roman"/>
-          <w:sz w:val="20"/>
-          <w:szCs w:val="20"/>
+          <w:sz w:val="24"/>
+          <w:szCs w:val="24"/>
           <w:vertAlign w:val="superscript"/>
         </w:rPr>
-        <w:t xml:space="preserve">                              </w:t>
+        <w:t xml:space="preserve">                  </w:t>
       </w:r>
       <w:r>
         <w:rPr>
           <w:rFonts w:ascii="Times New Roman" w:hAnsi="Times New Roman"/>
           <w:b/>
-          <w:sz w:val="20"/>
-          <w:szCs w:val="20"/>
+          <w:sz w:val="24"/>
+          <w:szCs w:val="24"/>
         </w:rPr>
         <w:t>Исполнитель</w:t>
       </w:r>
       <w:r>
         <w:rPr>
           <w:rFonts w:ascii="Times New Roman" w:hAnsi="Times New Roman"/>
-          <w:sz w:val="20"/>
-          <w:szCs w:val="20"/>
-        </w:rPr>
-        <w:t>: _________________________</w:t>
-      </w:r>
-      <w:bookmarkEnd w:id="12"/>
+          <w:sz w:val="24"/>
+          <w:szCs w:val="24"/>
+        </w:rPr>
+        <w:t>: ________________</w:t>
+      </w:r>
       <w:proofErr w:type="spellStart"/>
       <w:r>
         <w:rPr>
           <w:rFonts w:ascii="Times New Roman" w:hAnsi="Times New Roman"/>
-          <w:sz w:val="20"/>
-          <w:szCs w:val="20"/>
+          <w:sz w:val="24"/>
+          <w:szCs w:val="24"/>
         </w:rPr>
         <w:t>О.Р.Турко</w:t>
       </w:r>
@@ -10355,22 +9318,19 @@
     </w:p>
     <w:p>
       <w:pPr>
-        <w:tabs>
-          <w:tab w:val="left" w:pos="756"/>
-        </w:tabs>
         <w:spacing w:after="0"/>
-        <w:ind w:left="360"/>
+        <w:ind w:left="7938"/>
         <w:jc w:val="both"/>
         <w:rPr>
           <w:rFonts w:ascii="Times New Roman" w:hAnsi="Times New Roman"/>
           <w:b/>
-          <w:sz w:val="20"/>
-          <w:szCs w:val="20"/>
+          <w:sz w:val="24"/>
+          <w:szCs w:val="24"/>
         </w:rPr>
       </w:pPr>
     </w:p>
     <w:sectPr>
-      <w:headerReference w:type="default" r:id="rId9"/>
+      <w:headerReference w:type="default" r:id="rId11"/>
       <w:pgSz w:w="12240" w:h="15840"/>
       <w:pgMar w:top="567" w:right="720" w:bottom="426" w:left="720" w:header="284" w:footer="708" w:gutter="0"/>
       <w:cols w:space="708"/>
@@ -10473,6 +9433,95 @@
 <file path=word/numbering.xml><?xml version="1.0" encoding="utf-8"?>
 <w:numbering xmlns:wpc="http://schemas.microsoft.com/office/word/2010/wordprocessingCanvas" xmlns:cx="http://schemas.microsoft.com/office/drawing/2014/chartex" xmlns:cx1="http://schemas.microsoft.com/office/drawing/2015/9/8/chartex" xmlns:cx2="http://schemas.microsoft.com/office/drawing/2015/10/21/chartex" xmlns:cx3="http://schemas.microsoft.com/office/drawing/2016/5/9/chartex" xmlns:cx4="http://schemas.microsoft.com/office/drawing/2016/5/10/chartex" xmlns:cx5="http://schemas.microsoft.com/office/drawing/2016/5/11/chartex" xmlns:cx6="http://schemas.microsoft.com/office/drawing/2016/5/12/chartex" xmlns:cx7="http://schemas.microsoft.com/office/drawing/2016/5/13/chartex" xmlns:cx8="http://schemas.microsoft.com/office/drawing/2016/5/14/chartex" xmlns:mc="http://schemas.openxmlformats.org/markup-compatibility/2006" xmlns:aink="http://schemas.microsoft.com/office/drawing/2016/ink" xmlns:am3d="http://schemas.microsoft.com/office/drawing/2017/model3d" xmlns:o="urn:schemas-microsoft-com:office:office" xmlns:oel="http://schemas.microsoft.com/office/2019/extlst" xmlns:r="http://schemas.openxmlformats.org/officeDocument/2006/relationships" xmlns:m="http://schemas.openxmlformats.org/officeDocument/2006/math" xmlns:v="urn:schemas-microsoft-com:vml" xmlns:wp14="http://schemas.microsoft.com/office/word/2010/wordprocessingDrawing" xmlns:wp="http://schemas.openxmlformats.org/drawingml/2006/wordprocessingDrawing" xmlns:w10="urn:schemas-microsoft-com:office:word" xmlns:w="http://schemas.openxmlformats.org/wordprocessingml/2006/main" xmlns:w14="http://schemas.microsoft.com/office/word/2010/wordml" xmlns:w15="http://schemas.microsoft.com/office/word/2012/wordml" xmlns:w16cex="http://schemas.microsoft.com/office/word/2018/wordml/cex" xmlns:w16cid="http://schemas.microsoft.com/office/word/2016/wordml/cid" xmlns:w16="http://schemas.microsoft.com/office/word/2018/wordml" xmlns:w16du="http://schemas.microsoft.com/office/word/2023/wordml/word16du" xmlns:w16sdtdh="http://schemas.microsoft.com/office/word/2020/wordml/sdtdatahash" xmlns:w16sdtfl="http://schemas.microsoft.com/office/word/2024/wordml/sdtformatlock" xmlns:w16se="http://schemas.microsoft.com/office/word/2015/wordml/symex" xmlns:wpg="http://schemas.microsoft.com/office/word/2010/wordprocessingGroup" xmlns:wpi="http://schemas.microsoft.com/office/word/2010/wordprocessingInk" xmlns:wne="http://schemas.microsoft.com/office/word/2006/wordml" xmlns:wps="http://schemas.microsoft.com/office/word/2010/wordprocessingShape" mc:Ignorable="w14 w15 w16se w16cid w16 w16cex w16sdtdh w16sdtfl w16du wp14">
   <w:abstractNum w:abstractNumId="0" w15:restartNumberingAfterBreak="0">
+    <w:nsid w:val="08E61D1D"/>
+    <w:multiLevelType w:val="hybridMultilevel"/>
+    <w:tmpl w:val="523EAF26"/>
+    <w:lvl w:ilvl="0" w:tplc="F25C53C8">
+      <w:start w:val="1"/>
+      <w:numFmt w:val="decimal"/>
+      <w:lvlText w:val="%1."/>
+      <w:lvlJc w:val="left"/>
+      <w:pPr>
+        <w:ind w:left="1068" w:hanging="360"/>
+      </w:pPr>
+      <w:rPr>
+        <w:rFonts w:eastAsia="Times New Roman" w:hint="default"/>
+      </w:rPr>
+    </w:lvl>
+    <w:lvl w:ilvl="1" w:tplc="20000019" w:tentative="1">
+      <w:start w:val="1"/>
+      <w:numFmt w:val="lowerLetter"/>
+      <w:lvlText w:val="%2."/>
+      <w:lvlJc w:val="left"/>
+      <w:pPr>
+        <w:ind w:left="1788" w:hanging="360"/>
+      </w:pPr>
+    </w:lvl>
+    <w:lvl w:ilvl="2" w:tplc="2000001B" w:tentative="1">
+      <w:start w:val="1"/>
+      <w:numFmt w:val="lowerRoman"/>
+      <w:lvlText w:val="%3."/>
+      <w:lvlJc w:val="right"/>
+      <w:pPr>
+        <w:ind w:left="2508" w:hanging="180"/>
+      </w:pPr>
+    </w:lvl>
+    <w:lvl w:ilvl="3" w:tplc="2000000F" w:tentative="1">
+      <w:start w:val="1"/>
+      <w:numFmt w:val="decimal"/>
+      <w:lvlText w:val="%4."/>
+      <w:lvlJc w:val="left"/>
+      <w:pPr>
+        <w:ind w:left="3228" w:hanging="360"/>
+      </w:pPr>
+    </w:lvl>
+    <w:lvl w:ilvl="4" w:tplc="20000019" w:tentative="1">
+      <w:start w:val="1"/>
+      <w:numFmt w:val="lowerLetter"/>
+      <w:lvlText w:val="%5."/>
+      <w:lvlJc w:val="left"/>
+      <w:pPr>
+        <w:ind w:left="3948" w:hanging="360"/>
+      </w:pPr>
+    </w:lvl>
+    <w:lvl w:ilvl="5" w:tplc="2000001B" w:tentative="1">
+      <w:start w:val="1"/>
+      <w:numFmt w:val="lowerRoman"/>
+      <w:lvlText w:val="%6."/>
+      <w:lvlJc w:val="right"/>
+      <w:pPr>
+        <w:ind w:left="4668" w:hanging="180"/>
+      </w:pPr>
+    </w:lvl>
+    <w:lvl w:ilvl="6" w:tplc="2000000F" w:tentative="1">
+      <w:start w:val="1"/>
+      <w:numFmt w:val="decimal"/>
+      <w:lvlText w:val="%7."/>
+      <w:lvlJc w:val="left"/>
+      <w:pPr>
+        <w:ind w:left="5388" w:hanging="360"/>
+      </w:pPr>
+    </w:lvl>
+    <w:lvl w:ilvl="7" w:tplc="20000019" w:tentative="1">
+      <w:start w:val="1"/>
+      <w:numFmt w:val="lowerLetter"/>
+      <w:lvlText w:val="%8."/>
+      <w:lvlJc w:val="left"/>
+      <w:pPr>
+        <w:ind w:left="6108" w:hanging="360"/>
+      </w:pPr>
+    </w:lvl>
+    <w:lvl w:ilvl="8" w:tplc="2000001B" w:tentative="1">
+      <w:start w:val="1"/>
+      <w:numFmt w:val="lowerRoman"/>
+      <w:lvlText w:val="%9."/>
+      <w:lvlJc w:val="right"/>
+      <w:pPr>
+        <w:ind w:left="6828" w:hanging="180"/>
+      </w:pPr>
+    </w:lvl>
+  </w:abstractNum>
+  <w:abstractNum w:abstractNumId="1" w15:restartNumberingAfterBreak="0">
     <w:nsid w:val="1ED918AF"/>
     <w:multiLevelType w:val="multilevel"/>
     <w:tmpl w:val="342248E6"/>
@@ -10621,7 +9670,7 @@
       </w:rPr>
     </w:lvl>
   </w:abstractNum>
-  <w:abstractNum w:abstractNumId="1" w15:restartNumberingAfterBreak="0">
+  <w:abstractNum w:abstractNumId="2" w15:restartNumberingAfterBreak="0">
     <w:nsid w:val="3F880F64"/>
     <w:multiLevelType w:val="hybridMultilevel"/>
     <w:tmpl w:val="6320184A"/>
@@ -10734,11 +9783,14 @@
       </w:rPr>
     </w:lvl>
   </w:abstractNum>
-  <w:num w:numId="1" w16cid:durableId="1747457247">
+  <w:num w:numId="1" w16cid:durableId="96869160">
+    <w:abstractNumId w:val="1"/>
+  </w:num>
+  <w:num w:numId="2" w16cid:durableId="1366491752">
+    <w:abstractNumId w:val="2"/>
+  </w:num>
+  <w:num w:numId="3" w16cid:durableId="753551097">
     <w:abstractNumId w:val="0"/>
-  </w:num>
-  <w:num w:numId="2" w16cid:durableId="953363215">
-    <w:abstractNumId w:val="1"/>
   </w:num>
 </w:numbering>
 </file>
@@ -11150,7 +10202,6 @@
   <w:style w:type="character" w:default="1" w:styleId="a0">
     <w:name w:val="Default Paragraph Font"/>
     <w:uiPriority w:val="1"/>
-    <w:semiHidden/>
     <w:unhideWhenUsed/>
   </w:style>
   <w:style w:type="table" w:default="1" w:styleId="a1">
@@ -11231,6 +10282,7 @@
     <w:name w:val="Body Text 2"/>
     <w:basedOn w:val="a"/>
     <w:link w:val="20"/>
+    <w:semiHidden/>
     <w:unhideWhenUsed/>
     <w:rsid w:val="00AA2E80"/>
     <w:pPr>
@@ -11248,6 +10300,7 @@
     <w:name w:val="Основной текст 2 Знак"/>
     <w:basedOn w:val="a0"/>
     <w:link w:val="2"/>
+    <w:semiHidden/>
     <w:rsid w:val="00AA2E80"/>
     <w:rPr>
       <w:rFonts w:ascii="Times New Roman" w:eastAsia="Times New Roman" w:hAnsi="Times New Roman" w:cs="Times New Roman"/>

--- a/templates/working/Договор_физ_лица_коммерция.docx
+++ b/templates/working/Договор_физ_лица_коммерция.docx
@@ -590,7 +590,7 @@
           <w:b/>
           <w:sz w:val="24"/>
           <w:szCs w:val="24"/>
-          <w:lang w:val="en-US" w:eastAsia="ru-RU"/>
+          <w:lang w:eastAsia="ru-RU"/>
         </w:rPr>
       </w:pPr>
     </w:p>
@@ -758,7 +758,16 @@
           <w:sz w:val="24"/>
           <w:szCs w:val="24"/>
         </w:rPr>
-        <w:t xml:space="preserve">Вид: </w:t>
+        <w:t>Вид</w:t>
+      </w:r>
+      <w:r>
+        <w:rPr>
+          <w:rFonts w:ascii="Times New Roman" w:hAnsi="Times New Roman"/>
+          <w:sz w:val="24"/>
+          <w:szCs w:val="24"/>
+          <w:lang w:val="en-US"/>
+        </w:rPr>
+        <w:t xml:space="preserve">: </w:t>
       </w:r>
       <w:r>
         <w:rPr>
@@ -810,6 +819,7 @@
           <w:b/>
           <w:sz w:val="24"/>
           <w:szCs w:val="24"/>
+          <w:lang w:val="en-US"/>
         </w:rPr>
         <w:t xml:space="preserve"> </w:t>
       </w:r>
@@ -861,6 +871,7 @@
         <w:t>{{</w:t>
       </w:r>
       <w:proofErr w:type="spellStart"/>
+      <w:proofErr w:type="gramStart"/>
       <w:r>
         <w:rPr>
           <w:rFonts w:ascii="Times New Roman" w:hAnsi="Times New Roman"/>
@@ -872,6 +883,7 @@
         <w:t>property.address</w:t>
       </w:r>
       <w:proofErr w:type="spellEnd"/>
+      <w:proofErr w:type="gramEnd"/>
       <w:r>
         <w:rPr>
           <w:rFonts w:ascii="Times New Roman" w:hAnsi="Times New Roman"/>
@@ -938,6 +950,7 @@
         <w:t>{{</w:t>
       </w:r>
       <w:proofErr w:type="spellStart"/>
+      <w:proofErr w:type="gramStart"/>
       <w:r>
         <w:rPr>
           <w:rFonts w:ascii="Times New Roman" w:hAnsi="Times New Roman"/>
@@ -950,6 +963,7 @@
         <w:t>property.areaTotal</w:t>
       </w:r>
       <w:proofErr w:type="spellEnd"/>
+      <w:proofErr w:type="gramEnd"/>
       <w:r>
         <w:rPr>
           <w:rFonts w:ascii="Times New Roman" w:hAnsi="Times New Roman"/>
@@ -1037,6 +1051,7 @@
         <w:t>{{</w:t>
       </w:r>
       <w:proofErr w:type="spellStart"/>
+      <w:proofErr w:type="gramStart"/>
       <w:r>
         <w:rPr>
           <w:rFonts w:ascii="Times New Roman" w:hAnsi="Times New Roman"/>
@@ -1046,20 +1061,10 @@
           <w:szCs w:val="24"/>
           <w:lang w:val="ru-BY"/>
         </w:rPr>
-        <w:t>property.</w:t>
-      </w:r>
-      <w:r>
-        <w:rPr>
-          <w:rFonts w:ascii="Times New Roman" w:hAnsi="Times New Roman"/>
-          <w:b/>
-          <w:bCs/>
-          <w:sz w:val="24"/>
-          <w:szCs w:val="24"/>
-          <w:lang w:val="ru-BY"/>
-        </w:rPr>
-        <w:t>commercialPurpose</w:t>
+        <w:t>property.commercialPurpose</w:t>
       </w:r>
       <w:proofErr w:type="spellEnd"/>
+      <w:proofErr w:type="gramEnd"/>
       <w:r>
         <w:rPr>
           <w:rFonts w:ascii="Times New Roman" w:hAnsi="Times New Roman"/>
@@ -2859,8 +2864,9 @@
           <w:sz w:val="24"/>
           <w:szCs w:val="24"/>
         </w:rPr>
-        <w:t>3.1.1</w:t>
-      </w:r>
+        <w:t>3.1.</w:t>
+      </w:r>
+      <w:proofErr w:type="gramStart"/>
       <w:r>
         <w:rPr>
           <w:rFonts w:ascii="Times New Roman" w:hAnsi="Times New Roman"/>
@@ -2868,6 +2874,15 @@
           <w:sz w:val="24"/>
           <w:szCs w:val="24"/>
         </w:rPr>
+        <w:t>1</w:t>
+      </w:r>
+      <w:r>
+        <w:rPr>
+          <w:rFonts w:ascii="Times New Roman" w:hAnsi="Times New Roman"/>
+          <w:bCs/>
+          <w:sz w:val="24"/>
+          <w:szCs w:val="24"/>
+        </w:rPr>
         <w:t>2</w:t>
       </w:r>
       <w:r>
@@ -2895,7 +2910,17 @@
           <w:szCs w:val="24"/>
           <w:lang w:eastAsia="ru-RU"/>
         </w:rPr>
-        <w:t>рганизовать сбор документов, необходимых для удостоверения сделки с объектом недвижимого имущества, государственной регистрации недвижимого имущества, прав на него и сделок с ним, обеспечения государственной регистрации, а также нотариального удостоверения сделки либо удостоверения регистратором документа, являющегося основанием для государственной регистрации сделки с недвижимым имуществом;</w:t>
+        <w:t>рганизовать</w:t>
+      </w:r>
+      <w:proofErr w:type="gramEnd"/>
+      <w:r>
+        <w:rPr>
+          <w:rFonts w:ascii="Times New Roman" w:eastAsia="Times New Roman" w:hAnsi="Times New Roman"/>
+          <w:sz w:val="24"/>
+          <w:szCs w:val="24"/>
+          <w:lang w:eastAsia="ru-RU"/>
+        </w:rPr>
+        <w:t xml:space="preserve"> сбор документов, необходимых для удостоверения сделки с объектом недвижимого имущества, государственной регистрации недвижимого имущества, прав на него и сделок с ним, обеспечения государственной регистрации, а также нотариального удостоверения сделки либо удостоверения регистратором документа, являющегося основанием для государственной регистрации сделки с недвижимым имуществом;</w:t>
       </w:r>
     </w:p>
     <w:p>
@@ -3887,6 +3912,7 @@
         </w:rPr>
         <w:t>3.2.</w:t>
       </w:r>
+      <w:proofErr w:type="gramStart"/>
       <w:r>
         <w:rPr>
           <w:rFonts w:ascii="Times New Roman" w:hAnsi="Times New Roman"/>
@@ -3917,7 +3943,16 @@
           <w:sz w:val="24"/>
           <w:szCs w:val="24"/>
         </w:rPr>
-        <w:t xml:space="preserve">плата госпошлины и платежей, связанных с составлением и удостоверением договора с Объектом, с регистрацией договора и перехода права собственности, с внесением изменений в сведения Единого государственного регистра недвижимого имущества, прав на него и сделок с ним, </w:t>
+        <w:t>плата</w:t>
+      </w:r>
+      <w:proofErr w:type="gramEnd"/>
+      <w:r>
+        <w:rPr>
+          <w:rFonts w:ascii="Times New Roman" w:hAnsi="Times New Roman"/>
+          <w:sz w:val="24"/>
+          <w:szCs w:val="24"/>
+        </w:rPr>
+        <w:t xml:space="preserve"> госпошлины и платежей, связанных с составлением и удостоверением договора с Объектом, с регистрацией договора и перехода права собственности, с внесением изменений в сведения Единого государственного регистра недвижимого имущества, прав на него и сделок с ним, </w:t>
       </w:r>
       <w:r>
         <w:rPr>
@@ -5560,7 +5595,7 @@
           <w:sz w:val="24"/>
           <w:szCs w:val="24"/>
         </w:rPr>
-        <w:t>. Договор составлен в двух экземплярах, по одному у каждой из Сторон.</w:t>
+        <w:t xml:space="preserve">. Перечень переданных документов риэлтерской организации Потребителем: </w:t>
       </w:r>
     </w:p>
     <w:p>
@@ -5574,29 +5609,14 @@
           <w:szCs w:val="24"/>
         </w:rPr>
       </w:pPr>
-      <w:r>
-        <w:rPr>
-          <w:rFonts w:ascii="Times New Roman" w:hAnsi="Times New Roman"/>
-          <w:sz w:val="24"/>
-          <w:szCs w:val="24"/>
-        </w:rPr>
-        <w:t>6.</w:t>
-      </w:r>
-      <w:r>
-        <w:rPr>
-          <w:rFonts w:ascii="Times New Roman" w:hAnsi="Times New Roman"/>
-          <w:sz w:val="24"/>
-          <w:szCs w:val="24"/>
-        </w:rPr>
-        <w:t>9</w:t>
-      </w:r>
-      <w:r>
-        <w:rPr>
-          <w:rFonts w:ascii="Times New Roman" w:hAnsi="Times New Roman"/>
-          <w:sz w:val="24"/>
-          <w:szCs w:val="24"/>
-        </w:rPr>
-        <w:t xml:space="preserve">. Перечень переданных документов риэлтерской организации Потребителем: </w:t>
+      <w:bookmarkStart w:id="9" w:name="_Hlk232533006"/>
+      <w:r>
+        <w:rPr>
+          <w:rFonts w:ascii="Times New Roman" w:hAnsi="Times New Roman"/>
+          <w:sz w:val="24"/>
+          <w:szCs w:val="24"/>
+        </w:rPr>
+        <w:t>__________________________________________________________________________________________</w:t>
       </w:r>
     </w:p>
     <w:p>
@@ -5610,7 +5630,6 @@
           <w:szCs w:val="24"/>
         </w:rPr>
       </w:pPr>
-      <w:bookmarkStart w:id="9" w:name="_Hlk232533006"/>
       <w:r>
         <w:rPr>
           <w:rFonts w:ascii="Times New Roman" w:hAnsi="Times New Roman"/>
@@ -5640,6 +5659,7 @@
         <w:t>__________________________________________________________________________________________</w:t>
       </w:r>
     </w:p>
+    <w:bookmarkEnd w:id="9"/>
     <w:p>
       <w:pPr>
         <w:spacing w:after="0"/>
@@ -5657,27 +5677,6 @@
           <w:sz w:val="24"/>
           <w:szCs w:val="24"/>
         </w:rPr>
-        <w:t>__________________________________________________________________________________________</w:t>
-      </w:r>
-    </w:p>
-    <w:bookmarkEnd w:id="9"/>
-    <w:p>
-      <w:pPr>
-        <w:spacing w:after="0"/>
-        <w:ind w:left="567" w:hanging="567"/>
-        <w:jc w:val="both"/>
-        <w:rPr>
-          <w:rFonts w:ascii="Times New Roman" w:hAnsi="Times New Roman"/>
-          <w:sz w:val="24"/>
-          <w:szCs w:val="24"/>
-        </w:rPr>
-      </w:pPr>
-      <w:r>
-        <w:rPr>
-          <w:rFonts w:ascii="Times New Roman" w:hAnsi="Times New Roman"/>
-          <w:sz w:val="24"/>
-          <w:szCs w:val="24"/>
-        </w:rPr>
         <w:t>6.</w:t>
       </w:r>
       <w:r>
@@ -5686,7 +5685,7 @@
           <w:sz w:val="24"/>
           <w:szCs w:val="24"/>
         </w:rPr>
-        <w:t>10</w:t>
+        <w:t>9</w:t>
       </w:r>
       <w:r>
         <w:rPr>
@@ -5888,6 +5887,8 @@
         <w:rPr>
           <w:rFonts w:ascii="Times New Roman" w:eastAsia="Times New Roman" w:hAnsi="Times New Roman"/>
           <w:bCs/>
+          <w:i/>
+          <w:iCs/>
           <w:sz w:val="20"/>
           <w:szCs w:val="20"/>
           <w:lang w:eastAsia="ru-RU"/>
@@ -5897,6 +5898,8 @@
         <w:rPr>
           <w:rFonts w:ascii="Times New Roman" w:eastAsia="Times New Roman" w:hAnsi="Times New Roman"/>
           <w:bCs/>
+          <w:i/>
+          <w:iCs/>
           <w:sz w:val="20"/>
           <w:szCs w:val="20"/>
           <w:lang w:eastAsia="ru-RU"/>
@@ -5909,6 +5912,8 @@
         <w:rPr>
           <w:rFonts w:ascii="Times New Roman" w:eastAsia="Times New Roman" w:hAnsi="Times New Roman"/>
           <w:bCs/>
+          <w:i/>
+          <w:iCs/>
           <w:sz w:val="20"/>
           <w:szCs w:val="20"/>
           <w:lang w:eastAsia="ru-RU"/>
@@ -5921,6 +5926,8 @@
         <w:rPr>
           <w:rFonts w:ascii="Times New Roman" w:eastAsia="Times New Roman" w:hAnsi="Times New Roman"/>
           <w:bCs/>
+          <w:i/>
+          <w:iCs/>
           <w:sz w:val="20"/>
           <w:szCs w:val="20"/>
           <w:lang w:eastAsia="ru-RU"/>
@@ -7419,7 +7426,6 @@
           <w:szCs w:val="24"/>
           <w:lang w:val="ru-RU"/>
         </w:rPr>
-        <w:lastRenderedPageBreak/>
         <w:t xml:space="preserve">АКТ </w:t>
       </w:r>
     </w:p>
@@ -7443,6 +7449,7 @@
           <w:szCs w:val="24"/>
           <w:lang w:val="ru-RU"/>
         </w:rPr>
+        <w:lastRenderedPageBreak/>
         <w:t xml:space="preserve">ознакомления потребителя с документом, </w:t>
       </w:r>
     </w:p>
@@ -7508,7 +7515,7 @@
           <w:szCs w:val="24"/>
           <w:lang w:val="ru-RU"/>
         </w:rPr>
-        <w:t>}},</w:t>
+        <w:t>}}</w:t>
       </w:r>
       <w:bookmarkStart w:id="13" w:name="_Hlk233997448"/>
       <w:r>
@@ -7517,51 +7524,63 @@
           <w:szCs w:val="24"/>
           <w:lang w:val="ru-RU"/>
         </w:rPr>
-        <w:t xml:space="preserve"> в дальнейшем именуемый </w:t>
+        <w:t>,</w:t>
+      </w:r>
+      <w:r>
+        <w:rPr>
+          <w:lang w:val="ru-RU"/>
+        </w:rPr>
+        <w:t xml:space="preserve"> </w:t>
+      </w:r>
+      <w:r>
+        <w:rPr>
+          <w:lang w:val="ru-RU"/>
+        </w:rPr>
+        <w:t xml:space="preserve">в дальнейшем именуемый </w:t>
       </w:r>
       <w:r>
         <w:rPr>
           <w:b/>
-          <w:sz w:val="24"/>
-          <w:szCs w:val="24"/>
           <w:lang w:val="ru-RU"/>
         </w:rPr>
         <w:t>«Потребитель»</w:t>
       </w:r>
       <w:r>
         <w:rPr>
-          <w:sz w:val="24"/>
-          <w:szCs w:val="24"/>
           <w:lang w:val="ru-RU"/>
         </w:rPr>
-        <w:t xml:space="preserve">, в соответствии с пунктом 2 статьи 3 Закона Республики Беларусь №71-З «О риэлтерской деятельности», до заключения договора на оказание риэлтерских услуг ознакомлен с  предельными максимальными тарифами на риэлтерские услуги, оказываемые физическим лицам (за исключением индивидуальных предпринимателей) в соответствии с постановлением </w:t>
-      </w:r>
-      <w:bookmarkStart w:id="14" w:name="_Hlk230023813"/>
-      <w:r>
-        <w:rPr>
-          <w:sz w:val="24"/>
-          <w:szCs w:val="24"/>
+        <w:t>, в соответствии с пунктом 2 статьи 3 Закона Республики Беларусь №71-З «О риэлтерской деятельности», до заключения договора на оказание риэлтерских услуг ознакомлен с</w:t>
+      </w:r>
+      <w:r>
+        <w:rPr>
           <w:lang w:val="ru-RU"/>
         </w:rPr>
-        <w:t xml:space="preserve">Совета Министров Республики Беларусь от </w:t>
-      </w:r>
-      <w:bookmarkEnd w:id="14"/>
-      <w:r>
-        <w:rPr>
-          <w:sz w:val="24"/>
-          <w:szCs w:val="24"/>
+        <w:t xml:space="preserve"> </w:t>
+      </w:r>
+      <w:r>
+        <w:rPr>
           <w:lang w:val="ru-RU"/>
         </w:rPr>
-        <w:t xml:space="preserve">1 ноября 2023 г. № 754 «О тарифах на риэлтерские услуги» (в редакции постановления Совета Министров Республики Беларусь от 02.04.2026 №157 О мерах по реализации Закона Республики Беларусь от 8 мая 2025г №71-З «О риэлтерской деятельности»). </w:t>
+        <w:t xml:space="preserve"> предельными максимальными </w:t>
+      </w:r>
+      <w:r>
+        <w:rPr>
+          <w:lang w:val="ru-RU"/>
+        </w:rPr>
+        <w:t>т</w:t>
+      </w:r>
+      <w:r>
+        <w:rPr>
+          <w:lang w:val="ru-RU"/>
+        </w:rPr>
+        <w:t>арифами на риэлтерские услуги, оказываемые физическим лицам</w:t>
       </w:r>
       <w:bookmarkEnd w:id="13"/>
       <w:r>
         <w:rPr>
-          <w:sz w:val="24"/>
-          <w:szCs w:val="24"/>
           <w:lang w:val="ru-RU"/>
         </w:rPr>
-        <w:t xml:space="preserve">                            </w:t>
+        <w:t>,  в соответствии с приказом от 23.06.2026 №7</w:t>
       </w:r>
       <w:hyperlink r:id="rId10" w:tgtFrame="_blank" w:tooltip="Одноклассники" w:history="1">
         <w:r>
@@ -7579,638 +7598,682 @@
     </w:p>
     <w:p>
       <w:pPr>
-        <w:pStyle w:val="ConsPlusNormal"/>
-        <w:widowControl/>
-        <w:tabs>
-          <w:tab w:val="left" w:pos="756"/>
-        </w:tabs>
-        <w:ind w:left="360" w:firstLine="0"/>
-        <w:jc w:val="both"/>
+        <w:pStyle w:val="af3"/>
         <w:rPr>
           <w:rFonts w:ascii="Times New Roman" w:hAnsi="Times New Roman"/>
           <w:b/>
-          <w:sz w:val="24"/>
-          <w:szCs w:val="24"/>
-          <w:lang w:val="ru-RU"/>
-        </w:rPr>
-      </w:pPr>
+          <w:bCs/>
+          <w:sz w:val="24"/>
+          <w:szCs w:val="24"/>
+        </w:rPr>
+      </w:pPr>
+      <w:bookmarkStart w:id="14" w:name="38"/>
+      <w:bookmarkEnd w:id="14"/>
       <w:r>
         <w:rPr>
           <w:rFonts w:ascii="Times New Roman" w:hAnsi="Times New Roman"/>
           <w:b/>
-          <w:sz w:val="24"/>
-          <w:szCs w:val="24"/>
-          <w:lang w:val="ru-RU"/>
+          <w:bCs/>
+          <w:sz w:val="24"/>
+          <w:szCs w:val="24"/>
         </w:rPr>
         <w:t xml:space="preserve">ПРЕДЕЛЬНЫЕ МАКСИМАЛЬНЫЕ ТАРИФЫ </w:t>
       </w:r>
     </w:p>
     <w:p>
       <w:pPr>
-        <w:widowControl w:val="0"/>
-        <w:ind w:left="360"/>
-        <w:rPr>
-          <w:rFonts w:ascii="Times New Roman" w:hAnsi="Times New Roman"/>
-          <w:b/>
-          <w:sz w:val="24"/>
-          <w:szCs w:val="24"/>
-        </w:rPr>
-      </w:pPr>
-      <w:r>
-        <w:rPr>
-          <w:rFonts w:ascii="Times New Roman" w:hAnsi="Times New Roman"/>
-          <w:b/>
-          <w:sz w:val="24"/>
-          <w:szCs w:val="24"/>
-        </w:rPr>
-        <w:t>Тарифы</w:t>
-      </w:r>
-      <w:r>
-        <w:rPr>
-          <w:rFonts w:ascii="Times New Roman" w:hAnsi="Times New Roman"/>
-          <w:b/>
-          <w:sz w:val="24"/>
-          <w:szCs w:val="24"/>
-          <w:vertAlign w:val="superscript"/>
-        </w:rPr>
-        <w:t>1</w:t>
-      </w:r>
-      <w:r>
-        <w:rPr>
-          <w:rFonts w:ascii="Times New Roman" w:hAnsi="Times New Roman"/>
-          <w:b/>
-          <w:sz w:val="24"/>
-          <w:szCs w:val="24"/>
-        </w:rPr>
-        <w:t xml:space="preserve"> на риэлтерские услуги по содействию при заключении, исполнении, прекращении договоров купли-продажи объектов недвижимого имущества</w:t>
-      </w:r>
-      <w:r>
-        <w:rPr>
-          <w:rFonts w:ascii="Times New Roman" w:hAnsi="Times New Roman"/>
-          <w:b/>
-          <w:sz w:val="24"/>
-          <w:szCs w:val="24"/>
-          <w:vertAlign w:val="superscript"/>
-        </w:rPr>
-        <w:t>2</w:t>
-      </w:r>
-      <w:r>
-        <w:rPr>
-          <w:rFonts w:ascii="Times New Roman" w:hAnsi="Times New Roman"/>
-          <w:b/>
-          <w:sz w:val="24"/>
-          <w:szCs w:val="24"/>
-        </w:rPr>
-        <w:t xml:space="preserve"> </w:t>
-      </w:r>
-      <w:bookmarkStart w:id="15" w:name="38"/>
-      <w:bookmarkEnd w:id="15"/>
+        <w:pStyle w:val="af3"/>
+        <w:rPr>
+          <w:rFonts w:ascii="Times New Roman" w:hAnsi="Times New Roman"/>
+          <w:sz w:val="24"/>
+          <w:szCs w:val="24"/>
+        </w:rPr>
+      </w:pPr>
+      <w:r>
+        <w:rPr>
+          <w:rFonts w:ascii="Times New Roman" w:hAnsi="Times New Roman"/>
+          <w:sz w:val="24"/>
+          <w:szCs w:val="24"/>
+        </w:rPr>
+        <w:t>на риэлтерские услуги для физических лиц (за исключением индивидуальных предпринимателей) по продаже коммерческой (нежилой недвижимости).</w:t>
+      </w:r>
+    </w:p>
+    <w:p>
+      <w:pPr>
+        <w:pStyle w:val="af3"/>
+        <w:rPr>
+          <w:rFonts w:ascii="Times New Roman" w:hAnsi="Times New Roman"/>
+          <w:sz w:val="24"/>
+          <w:szCs w:val="24"/>
+        </w:rPr>
+      </w:pPr>
     </w:p>
     <w:tbl>
       <w:tblPr>
-        <w:tblW w:w="0" w:type="auto"/>
-        <w:tblInd w:w="-5" w:type="dxa"/>
-        <w:tblCellMar>
-          <w:left w:w="0" w:type="dxa"/>
-          <w:right w:w="0" w:type="dxa"/>
-        </w:tblCellMar>
+        <w:tblW w:w="5000" w:type="pct"/>
         <w:tblLook w:val="04A0" w:firstRow="1" w:lastRow="0" w:firstColumn="1" w:lastColumn="0" w:noHBand="0" w:noVBand="1"/>
       </w:tblPr>
       <w:tblGrid>
-        <w:gridCol w:w="8364"/>
-        <w:gridCol w:w="2409"/>
+        <w:gridCol w:w="7106"/>
+        <w:gridCol w:w="3684"/>
       </w:tblGrid>
       <w:tr>
         <w:trPr>
-          <w:trHeight w:val="227"/>
+          <w:trHeight w:val="1125"/>
         </w:trPr>
         <w:tc>
           <w:tcPr>
-            <w:tcW w:w="8364" w:type="dxa"/>
+            <w:tcW w:w="3293" w:type="pct"/>
             <w:tcBorders>
-              <w:top w:val="single" w:sz="8" w:space="0" w:color="000000"/>
-              <w:left w:val="single" w:sz="4" w:space="0" w:color="000000"/>
-              <w:bottom w:val="single" w:sz="8" w:space="0" w:color="000000"/>
-              <w:right w:val="single" w:sz="8" w:space="0" w:color="000000"/>
+              <w:top w:val="single" w:sz="4" w:space="0" w:color="auto"/>
+              <w:left w:val="single" w:sz="4" w:space="0" w:color="auto"/>
+              <w:bottom w:val="single" w:sz="4" w:space="0" w:color="auto"/>
+              <w:right w:val="single" w:sz="4" w:space="0" w:color="auto"/>
             </w:tcBorders>
-            <w:tcMar>
-              <w:top w:w="20" w:type="dxa"/>
-              <w:left w:w="20" w:type="dxa"/>
-              <w:bottom w:w="20" w:type="dxa"/>
-              <w:right w:w="20" w:type="dxa"/>
-            </w:tcMar>
             <w:vAlign w:val="center"/>
             <w:hideMark/>
           </w:tcPr>
           <w:p>
             <w:pPr>
-              <w:widowControl w:val="0"/>
-              <w:spacing w:after="0"/>
-              <w:ind w:left="360"/>
+              <w:spacing w:after="0" w:line="240" w:lineRule="auto"/>
               <w:jc w:val="center"/>
               <w:rPr>
-                <w:rFonts w:ascii="Times New Roman" w:hAnsi="Times New Roman"/>
+                <w:rFonts w:ascii="Times New Roman" w:eastAsia="Times New Roman" w:hAnsi="Times New Roman"/>
+                <w:color w:val="000000"/>
                 <w:sz w:val="24"/>
                 <w:szCs w:val="24"/>
+                <w:lang w:val="ru-BY" w:eastAsia="ru-BY"/>
               </w:rPr>
             </w:pPr>
             <w:r>
               <w:rPr>
-                <w:rFonts w:ascii="Times New Roman" w:hAnsi="Times New Roman"/>
+                <w:rFonts w:ascii="Times New Roman" w:eastAsia="Times New Roman" w:hAnsi="Times New Roman"/>
+                <w:color w:val="000000"/>
                 <w:sz w:val="24"/>
                 <w:szCs w:val="24"/>
-              </w:rPr>
-              <w:t>Стоимость объекта недвижимого имущества, указываемая физическими лицами (за исключением индивидуальных предпринимателей) в договоре купли-продажи (базовых величин)</w:t>
+                <w:lang w:val="ru-BY" w:eastAsia="ru-BY"/>
+              </w:rPr>
+              <w:t>Стоимость объекта недвижимого имущества, указываемая физическими лицами (за исключением индивидуальных предпринимателей) в договоре купли-продажи</w:t>
             </w:r>
             <w:r>
               <w:rPr>
-                <w:rFonts w:ascii="Times New Roman" w:hAnsi="Times New Roman"/>
+                <w:rFonts w:ascii="Times New Roman" w:eastAsia="Times New Roman" w:hAnsi="Times New Roman"/>
+                <w:color w:val="000000"/>
                 <w:sz w:val="24"/>
                 <w:szCs w:val="24"/>
-                <w:vertAlign w:val="superscript"/>
-              </w:rPr>
-              <w:t>3</w:t>
+                <w:lang w:eastAsia="ru-BY"/>
+              </w:rPr>
+              <w:t>,</w:t>
             </w:r>
             <w:r>
               <w:rPr>
-                <w:rFonts w:ascii="Times New Roman" w:hAnsi="Times New Roman"/>
+                <w:rFonts w:ascii="Times New Roman" w:eastAsia="Times New Roman" w:hAnsi="Times New Roman"/>
+                <w:color w:val="000000"/>
                 <w:sz w:val="24"/>
                 <w:szCs w:val="24"/>
+                <w:lang w:val="ru-BY" w:eastAsia="ru-BY"/>
               </w:rPr>
               <w:t xml:space="preserve"> </w:t>
+            </w:r>
+            <w:proofErr w:type="spellStart"/>
+            <w:r>
+              <w:rPr>
+                <w:rFonts w:ascii="Times New Roman" w:eastAsia="Times New Roman" w:hAnsi="Times New Roman"/>
+                <w:color w:val="000000"/>
+                <w:sz w:val="24"/>
+                <w:szCs w:val="24"/>
+                <w:lang w:val="ru-BY" w:eastAsia="ru-BY"/>
+              </w:rPr>
+              <w:t>руб</w:t>
+            </w:r>
+            <w:proofErr w:type="spellEnd"/>
+            <w:r>
+              <w:rPr>
+                <w:rFonts w:ascii="Times New Roman" w:eastAsia="Times New Roman" w:hAnsi="Times New Roman"/>
+                <w:color w:val="000000"/>
+                <w:sz w:val="24"/>
+                <w:szCs w:val="24"/>
+                <w:lang w:val="ru-BY" w:eastAsia="ru-BY"/>
+              </w:rPr>
+              <w:t xml:space="preserve">  </w:t>
             </w:r>
           </w:p>
         </w:tc>
         <w:tc>
           <w:tcPr>
-            <w:tcW w:w="2409" w:type="dxa"/>
+            <w:tcW w:w="1707" w:type="pct"/>
             <w:tcBorders>
-              <w:top w:val="single" w:sz="8" w:space="0" w:color="000000"/>
+              <w:top w:val="single" w:sz="4" w:space="0" w:color="auto"/>
               <w:left w:val="nil"/>
-              <w:bottom w:val="single" w:sz="8" w:space="0" w:color="000000"/>
-              <w:right w:val="single" w:sz="4" w:space="0" w:color="000000"/>
+              <w:bottom w:val="single" w:sz="4" w:space="0" w:color="auto"/>
+              <w:right w:val="single" w:sz="4" w:space="0" w:color="auto"/>
             </w:tcBorders>
-            <w:tcMar>
-              <w:top w:w="20" w:type="dxa"/>
-              <w:left w:w="20" w:type="dxa"/>
-              <w:bottom w:w="20" w:type="dxa"/>
-              <w:right w:w="20" w:type="dxa"/>
-            </w:tcMar>
             <w:vAlign w:val="center"/>
             <w:hideMark/>
           </w:tcPr>
           <w:p>
             <w:pPr>
-              <w:widowControl w:val="0"/>
-              <w:spacing w:after="0"/>
-              <w:ind w:left="360"/>
+              <w:spacing w:after="0" w:line="240" w:lineRule="auto"/>
               <w:jc w:val="center"/>
               <w:rPr>
-                <w:rFonts w:ascii="Times New Roman" w:hAnsi="Times New Roman"/>
+                <w:rFonts w:ascii="Times New Roman" w:eastAsia="Times New Roman" w:hAnsi="Times New Roman"/>
+                <w:bCs/>
+                <w:i/>
+                <w:iCs/>
+                <w:color w:val="000000"/>
                 <w:sz w:val="24"/>
                 <w:szCs w:val="24"/>
+                <w:lang w:val="ru-BY" w:eastAsia="ru-BY"/>
               </w:rPr>
             </w:pPr>
             <w:r>
               <w:rPr>
-                <w:rFonts w:ascii="Times New Roman" w:hAnsi="Times New Roman"/>
+                <w:rFonts w:ascii="Times New Roman" w:eastAsia="Times New Roman" w:hAnsi="Times New Roman"/>
+                <w:bCs/>
+                <w:i/>
+                <w:iCs/>
+                <w:color w:val="000000"/>
                 <w:sz w:val="24"/>
                 <w:szCs w:val="24"/>
-              </w:rPr>
-              <w:t>Предельный максимальный тариф</w:t>
-            </w:r>
-            <w:r>
-              <w:rPr>
-                <w:rFonts w:ascii="Times New Roman" w:hAnsi="Times New Roman"/>
-                <w:sz w:val="24"/>
-                <w:szCs w:val="24"/>
-                <w:vertAlign w:val="superscript"/>
-              </w:rPr>
-              <w:t>4</w:t>
-            </w:r>
-            <w:r>
-              <w:rPr>
-                <w:rFonts w:ascii="Times New Roman" w:hAnsi="Times New Roman"/>
-                <w:sz w:val="24"/>
-                <w:szCs w:val="24"/>
-              </w:rPr>
-              <w:t xml:space="preserve"> (</w:t>
-            </w:r>
-            <w:r>
-              <w:rPr>
-                <w:rFonts w:ascii="Times New Roman" w:hAnsi="Times New Roman"/>
-                <w:sz w:val="24"/>
-                <w:szCs w:val="24"/>
-              </w:rPr>
-              <w:t>процент от стоимости объекта недвижимого имущества)</w:t>
+                <w:lang w:val="ru-BY" w:eastAsia="ru-BY"/>
+              </w:rPr>
+              <w:t>Предельный максимальный тариф (процент от стоимости объекта недвижимого имущества)</w:t>
             </w:r>
           </w:p>
         </w:tc>
       </w:tr>
       <w:tr>
         <w:trPr>
-          <w:trHeight w:val="227"/>
+          <w:trHeight w:val="315"/>
         </w:trPr>
         <w:tc>
           <w:tcPr>
-            <w:tcW w:w="8364" w:type="dxa"/>
+            <w:tcW w:w="3293" w:type="pct"/>
             <w:tcBorders>
               <w:top w:val="nil"/>
-              <w:left w:val="single" w:sz="4" w:space="0" w:color="000000"/>
-              <w:bottom w:val="single" w:sz="4" w:space="0" w:color="000000"/>
-              <w:right w:val="single" w:sz="4" w:space="0" w:color="000000"/>
+              <w:left w:val="single" w:sz="4" w:space="0" w:color="auto"/>
+              <w:bottom w:val="single" w:sz="4" w:space="0" w:color="auto"/>
+              <w:right w:val="single" w:sz="4" w:space="0" w:color="auto"/>
             </w:tcBorders>
-            <w:tcMar>
-              <w:top w:w="20" w:type="dxa"/>
-              <w:left w:w="20" w:type="dxa"/>
-              <w:bottom w:w="20" w:type="dxa"/>
-              <w:right w:w="20" w:type="dxa"/>
-            </w:tcMar>
+            <w:vAlign w:val="center"/>
             <w:hideMark/>
           </w:tcPr>
           <w:p>
             <w:pPr>
-              <w:widowControl w:val="0"/>
-              <w:spacing w:after="0"/>
-              <w:ind w:left="360"/>
-              <w:rPr>
-                <w:rFonts w:ascii="Times New Roman" w:hAnsi="Times New Roman"/>
+              <w:spacing w:after="0" w:line="240" w:lineRule="auto"/>
+              <w:jc w:val="center"/>
+              <w:rPr>
+                <w:rFonts w:ascii="Times New Roman" w:eastAsia="Times New Roman" w:hAnsi="Times New Roman"/>
+                <w:color w:val="000000"/>
                 <w:sz w:val="24"/>
                 <w:szCs w:val="24"/>
+                <w:lang w:val="ru-BY" w:eastAsia="ru-BY"/>
               </w:rPr>
             </w:pPr>
             <w:r>
               <w:rPr>
-                <w:rFonts w:ascii="Times New Roman" w:hAnsi="Times New Roman"/>
+                <w:rFonts w:ascii="Times New Roman" w:eastAsia="Times New Roman" w:hAnsi="Times New Roman"/>
+                <w:color w:val="000000"/>
                 <w:sz w:val="24"/>
                 <w:szCs w:val="24"/>
-              </w:rPr>
-              <w:t>До 700 включительно</w:t>
+                <w:lang w:val="ru-BY" w:eastAsia="ru-BY"/>
+              </w:rPr>
+              <w:t> </w:t>
             </w:r>
           </w:p>
         </w:tc>
         <w:tc>
           <w:tcPr>
-            <w:tcW w:w="2409" w:type="dxa"/>
+            <w:tcW w:w="1707" w:type="pct"/>
             <w:tcBorders>
               <w:top w:val="nil"/>
-              <w:left w:val="single" w:sz="4" w:space="0" w:color="000000"/>
-              <w:bottom w:val="single" w:sz="4" w:space="0" w:color="000000"/>
-              <w:right w:val="single" w:sz="4" w:space="0" w:color="000000"/>
+              <w:left w:val="nil"/>
+              <w:bottom w:val="single" w:sz="4" w:space="0" w:color="auto"/>
+              <w:right w:val="single" w:sz="4" w:space="0" w:color="auto"/>
             </w:tcBorders>
-            <w:tcMar>
-              <w:top w:w="20" w:type="dxa"/>
-              <w:left w:w="20" w:type="dxa"/>
-              <w:bottom w:w="20" w:type="dxa"/>
-              <w:right w:w="20" w:type="dxa"/>
-            </w:tcMar>
+            <w:vAlign w:val="center"/>
             <w:hideMark/>
           </w:tcPr>
           <w:p>
             <w:pPr>
-              <w:widowControl w:val="0"/>
-              <w:spacing w:after="0"/>
-              <w:ind w:left="360"/>
+              <w:spacing w:after="0" w:line="240" w:lineRule="auto"/>
               <w:jc w:val="center"/>
               <w:rPr>
-                <w:rFonts w:ascii="Times New Roman" w:hAnsi="Times New Roman"/>
+                <w:rFonts w:ascii="Times New Roman" w:eastAsia="Times New Roman" w:hAnsi="Times New Roman"/>
+                <w:bCs/>
+                <w:i/>
+                <w:iCs/>
+                <w:color w:val="000000"/>
                 <w:sz w:val="24"/>
                 <w:szCs w:val="24"/>
+                <w:lang w:val="ru-BY" w:eastAsia="ru-BY"/>
               </w:rPr>
             </w:pPr>
             <w:r>
               <w:rPr>
-                <w:rFonts w:ascii="Times New Roman" w:hAnsi="Times New Roman"/>
+                <w:rFonts w:ascii="Times New Roman" w:eastAsia="Times New Roman" w:hAnsi="Times New Roman"/>
+                <w:bCs/>
+                <w:i/>
+                <w:iCs/>
+                <w:color w:val="000000"/>
                 <w:sz w:val="24"/>
                 <w:szCs w:val="24"/>
-              </w:rPr>
-              <w:t>6,0</w:t>
+                <w:lang w:val="ru-BY" w:eastAsia="ru-BY"/>
+              </w:rPr>
+              <w:t>%</w:t>
             </w:r>
           </w:p>
         </w:tc>
       </w:tr>
       <w:tr>
         <w:trPr>
-          <w:trHeight w:val="227"/>
+          <w:trHeight w:val="315"/>
         </w:trPr>
         <w:tc>
           <w:tcPr>
-            <w:tcW w:w="8364" w:type="dxa"/>
+            <w:tcW w:w="3293" w:type="pct"/>
             <w:tcBorders>
-              <w:top w:val="single" w:sz="4" w:space="0" w:color="000000"/>
-              <w:left w:val="single" w:sz="4" w:space="0" w:color="000000"/>
-              <w:bottom w:val="single" w:sz="4" w:space="0" w:color="000000"/>
-              <w:right w:val="single" w:sz="4" w:space="0" w:color="000000"/>
+              <w:top w:val="nil"/>
+              <w:left w:val="single" w:sz="4" w:space="0" w:color="auto"/>
+              <w:bottom w:val="single" w:sz="4" w:space="0" w:color="auto"/>
+              <w:right w:val="single" w:sz="4" w:space="0" w:color="auto"/>
             </w:tcBorders>
-            <w:tcMar>
-              <w:top w:w="20" w:type="dxa"/>
-              <w:left w:w="20" w:type="dxa"/>
-              <w:bottom w:w="20" w:type="dxa"/>
-              <w:right w:w="20" w:type="dxa"/>
-            </w:tcMar>
+            <w:vAlign w:val="center"/>
             <w:hideMark/>
           </w:tcPr>
           <w:p>
             <w:pPr>
-              <w:widowControl w:val="0"/>
-              <w:spacing w:after="0"/>
-              <w:ind w:left="360"/>
-              <w:rPr>
-                <w:rFonts w:ascii="Times New Roman" w:hAnsi="Times New Roman"/>
+              <w:spacing w:after="0" w:line="240" w:lineRule="auto"/>
+              <w:ind w:firstLineChars="200" w:firstLine="480"/>
+              <w:rPr>
+                <w:rFonts w:ascii="Times New Roman" w:eastAsia="Times New Roman" w:hAnsi="Times New Roman"/>
+                <w:color w:val="000000"/>
                 <w:sz w:val="24"/>
                 <w:szCs w:val="24"/>
+                <w:lang w:val="ru-BY" w:eastAsia="ru-BY"/>
               </w:rPr>
             </w:pPr>
             <w:r>
               <w:rPr>
-                <w:rFonts w:ascii="Times New Roman" w:hAnsi="Times New Roman"/>
+                <w:rFonts w:ascii="Times New Roman" w:eastAsia="Times New Roman" w:hAnsi="Times New Roman"/>
+                <w:color w:val="000000"/>
                 <w:sz w:val="24"/>
                 <w:szCs w:val="24"/>
-              </w:rPr>
-              <w:t>Свыше 700 до 2000 включительно</w:t>
+                <w:lang w:val="ru-BY" w:eastAsia="ru-BY"/>
+              </w:rPr>
+              <w:t>До 31500</w:t>
             </w:r>
           </w:p>
         </w:tc>
         <w:tc>
           <w:tcPr>
-            <w:tcW w:w="2409" w:type="dxa"/>
+            <w:tcW w:w="1707" w:type="pct"/>
             <w:tcBorders>
-              <w:top w:val="single" w:sz="4" w:space="0" w:color="000000"/>
-              <w:left w:val="single" w:sz="4" w:space="0" w:color="000000"/>
-              <w:bottom w:val="single" w:sz="4" w:space="0" w:color="000000"/>
-              <w:right w:val="single" w:sz="4" w:space="0" w:color="000000"/>
+              <w:top w:val="nil"/>
+              <w:left w:val="nil"/>
+              <w:bottom w:val="single" w:sz="4" w:space="0" w:color="auto"/>
+              <w:right w:val="single" w:sz="4" w:space="0" w:color="auto"/>
             </w:tcBorders>
-            <w:tcMar>
-              <w:top w:w="20" w:type="dxa"/>
-              <w:left w:w="20" w:type="dxa"/>
-              <w:bottom w:w="20" w:type="dxa"/>
-              <w:right w:w="20" w:type="dxa"/>
-            </w:tcMar>
+            <w:vAlign w:val="center"/>
             <w:hideMark/>
           </w:tcPr>
           <w:p>
             <w:pPr>
-              <w:widowControl w:val="0"/>
-              <w:spacing w:after="0"/>
-              <w:ind w:left="360"/>
+              <w:spacing w:after="0" w:line="240" w:lineRule="auto"/>
               <w:jc w:val="center"/>
               <w:rPr>
-                <w:rFonts w:ascii="Times New Roman" w:hAnsi="Times New Roman"/>
+                <w:rFonts w:ascii="Times New Roman" w:eastAsia="Times New Roman" w:hAnsi="Times New Roman"/>
+                <w:bCs/>
+                <w:i/>
+                <w:iCs/>
+                <w:color w:val="000000"/>
                 <w:sz w:val="24"/>
                 <w:szCs w:val="24"/>
+                <w:lang w:val="ru-BY" w:eastAsia="ru-BY"/>
               </w:rPr>
             </w:pPr>
             <w:r>
               <w:rPr>
-                <w:rFonts w:ascii="Times New Roman" w:hAnsi="Times New Roman"/>
+                <w:rFonts w:ascii="Times New Roman" w:eastAsia="Times New Roman" w:hAnsi="Times New Roman"/>
+                <w:bCs/>
+                <w:i/>
+                <w:iCs/>
+                <w:color w:val="000000"/>
                 <w:sz w:val="24"/>
                 <w:szCs w:val="24"/>
-              </w:rPr>
-              <w:t>5,0</w:t>
+                <w:lang w:val="ru-BY" w:eastAsia="ru-BY"/>
+              </w:rPr>
+              <w:t>6</w:t>
             </w:r>
           </w:p>
         </w:tc>
       </w:tr>
       <w:tr>
         <w:trPr>
-          <w:trHeight w:val="227"/>
+          <w:trHeight w:val="315"/>
         </w:trPr>
         <w:tc>
           <w:tcPr>
-            <w:tcW w:w="8364" w:type="dxa"/>
+            <w:tcW w:w="3293" w:type="pct"/>
             <w:tcBorders>
-              <w:top w:val="single" w:sz="4" w:space="0" w:color="000000"/>
-              <w:left w:val="single" w:sz="4" w:space="0" w:color="000000"/>
-              <w:bottom w:val="single" w:sz="4" w:space="0" w:color="000000"/>
-              <w:right w:val="single" w:sz="4" w:space="0" w:color="000000"/>
+              <w:top w:val="nil"/>
+              <w:left w:val="single" w:sz="4" w:space="0" w:color="auto"/>
+              <w:bottom w:val="single" w:sz="4" w:space="0" w:color="auto"/>
+              <w:right w:val="single" w:sz="4" w:space="0" w:color="auto"/>
             </w:tcBorders>
-            <w:tcMar>
-              <w:top w:w="20" w:type="dxa"/>
-              <w:left w:w="20" w:type="dxa"/>
-              <w:bottom w:w="20" w:type="dxa"/>
-              <w:right w:w="20" w:type="dxa"/>
-            </w:tcMar>
+            <w:vAlign w:val="center"/>
             <w:hideMark/>
           </w:tcPr>
           <w:p>
             <w:pPr>
-              <w:widowControl w:val="0"/>
-              <w:spacing w:after="0"/>
-              <w:ind w:left="360"/>
-              <w:rPr>
-                <w:rFonts w:ascii="Times New Roman" w:hAnsi="Times New Roman"/>
+              <w:spacing w:after="0" w:line="240" w:lineRule="auto"/>
+              <w:ind w:firstLineChars="200" w:firstLine="480"/>
+              <w:rPr>
+                <w:rFonts w:ascii="Times New Roman" w:eastAsia="Times New Roman" w:hAnsi="Times New Roman"/>
+                <w:color w:val="000000"/>
                 <w:sz w:val="24"/>
                 <w:szCs w:val="24"/>
+                <w:lang w:val="ru-BY" w:eastAsia="ru-BY"/>
               </w:rPr>
             </w:pPr>
             <w:r>
               <w:rPr>
-                <w:rFonts w:ascii="Times New Roman" w:hAnsi="Times New Roman"/>
+                <w:rFonts w:ascii="Times New Roman" w:eastAsia="Times New Roman" w:hAnsi="Times New Roman"/>
+                <w:color w:val="000000"/>
                 <w:sz w:val="24"/>
                 <w:szCs w:val="24"/>
-              </w:rPr>
-              <w:t>Свыше 2000 до 3000 включительно</w:t>
+                <w:lang w:val="ru-BY" w:eastAsia="ru-BY"/>
+              </w:rPr>
+              <w:t>Свыше 31500 до 90000 включительно</w:t>
             </w:r>
           </w:p>
         </w:tc>
         <w:tc>
           <w:tcPr>
-            <w:tcW w:w="2409" w:type="dxa"/>
+            <w:tcW w:w="1707" w:type="pct"/>
             <w:tcBorders>
-              <w:top w:val="single" w:sz="4" w:space="0" w:color="000000"/>
-              <w:left w:val="single" w:sz="4" w:space="0" w:color="000000"/>
-              <w:bottom w:val="single" w:sz="4" w:space="0" w:color="000000"/>
-              <w:right w:val="single" w:sz="4" w:space="0" w:color="000000"/>
+              <w:top w:val="nil"/>
+              <w:left w:val="nil"/>
+              <w:bottom w:val="single" w:sz="4" w:space="0" w:color="auto"/>
+              <w:right w:val="single" w:sz="4" w:space="0" w:color="auto"/>
             </w:tcBorders>
-            <w:tcMar>
-              <w:top w:w="20" w:type="dxa"/>
-              <w:left w:w="20" w:type="dxa"/>
-              <w:bottom w:w="20" w:type="dxa"/>
-              <w:right w:w="20" w:type="dxa"/>
-            </w:tcMar>
+            <w:vAlign w:val="center"/>
             <w:hideMark/>
           </w:tcPr>
           <w:p>
             <w:pPr>
-              <w:widowControl w:val="0"/>
-              <w:spacing w:after="0"/>
-              <w:ind w:left="360"/>
+              <w:spacing w:after="0" w:line="240" w:lineRule="auto"/>
               <w:jc w:val="center"/>
               <w:rPr>
-                <w:rFonts w:ascii="Times New Roman" w:hAnsi="Times New Roman"/>
+                <w:rFonts w:ascii="Times New Roman" w:eastAsia="Times New Roman" w:hAnsi="Times New Roman"/>
+                <w:bCs/>
+                <w:i/>
+                <w:iCs/>
+                <w:color w:val="000000"/>
                 <w:sz w:val="24"/>
                 <w:szCs w:val="24"/>
+                <w:lang w:val="ru-BY" w:eastAsia="ru-BY"/>
               </w:rPr>
             </w:pPr>
             <w:r>
               <w:rPr>
-                <w:rFonts w:ascii="Times New Roman" w:hAnsi="Times New Roman"/>
+                <w:rFonts w:ascii="Times New Roman" w:eastAsia="Times New Roman" w:hAnsi="Times New Roman"/>
+                <w:bCs/>
+                <w:i/>
+                <w:iCs/>
+                <w:color w:val="000000"/>
                 <w:sz w:val="24"/>
                 <w:szCs w:val="24"/>
-              </w:rPr>
-              <w:t>4,0</w:t>
+                <w:lang w:val="ru-BY" w:eastAsia="ru-BY"/>
+              </w:rPr>
+              <w:t>5</w:t>
             </w:r>
           </w:p>
         </w:tc>
       </w:tr>
       <w:tr>
         <w:trPr>
-          <w:trHeight w:val="227"/>
+          <w:trHeight w:val="315"/>
         </w:trPr>
         <w:tc>
           <w:tcPr>
-            <w:tcW w:w="8364" w:type="dxa"/>
+            <w:tcW w:w="3293" w:type="pct"/>
             <w:tcBorders>
-              <w:top w:val="single" w:sz="4" w:space="0" w:color="000000"/>
-              <w:left w:val="single" w:sz="4" w:space="0" w:color="000000"/>
-              <w:bottom w:val="single" w:sz="4" w:space="0" w:color="000000"/>
-              <w:right w:val="single" w:sz="4" w:space="0" w:color="000000"/>
+              <w:top w:val="nil"/>
+              <w:left w:val="single" w:sz="4" w:space="0" w:color="auto"/>
+              <w:bottom w:val="single" w:sz="4" w:space="0" w:color="auto"/>
+              <w:right w:val="single" w:sz="4" w:space="0" w:color="auto"/>
             </w:tcBorders>
-            <w:tcMar>
-              <w:top w:w="20" w:type="dxa"/>
-              <w:left w:w="20" w:type="dxa"/>
-              <w:bottom w:w="20" w:type="dxa"/>
-              <w:right w:w="20" w:type="dxa"/>
-            </w:tcMar>
+            <w:vAlign w:val="center"/>
             <w:hideMark/>
           </w:tcPr>
           <w:p>
             <w:pPr>
-              <w:widowControl w:val="0"/>
-              <w:spacing w:after="0"/>
-              <w:ind w:left="360"/>
-              <w:rPr>
-                <w:rFonts w:ascii="Times New Roman" w:hAnsi="Times New Roman"/>
+              <w:spacing w:after="0" w:line="240" w:lineRule="auto"/>
+              <w:ind w:firstLineChars="200" w:firstLine="480"/>
+              <w:rPr>
+                <w:rFonts w:ascii="Times New Roman" w:eastAsia="Times New Roman" w:hAnsi="Times New Roman"/>
+                <w:color w:val="000000"/>
                 <w:sz w:val="24"/>
                 <w:szCs w:val="24"/>
+                <w:lang w:val="ru-BY" w:eastAsia="ru-BY"/>
               </w:rPr>
             </w:pPr>
             <w:r>
               <w:rPr>
-                <w:rFonts w:ascii="Times New Roman" w:hAnsi="Times New Roman"/>
+                <w:rFonts w:ascii="Times New Roman" w:eastAsia="Times New Roman" w:hAnsi="Times New Roman"/>
+                <w:color w:val="000000"/>
                 <w:sz w:val="24"/>
                 <w:szCs w:val="24"/>
-              </w:rPr>
-              <w:t>Свыше 3000 до 4200 включительно</w:t>
+                <w:lang w:val="ru-BY" w:eastAsia="ru-BY"/>
+              </w:rPr>
+              <w:t>Свыше 90000 до 135000 включительно</w:t>
             </w:r>
           </w:p>
         </w:tc>
         <w:tc>
           <w:tcPr>
-            <w:tcW w:w="2409" w:type="dxa"/>
+            <w:tcW w:w="1707" w:type="pct"/>
             <w:tcBorders>
-              <w:top w:val="single" w:sz="4" w:space="0" w:color="000000"/>
-              <w:left w:val="single" w:sz="4" w:space="0" w:color="000000"/>
-              <w:bottom w:val="single" w:sz="4" w:space="0" w:color="000000"/>
-              <w:right w:val="single" w:sz="4" w:space="0" w:color="000000"/>
+              <w:top w:val="nil"/>
+              <w:left w:val="nil"/>
+              <w:bottom w:val="single" w:sz="4" w:space="0" w:color="auto"/>
+              <w:right w:val="single" w:sz="4" w:space="0" w:color="auto"/>
             </w:tcBorders>
-            <w:tcMar>
-              <w:top w:w="20" w:type="dxa"/>
-              <w:left w:w="20" w:type="dxa"/>
-              <w:bottom w:w="20" w:type="dxa"/>
-              <w:right w:w="20" w:type="dxa"/>
-            </w:tcMar>
+            <w:vAlign w:val="center"/>
             <w:hideMark/>
           </w:tcPr>
           <w:p>
             <w:pPr>
-              <w:widowControl w:val="0"/>
-              <w:spacing w:after="0"/>
-              <w:ind w:left="360"/>
+              <w:spacing w:after="0" w:line="240" w:lineRule="auto"/>
               <w:jc w:val="center"/>
               <w:rPr>
-                <w:rFonts w:ascii="Times New Roman" w:hAnsi="Times New Roman"/>
+                <w:rFonts w:ascii="Times New Roman" w:eastAsia="Times New Roman" w:hAnsi="Times New Roman"/>
+                <w:bCs/>
+                <w:i/>
+                <w:iCs/>
+                <w:color w:val="000000"/>
                 <w:sz w:val="24"/>
                 <w:szCs w:val="24"/>
+                <w:lang w:val="ru-BY" w:eastAsia="ru-BY"/>
               </w:rPr>
             </w:pPr>
             <w:r>
               <w:rPr>
-                <w:rFonts w:ascii="Times New Roman" w:hAnsi="Times New Roman"/>
+                <w:rFonts w:ascii="Times New Roman" w:eastAsia="Times New Roman" w:hAnsi="Times New Roman"/>
+                <w:bCs/>
+                <w:i/>
+                <w:iCs/>
+                <w:color w:val="000000"/>
                 <w:sz w:val="24"/>
                 <w:szCs w:val="24"/>
-              </w:rPr>
-              <w:t>3,0</w:t>
+                <w:lang w:val="ru-BY" w:eastAsia="ru-BY"/>
+              </w:rPr>
+              <w:t>4</w:t>
             </w:r>
           </w:p>
         </w:tc>
       </w:tr>
       <w:tr>
         <w:trPr>
-          <w:trHeight w:val="227"/>
+          <w:trHeight w:val="315"/>
         </w:trPr>
         <w:tc>
           <w:tcPr>
-            <w:tcW w:w="8364" w:type="dxa"/>
+            <w:tcW w:w="3293" w:type="pct"/>
             <w:tcBorders>
-              <w:top w:val="single" w:sz="4" w:space="0" w:color="000000"/>
-              <w:left w:val="single" w:sz="4" w:space="0" w:color="000000"/>
-              <w:bottom w:val="single" w:sz="4" w:space="0" w:color="000000"/>
-              <w:right w:val="single" w:sz="4" w:space="0" w:color="000000"/>
+              <w:top w:val="nil"/>
+              <w:left w:val="single" w:sz="4" w:space="0" w:color="auto"/>
+              <w:bottom w:val="single" w:sz="4" w:space="0" w:color="auto"/>
+              <w:right w:val="single" w:sz="4" w:space="0" w:color="auto"/>
             </w:tcBorders>
-            <w:tcMar>
-              <w:top w:w="20" w:type="dxa"/>
-              <w:left w:w="20" w:type="dxa"/>
-              <w:bottom w:w="20" w:type="dxa"/>
-              <w:right w:w="20" w:type="dxa"/>
-            </w:tcMar>
+            <w:vAlign w:val="center"/>
             <w:hideMark/>
           </w:tcPr>
           <w:p>
             <w:pPr>
-              <w:widowControl w:val="0"/>
-              <w:spacing w:after="0"/>
-              <w:ind w:left="360"/>
-              <w:rPr>
-                <w:rFonts w:ascii="Times New Roman" w:hAnsi="Times New Roman"/>
+              <w:spacing w:after="0" w:line="240" w:lineRule="auto"/>
+              <w:ind w:firstLineChars="200" w:firstLine="480"/>
+              <w:rPr>
+                <w:rFonts w:ascii="Times New Roman" w:eastAsia="Times New Roman" w:hAnsi="Times New Roman"/>
+                <w:color w:val="000000"/>
                 <w:sz w:val="24"/>
                 <w:szCs w:val="24"/>
+                <w:lang w:val="ru-BY" w:eastAsia="ru-BY"/>
               </w:rPr>
             </w:pPr>
             <w:r>
               <w:rPr>
-                <w:rFonts w:ascii="Times New Roman" w:hAnsi="Times New Roman"/>
+                <w:rFonts w:ascii="Times New Roman" w:eastAsia="Times New Roman" w:hAnsi="Times New Roman"/>
+                <w:color w:val="000000"/>
                 <w:sz w:val="24"/>
                 <w:szCs w:val="24"/>
-              </w:rPr>
-              <w:t>Свыше 4200 до 5000 включительно</w:t>
+                <w:lang w:val="ru-BY" w:eastAsia="ru-BY"/>
+              </w:rPr>
+              <w:t>Свыше 135000 до 189000 включительно</w:t>
             </w:r>
           </w:p>
         </w:tc>
         <w:tc>
           <w:tcPr>
-            <w:tcW w:w="2409" w:type="dxa"/>
+            <w:tcW w:w="1707" w:type="pct"/>
             <w:tcBorders>
-              <w:top w:val="single" w:sz="4" w:space="0" w:color="000000"/>
-              <w:left w:val="single" w:sz="4" w:space="0" w:color="000000"/>
-              <w:bottom w:val="single" w:sz="4" w:space="0" w:color="000000"/>
-              <w:right w:val="single" w:sz="4" w:space="0" w:color="000000"/>
+              <w:top w:val="nil"/>
+              <w:left w:val="nil"/>
+              <w:bottom w:val="single" w:sz="4" w:space="0" w:color="auto"/>
+              <w:right w:val="single" w:sz="4" w:space="0" w:color="auto"/>
             </w:tcBorders>
-            <w:tcMar>
-              <w:top w:w="20" w:type="dxa"/>
-              <w:left w:w="20" w:type="dxa"/>
-              <w:bottom w:w="20" w:type="dxa"/>
-              <w:right w:w="20" w:type="dxa"/>
-            </w:tcMar>
+            <w:vAlign w:val="center"/>
             <w:hideMark/>
           </w:tcPr>
           <w:p>
             <w:pPr>
-              <w:widowControl w:val="0"/>
-              <w:spacing w:after="0"/>
-              <w:ind w:left="360"/>
+              <w:spacing w:after="0" w:line="240" w:lineRule="auto"/>
               <w:jc w:val="center"/>
               <w:rPr>
-                <w:rFonts w:ascii="Times New Roman" w:hAnsi="Times New Roman"/>
+                <w:rFonts w:ascii="Times New Roman" w:eastAsia="Times New Roman" w:hAnsi="Times New Roman"/>
+                <w:bCs/>
+                <w:i/>
+                <w:iCs/>
+                <w:color w:val="000000"/>
                 <w:sz w:val="24"/>
                 <w:szCs w:val="24"/>
+                <w:lang w:val="ru-BY" w:eastAsia="ru-BY"/>
               </w:rPr>
             </w:pPr>
             <w:r>
               <w:rPr>
-                <w:rFonts w:ascii="Times New Roman" w:hAnsi="Times New Roman"/>
+                <w:rFonts w:ascii="Times New Roman" w:eastAsia="Times New Roman" w:hAnsi="Times New Roman"/>
+                <w:bCs/>
+                <w:i/>
+                <w:iCs/>
+                <w:color w:val="000000"/>
                 <w:sz w:val="24"/>
                 <w:szCs w:val="24"/>
+                <w:lang w:val="ru-BY" w:eastAsia="ru-BY"/>
+              </w:rPr>
+              <w:t>3</w:t>
+            </w:r>
+          </w:p>
+        </w:tc>
+      </w:tr>
+      <w:tr>
+        <w:trPr>
+          <w:trHeight w:val="315"/>
+        </w:trPr>
+        <w:tc>
+          <w:tcPr>
+            <w:tcW w:w="3293" w:type="pct"/>
+            <w:tcBorders>
+              <w:top w:val="nil"/>
+              <w:left w:val="single" w:sz="4" w:space="0" w:color="auto"/>
+              <w:bottom w:val="single" w:sz="4" w:space="0" w:color="auto"/>
+              <w:right w:val="single" w:sz="4" w:space="0" w:color="auto"/>
+            </w:tcBorders>
+            <w:vAlign w:val="center"/>
+            <w:hideMark/>
+          </w:tcPr>
+          <w:p>
+            <w:pPr>
+              <w:spacing w:after="0" w:line="240" w:lineRule="auto"/>
+              <w:ind w:firstLineChars="200" w:firstLine="480"/>
+              <w:rPr>
+                <w:rFonts w:ascii="Times New Roman" w:eastAsia="Times New Roman" w:hAnsi="Times New Roman"/>
+                <w:color w:val="000000"/>
+                <w:sz w:val="24"/>
+                <w:szCs w:val="24"/>
+                <w:lang w:val="ru-BY" w:eastAsia="ru-BY"/>
+              </w:rPr>
+            </w:pPr>
+            <w:r>
+              <w:rPr>
+                <w:rFonts w:ascii="Times New Roman" w:eastAsia="Times New Roman" w:hAnsi="Times New Roman"/>
+                <w:color w:val="000000"/>
+                <w:sz w:val="24"/>
+                <w:szCs w:val="24"/>
+                <w:lang w:val="ru-BY" w:eastAsia="ru-BY"/>
+              </w:rPr>
+              <w:t>Свыше 189000 до 225000 включительно</w:t>
+            </w:r>
+          </w:p>
+        </w:tc>
+        <w:tc>
+          <w:tcPr>
+            <w:tcW w:w="1707" w:type="pct"/>
+            <w:tcBorders>
+              <w:top w:val="nil"/>
+              <w:left w:val="nil"/>
+              <w:bottom w:val="single" w:sz="4" w:space="0" w:color="auto"/>
+              <w:right w:val="single" w:sz="4" w:space="0" w:color="auto"/>
+            </w:tcBorders>
+            <w:vAlign w:val="center"/>
+            <w:hideMark/>
+          </w:tcPr>
+          <w:p>
+            <w:pPr>
+              <w:spacing w:after="0" w:line="240" w:lineRule="auto"/>
+              <w:jc w:val="center"/>
+              <w:rPr>
+                <w:rFonts w:ascii="Times New Roman" w:eastAsia="Times New Roman" w:hAnsi="Times New Roman"/>
+                <w:bCs/>
+                <w:i/>
+                <w:iCs/>
+                <w:color w:val="000000"/>
+                <w:sz w:val="24"/>
+                <w:szCs w:val="24"/>
+                <w:lang w:val="ru-BY" w:eastAsia="ru-BY"/>
+              </w:rPr>
+            </w:pPr>
+            <w:r>
+              <w:rPr>
+                <w:rFonts w:ascii="Times New Roman" w:eastAsia="Times New Roman" w:hAnsi="Times New Roman"/>
+                <w:bCs/>
+                <w:i/>
+                <w:iCs/>
+                <w:color w:val="000000"/>
+                <w:sz w:val="24"/>
+                <w:szCs w:val="24"/>
+                <w:lang w:val="ru-BY" w:eastAsia="ru-BY"/>
               </w:rPr>
               <w:t>2,5</w:t>
             </w:r>
@@ -8219,80 +8282,81 @@
       </w:tr>
       <w:tr>
         <w:trPr>
-          <w:trHeight w:val="227"/>
+          <w:trHeight w:val="315"/>
         </w:trPr>
         <w:tc>
           <w:tcPr>
-            <w:tcW w:w="8364" w:type="dxa"/>
+            <w:tcW w:w="3293" w:type="pct"/>
             <w:tcBorders>
-              <w:top w:val="single" w:sz="4" w:space="0" w:color="000000"/>
-              <w:left w:val="single" w:sz="4" w:space="0" w:color="000000"/>
-              <w:bottom w:val="single" w:sz="4" w:space="0" w:color="000000"/>
-              <w:right w:val="single" w:sz="4" w:space="0" w:color="000000"/>
+              <w:top w:val="nil"/>
+              <w:left w:val="single" w:sz="4" w:space="0" w:color="auto"/>
+              <w:bottom w:val="single" w:sz="4" w:space="0" w:color="auto"/>
+              <w:right w:val="single" w:sz="4" w:space="0" w:color="auto"/>
             </w:tcBorders>
-            <w:tcMar>
-              <w:top w:w="20" w:type="dxa"/>
-              <w:left w:w="20" w:type="dxa"/>
-              <w:bottom w:w="20" w:type="dxa"/>
-              <w:right w:w="20" w:type="dxa"/>
-            </w:tcMar>
+            <w:vAlign w:val="center"/>
             <w:hideMark/>
           </w:tcPr>
           <w:p>
             <w:pPr>
-              <w:widowControl w:val="0"/>
-              <w:spacing w:after="0"/>
-              <w:ind w:left="360"/>
-              <w:rPr>
-                <w:rFonts w:ascii="Times New Roman" w:hAnsi="Times New Roman"/>
+              <w:spacing w:after="0" w:line="240" w:lineRule="auto"/>
+              <w:ind w:firstLineChars="200" w:firstLine="480"/>
+              <w:rPr>
+                <w:rFonts w:ascii="Times New Roman" w:eastAsia="Times New Roman" w:hAnsi="Times New Roman"/>
+                <w:color w:val="000000"/>
                 <w:sz w:val="24"/>
                 <w:szCs w:val="24"/>
+                <w:lang w:val="ru-BY" w:eastAsia="ru-BY"/>
               </w:rPr>
             </w:pPr>
             <w:r>
               <w:rPr>
-                <w:rFonts w:ascii="Times New Roman" w:hAnsi="Times New Roman"/>
+                <w:rFonts w:ascii="Times New Roman" w:eastAsia="Times New Roman" w:hAnsi="Times New Roman"/>
+                <w:color w:val="000000"/>
                 <w:sz w:val="24"/>
                 <w:szCs w:val="24"/>
-              </w:rPr>
-              <w:t>Свыше 5000 до 5800 включительно</w:t>
+                <w:lang w:val="ru-BY" w:eastAsia="ru-BY"/>
+              </w:rPr>
+              <w:t>Свыше 225000 до 261000 включительно</w:t>
             </w:r>
           </w:p>
         </w:tc>
         <w:tc>
           <w:tcPr>
-            <w:tcW w:w="2409" w:type="dxa"/>
+            <w:tcW w:w="1707" w:type="pct"/>
             <w:tcBorders>
-              <w:top w:val="single" w:sz="4" w:space="0" w:color="000000"/>
-              <w:left w:val="single" w:sz="4" w:space="0" w:color="000000"/>
-              <w:bottom w:val="single" w:sz="4" w:space="0" w:color="000000"/>
-              <w:right w:val="single" w:sz="4" w:space="0" w:color="000000"/>
+              <w:top w:val="nil"/>
+              <w:left w:val="nil"/>
+              <w:bottom w:val="single" w:sz="4" w:space="0" w:color="auto"/>
+              <w:right w:val="single" w:sz="4" w:space="0" w:color="auto"/>
             </w:tcBorders>
-            <w:tcMar>
-              <w:top w:w="20" w:type="dxa"/>
-              <w:left w:w="20" w:type="dxa"/>
-              <w:bottom w:w="20" w:type="dxa"/>
-              <w:right w:w="20" w:type="dxa"/>
-            </w:tcMar>
+            <w:vAlign w:val="center"/>
             <w:hideMark/>
           </w:tcPr>
           <w:p>
             <w:pPr>
-              <w:widowControl w:val="0"/>
-              <w:spacing w:after="0"/>
-              <w:ind w:left="360"/>
+              <w:spacing w:after="0" w:line="240" w:lineRule="auto"/>
               <w:jc w:val="center"/>
               <w:rPr>
-                <w:rFonts w:ascii="Times New Roman" w:hAnsi="Times New Roman"/>
+                <w:rFonts w:ascii="Times New Roman" w:eastAsia="Times New Roman" w:hAnsi="Times New Roman"/>
+                <w:bCs/>
+                <w:i/>
+                <w:iCs/>
+                <w:color w:val="000000"/>
                 <w:sz w:val="24"/>
                 <w:szCs w:val="24"/>
+                <w:lang w:val="ru-BY" w:eastAsia="ru-BY"/>
               </w:rPr>
             </w:pPr>
             <w:r>
               <w:rPr>
-                <w:rFonts w:ascii="Times New Roman" w:hAnsi="Times New Roman"/>
+                <w:rFonts w:ascii="Times New Roman" w:eastAsia="Times New Roman" w:hAnsi="Times New Roman"/>
+                <w:bCs/>
+                <w:i/>
+                <w:iCs/>
+                <w:color w:val="000000"/>
                 <w:sz w:val="24"/>
                 <w:szCs w:val="24"/>
+                <w:lang w:val="ru-BY" w:eastAsia="ru-BY"/>
               </w:rPr>
               <w:t>2,4</w:t>
             </w:r>
@@ -8301,80 +8365,81 @@
       </w:tr>
       <w:tr>
         <w:trPr>
-          <w:trHeight w:val="227"/>
+          <w:trHeight w:val="315"/>
         </w:trPr>
         <w:tc>
           <w:tcPr>
-            <w:tcW w:w="8364" w:type="dxa"/>
+            <w:tcW w:w="3293" w:type="pct"/>
             <w:tcBorders>
-              <w:top w:val="single" w:sz="4" w:space="0" w:color="000000"/>
-              <w:left w:val="single" w:sz="4" w:space="0" w:color="000000"/>
-              <w:bottom w:val="single" w:sz="4" w:space="0" w:color="000000"/>
-              <w:right w:val="single" w:sz="4" w:space="0" w:color="000000"/>
+              <w:top w:val="nil"/>
+              <w:left w:val="single" w:sz="4" w:space="0" w:color="auto"/>
+              <w:bottom w:val="single" w:sz="4" w:space="0" w:color="auto"/>
+              <w:right w:val="single" w:sz="4" w:space="0" w:color="auto"/>
             </w:tcBorders>
-            <w:tcMar>
-              <w:top w:w="20" w:type="dxa"/>
-              <w:left w:w="20" w:type="dxa"/>
-              <w:bottom w:w="20" w:type="dxa"/>
-              <w:right w:w="20" w:type="dxa"/>
-            </w:tcMar>
+            <w:vAlign w:val="center"/>
             <w:hideMark/>
           </w:tcPr>
           <w:p>
             <w:pPr>
-              <w:widowControl w:val="0"/>
-              <w:spacing w:after="0"/>
-              <w:ind w:left="360"/>
-              <w:rPr>
-                <w:rFonts w:ascii="Times New Roman" w:hAnsi="Times New Roman"/>
+              <w:spacing w:after="0" w:line="240" w:lineRule="auto"/>
+              <w:ind w:firstLineChars="200" w:firstLine="480"/>
+              <w:rPr>
+                <w:rFonts w:ascii="Times New Roman" w:eastAsia="Times New Roman" w:hAnsi="Times New Roman"/>
+                <w:color w:val="000000"/>
                 <w:sz w:val="24"/>
                 <w:szCs w:val="24"/>
+                <w:lang w:val="ru-BY" w:eastAsia="ru-BY"/>
               </w:rPr>
             </w:pPr>
             <w:r>
               <w:rPr>
-                <w:rFonts w:ascii="Times New Roman" w:hAnsi="Times New Roman"/>
+                <w:rFonts w:ascii="Times New Roman" w:eastAsia="Times New Roman" w:hAnsi="Times New Roman"/>
+                <w:color w:val="000000"/>
                 <w:sz w:val="24"/>
                 <w:szCs w:val="24"/>
-              </w:rPr>
-              <w:t>Свыше 5800 до 6600 включительно</w:t>
+                <w:lang w:val="ru-BY" w:eastAsia="ru-BY"/>
+              </w:rPr>
+              <w:t>Свыше 261000 до 297000 включительно</w:t>
             </w:r>
           </w:p>
         </w:tc>
         <w:tc>
           <w:tcPr>
-            <w:tcW w:w="2409" w:type="dxa"/>
+            <w:tcW w:w="1707" w:type="pct"/>
             <w:tcBorders>
-              <w:top w:val="single" w:sz="4" w:space="0" w:color="000000"/>
-              <w:left w:val="single" w:sz="4" w:space="0" w:color="000000"/>
-              <w:bottom w:val="single" w:sz="4" w:space="0" w:color="000000"/>
-              <w:right w:val="single" w:sz="4" w:space="0" w:color="000000"/>
+              <w:top w:val="nil"/>
+              <w:left w:val="nil"/>
+              <w:bottom w:val="single" w:sz="4" w:space="0" w:color="auto"/>
+              <w:right w:val="single" w:sz="4" w:space="0" w:color="auto"/>
             </w:tcBorders>
-            <w:tcMar>
-              <w:top w:w="20" w:type="dxa"/>
-              <w:left w:w="20" w:type="dxa"/>
-              <w:bottom w:w="20" w:type="dxa"/>
-              <w:right w:w="20" w:type="dxa"/>
-            </w:tcMar>
+            <w:vAlign w:val="center"/>
             <w:hideMark/>
           </w:tcPr>
           <w:p>
             <w:pPr>
-              <w:widowControl w:val="0"/>
-              <w:spacing w:after="0"/>
-              <w:ind w:left="360"/>
+              <w:spacing w:after="0" w:line="240" w:lineRule="auto"/>
               <w:jc w:val="center"/>
               <w:rPr>
-                <w:rFonts w:ascii="Times New Roman" w:hAnsi="Times New Roman"/>
+                <w:rFonts w:ascii="Times New Roman" w:eastAsia="Times New Roman" w:hAnsi="Times New Roman"/>
+                <w:bCs/>
+                <w:i/>
+                <w:iCs/>
+                <w:color w:val="000000"/>
                 <w:sz w:val="24"/>
                 <w:szCs w:val="24"/>
+                <w:lang w:val="ru-BY" w:eastAsia="ru-BY"/>
               </w:rPr>
             </w:pPr>
             <w:r>
               <w:rPr>
-                <w:rFonts w:ascii="Times New Roman" w:hAnsi="Times New Roman"/>
+                <w:rFonts w:ascii="Times New Roman" w:eastAsia="Times New Roman" w:hAnsi="Times New Roman"/>
+                <w:bCs/>
+                <w:i/>
+                <w:iCs/>
+                <w:color w:val="000000"/>
                 <w:sz w:val="24"/>
                 <w:szCs w:val="24"/>
+                <w:lang w:val="ru-BY" w:eastAsia="ru-BY"/>
               </w:rPr>
               <w:t>2,3</w:t>
             </w:r>
@@ -8383,80 +8448,81 @@
       </w:tr>
       <w:tr>
         <w:trPr>
-          <w:trHeight w:val="227"/>
+          <w:trHeight w:val="315"/>
         </w:trPr>
         <w:tc>
           <w:tcPr>
-            <w:tcW w:w="8364" w:type="dxa"/>
+            <w:tcW w:w="3293" w:type="pct"/>
             <w:tcBorders>
-              <w:top w:val="single" w:sz="4" w:space="0" w:color="000000"/>
-              <w:left w:val="single" w:sz="4" w:space="0" w:color="000000"/>
-              <w:bottom w:val="single" w:sz="4" w:space="0" w:color="000000"/>
-              <w:right w:val="single" w:sz="4" w:space="0" w:color="000000"/>
+              <w:top w:val="nil"/>
+              <w:left w:val="single" w:sz="4" w:space="0" w:color="auto"/>
+              <w:bottom w:val="single" w:sz="4" w:space="0" w:color="auto"/>
+              <w:right w:val="single" w:sz="4" w:space="0" w:color="auto"/>
             </w:tcBorders>
-            <w:tcMar>
-              <w:top w:w="20" w:type="dxa"/>
-              <w:left w:w="20" w:type="dxa"/>
-              <w:bottom w:w="20" w:type="dxa"/>
-              <w:right w:w="20" w:type="dxa"/>
-            </w:tcMar>
+            <w:vAlign w:val="center"/>
             <w:hideMark/>
           </w:tcPr>
           <w:p>
             <w:pPr>
-              <w:widowControl w:val="0"/>
-              <w:spacing w:after="0"/>
-              <w:ind w:left="360"/>
-              <w:rPr>
-                <w:rFonts w:ascii="Times New Roman" w:hAnsi="Times New Roman"/>
+              <w:spacing w:after="0" w:line="240" w:lineRule="auto"/>
+              <w:ind w:firstLineChars="200" w:firstLine="480"/>
+              <w:rPr>
+                <w:rFonts w:ascii="Times New Roman" w:eastAsia="Times New Roman" w:hAnsi="Times New Roman"/>
+                <w:color w:val="000000"/>
                 <w:sz w:val="24"/>
                 <w:szCs w:val="24"/>
+                <w:lang w:val="ru-BY" w:eastAsia="ru-BY"/>
               </w:rPr>
             </w:pPr>
             <w:r>
               <w:rPr>
-                <w:rFonts w:ascii="Times New Roman" w:hAnsi="Times New Roman"/>
+                <w:rFonts w:ascii="Times New Roman" w:eastAsia="Times New Roman" w:hAnsi="Times New Roman"/>
+                <w:color w:val="000000"/>
                 <w:sz w:val="24"/>
                 <w:szCs w:val="24"/>
-              </w:rPr>
-              <w:t>Свыше 6600 до 7500 включительно</w:t>
+                <w:lang w:val="ru-BY" w:eastAsia="ru-BY"/>
+              </w:rPr>
+              <w:t>Свыше 297000 до 337500 включительно</w:t>
             </w:r>
           </w:p>
         </w:tc>
         <w:tc>
           <w:tcPr>
-            <w:tcW w:w="2409" w:type="dxa"/>
+            <w:tcW w:w="1707" w:type="pct"/>
             <w:tcBorders>
-              <w:top w:val="single" w:sz="4" w:space="0" w:color="000000"/>
-              <w:left w:val="single" w:sz="4" w:space="0" w:color="000000"/>
-              <w:bottom w:val="single" w:sz="4" w:space="0" w:color="000000"/>
-              <w:right w:val="single" w:sz="4" w:space="0" w:color="000000"/>
+              <w:top w:val="nil"/>
+              <w:left w:val="nil"/>
+              <w:bottom w:val="single" w:sz="4" w:space="0" w:color="auto"/>
+              <w:right w:val="single" w:sz="4" w:space="0" w:color="auto"/>
             </w:tcBorders>
-            <w:tcMar>
-              <w:top w:w="20" w:type="dxa"/>
-              <w:left w:w="20" w:type="dxa"/>
-              <w:bottom w:w="20" w:type="dxa"/>
-              <w:right w:w="20" w:type="dxa"/>
-            </w:tcMar>
+            <w:vAlign w:val="center"/>
             <w:hideMark/>
           </w:tcPr>
           <w:p>
             <w:pPr>
-              <w:widowControl w:val="0"/>
-              <w:spacing w:after="0"/>
-              <w:ind w:left="360"/>
+              <w:spacing w:after="0" w:line="240" w:lineRule="auto"/>
               <w:jc w:val="center"/>
               <w:rPr>
-                <w:rFonts w:ascii="Times New Roman" w:hAnsi="Times New Roman"/>
+                <w:rFonts w:ascii="Times New Roman" w:eastAsia="Times New Roman" w:hAnsi="Times New Roman"/>
+                <w:bCs/>
+                <w:i/>
+                <w:iCs/>
+                <w:color w:val="000000"/>
                 <w:sz w:val="24"/>
                 <w:szCs w:val="24"/>
+                <w:lang w:val="ru-BY" w:eastAsia="ru-BY"/>
               </w:rPr>
             </w:pPr>
             <w:r>
               <w:rPr>
-                <w:rFonts w:ascii="Times New Roman" w:hAnsi="Times New Roman"/>
+                <w:rFonts w:ascii="Times New Roman" w:eastAsia="Times New Roman" w:hAnsi="Times New Roman"/>
+                <w:bCs/>
+                <w:i/>
+                <w:iCs/>
+                <w:color w:val="000000"/>
                 <w:sz w:val="24"/>
                 <w:szCs w:val="24"/>
+                <w:lang w:val="ru-BY" w:eastAsia="ru-BY"/>
               </w:rPr>
               <w:t>2,2</w:t>
             </w:r>
@@ -8465,80 +8531,81 @@
       </w:tr>
       <w:tr>
         <w:trPr>
-          <w:trHeight w:val="227"/>
+          <w:trHeight w:val="315"/>
         </w:trPr>
         <w:tc>
           <w:tcPr>
-            <w:tcW w:w="8364" w:type="dxa"/>
+            <w:tcW w:w="3293" w:type="pct"/>
             <w:tcBorders>
-              <w:top w:val="single" w:sz="4" w:space="0" w:color="000000"/>
-              <w:left w:val="single" w:sz="4" w:space="0" w:color="000000"/>
-              <w:bottom w:val="single" w:sz="4" w:space="0" w:color="000000"/>
-              <w:right w:val="single" w:sz="4" w:space="0" w:color="000000"/>
+              <w:top w:val="nil"/>
+              <w:left w:val="single" w:sz="4" w:space="0" w:color="auto"/>
+              <w:bottom w:val="single" w:sz="4" w:space="0" w:color="auto"/>
+              <w:right w:val="single" w:sz="4" w:space="0" w:color="auto"/>
             </w:tcBorders>
-            <w:tcMar>
-              <w:top w:w="20" w:type="dxa"/>
-              <w:left w:w="20" w:type="dxa"/>
-              <w:bottom w:w="20" w:type="dxa"/>
-              <w:right w:w="20" w:type="dxa"/>
-            </w:tcMar>
+            <w:vAlign w:val="center"/>
             <w:hideMark/>
           </w:tcPr>
           <w:p>
             <w:pPr>
-              <w:widowControl w:val="0"/>
-              <w:spacing w:after="0"/>
-              <w:ind w:left="360"/>
-              <w:rPr>
-                <w:rFonts w:ascii="Times New Roman" w:hAnsi="Times New Roman"/>
+              <w:spacing w:after="0" w:line="240" w:lineRule="auto"/>
+              <w:ind w:firstLineChars="200" w:firstLine="480"/>
+              <w:rPr>
+                <w:rFonts w:ascii="Times New Roman" w:eastAsia="Times New Roman" w:hAnsi="Times New Roman"/>
+                <w:color w:val="000000"/>
                 <w:sz w:val="24"/>
                 <w:szCs w:val="24"/>
+                <w:lang w:val="ru-BY" w:eastAsia="ru-BY"/>
               </w:rPr>
             </w:pPr>
             <w:r>
               <w:rPr>
-                <w:rFonts w:ascii="Times New Roman" w:hAnsi="Times New Roman"/>
+                <w:rFonts w:ascii="Times New Roman" w:eastAsia="Times New Roman" w:hAnsi="Times New Roman"/>
+                <w:color w:val="000000"/>
                 <w:sz w:val="24"/>
                 <w:szCs w:val="24"/>
-              </w:rPr>
-              <w:t>Свыше 7500 до 8300 включительно</w:t>
+                <w:lang w:val="ru-BY" w:eastAsia="ru-BY"/>
+              </w:rPr>
+              <w:t>Свыше 337500 до 373500 включительно</w:t>
             </w:r>
           </w:p>
         </w:tc>
         <w:tc>
           <w:tcPr>
-            <w:tcW w:w="2409" w:type="dxa"/>
+            <w:tcW w:w="1707" w:type="pct"/>
             <w:tcBorders>
-              <w:top w:val="single" w:sz="4" w:space="0" w:color="000000"/>
-              <w:left w:val="single" w:sz="4" w:space="0" w:color="000000"/>
-              <w:bottom w:val="single" w:sz="4" w:space="0" w:color="000000"/>
-              <w:right w:val="single" w:sz="4" w:space="0" w:color="000000"/>
+              <w:top w:val="nil"/>
+              <w:left w:val="nil"/>
+              <w:bottom w:val="single" w:sz="4" w:space="0" w:color="auto"/>
+              <w:right w:val="single" w:sz="4" w:space="0" w:color="auto"/>
             </w:tcBorders>
-            <w:tcMar>
-              <w:top w:w="20" w:type="dxa"/>
-              <w:left w:w="20" w:type="dxa"/>
-              <w:bottom w:w="20" w:type="dxa"/>
-              <w:right w:w="20" w:type="dxa"/>
-            </w:tcMar>
+            <w:vAlign w:val="center"/>
             <w:hideMark/>
           </w:tcPr>
           <w:p>
             <w:pPr>
-              <w:widowControl w:val="0"/>
-              <w:spacing w:after="0"/>
-              <w:ind w:left="360"/>
+              <w:spacing w:after="0" w:line="240" w:lineRule="auto"/>
               <w:jc w:val="center"/>
               <w:rPr>
-                <w:rFonts w:ascii="Times New Roman" w:hAnsi="Times New Roman"/>
+                <w:rFonts w:ascii="Times New Roman" w:eastAsia="Times New Roman" w:hAnsi="Times New Roman"/>
+                <w:bCs/>
+                <w:i/>
+                <w:iCs/>
+                <w:color w:val="000000"/>
                 <w:sz w:val="24"/>
                 <w:szCs w:val="24"/>
+                <w:lang w:val="ru-BY" w:eastAsia="ru-BY"/>
               </w:rPr>
             </w:pPr>
             <w:r>
               <w:rPr>
-                <w:rFonts w:ascii="Times New Roman" w:hAnsi="Times New Roman"/>
+                <w:rFonts w:ascii="Times New Roman" w:eastAsia="Times New Roman" w:hAnsi="Times New Roman"/>
+                <w:bCs/>
+                <w:i/>
+                <w:iCs/>
+                <w:color w:val="000000"/>
                 <w:sz w:val="24"/>
                 <w:szCs w:val="24"/>
+                <w:lang w:val="ru-BY" w:eastAsia="ru-BY"/>
               </w:rPr>
               <w:t>2,1</w:t>
             </w:r>
@@ -8547,162 +8614,164 @@
       </w:tr>
       <w:tr>
         <w:trPr>
-          <w:trHeight w:val="227"/>
+          <w:trHeight w:val="315"/>
         </w:trPr>
         <w:tc>
           <w:tcPr>
-            <w:tcW w:w="8364" w:type="dxa"/>
+            <w:tcW w:w="3293" w:type="pct"/>
             <w:tcBorders>
-              <w:top w:val="single" w:sz="4" w:space="0" w:color="000000"/>
-              <w:left w:val="single" w:sz="4" w:space="0" w:color="000000"/>
-              <w:bottom w:val="single" w:sz="4" w:space="0" w:color="000000"/>
-              <w:right w:val="single" w:sz="4" w:space="0" w:color="000000"/>
+              <w:top w:val="nil"/>
+              <w:left w:val="single" w:sz="4" w:space="0" w:color="auto"/>
+              <w:bottom w:val="single" w:sz="4" w:space="0" w:color="auto"/>
+              <w:right w:val="single" w:sz="4" w:space="0" w:color="auto"/>
             </w:tcBorders>
-            <w:tcMar>
-              <w:top w:w="20" w:type="dxa"/>
-              <w:left w:w="20" w:type="dxa"/>
-              <w:bottom w:w="20" w:type="dxa"/>
-              <w:right w:w="20" w:type="dxa"/>
-            </w:tcMar>
+            <w:vAlign w:val="center"/>
             <w:hideMark/>
           </w:tcPr>
           <w:p>
             <w:pPr>
-              <w:widowControl w:val="0"/>
-              <w:spacing w:after="0"/>
-              <w:ind w:left="360"/>
-              <w:rPr>
-                <w:rFonts w:ascii="Times New Roman" w:hAnsi="Times New Roman"/>
+              <w:spacing w:after="0" w:line="240" w:lineRule="auto"/>
+              <w:ind w:firstLineChars="200" w:firstLine="480"/>
+              <w:rPr>
+                <w:rFonts w:ascii="Times New Roman" w:eastAsia="Times New Roman" w:hAnsi="Times New Roman"/>
+                <w:color w:val="000000"/>
                 <w:sz w:val="24"/>
                 <w:szCs w:val="24"/>
+                <w:lang w:val="ru-BY" w:eastAsia="ru-BY"/>
               </w:rPr>
             </w:pPr>
             <w:r>
               <w:rPr>
-                <w:rFonts w:ascii="Times New Roman" w:hAnsi="Times New Roman"/>
+                <w:rFonts w:ascii="Times New Roman" w:eastAsia="Times New Roman" w:hAnsi="Times New Roman"/>
+                <w:color w:val="000000"/>
                 <w:sz w:val="24"/>
                 <w:szCs w:val="24"/>
-              </w:rPr>
-              <w:t>Свыше 8300 до 9100 включительно</w:t>
+                <w:lang w:val="ru-BY" w:eastAsia="ru-BY"/>
+              </w:rPr>
+              <w:t>Свыше 373500 до 409500 включительно</w:t>
             </w:r>
           </w:p>
         </w:tc>
         <w:tc>
           <w:tcPr>
-            <w:tcW w:w="2409" w:type="dxa"/>
+            <w:tcW w:w="1707" w:type="pct"/>
             <w:tcBorders>
-              <w:top w:val="single" w:sz="4" w:space="0" w:color="000000"/>
-              <w:left w:val="single" w:sz="4" w:space="0" w:color="000000"/>
-              <w:bottom w:val="single" w:sz="4" w:space="0" w:color="000000"/>
-              <w:right w:val="single" w:sz="4" w:space="0" w:color="000000"/>
+              <w:top w:val="nil"/>
+              <w:left w:val="nil"/>
+              <w:bottom w:val="single" w:sz="4" w:space="0" w:color="auto"/>
+              <w:right w:val="single" w:sz="4" w:space="0" w:color="auto"/>
             </w:tcBorders>
-            <w:tcMar>
-              <w:top w:w="20" w:type="dxa"/>
-              <w:left w:w="20" w:type="dxa"/>
-              <w:bottom w:w="20" w:type="dxa"/>
-              <w:right w:w="20" w:type="dxa"/>
-            </w:tcMar>
+            <w:vAlign w:val="center"/>
             <w:hideMark/>
           </w:tcPr>
           <w:p>
             <w:pPr>
-              <w:widowControl w:val="0"/>
-              <w:spacing w:after="0"/>
-              <w:ind w:left="360"/>
+              <w:spacing w:after="0" w:line="240" w:lineRule="auto"/>
               <w:jc w:val="center"/>
               <w:rPr>
-                <w:rFonts w:ascii="Times New Roman" w:hAnsi="Times New Roman"/>
+                <w:rFonts w:ascii="Times New Roman" w:eastAsia="Times New Roman" w:hAnsi="Times New Roman"/>
+                <w:bCs/>
+                <w:i/>
+                <w:iCs/>
+                <w:color w:val="000000"/>
                 <w:sz w:val="24"/>
                 <w:szCs w:val="24"/>
+                <w:lang w:val="ru-BY" w:eastAsia="ru-BY"/>
               </w:rPr>
             </w:pPr>
             <w:r>
               <w:rPr>
-                <w:rFonts w:ascii="Times New Roman" w:hAnsi="Times New Roman"/>
+                <w:rFonts w:ascii="Times New Roman" w:eastAsia="Times New Roman" w:hAnsi="Times New Roman"/>
+                <w:bCs/>
+                <w:i/>
+                <w:iCs/>
+                <w:color w:val="000000"/>
                 <w:sz w:val="24"/>
                 <w:szCs w:val="24"/>
-              </w:rPr>
-              <w:t>2,0</w:t>
+                <w:lang w:val="ru-BY" w:eastAsia="ru-BY"/>
+              </w:rPr>
+              <w:t>2</w:t>
             </w:r>
           </w:p>
         </w:tc>
       </w:tr>
       <w:tr>
         <w:trPr>
-          <w:trHeight w:val="227"/>
+          <w:trHeight w:val="315"/>
         </w:trPr>
         <w:tc>
           <w:tcPr>
-            <w:tcW w:w="8364" w:type="dxa"/>
+            <w:tcW w:w="3293" w:type="pct"/>
             <w:tcBorders>
-              <w:top w:val="single" w:sz="4" w:space="0" w:color="000000"/>
-              <w:left w:val="single" w:sz="4" w:space="0" w:color="000000"/>
-              <w:bottom w:val="single" w:sz="4" w:space="0" w:color="000000"/>
-              <w:right w:val="single" w:sz="4" w:space="0" w:color="000000"/>
+              <w:top w:val="nil"/>
+              <w:left w:val="single" w:sz="4" w:space="0" w:color="auto"/>
+              <w:bottom w:val="single" w:sz="4" w:space="0" w:color="auto"/>
+              <w:right w:val="single" w:sz="4" w:space="0" w:color="auto"/>
             </w:tcBorders>
-            <w:tcMar>
-              <w:top w:w="20" w:type="dxa"/>
-              <w:left w:w="20" w:type="dxa"/>
-              <w:bottom w:w="20" w:type="dxa"/>
-              <w:right w:w="20" w:type="dxa"/>
-            </w:tcMar>
+            <w:vAlign w:val="center"/>
             <w:hideMark/>
           </w:tcPr>
           <w:p>
             <w:pPr>
-              <w:widowControl w:val="0"/>
-              <w:spacing w:after="0"/>
-              <w:ind w:left="360"/>
-              <w:rPr>
-                <w:rFonts w:ascii="Times New Roman" w:hAnsi="Times New Roman"/>
+              <w:spacing w:after="0" w:line="240" w:lineRule="auto"/>
+              <w:ind w:firstLineChars="200" w:firstLine="480"/>
+              <w:rPr>
+                <w:rFonts w:ascii="Times New Roman" w:eastAsia="Times New Roman" w:hAnsi="Times New Roman"/>
+                <w:color w:val="000000"/>
                 <w:sz w:val="24"/>
                 <w:szCs w:val="24"/>
+                <w:lang w:val="ru-BY" w:eastAsia="ru-BY"/>
               </w:rPr>
             </w:pPr>
             <w:r>
               <w:rPr>
-                <w:rFonts w:ascii="Times New Roman" w:hAnsi="Times New Roman"/>
+                <w:rFonts w:ascii="Times New Roman" w:eastAsia="Times New Roman" w:hAnsi="Times New Roman"/>
+                <w:color w:val="000000"/>
                 <w:sz w:val="24"/>
                 <w:szCs w:val="24"/>
-              </w:rPr>
-              <w:t>Свыше 9100 до 10000 включительно</w:t>
+                <w:lang w:val="ru-BY" w:eastAsia="ru-BY"/>
+              </w:rPr>
+              <w:t>Свыше 409500 до 450000 включительно</w:t>
             </w:r>
           </w:p>
         </w:tc>
         <w:tc>
           <w:tcPr>
-            <w:tcW w:w="2409" w:type="dxa"/>
+            <w:tcW w:w="1707" w:type="pct"/>
             <w:tcBorders>
-              <w:top w:val="single" w:sz="4" w:space="0" w:color="000000"/>
-              <w:left w:val="single" w:sz="4" w:space="0" w:color="000000"/>
-              <w:bottom w:val="single" w:sz="4" w:space="0" w:color="000000"/>
-              <w:right w:val="single" w:sz="4" w:space="0" w:color="000000"/>
+              <w:top w:val="nil"/>
+              <w:left w:val="nil"/>
+              <w:bottom w:val="single" w:sz="4" w:space="0" w:color="auto"/>
+              <w:right w:val="single" w:sz="4" w:space="0" w:color="auto"/>
             </w:tcBorders>
-            <w:tcMar>
-              <w:top w:w="20" w:type="dxa"/>
-              <w:left w:w="20" w:type="dxa"/>
-              <w:bottom w:w="20" w:type="dxa"/>
-              <w:right w:w="20" w:type="dxa"/>
-            </w:tcMar>
+            <w:vAlign w:val="center"/>
             <w:hideMark/>
           </w:tcPr>
           <w:p>
             <w:pPr>
-              <w:widowControl w:val="0"/>
-              <w:spacing w:after="0"/>
-              <w:ind w:left="360"/>
+              <w:spacing w:after="0" w:line="240" w:lineRule="auto"/>
               <w:jc w:val="center"/>
               <w:rPr>
-                <w:rFonts w:ascii="Times New Roman" w:hAnsi="Times New Roman"/>
+                <w:rFonts w:ascii="Times New Roman" w:eastAsia="Times New Roman" w:hAnsi="Times New Roman"/>
+                <w:bCs/>
+                <w:i/>
+                <w:iCs/>
+                <w:color w:val="000000"/>
                 <w:sz w:val="24"/>
                 <w:szCs w:val="24"/>
+                <w:lang w:val="ru-BY" w:eastAsia="ru-BY"/>
               </w:rPr>
             </w:pPr>
             <w:r>
               <w:rPr>
-                <w:rFonts w:ascii="Times New Roman" w:hAnsi="Times New Roman"/>
+                <w:rFonts w:ascii="Times New Roman" w:eastAsia="Times New Roman" w:hAnsi="Times New Roman"/>
+                <w:bCs/>
+                <w:i/>
+                <w:iCs/>
+                <w:color w:val="000000"/>
                 <w:sz w:val="24"/>
                 <w:szCs w:val="24"/>
+                <w:lang w:val="ru-BY" w:eastAsia="ru-BY"/>
               </w:rPr>
               <w:t>1,9</w:t>
             </w:r>
@@ -8711,80 +8780,81 @@
       </w:tr>
       <w:tr>
         <w:trPr>
-          <w:trHeight w:val="227"/>
+          <w:trHeight w:val="315"/>
         </w:trPr>
         <w:tc>
           <w:tcPr>
-            <w:tcW w:w="8364" w:type="dxa"/>
+            <w:tcW w:w="3293" w:type="pct"/>
             <w:tcBorders>
-              <w:top w:val="single" w:sz="4" w:space="0" w:color="000000"/>
-              <w:left w:val="single" w:sz="4" w:space="0" w:color="000000"/>
-              <w:bottom w:val="single" w:sz="4" w:space="0" w:color="000000"/>
-              <w:right w:val="single" w:sz="4" w:space="0" w:color="000000"/>
+              <w:top w:val="nil"/>
+              <w:left w:val="single" w:sz="4" w:space="0" w:color="auto"/>
+              <w:bottom w:val="single" w:sz="4" w:space="0" w:color="auto"/>
+              <w:right w:val="single" w:sz="4" w:space="0" w:color="auto"/>
             </w:tcBorders>
-            <w:tcMar>
-              <w:top w:w="20" w:type="dxa"/>
-              <w:left w:w="20" w:type="dxa"/>
-              <w:bottom w:w="20" w:type="dxa"/>
-              <w:right w:w="20" w:type="dxa"/>
-            </w:tcMar>
+            <w:vAlign w:val="center"/>
             <w:hideMark/>
           </w:tcPr>
           <w:p>
             <w:pPr>
-              <w:widowControl w:val="0"/>
-              <w:spacing w:after="0"/>
-              <w:ind w:left="360"/>
-              <w:rPr>
-                <w:rFonts w:ascii="Times New Roman" w:hAnsi="Times New Roman"/>
+              <w:spacing w:after="0" w:line="240" w:lineRule="auto"/>
+              <w:ind w:firstLineChars="200" w:firstLine="480"/>
+              <w:rPr>
+                <w:rFonts w:ascii="Times New Roman" w:eastAsia="Times New Roman" w:hAnsi="Times New Roman"/>
+                <w:color w:val="000000"/>
                 <w:sz w:val="24"/>
                 <w:szCs w:val="24"/>
+                <w:lang w:val="ru-BY" w:eastAsia="ru-BY"/>
               </w:rPr>
             </w:pPr>
             <w:r>
               <w:rPr>
-                <w:rFonts w:ascii="Times New Roman" w:hAnsi="Times New Roman"/>
+                <w:rFonts w:ascii="Times New Roman" w:eastAsia="Times New Roman" w:hAnsi="Times New Roman"/>
+                <w:color w:val="000000"/>
                 <w:sz w:val="24"/>
                 <w:szCs w:val="24"/>
-              </w:rPr>
-              <w:t>Свыше 10000 до 10500 включительно</w:t>
+                <w:lang w:val="ru-BY" w:eastAsia="ru-BY"/>
+              </w:rPr>
+              <w:t>Свыше 450000 до 472500 включительно</w:t>
             </w:r>
           </w:p>
         </w:tc>
         <w:tc>
           <w:tcPr>
-            <w:tcW w:w="2409" w:type="dxa"/>
+            <w:tcW w:w="1707" w:type="pct"/>
             <w:tcBorders>
-              <w:top w:val="single" w:sz="4" w:space="0" w:color="000000"/>
-              <w:left w:val="single" w:sz="4" w:space="0" w:color="000000"/>
-              <w:bottom w:val="single" w:sz="4" w:space="0" w:color="000000"/>
-              <w:right w:val="single" w:sz="4" w:space="0" w:color="000000"/>
+              <w:top w:val="nil"/>
+              <w:left w:val="nil"/>
+              <w:bottom w:val="single" w:sz="4" w:space="0" w:color="auto"/>
+              <w:right w:val="single" w:sz="4" w:space="0" w:color="auto"/>
             </w:tcBorders>
-            <w:tcMar>
-              <w:top w:w="20" w:type="dxa"/>
-              <w:left w:w="20" w:type="dxa"/>
-              <w:bottom w:w="20" w:type="dxa"/>
-              <w:right w:w="20" w:type="dxa"/>
-            </w:tcMar>
+            <w:vAlign w:val="center"/>
             <w:hideMark/>
           </w:tcPr>
           <w:p>
             <w:pPr>
-              <w:widowControl w:val="0"/>
-              <w:spacing w:after="0"/>
-              <w:ind w:left="360"/>
+              <w:spacing w:after="0" w:line="240" w:lineRule="auto"/>
               <w:jc w:val="center"/>
               <w:rPr>
-                <w:rFonts w:ascii="Times New Roman" w:hAnsi="Times New Roman"/>
+                <w:rFonts w:ascii="Times New Roman" w:eastAsia="Times New Roman" w:hAnsi="Times New Roman"/>
+                <w:bCs/>
+                <w:i/>
+                <w:iCs/>
+                <w:color w:val="000000"/>
                 <w:sz w:val="24"/>
                 <w:szCs w:val="24"/>
+                <w:lang w:val="ru-BY" w:eastAsia="ru-BY"/>
               </w:rPr>
             </w:pPr>
             <w:r>
               <w:rPr>
-                <w:rFonts w:ascii="Times New Roman" w:hAnsi="Times New Roman"/>
+                <w:rFonts w:ascii="Times New Roman" w:eastAsia="Times New Roman" w:hAnsi="Times New Roman"/>
+                <w:bCs/>
+                <w:i/>
+                <w:iCs/>
+                <w:color w:val="000000"/>
                 <w:sz w:val="24"/>
                 <w:szCs w:val="24"/>
+                <w:lang w:val="ru-BY" w:eastAsia="ru-BY"/>
               </w:rPr>
               <w:t>1,8</w:t>
             </w:r>
@@ -8793,80 +8863,81 @@
       </w:tr>
       <w:tr>
         <w:trPr>
-          <w:trHeight w:val="227"/>
+          <w:trHeight w:val="315"/>
         </w:trPr>
         <w:tc>
           <w:tcPr>
-            <w:tcW w:w="8364" w:type="dxa"/>
+            <w:tcW w:w="3293" w:type="pct"/>
             <w:tcBorders>
-              <w:top w:val="single" w:sz="4" w:space="0" w:color="000000"/>
-              <w:left w:val="single" w:sz="4" w:space="0" w:color="000000"/>
-              <w:bottom w:val="single" w:sz="4" w:space="0" w:color="000000"/>
-              <w:right w:val="single" w:sz="4" w:space="0" w:color="000000"/>
+              <w:top w:val="nil"/>
+              <w:left w:val="single" w:sz="4" w:space="0" w:color="auto"/>
+              <w:bottom w:val="single" w:sz="4" w:space="0" w:color="auto"/>
+              <w:right w:val="single" w:sz="4" w:space="0" w:color="auto"/>
             </w:tcBorders>
-            <w:tcMar>
-              <w:top w:w="20" w:type="dxa"/>
-              <w:left w:w="20" w:type="dxa"/>
-              <w:bottom w:w="20" w:type="dxa"/>
-              <w:right w:w="20" w:type="dxa"/>
-            </w:tcMar>
+            <w:vAlign w:val="center"/>
             <w:hideMark/>
           </w:tcPr>
           <w:p>
             <w:pPr>
-              <w:widowControl w:val="0"/>
-              <w:spacing w:after="0"/>
-              <w:ind w:left="360"/>
-              <w:rPr>
-                <w:rFonts w:ascii="Times New Roman" w:hAnsi="Times New Roman"/>
+              <w:spacing w:after="0" w:line="240" w:lineRule="auto"/>
+              <w:ind w:firstLineChars="200" w:firstLine="480"/>
+              <w:rPr>
+                <w:rFonts w:ascii="Times New Roman" w:eastAsia="Times New Roman" w:hAnsi="Times New Roman"/>
+                <w:color w:val="000000"/>
                 <w:sz w:val="24"/>
                 <w:szCs w:val="24"/>
+                <w:lang w:val="ru-BY" w:eastAsia="ru-BY"/>
               </w:rPr>
             </w:pPr>
             <w:r>
               <w:rPr>
-                <w:rFonts w:ascii="Times New Roman" w:hAnsi="Times New Roman"/>
+                <w:rFonts w:ascii="Times New Roman" w:eastAsia="Times New Roman" w:hAnsi="Times New Roman"/>
+                <w:color w:val="000000"/>
                 <w:sz w:val="24"/>
                 <w:szCs w:val="24"/>
-              </w:rPr>
-              <w:t>Свыше 10500 до 11600 включительно</w:t>
+                <w:lang w:val="ru-BY" w:eastAsia="ru-BY"/>
+              </w:rPr>
+              <w:t>Свыше 472500 до 522000 включительно</w:t>
             </w:r>
           </w:p>
         </w:tc>
         <w:tc>
           <w:tcPr>
-            <w:tcW w:w="2409" w:type="dxa"/>
+            <w:tcW w:w="1707" w:type="pct"/>
             <w:tcBorders>
-              <w:top w:val="single" w:sz="4" w:space="0" w:color="000000"/>
-              <w:left w:val="single" w:sz="4" w:space="0" w:color="000000"/>
-              <w:bottom w:val="single" w:sz="4" w:space="0" w:color="000000"/>
-              <w:right w:val="single" w:sz="4" w:space="0" w:color="000000"/>
+              <w:top w:val="nil"/>
+              <w:left w:val="nil"/>
+              <w:bottom w:val="single" w:sz="4" w:space="0" w:color="auto"/>
+              <w:right w:val="single" w:sz="4" w:space="0" w:color="auto"/>
             </w:tcBorders>
-            <w:tcMar>
-              <w:top w:w="20" w:type="dxa"/>
-              <w:left w:w="20" w:type="dxa"/>
-              <w:bottom w:w="20" w:type="dxa"/>
-              <w:right w:w="20" w:type="dxa"/>
-            </w:tcMar>
+            <w:vAlign w:val="center"/>
             <w:hideMark/>
           </w:tcPr>
           <w:p>
             <w:pPr>
-              <w:widowControl w:val="0"/>
-              <w:spacing w:after="0"/>
-              <w:ind w:left="360"/>
+              <w:spacing w:after="0" w:line="240" w:lineRule="auto"/>
               <w:jc w:val="center"/>
               <w:rPr>
-                <w:rFonts w:ascii="Times New Roman" w:hAnsi="Times New Roman"/>
+                <w:rFonts w:ascii="Times New Roman" w:eastAsia="Times New Roman" w:hAnsi="Times New Roman"/>
+                <w:bCs/>
+                <w:i/>
+                <w:iCs/>
+                <w:color w:val="000000"/>
                 <w:sz w:val="24"/>
                 <w:szCs w:val="24"/>
+                <w:lang w:val="ru-BY" w:eastAsia="ru-BY"/>
               </w:rPr>
             </w:pPr>
             <w:r>
               <w:rPr>
-                <w:rFonts w:ascii="Times New Roman" w:hAnsi="Times New Roman"/>
+                <w:rFonts w:ascii="Times New Roman" w:eastAsia="Times New Roman" w:hAnsi="Times New Roman"/>
+                <w:bCs/>
+                <w:i/>
+                <w:iCs/>
+                <w:color w:val="000000"/>
                 <w:sz w:val="24"/>
                 <w:szCs w:val="24"/>
+                <w:lang w:val="ru-BY" w:eastAsia="ru-BY"/>
               </w:rPr>
               <w:t>1,7</w:t>
             </w:r>
@@ -8875,80 +8946,81 @@
       </w:tr>
       <w:tr>
         <w:trPr>
-          <w:trHeight w:val="227"/>
+          <w:trHeight w:val="315"/>
         </w:trPr>
         <w:tc>
           <w:tcPr>
-            <w:tcW w:w="8364" w:type="dxa"/>
+            <w:tcW w:w="3293" w:type="pct"/>
             <w:tcBorders>
-              <w:top w:val="single" w:sz="4" w:space="0" w:color="000000"/>
-              <w:left w:val="single" w:sz="4" w:space="0" w:color="000000"/>
-              <w:bottom w:val="single" w:sz="4" w:space="0" w:color="000000"/>
-              <w:right w:val="single" w:sz="4" w:space="0" w:color="000000"/>
+              <w:top w:val="nil"/>
+              <w:left w:val="single" w:sz="4" w:space="0" w:color="auto"/>
+              <w:bottom w:val="single" w:sz="4" w:space="0" w:color="auto"/>
+              <w:right w:val="single" w:sz="4" w:space="0" w:color="auto"/>
             </w:tcBorders>
-            <w:tcMar>
-              <w:top w:w="20" w:type="dxa"/>
-              <w:left w:w="20" w:type="dxa"/>
-              <w:bottom w:w="20" w:type="dxa"/>
-              <w:right w:w="20" w:type="dxa"/>
-            </w:tcMar>
+            <w:vAlign w:val="center"/>
             <w:hideMark/>
           </w:tcPr>
           <w:p>
             <w:pPr>
-              <w:widowControl w:val="0"/>
-              <w:spacing w:after="0"/>
-              <w:ind w:left="360"/>
-              <w:rPr>
-                <w:rFonts w:ascii="Times New Roman" w:hAnsi="Times New Roman"/>
+              <w:spacing w:after="0" w:line="240" w:lineRule="auto"/>
+              <w:ind w:firstLineChars="200" w:firstLine="480"/>
+              <w:rPr>
+                <w:rFonts w:ascii="Times New Roman" w:eastAsia="Times New Roman" w:hAnsi="Times New Roman"/>
+                <w:color w:val="000000"/>
                 <w:sz w:val="24"/>
                 <w:szCs w:val="24"/>
+                <w:lang w:val="ru-BY" w:eastAsia="ru-BY"/>
               </w:rPr>
             </w:pPr>
             <w:r>
               <w:rPr>
-                <w:rFonts w:ascii="Times New Roman" w:hAnsi="Times New Roman"/>
+                <w:rFonts w:ascii="Times New Roman" w:eastAsia="Times New Roman" w:hAnsi="Times New Roman"/>
+                <w:color w:val="000000"/>
                 <w:sz w:val="24"/>
                 <w:szCs w:val="24"/>
-              </w:rPr>
-              <w:t>Свыше 11600 до 12400 включительно</w:t>
+                <w:lang w:val="ru-BY" w:eastAsia="ru-BY"/>
+              </w:rPr>
+              <w:t>Свыше 522000 до 558000 включительно</w:t>
             </w:r>
           </w:p>
         </w:tc>
         <w:tc>
           <w:tcPr>
-            <w:tcW w:w="2409" w:type="dxa"/>
+            <w:tcW w:w="1707" w:type="pct"/>
             <w:tcBorders>
-              <w:top w:val="single" w:sz="4" w:space="0" w:color="000000"/>
-              <w:left w:val="single" w:sz="4" w:space="0" w:color="000000"/>
-              <w:bottom w:val="single" w:sz="4" w:space="0" w:color="000000"/>
-              <w:right w:val="single" w:sz="4" w:space="0" w:color="000000"/>
+              <w:top w:val="nil"/>
+              <w:left w:val="nil"/>
+              <w:bottom w:val="single" w:sz="4" w:space="0" w:color="auto"/>
+              <w:right w:val="single" w:sz="4" w:space="0" w:color="auto"/>
             </w:tcBorders>
-            <w:tcMar>
-              <w:top w:w="20" w:type="dxa"/>
-              <w:left w:w="20" w:type="dxa"/>
-              <w:bottom w:w="20" w:type="dxa"/>
-              <w:right w:w="20" w:type="dxa"/>
-            </w:tcMar>
+            <w:vAlign w:val="center"/>
             <w:hideMark/>
           </w:tcPr>
           <w:p>
             <w:pPr>
-              <w:widowControl w:val="0"/>
-              <w:spacing w:after="0"/>
-              <w:ind w:left="360"/>
+              <w:spacing w:after="0" w:line="240" w:lineRule="auto"/>
               <w:jc w:val="center"/>
               <w:rPr>
-                <w:rFonts w:ascii="Times New Roman" w:hAnsi="Times New Roman"/>
+                <w:rFonts w:ascii="Times New Roman" w:eastAsia="Times New Roman" w:hAnsi="Times New Roman"/>
+                <w:bCs/>
+                <w:i/>
+                <w:iCs/>
+                <w:color w:val="000000"/>
                 <w:sz w:val="24"/>
                 <w:szCs w:val="24"/>
+                <w:lang w:val="ru-BY" w:eastAsia="ru-BY"/>
               </w:rPr>
             </w:pPr>
             <w:r>
               <w:rPr>
-                <w:rFonts w:ascii="Times New Roman" w:hAnsi="Times New Roman"/>
+                <w:rFonts w:ascii="Times New Roman" w:eastAsia="Times New Roman" w:hAnsi="Times New Roman"/>
+                <w:bCs/>
+                <w:i/>
+                <w:iCs/>
+                <w:color w:val="000000"/>
                 <w:sz w:val="24"/>
                 <w:szCs w:val="24"/>
+                <w:lang w:val="ru-BY" w:eastAsia="ru-BY"/>
               </w:rPr>
               <w:t>1,6</w:t>
             </w:r>
@@ -8957,80 +9029,81 @@
       </w:tr>
       <w:tr>
         <w:trPr>
-          <w:trHeight w:val="227"/>
+          <w:trHeight w:val="315"/>
         </w:trPr>
         <w:tc>
           <w:tcPr>
-            <w:tcW w:w="8364" w:type="dxa"/>
+            <w:tcW w:w="3293" w:type="pct"/>
             <w:tcBorders>
-              <w:top w:val="single" w:sz="4" w:space="0" w:color="000000"/>
-              <w:left w:val="single" w:sz="4" w:space="0" w:color="000000"/>
-              <w:bottom w:val="single" w:sz="4" w:space="0" w:color="000000"/>
-              <w:right w:val="single" w:sz="4" w:space="0" w:color="000000"/>
+              <w:top w:val="nil"/>
+              <w:left w:val="single" w:sz="4" w:space="0" w:color="auto"/>
+              <w:bottom w:val="single" w:sz="4" w:space="0" w:color="auto"/>
+              <w:right w:val="single" w:sz="4" w:space="0" w:color="auto"/>
             </w:tcBorders>
-            <w:tcMar>
-              <w:top w:w="20" w:type="dxa"/>
-              <w:left w:w="20" w:type="dxa"/>
-              <w:bottom w:w="20" w:type="dxa"/>
-              <w:right w:w="20" w:type="dxa"/>
-            </w:tcMar>
+            <w:vAlign w:val="center"/>
             <w:hideMark/>
           </w:tcPr>
           <w:p>
             <w:pPr>
-              <w:widowControl w:val="0"/>
-              <w:spacing w:after="0"/>
-              <w:ind w:left="360"/>
-              <w:rPr>
-                <w:rFonts w:ascii="Times New Roman" w:hAnsi="Times New Roman"/>
+              <w:spacing w:after="0" w:line="240" w:lineRule="auto"/>
+              <w:ind w:firstLineChars="200" w:firstLine="480"/>
+              <w:rPr>
+                <w:rFonts w:ascii="Times New Roman" w:eastAsia="Times New Roman" w:hAnsi="Times New Roman"/>
+                <w:color w:val="000000"/>
                 <w:sz w:val="24"/>
                 <w:szCs w:val="24"/>
+                <w:lang w:val="ru-BY" w:eastAsia="ru-BY"/>
               </w:rPr>
             </w:pPr>
             <w:r>
               <w:rPr>
-                <w:rFonts w:ascii="Times New Roman" w:hAnsi="Times New Roman"/>
+                <w:rFonts w:ascii="Times New Roman" w:eastAsia="Times New Roman" w:hAnsi="Times New Roman"/>
+                <w:color w:val="000000"/>
                 <w:sz w:val="24"/>
                 <w:szCs w:val="24"/>
-              </w:rPr>
-              <w:t xml:space="preserve">Свыше 12400 </w:t>
+                <w:lang w:val="ru-BY" w:eastAsia="ru-BY"/>
+              </w:rPr>
+              <w:t xml:space="preserve">Свыше 558000 </w:t>
             </w:r>
           </w:p>
         </w:tc>
         <w:tc>
           <w:tcPr>
-            <w:tcW w:w="2409" w:type="dxa"/>
+            <w:tcW w:w="1707" w:type="pct"/>
             <w:tcBorders>
-              <w:top w:val="single" w:sz="4" w:space="0" w:color="000000"/>
-              <w:left w:val="single" w:sz="4" w:space="0" w:color="000000"/>
-              <w:bottom w:val="single" w:sz="4" w:space="0" w:color="000000"/>
-              <w:right w:val="single" w:sz="4" w:space="0" w:color="000000"/>
+              <w:top w:val="nil"/>
+              <w:left w:val="nil"/>
+              <w:bottom w:val="single" w:sz="4" w:space="0" w:color="auto"/>
+              <w:right w:val="single" w:sz="4" w:space="0" w:color="auto"/>
             </w:tcBorders>
-            <w:tcMar>
-              <w:top w:w="20" w:type="dxa"/>
-              <w:left w:w="20" w:type="dxa"/>
-              <w:bottom w:w="20" w:type="dxa"/>
-              <w:right w:w="20" w:type="dxa"/>
-            </w:tcMar>
+            <w:vAlign w:val="center"/>
             <w:hideMark/>
           </w:tcPr>
           <w:p>
             <w:pPr>
-              <w:widowControl w:val="0"/>
-              <w:spacing w:after="0"/>
-              <w:ind w:left="360"/>
+              <w:spacing w:after="0" w:line="240" w:lineRule="auto"/>
               <w:jc w:val="center"/>
               <w:rPr>
-                <w:rFonts w:ascii="Times New Roman" w:hAnsi="Times New Roman"/>
+                <w:rFonts w:ascii="Times New Roman" w:eastAsia="Times New Roman" w:hAnsi="Times New Roman"/>
+                <w:bCs/>
+                <w:i/>
+                <w:iCs/>
+                <w:color w:val="000000"/>
                 <w:sz w:val="24"/>
                 <w:szCs w:val="24"/>
+                <w:lang w:val="ru-BY" w:eastAsia="ru-BY"/>
               </w:rPr>
             </w:pPr>
             <w:r>
               <w:rPr>
-                <w:rFonts w:ascii="Times New Roman" w:hAnsi="Times New Roman"/>
+                <w:rFonts w:ascii="Times New Roman" w:eastAsia="Times New Roman" w:hAnsi="Times New Roman"/>
+                <w:bCs/>
+                <w:i/>
+                <w:iCs/>
+                <w:color w:val="000000"/>
                 <w:sz w:val="24"/>
                 <w:szCs w:val="24"/>
+                <w:lang w:val="ru-BY" w:eastAsia="ru-BY"/>
               </w:rPr>
               <w:t>1,5</w:t>
             </w:r>
@@ -9052,12 +9125,12 @@
           <w:szCs w:val="12"/>
         </w:rPr>
       </w:pPr>
-      <w:bookmarkStart w:id="16" w:name="40"/>
-      <w:bookmarkStart w:id="17" w:name="41"/>
-      <w:bookmarkStart w:id="18" w:name="42"/>
+      <w:bookmarkStart w:id="15" w:name="40"/>
+      <w:bookmarkStart w:id="16" w:name="41"/>
+      <w:bookmarkStart w:id="17" w:name="42"/>
+      <w:bookmarkEnd w:id="15"/>
       <w:bookmarkEnd w:id="16"/>
       <w:bookmarkEnd w:id="17"/>
-      <w:bookmarkEnd w:id="18"/>
       <w:r>
         <w:rPr>
           <w:rFonts w:ascii="Times New Roman" w:hAnsi="Times New Roman"/>
@@ -9178,21 +9251,22 @@
         <w:autoSpaceDE w:val="0"/>
         <w:autoSpaceDN w:val="0"/>
         <w:spacing w:after="0" w:line="240" w:lineRule="auto"/>
-        <w:jc w:val="both"/>
-        <w:rPr>
-          <w:rFonts w:ascii="Times New Roman" w:eastAsia="Times New Roman" w:hAnsi="Times New Roman"/>
-          <w:sz w:val="24"/>
-          <w:szCs w:val="24"/>
-          <w:lang w:eastAsia="ru-RU"/>
-        </w:rPr>
-      </w:pPr>
-      <w:r>
-        <w:rPr>
-          <w:rFonts w:ascii="Times New Roman" w:hAnsi="Times New Roman"/>
-          <w:sz w:val="24"/>
-          <w:szCs w:val="24"/>
-        </w:rPr>
-        <w:t xml:space="preserve">  5. Настоящее приложение составлено в двух экземплярах по одному для каждой из Сторон и является неотъемлемой частью Договора </w:t>
+        <w:ind w:firstLine="360"/>
+        <w:jc w:val="both"/>
+        <w:rPr>
+          <w:rFonts w:ascii="Times New Roman" w:eastAsia="Times New Roman" w:hAnsi="Times New Roman"/>
+          <w:sz w:val="24"/>
+          <w:szCs w:val="24"/>
+          <w:lang w:eastAsia="ru-RU"/>
+        </w:rPr>
+      </w:pPr>
+      <w:r>
+        <w:rPr>
+          <w:rFonts w:ascii="Times New Roman" w:hAnsi="Times New Roman"/>
+          <w:sz w:val="24"/>
+          <w:szCs w:val="24"/>
+        </w:rPr>
+        <w:t xml:space="preserve">Настоящее приложение составлено в двух экземплярах по одному для каждой из Сторон и является неотъемлемой частью Договора </w:t>
       </w:r>
       <w:r>
         <w:rPr>
@@ -10202,6 +10276,7 @@
   <w:style w:type="character" w:default="1" w:styleId="a0">
     <w:name w:val="Default Paragraph Font"/>
     <w:uiPriority w:val="1"/>
+    <w:semiHidden/>
     <w:unhideWhenUsed/>
   </w:style>
   <w:style w:type="table" w:default="1" w:styleId="a1">
@@ -10504,6 +10579,19 @@
       <w:shd w:val="clear" w:color="auto" w:fill="E1DFDD"/>
     </w:rPr>
   </w:style>
+  <w:style w:type="paragraph" w:styleId="af3">
+    <w:name w:val="No Spacing"/>
+    <w:uiPriority w:val="1"/>
+    <w:qFormat/>
+    <w:rsid w:val="0071020B"/>
+    <w:pPr>
+      <w:spacing w:after="0" w:line="240" w:lineRule="auto"/>
+    </w:pPr>
+    <w:rPr>
+      <w:rFonts w:ascii="Calibri" w:eastAsia="Calibri" w:hAnsi="Calibri" w:cs="Times New Roman"/>
+      <w:lang w:val="ru-RU"/>
+    </w:rPr>
+  </w:style>
 </w:styles>
 </file>
 

--- a/templates/working/Договор_физ_лица_коммерция.docx
+++ b/templates/working/Договор_физ_лица_коммерция.docx
@@ -1,6 +1,6 @@
 
 <file path=word/document.xml><?xml version="1.0" encoding="utf-8"?>
-<w:document xmlns:wpc="http://schemas.microsoft.com/office/word/2010/wordprocessingCanvas" xmlns:cx="http://schemas.microsoft.com/office/drawing/2014/chartex" xmlns:cx1="http://schemas.microsoft.com/office/drawing/2015/9/8/chartex" xmlns:cx2="http://schemas.microsoft.com/office/drawing/2015/10/21/chartex" xmlns:cx3="http://schemas.microsoft.com/office/drawing/2016/5/9/chartex" xmlns:cx4="http://schemas.microsoft.com/office/drawing/2016/5/10/chartex" xmlns:cx5="http://schemas.microsoft.com/office/drawing/2016/5/11/chartex" xmlns:cx6="http://schemas.microsoft.com/office/drawing/2016/5/12/chartex" xmlns:cx7="http://schemas.microsoft.com/office/drawing/2016/5/13/chartex" xmlns:cx8="http://schemas.microsoft.com/office/drawing/2016/5/14/chartex" xmlns:mc="http://schemas.openxmlformats.org/markup-compatibility/2006" xmlns:aink="http://schemas.microsoft.com/office/drawing/2016/ink" xmlns:am3d="http://schemas.microsoft.com/office/drawing/2017/model3d" xmlns:o="urn:schemas-microsoft-com:office:office" xmlns:oel="http://schemas.microsoft.com/office/2019/extlst" xmlns:r="http://schemas.openxmlformats.org/officeDocument/2006/relationships" xmlns:m="http://schemas.openxmlformats.org/officeDocument/2006/math" xmlns:v="urn:schemas-microsoft-com:vml" xmlns:wp14="http://schemas.microsoft.com/office/word/2010/wordprocessingDrawing" xmlns:wp="http://schemas.openxmlformats.org/drawingml/2006/wordprocessingDrawing" xmlns:w10="urn:schemas-microsoft-com:office:word" xmlns:w="http://schemas.openxmlformats.org/wordprocessingml/2006/main" xmlns:w14="http://schemas.microsoft.com/office/word/2010/wordml" xmlns:w15="http://schemas.microsoft.com/office/word/2012/wordml" xmlns:w16cex="http://schemas.microsoft.com/office/word/2018/wordml/cex" xmlns:w16cid="http://schemas.microsoft.com/office/word/2016/wordml/cid" xmlns:w16="http://schemas.microsoft.com/office/word/2018/wordml" xmlns:w16du="http://schemas.microsoft.com/office/word/2023/wordml/word16du" xmlns:w16sdtdh="http://schemas.microsoft.com/office/word/2020/wordml/sdtdatahash" xmlns:w16sdtfl="http://schemas.microsoft.com/office/word/2024/wordml/sdtformatlock" xmlns:w16se="http://schemas.microsoft.com/office/word/2015/wordml/symex" xmlns:wpg="http://schemas.microsoft.com/office/word/2010/wordprocessingGroup" xmlns:wpi="http://schemas.microsoft.com/office/word/2010/wordprocessingInk" xmlns:wne="http://schemas.microsoft.com/office/word/2006/wordml" xmlns:wps="http://schemas.microsoft.com/office/word/2010/wordprocessingShape" mc:Ignorable="w14 w15 w16se w16cid w16 w16cex w16sdtdh w16sdtfl w16du wp14">
+<w:document xmlns:wpc="http://schemas.microsoft.com/office/word/2010/wordprocessingCanvas" xmlns:cx="http://schemas.microsoft.com/office/drawing/2014/chartex" xmlns:cx1="http://schemas.microsoft.com/office/drawing/2015/9/8/chartex" xmlns:cx2="http://schemas.microsoft.com/office/drawing/2015/10/21/chartex" xmlns:cx3="http://schemas.microsoft.com/office/drawing/2016/5/9/chartex" xmlns:cx4="http://schemas.microsoft.com/office/drawing/2016/5/10/chartex" xmlns:cx5="http://schemas.microsoft.com/office/drawing/2016/5/11/chartex" xmlns:cx6="http://schemas.microsoft.com/office/drawing/2016/5/12/chartex" xmlns:cx7="http://schemas.microsoft.com/office/drawing/2016/5/13/chartex" xmlns:cx8="http://schemas.microsoft.com/office/drawing/2016/5/14/chartex" xmlns:mc="http://schemas.openxmlformats.org/markup-compatibility/2006" xmlns:aink="http://schemas.microsoft.com/office/drawing/2016/ink" xmlns:am3d="http://schemas.microsoft.com/office/drawing/2017/model3d" xmlns:o="urn:schemas-microsoft-com:office:office" xmlns:r="http://schemas.openxmlformats.org/officeDocument/2006/relationships" xmlns:m="http://schemas.openxmlformats.org/officeDocument/2006/math" xmlns:v="urn:schemas-microsoft-com:vml" xmlns:wp14="http://schemas.microsoft.com/office/word/2010/wordprocessingDrawing" xmlns:wp="http://schemas.openxmlformats.org/drawingml/2006/wordprocessingDrawing" xmlns:w10="urn:schemas-microsoft-com:office:word" xmlns:w="http://schemas.openxmlformats.org/wordprocessingml/2006/main" xmlns:w14="http://schemas.microsoft.com/office/word/2010/wordml" xmlns:w15="http://schemas.microsoft.com/office/word/2012/wordml" xmlns:w16cex="http://schemas.microsoft.com/office/word/2018/wordml/cex" xmlns:w16cid="http://schemas.microsoft.com/office/word/2016/wordml/cid" xmlns:w16="http://schemas.microsoft.com/office/word/2018/wordml" xmlns:w16sdtdh="http://schemas.microsoft.com/office/word/2020/wordml/sdtdatahash" xmlns:w16se="http://schemas.microsoft.com/office/word/2015/wordml/symex" xmlns:wpg="http://schemas.microsoft.com/office/word/2010/wordprocessingGroup" xmlns:wpi="http://schemas.microsoft.com/office/word/2010/wordprocessingInk" xmlns:wne="http://schemas.microsoft.com/office/word/2006/wordml" xmlns:wps="http://schemas.microsoft.com/office/word/2010/wordprocessingShape" mc:Ignorable="w14 w15 w16se w16cid w16 w16cex w16sdtdh wp14">
   <w:body>
     <w:p>
       <w:pPr>
@@ -203,7 +203,6 @@
         <w:t>{</w:t>
       </w:r>
       <w:proofErr w:type="spellStart"/>
-      <w:proofErr w:type="gramStart"/>
       <w:r>
         <w:rPr>
           <w:rFonts w:ascii="Times New Roman" w:eastAsia="Times New Roman" w:hAnsi="Times New Roman"/>
@@ -223,7 +222,6 @@
         </w:rPr>
         <w:t>}}г</w:t>
       </w:r>
-      <w:proofErr w:type="gramEnd"/>
     </w:p>
     <w:p>
       <w:pPr>
@@ -273,7 +271,106 @@
           <w:szCs w:val="24"/>
           <w:lang w:eastAsia="ru-RU"/>
         </w:rPr>
-        <w:t xml:space="preserve">}}, </w:t>
+        <w:t>}}</w:t>
+      </w:r>
+      <w:r>
+        <w:rPr>
+          <w:rFonts w:ascii="Times New Roman" w:eastAsia="Times New Roman" w:hAnsi="Times New Roman"/>
+          <w:sz w:val="24"/>
+          <w:szCs w:val="24"/>
+          <w:lang w:eastAsia="ru-RU"/>
+        </w:rPr>
+        <w:t>{{#seller.poaNumber}}, действующий(</w:t>
+      </w:r>
+      <w:proofErr w:type="spellStart"/>
+      <w:r>
+        <w:rPr>
+          <w:rFonts w:ascii="Times New Roman" w:eastAsia="Times New Roman" w:hAnsi="Times New Roman"/>
+          <w:sz w:val="24"/>
+          <w:szCs w:val="24"/>
+          <w:lang w:eastAsia="ru-RU"/>
+        </w:rPr>
+        <w:t>ая</w:t>
+      </w:r>
+      <w:proofErr w:type="spellEnd"/>
+      <w:r>
+        <w:rPr>
+          <w:rFonts w:ascii="Times New Roman" w:eastAsia="Times New Roman" w:hAnsi="Times New Roman"/>
+          <w:sz w:val="24"/>
+          <w:szCs w:val="24"/>
+          <w:lang w:eastAsia="ru-RU"/>
+        </w:rPr>
+        <w:t>) на основании доверенности №{{</w:t>
+      </w:r>
+      <w:proofErr w:type="spellStart"/>
+      <w:r>
+        <w:rPr>
+          <w:rFonts w:ascii="Times New Roman" w:eastAsia="Times New Roman" w:hAnsi="Times New Roman"/>
+          <w:sz w:val="24"/>
+          <w:szCs w:val="24"/>
+          <w:lang w:eastAsia="ru-RU"/>
+        </w:rPr>
+        <w:t>seller.poaNumber</w:t>
+      </w:r>
+      <w:proofErr w:type="spellEnd"/>
+      <w:r>
+        <w:rPr>
+          <w:rFonts w:ascii="Times New Roman" w:eastAsia="Times New Roman" w:hAnsi="Times New Roman"/>
+          <w:sz w:val="24"/>
+          <w:szCs w:val="24"/>
+          <w:lang w:eastAsia="ru-RU"/>
+        </w:rPr>
+        <w:t>}} от {{</w:t>
+      </w:r>
+      <w:proofErr w:type="spellStart"/>
+      <w:r>
+        <w:rPr>
+          <w:rFonts w:ascii="Times New Roman" w:eastAsia="Times New Roman" w:hAnsi="Times New Roman"/>
+          <w:sz w:val="24"/>
+          <w:szCs w:val="24"/>
+          <w:lang w:eastAsia="ru-RU"/>
+        </w:rPr>
+        <w:t>seller.poaDate</w:t>
+      </w:r>
+      <w:proofErr w:type="spellEnd"/>
+      <w:r>
+        <w:rPr>
+          <w:rFonts w:ascii="Times New Roman" w:eastAsia="Times New Roman" w:hAnsi="Times New Roman"/>
+          <w:sz w:val="24"/>
+          <w:szCs w:val="24"/>
+          <w:lang w:eastAsia="ru-RU"/>
+        </w:rPr>
+        <w:t>}}{{/</w:t>
+      </w:r>
+      <w:proofErr w:type="spellStart"/>
+      <w:r>
+        <w:rPr>
+          <w:rFonts w:ascii="Times New Roman" w:eastAsia="Times New Roman" w:hAnsi="Times New Roman"/>
+          <w:sz w:val="24"/>
+          <w:szCs w:val="24"/>
+          <w:lang w:eastAsia="ru-RU"/>
+        </w:rPr>
+        <w:t>seller.poaNumber</w:t>
+      </w:r>
+      <w:proofErr w:type="spellEnd"/>
+      <w:r>
+        <w:rPr>
+          <w:rFonts w:ascii="Times New Roman" w:eastAsia="Times New Roman" w:hAnsi="Times New Roman"/>
+          <w:sz w:val="24"/>
+          <w:szCs w:val="24"/>
+          <w:lang w:eastAsia="ru-RU"/>
+        </w:rPr>
+        <w:t>}}</w:t>
+      </w:r>
+      <w:r>
+        <w:rPr>
+          <w:rFonts w:ascii="Times New Roman" w:eastAsia="Times New Roman" w:hAnsi="Times New Roman"/>
+          <w:b/>
+          <w:sz w:val="24"/>
+          <w:szCs w:val="24"/>
+          <w:lang w:eastAsia="ru-RU"/>
+        </w:rPr>
+        <w:t xml:space="preserve">, </w:t>
       </w:r>
       <w:r>
         <w:rPr>
@@ -1262,7 +1359,6 @@
         <w:t xml:space="preserve"> ({{</w:t>
       </w:r>
       <w:proofErr w:type="spellStart"/>
-      <w:proofErr w:type="gramStart"/>
       <w:r>
         <w:rPr>
           <w:rFonts w:ascii="Times New Roman" w:eastAsia="Times New Roman" w:hAnsi="Times New Roman"/>
@@ -1273,7 +1369,6 @@
         <w:t>property.priceWords</w:t>
       </w:r>
       <w:proofErr w:type="spellEnd"/>
-      <w:proofErr w:type="gramEnd"/>
       <w:r>
         <w:rPr>
           <w:rFonts w:ascii="Times New Roman" w:eastAsia="Times New Roman" w:hAnsi="Times New Roman"/>
@@ -2128,6 +2223,7 @@
           <w:sz w:val="24"/>
           <w:szCs w:val="24"/>
         </w:rPr>
+        <w:lastRenderedPageBreak/>
         <w:t>3.1.1.</w:t>
       </w:r>
       <w:r>
@@ -2165,17 +2261,7 @@
           <w:szCs w:val="24"/>
           <w:lang w:eastAsia="ru-RU"/>
         </w:rPr>
-        <w:t xml:space="preserve"> </w:t>
-      </w:r>
-      <w:r>
-        <w:rPr>
-          <w:rFonts w:ascii="Times New Roman" w:eastAsia="Times New Roman" w:hAnsi="Times New Roman"/>
-          <w:sz w:val="24"/>
-          <w:szCs w:val="24"/>
-          <w:lang w:eastAsia="ru-RU"/>
-        </w:rPr>
-        <w:lastRenderedPageBreak/>
-        <w:t>Информировать Потребителя о нормативных правовых актах, регулирующих вопросы, связанные с объектами недвижимого имущества;</w:t>
+        <w:t xml:space="preserve"> Информировать Потребителя о нормативных правовых актах, регулирующих вопросы, связанные с объектами недвижимого имущества;</w:t>
       </w:r>
     </w:p>
     <w:p>
@@ -3228,6 +3314,7 @@
           <w:szCs w:val="24"/>
           <w:lang w:eastAsia="ru-RU"/>
         </w:rPr>
+        <w:lastRenderedPageBreak/>
         <w:t>3.2.</w:t>
       </w:r>
       <w:r>
@@ -3264,17 +3351,7 @@
           <w:szCs w:val="24"/>
           <w:lang w:eastAsia="ru-RU"/>
         </w:rPr>
-        <w:t xml:space="preserve"> письменном виде сообщать Исполнителю о возникновении всех обстоятельств, которые   могут повлиять на исполнение или надлежащее исполнение настоящего договора, в том числе </w:t>
-      </w:r>
-      <w:r>
-        <w:rPr>
-          <w:rFonts w:ascii="Times New Roman" w:eastAsia="Times New Roman" w:hAnsi="Times New Roman"/>
-          <w:sz w:val="24"/>
-          <w:szCs w:val="24"/>
-          <w:lang w:eastAsia="ru-RU"/>
-        </w:rPr>
-        <w:lastRenderedPageBreak/>
-        <w:t>об изменении стоимости, по которой объект недвижимого</w:t>
+        <w:t xml:space="preserve"> письменном виде сообщать Исполнителю о возникновении всех обстоятельств, которые   могут повлиять на исполнение или надлежащее исполнение настоящего договора, в том числе об изменении стоимости, по которой объект недвижимого</w:t>
       </w:r>
       <w:r>
         <w:rPr>
@@ -4217,6 +4294,7 @@
         <w:t>endDateText</w:t>
       </w:r>
       <w:proofErr w:type="spellEnd"/>
+      <w:proofErr w:type="gramEnd"/>
       <w:r>
         <w:rPr>
           <w:rFonts w:ascii="Times New Roman" w:eastAsia="Times New Roman" w:hAnsi="Times New Roman"/>
@@ -4235,7 +4313,6 @@
         </w:rPr>
         <w:t>г.</w:t>
       </w:r>
-      <w:proofErr w:type="gramEnd"/>
     </w:p>
     <w:p>
       <w:pPr>
@@ -4494,6 +4571,7 @@
           <w:szCs w:val="24"/>
           <w:lang w:eastAsia="ru-RU"/>
         </w:rPr>
+        <w:lastRenderedPageBreak/>
         <w:t>4.4.</w:t>
       </w:r>
       <w:r>
@@ -4532,7 +4610,6 @@
           <w:sz w:val="24"/>
           <w:szCs w:val="24"/>
         </w:rPr>
-        <w:lastRenderedPageBreak/>
         <w:t>4.5. В случае отсутствия фактически оказанных услуг их оплата Потребителем не осуществляется, и настоящий договор расторгается по соглашению Сторон.</w:t>
       </w:r>
     </w:p>
@@ -5510,6 +5587,7 @@
           <w:sz w:val="24"/>
           <w:szCs w:val="24"/>
         </w:rPr>
+        <w:lastRenderedPageBreak/>
         <w:t>6.</w:t>
       </w:r>
       <w:r>
@@ -5534,16 +5612,7 @@
           <w:sz w:val="24"/>
           <w:szCs w:val="24"/>
         </w:rPr>
-        <w:t xml:space="preserve"> всем, что не оговорено условиями Договора, Стороны руководствуются действующим законодательством Республики Беларусь. Потребитель, подписывая настоящий договор, </w:t>
-      </w:r>
-      <w:r>
-        <w:rPr>
-          <w:rFonts w:ascii="Times New Roman" w:hAnsi="Times New Roman"/>
-          <w:sz w:val="24"/>
-          <w:szCs w:val="24"/>
-        </w:rPr>
-        <w:lastRenderedPageBreak/>
-        <w:t xml:space="preserve">подтверждает, что ознакомлен с Политикой об обработке персональных данных, действующей </w:t>
+        <w:t xml:space="preserve"> всем, что не оговорено условиями Договора, Стороны руководствуются действующим законодательством Республики Беларусь. Потребитель, подписывая настоящий договор, подтверждает, что ознакомлен с Политикой об обработке персональных данных, действующей </w:t>
       </w:r>
       <w:r>
         <w:rPr>
@@ -5820,7 +5889,6 @@
         <w:t>}} от {{</w:t>
       </w:r>
       <w:proofErr w:type="spellStart"/>
-      <w:proofErr w:type="gramStart"/>
       <w:r>
         <w:rPr>
           <w:rFonts w:ascii="Times New Roman" w:eastAsia="Times New Roman" w:hAnsi="Times New Roman"/>
@@ -5840,9 +5908,9 @@
           <w:szCs w:val="20"/>
           <w:lang w:eastAsia="ru-RU"/>
         </w:rPr>
-        <w:t>}}г</w:t>
-      </w:r>
-      <w:proofErr w:type="gramEnd"/>
+        <w:t>}}г, действует до {{</w:t>
+      </w:r>
+      <w:proofErr w:type="spellStart"/>
       <w:r>
         <w:rPr>
           <w:rFonts w:ascii="Times New Roman" w:eastAsia="Times New Roman" w:hAnsi="Times New Roman"/>
@@ -5851,10 +5919,9 @@
           <w:szCs w:val="20"/>
           <w:lang w:eastAsia="ru-RU"/>
         </w:rPr>
-        <w:t>, действует до {{</w:t>
-      </w:r>
-      <w:proofErr w:type="spellStart"/>
-      <w:proofErr w:type="gramStart"/>
+        <w:t>agent.attestationExpiry</w:t>
+      </w:r>
+      <w:proofErr w:type="spellEnd"/>
       <w:r>
         <w:rPr>
           <w:rFonts w:ascii="Times New Roman" w:eastAsia="Times New Roman" w:hAnsi="Times New Roman"/>
@@ -5863,20 +5930,8 @@
           <w:szCs w:val="20"/>
           <w:lang w:eastAsia="ru-RU"/>
         </w:rPr>
-        <w:t>agent.attestationExpiry</w:t>
-      </w:r>
-      <w:proofErr w:type="spellEnd"/>
-      <w:r>
-        <w:rPr>
-          <w:rFonts w:ascii="Times New Roman" w:eastAsia="Times New Roman" w:hAnsi="Times New Roman"/>
-          <w:i/>
-          <w:sz w:val="20"/>
-          <w:szCs w:val="20"/>
-          <w:lang w:eastAsia="ru-RU"/>
-        </w:rPr>
         <w:t>}}г</w:t>
       </w:r>
-      <w:proofErr w:type="gramEnd"/>
     </w:p>
     <w:p>
       <w:pPr>
@@ -6252,7 +6307,6 @@
               </w:rPr>
               <w:t>}} {{</w:t>
             </w:r>
-            <w:proofErr w:type="gramStart"/>
             <w:r>
               <w:rPr>
                 <w:rFonts w:ascii="Times New Roman" w:eastAsia="Times New Roman" w:hAnsi="Times New Roman"/>
@@ -6282,7 +6336,6 @@
               <w:t>passportIssueDate</w:t>
             </w:r>
             <w:proofErr w:type="spellEnd"/>
-            <w:proofErr w:type="gramEnd"/>
             <w:r>
               <w:rPr>
                 <w:rFonts w:ascii="Times New Roman" w:eastAsia="Times New Roman" w:hAnsi="Times New Roman"/>
@@ -7359,7 +7412,17 @@
           <w:szCs w:val="16"/>
           <w:lang w:eastAsia="ru-RU"/>
         </w:rPr>
-        <w:t>оказания риэлтерских услуг по содействию в продаже объектов недвижимого имущества № {{</w:t>
+        <w:t xml:space="preserve">оказания риэлтерских услуг по содействию в продаже объектов </w:t>
+      </w:r>
+      <w:r>
+        <w:rPr>
+          <w:rFonts w:ascii="Times New Roman" w:eastAsia="Times New Roman" w:hAnsi="Times New Roman"/>
+          <w:sz w:val="16"/>
+          <w:szCs w:val="16"/>
+          <w:lang w:eastAsia="ru-RU"/>
+        </w:rPr>
+        <w:lastRenderedPageBreak/>
+        <w:t>недвижимого имущества № {{</w:t>
       </w:r>
       <w:proofErr w:type="spellStart"/>
       <w:proofErr w:type="gramStart"/>
@@ -7384,7 +7447,6 @@
         <w:t>}} от {{</w:t>
       </w:r>
       <w:proofErr w:type="spellStart"/>
-      <w:proofErr w:type="gramStart"/>
       <w:r>
         <w:rPr>
           <w:rFonts w:ascii="Times New Roman" w:eastAsia="Times New Roman" w:hAnsi="Times New Roman"/>
@@ -7395,7 +7457,6 @@
         <w:t>deal.date</w:t>
       </w:r>
       <w:proofErr w:type="spellEnd"/>
-      <w:proofErr w:type="gramEnd"/>
       <w:r>
         <w:rPr>
           <w:rFonts w:ascii="Times New Roman" w:eastAsia="Times New Roman" w:hAnsi="Times New Roman"/>
@@ -7449,7 +7510,6 @@
           <w:szCs w:val="24"/>
           <w:lang w:val="ru-RU"/>
         </w:rPr>
-        <w:lastRenderedPageBreak/>
         <w:t xml:space="preserve">ознакомления потребителя с документом, </w:t>
       </w:r>
     </w:p>
@@ -7518,6 +7578,86 @@
         <w:t>}}</w:t>
       </w:r>
       <w:bookmarkStart w:id="13" w:name="_Hlk233997448"/>
+      <w:r>
+        <w:rPr>
+          <w:sz w:val="24"/>
+          <w:szCs w:val="24"/>
+          <w:lang w:val="ru-RU"/>
+        </w:rPr>
+        <w:t>{{#seller.poaNumber}}, действующий(</w:t>
+      </w:r>
+      <w:proofErr w:type="spellStart"/>
+      <w:r>
+        <w:rPr>
+          <w:sz w:val="24"/>
+          <w:szCs w:val="24"/>
+          <w:lang w:val="ru-RU"/>
+        </w:rPr>
+        <w:t>ая</w:t>
+      </w:r>
+      <w:proofErr w:type="spellEnd"/>
+      <w:r>
+        <w:rPr>
+          <w:sz w:val="24"/>
+          <w:szCs w:val="24"/>
+          <w:lang w:val="ru-RU"/>
+        </w:rPr>
+        <w:t>) на основании доверенности №{{</w:t>
+      </w:r>
+      <w:proofErr w:type="spellStart"/>
+      <w:r>
+        <w:rPr>
+          <w:sz w:val="24"/>
+          <w:szCs w:val="24"/>
+          <w:lang w:val="ru-RU"/>
+        </w:rPr>
+        <w:t>seller.poaNumber</w:t>
+      </w:r>
+      <w:proofErr w:type="spellEnd"/>
+      <w:r>
+        <w:rPr>
+          <w:sz w:val="24"/>
+          <w:szCs w:val="24"/>
+          <w:lang w:val="ru-RU"/>
+        </w:rPr>
+        <w:t>}} от {{</w:t>
+      </w:r>
+      <w:proofErr w:type="spellStart"/>
+      <w:r>
+        <w:rPr>
+          <w:sz w:val="24"/>
+          <w:szCs w:val="24"/>
+          <w:lang w:val="ru-RU"/>
+        </w:rPr>
+        <w:t>seller.poaDate</w:t>
+      </w:r>
+      <w:proofErr w:type="spellEnd"/>
+      <w:r>
+        <w:rPr>
+          <w:sz w:val="24"/>
+          <w:szCs w:val="24"/>
+          <w:lang w:val="ru-RU"/>
+        </w:rPr>
+        <w:t>}}{{/</w:t>
+      </w:r>
+      <w:proofErr w:type="spellStart"/>
+      <w:r>
+        <w:rPr>
+          <w:sz w:val="24"/>
+          <w:szCs w:val="24"/>
+          <w:lang w:val="ru-RU"/>
+        </w:rPr>
+        <w:t>seller.poaNumber</w:t>
+      </w:r>
+      <w:proofErr w:type="spellEnd"/>
+      <w:r>
+        <w:rPr>
+          <w:sz w:val="24"/>
+          <w:szCs w:val="24"/>
+          <w:lang w:val="ru-RU"/>
+        </w:rPr>
+        <w:t>}}</w:t>
+      </w:r>
       <w:r>
         <w:rPr>
           <w:sz w:val="24"/>
@@ -9335,6 +9475,7 @@
         <w:t>seller.initials</w:t>
       </w:r>
       <w:proofErr w:type="spellEnd"/>
+      <w:proofErr w:type="gramEnd"/>
       <w:r>
         <w:rPr>
           <w:rFonts w:ascii="Times New Roman" w:hAnsi="Times New Roman"/>
@@ -9350,17 +9491,7 @@
           <w:szCs w:val="24"/>
           <w:vertAlign w:val="superscript"/>
         </w:rPr>
-        <w:t xml:space="preserve">   </w:t>
-      </w:r>
-      <w:proofErr w:type="gramEnd"/>
-      <w:r>
-        <w:rPr>
-          <w:rFonts w:ascii="Times New Roman" w:hAnsi="Times New Roman"/>
-          <w:sz w:val="24"/>
-          <w:szCs w:val="24"/>
-          <w:vertAlign w:val="superscript"/>
-        </w:rPr>
-        <w:t xml:space="preserve">                  </w:t>
+        <w:t xml:space="preserve">                     </w:t>
       </w:r>
       <w:r>
         <w:rPr>
@@ -9415,7 +9546,7 @@
 </file>
 
 <file path=word/endnotes.xml><?xml version="1.0" encoding="utf-8"?>
-<w:endnotes xmlns:wpc="http://schemas.microsoft.com/office/word/2010/wordprocessingCanvas" xmlns:cx="http://schemas.microsoft.com/office/drawing/2014/chartex" xmlns:cx1="http://schemas.microsoft.com/office/drawing/2015/9/8/chartex" xmlns:cx2="http://schemas.microsoft.com/office/drawing/2015/10/21/chartex" xmlns:cx3="http://schemas.microsoft.com/office/drawing/2016/5/9/chartex" xmlns:cx4="http://schemas.microsoft.com/office/drawing/2016/5/10/chartex" xmlns:cx5="http://schemas.microsoft.com/office/drawing/2016/5/11/chartex" xmlns:cx6="http://schemas.microsoft.com/office/drawing/2016/5/12/chartex" xmlns:cx7="http://schemas.microsoft.com/office/drawing/2016/5/13/chartex" xmlns:cx8="http://schemas.microsoft.com/office/drawing/2016/5/14/chartex" xmlns:mc="http://schemas.openxmlformats.org/markup-compatibility/2006" xmlns:aink="http://schemas.microsoft.com/office/drawing/2016/ink" xmlns:am3d="http://schemas.microsoft.com/office/drawing/2017/model3d" xmlns:o="urn:schemas-microsoft-com:office:office" xmlns:oel="http://schemas.microsoft.com/office/2019/extlst" xmlns:r="http://schemas.openxmlformats.org/officeDocument/2006/relationships" xmlns:m="http://schemas.openxmlformats.org/officeDocument/2006/math" xmlns:v="urn:schemas-microsoft-com:vml" xmlns:wp14="http://schemas.microsoft.com/office/word/2010/wordprocessingDrawing" xmlns:wp="http://schemas.openxmlformats.org/drawingml/2006/wordprocessingDrawing" xmlns:w10="urn:schemas-microsoft-com:office:word" xmlns:w="http://schemas.openxmlformats.org/wordprocessingml/2006/main" xmlns:w14="http://schemas.microsoft.com/office/word/2010/wordml" xmlns:w15="http://schemas.microsoft.com/office/word/2012/wordml" xmlns:w16cex="http://schemas.microsoft.com/office/word/2018/wordml/cex" xmlns:w16cid="http://schemas.microsoft.com/office/word/2016/wordml/cid" xmlns:w16="http://schemas.microsoft.com/office/word/2018/wordml" xmlns:w16du="http://schemas.microsoft.com/office/word/2023/wordml/word16du" xmlns:w16sdtdh="http://schemas.microsoft.com/office/word/2020/wordml/sdtdatahash" xmlns:w16sdtfl="http://schemas.microsoft.com/office/word/2024/wordml/sdtformatlock" xmlns:w16se="http://schemas.microsoft.com/office/word/2015/wordml/symex" xmlns:wpg="http://schemas.microsoft.com/office/word/2010/wordprocessingGroup" xmlns:wpi="http://schemas.microsoft.com/office/word/2010/wordprocessingInk" xmlns:wne="http://schemas.microsoft.com/office/word/2006/wordml" xmlns:wps="http://schemas.microsoft.com/office/word/2010/wordprocessingShape" mc:Ignorable="w14 w15 w16se w16cid w16 w16cex w16sdtdh w16sdtfl w16du wp14">
+<w:endnotes xmlns:wpc="http://schemas.microsoft.com/office/word/2010/wordprocessingCanvas" xmlns:cx="http://schemas.microsoft.com/office/drawing/2014/chartex" xmlns:cx1="http://schemas.microsoft.com/office/drawing/2015/9/8/chartex" xmlns:cx2="http://schemas.microsoft.com/office/drawing/2015/10/21/chartex" xmlns:cx3="http://schemas.microsoft.com/office/drawing/2016/5/9/chartex" xmlns:cx4="http://schemas.microsoft.com/office/drawing/2016/5/10/chartex" xmlns:cx5="http://schemas.microsoft.com/office/drawing/2016/5/11/chartex" xmlns:cx6="http://schemas.microsoft.com/office/drawing/2016/5/12/chartex" xmlns:cx7="http://schemas.microsoft.com/office/drawing/2016/5/13/chartex" xmlns:cx8="http://schemas.microsoft.com/office/drawing/2016/5/14/chartex" xmlns:mc="http://schemas.openxmlformats.org/markup-compatibility/2006" xmlns:aink="http://schemas.microsoft.com/office/drawing/2016/ink" xmlns:am3d="http://schemas.microsoft.com/office/drawing/2017/model3d" xmlns:o="urn:schemas-microsoft-com:office:office" xmlns:r="http://schemas.openxmlformats.org/officeDocument/2006/relationships" xmlns:m="http://schemas.openxmlformats.org/officeDocument/2006/math" xmlns:v="urn:schemas-microsoft-com:vml" xmlns:wp14="http://schemas.microsoft.com/office/word/2010/wordprocessingDrawing" xmlns:wp="http://schemas.openxmlformats.org/drawingml/2006/wordprocessingDrawing" xmlns:w10="urn:schemas-microsoft-com:office:word" xmlns:w="http://schemas.openxmlformats.org/wordprocessingml/2006/main" xmlns:w14="http://schemas.microsoft.com/office/word/2010/wordml" xmlns:w15="http://schemas.microsoft.com/office/word/2012/wordml" xmlns:w16cex="http://schemas.microsoft.com/office/word/2018/wordml/cex" xmlns:w16cid="http://schemas.microsoft.com/office/word/2016/wordml/cid" xmlns:w16="http://schemas.microsoft.com/office/word/2018/wordml" xmlns:w16sdtdh="http://schemas.microsoft.com/office/word/2020/wordml/sdtdatahash" xmlns:w16se="http://schemas.microsoft.com/office/word/2015/wordml/symex" xmlns:wpg="http://schemas.microsoft.com/office/word/2010/wordprocessingGroup" xmlns:wpi="http://schemas.microsoft.com/office/word/2010/wordprocessingInk" xmlns:wne="http://schemas.microsoft.com/office/word/2006/wordml" xmlns:wps="http://schemas.microsoft.com/office/word/2010/wordprocessingShape" mc:Ignorable="w14 w15 w16se w16cid w16 w16cex w16sdtdh wp14">
   <w:endnote w:type="separator" w:id="-1">
     <w:p>
       <w:pPr>
@@ -9440,7 +9571,7 @@
 </file>
 
 <file path=word/footnotes.xml><?xml version="1.0" encoding="utf-8"?>
-<w:footnotes xmlns:wpc="http://schemas.microsoft.com/office/word/2010/wordprocessingCanvas" xmlns:cx="http://schemas.microsoft.com/office/drawing/2014/chartex" xmlns:cx1="http://schemas.microsoft.com/office/drawing/2015/9/8/chartex" xmlns:cx2="http://schemas.microsoft.com/office/drawing/2015/10/21/chartex" xmlns:cx3="http://schemas.microsoft.com/office/drawing/2016/5/9/chartex" xmlns:cx4="http://schemas.microsoft.com/office/drawing/2016/5/10/chartex" xmlns:cx5="http://schemas.microsoft.com/office/drawing/2016/5/11/chartex" xmlns:cx6="http://schemas.microsoft.com/office/drawing/2016/5/12/chartex" xmlns:cx7="http://schemas.microsoft.com/office/drawing/2016/5/13/chartex" xmlns:cx8="http://schemas.microsoft.com/office/drawing/2016/5/14/chartex" xmlns:mc="http://schemas.openxmlformats.org/markup-compatibility/2006" xmlns:aink="http://schemas.microsoft.com/office/drawing/2016/ink" xmlns:am3d="http://schemas.microsoft.com/office/drawing/2017/model3d" xmlns:o="urn:schemas-microsoft-com:office:office" xmlns:oel="http://schemas.microsoft.com/office/2019/extlst" xmlns:r="http://schemas.openxmlformats.org/officeDocument/2006/relationships" xmlns:m="http://schemas.openxmlformats.org/officeDocument/2006/math" xmlns:v="urn:schemas-microsoft-com:vml" xmlns:wp14="http://schemas.microsoft.com/office/word/2010/wordprocessingDrawing" xmlns:wp="http://schemas.openxmlformats.org/drawingml/2006/wordprocessingDrawing" xmlns:w10="urn:schemas-microsoft-com:office:word" xmlns:w="http://schemas.openxmlformats.org/wordprocessingml/2006/main" xmlns:w14="http://schemas.microsoft.com/office/word/2010/wordml" xmlns:w15="http://schemas.microsoft.com/office/word/2012/wordml" xmlns:w16cex="http://schemas.microsoft.com/office/word/2018/wordml/cex" xmlns:w16cid="http://schemas.microsoft.com/office/word/2016/wordml/cid" xmlns:w16="http://schemas.microsoft.com/office/word/2018/wordml" xmlns:w16du="http://schemas.microsoft.com/office/word/2023/wordml/word16du" xmlns:w16sdtdh="http://schemas.microsoft.com/office/word/2020/wordml/sdtdatahash" xmlns:w16sdtfl="http://schemas.microsoft.com/office/word/2024/wordml/sdtformatlock" xmlns:w16se="http://schemas.microsoft.com/office/word/2015/wordml/symex" xmlns:wpg="http://schemas.microsoft.com/office/word/2010/wordprocessingGroup" xmlns:wpi="http://schemas.microsoft.com/office/word/2010/wordprocessingInk" xmlns:wne="http://schemas.microsoft.com/office/word/2006/wordml" xmlns:wps="http://schemas.microsoft.com/office/word/2010/wordprocessingShape" mc:Ignorable="w14 w15 w16se w16cid w16 w16cex w16sdtdh w16sdtfl w16du wp14">
+<w:footnotes xmlns:wpc="http://schemas.microsoft.com/office/word/2010/wordprocessingCanvas" xmlns:cx="http://schemas.microsoft.com/office/drawing/2014/chartex" xmlns:cx1="http://schemas.microsoft.com/office/drawing/2015/9/8/chartex" xmlns:cx2="http://schemas.microsoft.com/office/drawing/2015/10/21/chartex" xmlns:cx3="http://schemas.microsoft.com/office/drawing/2016/5/9/chartex" xmlns:cx4="http://schemas.microsoft.com/office/drawing/2016/5/10/chartex" xmlns:cx5="http://schemas.microsoft.com/office/drawing/2016/5/11/chartex" xmlns:cx6="http://schemas.microsoft.com/office/drawing/2016/5/12/chartex" xmlns:cx7="http://schemas.microsoft.com/office/drawing/2016/5/13/chartex" xmlns:cx8="http://schemas.microsoft.com/office/drawing/2016/5/14/chartex" xmlns:mc="http://schemas.openxmlformats.org/markup-compatibility/2006" xmlns:aink="http://schemas.microsoft.com/office/drawing/2016/ink" xmlns:am3d="http://schemas.microsoft.com/office/drawing/2017/model3d" xmlns:o="urn:schemas-microsoft-com:office:office" xmlns:r="http://schemas.openxmlformats.org/officeDocument/2006/relationships" xmlns:m="http://schemas.openxmlformats.org/officeDocument/2006/math" xmlns:v="urn:schemas-microsoft-com:vml" xmlns:wp14="http://schemas.microsoft.com/office/word/2010/wordprocessingDrawing" xmlns:wp="http://schemas.openxmlformats.org/drawingml/2006/wordprocessingDrawing" xmlns:w10="urn:schemas-microsoft-com:office:word" xmlns:w="http://schemas.openxmlformats.org/wordprocessingml/2006/main" xmlns:w14="http://schemas.microsoft.com/office/word/2010/wordml" xmlns:w15="http://schemas.microsoft.com/office/word/2012/wordml" xmlns:w16cex="http://schemas.microsoft.com/office/word/2018/wordml/cex" xmlns:w16cid="http://schemas.microsoft.com/office/word/2016/wordml/cid" xmlns:w16="http://schemas.microsoft.com/office/word/2018/wordml" xmlns:w16sdtdh="http://schemas.microsoft.com/office/word/2020/wordml/sdtdatahash" xmlns:w16se="http://schemas.microsoft.com/office/word/2015/wordml/symex" xmlns:wpg="http://schemas.microsoft.com/office/word/2010/wordprocessingGroup" xmlns:wpi="http://schemas.microsoft.com/office/word/2010/wordprocessingInk" xmlns:wne="http://schemas.microsoft.com/office/word/2006/wordml" xmlns:wps="http://schemas.microsoft.com/office/word/2010/wordprocessingShape" mc:Ignorable="w14 w15 w16se w16cid w16 w16cex w16sdtdh wp14">
   <w:footnote w:type="separator" w:id="-1">
     <w:p>
       <w:pPr>
@@ -9465,7 +9596,7 @@
 </file>
 
 <file path=word/header1.xml><?xml version="1.0" encoding="utf-8"?>
-<w:hdr xmlns:wpc="http://schemas.microsoft.com/office/word/2010/wordprocessingCanvas" xmlns:cx="http://schemas.microsoft.com/office/drawing/2014/chartex" xmlns:cx1="http://schemas.microsoft.com/office/drawing/2015/9/8/chartex" xmlns:cx2="http://schemas.microsoft.com/office/drawing/2015/10/21/chartex" xmlns:cx3="http://schemas.microsoft.com/office/drawing/2016/5/9/chartex" xmlns:cx4="http://schemas.microsoft.com/office/drawing/2016/5/10/chartex" xmlns:cx5="http://schemas.microsoft.com/office/drawing/2016/5/11/chartex" xmlns:cx6="http://schemas.microsoft.com/office/drawing/2016/5/12/chartex" xmlns:cx7="http://schemas.microsoft.com/office/drawing/2016/5/13/chartex" xmlns:cx8="http://schemas.microsoft.com/office/drawing/2016/5/14/chartex" xmlns:mc="http://schemas.openxmlformats.org/markup-compatibility/2006" xmlns:aink="http://schemas.microsoft.com/office/drawing/2016/ink" xmlns:am3d="http://schemas.microsoft.com/office/drawing/2017/model3d" xmlns:o="urn:schemas-microsoft-com:office:office" xmlns:oel="http://schemas.microsoft.com/office/2019/extlst" xmlns:r="http://schemas.openxmlformats.org/officeDocument/2006/relationships" xmlns:m="http://schemas.openxmlformats.org/officeDocument/2006/math" xmlns:v="urn:schemas-microsoft-com:vml" xmlns:wp14="http://schemas.microsoft.com/office/word/2010/wordprocessingDrawing" xmlns:wp="http://schemas.openxmlformats.org/drawingml/2006/wordprocessingDrawing" xmlns:w10="urn:schemas-microsoft-com:office:word" xmlns:w="http://schemas.openxmlformats.org/wordprocessingml/2006/main" xmlns:w14="http://schemas.microsoft.com/office/word/2010/wordml" xmlns:w15="http://schemas.microsoft.com/office/word/2012/wordml" xmlns:w16cex="http://schemas.microsoft.com/office/word/2018/wordml/cex" xmlns:w16cid="http://schemas.microsoft.com/office/word/2016/wordml/cid" xmlns:w16="http://schemas.microsoft.com/office/word/2018/wordml" xmlns:w16du="http://schemas.microsoft.com/office/word/2023/wordml/word16du" xmlns:w16sdtdh="http://schemas.microsoft.com/office/word/2020/wordml/sdtdatahash" xmlns:w16sdtfl="http://schemas.microsoft.com/office/word/2024/wordml/sdtformatlock" xmlns:w16se="http://schemas.microsoft.com/office/word/2015/wordml/symex" xmlns:wpg="http://schemas.microsoft.com/office/word/2010/wordprocessingGroup" xmlns:wpi="http://schemas.microsoft.com/office/word/2010/wordprocessingInk" xmlns:wne="http://schemas.microsoft.com/office/word/2006/wordml" xmlns:wps="http://schemas.microsoft.com/office/word/2010/wordprocessingShape" mc:Ignorable="w14 w15 w16se w16cid w16 w16cex w16sdtdh w16sdtfl w16du wp14">
+<w:hdr xmlns:wpc="http://schemas.microsoft.com/office/word/2010/wordprocessingCanvas" xmlns:cx="http://schemas.microsoft.com/office/drawing/2014/chartex" xmlns:cx1="http://schemas.microsoft.com/office/drawing/2015/9/8/chartex" xmlns:cx2="http://schemas.microsoft.com/office/drawing/2015/10/21/chartex" xmlns:cx3="http://schemas.microsoft.com/office/drawing/2016/5/9/chartex" xmlns:cx4="http://schemas.microsoft.com/office/drawing/2016/5/10/chartex" xmlns:cx5="http://schemas.microsoft.com/office/drawing/2016/5/11/chartex" xmlns:cx6="http://schemas.microsoft.com/office/drawing/2016/5/12/chartex" xmlns:cx7="http://schemas.microsoft.com/office/drawing/2016/5/13/chartex" xmlns:cx8="http://schemas.microsoft.com/office/drawing/2016/5/14/chartex" xmlns:mc="http://schemas.openxmlformats.org/markup-compatibility/2006" xmlns:aink="http://schemas.microsoft.com/office/drawing/2016/ink" xmlns:am3d="http://schemas.microsoft.com/office/drawing/2017/model3d" xmlns:o="urn:schemas-microsoft-com:office:office" xmlns:r="http://schemas.openxmlformats.org/officeDocument/2006/relationships" xmlns:m="http://schemas.openxmlformats.org/officeDocument/2006/math" xmlns:v="urn:schemas-microsoft-com:vml" xmlns:wp14="http://schemas.microsoft.com/office/word/2010/wordprocessingDrawing" xmlns:wp="http://schemas.openxmlformats.org/drawingml/2006/wordprocessingDrawing" xmlns:w10="urn:schemas-microsoft-com:office:word" xmlns:w="http://schemas.openxmlformats.org/wordprocessingml/2006/main" xmlns:w14="http://schemas.microsoft.com/office/word/2010/wordml" xmlns:w15="http://schemas.microsoft.com/office/word/2012/wordml" xmlns:w16cex="http://schemas.microsoft.com/office/word/2018/wordml/cex" xmlns:w16cid="http://schemas.microsoft.com/office/word/2016/wordml/cid" xmlns:w16="http://schemas.microsoft.com/office/word/2018/wordml" xmlns:w16sdtdh="http://schemas.microsoft.com/office/word/2020/wordml/sdtdatahash" xmlns:w16se="http://schemas.microsoft.com/office/word/2015/wordml/symex" xmlns:wpg="http://schemas.microsoft.com/office/word/2010/wordprocessingGroup" xmlns:wpi="http://schemas.microsoft.com/office/word/2010/wordprocessingInk" xmlns:wne="http://schemas.microsoft.com/office/word/2006/wordml" xmlns:wps="http://schemas.microsoft.com/office/word/2010/wordprocessingShape" mc:Ignorable="w14 w15 w16se w16cid w16 w16cex w16sdtdh wp14">
   <w:p>
     <w:pPr>
       <w:pStyle w:val="ab"/>
@@ -9505,7 +9636,7 @@
 </file>
 
 <file path=word/numbering.xml><?xml version="1.0" encoding="utf-8"?>
-<w:numbering xmlns:wpc="http://schemas.microsoft.com/office/word/2010/wordprocessingCanvas" xmlns:cx="http://schemas.microsoft.com/office/drawing/2014/chartex" xmlns:cx1="http://schemas.microsoft.com/office/drawing/2015/9/8/chartex" xmlns:cx2="http://schemas.microsoft.com/office/drawing/2015/10/21/chartex" xmlns:cx3="http://schemas.microsoft.com/office/drawing/2016/5/9/chartex" xmlns:cx4="http://schemas.microsoft.com/office/drawing/2016/5/10/chartex" xmlns:cx5="http://schemas.microsoft.com/office/drawing/2016/5/11/chartex" xmlns:cx6="http://schemas.microsoft.com/office/drawing/2016/5/12/chartex" xmlns:cx7="http://schemas.microsoft.com/office/drawing/2016/5/13/chartex" xmlns:cx8="http://schemas.microsoft.com/office/drawing/2016/5/14/chartex" xmlns:mc="http://schemas.openxmlformats.org/markup-compatibility/2006" xmlns:aink="http://schemas.microsoft.com/office/drawing/2016/ink" xmlns:am3d="http://schemas.microsoft.com/office/drawing/2017/model3d" xmlns:o="urn:schemas-microsoft-com:office:office" xmlns:oel="http://schemas.microsoft.com/office/2019/extlst" xmlns:r="http://schemas.openxmlformats.org/officeDocument/2006/relationships" xmlns:m="http://schemas.openxmlformats.org/officeDocument/2006/math" xmlns:v="urn:schemas-microsoft-com:vml" xmlns:wp14="http://schemas.microsoft.com/office/word/2010/wordprocessingDrawing" xmlns:wp="http://schemas.openxmlformats.org/drawingml/2006/wordprocessingDrawing" xmlns:w10="urn:schemas-microsoft-com:office:word" xmlns:w="http://schemas.openxmlformats.org/wordprocessingml/2006/main" xmlns:w14="http://schemas.microsoft.com/office/word/2010/wordml" xmlns:w15="http://schemas.microsoft.com/office/word/2012/wordml" xmlns:w16cex="http://schemas.microsoft.com/office/word/2018/wordml/cex" xmlns:w16cid="http://schemas.microsoft.com/office/word/2016/wordml/cid" xmlns:w16="http://schemas.microsoft.com/office/word/2018/wordml" xmlns:w16du="http://schemas.microsoft.com/office/word/2023/wordml/word16du" xmlns:w16sdtdh="http://schemas.microsoft.com/office/word/2020/wordml/sdtdatahash" xmlns:w16sdtfl="http://schemas.microsoft.com/office/word/2024/wordml/sdtformatlock" xmlns:w16se="http://schemas.microsoft.com/office/word/2015/wordml/symex" xmlns:wpg="http://schemas.microsoft.com/office/word/2010/wordprocessingGroup" xmlns:wpi="http://schemas.microsoft.com/office/word/2010/wordprocessingInk" xmlns:wne="http://schemas.microsoft.com/office/word/2006/wordml" xmlns:wps="http://schemas.microsoft.com/office/word/2010/wordprocessingShape" mc:Ignorable="w14 w15 w16se w16cid w16 w16cex w16sdtdh w16sdtfl w16du wp14">
+<w:numbering xmlns:wpc="http://schemas.microsoft.com/office/word/2010/wordprocessingCanvas" xmlns:cx="http://schemas.microsoft.com/office/drawing/2014/chartex" xmlns:cx1="http://schemas.microsoft.com/office/drawing/2015/9/8/chartex" xmlns:cx2="http://schemas.microsoft.com/office/drawing/2015/10/21/chartex" xmlns:cx3="http://schemas.microsoft.com/office/drawing/2016/5/9/chartex" xmlns:cx4="http://schemas.microsoft.com/office/drawing/2016/5/10/chartex" xmlns:cx5="http://schemas.microsoft.com/office/drawing/2016/5/11/chartex" xmlns:cx6="http://schemas.microsoft.com/office/drawing/2016/5/12/chartex" xmlns:cx7="http://schemas.microsoft.com/office/drawing/2016/5/13/chartex" xmlns:cx8="http://schemas.microsoft.com/office/drawing/2016/5/14/chartex" xmlns:mc="http://schemas.openxmlformats.org/markup-compatibility/2006" xmlns:aink="http://schemas.microsoft.com/office/drawing/2016/ink" xmlns:am3d="http://schemas.microsoft.com/office/drawing/2017/model3d" xmlns:o="urn:schemas-microsoft-com:office:office" xmlns:r="http://schemas.openxmlformats.org/officeDocument/2006/relationships" xmlns:m="http://schemas.openxmlformats.org/officeDocument/2006/math" xmlns:v="urn:schemas-microsoft-com:vml" xmlns:wp14="http://schemas.microsoft.com/office/word/2010/wordprocessingDrawing" xmlns:wp="http://schemas.openxmlformats.org/drawingml/2006/wordprocessingDrawing" xmlns:w10="urn:schemas-microsoft-com:office:word" xmlns:w="http://schemas.openxmlformats.org/wordprocessingml/2006/main" xmlns:w14="http://schemas.microsoft.com/office/word/2010/wordml" xmlns:w15="http://schemas.microsoft.com/office/word/2012/wordml" xmlns:w16cex="http://schemas.microsoft.com/office/word/2018/wordml/cex" xmlns:w16cid="http://schemas.microsoft.com/office/word/2016/wordml/cid" xmlns:w16="http://schemas.microsoft.com/office/word/2018/wordml" xmlns:w16sdtdh="http://schemas.microsoft.com/office/word/2020/wordml/sdtdatahash" xmlns:w16se="http://schemas.microsoft.com/office/word/2015/wordml/symex" xmlns:wpg="http://schemas.microsoft.com/office/word/2010/wordprocessingGroup" xmlns:wpi="http://schemas.microsoft.com/office/word/2010/wordprocessingInk" xmlns:wne="http://schemas.microsoft.com/office/word/2006/wordml" xmlns:wps="http://schemas.microsoft.com/office/word/2010/wordprocessingShape" mc:Ignorable="w14 w15 w16se w16cid w16 w16cex w16sdtdh wp14">
   <w:abstractNum w:abstractNumId="0" w15:restartNumberingAfterBreak="0">
     <w:nsid w:val="08E61D1D"/>
     <w:multiLevelType w:val="hybridMultilevel"/>
@@ -9857,20 +9988,20 @@
       </w:rPr>
     </w:lvl>
   </w:abstractNum>
-  <w:num w:numId="1" w16cid:durableId="96869160">
+  <w:num w:numId="1">
     <w:abstractNumId w:val="1"/>
   </w:num>
-  <w:num w:numId="2" w16cid:durableId="1366491752">
+  <w:num w:numId="2">
     <w:abstractNumId w:val="2"/>
   </w:num>
-  <w:num w:numId="3" w16cid:durableId="753551097">
+  <w:num w:numId="3">
     <w:abstractNumId w:val="0"/>
   </w:num>
 </w:numbering>
 </file>
 
 <file path=word/styles.xml><?xml version="1.0" encoding="utf-8"?>
-<w:styles xmlns:mc="http://schemas.openxmlformats.org/markup-compatibility/2006" xmlns:r="http://schemas.openxmlformats.org/officeDocument/2006/relationships" xmlns:w="http://schemas.openxmlformats.org/wordprocessingml/2006/main" xmlns:w14="http://schemas.microsoft.com/office/word/2010/wordml" xmlns:w15="http://schemas.microsoft.com/office/word/2012/wordml" xmlns:w16cex="http://schemas.microsoft.com/office/word/2018/wordml/cex" xmlns:w16cid="http://schemas.microsoft.com/office/word/2016/wordml/cid" xmlns:w16="http://schemas.microsoft.com/office/word/2018/wordml" xmlns:w16du="http://schemas.microsoft.com/office/word/2023/wordml/word16du" xmlns:w16sdtdh="http://schemas.microsoft.com/office/word/2020/wordml/sdtdatahash" xmlns:w16sdtfl="http://schemas.microsoft.com/office/word/2024/wordml/sdtformatlock" xmlns:w16se="http://schemas.microsoft.com/office/word/2015/wordml/symex" mc:Ignorable="w14 w15 w16se w16cid w16 w16cex w16sdtdh w16sdtfl w16du">
+<w:styles xmlns:mc="http://schemas.openxmlformats.org/markup-compatibility/2006" xmlns:r="http://schemas.openxmlformats.org/officeDocument/2006/relationships" xmlns:w="http://schemas.openxmlformats.org/wordprocessingml/2006/main" xmlns:w14="http://schemas.microsoft.com/office/word/2010/wordml" xmlns:w15="http://schemas.microsoft.com/office/word/2012/wordml" xmlns:w16cex="http://schemas.microsoft.com/office/word/2018/wordml/cex" xmlns:w16cid="http://schemas.microsoft.com/office/word/2016/wordml/cid" xmlns:w16="http://schemas.microsoft.com/office/word/2018/wordml" xmlns:w16sdtdh="http://schemas.microsoft.com/office/word/2020/wordml/sdtdatahash" xmlns:w16se="http://schemas.microsoft.com/office/word/2015/wordml/symex" mc:Ignorable="w14 w15 w16se w16cid w16 w16cex w16sdtdh">
   <w:docDefaults>
     <w:rPrDefault>
       <w:rPr>

--- a/templates/working/Договор_физ_лица_коммерция.docx
+++ b/templates/working/Договор_физ_лица_коммерция.docx
@@ -1,6 +1,6 @@
 
 <file path=word/document.xml><?xml version="1.0" encoding="utf-8"?>
-<w:document xmlns:wpc="http://schemas.microsoft.com/office/word/2010/wordprocessingCanvas" xmlns:cx="http://schemas.microsoft.com/office/drawing/2014/chartex" xmlns:cx1="http://schemas.microsoft.com/office/drawing/2015/9/8/chartex" xmlns:cx2="http://schemas.microsoft.com/office/drawing/2015/10/21/chartex" xmlns:cx3="http://schemas.microsoft.com/office/drawing/2016/5/9/chartex" xmlns:cx4="http://schemas.microsoft.com/office/drawing/2016/5/10/chartex" xmlns:cx5="http://schemas.microsoft.com/office/drawing/2016/5/11/chartex" xmlns:cx6="http://schemas.microsoft.com/office/drawing/2016/5/12/chartex" xmlns:cx7="http://schemas.microsoft.com/office/drawing/2016/5/13/chartex" xmlns:cx8="http://schemas.microsoft.com/office/drawing/2016/5/14/chartex" xmlns:mc="http://schemas.openxmlformats.org/markup-compatibility/2006" xmlns:aink="http://schemas.microsoft.com/office/drawing/2016/ink" xmlns:am3d="http://schemas.microsoft.com/office/drawing/2017/model3d" xmlns:o="urn:schemas-microsoft-com:office:office" xmlns:r="http://schemas.openxmlformats.org/officeDocument/2006/relationships" xmlns:m="http://schemas.openxmlformats.org/officeDocument/2006/math" xmlns:v="urn:schemas-microsoft-com:vml" xmlns:wp14="http://schemas.microsoft.com/office/word/2010/wordprocessingDrawing" xmlns:wp="http://schemas.openxmlformats.org/drawingml/2006/wordprocessingDrawing" xmlns:w10="urn:schemas-microsoft-com:office:word" xmlns:w="http://schemas.openxmlformats.org/wordprocessingml/2006/main" xmlns:w14="http://schemas.microsoft.com/office/word/2010/wordml" xmlns:w15="http://schemas.microsoft.com/office/word/2012/wordml" xmlns:w16cex="http://schemas.microsoft.com/office/word/2018/wordml/cex" xmlns:w16cid="http://schemas.microsoft.com/office/word/2016/wordml/cid" xmlns:w16="http://schemas.microsoft.com/office/word/2018/wordml" xmlns:w16sdtdh="http://schemas.microsoft.com/office/word/2020/wordml/sdtdatahash" xmlns:w16se="http://schemas.microsoft.com/office/word/2015/wordml/symex" xmlns:wpg="http://schemas.microsoft.com/office/word/2010/wordprocessingGroup" xmlns:wpi="http://schemas.microsoft.com/office/word/2010/wordprocessingInk" xmlns:wne="http://schemas.microsoft.com/office/word/2006/wordml" xmlns:wps="http://schemas.microsoft.com/office/word/2010/wordprocessingShape" mc:Ignorable="w14 w15 w16se w16cid w16 w16cex w16sdtdh wp14">
+<w:document xmlns:wpc="http://schemas.microsoft.com/office/word/2010/wordprocessingCanvas" xmlns:cx="http://schemas.microsoft.com/office/drawing/2014/chartex" xmlns:cx1="http://schemas.microsoft.com/office/drawing/2015/9/8/chartex" xmlns:cx2="http://schemas.microsoft.com/office/drawing/2015/10/21/chartex" xmlns:cx3="http://schemas.microsoft.com/office/drawing/2016/5/9/chartex" xmlns:cx4="http://schemas.microsoft.com/office/drawing/2016/5/10/chartex" xmlns:cx5="http://schemas.microsoft.com/office/drawing/2016/5/11/chartex" xmlns:cx6="http://schemas.microsoft.com/office/drawing/2016/5/12/chartex" xmlns:cx7="http://schemas.microsoft.com/office/drawing/2016/5/13/chartex" xmlns:cx8="http://schemas.microsoft.com/office/drawing/2016/5/14/chartex" xmlns:mc="http://schemas.openxmlformats.org/markup-compatibility/2006" xmlns:aink="http://schemas.microsoft.com/office/drawing/2016/ink" xmlns:am3d="http://schemas.microsoft.com/office/drawing/2017/model3d" xmlns:o="urn:schemas-microsoft-com:office:office" xmlns:oel="http://schemas.microsoft.com/office/2019/extlst" xmlns:r="http://schemas.openxmlformats.org/officeDocument/2006/relationships" xmlns:m="http://schemas.openxmlformats.org/officeDocument/2006/math" xmlns:v="urn:schemas-microsoft-com:vml" xmlns:wp14="http://schemas.microsoft.com/office/word/2010/wordprocessingDrawing" xmlns:wp="http://schemas.openxmlformats.org/drawingml/2006/wordprocessingDrawing" xmlns:w10="urn:schemas-microsoft-com:office:word" xmlns:w="http://schemas.openxmlformats.org/wordprocessingml/2006/main" xmlns:w14="http://schemas.microsoft.com/office/word/2010/wordml" xmlns:w15="http://schemas.microsoft.com/office/word/2012/wordml" xmlns:w16cei="http://schemas.microsoft.com/office/word/2026/wordml/cei" xmlns:w16cex="http://schemas.microsoft.com/office/word/2018/wordml/cex" xmlns:w16cid="http://schemas.microsoft.com/office/word/2016/wordml/cid" xmlns:w16="http://schemas.microsoft.com/office/word/2018/wordml" xmlns:w16du="http://schemas.microsoft.com/office/word/2023/wordml/word16du" xmlns:w16sdtdh="http://schemas.microsoft.com/office/word/2020/wordml/sdtdatahash" xmlns:w16sdtfl="http://schemas.microsoft.com/office/word/2024/wordml/sdtformatlock" xmlns:w16se="http://schemas.microsoft.com/office/word/2015/wordml/symex" xmlns:wpg="http://schemas.microsoft.com/office/word/2010/wordprocessingGroup" xmlns:wpi="http://schemas.microsoft.com/office/word/2010/wordprocessingInk" xmlns:wne="http://schemas.microsoft.com/office/word/2006/wordml" xmlns:wps="http://schemas.microsoft.com/office/word/2010/wordprocessingShape" mc:Ignorable="w14 w15 w16se w16cid w16 w16cex w16sdtdh w16sdtfl w16du wp14">
   <w:body>
     <w:p>
       <w:pPr>
@@ -35,31 +35,7 @@
           <w:szCs w:val="24"/>
           <w:lang w:eastAsia="ru-RU"/>
         </w:rPr>
-        <w:t>{{</w:t>
-      </w:r>
-      <w:proofErr w:type="spellStart"/>
-      <w:proofErr w:type="gramStart"/>
-      <w:r>
-        <w:rPr>
-          <w:rFonts w:ascii="Times New Roman" w:eastAsia="Times New Roman" w:hAnsi="Times New Roman"/>
-          <w:b/>
-          <w:sz w:val="24"/>
-          <w:szCs w:val="24"/>
-          <w:lang w:eastAsia="ru-RU"/>
-        </w:rPr>
-        <w:t>deal.contractNumber</w:t>
-      </w:r>
-      <w:proofErr w:type="spellEnd"/>
-      <w:proofErr w:type="gramEnd"/>
-      <w:r>
-        <w:rPr>
-          <w:rFonts w:ascii="Times New Roman" w:eastAsia="Times New Roman" w:hAnsi="Times New Roman"/>
-          <w:b/>
-          <w:sz w:val="24"/>
-          <w:szCs w:val="24"/>
-          <w:lang w:eastAsia="ru-RU"/>
-        </w:rPr>
-        <w:t>}}</w:t>
+        <w:t>{{deal.contractNumber}}</w:t>
       </w:r>
     </w:p>
     <w:p>
@@ -171,56 +147,16 @@
           <w:szCs w:val="24"/>
           <w:lang w:eastAsia="ru-RU"/>
         </w:rPr>
-        <w:t xml:space="preserve">                                                         </w:t>
-      </w:r>
-      <w:proofErr w:type="gramStart"/>
-      <w:r>
-        <w:rPr>
-          <w:rFonts w:ascii="Times New Roman" w:eastAsia="Times New Roman" w:hAnsi="Times New Roman"/>
-          <w:sz w:val="24"/>
-          <w:szCs w:val="24"/>
-          <w:lang w:eastAsia="ru-RU"/>
-        </w:rPr>
-        <w:t xml:space="preserve">   </w:t>
-      </w:r>
-      <w:r>
-        <w:rPr>
-          <w:rFonts w:ascii="Times New Roman" w:eastAsia="Times New Roman" w:hAnsi="Times New Roman"/>
-          <w:sz w:val="24"/>
-          <w:szCs w:val="24"/>
-          <w:lang w:eastAsia="ru-RU"/>
-        </w:rPr>
-        <w:t>{</w:t>
-      </w:r>
-      <w:proofErr w:type="gramEnd"/>
-      <w:r>
-        <w:rPr>
-          <w:rFonts w:ascii="Times New Roman" w:eastAsia="Times New Roman" w:hAnsi="Times New Roman"/>
-          <w:sz w:val="24"/>
-          <w:szCs w:val="24"/>
-          <w:lang w:eastAsia="ru-RU"/>
-        </w:rPr>
-        <w:t>{</w:t>
-      </w:r>
-      <w:proofErr w:type="spellStart"/>
-      <w:r>
-        <w:rPr>
-          <w:rFonts w:ascii="Times New Roman" w:eastAsia="Times New Roman" w:hAnsi="Times New Roman"/>
-          <w:sz w:val="24"/>
-          <w:szCs w:val="24"/>
-          <w:lang w:eastAsia="ru-RU"/>
-        </w:rPr>
-        <w:t>deal.date</w:t>
-      </w:r>
-      <w:proofErr w:type="spellEnd"/>
-      <w:r>
-        <w:rPr>
-          <w:rFonts w:ascii="Times New Roman" w:eastAsia="Times New Roman" w:hAnsi="Times New Roman"/>
-          <w:sz w:val="24"/>
-          <w:szCs w:val="24"/>
-          <w:lang w:eastAsia="ru-RU"/>
-        </w:rPr>
-        <w:t>}}г</w:t>
+        <w:t xml:space="preserve">                                                            </w:t>
+      </w:r>
+      <w:r>
+        <w:rPr>
+          <w:rFonts w:ascii="Times New Roman" w:eastAsia="Times New Roman" w:hAnsi="Times New Roman"/>
+          <w:sz w:val="24"/>
+          <w:szCs w:val="24"/>
+          <w:lang w:eastAsia="ru-RU"/>
+        </w:rPr>
+        <w:t>{{deal.date}}г</w:t>
       </w:r>
     </w:p>
     <w:p>
@@ -243,15 +179,23 @@
       </w:pPr>
       <w:r>
         <w:rPr>
-          <w:rFonts w:ascii="Times New Roman" w:eastAsia="Times New Roman" w:hAnsi="Times New Roman"/>
+          <w:rFonts w:ascii="Times New Roman" w:hAnsi="Times New Roman"/>
           <w:b/>
-          <w:sz w:val="24"/>
-          <w:szCs w:val="24"/>
-          <w:lang w:eastAsia="ru-RU"/>
-        </w:rPr>
-        <w:t>{{</w:t>
-      </w:r>
-      <w:proofErr w:type="spellStart"/>
+          <w:bCs/>
+          <w:sz w:val="24"/>
+          <w:szCs w:val="24"/>
+        </w:rPr>
+        <w:t>{{owner1.fullName}}{{owner1.poaSuffix}}{{#owner2.fullName}}, {{owner2.fullName}}{{owner2.poaSuffix}}{{/owner2.fullName}}{{#owner3.fullName}}, {{owner3.fullName}}{{owner3.poaSuffix}}{{/owner3.fullName}}</w:t>
+      </w:r>
+      <w:r>
+        <w:rPr>
+          <w:rFonts w:ascii="Times New Roman" w:eastAsia="Times New Roman" w:hAnsi="Times New Roman"/>
+          <w:sz w:val="24"/>
+          <w:szCs w:val="24"/>
+          <w:lang w:eastAsia="ru-RU"/>
+        </w:rPr>
+        <w:t>,</w:t>
+      </w:r>
       <w:r>
         <w:rPr>
           <w:rFonts w:ascii="Times New Roman" w:eastAsia="Times New Roman" w:hAnsi="Times New Roman"/>
@@ -260,117 +204,7 @@
           <w:szCs w:val="24"/>
           <w:lang w:eastAsia="ru-RU"/>
         </w:rPr>
-        <w:t>seller.fullName</w:t>
-      </w:r>
-      <w:proofErr w:type="spellEnd"/>
-      <w:r>
-        <w:rPr>
-          <w:rFonts w:ascii="Times New Roman" w:eastAsia="Times New Roman" w:hAnsi="Times New Roman"/>
-          <w:b/>
-          <w:sz w:val="24"/>
-          <w:szCs w:val="24"/>
-          <w:lang w:eastAsia="ru-RU"/>
-        </w:rPr>
-        <w:t>}}</w:t>
-      </w:r>
-      <w:r>
-        <w:rPr>
-          <w:rFonts w:ascii="Times New Roman" w:eastAsia="Times New Roman" w:hAnsi="Times New Roman"/>
-          <w:sz w:val="24"/>
-          <w:szCs w:val="24"/>
-          <w:lang w:eastAsia="ru-RU"/>
-        </w:rPr>
-        <w:t>{{#seller.poaNumber}}, действующий(</w:t>
-      </w:r>
-      <w:proofErr w:type="spellStart"/>
-      <w:r>
-        <w:rPr>
-          <w:rFonts w:ascii="Times New Roman" w:eastAsia="Times New Roman" w:hAnsi="Times New Roman"/>
-          <w:sz w:val="24"/>
-          <w:szCs w:val="24"/>
-          <w:lang w:eastAsia="ru-RU"/>
-        </w:rPr>
-        <w:t>ая</w:t>
-      </w:r>
-      <w:proofErr w:type="spellEnd"/>
-      <w:r>
-        <w:rPr>
-          <w:rFonts w:ascii="Times New Roman" w:eastAsia="Times New Roman" w:hAnsi="Times New Roman"/>
-          <w:sz w:val="24"/>
-          <w:szCs w:val="24"/>
-          <w:lang w:eastAsia="ru-RU"/>
-        </w:rPr>
-        <w:t>) на основании доверенности №{{</w:t>
-      </w:r>
-      <w:proofErr w:type="spellStart"/>
-      <w:r>
-        <w:rPr>
-          <w:rFonts w:ascii="Times New Roman" w:eastAsia="Times New Roman" w:hAnsi="Times New Roman"/>
-          <w:sz w:val="24"/>
-          <w:szCs w:val="24"/>
-          <w:lang w:eastAsia="ru-RU"/>
-        </w:rPr>
-        <w:t>seller.poaNumber</w:t>
-      </w:r>
-      <w:proofErr w:type="spellEnd"/>
-      <w:r>
-        <w:rPr>
-          <w:rFonts w:ascii="Times New Roman" w:eastAsia="Times New Roman" w:hAnsi="Times New Roman"/>
-          <w:sz w:val="24"/>
-          <w:szCs w:val="24"/>
-          <w:lang w:eastAsia="ru-RU"/>
-        </w:rPr>
-        <w:t>}} от {{</w:t>
-      </w:r>
-      <w:proofErr w:type="spellStart"/>
-      <w:r>
-        <w:rPr>
-          <w:rFonts w:ascii="Times New Roman" w:eastAsia="Times New Roman" w:hAnsi="Times New Roman"/>
-          <w:sz w:val="24"/>
-          <w:szCs w:val="24"/>
-          <w:lang w:eastAsia="ru-RU"/>
-        </w:rPr>
-        <w:t>seller.poaDate</w:t>
-      </w:r>
-      <w:proofErr w:type="spellEnd"/>
-      <w:r>
-        <w:rPr>
-          <w:rFonts w:ascii="Times New Roman" w:eastAsia="Times New Roman" w:hAnsi="Times New Roman"/>
-          <w:sz w:val="24"/>
-          <w:szCs w:val="24"/>
-          <w:lang w:eastAsia="ru-RU"/>
-        </w:rPr>
-        <w:t>}}{{/</w:t>
-      </w:r>
-      <w:proofErr w:type="spellStart"/>
-      <w:r>
-        <w:rPr>
-          <w:rFonts w:ascii="Times New Roman" w:eastAsia="Times New Roman" w:hAnsi="Times New Roman"/>
-          <w:sz w:val="24"/>
-          <w:szCs w:val="24"/>
-          <w:lang w:eastAsia="ru-RU"/>
-        </w:rPr>
-        <w:t>seller.poaNumber</w:t>
-      </w:r>
-      <w:proofErr w:type="spellEnd"/>
-      <w:r>
-        <w:rPr>
-          <w:rFonts w:ascii="Times New Roman" w:eastAsia="Times New Roman" w:hAnsi="Times New Roman"/>
-          <w:sz w:val="24"/>
-          <w:szCs w:val="24"/>
-          <w:lang w:eastAsia="ru-RU"/>
-        </w:rPr>
-        <w:t>}}</w:t>
-      </w:r>
-      <w:r>
-        <w:rPr>
-          <w:rFonts w:ascii="Times New Roman" w:eastAsia="Times New Roman" w:hAnsi="Times New Roman"/>
-          <w:b/>
-          <w:sz w:val="24"/>
-          <w:szCs w:val="24"/>
-          <w:lang w:eastAsia="ru-RU"/>
-        </w:rPr>
-        <w:t xml:space="preserve">, </w:t>
+        <w:t xml:space="preserve"> </w:t>
       </w:r>
       <w:r>
         <w:rPr>
@@ -874,32 +708,18 @@
           <w:szCs w:val="24"/>
           <w:lang w:val="en-US"/>
         </w:rPr>
-        <w:t>{{</w:t>
-      </w:r>
-      <w:proofErr w:type="gramStart"/>
+        <w:t>{{property.</w:t>
+      </w:r>
       <w:r>
         <w:rPr>
           <w:rFonts w:ascii="Times New Roman" w:hAnsi="Times New Roman"/>
           <w:b/>
           <w:sz w:val="24"/>
           <w:szCs w:val="24"/>
-          <w:lang w:val="en-US"/>
-        </w:rPr>
-        <w:t>property.</w:t>
-      </w:r>
-      <w:proofErr w:type="spellStart"/>
-      <w:r>
-        <w:rPr>
-          <w:rFonts w:ascii="Times New Roman" w:hAnsi="Times New Roman"/>
-          <w:b/>
-          <w:sz w:val="24"/>
-          <w:szCs w:val="24"/>
           <w:lang w:val="ru-BY"/>
         </w:rPr>
         <w:t>commercialKind</w:t>
       </w:r>
-      <w:proofErr w:type="spellEnd"/>
-      <w:proofErr w:type="gramEnd"/>
       <w:r>
         <w:rPr>
           <w:rFonts w:ascii="Times New Roman" w:hAnsi="Times New Roman"/>
@@ -965,31 +785,7 @@
           <w:szCs w:val="24"/>
           <w:lang w:val="ru-BY"/>
         </w:rPr>
-        <w:t>{{</w:t>
-      </w:r>
-      <w:proofErr w:type="spellStart"/>
-      <w:proofErr w:type="gramStart"/>
-      <w:r>
-        <w:rPr>
-          <w:rFonts w:ascii="Times New Roman" w:hAnsi="Times New Roman"/>
-          <w:b/>
-          <w:sz w:val="24"/>
-          <w:szCs w:val="24"/>
-          <w:lang w:val="ru-BY"/>
-        </w:rPr>
-        <w:t>property.address</w:t>
-      </w:r>
-      <w:proofErr w:type="spellEnd"/>
-      <w:proofErr w:type="gramEnd"/>
-      <w:r>
-        <w:rPr>
-          <w:rFonts w:ascii="Times New Roman" w:hAnsi="Times New Roman"/>
-          <w:b/>
-          <w:sz w:val="24"/>
-          <w:szCs w:val="24"/>
-          <w:lang w:val="ru-BY"/>
-        </w:rPr>
-        <w:t>}}</w:t>
+        <w:t>{{property.address}}</w:t>
       </w:r>
     </w:p>
     <w:p>
@@ -1044,33 +840,7 @@
           <w:szCs w:val="24"/>
           <w:lang w:val="ru-BY"/>
         </w:rPr>
-        <w:t>{{</w:t>
-      </w:r>
-      <w:proofErr w:type="spellStart"/>
-      <w:proofErr w:type="gramStart"/>
-      <w:r>
-        <w:rPr>
-          <w:rFonts w:ascii="Times New Roman" w:hAnsi="Times New Roman"/>
-          <w:b/>
-          <w:bCs/>
-          <w:sz w:val="24"/>
-          <w:szCs w:val="24"/>
-          <w:lang w:val="ru-BY"/>
-        </w:rPr>
-        <w:t>property.areaTotal</w:t>
-      </w:r>
-      <w:proofErr w:type="spellEnd"/>
-      <w:proofErr w:type="gramEnd"/>
-      <w:r>
-        <w:rPr>
-          <w:rFonts w:ascii="Times New Roman" w:hAnsi="Times New Roman"/>
-          <w:b/>
-          <w:bCs/>
-          <w:sz w:val="24"/>
-          <w:szCs w:val="24"/>
-          <w:lang w:val="ru-BY"/>
-        </w:rPr>
-        <w:t>}}</w:t>
+        <w:t>{{property.areaTotal}}</w:t>
       </w:r>
       <w:r>
         <w:rPr>
@@ -1145,33 +915,7 @@
           <w:szCs w:val="24"/>
           <w:lang w:val="ru-BY"/>
         </w:rPr>
-        <w:t>{{</w:t>
-      </w:r>
-      <w:proofErr w:type="spellStart"/>
-      <w:proofErr w:type="gramStart"/>
-      <w:r>
-        <w:rPr>
-          <w:rFonts w:ascii="Times New Roman" w:hAnsi="Times New Roman"/>
-          <w:b/>
-          <w:bCs/>
-          <w:sz w:val="24"/>
-          <w:szCs w:val="24"/>
-          <w:lang w:val="ru-BY"/>
-        </w:rPr>
-        <w:t>property.commercialPurpose</w:t>
-      </w:r>
-      <w:proofErr w:type="spellEnd"/>
-      <w:proofErr w:type="gramEnd"/>
-      <w:r>
-        <w:rPr>
-          <w:rFonts w:ascii="Times New Roman" w:hAnsi="Times New Roman"/>
-          <w:b/>
-          <w:bCs/>
-          <w:sz w:val="24"/>
-          <w:szCs w:val="24"/>
-          <w:lang w:val="ru-BY"/>
-        </w:rPr>
-        <w:t>}}</w:t>
+        <w:t>{{property.commercialPurpose}}</w:t>
       </w:r>
       <w:r>
         <w:rPr>
@@ -1303,33 +1047,7 @@
           <w:szCs w:val="24"/>
           <w:lang w:eastAsia="ru-RU"/>
         </w:rPr>
-        <w:t>{{</w:t>
-      </w:r>
-      <w:proofErr w:type="spellStart"/>
-      <w:proofErr w:type="gramStart"/>
-      <w:r>
-        <w:rPr>
-          <w:rFonts w:ascii="Times New Roman" w:eastAsia="Times New Roman" w:hAnsi="Times New Roman"/>
-          <w:b/>
-          <w:bCs/>
-          <w:sz w:val="24"/>
-          <w:szCs w:val="24"/>
-          <w:lang w:eastAsia="ru-RU"/>
-        </w:rPr>
-        <w:t>property.priceBYN</w:t>
-      </w:r>
-      <w:proofErr w:type="spellEnd"/>
-      <w:proofErr w:type="gramEnd"/>
-      <w:r>
-        <w:rPr>
-          <w:rFonts w:ascii="Times New Roman" w:eastAsia="Times New Roman" w:hAnsi="Times New Roman"/>
-          <w:b/>
-          <w:bCs/>
-          <w:sz w:val="24"/>
-          <w:szCs w:val="24"/>
-          <w:lang w:eastAsia="ru-RU"/>
-        </w:rPr>
-        <w:t>}}</w:t>
+        <w:t>{{property.priceBYN}}</w:t>
       </w:r>
       <w:r>
         <w:rPr>
@@ -1356,27 +1074,7 @@
           <w:szCs w:val="24"/>
           <w:lang w:eastAsia="ru-RU"/>
         </w:rPr>
-        <w:t xml:space="preserve"> ({{</w:t>
-      </w:r>
-      <w:proofErr w:type="spellStart"/>
-      <w:r>
-        <w:rPr>
-          <w:rFonts w:ascii="Times New Roman" w:eastAsia="Times New Roman" w:hAnsi="Times New Roman"/>
-          <w:sz w:val="24"/>
-          <w:szCs w:val="24"/>
-          <w:lang w:eastAsia="ru-RU"/>
-        </w:rPr>
-        <w:t>property.priceWords</w:t>
-      </w:r>
-      <w:proofErr w:type="spellEnd"/>
-      <w:r>
-        <w:rPr>
-          <w:rFonts w:ascii="Times New Roman" w:eastAsia="Times New Roman" w:hAnsi="Times New Roman"/>
-          <w:sz w:val="24"/>
-          <w:szCs w:val="24"/>
-          <w:lang w:eastAsia="ru-RU"/>
-        </w:rPr>
-        <w:t>}})</w:t>
+        <w:t xml:space="preserve"> ({{property.priceWords}})</w:t>
       </w:r>
       <w:r>
         <w:rPr>
@@ -1562,9 +1260,8 @@
           <w:szCs w:val="24"/>
           <w:lang w:eastAsia="ru-RU"/>
         </w:rPr>
-        <w:t>{{</w:t>
-      </w:r>
-      <w:proofErr w:type="spellStart"/>
+        <w:t>{{commission.percent}}</w:t>
+      </w:r>
       <w:r>
         <w:rPr>
           <w:rFonts w:ascii="Times New Roman" w:eastAsia="Times New Roman" w:hAnsi="Times New Roman"/>
@@ -1574,9 +1271,8 @@
           <w:szCs w:val="24"/>
           <w:lang w:eastAsia="ru-RU"/>
         </w:rPr>
-        <w:t>commission.percent</w:t>
-      </w:r>
-      <w:proofErr w:type="spellEnd"/>
+        <w:t xml:space="preserve"> </w:t>
+      </w:r>
       <w:r>
         <w:rPr>
           <w:rFonts w:ascii="Times New Roman" w:eastAsia="Times New Roman" w:hAnsi="Times New Roman"/>
@@ -1586,7 +1282,25 @@
           <w:szCs w:val="24"/>
           <w:lang w:eastAsia="ru-RU"/>
         </w:rPr>
-        <w:t>}}</w:t>
+        <w:t>%</w:t>
+      </w:r>
+      <w:r>
+        <w:rPr>
+          <w:rFonts w:ascii="Times New Roman" w:eastAsia="Times New Roman" w:hAnsi="Times New Roman"/>
+          <w:sz w:val="24"/>
+          <w:szCs w:val="24"/>
+          <w:lang w:eastAsia="ru-RU"/>
+        </w:rPr>
+        <w:t xml:space="preserve"> от стоимости объекта недвижимого имущества, а именно</w:t>
+      </w:r>
+      <w:r>
+        <w:rPr>
+          <w:rFonts w:ascii="Times New Roman" w:eastAsia="Times New Roman" w:hAnsi="Times New Roman"/>
+          <w:sz w:val="24"/>
+          <w:szCs w:val="24"/>
+          <w:lang w:eastAsia="ru-RU"/>
+        </w:rPr>
+        <w:t xml:space="preserve"> </w:t>
       </w:r>
       <w:r>
         <w:rPr>
@@ -1597,7 +1311,7 @@
           <w:szCs w:val="24"/>
           <w:lang w:eastAsia="ru-RU"/>
         </w:rPr>
-        <w:t xml:space="preserve"> </w:t>
+        <w:t>{{commission.amountBYN}}</w:t>
       </w:r>
       <w:r>
         <w:rPr>
@@ -1608,66 +1322,20 @@
           <w:szCs w:val="24"/>
           <w:lang w:eastAsia="ru-RU"/>
         </w:rPr>
-        <w:t>%</w:t>
-      </w:r>
-      <w:r>
-        <w:rPr>
-          <w:rFonts w:ascii="Times New Roman" w:eastAsia="Times New Roman" w:hAnsi="Times New Roman"/>
-          <w:sz w:val="24"/>
-          <w:szCs w:val="24"/>
-          <w:lang w:eastAsia="ru-RU"/>
-        </w:rPr>
-        <w:t xml:space="preserve"> от стоимости объекта недвижимого имущества, а именно</w:t>
-      </w:r>
-      <w:r>
-        <w:rPr>
-          <w:rFonts w:ascii="Times New Roman" w:eastAsia="Times New Roman" w:hAnsi="Times New Roman"/>
-          <w:sz w:val="24"/>
-          <w:szCs w:val="24"/>
-          <w:lang w:eastAsia="ru-RU"/>
-        </w:rPr>
         <w:t xml:space="preserve"> </w:t>
       </w:r>
       <w:r>
         <w:rPr>
           <w:rFonts w:ascii="Times New Roman" w:eastAsia="Times New Roman" w:hAnsi="Times New Roman"/>
-          <w:b/>
-          <w:bCs/>
-          <w:sz w:val="24"/>
-          <w:szCs w:val="24"/>
-          <w:lang w:eastAsia="ru-RU"/>
-        </w:rPr>
-        <w:t>{{</w:t>
-      </w:r>
-      <w:proofErr w:type="spellStart"/>
-      <w:r>
-        <w:rPr>
-          <w:rFonts w:ascii="Times New Roman" w:eastAsia="Times New Roman" w:hAnsi="Times New Roman"/>
-          <w:b/>
-          <w:bCs/>
-          <w:sz w:val="24"/>
-          <w:szCs w:val="24"/>
-          <w:lang w:eastAsia="ru-RU"/>
-        </w:rPr>
-        <w:t>commission.amountBYN</w:t>
-      </w:r>
-      <w:proofErr w:type="spellEnd"/>
-      <w:r>
-        <w:rPr>
-          <w:rFonts w:ascii="Times New Roman" w:eastAsia="Times New Roman" w:hAnsi="Times New Roman"/>
-          <w:b/>
-          <w:bCs/>
-          <w:sz w:val="24"/>
-          <w:szCs w:val="24"/>
-          <w:lang w:eastAsia="ru-RU"/>
-        </w:rPr>
-        <w:t>}}</w:t>
-      </w:r>
-      <w:r>
-        <w:rPr>
-          <w:rFonts w:ascii="Times New Roman" w:eastAsia="Times New Roman" w:hAnsi="Times New Roman"/>
-          <w:b/>
-          <w:bCs/>
+          <w:sz w:val="24"/>
+          <w:szCs w:val="24"/>
+          <w:lang w:eastAsia="ru-RU"/>
+        </w:rPr>
+        <w:t>белорусских рублей</w:t>
+      </w:r>
+      <w:r>
+        <w:rPr>
+          <w:rFonts w:ascii="Times New Roman" w:eastAsia="Times New Roman" w:hAnsi="Times New Roman"/>
           <w:sz w:val="24"/>
           <w:szCs w:val="24"/>
           <w:lang w:eastAsia="ru-RU"/>
@@ -1681,45 +1349,7 @@
           <w:szCs w:val="24"/>
           <w:lang w:eastAsia="ru-RU"/>
         </w:rPr>
-        <w:t>белорусских рублей</w:t>
-      </w:r>
-      <w:r>
-        <w:rPr>
-          <w:rFonts w:ascii="Times New Roman" w:eastAsia="Times New Roman" w:hAnsi="Times New Roman"/>
-          <w:sz w:val="24"/>
-          <w:szCs w:val="24"/>
-          <w:lang w:eastAsia="ru-RU"/>
-        </w:rPr>
-        <w:t xml:space="preserve"> </w:t>
-      </w:r>
-      <w:r>
-        <w:rPr>
-          <w:rFonts w:ascii="Times New Roman" w:eastAsia="Times New Roman" w:hAnsi="Times New Roman"/>
-          <w:sz w:val="24"/>
-          <w:szCs w:val="24"/>
-          <w:lang w:eastAsia="ru-RU"/>
-        </w:rPr>
-        <w:t>({{</w:t>
-      </w:r>
-      <w:proofErr w:type="spellStart"/>
-      <w:r>
-        <w:rPr>
-          <w:rFonts w:ascii="Times New Roman" w:eastAsia="Times New Roman" w:hAnsi="Times New Roman"/>
-          <w:sz w:val="24"/>
-          <w:szCs w:val="24"/>
-          <w:lang w:eastAsia="ru-RU"/>
-        </w:rPr>
-        <w:t>commission.amountWords</w:t>
-      </w:r>
-      <w:proofErr w:type="spellEnd"/>
-      <w:r>
-        <w:rPr>
-          <w:rFonts w:ascii="Times New Roman" w:eastAsia="Times New Roman" w:hAnsi="Times New Roman"/>
-          <w:sz w:val="24"/>
-          <w:szCs w:val="24"/>
-          <w:lang w:eastAsia="ru-RU"/>
-        </w:rPr>
-        <w:t>}})</w:t>
+        <w:t>({{commission.amountWords}})</w:t>
       </w:r>
       <w:r>
         <w:rPr>
@@ -2952,7 +2582,6 @@
         </w:rPr>
         <w:t>3.1.</w:t>
       </w:r>
-      <w:proofErr w:type="gramStart"/>
       <w:r>
         <w:rPr>
           <w:rFonts w:ascii="Times New Roman" w:hAnsi="Times New Roman"/>
@@ -2987,18 +2616,8 @@
           <w:szCs w:val="24"/>
           <w:lang w:eastAsia="ru-RU"/>
         </w:rPr>
-        <w:t>о</w:t>
-      </w:r>
-      <w:r>
-        <w:rPr>
-          <w:rFonts w:ascii="Times New Roman" w:eastAsia="Times New Roman" w:hAnsi="Times New Roman"/>
-          <w:sz w:val="24"/>
-          <w:szCs w:val="24"/>
-          <w:lang w:eastAsia="ru-RU"/>
-        </w:rPr>
-        <w:t>рганизовать</w:t>
-      </w:r>
-      <w:proofErr w:type="gramEnd"/>
+        <w:t xml:space="preserve"> организовать</w:t>
+      </w:r>
       <w:r>
         <w:rPr>
           <w:rFonts w:ascii="Times New Roman" w:eastAsia="Times New Roman" w:hAnsi="Times New Roman"/>
@@ -3989,40 +3608,14 @@
         </w:rPr>
         <w:t>3.2.</w:t>
       </w:r>
-      <w:proofErr w:type="gramStart"/>
-      <w:r>
-        <w:rPr>
-          <w:rFonts w:ascii="Times New Roman" w:hAnsi="Times New Roman"/>
-          <w:sz w:val="24"/>
-          <w:szCs w:val="24"/>
-        </w:rPr>
-        <w:t>9</w:t>
-      </w:r>
-      <w:r>
-        <w:rPr>
-          <w:rFonts w:ascii="Times New Roman" w:hAnsi="Times New Roman"/>
-          <w:sz w:val="24"/>
-          <w:szCs w:val="24"/>
-        </w:rPr>
-        <w:t>.</w:t>
-      </w:r>
-      <w:r>
-        <w:rPr>
-          <w:rFonts w:ascii="Times New Roman" w:hAnsi="Times New Roman"/>
-          <w:sz w:val="24"/>
-          <w:szCs w:val="24"/>
-        </w:rPr>
-        <w:t>о</w:t>
-      </w:r>
-      <w:r>
-        <w:rPr>
-          <w:rFonts w:ascii="Times New Roman" w:hAnsi="Times New Roman"/>
-          <w:sz w:val="24"/>
-          <w:szCs w:val="24"/>
-        </w:rPr>
-        <w:t>плата</w:t>
-      </w:r>
-      <w:proofErr w:type="gramEnd"/>
+      <w:r>
+        <w:rPr>
+          <w:rFonts w:ascii="Times New Roman" w:hAnsi="Times New Roman"/>
+          <w:sz w:val="24"/>
+          <w:szCs w:val="24"/>
+        </w:rPr>
+        <w:t>9. оплата</w:t>
+      </w:r>
       <w:r>
         <w:rPr>
           <w:rFonts w:ascii="Times New Roman" w:hAnsi="Times New Roman"/>
@@ -4264,7 +3857,6 @@
         </w:rPr>
         <w:t>{{</w:t>
       </w:r>
-      <w:proofErr w:type="gramStart"/>
       <w:r>
         <w:rPr>
           <w:rFonts w:ascii="Times New Roman" w:eastAsia="Times New Roman" w:hAnsi="Times New Roman"/>
@@ -4283,7 +3875,6 @@
         </w:rPr>
         <w:t>.</w:t>
       </w:r>
-      <w:proofErr w:type="spellStart"/>
       <w:r>
         <w:rPr>
           <w:rFonts w:ascii="Times New Roman" w:eastAsia="Times New Roman" w:hAnsi="Times New Roman"/>
@@ -4293,8 +3884,6 @@
         </w:rPr>
         <w:t>endDateText</w:t>
       </w:r>
-      <w:proofErr w:type="spellEnd"/>
-      <w:proofErr w:type="gramEnd"/>
       <w:r>
         <w:rPr>
           <w:rFonts w:ascii="Times New Roman" w:eastAsia="Times New Roman" w:hAnsi="Times New Roman"/>
@@ -4615,17 +4204,8 @@
     </w:p>
     <w:p>
       <w:pPr>
-        <w:autoSpaceDE w:val="0"/>
-        <w:autoSpaceDN w:val="0"/>
-        <w:adjustRightInd w:val="0"/>
-        <w:spacing w:after="0" w:line="240" w:lineRule="auto"/>
-        <w:ind w:firstLine="709"/>
-        <w:jc w:val="both"/>
-        <w:outlineLvl w:val="0"/>
-        <w:rPr>
-          <w:rFonts w:ascii="Times New Roman" w:eastAsia="Times New Roman" w:hAnsi="Times New Roman"/>
-          <w:sz w:val="24"/>
-          <w:szCs w:val="24"/>
+        <w:pStyle w:val="af3"/>
+        <w:rPr>
           <w:lang w:eastAsia="ru-RU"/>
         </w:rPr>
       </w:pPr>
@@ -5788,31 +5368,7 @@
           <w:szCs w:val="20"/>
           <w:lang w:eastAsia="ru-RU"/>
         </w:rPr>
-        <w:t>Ответственный риэлтер по настоящему договору {{</w:t>
-      </w:r>
-      <w:proofErr w:type="spellStart"/>
-      <w:proofErr w:type="gramStart"/>
-      <w:r>
-        <w:rPr>
-          <w:rFonts w:ascii="Times New Roman" w:eastAsia="Times New Roman" w:hAnsi="Times New Roman"/>
-          <w:i/>
-          <w:sz w:val="20"/>
-          <w:szCs w:val="20"/>
-          <w:lang w:eastAsia="ru-RU"/>
-        </w:rPr>
-        <w:t>agent.initials</w:t>
-      </w:r>
-      <w:proofErr w:type="spellEnd"/>
-      <w:proofErr w:type="gramEnd"/>
-      <w:r>
-        <w:rPr>
-          <w:rFonts w:ascii="Times New Roman" w:eastAsia="Times New Roman" w:hAnsi="Times New Roman"/>
-          <w:i/>
-          <w:sz w:val="20"/>
-          <w:szCs w:val="20"/>
-          <w:lang w:eastAsia="ru-RU"/>
-        </w:rPr>
-        <w:t>}}</w:t>
+        <w:t>Ответственный риэлтер по настоящему договору {{agent.initials}}</w:t>
       </w:r>
     </w:p>
     <w:p>
@@ -5862,75 +5418,7 @@
           <w:szCs w:val="20"/>
           <w:lang w:eastAsia="ru-RU"/>
         </w:rPr>
-        <w:t>№ {{</w:t>
-      </w:r>
-      <w:proofErr w:type="spellStart"/>
-      <w:proofErr w:type="gramStart"/>
-      <w:r>
-        <w:rPr>
-          <w:rFonts w:ascii="Times New Roman" w:eastAsia="Times New Roman" w:hAnsi="Times New Roman"/>
-          <w:i/>
-          <w:sz w:val="20"/>
-          <w:szCs w:val="20"/>
-          <w:lang w:eastAsia="ru-RU"/>
-        </w:rPr>
-        <w:t>agent.attestationNumber</w:t>
-      </w:r>
-      <w:proofErr w:type="spellEnd"/>
-      <w:proofErr w:type="gramEnd"/>
-      <w:r>
-        <w:rPr>
-          <w:rFonts w:ascii="Times New Roman" w:eastAsia="Times New Roman" w:hAnsi="Times New Roman"/>
-          <w:i/>
-          <w:sz w:val="20"/>
-          <w:szCs w:val="20"/>
-          <w:lang w:eastAsia="ru-RU"/>
-        </w:rPr>
-        <w:t>}} от {{</w:t>
-      </w:r>
-      <w:proofErr w:type="spellStart"/>
-      <w:r>
-        <w:rPr>
-          <w:rFonts w:ascii="Times New Roman" w:eastAsia="Times New Roman" w:hAnsi="Times New Roman"/>
-          <w:i/>
-          <w:sz w:val="20"/>
-          <w:szCs w:val="20"/>
-          <w:lang w:eastAsia="ru-RU"/>
-        </w:rPr>
-        <w:t>agent.attestationDate</w:t>
-      </w:r>
-      <w:proofErr w:type="spellEnd"/>
-      <w:r>
-        <w:rPr>
-          <w:rFonts w:ascii="Times New Roman" w:eastAsia="Times New Roman" w:hAnsi="Times New Roman"/>
-          <w:i/>
-          <w:sz w:val="20"/>
-          <w:szCs w:val="20"/>
-          <w:lang w:eastAsia="ru-RU"/>
-        </w:rPr>
-        <w:t>}}г, действует до {{</w:t>
-      </w:r>
-      <w:proofErr w:type="spellStart"/>
-      <w:r>
-        <w:rPr>
-          <w:rFonts w:ascii="Times New Roman" w:eastAsia="Times New Roman" w:hAnsi="Times New Roman"/>
-          <w:i/>
-          <w:sz w:val="20"/>
-          <w:szCs w:val="20"/>
-          <w:lang w:eastAsia="ru-RU"/>
-        </w:rPr>
-        <w:t>agent.attestationExpiry</w:t>
-      </w:r>
-      <w:proofErr w:type="spellEnd"/>
-      <w:r>
-        <w:rPr>
-          <w:rFonts w:ascii="Times New Roman" w:eastAsia="Times New Roman" w:hAnsi="Times New Roman"/>
-          <w:i/>
-          <w:sz w:val="20"/>
-          <w:szCs w:val="20"/>
-          <w:lang w:eastAsia="ru-RU"/>
-        </w:rPr>
-        <w:t>}}г</w:t>
+        <w:t>№ {{agent.attestationNumber}} от {{agent.attestationDate}}г, действует до {{agent.attestationExpiry}}г</w:t>
       </w:r>
     </w:p>
     <w:p>
@@ -5959,35 +5447,7 @@
           <w:szCs w:val="20"/>
           <w:lang w:eastAsia="ru-RU"/>
         </w:rPr>
-        <w:t>Идентификационная пластиковая карточка {{</w:t>
-      </w:r>
-      <w:proofErr w:type="spellStart"/>
-      <w:proofErr w:type="gramStart"/>
-      <w:r>
-        <w:rPr>
-          <w:rFonts w:ascii="Times New Roman" w:eastAsia="Times New Roman" w:hAnsi="Times New Roman"/>
-          <w:bCs/>
-          <w:i/>
-          <w:iCs/>
-          <w:sz w:val="20"/>
-          <w:szCs w:val="20"/>
-          <w:lang w:eastAsia="ru-RU"/>
-        </w:rPr>
-        <w:t>agent.cardNumber</w:t>
-      </w:r>
-      <w:proofErr w:type="spellEnd"/>
-      <w:proofErr w:type="gramEnd"/>
-      <w:r>
-        <w:rPr>
-          <w:rFonts w:ascii="Times New Roman" w:eastAsia="Times New Roman" w:hAnsi="Times New Roman"/>
-          <w:bCs/>
-          <w:i/>
-          <w:iCs/>
-          <w:sz w:val="20"/>
-          <w:szCs w:val="20"/>
-          <w:lang w:eastAsia="ru-RU"/>
-        </w:rPr>
-        <w:t>}}</w:t>
+        <w:t>Идентификационная пластиковая карточка {{agent.cardNumber}}</w:t>
       </w:r>
     </w:p>
     <w:p>
@@ -6016,12 +5476,29 @@
         <w:rPr>
           <w:rFonts w:ascii="Times New Roman" w:eastAsia="Times New Roman" w:hAnsi="Times New Roman"/>
           <w:b/>
-          <w:sz w:val="20"/>
-          <w:szCs w:val="20"/>
-          <w:lang w:eastAsia="ru-RU"/>
-        </w:rPr>
-      </w:pPr>
-      <w:r>
+          <w:sz w:val="24"/>
+          <w:szCs w:val="24"/>
+          <w:lang w:eastAsia="ru-RU"/>
+        </w:rPr>
+      </w:pPr>
+      <w:r>
+        <w:rPr>
+          <w:rFonts w:ascii="Times New Roman" w:eastAsia="Times New Roman" w:hAnsi="Times New Roman"/>
+          <w:b/>
+          <w:sz w:val="24"/>
+          <w:szCs w:val="24"/>
+          <w:lang w:eastAsia="ru-RU"/>
+        </w:rPr>
+        <w:t>7. РЕКВИЗИТЫ И ПОДПИСИ СТОРОН</w:t>
+      </w:r>
+    </w:p>
+    <w:p>
+      <w:pPr>
+        <w:autoSpaceDE w:val="0"/>
+        <w:autoSpaceDN w:val="0"/>
+        <w:adjustRightInd w:val="0"/>
+        <w:spacing w:after="0" w:line="240" w:lineRule="auto"/>
+        <w:jc w:val="center"/>
         <w:rPr>
           <w:rFonts w:ascii="Times New Roman" w:eastAsia="Times New Roman" w:hAnsi="Times New Roman"/>
           <w:b/>
@@ -6029,18 +5506,25 @@
           <w:szCs w:val="20"/>
           <w:lang w:eastAsia="ru-RU"/>
         </w:rPr>
-        <w:t>7. РЕКВИЗИТЫ И ПОДПИСИ СТОРОН</w:t>
-      </w:r>
+      </w:pPr>
     </w:p>
     <w:tbl>
       <w:tblPr>
         <w:tblStyle w:val="a3"/>
-        <w:tblW w:w="0" w:type="auto"/>
+        <w:tblW w:w="10768" w:type="dxa"/>
+        <w:tblBorders>
+          <w:top w:val="none" w:sz="0" w:space="0" w:color="auto"/>
+          <w:left w:val="none" w:sz="0" w:space="0" w:color="auto"/>
+          <w:bottom w:val="none" w:sz="0" w:space="0" w:color="auto"/>
+          <w:right w:val="none" w:sz="0" w:space="0" w:color="auto"/>
+          <w:insideH w:val="none" w:sz="0" w:space="0" w:color="auto"/>
+          <w:insideV w:val="none" w:sz="0" w:space="0" w:color="auto"/>
+        </w:tblBorders>
         <w:tblLook w:val="04A0" w:firstRow="1" w:lastRow="0" w:firstColumn="1" w:lastColumn="0" w:noHBand="0" w:noVBand="1"/>
       </w:tblPr>
       <w:tblGrid>
         <w:gridCol w:w="5434"/>
-        <w:gridCol w:w="5356"/>
+        <w:gridCol w:w="5334"/>
       </w:tblGrid>
       <w:tr>
         <w:tc>
@@ -6049,485 +5533,162 @@
           </w:tcPr>
           <w:p>
             <w:pPr>
-              <w:autoSpaceDE w:val="0"/>
-              <w:autoSpaceDN w:val="0"/>
-              <w:adjustRightInd w:val="0"/>
-              <w:spacing w:line="360" w:lineRule="auto"/>
-              <w:ind w:right="43"/>
-              <w:rPr>
-                <w:rFonts w:ascii="Times New Roman" w:eastAsia="Times New Roman" w:hAnsi="Times New Roman"/>
-                <w:sz w:val="20"/>
-                <w:szCs w:val="20"/>
+              <w:rPr>
+                <w:rFonts w:ascii="Times New Roman" w:hAnsi="Times New Roman"/>
+                <w:sz w:val="24"/>
+                <w:szCs w:val="24"/>
                 <w:lang w:eastAsia="ru-RU"/>
               </w:rPr>
             </w:pPr>
-            <w:bookmarkStart w:id="10" w:name="_Hlk233617379"/>
-            <w:r>
-              <w:rPr>
-                <w:rFonts w:ascii="Times New Roman" w:eastAsia="Times New Roman" w:hAnsi="Times New Roman"/>
-                <w:sz w:val="20"/>
-                <w:szCs w:val="20"/>
+            <w:bookmarkStart w:id="10" w:name="_Hlk225347630"/>
+            <w:r>
+              <w:rPr>
+                <w:rFonts w:ascii="Times New Roman" w:hAnsi="Times New Roman"/>
+                <w:sz w:val="24"/>
+                <w:szCs w:val="24"/>
                 <w:lang w:eastAsia="ru-RU"/>
               </w:rPr>
-              <w:t>ФИО</w:t>
-            </w:r>
-            <w:r>
-              <w:rPr>
-                <w:rFonts w:ascii="Times New Roman" w:eastAsia="Times New Roman" w:hAnsi="Times New Roman"/>
-                <w:b/>
-                <w:sz w:val="24"/>
-                <w:szCs w:val="24"/>
-                <w:lang w:eastAsia="ru-RU"/>
-              </w:rPr>
-              <w:t xml:space="preserve"> </w:t>
-            </w:r>
-            <w:r>
-              <w:rPr>
-                <w:rFonts w:ascii="Times New Roman" w:eastAsia="Times New Roman" w:hAnsi="Times New Roman"/>
-                <w:b/>
-                <w:sz w:val="24"/>
-                <w:szCs w:val="24"/>
-                <w:lang w:eastAsia="ru-RU"/>
-              </w:rPr>
-              <w:t>{{</w:t>
-            </w:r>
-            <w:proofErr w:type="spellStart"/>
-            <w:proofErr w:type="gramStart"/>
-            <w:r>
-              <w:rPr>
-                <w:rFonts w:ascii="Times New Roman" w:eastAsia="Times New Roman" w:hAnsi="Times New Roman"/>
-                <w:b/>
-                <w:sz w:val="24"/>
-                <w:szCs w:val="24"/>
-                <w:lang w:eastAsia="ru-RU"/>
-              </w:rPr>
-              <w:t>seller.fullName</w:t>
-            </w:r>
-            <w:proofErr w:type="spellEnd"/>
-            <w:proofErr w:type="gramEnd"/>
-            <w:r>
-              <w:rPr>
-                <w:rFonts w:ascii="Times New Roman" w:eastAsia="Times New Roman" w:hAnsi="Times New Roman"/>
-                <w:b/>
-                <w:sz w:val="24"/>
-                <w:szCs w:val="24"/>
-                <w:lang w:eastAsia="ru-RU"/>
-              </w:rPr>
-              <w:t>}}</w:t>
+              <w:t>{{owner1.fullName}}</w:t>
             </w:r>
           </w:p>
           <w:p>
             <w:pPr>
-              <w:autoSpaceDE w:val="0"/>
-              <w:autoSpaceDN w:val="0"/>
-              <w:adjustRightInd w:val="0"/>
-              <w:spacing w:line="276" w:lineRule="auto"/>
-              <w:ind w:right="43"/>
-              <w:rPr>
-                <w:rFonts w:ascii="Times New Roman" w:eastAsia="Times New Roman" w:hAnsi="Times New Roman"/>
-                <w:sz w:val="20"/>
-                <w:szCs w:val="20"/>
+              <w:rPr>
+                <w:rFonts w:ascii="Times New Roman" w:hAnsi="Times New Roman"/>
+                <w:sz w:val="24"/>
+                <w:szCs w:val="24"/>
                 <w:lang w:eastAsia="ru-RU"/>
               </w:rPr>
             </w:pPr>
             <w:r>
               <w:rPr>
-                <w:rFonts w:ascii="Times New Roman" w:eastAsia="Times New Roman" w:hAnsi="Times New Roman"/>
-                <w:sz w:val="20"/>
-                <w:szCs w:val="20"/>
+                <w:rFonts w:ascii="Times New Roman" w:hAnsi="Times New Roman"/>
+                <w:sz w:val="24"/>
+                <w:szCs w:val="24"/>
                 <w:lang w:eastAsia="ru-RU"/>
               </w:rPr>
-              <w:t>Адрес регистрации</w:t>
-            </w:r>
-            <w:r>
-              <w:rPr>
-                <w:rFonts w:ascii="Times New Roman" w:eastAsia="Times New Roman" w:hAnsi="Times New Roman"/>
-                <w:sz w:val="20"/>
-                <w:szCs w:val="20"/>
-                <w:lang w:eastAsia="ru-RU"/>
-              </w:rPr>
-              <w:t>:</w:t>
-            </w:r>
-            <w:r>
-              <w:rPr>
-                <w:rFonts w:ascii="Times New Roman" w:eastAsia="Times New Roman" w:hAnsi="Times New Roman"/>
-                <w:sz w:val="20"/>
-                <w:szCs w:val="20"/>
-                <w:lang w:eastAsia="ru-RU"/>
-              </w:rPr>
-              <w:t xml:space="preserve"> {{</w:t>
-            </w:r>
-            <w:proofErr w:type="spellStart"/>
-            <w:proofErr w:type="gramStart"/>
-            <w:r>
-              <w:rPr>
-                <w:rFonts w:ascii="Times New Roman" w:eastAsia="Times New Roman" w:hAnsi="Times New Roman"/>
-                <w:sz w:val="20"/>
-                <w:szCs w:val="20"/>
-                <w:lang w:eastAsia="ru-RU"/>
-              </w:rPr>
-              <w:t>seller.address</w:t>
-            </w:r>
-            <w:proofErr w:type="spellEnd"/>
-            <w:proofErr w:type="gramEnd"/>
-            <w:r>
-              <w:rPr>
-                <w:rFonts w:ascii="Times New Roman" w:eastAsia="Times New Roman" w:hAnsi="Times New Roman"/>
-                <w:sz w:val="20"/>
-                <w:szCs w:val="20"/>
-                <w:lang w:eastAsia="ru-RU"/>
-              </w:rPr>
-              <w:t>}}</w:t>
+              <w:t>Адрес регистрации: {{owner1.address}}</w:t>
             </w:r>
           </w:p>
           <w:p>
             <w:pPr>
-              <w:autoSpaceDE w:val="0"/>
-              <w:autoSpaceDN w:val="0"/>
-              <w:adjustRightInd w:val="0"/>
-              <w:spacing w:line="276" w:lineRule="auto"/>
-              <w:ind w:right="43"/>
-              <w:rPr>
-                <w:rFonts w:ascii="Times New Roman" w:eastAsia="Times New Roman" w:hAnsi="Times New Roman"/>
-                <w:sz w:val="20"/>
-                <w:szCs w:val="20"/>
+              <w:rPr>
+                <w:rFonts w:ascii="Times New Roman" w:hAnsi="Times New Roman"/>
+                <w:sz w:val="24"/>
+                <w:szCs w:val="24"/>
+                <w:lang w:val="en-US" w:eastAsia="ru-RU"/>
+              </w:rPr>
+            </w:pPr>
+            <w:r>
+              <w:rPr>
+                <w:rFonts w:ascii="Times New Roman" w:hAnsi="Times New Roman"/>
+                <w:sz w:val="24"/>
+                <w:szCs w:val="24"/>
                 <w:lang w:eastAsia="ru-RU"/>
               </w:rPr>
-            </w:pPr>
-            <w:r>
-              <w:rPr>
-                <w:rFonts w:ascii="Times New Roman" w:eastAsia="Times New Roman" w:hAnsi="Times New Roman"/>
-                <w:sz w:val="20"/>
-                <w:szCs w:val="20"/>
-                <w:lang w:eastAsia="ru-RU"/>
-              </w:rPr>
               <w:t>Паспорт</w:t>
             </w:r>
             <w:r>
               <w:rPr>
-                <w:rFonts w:ascii="Times New Roman" w:eastAsia="Times New Roman" w:hAnsi="Times New Roman"/>
-                <w:sz w:val="20"/>
-                <w:szCs w:val="20"/>
-                <w:lang w:eastAsia="ru-RU"/>
-              </w:rPr>
-              <w:t xml:space="preserve"> {{</w:t>
-            </w:r>
-            <w:proofErr w:type="spellStart"/>
-            <w:proofErr w:type="gramStart"/>
-            <w:r>
-              <w:rPr>
-                <w:rFonts w:ascii="Times New Roman" w:eastAsia="Times New Roman" w:hAnsi="Times New Roman"/>
-                <w:sz w:val="20"/>
-                <w:szCs w:val="20"/>
-                <w:lang w:eastAsia="ru-RU"/>
-              </w:rPr>
-              <w:t>seller.passport</w:t>
-            </w:r>
-            <w:proofErr w:type="spellEnd"/>
-            <w:proofErr w:type="gramEnd"/>
-            <w:r>
-              <w:rPr>
-                <w:rFonts w:ascii="Times New Roman" w:eastAsia="Times New Roman" w:hAnsi="Times New Roman"/>
-                <w:sz w:val="20"/>
-                <w:szCs w:val="20"/>
-                <w:lang w:eastAsia="ru-RU"/>
-              </w:rPr>
-              <w:t>}}</w:t>
+                <w:rFonts w:ascii="Times New Roman" w:hAnsi="Times New Roman"/>
+                <w:sz w:val="24"/>
+                <w:szCs w:val="24"/>
+                <w:lang w:val="en-US" w:eastAsia="ru-RU"/>
+              </w:rPr>
+              <w:t xml:space="preserve"> {{owner1.passport}}</w:t>
             </w:r>
           </w:p>
           <w:p>
             <w:pPr>
-              <w:autoSpaceDE w:val="0"/>
-              <w:autoSpaceDN w:val="0"/>
-              <w:adjustRightInd w:val="0"/>
-              <w:spacing w:line="276" w:lineRule="auto"/>
-              <w:ind w:right="43"/>
-              <w:rPr>
-                <w:rFonts w:ascii="Times New Roman" w:eastAsia="Times New Roman" w:hAnsi="Times New Roman"/>
-                <w:sz w:val="20"/>
-                <w:szCs w:val="20"/>
+              <w:rPr>
+                <w:rFonts w:ascii="Times New Roman" w:hAnsi="Times New Roman"/>
+                <w:sz w:val="24"/>
+                <w:szCs w:val="24"/>
+                <w:lang w:val="en-US" w:eastAsia="ru-RU"/>
+              </w:rPr>
+            </w:pPr>
+            <w:r>
+              <w:rPr>
+                <w:rFonts w:ascii="Times New Roman" w:hAnsi="Times New Roman"/>
+                <w:sz w:val="24"/>
+                <w:szCs w:val="24"/>
                 <w:lang w:eastAsia="ru-RU"/>
               </w:rPr>
-            </w:pPr>
-            <w:r>
-              <w:rPr>
-                <w:rFonts w:ascii="Times New Roman" w:eastAsia="Times New Roman" w:hAnsi="Times New Roman"/>
-                <w:sz w:val="20"/>
-                <w:szCs w:val="20"/>
-                <w:lang w:eastAsia="ru-RU"/>
-              </w:rPr>
               <w:t>Выдан</w:t>
             </w:r>
             <w:r>
               <w:rPr>
-                <w:rFonts w:ascii="Times New Roman" w:eastAsia="Times New Roman" w:hAnsi="Times New Roman"/>
-                <w:sz w:val="20"/>
-                <w:szCs w:val="20"/>
-                <w:lang w:eastAsia="ru-RU"/>
-              </w:rPr>
-              <w:t xml:space="preserve"> {{</w:t>
-            </w:r>
-            <w:proofErr w:type="gramStart"/>
-            <w:r>
-              <w:rPr>
-                <w:rFonts w:ascii="Times New Roman" w:eastAsia="Times New Roman" w:hAnsi="Times New Roman"/>
-                <w:sz w:val="20"/>
-                <w:szCs w:val="20"/>
+                <w:rFonts w:ascii="Times New Roman" w:hAnsi="Times New Roman"/>
+                <w:sz w:val="24"/>
+                <w:szCs w:val="24"/>
                 <w:lang w:val="en-US" w:eastAsia="ru-RU"/>
               </w:rPr>
-              <w:t>seller</w:t>
-            </w:r>
-            <w:r>
-              <w:rPr>
-                <w:rFonts w:ascii="Times New Roman" w:eastAsia="Times New Roman" w:hAnsi="Times New Roman"/>
-                <w:sz w:val="20"/>
-                <w:szCs w:val="20"/>
-                <w:lang w:eastAsia="ru-RU"/>
-              </w:rPr>
-              <w:t>.</w:t>
-            </w:r>
-            <w:proofErr w:type="spellStart"/>
-            <w:r>
-              <w:rPr>
-                <w:rFonts w:ascii="Times New Roman" w:eastAsia="Times New Roman" w:hAnsi="Times New Roman"/>
-                <w:sz w:val="20"/>
-                <w:szCs w:val="20"/>
-                <w:lang w:val="en-US" w:eastAsia="ru-RU"/>
-              </w:rPr>
-              <w:t>passportIssuedByInstrumental</w:t>
-            </w:r>
-            <w:proofErr w:type="spellEnd"/>
-            <w:proofErr w:type="gramEnd"/>
-            <w:r>
-              <w:rPr>
-                <w:rFonts w:ascii="Times New Roman" w:eastAsia="Times New Roman" w:hAnsi="Times New Roman"/>
-                <w:sz w:val="20"/>
-                <w:szCs w:val="20"/>
-                <w:lang w:eastAsia="ru-RU"/>
-              </w:rPr>
-              <w:t>}} {{</w:t>
-            </w:r>
-            <w:r>
-              <w:rPr>
-                <w:rFonts w:ascii="Times New Roman" w:eastAsia="Times New Roman" w:hAnsi="Times New Roman"/>
-                <w:sz w:val="20"/>
-                <w:szCs w:val="20"/>
-                <w:lang w:val="en-US" w:eastAsia="ru-RU"/>
-              </w:rPr>
-              <w:t>seller</w:t>
-            </w:r>
-            <w:r>
-              <w:rPr>
-                <w:rFonts w:ascii="Times New Roman" w:eastAsia="Times New Roman" w:hAnsi="Times New Roman"/>
-                <w:sz w:val="20"/>
-                <w:szCs w:val="20"/>
-                <w:lang w:eastAsia="ru-RU"/>
-              </w:rPr>
-              <w:t>.</w:t>
-            </w:r>
-            <w:proofErr w:type="spellStart"/>
-            <w:r>
-              <w:rPr>
-                <w:rFonts w:ascii="Times New Roman" w:eastAsia="Times New Roman" w:hAnsi="Times New Roman"/>
-                <w:sz w:val="20"/>
-                <w:szCs w:val="20"/>
-                <w:lang w:val="en-US" w:eastAsia="ru-RU"/>
-              </w:rPr>
-              <w:t>passportIssueDate</w:t>
-            </w:r>
-            <w:proofErr w:type="spellEnd"/>
-            <w:r>
-              <w:rPr>
-                <w:rFonts w:ascii="Times New Roman" w:eastAsia="Times New Roman" w:hAnsi="Times New Roman"/>
-                <w:sz w:val="20"/>
-                <w:szCs w:val="20"/>
-                <w:lang w:eastAsia="ru-RU"/>
-              </w:rPr>
-              <w:t>}}</w:t>
+              <w:t xml:space="preserve"> {{owner1.passportIssuedByInstrumental}} {{owner1.passportIssueDate}}</w:t>
             </w:r>
           </w:p>
           <w:p>
             <w:pPr>
-              <w:autoSpaceDE w:val="0"/>
-              <w:autoSpaceDN w:val="0"/>
-              <w:adjustRightInd w:val="0"/>
-              <w:spacing w:line="276" w:lineRule="auto"/>
-              <w:ind w:right="43"/>
-              <w:rPr>
-                <w:rFonts w:ascii="Times New Roman" w:eastAsia="Times New Roman" w:hAnsi="Times New Roman"/>
-                <w:sz w:val="20"/>
-                <w:szCs w:val="20"/>
+              <w:rPr>
+                <w:rFonts w:ascii="Times New Roman" w:hAnsi="Times New Roman"/>
+                <w:sz w:val="24"/>
+                <w:szCs w:val="24"/>
+                <w:lang w:val="en-US" w:eastAsia="ru-RU"/>
+              </w:rPr>
+            </w:pPr>
+            <w:r>
+              <w:rPr>
+                <w:rFonts w:ascii="Times New Roman" w:hAnsi="Times New Roman"/>
+                <w:sz w:val="24"/>
+                <w:szCs w:val="24"/>
                 <w:lang w:eastAsia="ru-RU"/>
               </w:rPr>
-            </w:pPr>
-            <w:r>
-              <w:rPr>
-                <w:rFonts w:ascii="Times New Roman" w:eastAsia="Times New Roman" w:hAnsi="Times New Roman"/>
-                <w:sz w:val="20"/>
-                <w:szCs w:val="20"/>
-                <w:lang w:eastAsia="ru-RU"/>
-              </w:rPr>
-              <w:t>Идентификационный</w:t>
-            </w:r>
-            <w:r>
-              <w:rPr>
-                <w:rFonts w:ascii="Times New Roman" w:eastAsia="Times New Roman" w:hAnsi="Times New Roman"/>
-                <w:sz w:val="20"/>
-                <w:szCs w:val="20"/>
-                <w:lang w:eastAsia="ru-RU"/>
-              </w:rPr>
-              <w:t xml:space="preserve"> </w:t>
-            </w:r>
-            <w:r>
-              <w:rPr>
-                <w:rFonts w:ascii="Times New Roman" w:eastAsia="Times New Roman" w:hAnsi="Times New Roman"/>
-                <w:sz w:val="20"/>
-                <w:szCs w:val="20"/>
-                <w:lang w:eastAsia="ru-RU"/>
-              </w:rPr>
-              <w:t>номер</w:t>
-            </w:r>
-            <w:r>
-              <w:rPr>
-                <w:rFonts w:ascii="Times New Roman" w:eastAsia="Times New Roman" w:hAnsi="Times New Roman"/>
-                <w:sz w:val="20"/>
-                <w:szCs w:val="20"/>
-                <w:lang w:eastAsia="ru-RU"/>
-              </w:rPr>
-              <w:t xml:space="preserve"> </w:t>
-            </w:r>
-            <w:bookmarkStart w:id="11" w:name="_Hlk233797189"/>
-            <w:r>
-              <w:rPr>
-                <w:rFonts w:ascii="Times New Roman" w:eastAsia="Times New Roman" w:hAnsi="Times New Roman"/>
-                <w:sz w:val="20"/>
-                <w:szCs w:val="20"/>
-                <w:lang w:eastAsia="ru-RU"/>
-              </w:rPr>
-              <w:t>{{</w:t>
-            </w:r>
-            <w:r>
-              <w:rPr>
-                <w:rFonts w:ascii="Times New Roman" w:eastAsia="Times New Roman" w:hAnsi="Times New Roman"/>
-                <w:sz w:val="20"/>
-                <w:szCs w:val="20"/>
+              <w:t>ИН</w:t>
+            </w:r>
+            <w:r>
+              <w:rPr>
+                <w:rFonts w:ascii="Times New Roman" w:hAnsi="Times New Roman"/>
+                <w:sz w:val="24"/>
+                <w:szCs w:val="24"/>
                 <w:lang w:val="en-US" w:eastAsia="ru-RU"/>
               </w:rPr>
-              <w:t>seller</w:t>
-            </w:r>
-            <w:r>
-              <w:rPr>
-                <w:rFonts w:ascii="Times New Roman" w:eastAsia="Times New Roman" w:hAnsi="Times New Roman"/>
-                <w:sz w:val="20"/>
-                <w:szCs w:val="20"/>
-                <w:lang w:eastAsia="ru-RU"/>
-              </w:rPr>
-              <w:t>.</w:t>
-            </w:r>
-            <w:r>
-              <w:rPr>
-                <w:rFonts w:ascii="Times New Roman" w:eastAsia="Times New Roman" w:hAnsi="Times New Roman"/>
-                <w:sz w:val="20"/>
-                <w:szCs w:val="20"/>
-                <w:lang w:val="en-US" w:eastAsia="ru-RU"/>
-              </w:rPr>
-              <w:t>id</w:t>
-            </w:r>
-            <w:r>
-              <w:rPr>
-                <w:rFonts w:ascii="Times New Roman" w:eastAsia="Times New Roman" w:hAnsi="Times New Roman"/>
-                <w:sz w:val="20"/>
-                <w:szCs w:val="20"/>
-                <w:lang w:eastAsia="ru-RU"/>
-              </w:rPr>
-              <w:t>}}</w:t>
-            </w:r>
-          </w:p>
-          <w:bookmarkEnd w:id="11"/>
-          <w:p>
-            <w:pPr>
-              <w:autoSpaceDE w:val="0"/>
-              <w:autoSpaceDN w:val="0"/>
-              <w:adjustRightInd w:val="0"/>
-              <w:spacing w:line="276" w:lineRule="auto"/>
-              <w:ind w:right="43"/>
-              <w:rPr>
-                <w:rFonts w:ascii="Times New Roman" w:eastAsia="Times New Roman" w:hAnsi="Times New Roman"/>
-                <w:sz w:val="20"/>
-                <w:szCs w:val="20"/>
-                <w:lang w:eastAsia="ru-RU"/>
-              </w:rPr>
-            </w:pPr>
-            <w:r>
-              <w:rPr>
-                <w:rFonts w:ascii="Times New Roman" w:eastAsia="Times New Roman" w:hAnsi="Times New Roman"/>
-                <w:sz w:val="20"/>
-                <w:szCs w:val="20"/>
-                <w:lang w:eastAsia="ru-RU"/>
-              </w:rPr>
-              <w:t>Тел</w:t>
-            </w:r>
-            <w:r>
-              <w:rPr>
-                <w:rFonts w:ascii="Times New Roman" w:eastAsia="Times New Roman" w:hAnsi="Times New Roman"/>
-                <w:sz w:val="20"/>
-                <w:szCs w:val="20"/>
-                <w:lang w:eastAsia="ru-RU"/>
-              </w:rPr>
-              <w:t xml:space="preserve"> {{</w:t>
-            </w:r>
-            <w:proofErr w:type="gramStart"/>
-            <w:r>
-              <w:rPr>
-                <w:rFonts w:ascii="Times New Roman" w:eastAsia="Times New Roman" w:hAnsi="Times New Roman"/>
-                <w:sz w:val="20"/>
-                <w:szCs w:val="20"/>
-                <w:lang w:val="en-US" w:eastAsia="ru-RU"/>
-              </w:rPr>
-              <w:t>seller</w:t>
-            </w:r>
-            <w:r>
-              <w:rPr>
-                <w:rFonts w:ascii="Times New Roman" w:eastAsia="Times New Roman" w:hAnsi="Times New Roman"/>
-                <w:sz w:val="20"/>
-                <w:szCs w:val="20"/>
-                <w:lang w:eastAsia="ru-RU"/>
-              </w:rPr>
-              <w:t>.</w:t>
-            </w:r>
-            <w:r>
-              <w:rPr>
-                <w:rFonts w:ascii="Times New Roman" w:eastAsia="Times New Roman" w:hAnsi="Times New Roman"/>
-                <w:sz w:val="20"/>
-                <w:szCs w:val="20"/>
-                <w:lang w:val="en-US" w:eastAsia="ru-RU"/>
-              </w:rPr>
-              <w:t>phone</w:t>
-            </w:r>
-            <w:proofErr w:type="gramEnd"/>
-            <w:r>
-              <w:rPr>
-                <w:rFonts w:ascii="Times New Roman" w:eastAsia="Times New Roman" w:hAnsi="Times New Roman"/>
-                <w:sz w:val="20"/>
-                <w:szCs w:val="20"/>
-                <w:lang w:eastAsia="ru-RU"/>
-              </w:rPr>
-              <w:t>}}</w:t>
+              <w:t xml:space="preserve"> {{owner1.id}}</w:t>
             </w:r>
           </w:p>
           <w:p>
             <w:pPr>
-              <w:autoSpaceDE w:val="0"/>
-              <w:autoSpaceDN w:val="0"/>
-              <w:adjustRightInd w:val="0"/>
-              <w:spacing w:line="360" w:lineRule="auto"/>
-              <w:ind w:right="43"/>
-              <w:rPr>
-                <w:rFonts w:ascii="Times New Roman" w:eastAsia="Times New Roman" w:hAnsi="Times New Roman"/>
-                <w:b/>
-                <w:sz w:val="20"/>
-                <w:szCs w:val="20"/>
+              <w:rPr>
+                <w:rFonts w:ascii="Times New Roman" w:hAnsi="Times New Roman"/>
+                <w:sz w:val="24"/>
+                <w:szCs w:val="24"/>
+                <w:lang w:val="en-US" w:eastAsia="ru-RU"/>
+              </w:rPr>
+            </w:pPr>
+            <w:r>
+              <w:rPr>
+                <w:rFonts w:ascii="Times New Roman" w:hAnsi="Times New Roman"/>
+                <w:sz w:val="24"/>
+                <w:szCs w:val="24"/>
                 <w:lang w:eastAsia="ru-RU"/>
+              </w:rPr>
+              <w:t>Телефон</w:t>
+            </w:r>
+            <w:r>
+              <w:rPr>
+                <w:rFonts w:ascii="Times New Roman" w:hAnsi="Times New Roman"/>
+                <w:sz w:val="24"/>
+                <w:szCs w:val="24"/>
+                <w:lang w:val="en-US" w:eastAsia="ru-RU"/>
+              </w:rPr>
+              <w:t xml:space="preserve"> {{owner1.phone}}</w:t>
+            </w:r>
+          </w:p>
+          <w:p>
+            <w:pPr>
+              <w:rPr>
+                <w:rFonts w:ascii="Times New Roman" w:hAnsi="Times New Roman"/>
+                <w:sz w:val="24"/>
+                <w:szCs w:val="24"/>
+                <w:lang w:val="en-US" w:eastAsia="ru-RU"/>
               </w:rPr>
             </w:pPr>
           </w:p>
@@ -6541,67 +5702,41 @@
               <w:rPr>
                 <w:rFonts w:ascii="Times New Roman" w:eastAsia="Times New Roman" w:hAnsi="Times New Roman"/>
                 <w:b/>
-                <w:sz w:val="20"/>
-                <w:szCs w:val="20"/>
+                <w:sz w:val="24"/>
+                <w:szCs w:val="24"/>
+                <w:lang w:val="en-US" w:eastAsia="ru-RU"/>
+              </w:rPr>
+            </w:pPr>
+            <w:r>
+              <w:rPr>
+                <w:rFonts w:ascii="Times New Roman" w:hAnsi="Times New Roman"/>
+                <w:sz w:val="24"/>
+                <w:szCs w:val="24"/>
                 <w:lang w:eastAsia="ru-RU"/>
               </w:rPr>
-            </w:pPr>
-            <w:r>
-              <w:rPr>
-                <w:rFonts w:ascii="Times New Roman" w:eastAsia="Times New Roman" w:hAnsi="Times New Roman"/>
-                <w:b/>
-                <w:sz w:val="20"/>
-                <w:szCs w:val="20"/>
-                <w:lang w:eastAsia="ru-RU"/>
-              </w:rPr>
-              <w:t>Потребитель______________________{{</w:t>
-            </w:r>
-            <w:proofErr w:type="spellStart"/>
-            <w:proofErr w:type="gramStart"/>
-            <w:r>
-              <w:rPr>
-                <w:rFonts w:ascii="Times New Roman" w:eastAsia="Times New Roman" w:hAnsi="Times New Roman"/>
-                <w:b/>
-                <w:sz w:val="20"/>
-                <w:szCs w:val="20"/>
-                <w:lang w:eastAsia="ru-RU"/>
-              </w:rPr>
-              <w:t>seller.initials</w:t>
-            </w:r>
-            <w:proofErr w:type="spellEnd"/>
-            <w:proofErr w:type="gramEnd"/>
-            <w:r>
-              <w:rPr>
-                <w:rFonts w:ascii="Times New Roman" w:eastAsia="Times New Roman" w:hAnsi="Times New Roman"/>
-                <w:b/>
-                <w:sz w:val="20"/>
-                <w:szCs w:val="20"/>
-                <w:lang w:eastAsia="ru-RU"/>
-              </w:rPr>
-              <w:t>}}</w:t>
-            </w:r>
-            <w:bookmarkEnd w:id="10"/>
+              <w:t>Подпись                              / {{owner1.signatoryLabel}}/</w:t>
+            </w:r>
           </w:p>
         </w:tc>
         <w:tc>
           <w:tcPr>
-            <w:tcW w:w="5356" w:type="dxa"/>
+            <w:tcW w:w="5334" w:type="dxa"/>
           </w:tcPr>
           <w:p>
             <w:pPr>
               <w:rPr>
                 <w:rFonts w:ascii="Times New Roman" w:eastAsia="Times New Roman" w:hAnsi="Times New Roman"/>
                 <w:color w:val="000000"/>
-                <w:sz w:val="20"/>
-                <w:szCs w:val="20"/>
+                <w:sz w:val="24"/>
+                <w:szCs w:val="24"/>
               </w:rPr>
             </w:pPr>
             <w:r>
               <w:rPr>
                 <w:rFonts w:ascii="Times New Roman" w:eastAsia="Times New Roman" w:hAnsi="Times New Roman"/>
                 <w:color w:val="000000"/>
-                <w:sz w:val="20"/>
-                <w:szCs w:val="20"/>
+                <w:sz w:val="24"/>
+                <w:szCs w:val="24"/>
               </w:rPr>
               <w:t>ООО «ГермесГарант»</w:t>
             </w:r>
@@ -6611,16 +5746,16 @@
               <w:rPr>
                 <w:rFonts w:ascii="Times New Roman" w:eastAsia="Times New Roman" w:hAnsi="Times New Roman"/>
                 <w:color w:val="000000"/>
-                <w:sz w:val="20"/>
-                <w:szCs w:val="20"/>
+                <w:sz w:val="24"/>
+                <w:szCs w:val="24"/>
               </w:rPr>
             </w:pPr>
             <w:r>
               <w:rPr>
                 <w:rFonts w:ascii="Times New Roman" w:eastAsia="Times New Roman" w:hAnsi="Times New Roman"/>
                 <w:color w:val="000000"/>
-                <w:sz w:val="20"/>
-                <w:szCs w:val="20"/>
+                <w:sz w:val="24"/>
+                <w:szCs w:val="24"/>
               </w:rPr>
               <w:t xml:space="preserve">231300 г. Лида, б-р князя Гедимина, д.12 пом.9; </w:t>
             </w:r>
@@ -6630,8 +5765,8 @@
               <w:rPr>
                 <w:rFonts w:ascii="Times New Roman" w:eastAsia="Times New Roman" w:hAnsi="Times New Roman"/>
                 <w:color w:val="000000"/>
-                <w:sz w:val="20"/>
-                <w:szCs w:val="20"/>
+                <w:sz w:val="24"/>
+                <w:szCs w:val="24"/>
                 <w:lang w:val="en-US"/>
               </w:rPr>
             </w:pPr>
@@ -6639,8 +5774,8 @@
               <w:rPr>
                 <w:rFonts w:ascii="Times New Roman" w:eastAsia="Times New Roman" w:hAnsi="Times New Roman"/>
                 <w:color w:val="000000"/>
-                <w:sz w:val="20"/>
-                <w:szCs w:val="20"/>
+                <w:sz w:val="24"/>
+                <w:szCs w:val="24"/>
               </w:rPr>
               <w:t>УНП</w:t>
             </w:r>
@@ -6648,8 +5783,8 @@
               <w:rPr>
                 <w:rFonts w:ascii="Times New Roman" w:eastAsia="Times New Roman" w:hAnsi="Times New Roman"/>
                 <w:color w:val="000000"/>
-                <w:sz w:val="20"/>
-                <w:szCs w:val="20"/>
+                <w:sz w:val="24"/>
+                <w:szCs w:val="24"/>
                 <w:lang w:val="en-US"/>
               </w:rPr>
               <w:t xml:space="preserve"> 592037087;</w:t>
@@ -6661,8 +5796,8 @@
               <w:rPr>
                 <w:rFonts w:ascii="Times New Roman" w:eastAsia="Times New Roman" w:hAnsi="Times New Roman"/>
                 <w:color w:val="000000"/>
-                <w:sz w:val="20"/>
-                <w:szCs w:val="20"/>
+                <w:sz w:val="24"/>
+                <w:szCs w:val="24"/>
                 <w:lang w:val="en-US"/>
               </w:rPr>
             </w:pPr>
@@ -6670,8 +5805,8 @@
               <w:rPr>
                 <w:rFonts w:ascii="Times New Roman" w:eastAsia="Times New Roman" w:hAnsi="Times New Roman"/>
                 <w:color w:val="000000"/>
-                <w:sz w:val="20"/>
-                <w:szCs w:val="20"/>
+                <w:sz w:val="24"/>
+                <w:szCs w:val="24"/>
               </w:rPr>
               <w:t>р</w:t>
             </w:r>
@@ -6679,8 +5814,8 @@
               <w:rPr>
                 <w:rFonts w:ascii="Times New Roman" w:eastAsia="Times New Roman" w:hAnsi="Times New Roman"/>
                 <w:color w:val="000000"/>
-                <w:sz w:val="20"/>
-                <w:szCs w:val="20"/>
+                <w:sz w:val="24"/>
+                <w:szCs w:val="24"/>
                 <w:lang w:val="en-US"/>
               </w:rPr>
               <w:t>/</w:t>
@@ -6689,8 +5824,8 @@
               <w:rPr>
                 <w:rFonts w:ascii="Times New Roman" w:eastAsia="Times New Roman" w:hAnsi="Times New Roman"/>
                 <w:color w:val="000000"/>
-                <w:sz w:val="20"/>
-                <w:szCs w:val="20"/>
+                <w:sz w:val="24"/>
+                <w:szCs w:val="24"/>
               </w:rPr>
               <w:t>с</w:t>
             </w:r>
@@ -6698,39 +5833,27 @@
               <w:rPr>
                 <w:rFonts w:ascii="Times New Roman" w:eastAsia="Times New Roman" w:hAnsi="Times New Roman"/>
                 <w:color w:val="000000"/>
-                <w:sz w:val="20"/>
-                <w:szCs w:val="20"/>
+                <w:sz w:val="24"/>
+                <w:szCs w:val="24"/>
                 <w:lang w:val="en-US"/>
               </w:rPr>
-              <w:t xml:space="preserve"> BY28 ALFA 3012 2J91 2500 1027 </w:t>
-            </w:r>
-            <w:proofErr w:type="gramStart"/>
+              <w:t xml:space="preserve"> BY28 ALFA 3012 2J91 2500 1027 0000  </w:t>
+            </w:r>
             <w:r>
               <w:rPr>
                 <w:rFonts w:ascii="Times New Roman" w:eastAsia="Times New Roman" w:hAnsi="Times New Roman"/>
                 <w:color w:val="000000"/>
-                <w:sz w:val="20"/>
-                <w:szCs w:val="20"/>
-                <w:lang w:val="en-US"/>
-              </w:rPr>
-              <w:t xml:space="preserve">0000  </w:t>
+                <w:sz w:val="24"/>
+                <w:szCs w:val="24"/>
+              </w:rPr>
+              <w:t>БИК</w:t>
             </w:r>
             <w:r>
               <w:rPr>
                 <w:rFonts w:ascii="Times New Roman" w:eastAsia="Times New Roman" w:hAnsi="Times New Roman"/>
                 <w:color w:val="000000"/>
-                <w:sz w:val="20"/>
-                <w:szCs w:val="20"/>
-              </w:rPr>
-              <w:t>БИК</w:t>
-            </w:r>
-            <w:proofErr w:type="gramEnd"/>
-            <w:r>
-              <w:rPr>
-                <w:rFonts w:ascii="Times New Roman" w:eastAsia="Times New Roman" w:hAnsi="Times New Roman"/>
-                <w:color w:val="000000"/>
-                <w:sz w:val="20"/>
-                <w:szCs w:val="20"/>
+                <w:sz w:val="24"/>
+                <w:szCs w:val="24"/>
                 <w:lang w:val="en-US"/>
               </w:rPr>
               <w:t xml:space="preserve">:ALFABY2X   </w:t>
@@ -6743,16 +5866,16 @@
               <w:rPr>
                 <w:rFonts w:ascii="Times New Roman" w:eastAsia="Times New Roman" w:hAnsi="Times New Roman"/>
                 <w:color w:val="000000"/>
-                <w:sz w:val="20"/>
-                <w:szCs w:val="20"/>
+                <w:sz w:val="24"/>
+                <w:szCs w:val="24"/>
               </w:rPr>
             </w:pPr>
             <w:r>
               <w:rPr>
                 <w:rFonts w:ascii="Times New Roman" w:eastAsia="Times New Roman" w:hAnsi="Times New Roman"/>
                 <w:color w:val="000000"/>
-                <w:sz w:val="20"/>
-                <w:szCs w:val="20"/>
+                <w:sz w:val="24"/>
+                <w:szCs w:val="24"/>
                 <w:lang w:val="en-US"/>
               </w:rPr>
               <w:t xml:space="preserve"> </w:t>
@@ -6761,30 +5884,10 @@
               <w:rPr>
                 <w:rFonts w:ascii="Times New Roman" w:eastAsia="Times New Roman" w:hAnsi="Times New Roman"/>
                 <w:color w:val="000000"/>
-                <w:sz w:val="20"/>
-                <w:szCs w:val="20"/>
-              </w:rPr>
-              <w:t xml:space="preserve">ЗАО «Альфа-Банк»,220007, </w:t>
-            </w:r>
-            <w:proofErr w:type="spellStart"/>
-            <w:r>
-              <w:rPr>
-                <w:rFonts w:ascii="Times New Roman" w:eastAsia="Times New Roman" w:hAnsi="Times New Roman"/>
-                <w:color w:val="000000"/>
-                <w:sz w:val="20"/>
-                <w:szCs w:val="20"/>
-              </w:rPr>
-              <w:t>г.Минск</w:t>
-            </w:r>
-            <w:proofErr w:type="spellEnd"/>
-            <w:r>
-              <w:rPr>
-                <w:rFonts w:ascii="Times New Roman" w:eastAsia="Times New Roman" w:hAnsi="Times New Roman"/>
-                <w:color w:val="000000"/>
-                <w:sz w:val="20"/>
-                <w:szCs w:val="20"/>
-              </w:rPr>
-              <w:t>, ул.Сурганова,43-47 УНП 101541947</w:t>
+                <w:sz w:val="24"/>
+                <w:szCs w:val="24"/>
+              </w:rPr>
+              <w:t>ЗАО «Альфа-Банк»,220007, г.Минск, ул.Сурганова,43-47 УНП 101541947</w:t>
             </w:r>
           </w:p>
           <w:p>
@@ -6793,8 +5896,8 @@
               <w:rPr>
                 <w:rFonts w:ascii="Times New Roman" w:eastAsia="Times New Roman" w:hAnsi="Times New Roman"/>
                 <w:color w:val="000000"/>
-                <w:sz w:val="20"/>
-                <w:szCs w:val="20"/>
+                <w:sz w:val="24"/>
+                <w:szCs w:val="24"/>
                 <w:lang w:val="en-US"/>
               </w:rPr>
             </w:pPr>
@@ -6802,8 +5905,8 @@
               <w:rPr>
                 <w:rFonts w:ascii="Times New Roman" w:eastAsia="Times New Roman" w:hAnsi="Times New Roman"/>
                 <w:color w:val="000000"/>
-                <w:sz w:val="20"/>
-                <w:szCs w:val="20"/>
+                <w:sz w:val="24"/>
+                <w:szCs w:val="24"/>
               </w:rPr>
               <w:t>Тел</w:t>
             </w:r>
@@ -6811,8 +5914,8 @@
               <w:rPr>
                 <w:rFonts w:ascii="Times New Roman" w:eastAsia="Times New Roman" w:hAnsi="Times New Roman"/>
                 <w:color w:val="000000"/>
-                <w:sz w:val="20"/>
-                <w:szCs w:val="20"/>
+                <w:sz w:val="24"/>
+                <w:szCs w:val="24"/>
                 <w:lang w:val="en-US"/>
               </w:rPr>
               <w:t xml:space="preserve">.:  +375445019090;                    </w:t>
@@ -6824,8 +5927,8 @@
               <w:rPr>
                 <w:rFonts w:ascii="Times New Roman" w:eastAsia="Times New Roman" w:hAnsi="Times New Roman"/>
                 <w:color w:val="000000"/>
-                <w:sz w:val="20"/>
-                <w:szCs w:val="20"/>
+                <w:sz w:val="24"/>
+                <w:szCs w:val="24"/>
                 <w:lang w:val="en-US"/>
               </w:rPr>
             </w:pPr>
@@ -6833,8 +5936,8 @@
               <w:rPr>
                 <w:rFonts w:ascii="Times New Roman" w:eastAsia="Times New Roman" w:hAnsi="Times New Roman"/>
                 <w:color w:val="000000"/>
-                <w:sz w:val="20"/>
-                <w:szCs w:val="20"/>
+                <w:sz w:val="24"/>
+                <w:szCs w:val="24"/>
                 <w:lang w:val="en-US"/>
               </w:rPr>
               <w:t xml:space="preserve">e-mail: </w:t>
@@ -6844,8 +5947,8 @@
                 <w:rPr>
                   <w:rFonts w:ascii="Times New Roman" w:eastAsia="Times New Roman" w:hAnsi="Times New Roman"/>
                   <w:color w:val="0563C1" w:themeColor="hyperlink"/>
-                  <w:sz w:val="20"/>
-                  <w:szCs w:val="20"/>
+                  <w:sz w:val="24"/>
+                  <w:szCs w:val="24"/>
                   <w:u w:val="single"/>
                   <w:lang w:val="en-US"/>
                 </w:rPr>
@@ -6859,8 +5962,8 @@
               <w:rPr>
                 <w:rFonts w:ascii="Times New Roman" w:eastAsia="Times New Roman" w:hAnsi="Times New Roman"/>
                 <w:color w:val="000000"/>
-                <w:sz w:val="20"/>
-                <w:szCs w:val="20"/>
+                <w:sz w:val="24"/>
+                <w:szCs w:val="24"/>
               </w:rPr>
             </w:pPr>
             <w:hyperlink r:id="rId9" w:history="1">
@@ -6868,8 +5971,8 @@
                 <w:rPr>
                   <w:rStyle w:val="a6"/>
                   <w:rFonts w:ascii="Times New Roman" w:eastAsia="Times New Roman" w:hAnsi="Times New Roman"/>
-                  <w:sz w:val="20"/>
-                  <w:szCs w:val="20"/>
+                  <w:sz w:val="24"/>
+                  <w:szCs w:val="24"/>
                   <w:lang w:val="en-US"/>
                 </w:rPr>
                 <w:t>http</w:t>
@@ -6878,29 +5981,27 @@
                 <w:rPr>
                   <w:rStyle w:val="a6"/>
                   <w:rFonts w:ascii="Times New Roman" w:eastAsia="Times New Roman" w:hAnsi="Times New Roman"/>
-                  <w:sz w:val="20"/>
-                  <w:szCs w:val="20"/>
+                  <w:sz w:val="24"/>
+                  <w:szCs w:val="24"/>
                 </w:rPr>
                 <w:t>://</w:t>
               </w:r>
-              <w:proofErr w:type="spellStart"/>
               <w:r>
                 <w:rPr>
                   <w:rStyle w:val="a6"/>
                   <w:rFonts w:ascii="Times New Roman" w:eastAsia="Times New Roman" w:hAnsi="Times New Roman"/>
-                  <w:sz w:val="20"/>
-                  <w:szCs w:val="20"/>
+                  <w:sz w:val="24"/>
+                  <w:szCs w:val="24"/>
                   <w:lang w:val="en-US"/>
                 </w:rPr>
                 <w:t>germesgarant</w:t>
               </w:r>
-              <w:proofErr w:type="spellEnd"/>
               <w:r>
                 <w:rPr>
                   <w:rStyle w:val="a6"/>
                   <w:rFonts w:ascii="Times New Roman" w:eastAsia="Times New Roman" w:hAnsi="Times New Roman"/>
-                  <w:sz w:val="20"/>
-                  <w:szCs w:val="20"/>
+                  <w:sz w:val="24"/>
+                  <w:szCs w:val="24"/>
                 </w:rPr>
                 <w:t>.</w:t>
               </w:r>
@@ -6908,8 +6009,8 @@
                 <w:rPr>
                   <w:rStyle w:val="a6"/>
                   <w:rFonts w:ascii="Times New Roman" w:eastAsia="Times New Roman" w:hAnsi="Times New Roman"/>
-                  <w:sz w:val="20"/>
-                  <w:szCs w:val="20"/>
+                  <w:sz w:val="24"/>
+                  <w:szCs w:val="24"/>
                   <w:lang w:val="en-US"/>
                 </w:rPr>
                 <w:t>by</w:t>
@@ -6921,61 +6022,543 @@
               <w:jc w:val="both"/>
               <w:rPr>
                 <w:rFonts w:ascii="Times New Roman" w:eastAsia="Times New Roman" w:hAnsi="Times New Roman"/>
+                <w:sz w:val="24"/>
+                <w:szCs w:val="24"/>
+                <w:lang w:eastAsia="ru-RU"/>
+              </w:rPr>
+            </w:pPr>
+            <w:r>
+              <w:rPr>
+                <w:rFonts w:ascii="Times New Roman" w:eastAsia="Times New Roman" w:hAnsi="Times New Roman"/>
                 <w:b/>
-                <w:sz w:val="20"/>
-                <w:szCs w:val="20"/>
+                <w:sz w:val="24"/>
+                <w:szCs w:val="24"/>
                 <w:lang w:eastAsia="ru-RU"/>
+              </w:rPr>
+              <w:t>Исполнитель</w:t>
+            </w:r>
+            <w:r>
+              <w:rPr>
+                <w:rFonts w:ascii="Times New Roman" w:eastAsia="Times New Roman" w:hAnsi="Times New Roman"/>
+                <w:sz w:val="24"/>
+                <w:szCs w:val="24"/>
+                <w:lang w:eastAsia="ru-RU"/>
+              </w:rPr>
+              <w:t>______________Турко О.Р.</w:t>
+            </w:r>
+          </w:p>
+          <w:p>
+            <w:pPr>
+              <w:jc w:val="both"/>
+              <w:rPr>
+                <w:rFonts w:ascii="Times New Roman" w:eastAsia="Times New Roman" w:hAnsi="Times New Roman"/>
+                <w:sz w:val="24"/>
+                <w:szCs w:val="24"/>
+                <w:lang w:eastAsia="ru-RU"/>
+              </w:rPr>
+            </w:pPr>
+          </w:p>
+        </w:tc>
+      </w:tr>
+      <w:tr>
+        <w:tc>
+          <w:tcPr>
+            <w:tcW w:w="5434" w:type="dxa"/>
+          </w:tcPr>
+          <w:p>
+            <w:pPr>
+              <w:rPr>
+                <w:rFonts w:ascii="Times New Roman" w:hAnsi="Times New Roman"/>
+                <w:sz w:val="24"/>
+                <w:szCs w:val="24"/>
+                <w:lang w:eastAsia="ru-RU"/>
+              </w:rPr>
+            </w:pPr>
+            <w:r>
+              <w:rPr>
+                <w:rFonts w:ascii="Times New Roman" w:hAnsi="Times New Roman"/>
+                <w:sz w:val="24"/>
+                <w:szCs w:val="24"/>
+                <w:lang w:eastAsia="ru-RU"/>
+              </w:rPr>
+              <w:t>{{#owner2.fullName}}</w:t>
+            </w:r>
+          </w:p>
+          <w:p>
+            <w:pPr>
+              <w:rPr>
+                <w:rFonts w:ascii="Times New Roman" w:hAnsi="Times New Roman"/>
+                <w:sz w:val="24"/>
+                <w:szCs w:val="24"/>
+                <w:lang w:eastAsia="ru-RU"/>
+              </w:rPr>
+            </w:pPr>
+            <w:r>
+              <w:rPr>
+                <w:rFonts w:ascii="Times New Roman" w:hAnsi="Times New Roman"/>
+                <w:sz w:val="24"/>
+                <w:szCs w:val="24"/>
+                <w:lang w:eastAsia="ru-RU"/>
+              </w:rPr>
+              <w:t>{{owner2.fullName}}</w:t>
+            </w:r>
+          </w:p>
+          <w:p>
+            <w:pPr>
+              <w:rPr>
+                <w:rFonts w:ascii="Times New Roman" w:hAnsi="Times New Roman"/>
+                <w:sz w:val="24"/>
+                <w:szCs w:val="24"/>
+                <w:lang w:eastAsia="ru-RU"/>
+              </w:rPr>
+            </w:pPr>
+            <w:r>
+              <w:rPr>
+                <w:rFonts w:ascii="Times New Roman" w:hAnsi="Times New Roman"/>
+                <w:sz w:val="24"/>
+                <w:szCs w:val="24"/>
+                <w:lang w:eastAsia="ru-RU"/>
+              </w:rPr>
+              <w:t>Адрес регистрации: {{owner2.address}}</w:t>
+            </w:r>
+          </w:p>
+          <w:p>
+            <w:pPr>
+              <w:rPr>
+                <w:rFonts w:ascii="Times New Roman" w:hAnsi="Times New Roman"/>
+                <w:sz w:val="24"/>
+                <w:szCs w:val="24"/>
+                <w:lang w:val="en-US" w:eastAsia="ru-RU"/>
+              </w:rPr>
+            </w:pPr>
+            <w:r>
+              <w:rPr>
+                <w:rFonts w:ascii="Times New Roman" w:hAnsi="Times New Roman"/>
+                <w:sz w:val="24"/>
+                <w:szCs w:val="24"/>
+                <w:lang w:eastAsia="ru-RU"/>
+              </w:rPr>
+              <w:t>Паспорт</w:t>
+            </w:r>
+            <w:r>
+              <w:rPr>
+                <w:rFonts w:ascii="Times New Roman" w:hAnsi="Times New Roman"/>
+                <w:sz w:val="24"/>
+                <w:szCs w:val="24"/>
+                <w:lang w:val="en-US" w:eastAsia="ru-RU"/>
+              </w:rPr>
+              <w:t xml:space="preserve"> {{owner2.passport}}</w:t>
+            </w:r>
+          </w:p>
+          <w:p>
+            <w:pPr>
+              <w:rPr>
+                <w:rFonts w:ascii="Times New Roman" w:hAnsi="Times New Roman"/>
+                <w:sz w:val="24"/>
+                <w:szCs w:val="24"/>
+                <w:lang w:val="en-US" w:eastAsia="ru-RU"/>
+              </w:rPr>
+            </w:pPr>
+            <w:r>
+              <w:rPr>
+                <w:rFonts w:ascii="Times New Roman" w:hAnsi="Times New Roman"/>
+                <w:sz w:val="24"/>
+                <w:szCs w:val="24"/>
+                <w:lang w:eastAsia="ru-RU"/>
+              </w:rPr>
+              <w:t>Выдан</w:t>
+            </w:r>
+            <w:r>
+              <w:rPr>
+                <w:rFonts w:ascii="Times New Roman" w:hAnsi="Times New Roman"/>
+                <w:sz w:val="24"/>
+                <w:szCs w:val="24"/>
+                <w:lang w:val="en-US" w:eastAsia="ru-RU"/>
+              </w:rPr>
+              <w:t xml:space="preserve"> {{owner2.passportIssuedByInstrumental}} {{owner2.passportIssueDate}}</w:t>
+            </w:r>
+          </w:p>
+          <w:p>
+            <w:pPr>
+              <w:rPr>
+                <w:rFonts w:ascii="Times New Roman" w:hAnsi="Times New Roman"/>
+                <w:sz w:val="24"/>
+                <w:szCs w:val="24"/>
+                <w:lang w:val="en-US" w:eastAsia="ru-RU"/>
+              </w:rPr>
+            </w:pPr>
+            <w:r>
+              <w:rPr>
+                <w:rFonts w:ascii="Times New Roman" w:hAnsi="Times New Roman"/>
+                <w:sz w:val="24"/>
+                <w:szCs w:val="24"/>
+                <w:lang w:eastAsia="ru-RU"/>
+              </w:rPr>
+              <w:t>ИН</w:t>
+            </w:r>
+            <w:r>
+              <w:rPr>
+                <w:rFonts w:ascii="Times New Roman" w:hAnsi="Times New Roman"/>
+                <w:sz w:val="24"/>
+                <w:szCs w:val="24"/>
+                <w:lang w:val="en-US" w:eastAsia="ru-RU"/>
+              </w:rPr>
+              <w:t xml:space="preserve"> {{owner2.id}}</w:t>
+            </w:r>
+          </w:p>
+          <w:p>
+            <w:pPr>
+              <w:rPr>
+                <w:rFonts w:ascii="Times New Roman" w:hAnsi="Times New Roman"/>
+                <w:sz w:val="24"/>
+                <w:szCs w:val="24"/>
+                <w:lang w:val="en-US" w:eastAsia="ru-RU"/>
+              </w:rPr>
+            </w:pPr>
+            <w:r>
+              <w:rPr>
+                <w:rFonts w:ascii="Times New Roman" w:hAnsi="Times New Roman"/>
+                <w:sz w:val="24"/>
+                <w:szCs w:val="24"/>
+                <w:lang w:eastAsia="ru-RU"/>
+              </w:rPr>
+              <w:t>Телефон</w:t>
+            </w:r>
+            <w:r>
+              <w:rPr>
+                <w:rFonts w:ascii="Times New Roman" w:hAnsi="Times New Roman"/>
+                <w:sz w:val="24"/>
+                <w:szCs w:val="24"/>
+                <w:lang w:val="en-US" w:eastAsia="ru-RU"/>
+              </w:rPr>
+              <w:t xml:space="preserve"> {{owner2.phone}}</w:t>
+            </w:r>
+          </w:p>
+          <w:p>
+            <w:pPr>
+              <w:rPr>
+                <w:rFonts w:ascii="Times New Roman" w:hAnsi="Times New Roman"/>
+                <w:sz w:val="24"/>
+                <w:szCs w:val="24"/>
+                <w:lang w:val="en-US" w:eastAsia="ru-RU"/>
               </w:rPr>
             </w:pPr>
           </w:p>
           <w:p>
             <w:pPr>
-              <w:jc w:val="both"/>
-              <w:rPr>
-                <w:rFonts w:ascii="Times New Roman" w:eastAsia="Times New Roman" w:hAnsi="Times New Roman"/>
-                <w:sz w:val="20"/>
-                <w:szCs w:val="20"/>
+              <w:rPr>
+                <w:rFonts w:ascii="Times New Roman" w:hAnsi="Times New Roman"/>
+                <w:sz w:val="24"/>
+                <w:szCs w:val="24"/>
+                <w:lang w:val="en-US" w:eastAsia="ru-RU"/>
+              </w:rPr>
+            </w:pPr>
+            <w:r>
+              <w:rPr>
+                <w:rFonts w:ascii="Times New Roman" w:hAnsi="Times New Roman"/>
+                <w:sz w:val="24"/>
+                <w:szCs w:val="24"/>
                 <w:lang w:eastAsia="ru-RU"/>
               </w:rPr>
-            </w:pPr>
-            <w:proofErr w:type="spellStart"/>
-            <w:r>
+              <w:t>Подпись</w:t>
+            </w:r>
+            <w:r>
+              <w:rPr>
+                <w:rFonts w:ascii="Times New Roman" w:hAnsi="Times New Roman"/>
+                <w:sz w:val="24"/>
+                <w:szCs w:val="24"/>
+                <w:lang w:val="en-US" w:eastAsia="ru-RU"/>
+              </w:rPr>
+              <w:t xml:space="preserve">                                   / {{owner2.signatoryLabel}}/ </w:t>
+            </w:r>
+          </w:p>
+          <w:p>
+            <w:pPr>
+              <w:autoSpaceDE w:val="0"/>
+              <w:autoSpaceDN w:val="0"/>
+              <w:adjustRightInd w:val="0"/>
+              <w:spacing w:line="360" w:lineRule="auto"/>
+              <w:ind w:right="43"/>
               <w:rPr>
                 <w:rFonts w:ascii="Times New Roman" w:eastAsia="Times New Roman" w:hAnsi="Times New Roman"/>
                 <w:b/>
-                <w:sz w:val="20"/>
-                <w:szCs w:val="20"/>
+                <w:sz w:val="24"/>
+                <w:szCs w:val="24"/>
+                <w:lang w:val="en-US" w:eastAsia="ru-RU"/>
+              </w:rPr>
+            </w:pPr>
+            <w:r>
+              <w:rPr>
+                <w:rFonts w:ascii="Times New Roman" w:hAnsi="Times New Roman"/>
+                <w:sz w:val="24"/>
+                <w:szCs w:val="24"/>
+                <w:lang w:val="en-US" w:eastAsia="ru-RU"/>
+              </w:rPr>
+              <w:t>{{/owner2.fullName}}</w:t>
+            </w:r>
+          </w:p>
+        </w:tc>
+        <w:tc>
+          <w:tcPr>
+            <w:tcW w:w="5334" w:type="dxa"/>
+          </w:tcPr>
+          <w:p>
+            <w:pPr>
+              <w:rPr>
+                <w:rFonts w:ascii="Times New Roman" w:hAnsi="Times New Roman"/>
+                <w:sz w:val="24"/>
+                <w:szCs w:val="24"/>
+                <w:lang w:val="en-US" w:eastAsia="ru-RU"/>
+              </w:rPr>
+            </w:pPr>
+            <w:r>
+              <w:rPr>
+                <w:rFonts w:ascii="Times New Roman" w:hAnsi="Times New Roman"/>
+                <w:sz w:val="24"/>
+                <w:szCs w:val="24"/>
+                <w:lang w:val="en-US" w:eastAsia="ru-RU"/>
+              </w:rPr>
+              <w:t>{{#owner3.fullName}}</w:t>
+            </w:r>
+          </w:p>
+          <w:p>
+            <w:pPr>
+              <w:rPr>
+                <w:rFonts w:ascii="Times New Roman" w:hAnsi="Times New Roman"/>
+                <w:sz w:val="24"/>
+                <w:szCs w:val="24"/>
+                <w:lang w:val="en-US" w:eastAsia="ru-RU"/>
+              </w:rPr>
+            </w:pPr>
+            <w:r>
+              <w:rPr>
+                <w:rFonts w:ascii="Times New Roman" w:hAnsi="Times New Roman"/>
+                <w:sz w:val="24"/>
+                <w:szCs w:val="24"/>
+                <w:lang w:val="en-US" w:eastAsia="ru-RU"/>
+              </w:rPr>
+              <w:t>{{owner3.fullName}}</w:t>
+            </w:r>
+          </w:p>
+          <w:p>
+            <w:pPr>
+              <w:rPr>
+                <w:rFonts w:ascii="Times New Roman" w:hAnsi="Times New Roman"/>
+                <w:sz w:val="24"/>
+                <w:szCs w:val="24"/>
+                <w:lang w:val="en-US" w:eastAsia="ru-RU"/>
+              </w:rPr>
+            </w:pPr>
+            <w:r>
+              <w:rPr>
+                <w:rFonts w:ascii="Times New Roman" w:hAnsi="Times New Roman"/>
+                <w:sz w:val="24"/>
+                <w:szCs w:val="24"/>
                 <w:lang w:eastAsia="ru-RU"/>
               </w:rPr>
-              <w:t>Исполнитель</w:t>
-            </w:r>
-            <w:r>
+              <w:t>Адрес</w:t>
+            </w:r>
+            <w:r>
+              <w:rPr>
+                <w:rFonts w:ascii="Times New Roman" w:hAnsi="Times New Roman"/>
+                <w:sz w:val="24"/>
+                <w:szCs w:val="24"/>
+                <w:lang w:val="en-US" w:eastAsia="ru-RU"/>
+              </w:rPr>
+              <w:t xml:space="preserve"> </w:t>
+            </w:r>
+            <w:r>
+              <w:rPr>
+                <w:rFonts w:ascii="Times New Roman" w:hAnsi="Times New Roman"/>
+                <w:sz w:val="24"/>
+                <w:szCs w:val="24"/>
+                <w:lang w:eastAsia="ru-RU"/>
+              </w:rPr>
+              <w:t>регистрации</w:t>
+            </w:r>
+            <w:r>
+              <w:rPr>
+                <w:rFonts w:ascii="Times New Roman" w:hAnsi="Times New Roman"/>
+                <w:sz w:val="24"/>
+                <w:szCs w:val="24"/>
+                <w:lang w:val="en-US" w:eastAsia="ru-RU"/>
+              </w:rPr>
+              <w:t>: {{owner3.address}}</w:t>
+            </w:r>
+          </w:p>
+          <w:p>
+            <w:pPr>
+              <w:rPr>
+                <w:rFonts w:ascii="Times New Roman" w:hAnsi="Times New Roman"/>
+                <w:sz w:val="24"/>
+                <w:szCs w:val="24"/>
+                <w:lang w:val="en-US" w:eastAsia="ru-RU"/>
+              </w:rPr>
+            </w:pPr>
+            <w:r>
+              <w:rPr>
+                <w:rFonts w:ascii="Times New Roman" w:hAnsi="Times New Roman"/>
+                <w:sz w:val="24"/>
+                <w:szCs w:val="24"/>
+                <w:lang w:eastAsia="ru-RU"/>
+              </w:rPr>
+              <w:t>Паспорт</w:t>
+            </w:r>
+            <w:r>
+              <w:rPr>
+                <w:rFonts w:ascii="Times New Roman" w:hAnsi="Times New Roman"/>
+                <w:sz w:val="24"/>
+                <w:szCs w:val="24"/>
+                <w:lang w:val="en-US" w:eastAsia="ru-RU"/>
+              </w:rPr>
+              <w:t xml:space="preserve"> {{owner3.passport}}</w:t>
+            </w:r>
+          </w:p>
+          <w:p>
+            <w:pPr>
+              <w:rPr>
+                <w:rFonts w:ascii="Times New Roman" w:hAnsi="Times New Roman"/>
+                <w:sz w:val="24"/>
+                <w:szCs w:val="24"/>
+                <w:lang w:val="en-US" w:eastAsia="ru-RU"/>
+              </w:rPr>
+            </w:pPr>
+            <w:r>
+              <w:rPr>
+                <w:rFonts w:ascii="Times New Roman" w:hAnsi="Times New Roman"/>
+                <w:sz w:val="24"/>
+                <w:szCs w:val="24"/>
+                <w:lang w:eastAsia="ru-RU"/>
+              </w:rPr>
+              <w:t>Выдан</w:t>
+            </w:r>
+            <w:r>
+              <w:rPr>
+                <w:rFonts w:ascii="Times New Roman" w:hAnsi="Times New Roman"/>
+                <w:sz w:val="24"/>
+                <w:szCs w:val="24"/>
+                <w:lang w:val="en-US" w:eastAsia="ru-RU"/>
+              </w:rPr>
+              <w:t xml:space="preserve"> {{owner3.passportIssuedByInstrumental}} {{owner3.passportIssueDate}}</w:t>
+            </w:r>
+          </w:p>
+          <w:p>
+            <w:pPr>
+              <w:rPr>
+                <w:rFonts w:ascii="Times New Roman" w:hAnsi="Times New Roman"/>
+                <w:sz w:val="24"/>
+                <w:szCs w:val="24"/>
+                <w:lang w:val="en-US" w:eastAsia="ru-RU"/>
+              </w:rPr>
+            </w:pPr>
+            <w:r>
+              <w:rPr>
+                <w:rFonts w:ascii="Times New Roman" w:hAnsi="Times New Roman"/>
+                <w:sz w:val="24"/>
+                <w:szCs w:val="24"/>
+                <w:lang w:eastAsia="ru-RU"/>
+              </w:rPr>
+              <w:t>ИН</w:t>
+            </w:r>
+            <w:r>
+              <w:rPr>
+                <w:rFonts w:ascii="Times New Roman" w:hAnsi="Times New Roman"/>
+                <w:sz w:val="24"/>
+                <w:szCs w:val="24"/>
+                <w:lang w:val="en-US" w:eastAsia="ru-RU"/>
+              </w:rPr>
+              <w:t xml:space="preserve"> {{owner3.id}}</w:t>
+            </w:r>
+          </w:p>
+          <w:p>
+            <w:pPr>
+              <w:rPr>
+                <w:rFonts w:ascii="Times New Roman" w:hAnsi="Times New Roman"/>
+                <w:sz w:val="24"/>
+                <w:szCs w:val="24"/>
+                <w:lang w:val="en-US" w:eastAsia="ru-RU"/>
+              </w:rPr>
+            </w:pPr>
+            <w:r>
+              <w:rPr>
+                <w:rFonts w:ascii="Times New Roman" w:hAnsi="Times New Roman"/>
+                <w:sz w:val="24"/>
+                <w:szCs w:val="24"/>
+                <w:lang w:eastAsia="ru-RU"/>
+              </w:rPr>
+              <w:t>Телефон</w:t>
+            </w:r>
+            <w:r>
+              <w:rPr>
+                <w:rFonts w:ascii="Times New Roman" w:hAnsi="Times New Roman"/>
+                <w:sz w:val="24"/>
+                <w:szCs w:val="24"/>
+                <w:lang w:val="en-US" w:eastAsia="ru-RU"/>
+              </w:rPr>
+              <w:t xml:space="preserve"> {{owner3.phone}}</w:t>
+            </w:r>
+          </w:p>
+          <w:p>
+            <w:pPr>
+              <w:rPr>
+                <w:rFonts w:ascii="Times New Roman" w:hAnsi="Times New Roman"/>
+                <w:sz w:val="24"/>
+                <w:szCs w:val="24"/>
+                <w:lang w:val="en-US" w:eastAsia="ru-RU"/>
+              </w:rPr>
+            </w:pPr>
+          </w:p>
+          <w:p>
+            <w:pPr>
+              <w:rPr>
+                <w:rFonts w:ascii="Times New Roman" w:hAnsi="Times New Roman"/>
+                <w:sz w:val="24"/>
+                <w:szCs w:val="24"/>
+                <w:lang w:val="en-US" w:eastAsia="ru-RU"/>
+              </w:rPr>
+            </w:pPr>
+            <w:r>
+              <w:rPr>
+                <w:rFonts w:ascii="Times New Roman" w:hAnsi="Times New Roman"/>
+                <w:sz w:val="24"/>
+                <w:szCs w:val="24"/>
+                <w:lang w:eastAsia="ru-RU"/>
+              </w:rPr>
+              <w:t>Подпись</w:t>
+            </w:r>
+            <w:r>
+              <w:rPr>
+                <w:rFonts w:ascii="Times New Roman" w:hAnsi="Times New Roman"/>
+                <w:sz w:val="24"/>
+                <w:szCs w:val="24"/>
+                <w:lang w:val="en-US" w:eastAsia="ru-RU"/>
+              </w:rPr>
+              <w:t xml:space="preserve">                                   / {{owner3.signatoryLabel}}/ </w:t>
+            </w:r>
+          </w:p>
+          <w:p>
+            <w:pPr>
+              <w:autoSpaceDE w:val="0"/>
+              <w:autoSpaceDN w:val="0"/>
+              <w:adjustRightInd w:val="0"/>
+              <w:spacing w:line="360" w:lineRule="auto"/>
+              <w:ind w:right="43"/>
               <w:rPr>
                 <w:rFonts w:ascii="Times New Roman" w:eastAsia="Times New Roman" w:hAnsi="Times New Roman"/>
-                <w:sz w:val="20"/>
-                <w:szCs w:val="20"/>
-                <w:lang w:eastAsia="ru-RU"/>
-              </w:rPr>
-              <w:t>______________________</w:t>
-            </w:r>
-            <w:r>
-              <w:rPr>
-                <w:rFonts w:ascii="Times New Roman" w:eastAsia="Times New Roman" w:hAnsi="Times New Roman"/>
-                <w:sz w:val="20"/>
-                <w:szCs w:val="20"/>
-                <w:lang w:eastAsia="ru-RU"/>
-              </w:rPr>
-              <w:t>Турко</w:t>
-            </w:r>
-            <w:proofErr w:type="spellEnd"/>
-            <w:r>
-              <w:rPr>
-                <w:rFonts w:ascii="Times New Roman" w:eastAsia="Times New Roman" w:hAnsi="Times New Roman"/>
-                <w:sz w:val="20"/>
-                <w:szCs w:val="20"/>
-                <w:lang w:eastAsia="ru-RU"/>
-              </w:rPr>
-              <w:t xml:space="preserve"> О.Р.</w:t>
+                <w:b/>
+                <w:sz w:val="24"/>
+                <w:szCs w:val="24"/>
+                <w:lang w:val="en-US" w:eastAsia="ru-RU"/>
+              </w:rPr>
+            </w:pPr>
+            <w:r>
+              <w:rPr>
+                <w:rFonts w:ascii="Times New Roman" w:hAnsi="Times New Roman"/>
+                <w:sz w:val="24"/>
+                <w:szCs w:val="24"/>
+                <w:lang w:val="en-US" w:eastAsia="ru-RU"/>
+              </w:rPr>
+              <w:t>{{/owner3.fullName}}</w:t>
             </w:r>
           </w:p>
         </w:tc>
@@ -6990,9 +6573,9 @@
           <w:rFonts w:ascii="Times New Roman" w:hAnsi="Times New Roman"/>
           <w:sz w:val="16"/>
           <w:szCs w:val="16"/>
-        </w:rPr>
-      </w:pPr>
-      <w:bookmarkStart w:id="12" w:name="_Hlk225347630"/>
+          <w:lang w:val="en-US"/>
+        </w:rPr>
+      </w:pPr>
     </w:p>
     <w:p>
       <w:pPr>
@@ -7003,6 +6586,7 @@
           <w:rFonts w:ascii="Times New Roman" w:hAnsi="Times New Roman"/>
           <w:sz w:val="16"/>
           <w:szCs w:val="16"/>
+          <w:lang w:val="en-US"/>
         </w:rPr>
       </w:pPr>
     </w:p>
@@ -7015,6 +6599,7 @@
           <w:rFonts w:ascii="Times New Roman" w:hAnsi="Times New Roman"/>
           <w:sz w:val="16"/>
           <w:szCs w:val="16"/>
+          <w:lang w:val="en-US"/>
         </w:rPr>
       </w:pPr>
     </w:p>
@@ -7027,6 +6612,7 @@
           <w:rFonts w:ascii="Times New Roman" w:hAnsi="Times New Roman"/>
           <w:sz w:val="16"/>
           <w:szCs w:val="16"/>
+          <w:lang w:val="en-US"/>
         </w:rPr>
       </w:pPr>
     </w:p>
@@ -7039,6 +6625,7 @@
           <w:rFonts w:ascii="Times New Roman" w:hAnsi="Times New Roman"/>
           <w:sz w:val="16"/>
           <w:szCs w:val="16"/>
+          <w:lang w:val="en-US"/>
         </w:rPr>
       </w:pPr>
     </w:p>
@@ -7051,6 +6638,7 @@
           <w:rFonts w:ascii="Times New Roman" w:hAnsi="Times New Roman"/>
           <w:sz w:val="16"/>
           <w:szCs w:val="16"/>
+          <w:lang w:val="en-US"/>
         </w:rPr>
       </w:pPr>
     </w:p>
@@ -7063,6 +6651,7 @@
           <w:rFonts w:ascii="Times New Roman" w:hAnsi="Times New Roman"/>
           <w:sz w:val="16"/>
           <w:szCs w:val="16"/>
+          <w:lang w:val="en-US"/>
         </w:rPr>
       </w:pPr>
     </w:p>
@@ -7075,6 +6664,7 @@
           <w:rFonts w:ascii="Times New Roman" w:hAnsi="Times New Roman"/>
           <w:sz w:val="16"/>
           <w:szCs w:val="16"/>
+          <w:lang w:val="en-US"/>
         </w:rPr>
       </w:pPr>
     </w:p>
@@ -7087,6 +6677,7 @@
           <w:rFonts w:ascii="Times New Roman" w:hAnsi="Times New Roman"/>
           <w:sz w:val="16"/>
           <w:szCs w:val="16"/>
+          <w:lang w:val="en-US"/>
         </w:rPr>
       </w:pPr>
     </w:p>
@@ -7099,6 +6690,7 @@
           <w:rFonts w:ascii="Times New Roman" w:hAnsi="Times New Roman"/>
           <w:sz w:val="16"/>
           <w:szCs w:val="16"/>
+          <w:lang w:val="en-US"/>
         </w:rPr>
       </w:pPr>
     </w:p>
@@ -7111,6 +6703,7 @@
           <w:rFonts w:ascii="Times New Roman" w:hAnsi="Times New Roman"/>
           <w:sz w:val="16"/>
           <w:szCs w:val="16"/>
+          <w:lang w:val="en-US"/>
         </w:rPr>
       </w:pPr>
     </w:p>
@@ -7123,6 +6716,7 @@
           <w:rFonts w:ascii="Times New Roman" w:hAnsi="Times New Roman"/>
           <w:sz w:val="16"/>
           <w:szCs w:val="16"/>
+          <w:lang w:val="en-US"/>
         </w:rPr>
       </w:pPr>
     </w:p>
@@ -7135,11 +6729,14 @@
           <w:rFonts w:ascii="Times New Roman" w:hAnsi="Times New Roman"/>
           <w:sz w:val="16"/>
           <w:szCs w:val="16"/>
-        </w:rPr>
-      </w:pPr>
-    </w:p>
-    <w:p>
-      <w:pPr>
+          <w:lang w:val="en-US"/>
+        </w:rPr>
+      </w:pPr>
+    </w:p>
+    <w:bookmarkEnd w:id="10"/>
+    <w:p>
+      <w:pPr>
+        <w:pageBreakBefore/>
         <w:spacing w:after="0"/>
         <w:ind w:left="7938"/>
         <w:jc w:val="both"/>
@@ -7149,322 +6746,42 @@
           <w:szCs w:val="16"/>
         </w:rPr>
       </w:pPr>
+      <w:r>
+        <w:rPr>
+          <w:rFonts w:ascii="Times New Roman" w:hAnsi="Times New Roman"/>
+          <w:sz w:val="16"/>
+          <w:szCs w:val="16"/>
+        </w:rPr>
+        <w:lastRenderedPageBreak/>
+        <w:t>Приложение 1</w:t>
+      </w:r>
     </w:p>
     <w:p>
       <w:pPr>
         <w:spacing w:after="0"/>
         <w:ind w:left="7938"/>
-        <w:jc w:val="both"/>
         <w:rPr>
           <w:rFonts w:ascii="Times New Roman" w:hAnsi="Times New Roman"/>
           <w:sz w:val="16"/>
           <w:szCs w:val="16"/>
         </w:rPr>
       </w:pPr>
-    </w:p>
-    <w:p>
-      <w:pPr>
-        <w:spacing w:after="0"/>
-        <w:ind w:left="7938"/>
-        <w:jc w:val="both"/>
+      <w:r>
         <w:rPr>
           <w:rFonts w:ascii="Times New Roman" w:hAnsi="Times New Roman"/>
           <w:sz w:val="16"/>
           <w:szCs w:val="16"/>
         </w:rPr>
-      </w:pPr>
-    </w:p>
-    <w:p>
-      <w:pPr>
-        <w:spacing w:after="0"/>
-        <w:ind w:left="7938"/>
-        <w:jc w:val="both"/>
-        <w:rPr>
-          <w:rFonts w:ascii="Times New Roman" w:hAnsi="Times New Roman"/>
+        <w:t xml:space="preserve">к договору </w:t>
+      </w:r>
+      <w:r>
+        <w:rPr>
+          <w:rFonts w:ascii="Times New Roman" w:eastAsia="Times New Roman" w:hAnsi="Times New Roman"/>
           <w:sz w:val="16"/>
           <w:szCs w:val="16"/>
-        </w:rPr>
-      </w:pPr>
-    </w:p>
-    <w:p>
-      <w:pPr>
-        <w:spacing w:after="0"/>
-        <w:ind w:left="7938"/>
-        <w:jc w:val="both"/>
-        <w:rPr>
-          <w:rFonts w:ascii="Times New Roman" w:hAnsi="Times New Roman"/>
-          <w:sz w:val="16"/>
-          <w:szCs w:val="16"/>
-        </w:rPr>
-      </w:pPr>
-    </w:p>
-    <w:p>
-      <w:pPr>
-        <w:spacing w:after="0"/>
-        <w:ind w:left="7938"/>
-        <w:jc w:val="both"/>
-        <w:rPr>
-          <w:rFonts w:ascii="Times New Roman" w:hAnsi="Times New Roman"/>
-          <w:sz w:val="16"/>
-          <w:szCs w:val="16"/>
-        </w:rPr>
-      </w:pPr>
-    </w:p>
-    <w:p>
-      <w:pPr>
-        <w:spacing w:after="0"/>
-        <w:ind w:left="7938"/>
-        <w:jc w:val="both"/>
-        <w:rPr>
-          <w:rFonts w:ascii="Times New Roman" w:hAnsi="Times New Roman"/>
-          <w:sz w:val="16"/>
-          <w:szCs w:val="16"/>
-        </w:rPr>
-      </w:pPr>
-    </w:p>
-    <w:p>
-      <w:pPr>
-        <w:spacing w:after="0"/>
-        <w:ind w:left="7938"/>
-        <w:jc w:val="both"/>
-        <w:rPr>
-          <w:rFonts w:ascii="Times New Roman" w:hAnsi="Times New Roman"/>
-          <w:sz w:val="16"/>
-          <w:szCs w:val="16"/>
-        </w:rPr>
-      </w:pPr>
-    </w:p>
-    <w:p>
-      <w:pPr>
-        <w:spacing w:after="0"/>
-        <w:ind w:left="7938"/>
-        <w:jc w:val="both"/>
-        <w:rPr>
-          <w:rFonts w:ascii="Times New Roman" w:hAnsi="Times New Roman"/>
-          <w:sz w:val="16"/>
-          <w:szCs w:val="16"/>
-        </w:rPr>
-      </w:pPr>
-    </w:p>
-    <w:p>
-      <w:pPr>
-        <w:spacing w:after="0"/>
-        <w:ind w:left="7938"/>
-        <w:jc w:val="both"/>
-        <w:rPr>
-          <w:rFonts w:ascii="Times New Roman" w:hAnsi="Times New Roman"/>
-          <w:sz w:val="16"/>
-          <w:szCs w:val="16"/>
-        </w:rPr>
-      </w:pPr>
-    </w:p>
-    <w:p>
-      <w:pPr>
-        <w:spacing w:after="0"/>
-        <w:ind w:left="7938"/>
-        <w:jc w:val="both"/>
-        <w:rPr>
-          <w:rFonts w:ascii="Times New Roman" w:hAnsi="Times New Roman"/>
-          <w:sz w:val="16"/>
-          <w:szCs w:val="16"/>
-        </w:rPr>
-      </w:pPr>
-    </w:p>
-    <w:p>
-      <w:pPr>
-        <w:spacing w:after="0"/>
-        <w:ind w:left="7938"/>
-        <w:jc w:val="both"/>
-        <w:rPr>
-          <w:rFonts w:ascii="Times New Roman" w:hAnsi="Times New Roman"/>
-          <w:sz w:val="16"/>
-          <w:szCs w:val="16"/>
-        </w:rPr>
-      </w:pPr>
-    </w:p>
-    <w:p>
-      <w:pPr>
-        <w:spacing w:after="0"/>
-        <w:ind w:left="7938"/>
-        <w:jc w:val="both"/>
-        <w:rPr>
-          <w:rFonts w:ascii="Times New Roman" w:hAnsi="Times New Roman"/>
-          <w:sz w:val="16"/>
-          <w:szCs w:val="16"/>
-        </w:rPr>
-      </w:pPr>
-    </w:p>
-    <w:p>
-      <w:pPr>
-        <w:spacing w:after="0"/>
-        <w:ind w:left="7938"/>
-        <w:jc w:val="both"/>
-        <w:rPr>
-          <w:rFonts w:ascii="Times New Roman" w:hAnsi="Times New Roman"/>
-          <w:sz w:val="16"/>
-          <w:szCs w:val="16"/>
-        </w:rPr>
-      </w:pPr>
-    </w:p>
-    <w:p>
-      <w:pPr>
-        <w:spacing w:after="0"/>
-        <w:ind w:left="7938"/>
-        <w:jc w:val="both"/>
-        <w:rPr>
-          <w:rFonts w:ascii="Times New Roman" w:hAnsi="Times New Roman"/>
-          <w:sz w:val="16"/>
-          <w:szCs w:val="16"/>
-        </w:rPr>
-      </w:pPr>
-    </w:p>
-    <w:p>
-      <w:pPr>
-        <w:spacing w:after="0"/>
-        <w:ind w:left="7938"/>
-        <w:jc w:val="both"/>
-        <w:rPr>
-          <w:rFonts w:ascii="Times New Roman" w:hAnsi="Times New Roman"/>
-          <w:sz w:val="16"/>
-          <w:szCs w:val="16"/>
-        </w:rPr>
-      </w:pPr>
-    </w:p>
-    <w:p>
-      <w:pPr>
-        <w:spacing w:after="0"/>
-        <w:ind w:left="7938"/>
-        <w:jc w:val="both"/>
-        <w:rPr>
-          <w:rFonts w:ascii="Times New Roman" w:hAnsi="Times New Roman"/>
-          <w:sz w:val="16"/>
-          <w:szCs w:val="16"/>
-        </w:rPr>
-      </w:pPr>
-    </w:p>
-    <w:p>
-      <w:pPr>
-        <w:spacing w:after="0"/>
-        <w:ind w:left="7938"/>
-        <w:jc w:val="both"/>
-        <w:rPr>
-          <w:rFonts w:ascii="Times New Roman" w:hAnsi="Times New Roman"/>
-          <w:sz w:val="16"/>
-          <w:szCs w:val="16"/>
-        </w:rPr>
-      </w:pPr>
-    </w:p>
-    <w:p>
-      <w:pPr>
-        <w:spacing w:after="0"/>
-        <w:ind w:left="7938"/>
-        <w:jc w:val="both"/>
-        <w:rPr>
-          <w:rFonts w:ascii="Times New Roman" w:hAnsi="Times New Roman"/>
-          <w:sz w:val="16"/>
-          <w:szCs w:val="16"/>
-        </w:rPr>
-      </w:pPr>
-    </w:p>
-    <w:bookmarkEnd w:id="12"/>
-    <w:p>
-      <w:pPr>
-        <w:spacing w:after="0"/>
-        <w:ind w:left="7938"/>
-        <w:jc w:val="both"/>
-        <w:rPr>
-          <w:rFonts w:ascii="Times New Roman" w:hAnsi="Times New Roman"/>
-          <w:sz w:val="16"/>
-          <w:szCs w:val="16"/>
-        </w:rPr>
-      </w:pPr>
-      <w:r>
-        <w:rPr>
-          <w:rFonts w:ascii="Times New Roman" w:hAnsi="Times New Roman"/>
-          <w:sz w:val="16"/>
-          <w:szCs w:val="16"/>
-        </w:rPr>
-        <w:t>Приложение 1</w:t>
-      </w:r>
-    </w:p>
-    <w:p>
-      <w:pPr>
-        <w:spacing w:after="0"/>
-        <w:ind w:left="7938"/>
-        <w:rPr>
-          <w:rFonts w:ascii="Times New Roman" w:hAnsi="Times New Roman"/>
-          <w:sz w:val="16"/>
-          <w:szCs w:val="16"/>
-        </w:rPr>
-      </w:pPr>
-      <w:r>
-        <w:rPr>
-          <w:rFonts w:ascii="Times New Roman" w:hAnsi="Times New Roman"/>
-          <w:sz w:val="16"/>
-          <w:szCs w:val="16"/>
-        </w:rPr>
-        <w:t xml:space="preserve">к договору </w:t>
-      </w:r>
-      <w:r>
-        <w:rPr>
-          <w:rFonts w:ascii="Times New Roman" w:eastAsia="Times New Roman" w:hAnsi="Times New Roman"/>
-          <w:sz w:val="16"/>
-          <w:szCs w:val="16"/>
-          <w:lang w:eastAsia="ru-RU"/>
-        </w:rPr>
-        <w:t xml:space="preserve">оказания риэлтерских услуг по содействию в продаже объектов </w:t>
-      </w:r>
-      <w:r>
-        <w:rPr>
-          <w:rFonts w:ascii="Times New Roman" w:eastAsia="Times New Roman" w:hAnsi="Times New Roman"/>
-          <w:sz w:val="16"/>
-          <w:szCs w:val="16"/>
-          <w:lang w:eastAsia="ru-RU"/>
-        </w:rPr>
-        <w:lastRenderedPageBreak/>
-        <w:t>недвижимого имущества № {{</w:t>
-      </w:r>
-      <w:proofErr w:type="spellStart"/>
-      <w:proofErr w:type="gramStart"/>
-      <w:r>
-        <w:rPr>
-          <w:rFonts w:ascii="Times New Roman" w:eastAsia="Times New Roman" w:hAnsi="Times New Roman"/>
-          <w:sz w:val="16"/>
-          <w:szCs w:val="16"/>
-          <w:lang w:eastAsia="ru-RU"/>
-        </w:rPr>
-        <w:t>deal.contractNumber</w:t>
-      </w:r>
-      <w:proofErr w:type="spellEnd"/>
-      <w:proofErr w:type="gramEnd"/>
-      <w:r>
-        <w:rPr>
-          <w:rFonts w:ascii="Times New Roman" w:eastAsia="Times New Roman" w:hAnsi="Times New Roman"/>
-          <w:sz w:val="16"/>
-          <w:szCs w:val="16"/>
-          <w:lang w:eastAsia="ru-RU"/>
-        </w:rPr>
-        <w:t>}} от {{</w:t>
-      </w:r>
-      <w:proofErr w:type="spellStart"/>
-      <w:r>
-        <w:rPr>
-          <w:rFonts w:ascii="Times New Roman" w:eastAsia="Times New Roman" w:hAnsi="Times New Roman"/>
-          <w:sz w:val="16"/>
-          <w:szCs w:val="16"/>
-          <w:lang w:eastAsia="ru-RU"/>
-        </w:rPr>
-        <w:t>deal.date</w:t>
-      </w:r>
-      <w:proofErr w:type="spellEnd"/>
-      <w:r>
-        <w:rPr>
-          <w:rFonts w:ascii="Times New Roman" w:eastAsia="Times New Roman" w:hAnsi="Times New Roman"/>
-          <w:sz w:val="16"/>
-          <w:szCs w:val="16"/>
-          <w:lang w:eastAsia="ru-RU"/>
-        </w:rPr>
-        <w:t>}}</w:t>
+          <w:lang w:eastAsia="ru-RU"/>
+        </w:rPr>
+        <w:t>оказания риэлтерских услуг по содействию в продаже объектов недвижимого имущества № {{deal.contractNumber}} от {{deal.date}}</w:t>
       </w:r>
     </w:p>
     <w:p>
@@ -7545,115 +6862,281 @@
         <w:spacing w:line="240" w:lineRule="auto"/>
         <w:rPr>
           <w:color w:val="3E4040"/>
-          <w:sz w:val="24"/>
-          <w:szCs w:val="24"/>
+          <w:szCs w:val="22"/>
           <w:lang w:val="ru-RU"/>
         </w:rPr>
       </w:pPr>
-      <w:r>
-        <w:rPr>
-          <w:sz w:val="24"/>
-          <w:szCs w:val="24"/>
+      <w:bookmarkStart w:id="11" w:name="_Hlk233997448"/>
+      <w:r>
+        <w:rPr>
+          <w:szCs w:val="22"/>
           <w:lang w:val="ru-RU"/>
         </w:rPr>
         <w:tab/>
+      </w:r>
+      <w:r>
+        <w:rPr>
+          <w:szCs w:val="22"/>
+          <w:lang w:val="ru-RU"/>
+        </w:rPr>
         <w:t>{{</w:t>
       </w:r>
-      <w:proofErr w:type="spellStart"/>
-      <w:r>
-        <w:rPr>
-          <w:sz w:val="24"/>
-          <w:szCs w:val="24"/>
+      <w:r>
+        <w:rPr>
+          <w:szCs w:val="22"/>
+        </w:rPr>
+        <w:t>owner</w:t>
+      </w:r>
+      <w:r>
+        <w:rPr>
+          <w:szCs w:val="22"/>
           <w:lang w:val="ru-RU"/>
         </w:rPr>
-        <w:t>seller.fullName</w:t>
-      </w:r>
-      <w:proofErr w:type="spellEnd"/>
-      <w:r>
-        <w:rPr>
-          <w:sz w:val="24"/>
-          <w:szCs w:val="24"/>
+        <w:t>1.</w:t>
+      </w:r>
+      <w:r>
+        <w:rPr>
+          <w:szCs w:val="22"/>
+        </w:rPr>
+        <w:t>fullName</w:t>
+      </w:r>
+      <w:r>
+        <w:rPr>
+          <w:szCs w:val="22"/>
           <w:lang w:val="ru-RU"/>
         </w:rPr>
-        <w:t>}}</w:t>
-      </w:r>
-      <w:bookmarkStart w:id="13" w:name="_Hlk233997448"/>
-      <w:r>
-        <w:rPr>
-          <w:sz w:val="24"/>
-          <w:szCs w:val="24"/>
+        <w:t>}}{{</w:t>
+      </w:r>
+      <w:r>
+        <w:rPr>
+          <w:szCs w:val="22"/>
+        </w:rPr>
+        <w:t>owner</w:t>
+      </w:r>
+      <w:r>
+        <w:rPr>
+          <w:szCs w:val="22"/>
           <w:lang w:val="ru-RU"/>
         </w:rPr>
-        <w:t>{{#seller.poaNumber}}, действующий(</w:t>
-      </w:r>
-      <w:proofErr w:type="spellStart"/>
-      <w:r>
-        <w:rPr>
-          <w:sz w:val="24"/>
-          <w:szCs w:val="24"/>
+        <w:t>1.</w:t>
+      </w:r>
+      <w:r>
+        <w:rPr>
+          <w:szCs w:val="22"/>
+        </w:rPr>
+        <w:t>poaSuffix</w:t>
+      </w:r>
+      <w:r>
+        <w:rPr>
+          <w:szCs w:val="22"/>
           <w:lang w:val="ru-RU"/>
         </w:rPr>
-        <w:t>ая</w:t>
-      </w:r>
-      <w:proofErr w:type="spellEnd"/>
-      <w:r>
-        <w:rPr>
-          <w:sz w:val="24"/>
-          <w:szCs w:val="24"/>
+        <w:t>}}{{#</w:t>
+      </w:r>
+      <w:r>
+        <w:rPr>
+          <w:szCs w:val="22"/>
+        </w:rPr>
+        <w:t>owner</w:t>
+      </w:r>
+      <w:r>
+        <w:rPr>
+          <w:szCs w:val="22"/>
           <w:lang w:val="ru-RU"/>
         </w:rPr>
-        <w:t>) на основании доверенности №{{</w:t>
-      </w:r>
-      <w:proofErr w:type="spellStart"/>
-      <w:r>
-        <w:rPr>
-          <w:sz w:val="24"/>
-          <w:szCs w:val="24"/>
+        <w:t>2.</w:t>
+      </w:r>
+      <w:r>
+        <w:rPr>
+          <w:szCs w:val="22"/>
+        </w:rPr>
+        <w:t>fullName</w:t>
+      </w:r>
+      <w:r>
+        <w:rPr>
+          <w:szCs w:val="22"/>
           <w:lang w:val="ru-RU"/>
         </w:rPr>
-        <w:t>seller.poaNumber</w:t>
-      </w:r>
-      <w:proofErr w:type="spellEnd"/>
-      <w:r>
-        <w:rPr>
-          <w:sz w:val="24"/>
-          <w:szCs w:val="24"/>
+        <w:t>}}, {{</w:t>
+      </w:r>
+      <w:r>
+        <w:rPr>
+          <w:szCs w:val="22"/>
+        </w:rPr>
+        <w:t>owner</w:t>
+      </w:r>
+      <w:r>
+        <w:rPr>
+          <w:szCs w:val="22"/>
           <w:lang w:val="ru-RU"/>
         </w:rPr>
-        <w:t>}} от {{</w:t>
-      </w:r>
-      <w:proofErr w:type="spellStart"/>
-      <w:r>
-        <w:rPr>
-          <w:sz w:val="24"/>
-          <w:szCs w:val="24"/>
+        <w:t>2.</w:t>
+      </w:r>
+      <w:r>
+        <w:rPr>
+          <w:szCs w:val="22"/>
+        </w:rPr>
+        <w:t>fullName</w:t>
+      </w:r>
+      <w:r>
+        <w:rPr>
+          <w:szCs w:val="22"/>
           <w:lang w:val="ru-RU"/>
         </w:rPr>
-        <w:t>seller.poaDate</w:t>
-      </w:r>
-      <w:proofErr w:type="spellEnd"/>
-      <w:r>
-        <w:rPr>
-          <w:sz w:val="24"/>
-          <w:szCs w:val="24"/>
+        <w:t>}}{{</w:t>
+      </w:r>
+      <w:r>
+        <w:rPr>
+          <w:szCs w:val="22"/>
+        </w:rPr>
+        <w:t>owner</w:t>
+      </w:r>
+      <w:r>
+        <w:rPr>
+          <w:szCs w:val="22"/>
           <w:lang w:val="ru-RU"/>
         </w:rPr>
+        <w:t>2.</w:t>
+      </w:r>
+      <w:r>
+        <w:rPr>
+          <w:szCs w:val="22"/>
+        </w:rPr>
+        <w:t>poaSuffix</w:t>
+      </w:r>
+      <w:r>
+        <w:rPr>
+          <w:szCs w:val="22"/>
+          <w:lang w:val="ru-RU"/>
+        </w:rPr>
         <w:t>}}{{/</w:t>
       </w:r>
-      <w:proofErr w:type="spellStart"/>
-      <w:r>
-        <w:rPr>
-          <w:sz w:val="24"/>
-          <w:szCs w:val="24"/>
+      <w:r>
+        <w:rPr>
+          <w:szCs w:val="22"/>
+        </w:rPr>
+        <w:t>owner</w:t>
+      </w:r>
+      <w:r>
+        <w:rPr>
+          <w:szCs w:val="22"/>
           <w:lang w:val="ru-RU"/>
         </w:rPr>
-        <w:t>seller.poaNumber</w:t>
-      </w:r>
-      <w:proofErr w:type="spellEnd"/>
-      <w:r>
-        <w:rPr>
-          <w:sz w:val="24"/>
-          <w:szCs w:val="24"/>
+        <w:t>2.</w:t>
+      </w:r>
+      <w:r>
+        <w:rPr>
+          <w:szCs w:val="22"/>
+        </w:rPr>
+        <w:t>fullName</w:t>
+      </w:r>
+      <w:r>
+        <w:rPr>
+          <w:szCs w:val="22"/>
+          <w:lang w:val="ru-RU"/>
+        </w:rPr>
+        <w:t>}}{{#</w:t>
+      </w:r>
+      <w:r>
+        <w:rPr>
+          <w:szCs w:val="22"/>
+        </w:rPr>
+        <w:t>owner</w:t>
+      </w:r>
+      <w:r>
+        <w:rPr>
+          <w:szCs w:val="22"/>
+          <w:lang w:val="ru-RU"/>
+        </w:rPr>
+        <w:t>3.</w:t>
+      </w:r>
+      <w:r>
+        <w:rPr>
+          <w:szCs w:val="22"/>
+        </w:rPr>
+        <w:t>fullName</w:t>
+      </w:r>
+      <w:r>
+        <w:rPr>
+          <w:szCs w:val="22"/>
+          <w:lang w:val="ru-RU"/>
+        </w:rPr>
+        <w:t>}}, {{</w:t>
+      </w:r>
+      <w:r>
+        <w:rPr>
+          <w:szCs w:val="22"/>
+        </w:rPr>
+        <w:t>owner</w:t>
+      </w:r>
+      <w:r>
+        <w:rPr>
+          <w:szCs w:val="22"/>
+          <w:lang w:val="ru-RU"/>
+        </w:rPr>
+        <w:t>3.</w:t>
+      </w:r>
+      <w:r>
+        <w:rPr>
+          <w:szCs w:val="22"/>
+        </w:rPr>
+        <w:t>fullName</w:t>
+      </w:r>
+      <w:r>
+        <w:rPr>
+          <w:szCs w:val="22"/>
+          <w:lang w:val="ru-RU"/>
+        </w:rPr>
+        <w:t>}}{{</w:t>
+      </w:r>
+      <w:r>
+        <w:rPr>
+          <w:szCs w:val="22"/>
+        </w:rPr>
+        <w:t>owner</w:t>
+      </w:r>
+      <w:r>
+        <w:rPr>
+          <w:szCs w:val="22"/>
+          <w:lang w:val="ru-RU"/>
+        </w:rPr>
+        <w:t>3.</w:t>
+      </w:r>
+      <w:r>
+        <w:rPr>
+          <w:szCs w:val="22"/>
+        </w:rPr>
+        <w:t>poaSuffix</w:t>
+      </w:r>
+      <w:r>
+        <w:rPr>
+          <w:szCs w:val="22"/>
+          <w:lang w:val="ru-RU"/>
+        </w:rPr>
+        <w:t>}}{{/</w:t>
+      </w:r>
+      <w:r>
+        <w:rPr>
+          <w:szCs w:val="22"/>
+        </w:rPr>
+        <w:t>owner</w:t>
+      </w:r>
+      <w:r>
+        <w:rPr>
+          <w:szCs w:val="22"/>
+          <w:lang w:val="ru-RU"/>
+        </w:rPr>
+        <w:t>3.</w:t>
+      </w:r>
+      <w:r>
+        <w:rPr>
+          <w:szCs w:val="22"/>
+        </w:rPr>
+        <w:t>fullName</w:t>
+      </w:r>
+      <w:r>
+        <w:rPr>
+          <w:szCs w:val="22"/>
           <w:lang w:val="ru-RU"/>
         </w:rPr>
         <w:t>}}</w:t>
@@ -7715,7 +7198,7 @@
         </w:rPr>
         <w:t>арифами на риэлтерские услуги, оказываемые физическим лицам</w:t>
       </w:r>
-      <w:bookmarkEnd w:id="13"/>
+      <w:bookmarkEnd w:id="11"/>
       <w:r>
         <w:rPr>
           <w:lang w:val="ru-RU"/>
@@ -7726,8 +7209,7 @@
         <w:r>
           <w:rPr>
             <w:color w:val="FFFFFF"/>
-            <w:sz w:val="24"/>
-            <w:szCs w:val="24"/>
+            <w:szCs w:val="22"/>
             <w:bdr w:val="none" w:sz="0" w:space="0" w:color="auto" w:frame="1"/>
             <w:shd w:val="clear" w:color="auto" w:fill="FF7700"/>
             <w:lang w:val="ru-RU"/>
@@ -7743,19 +7225,15 @@
           <w:rFonts w:ascii="Times New Roman" w:hAnsi="Times New Roman"/>
           <w:b/>
           <w:bCs/>
-          <w:sz w:val="24"/>
-          <w:szCs w:val="24"/>
-        </w:rPr>
-      </w:pPr>
-      <w:bookmarkStart w:id="14" w:name="38"/>
-      <w:bookmarkEnd w:id="14"/>
+        </w:rPr>
+      </w:pPr>
+      <w:bookmarkStart w:id="12" w:name="38"/>
+      <w:bookmarkEnd w:id="12"/>
       <w:r>
         <w:rPr>
           <w:rFonts w:ascii="Times New Roman" w:hAnsi="Times New Roman"/>
           <w:b/>
           <w:bCs/>
-          <w:sz w:val="24"/>
-          <w:szCs w:val="24"/>
         </w:rPr>
         <w:t xml:space="preserve">ПРЕДЕЛЬНЫЕ МАКСИМАЛЬНЫЕ ТАРИФЫ </w:t>
       </w:r>
@@ -7765,15 +7243,11 @@
         <w:pStyle w:val="af3"/>
         <w:rPr>
           <w:rFonts w:ascii="Times New Roman" w:hAnsi="Times New Roman"/>
-          <w:sz w:val="24"/>
-          <w:szCs w:val="24"/>
-        </w:rPr>
-      </w:pPr>
-      <w:r>
-        <w:rPr>
-          <w:rFonts w:ascii="Times New Roman" w:hAnsi="Times New Roman"/>
-          <w:sz w:val="24"/>
-          <w:szCs w:val="24"/>
+        </w:rPr>
+      </w:pPr>
+      <w:r>
+        <w:rPr>
+          <w:rFonts w:ascii="Times New Roman" w:hAnsi="Times New Roman"/>
         </w:rPr>
         <w:t>на риэлтерские услуги для физических лиц (за исключением индивидуальных предпринимателей) по продаже коммерческой (нежилой недвижимости).</w:t>
       </w:r>
@@ -7820,8 +7294,6 @@
               <w:rPr>
                 <w:rFonts w:ascii="Times New Roman" w:eastAsia="Times New Roman" w:hAnsi="Times New Roman"/>
                 <w:color w:val="000000"/>
-                <w:sz w:val="24"/>
-                <w:szCs w:val="24"/>
                 <w:lang w:val="ru-BY" w:eastAsia="ru-BY"/>
               </w:rPr>
             </w:pPr>
@@ -7829,8 +7301,6 @@
               <w:rPr>
                 <w:rFonts w:ascii="Times New Roman" w:eastAsia="Times New Roman" w:hAnsi="Times New Roman"/>
                 <w:color w:val="000000"/>
-                <w:sz w:val="24"/>
-                <w:szCs w:val="24"/>
                 <w:lang w:val="ru-BY" w:eastAsia="ru-BY"/>
               </w:rPr>
               <w:t>Стоимость объекта недвижимого имущества, указываемая физическими лицами (за исключением индивидуальных предпринимателей) в договоре купли-продажи</w:t>
@@ -7839,8 +7309,6 @@
               <w:rPr>
                 <w:rFonts w:ascii="Times New Roman" w:eastAsia="Times New Roman" w:hAnsi="Times New Roman"/>
                 <w:color w:val="000000"/>
-                <w:sz w:val="24"/>
-                <w:szCs w:val="24"/>
                 <w:lang w:eastAsia="ru-BY"/>
               </w:rPr>
               <w:t>,</w:t>
@@ -7849,33 +7317,9 @@
               <w:rPr>
                 <w:rFonts w:ascii="Times New Roman" w:eastAsia="Times New Roman" w:hAnsi="Times New Roman"/>
                 <w:color w:val="000000"/>
-                <w:sz w:val="24"/>
-                <w:szCs w:val="24"/>
                 <w:lang w:val="ru-BY" w:eastAsia="ru-BY"/>
               </w:rPr>
-              <w:t xml:space="preserve"> </w:t>
-            </w:r>
-            <w:proofErr w:type="spellStart"/>
-            <w:r>
-              <w:rPr>
-                <w:rFonts w:ascii="Times New Roman" w:eastAsia="Times New Roman" w:hAnsi="Times New Roman"/>
-                <w:color w:val="000000"/>
-                <w:sz w:val="24"/>
-                <w:szCs w:val="24"/>
-                <w:lang w:val="ru-BY" w:eastAsia="ru-BY"/>
-              </w:rPr>
-              <w:t>руб</w:t>
-            </w:r>
-            <w:proofErr w:type="spellEnd"/>
-            <w:r>
-              <w:rPr>
-                <w:rFonts w:ascii="Times New Roman" w:eastAsia="Times New Roman" w:hAnsi="Times New Roman"/>
-                <w:color w:val="000000"/>
-                <w:sz w:val="24"/>
-                <w:szCs w:val="24"/>
-                <w:lang w:val="ru-BY" w:eastAsia="ru-BY"/>
-              </w:rPr>
-              <w:t xml:space="preserve">  </w:t>
+              <w:t xml:space="preserve"> руб  </w:t>
             </w:r>
           </w:p>
         </w:tc>
@@ -7901,8 +7345,6 @@
                 <w:i/>
                 <w:iCs/>
                 <w:color w:val="000000"/>
-                <w:sz w:val="24"/>
-                <w:szCs w:val="24"/>
                 <w:lang w:val="ru-BY" w:eastAsia="ru-BY"/>
               </w:rPr>
             </w:pPr>
@@ -7913,8 +7355,6 @@
                 <w:i/>
                 <w:iCs/>
                 <w:color w:val="000000"/>
-                <w:sz w:val="24"/>
-                <w:szCs w:val="24"/>
                 <w:lang w:val="ru-BY" w:eastAsia="ru-BY"/>
               </w:rPr>
               <w:t>Предельный максимальный тариф (процент от стоимости объекта недвижимого имущества)</w:t>
@@ -7941,12 +7381,10 @@
           <w:p>
             <w:pPr>
               <w:spacing w:after="0" w:line="240" w:lineRule="auto"/>
-              <w:jc w:val="center"/>
+              <w:ind w:firstLineChars="200" w:firstLine="440"/>
               <w:rPr>
                 <w:rFonts w:ascii="Times New Roman" w:eastAsia="Times New Roman" w:hAnsi="Times New Roman"/>
                 <w:color w:val="000000"/>
-                <w:sz w:val="24"/>
-                <w:szCs w:val="24"/>
                 <w:lang w:val="ru-BY" w:eastAsia="ru-BY"/>
               </w:rPr>
             </w:pPr>
@@ -7954,11 +7392,9 @@
               <w:rPr>
                 <w:rFonts w:ascii="Times New Roman" w:eastAsia="Times New Roman" w:hAnsi="Times New Roman"/>
                 <w:color w:val="000000"/>
-                <w:sz w:val="24"/>
-                <w:szCs w:val="24"/>
                 <w:lang w:val="ru-BY" w:eastAsia="ru-BY"/>
               </w:rPr>
-              <w:t> </w:t>
+              <w:t>До 31500</w:t>
             </w:r>
           </w:p>
         </w:tc>
@@ -7984,8 +7420,6 @@
                 <w:i/>
                 <w:iCs/>
                 <w:color w:val="000000"/>
-                <w:sz w:val="24"/>
-                <w:szCs w:val="24"/>
                 <w:lang w:val="ru-BY" w:eastAsia="ru-BY"/>
               </w:rPr>
             </w:pPr>
@@ -7996,11 +7430,9 @@
                 <w:i/>
                 <w:iCs/>
                 <w:color w:val="000000"/>
-                <w:sz w:val="24"/>
-                <w:szCs w:val="24"/>
                 <w:lang w:val="ru-BY" w:eastAsia="ru-BY"/>
               </w:rPr>
-              <w:t>%</w:t>
+              <w:t>6</w:t>
             </w:r>
           </w:p>
         </w:tc>
@@ -8024,12 +7456,10 @@
           <w:p>
             <w:pPr>
               <w:spacing w:after="0" w:line="240" w:lineRule="auto"/>
-              <w:ind w:firstLineChars="200" w:firstLine="480"/>
+              <w:ind w:firstLineChars="200" w:firstLine="440"/>
               <w:rPr>
                 <w:rFonts w:ascii="Times New Roman" w:eastAsia="Times New Roman" w:hAnsi="Times New Roman"/>
                 <w:color w:val="000000"/>
-                <w:sz w:val="24"/>
-                <w:szCs w:val="24"/>
                 <w:lang w:val="ru-BY" w:eastAsia="ru-BY"/>
               </w:rPr>
             </w:pPr>
@@ -8037,11 +7467,9 @@
               <w:rPr>
                 <w:rFonts w:ascii="Times New Roman" w:eastAsia="Times New Roman" w:hAnsi="Times New Roman"/>
                 <w:color w:val="000000"/>
-                <w:sz w:val="24"/>
-                <w:szCs w:val="24"/>
                 <w:lang w:val="ru-BY" w:eastAsia="ru-BY"/>
               </w:rPr>
-              <w:t>До 31500</w:t>
+              <w:t>Свыше 31500 до 90000 включительно</w:t>
             </w:r>
           </w:p>
         </w:tc>
@@ -8067,8 +7495,6 @@
                 <w:i/>
                 <w:iCs/>
                 <w:color w:val="000000"/>
-                <w:sz w:val="24"/>
-                <w:szCs w:val="24"/>
                 <w:lang w:val="ru-BY" w:eastAsia="ru-BY"/>
               </w:rPr>
             </w:pPr>
@@ -8079,11 +7505,9 @@
                 <w:i/>
                 <w:iCs/>
                 <w:color w:val="000000"/>
-                <w:sz w:val="24"/>
-                <w:szCs w:val="24"/>
                 <w:lang w:val="ru-BY" w:eastAsia="ru-BY"/>
               </w:rPr>
-              <w:t>6</w:t>
+              <w:t>5</w:t>
             </w:r>
           </w:p>
         </w:tc>
@@ -8107,12 +7531,10 @@
           <w:p>
             <w:pPr>
               <w:spacing w:after="0" w:line="240" w:lineRule="auto"/>
-              <w:ind w:firstLineChars="200" w:firstLine="480"/>
+              <w:ind w:firstLineChars="200" w:firstLine="440"/>
               <w:rPr>
                 <w:rFonts w:ascii="Times New Roman" w:eastAsia="Times New Roman" w:hAnsi="Times New Roman"/>
                 <w:color w:val="000000"/>
-                <w:sz w:val="24"/>
-                <w:szCs w:val="24"/>
                 <w:lang w:val="ru-BY" w:eastAsia="ru-BY"/>
               </w:rPr>
             </w:pPr>
@@ -8120,11 +7542,9 @@
               <w:rPr>
                 <w:rFonts w:ascii="Times New Roman" w:eastAsia="Times New Roman" w:hAnsi="Times New Roman"/>
                 <w:color w:val="000000"/>
-                <w:sz w:val="24"/>
-                <w:szCs w:val="24"/>
                 <w:lang w:val="ru-BY" w:eastAsia="ru-BY"/>
               </w:rPr>
-              <w:t>Свыше 31500 до 90000 включительно</w:t>
+              <w:t>Свыше 90000 до 135000 включительно</w:t>
             </w:r>
           </w:p>
         </w:tc>
@@ -8150,8 +7570,6 @@
                 <w:i/>
                 <w:iCs/>
                 <w:color w:val="000000"/>
-                <w:sz w:val="24"/>
-                <w:szCs w:val="24"/>
                 <w:lang w:val="ru-BY" w:eastAsia="ru-BY"/>
               </w:rPr>
             </w:pPr>
@@ -8162,11 +7580,9 @@
                 <w:i/>
                 <w:iCs/>
                 <w:color w:val="000000"/>
-                <w:sz w:val="24"/>
-                <w:szCs w:val="24"/>
                 <w:lang w:val="ru-BY" w:eastAsia="ru-BY"/>
               </w:rPr>
-              <w:t>5</w:t>
+              <w:t>4</w:t>
             </w:r>
           </w:p>
         </w:tc>
@@ -8190,12 +7606,10 @@
           <w:p>
             <w:pPr>
               <w:spacing w:after="0" w:line="240" w:lineRule="auto"/>
-              <w:ind w:firstLineChars="200" w:firstLine="480"/>
+              <w:ind w:firstLineChars="200" w:firstLine="440"/>
               <w:rPr>
                 <w:rFonts w:ascii="Times New Roman" w:eastAsia="Times New Roman" w:hAnsi="Times New Roman"/>
                 <w:color w:val="000000"/>
-                <w:sz w:val="24"/>
-                <w:szCs w:val="24"/>
                 <w:lang w:val="ru-BY" w:eastAsia="ru-BY"/>
               </w:rPr>
             </w:pPr>
@@ -8203,11 +7617,9 @@
               <w:rPr>
                 <w:rFonts w:ascii="Times New Roman" w:eastAsia="Times New Roman" w:hAnsi="Times New Roman"/>
                 <w:color w:val="000000"/>
-                <w:sz w:val="24"/>
-                <w:szCs w:val="24"/>
                 <w:lang w:val="ru-BY" w:eastAsia="ru-BY"/>
               </w:rPr>
-              <w:t>Свыше 90000 до 135000 включительно</w:t>
+              <w:t>Свыше 135000 до 189000 включительно</w:t>
             </w:r>
           </w:p>
         </w:tc>
@@ -8233,8 +7645,6 @@
                 <w:i/>
                 <w:iCs/>
                 <w:color w:val="000000"/>
-                <w:sz w:val="24"/>
-                <w:szCs w:val="24"/>
                 <w:lang w:val="ru-BY" w:eastAsia="ru-BY"/>
               </w:rPr>
             </w:pPr>
@@ -8245,11 +7655,9 @@
                 <w:i/>
                 <w:iCs/>
                 <w:color w:val="000000"/>
-                <w:sz w:val="24"/>
-                <w:szCs w:val="24"/>
                 <w:lang w:val="ru-BY" w:eastAsia="ru-BY"/>
               </w:rPr>
-              <w:t>4</w:t>
+              <w:t>3</w:t>
             </w:r>
           </w:p>
         </w:tc>
@@ -8273,12 +7681,10 @@
           <w:p>
             <w:pPr>
               <w:spacing w:after="0" w:line="240" w:lineRule="auto"/>
-              <w:ind w:firstLineChars="200" w:firstLine="480"/>
+              <w:ind w:firstLineChars="200" w:firstLine="440"/>
               <w:rPr>
                 <w:rFonts w:ascii="Times New Roman" w:eastAsia="Times New Roman" w:hAnsi="Times New Roman"/>
                 <w:color w:val="000000"/>
-                <w:sz w:val="24"/>
-                <w:szCs w:val="24"/>
                 <w:lang w:val="ru-BY" w:eastAsia="ru-BY"/>
               </w:rPr>
             </w:pPr>
@@ -8286,11 +7692,9 @@
               <w:rPr>
                 <w:rFonts w:ascii="Times New Roman" w:eastAsia="Times New Roman" w:hAnsi="Times New Roman"/>
                 <w:color w:val="000000"/>
-                <w:sz w:val="24"/>
-                <w:szCs w:val="24"/>
                 <w:lang w:val="ru-BY" w:eastAsia="ru-BY"/>
               </w:rPr>
-              <w:t>Свыше 135000 до 189000 включительно</w:t>
+              <w:t>Свыше 189000 до 225000 включительно</w:t>
             </w:r>
           </w:p>
         </w:tc>
@@ -8316,8 +7720,6 @@
                 <w:i/>
                 <w:iCs/>
                 <w:color w:val="000000"/>
-                <w:sz w:val="24"/>
-                <w:szCs w:val="24"/>
                 <w:lang w:val="ru-BY" w:eastAsia="ru-BY"/>
               </w:rPr>
             </w:pPr>
@@ -8328,11 +7730,9 @@
                 <w:i/>
                 <w:iCs/>
                 <w:color w:val="000000"/>
-                <w:sz w:val="24"/>
-                <w:szCs w:val="24"/>
                 <w:lang w:val="ru-BY" w:eastAsia="ru-BY"/>
               </w:rPr>
-              <w:t>3</w:t>
+              <w:t>2,5</w:t>
             </w:r>
           </w:p>
         </w:tc>
@@ -8356,12 +7756,10 @@
           <w:p>
             <w:pPr>
               <w:spacing w:after="0" w:line="240" w:lineRule="auto"/>
-              <w:ind w:firstLineChars="200" w:firstLine="480"/>
+              <w:ind w:firstLineChars="200" w:firstLine="440"/>
               <w:rPr>
                 <w:rFonts w:ascii="Times New Roman" w:eastAsia="Times New Roman" w:hAnsi="Times New Roman"/>
                 <w:color w:val="000000"/>
-                <w:sz w:val="24"/>
-                <w:szCs w:val="24"/>
                 <w:lang w:val="ru-BY" w:eastAsia="ru-BY"/>
               </w:rPr>
             </w:pPr>
@@ -8369,11 +7767,9 @@
               <w:rPr>
                 <w:rFonts w:ascii="Times New Roman" w:eastAsia="Times New Roman" w:hAnsi="Times New Roman"/>
                 <w:color w:val="000000"/>
-                <w:sz w:val="24"/>
-                <w:szCs w:val="24"/>
                 <w:lang w:val="ru-BY" w:eastAsia="ru-BY"/>
               </w:rPr>
-              <w:t>Свыше 189000 до 225000 включительно</w:t>
+              <w:t>Свыше 225000 до 261000 включительно</w:t>
             </w:r>
           </w:p>
         </w:tc>
@@ -8399,8 +7795,6 @@
                 <w:i/>
                 <w:iCs/>
                 <w:color w:val="000000"/>
-                <w:sz w:val="24"/>
-                <w:szCs w:val="24"/>
                 <w:lang w:val="ru-BY" w:eastAsia="ru-BY"/>
               </w:rPr>
             </w:pPr>
@@ -8411,11 +7805,9 @@
                 <w:i/>
                 <w:iCs/>
                 <w:color w:val="000000"/>
-                <w:sz w:val="24"/>
-                <w:szCs w:val="24"/>
                 <w:lang w:val="ru-BY" w:eastAsia="ru-BY"/>
               </w:rPr>
-              <w:t>2,5</w:t>
+              <w:t>2,4</w:t>
             </w:r>
           </w:p>
         </w:tc>
@@ -8439,12 +7831,10 @@
           <w:p>
             <w:pPr>
               <w:spacing w:after="0" w:line="240" w:lineRule="auto"/>
-              <w:ind w:firstLineChars="200" w:firstLine="480"/>
+              <w:ind w:firstLineChars="200" w:firstLine="440"/>
               <w:rPr>
                 <w:rFonts w:ascii="Times New Roman" w:eastAsia="Times New Roman" w:hAnsi="Times New Roman"/>
                 <w:color w:val="000000"/>
-                <w:sz w:val="24"/>
-                <w:szCs w:val="24"/>
                 <w:lang w:val="ru-BY" w:eastAsia="ru-BY"/>
               </w:rPr>
             </w:pPr>
@@ -8452,11 +7842,9 @@
               <w:rPr>
                 <w:rFonts w:ascii="Times New Roman" w:eastAsia="Times New Roman" w:hAnsi="Times New Roman"/>
                 <w:color w:val="000000"/>
-                <w:sz w:val="24"/>
-                <w:szCs w:val="24"/>
                 <w:lang w:val="ru-BY" w:eastAsia="ru-BY"/>
               </w:rPr>
-              <w:t>Свыше 225000 до 261000 включительно</w:t>
+              <w:t>Свыше 261000 до 297000 включительно</w:t>
             </w:r>
           </w:p>
         </w:tc>
@@ -8482,8 +7870,6 @@
                 <w:i/>
                 <w:iCs/>
                 <w:color w:val="000000"/>
-                <w:sz w:val="24"/>
-                <w:szCs w:val="24"/>
                 <w:lang w:val="ru-BY" w:eastAsia="ru-BY"/>
               </w:rPr>
             </w:pPr>
@@ -8494,11 +7880,9 @@
                 <w:i/>
                 <w:iCs/>
                 <w:color w:val="000000"/>
-                <w:sz w:val="24"/>
-                <w:szCs w:val="24"/>
                 <w:lang w:val="ru-BY" w:eastAsia="ru-BY"/>
               </w:rPr>
-              <w:t>2,4</w:t>
+              <w:t>2,3</w:t>
             </w:r>
           </w:p>
         </w:tc>
@@ -8522,12 +7906,10 @@
           <w:p>
             <w:pPr>
               <w:spacing w:after="0" w:line="240" w:lineRule="auto"/>
-              <w:ind w:firstLineChars="200" w:firstLine="480"/>
+              <w:ind w:firstLineChars="200" w:firstLine="440"/>
               <w:rPr>
                 <w:rFonts w:ascii="Times New Roman" w:eastAsia="Times New Roman" w:hAnsi="Times New Roman"/>
                 <w:color w:val="000000"/>
-                <w:sz w:val="24"/>
-                <w:szCs w:val="24"/>
                 <w:lang w:val="ru-BY" w:eastAsia="ru-BY"/>
               </w:rPr>
             </w:pPr>
@@ -8535,11 +7917,9 @@
               <w:rPr>
                 <w:rFonts w:ascii="Times New Roman" w:eastAsia="Times New Roman" w:hAnsi="Times New Roman"/>
                 <w:color w:val="000000"/>
-                <w:sz w:val="24"/>
-                <w:szCs w:val="24"/>
                 <w:lang w:val="ru-BY" w:eastAsia="ru-BY"/>
               </w:rPr>
-              <w:t>Свыше 261000 до 297000 включительно</w:t>
+              <w:t>Свыше 297000 до 337500 включительно</w:t>
             </w:r>
           </w:p>
         </w:tc>
@@ -8565,8 +7945,6 @@
                 <w:i/>
                 <w:iCs/>
                 <w:color w:val="000000"/>
-                <w:sz w:val="24"/>
-                <w:szCs w:val="24"/>
                 <w:lang w:val="ru-BY" w:eastAsia="ru-BY"/>
               </w:rPr>
             </w:pPr>
@@ -8577,11 +7955,9 @@
                 <w:i/>
                 <w:iCs/>
                 <w:color w:val="000000"/>
-                <w:sz w:val="24"/>
-                <w:szCs w:val="24"/>
                 <w:lang w:val="ru-BY" w:eastAsia="ru-BY"/>
               </w:rPr>
-              <w:t>2,3</w:t>
+              <w:t>2,2</w:t>
             </w:r>
           </w:p>
         </w:tc>
@@ -8605,12 +7981,10 @@
           <w:p>
             <w:pPr>
               <w:spacing w:after="0" w:line="240" w:lineRule="auto"/>
-              <w:ind w:firstLineChars="200" w:firstLine="480"/>
+              <w:ind w:firstLineChars="200" w:firstLine="440"/>
               <w:rPr>
                 <w:rFonts w:ascii="Times New Roman" w:eastAsia="Times New Roman" w:hAnsi="Times New Roman"/>
                 <w:color w:val="000000"/>
-                <w:sz w:val="24"/>
-                <w:szCs w:val="24"/>
                 <w:lang w:val="ru-BY" w:eastAsia="ru-BY"/>
               </w:rPr>
             </w:pPr>
@@ -8618,11 +7992,9 @@
               <w:rPr>
                 <w:rFonts w:ascii="Times New Roman" w:eastAsia="Times New Roman" w:hAnsi="Times New Roman"/>
                 <w:color w:val="000000"/>
-                <w:sz w:val="24"/>
-                <w:szCs w:val="24"/>
                 <w:lang w:val="ru-BY" w:eastAsia="ru-BY"/>
               </w:rPr>
-              <w:t>Свыше 297000 до 337500 включительно</w:t>
+              <w:t>Свыше 337500 до 373500 включительно</w:t>
             </w:r>
           </w:p>
         </w:tc>
@@ -8648,8 +8020,6 @@
                 <w:i/>
                 <w:iCs/>
                 <w:color w:val="000000"/>
-                <w:sz w:val="24"/>
-                <w:szCs w:val="24"/>
                 <w:lang w:val="ru-BY" w:eastAsia="ru-BY"/>
               </w:rPr>
             </w:pPr>
@@ -8660,11 +8030,9 @@
                 <w:i/>
                 <w:iCs/>
                 <w:color w:val="000000"/>
-                <w:sz w:val="24"/>
-                <w:szCs w:val="24"/>
                 <w:lang w:val="ru-BY" w:eastAsia="ru-BY"/>
               </w:rPr>
-              <w:t>2,2</w:t>
+              <w:t>2,1</w:t>
             </w:r>
           </w:p>
         </w:tc>
@@ -8688,12 +8056,10 @@
           <w:p>
             <w:pPr>
               <w:spacing w:after="0" w:line="240" w:lineRule="auto"/>
-              <w:ind w:firstLineChars="200" w:firstLine="480"/>
+              <w:ind w:firstLineChars="200" w:firstLine="440"/>
               <w:rPr>
                 <w:rFonts w:ascii="Times New Roman" w:eastAsia="Times New Roman" w:hAnsi="Times New Roman"/>
                 <w:color w:val="000000"/>
-                <w:sz w:val="24"/>
-                <w:szCs w:val="24"/>
                 <w:lang w:val="ru-BY" w:eastAsia="ru-BY"/>
               </w:rPr>
             </w:pPr>
@@ -8701,11 +8067,9 @@
               <w:rPr>
                 <w:rFonts w:ascii="Times New Roman" w:eastAsia="Times New Roman" w:hAnsi="Times New Roman"/>
                 <w:color w:val="000000"/>
-                <w:sz w:val="24"/>
-                <w:szCs w:val="24"/>
                 <w:lang w:val="ru-BY" w:eastAsia="ru-BY"/>
               </w:rPr>
-              <w:t>Свыше 337500 до 373500 включительно</w:t>
+              <w:t>Свыше 373500 до 409500 включительно</w:t>
             </w:r>
           </w:p>
         </w:tc>
@@ -8731,8 +8095,6 @@
                 <w:i/>
                 <w:iCs/>
                 <w:color w:val="000000"/>
-                <w:sz w:val="24"/>
-                <w:szCs w:val="24"/>
                 <w:lang w:val="ru-BY" w:eastAsia="ru-BY"/>
               </w:rPr>
             </w:pPr>
@@ -8743,11 +8105,9 @@
                 <w:i/>
                 <w:iCs/>
                 <w:color w:val="000000"/>
-                <w:sz w:val="24"/>
-                <w:szCs w:val="24"/>
                 <w:lang w:val="ru-BY" w:eastAsia="ru-BY"/>
               </w:rPr>
-              <w:t>2,1</w:t>
+              <w:t>2</w:t>
             </w:r>
           </w:p>
         </w:tc>
@@ -8771,12 +8131,10 @@
           <w:p>
             <w:pPr>
               <w:spacing w:after="0" w:line="240" w:lineRule="auto"/>
-              <w:ind w:firstLineChars="200" w:firstLine="480"/>
+              <w:ind w:firstLineChars="200" w:firstLine="440"/>
               <w:rPr>
                 <w:rFonts w:ascii="Times New Roman" w:eastAsia="Times New Roman" w:hAnsi="Times New Roman"/>
                 <w:color w:val="000000"/>
-                <w:sz w:val="24"/>
-                <w:szCs w:val="24"/>
                 <w:lang w:val="ru-BY" w:eastAsia="ru-BY"/>
               </w:rPr>
             </w:pPr>
@@ -8784,11 +8142,9 @@
               <w:rPr>
                 <w:rFonts w:ascii="Times New Roman" w:eastAsia="Times New Roman" w:hAnsi="Times New Roman"/>
                 <w:color w:val="000000"/>
-                <w:sz w:val="24"/>
-                <w:szCs w:val="24"/>
                 <w:lang w:val="ru-BY" w:eastAsia="ru-BY"/>
               </w:rPr>
-              <w:t>Свыше 373500 до 409500 включительно</w:t>
+              <w:t>Свыше 409500 до 450000 включительно</w:t>
             </w:r>
           </w:p>
         </w:tc>
@@ -8814,8 +8170,6 @@
                 <w:i/>
                 <w:iCs/>
                 <w:color w:val="000000"/>
-                <w:sz w:val="24"/>
-                <w:szCs w:val="24"/>
                 <w:lang w:val="ru-BY" w:eastAsia="ru-BY"/>
               </w:rPr>
             </w:pPr>
@@ -8826,11 +8180,9 @@
                 <w:i/>
                 <w:iCs/>
                 <w:color w:val="000000"/>
-                <w:sz w:val="24"/>
-                <w:szCs w:val="24"/>
                 <w:lang w:val="ru-BY" w:eastAsia="ru-BY"/>
               </w:rPr>
-              <w:t>2</w:t>
+              <w:t>1,9</w:t>
             </w:r>
           </w:p>
         </w:tc>
@@ -8854,12 +8206,10 @@
           <w:p>
             <w:pPr>
               <w:spacing w:after="0" w:line="240" w:lineRule="auto"/>
-              <w:ind w:firstLineChars="200" w:firstLine="480"/>
+              <w:ind w:firstLineChars="200" w:firstLine="440"/>
               <w:rPr>
                 <w:rFonts w:ascii="Times New Roman" w:eastAsia="Times New Roman" w:hAnsi="Times New Roman"/>
                 <w:color w:val="000000"/>
-                <w:sz w:val="24"/>
-                <w:szCs w:val="24"/>
                 <w:lang w:val="ru-BY" w:eastAsia="ru-BY"/>
               </w:rPr>
             </w:pPr>
@@ -8867,11 +8217,9 @@
               <w:rPr>
                 <w:rFonts w:ascii="Times New Roman" w:eastAsia="Times New Roman" w:hAnsi="Times New Roman"/>
                 <w:color w:val="000000"/>
-                <w:sz w:val="24"/>
-                <w:szCs w:val="24"/>
                 <w:lang w:val="ru-BY" w:eastAsia="ru-BY"/>
               </w:rPr>
-              <w:t>Свыше 409500 до 450000 включительно</w:t>
+              <w:t>Свыше 450000 до 472500 включительно</w:t>
             </w:r>
           </w:p>
         </w:tc>
@@ -8897,8 +8245,6 @@
                 <w:i/>
                 <w:iCs/>
                 <w:color w:val="000000"/>
-                <w:sz w:val="24"/>
-                <w:szCs w:val="24"/>
                 <w:lang w:val="ru-BY" w:eastAsia="ru-BY"/>
               </w:rPr>
             </w:pPr>
@@ -8909,11 +8255,9 @@
                 <w:i/>
                 <w:iCs/>
                 <w:color w:val="000000"/>
-                <w:sz w:val="24"/>
-                <w:szCs w:val="24"/>
                 <w:lang w:val="ru-BY" w:eastAsia="ru-BY"/>
               </w:rPr>
-              <w:t>1,9</w:t>
+              <w:t>1,8</w:t>
             </w:r>
           </w:p>
         </w:tc>
@@ -8937,12 +8281,10 @@
           <w:p>
             <w:pPr>
               <w:spacing w:after="0" w:line="240" w:lineRule="auto"/>
-              <w:ind w:firstLineChars="200" w:firstLine="480"/>
+              <w:ind w:firstLineChars="200" w:firstLine="440"/>
               <w:rPr>
                 <w:rFonts w:ascii="Times New Roman" w:eastAsia="Times New Roman" w:hAnsi="Times New Roman"/>
                 <w:color w:val="000000"/>
-                <w:sz w:val="24"/>
-                <w:szCs w:val="24"/>
                 <w:lang w:val="ru-BY" w:eastAsia="ru-BY"/>
               </w:rPr>
             </w:pPr>
@@ -8950,11 +8292,9 @@
               <w:rPr>
                 <w:rFonts w:ascii="Times New Roman" w:eastAsia="Times New Roman" w:hAnsi="Times New Roman"/>
                 <w:color w:val="000000"/>
-                <w:sz w:val="24"/>
-                <w:szCs w:val="24"/>
                 <w:lang w:val="ru-BY" w:eastAsia="ru-BY"/>
               </w:rPr>
-              <w:t>Свыше 450000 до 472500 включительно</w:t>
+              <w:t>Свыше 472500 до 522000 включительно</w:t>
             </w:r>
           </w:p>
         </w:tc>
@@ -8980,8 +8320,6 @@
                 <w:i/>
                 <w:iCs/>
                 <w:color w:val="000000"/>
-                <w:sz w:val="24"/>
-                <w:szCs w:val="24"/>
                 <w:lang w:val="ru-BY" w:eastAsia="ru-BY"/>
               </w:rPr>
             </w:pPr>
@@ -8992,11 +8330,9 @@
                 <w:i/>
                 <w:iCs/>
                 <w:color w:val="000000"/>
-                <w:sz w:val="24"/>
-                <w:szCs w:val="24"/>
                 <w:lang w:val="ru-BY" w:eastAsia="ru-BY"/>
               </w:rPr>
-              <w:t>1,8</w:t>
+              <w:t>1,7</w:t>
             </w:r>
           </w:p>
         </w:tc>
@@ -9020,12 +8356,10 @@
           <w:p>
             <w:pPr>
               <w:spacing w:after="0" w:line="240" w:lineRule="auto"/>
-              <w:ind w:firstLineChars="200" w:firstLine="480"/>
+              <w:ind w:firstLineChars="200" w:firstLine="440"/>
               <w:rPr>
                 <w:rFonts w:ascii="Times New Roman" w:eastAsia="Times New Roman" w:hAnsi="Times New Roman"/>
                 <w:color w:val="000000"/>
-                <w:sz w:val="24"/>
-                <w:szCs w:val="24"/>
                 <w:lang w:val="ru-BY" w:eastAsia="ru-BY"/>
               </w:rPr>
             </w:pPr>
@@ -9033,11 +8367,9 @@
               <w:rPr>
                 <w:rFonts w:ascii="Times New Roman" w:eastAsia="Times New Roman" w:hAnsi="Times New Roman"/>
                 <w:color w:val="000000"/>
-                <w:sz w:val="24"/>
-                <w:szCs w:val="24"/>
                 <w:lang w:val="ru-BY" w:eastAsia="ru-BY"/>
               </w:rPr>
-              <w:t>Свыше 472500 до 522000 включительно</w:t>
+              <w:t>Свыше 522000 до 558000 включительно</w:t>
             </w:r>
           </w:p>
         </w:tc>
@@ -9063,8 +8395,6 @@
                 <w:i/>
                 <w:iCs/>
                 <w:color w:val="000000"/>
-                <w:sz w:val="24"/>
-                <w:szCs w:val="24"/>
                 <w:lang w:val="ru-BY" w:eastAsia="ru-BY"/>
               </w:rPr>
             </w:pPr>
@@ -9075,11 +8405,9 @@
                 <w:i/>
                 <w:iCs/>
                 <w:color w:val="000000"/>
-                <w:sz w:val="24"/>
-                <w:szCs w:val="24"/>
                 <w:lang w:val="ru-BY" w:eastAsia="ru-BY"/>
               </w:rPr>
-              <w:t>1,7</w:t>
+              <w:t>1,6</w:t>
             </w:r>
           </w:p>
         </w:tc>
@@ -9103,12 +8431,10 @@
           <w:p>
             <w:pPr>
               <w:spacing w:after="0" w:line="240" w:lineRule="auto"/>
-              <w:ind w:firstLineChars="200" w:firstLine="480"/>
+              <w:ind w:firstLineChars="200" w:firstLine="440"/>
               <w:rPr>
                 <w:rFonts w:ascii="Times New Roman" w:eastAsia="Times New Roman" w:hAnsi="Times New Roman"/>
                 <w:color w:val="000000"/>
-                <w:sz w:val="24"/>
-                <w:szCs w:val="24"/>
                 <w:lang w:val="ru-BY" w:eastAsia="ru-BY"/>
               </w:rPr>
             </w:pPr>
@@ -9116,11 +8442,9 @@
               <w:rPr>
                 <w:rFonts w:ascii="Times New Roman" w:eastAsia="Times New Roman" w:hAnsi="Times New Roman"/>
                 <w:color w:val="000000"/>
-                <w:sz w:val="24"/>
-                <w:szCs w:val="24"/>
                 <w:lang w:val="ru-BY" w:eastAsia="ru-BY"/>
               </w:rPr>
-              <w:t>Свыше 522000 до 558000 включительно</w:t>
+              <w:t xml:space="preserve">Свыше 558000 </w:t>
             </w:r>
           </w:p>
         </w:tc>
@@ -9146,8 +8470,6 @@
                 <w:i/>
                 <w:iCs/>
                 <w:color w:val="000000"/>
-                <w:sz w:val="24"/>
-                <w:szCs w:val="24"/>
                 <w:lang w:val="ru-BY" w:eastAsia="ru-BY"/>
               </w:rPr>
             </w:pPr>
@@ -9158,91 +8480,6 @@
                 <w:i/>
                 <w:iCs/>
                 <w:color w:val="000000"/>
-                <w:sz w:val="24"/>
-                <w:szCs w:val="24"/>
-                <w:lang w:val="ru-BY" w:eastAsia="ru-BY"/>
-              </w:rPr>
-              <w:t>1,6</w:t>
-            </w:r>
-          </w:p>
-        </w:tc>
-      </w:tr>
-      <w:tr>
-        <w:trPr>
-          <w:trHeight w:val="315"/>
-        </w:trPr>
-        <w:tc>
-          <w:tcPr>
-            <w:tcW w:w="3293" w:type="pct"/>
-            <w:tcBorders>
-              <w:top w:val="nil"/>
-              <w:left w:val="single" w:sz="4" w:space="0" w:color="auto"/>
-              <w:bottom w:val="single" w:sz="4" w:space="0" w:color="auto"/>
-              <w:right w:val="single" w:sz="4" w:space="0" w:color="auto"/>
-            </w:tcBorders>
-            <w:vAlign w:val="center"/>
-            <w:hideMark/>
-          </w:tcPr>
-          <w:p>
-            <w:pPr>
-              <w:spacing w:after="0" w:line="240" w:lineRule="auto"/>
-              <w:ind w:firstLineChars="200" w:firstLine="480"/>
-              <w:rPr>
-                <w:rFonts w:ascii="Times New Roman" w:eastAsia="Times New Roman" w:hAnsi="Times New Roman"/>
-                <w:color w:val="000000"/>
-                <w:sz w:val="24"/>
-                <w:szCs w:val="24"/>
-                <w:lang w:val="ru-BY" w:eastAsia="ru-BY"/>
-              </w:rPr>
-            </w:pPr>
-            <w:r>
-              <w:rPr>
-                <w:rFonts w:ascii="Times New Roman" w:eastAsia="Times New Roman" w:hAnsi="Times New Roman"/>
-                <w:color w:val="000000"/>
-                <w:sz w:val="24"/>
-                <w:szCs w:val="24"/>
-                <w:lang w:val="ru-BY" w:eastAsia="ru-BY"/>
-              </w:rPr>
-              <w:t xml:space="preserve">Свыше 558000 </w:t>
-            </w:r>
-          </w:p>
-        </w:tc>
-        <w:tc>
-          <w:tcPr>
-            <w:tcW w:w="1707" w:type="pct"/>
-            <w:tcBorders>
-              <w:top w:val="nil"/>
-              <w:left w:val="nil"/>
-              <w:bottom w:val="single" w:sz="4" w:space="0" w:color="auto"/>
-              <w:right w:val="single" w:sz="4" w:space="0" w:color="auto"/>
-            </w:tcBorders>
-            <w:vAlign w:val="center"/>
-            <w:hideMark/>
-          </w:tcPr>
-          <w:p>
-            <w:pPr>
-              <w:spacing w:after="0" w:line="240" w:lineRule="auto"/>
-              <w:jc w:val="center"/>
-              <w:rPr>
-                <w:rFonts w:ascii="Times New Roman" w:eastAsia="Times New Roman" w:hAnsi="Times New Roman"/>
-                <w:bCs/>
-                <w:i/>
-                <w:iCs/>
-                <w:color w:val="000000"/>
-                <w:sz w:val="24"/>
-                <w:szCs w:val="24"/>
-                <w:lang w:val="ru-BY" w:eastAsia="ru-BY"/>
-              </w:rPr>
-            </w:pPr>
-            <w:r>
-              <w:rPr>
-                <w:rFonts w:ascii="Times New Roman" w:eastAsia="Times New Roman" w:hAnsi="Times New Roman"/>
-                <w:bCs/>
-                <w:i/>
-                <w:iCs/>
-                <w:color w:val="000000"/>
-                <w:sz w:val="24"/>
-                <w:szCs w:val="24"/>
                 <w:lang w:val="ru-BY" w:eastAsia="ru-BY"/>
               </w:rPr>
               <w:t>1,5</w:t>
@@ -9265,12 +8502,12 @@
           <w:szCs w:val="12"/>
         </w:rPr>
       </w:pPr>
-      <w:bookmarkStart w:id="15" w:name="40"/>
-      <w:bookmarkStart w:id="16" w:name="41"/>
-      <w:bookmarkStart w:id="17" w:name="42"/>
+      <w:bookmarkStart w:id="13" w:name="40"/>
+      <w:bookmarkStart w:id="14" w:name="41"/>
+      <w:bookmarkStart w:id="15" w:name="42"/>
+      <w:bookmarkEnd w:id="13"/>
+      <w:bookmarkEnd w:id="14"/>
       <w:bookmarkEnd w:id="15"/>
-      <w:bookmarkEnd w:id="16"/>
-      <w:bookmarkEnd w:id="17"/>
       <w:r>
         <w:rPr>
           <w:rFonts w:ascii="Times New Roman" w:hAnsi="Times New Roman"/>
@@ -9395,24 +8632,44 @@
         <w:jc w:val="both"/>
         <w:rPr>
           <w:rFonts w:ascii="Times New Roman" w:eastAsia="Times New Roman" w:hAnsi="Times New Roman"/>
-          <w:sz w:val="24"/>
-          <w:szCs w:val="24"/>
-          <w:lang w:eastAsia="ru-RU"/>
-        </w:rPr>
-      </w:pPr>
-      <w:r>
-        <w:rPr>
-          <w:rFonts w:ascii="Times New Roman" w:hAnsi="Times New Roman"/>
-          <w:sz w:val="24"/>
-          <w:szCs w:val="24"/>
-        </w:rPr>
-        <w:t xml:space="preserve">Настоящее приложение составлено в двух экземплярах по одному для каждой из Сторон и является неотъемлемой частью Договора </w:t>
-      </w:r>
-      <w:r>
-        <w:rPr>
-          <w:rFonts w:ascii="Times New Roman" w:eastAsia="Times New Roman" w:hAnsi="Times New Roman"/>
-          <w:sz w:val="24"/>
-          <w:szCs w:val="24"/>
+          <w:lang w:eastAsia="ru-RU"/>
+        </w:rPr>
+      </w:pPr>
+      <w:r>
+        <w:rPr>
+          <w:rFonts w:ascii="Times New Roman" w:hAnsi="Times New Roman"/>
+        </w:rPr>
+        <w:t xml:space="preserve">Настоящее приложение составлено в </w:t>
+      </w:r>
+      <w:r>
+        <w:rPr>
+          <w:rFonts w:ascii="Times New Roman" w:hAnsi="Times New Roman"/>
+        </w:rPr>
+        <w:t>{{</w:t>
+      </w:r>
+      <w:r>
+        <w:rPr>
+          <w:rFonts w:ascii="Times New Roman" w:hAnsi="Times New Roman"/>
+          <w:lang w:val="ru-BY"/>
+        </w:rPr>
+        <w:t>copies.countWords}}</w:t>
+      </w:r>
+      <w:r>
+        <w:rPr>
+          <w:rFonts w:ascii="Times New Roman" w:hAnsi="Times New Roman"/>
+          <w:lang w:val="ru-BY"/>
+        </w:rPr>
+        <w:t xml:space="preserve"> </w:t>
+      </w:r>
+      <w:r>
+        <w:rPr>
+          <w:rFonts w:ascii="Times New Roman" w:hAnsi="Times New Roman"/>
+        </w:rPr>
+        <w:t xml:space="preserve">экземплярах по одному для каждой из Сторон и является неотъемлемой частью Договора </w:t>
+      </w:r>
+      <w:r>
+        <w:rPr>
+          <w:rFonts w:ascii="Times New Roman" w:eastAsia="Times New Roman" w:hAnsi="Times New Roman"/>
           <w:lang w:eastAsia="ru-RU"/>
         </w:rPr>
         <w:t>оказания риэлтерских услуг по содействию в продаже объектов недвижимого имущества</w:t>
@@ -9433,94 +8690,380 @@
         </w:rPr>
       </w:pPr>
     </w:p>
-    <w:p>
-      <w:pPr>
-        <w:tabs>
-          <w:tab w:val="left" w:pos="756"/>
-        </w:tabs>
-        <w:spacing w:after="0"/>
-        <w:ind w:left="360"/>
-        <w:jc w:val="both"/>
-        <w:rPr>
-          <w:rFonts w:ascii="Times New Roman" w:hAnsi="Times New Roman"/>
-          <w:sz w:val="24"/>
-          <w:szCs w:val="24"/>
-        </w:rPr>
-      </w:pPr>
-      <w:r>
-        <w:rPr>
-          <w:rFonts w:ascii="Times New Roman" w:hAnsi="Times New Roman"/>
-          <w:b/>
-          <w:sz w:val="24"/>
-          <w:szCs w:val="24"/>
-        </w:rPr>
-        <w:t>Потребитель</w:t>
-      </w:r>
-      <w:r>
-        <w:rPr>
-          <w:rFonts w:ascii="Times New Roman" w:hAnsi="Times New Roman"/>
-          <w:sz w:val="24"/>
-          <w:szCs w:val="24"/>
-        </w:rPr>
-        <w:t>: _______________ /{{</w:t>
-      </w:r>
-      <w:proofErr w:type="spellStart"/>
-      <w:proofErr w:type="gramStart"/>
-      <w:r>
-        <w:rPr>
-          <w:rFonts w:ascii="Times New Roman" w:hAnsi="Times New Roman"/>
-          <w:sz w:val="24"/>
-          <w:szCs w:val="24"/>
-        </w:rPr>
-        <w:t>seller.initials</w:t>
-      </w:r>
-      <w:proofErr w:type="spellEnd"/>
-      <w:proofErr w:type="gramEnd"/>
-      <w:r>
-        <w:rPr>
-          <w:rFonts w:ascii="Times New Roman" w:hAnsi="Times New Roman"/>
-          <w:sz w:val="24"/>
-          <w:szCs w:val="24"/>
-        </w:rPr>
-        <w:t>}}</w:t>
-      </w:r>
-      <w:r>
-        <w:rPr>
-          <w:rFonts w:ascii="Times New Roman" w:hAnsi="Times New Roman"/>
-          <w:sz w:val="24"/>
-          <w:szCs w:val="24"/>
-          <w:vertAlign w:val="superscript"/>
-        </w:rPr>
-        <w:t xml:space="preserve">                     </w:t>
-      </w:r>
-      <w:r>
-        <w:rPr>
-          <w:rFonts w:ascii="Times New Roman" w:hAnsi="Times New Roman"/>
-          <w:b/>
-          <w:sz w:val="24"/>
-          <w:szCs w:val="24"/>
-        </w:rPr>
-        <w:t>Исполнитель</w:t>
-      </w:r>
-      <w:r>
-        <w:rPr>
-          <w:rFonts w:ascii="Times New Roman" w:hAnsi="Times New Roman"/>
-          <w:sz w:val="24"/>
-          <w:szCs w:val="24"/>
-        </w:rPr>
-        <w:t>: ________________</w:t>
-      </w:r>
-      <w:proofErr w:type="spellStart"/>
-      <w:r>
-        <w:rPr>
-          <w:rFonts w:ascii="Times New Roman" w:hAnsi="Times New Roman"/>
-          <w:sz w:val="24"/>
-          <w:szCs w:val="24"/>
-        </w:rPr>
-        <w:t>О.Р.Турко</w:t>
-      </w:r>
-      <w:proofErr w:type="spellEnd"/>
-    </w:p>
+    <w:tbl>
+      <w:tblPr>
+        <w:tblStyle w:val="a3"/>
+        <w:tblW w:w="0" w:type="auto"/>
+        <w:tblBorders>
+          <w:top w:val="nil"/>
+          <w:left w:val="nil"/>
+          <w:bottom w:val="nil"/>
+          <w:right w:val="nil"/>
+          <w:insideH w:val="nil"/>
+          <w:insideV w:val="nil"/>
+        </w:tblBorders>
+        <w:tblLayout w:type="fixed"/>
+        <w:tblLook w:val="04A0" w:firstRow="1" w:lastRow="0" w:firstColumn="1" w:lastColumn="0" w:noHBand="0" w:noVBand="1"/>
+      </w:tblPr>
+      <w:tblGrid>
+        <w:gridCol w:w="5239"/>
+        <w:gridCol w:w="5239"/>
+      </w:tblGrid>
+      <w:tr>
+        <w:tc>
+          <w:tcPr>
+            <w:tcW w:w="5239" w:type="dxa"/>
+            <w:tcBorders>
+              <w:top w:val="nil"/>
+              <w:left w:val="nil"/>
+              <w:bottom w:val="nil"/>
+              <w:right w:val="nil"/>
+            </w:tcBorders>
+          </w:tcPr>
+          <w:p>
+            <w:pPr>
+              <w:rPr>
+                <w:rFonts w:ascii="Times New Roman" w:hAnsi="Times New Roman"/>
+                <w:b/>
+                <w:sz w:val="20"/>
+                <w:highlight w:val="white"/>
+              </w:rPr>
+            </w:pPr>
+          </w:p>
+          <w:p>
+            <w:pPr>
+              <w:rPr>
+                <w:rFonts w:ascii="Times New Roman" w:hAnsi="Times New Roman"/>
+                <w:b/>
+                <w:sz w:val="20"/>
+                <w:highlight w:val="white"/>
+                <w:lang w:val="en-US"/>
+              </w:rPr>
+            </w:pPr>
+            <w:r>
+              <w:rPr>
+                <w:rFonts w:ascii="Times New Roman" w:hAnsi="Times New Roman"/>
+                <w:b/>
+                <w:sz w:val="20"/>
+                <w:highlight w:val="white"/>
+              </w:rPr>
+              <w:t>Потребитель</w:t>
+            </w:r>
+          </w:p>
+          <w:p>
+            <w:pPr>
+              <w:rPr>
+                <w:rFonts w:ascii="Times New Roman" w:hAnsi="Times New Roman"/>
+                <w:sz w:val="20"/>
+                <w:highlight w:val="white"/>
+                <w:lang w:val="en-US"/>
+              </w:rPr>
+            </w:pPr>
+          </w:p>
+          <w:p>
+            <w:pPr>
+              <w:rPr>
+                <w:rFonts w:ascii="Times New Roman" w:hAnsi="Times New Roman"/>
+                <w:sz w:val="20"/>
+                <w:highlight w:val="white"/>
+                <w:lang w:val="en-US"/>
+              </w:rPr>
+            </w:pPr>
+            <w:r>
+              <w:rPr>
+                <w:rFonts w:ascii="Times New Roman" w:hAnsi="Times New Roman"/>
+                <w:sz w:val="20"/>
+                <w:lang w:val="en-US"/>
+              </w:rPr>
+              <w:t xml:space="preserve">__________________/ {{owner1.signatoryLabel}}     </w:t>
+            </w:r>
+          </w:p>
+          <w:p>
+            <w:pPr>
+              <w:rPr>
+                <w:rFonts w:ascii="Times New Roman" w:hAnsi="Times New Roman"/>
+                <w:sz w:val="20"/>
+                <w:lang w:val="en-US"/>
+              </w:rPr>
+            </w:pPr>
+            <w:r>
+              <w:rPr>
+                <w:rFonts w:ascii="Times New Roman" w:hAnsi="Times New Roman"/>
+                <w:sz w:val="20"/>
+                <w:lang w:val="en-US"/>
+              </w:rPr>
+              <w:t>{{#owner2.fullName}}</w:t>
+            </w:r>
+          </w:p>
+          <w:p>
+            <w:pPr>
+              <w:rPr>
+                <w:rFonts w:ascii="Times New Roman" w:hAnsi="Times New Roman"/>
+                <w:sz w:val="20"/>
+                <w:highlight w:val="white"/>
+                <w:lang w:val="en-US"/>
+              </w:rPr>
+            </w:pPr>
+          </w:p>
+          <w:p>
+            <w:pPr>
+              <w:rPr>
+                <w:rFonts w:ascii="Times New Roman" w:hAnsi="Times New Roman"/>
+                <w:b/>
+                <w:sz w:val="20"/>
+                <w:highlight w:val="white"/>
+                <w:lang w:val="en-US"/>
+              </w:rPr>
+            </w:pPr>
+            <w:r>
+              <w:rPr>
+                <w:rFonts w:ascii="Times New Roman" w:hAnsi="Times New Roman"/>
+                <w:b/>
+                <w:sz w:val="20"/>
+                <w:highlight w:val="white"/>
+              </w:rPr>
+              <w:t>Потребитель</w:t>
+            </w:r>
+          </w:p>
+          <w:p>
+            <w:pPr>
+              <w:rPr>
+                <w:rFonts w:ascii="Times New Roman" w:hAnsi="Times New Roman"/>
+                <w:sz w:val="20"/>
+                <w:highlight w:val="white"/>
+                <w:lang w:val="en-US"/>
+              </w:rPr>
+            </w:pPr>
+          </w:p>
+          <w:p>
+            <w:pPr>
+              <w:rPr>
+                <w:rFonts w:ascii="Times New Roman" w:hAnsi="Times New Roman"/>
+                <w:sz w:val="20"/>
+                <w:highlight w:val="white"/>
+                <w:lang w:val="en-US"/>
+              </w:rPr>
+            </w:pPr>
+            <w:r>
+              <w:rPr>
+                <w:rFonts w:ascii="Times New Roman" w:hAnsi="Times New Roman"/>
+                <w:sz w:val="20"/>
+                <w:highlight w:val="white"/>
+                <w:lang w:val="en-US"/>
+              </w:rPr>
+              <w:lastRenderedPageBreak/>
+              <w:t xml:space="preserve">__________________/ {{owner2.signatoryLabel}}     </w:t>
+            </w:r>
+          </w:p>
+          <w:p>
+            <w:pPr>
+              <w:rPr>
+                <w:rFonts w:ascii="Times New Roman" w:hAnsi="Times New Roman"/>
+                <w:sz w:val="20"/>
+                <w:lang w:val="en-US"/>
+              </w:rPr>
+            </w:pPr>
+            <w:r>
+              <w:rPr>
+                <w:rFonts w:ascii="Times New Roman" w:hAnsi="Times New Roman"/>
+                <w:sz w:val="20"/>
+                <w:lang w:val="en-US"/>
+              </w:rPr>
+              <w:t>{{/owner2.fullName}}</w:t>
+            </w:r>
+          </w:p>
+          <w:p>
+            <w:pPr>
+              <w:rPr>
+                <w:rFonts w:ascii="Times New Roman" w:hAnsi="Times New Roman"/>
+                <w:sz w:val="20"/>
+                <w:lang w:val="en-US"/>
+              </w:rPr>
+            </w:pPr>
+            <w:r>
+              <w:rPr>
+                <w:rFonts w:ascii="Times New Roman" w:hAnsi="Times New Roman"/>
+                <w:sz w:val="20"/>
+                <w:lang w:val="en-US"/>
+              </w:rPr>
+              <w:t>{{#owner3.fullName}}</w:t>
+            </w:r>
+          </w:p>
+          <w:p>
+            <w:pPr>
+              <w:rPr>
+                <w:rFonts w:ascii="Times New Roman" w:hAnsi="Times New Roman"/>
+                <w:sz w:val="20"/>
+                <w:highlight w:val="white"/>
+                <w:lang w:val="en-US"/>
+              </w:rPr>
+            </w:pPr>
+          </w:p>
+          <w:p>
+            <w:pPr>
+              <w:rPr>
+                <w:rFonts w:ascii="Times New Roman" w:hAnsi="Times New Roman"/>
+                <w:b/>
+                <w:sz w:val="20"/>
+                <w:highlight w:val="white"/>
+                <w:lang w:val="en-US"/>
+              </w:rPr>
+            </w:pPr>
+            <w:r>
+              <w:rPr>
+                <w:rFonts w:ascii="Times New Roman" w:hAnsi="Times New Roman"/>
+                <w:b/>
+                <w:sz w:val="20"/>
+                <w:highlight w:val="white"/>
+              </w:rPr>
+              <w:t>Потребитель</w:t>
+            </w:r>
+          </w:p>
+          <w:p>
+            <w:pPr>
+              <w:rPr>
+                <w:rFonts w:ascii="Times New Roman" w:hAnsi="Times New Roman"/>
+                <w:sz w:val="20"/>
+                <w:highlight w:val="white"/>
+                <w:lang w:val="en-US"/>
+              </w:rPr>
+            </w:pPr>
+          </w:p>
+          <w:p>
+            <w:pPr>
+              <w:rPr>
+                <w:rFonts w:ascii="Times New Roman" w:hAnsi="Times New Roman"/>
+                <w:sz w:val="20"/>
+                <w:highlight w:val="white"/>
+                <w:lang w:val="en-US"/>
+              </w:rPr>
+            </w:pPr>
+            <w:r>
+              <w:rPr>
+                <w:rFonts w:ascii="Times New Roman" w:hAnsi="Times New Roman"/>
+                <w:sz w:val="20"/>
+                <w:highlight w:val="white"/>
+                <w:lang w:val="en-US"/>
+              </w:rPr>
+              <w:t xml:space="preserve">__________________/ {{owner3.signatoryLabel}}     </w:t>
+            </w:r>
+          </w:p>
+          <w:p>
+            <w:pPr>
+              <w:rPr>
+                <w:rFonts w:ascii="Times New Roman" w:hAnsi="Times New Roman"/>
+                <w:sz w:val="20"/>
+              </w:rPr>
+            </w:pPr>
+            <w:r>
+              <w:rPr>
+                <w:rFonts w:ascii="Times New Roman" w:hAnsi="Times New Roman"/>
+                <w:sz w:val="20"/>
+              </w:rPr>
+              <w:t>{{/owner3.fullName}}</w:t>
+            </w:r>
+          </w:p>
+        </w:tc>
+        <w:tc>
+          <w:tcPr>
+            <w:tcW w:w="5239" w:type="dxa"/>
+            <w:tcBorders>
+              <w:top w:val="nil"/>
+              <w:left w:val="nil"/>
+              <w:bottom w:val="nil"/>
+              <w:right w:val="nil"/>
+            </w:tcBorders>
+          </w:tcPr>
+          <w:p>
+            <w:pPr>
+              <w:rPr>
+                <w:rFonts w:ascii="Times New Roman" w:hAnsi="Times New Roman"/>
+                <w:b/>
+                <w:sz w:val="20"/>
+                <w:highlight w:val="white"/>
+              </w:rPr>
+            </w:pPr>
+          </w:p>
+          <w:p>
+            <w:pPr>
+              <w:rPr>
+                <w:rFonts w:ascii="Times New Roman" w:hAnsi="Times New Roman"/>
+                <w:b/>
+                <w:sz w:val="20"/>
+                <w:highlight w:val="white"/>
+              </w:rPr>
+            </w:pPr>
+            <w:r>
+              <w:rPr>
+                <w:rFonts w:ascii="Times New Roman" w:hAnsi="Times New Roman"/>
+                <w:b/>
+                <w:sz w:val="20"/>
+                <w:highlight w:val="white"/>
+              </w:rPr>
+              <w:t>Исполнитель</w:t>
+            </w:r>
+          </w:p>
+          <w:p>
+            <w:pPr>
+              <w:rPr>
+                <w:rFonts w:ascii="Times New Roman" w:hAnsi="Times New Roman"/>
+                <w:sz w:val="20"/>
+                <w:highlight w:val="white"/>
+              </w:rPr>
+            </w:pPr>
+          </w:p>
+          <w:p>
+            <w:pPr>
+              <w:rPr>
+                <w:rFonts w:ascii="Times New Roman" w:hAnsi="Times New Roman"/>
+                <w:sz w:val="20"/>
+                <w:highlight w:val="white"/>
+              </w:rPr>
+            </w:pPr>
+            <w:r>
+              <w:rPr>
+                <w:rFonts w:ascii="Times New Roman" w:hAnsi="Times New Roman"/>
+                <w:sz w:val="20"/>
+                <w:highlight w:val="white"/>
+              </w:rPr>
+              <w:t>________________________</w:t>
+            </w:r>
+            <w:r>
+              <w:rPr>
+                <w:rFonts w:ascii="Times New Roman" w:hAnsi="Times New Roman"/>
+                <w:sz w:val="20"/>
+                <w:highlight w:val="white"/>
+              </w:rPr>
+              <w:t xml:space="preserve"> </w:t>
+            </w:r>
+            <w:r>
+              <w:rPr>
+                <w:rFonts w:ascii="Times New Roman" w:hAnsi="Times New Roman"/>
+                <w:sz w:val="20"/>
+                <w:highlight w:val="white"/>
+              </w:rPr>
+              <w:t>Турко</w:t>
+            </w:r>
+            <w:r>
+              <w:rPr>
+                <w:rFonts w:ascii="Times New Roman" w:hAnsi="Times New Roman"/>
+                <w:sz w:val="20"/>
+                <w:highlight w:val="white"/>
+              </w:rPr>
+              <w:t xml:space="preserve"> </w:t>
+            </w:r>
+            <w:r>
+              <w:rPr>
+                <w:rFonts w:ascii="Times New Roman" w:hAnsi="Times New Roman"/>
+                <w:sz w:val="20"/>
+                <w:highlight w:val="white"/>
+              </w:rPr>
+              <w:t>О.Р.</w:t>
+            </w:r>
+          </w:p>
+        </w:tc>
+      </w:tr>
+    </w:tbl>
     <w:p>
       <w:pPr>
         <w:spacing w:after="0"/>
@@ -9546,7 +9089,7 @@
 </file>
 
 <file path=word/endnotes.xml><?xml version="1.0" encoding="utf-8"?>
-<w:endnotes xmlns:wpc="http://schemas.microsoft.com/office/word/2010/wordprocessingCanvas" xmlns:cx="http://schemas.microsoft.com/office/drawing/2014/chartex" xmlns:cx1="http://schemas.microsoft.com/office/drawing/2015/9/8/chartex" xmlns:cx2="http://schemas.microsoft.com/office/drawing/2015/10/21/chartex" xmlns:cx3="http://schemas.microsoft.com/office/drawing/2016/5/9/chartex" xmlns:cx4="http://schemas.microsoft.com/office/drawing/2016/5/10/chartex" xmlns:cx5="http://schemas.microsoft.com/office/drawing/2016/5/11/chartex" xmlns:cx6="http://schemas.microsoft.com/office/drawing/2016/5/12/chartex" xmlns:cx7="http://schemas.microsoft.com/office/drawing/2016/5/13/chartex" xmlns:cx8="http://schemas.microsoft.com/office/drawing/2016/5/14/chartex" xmlns:mc="http://schemas.openxmlformats.org/markup-compatibility/2006" xmlns:aink="http://schemas.microsoft.com/office/drawing/2016/ink" xmlns:am3d="http://schemas.microsoft.com/office/drawing/2017/model3d" xmlns:o="urn:schemas-microsoft-com:office:office" xmlns:r="http://schemas.openxmlformats.org/officeDocument/2006/relationships" xmlns:m="http://schemas.openxmlformats.org/officeDocument/2006/math" xmlns:v="urn:schemas-microsoft-com:vml" xmlns:wp14="http://schemas.microsoft.com/office/word/2010/wordprocessingDrawing" xmlns:wp="http://schemas.openxmlformats.org/drawingml/2006/wordprocessingDrawing" xmlns:w10="urn:schemas-microsoft-com:office:word" xmlns:w="http://schemas.openxmlformats.org/wordprocessingml/2006/main" xmlns:w14="http://schemas.microsoft.com/office/word/2010/wordml" xmlns:w15="http://schemas.microsoft.com/office/word/2012/wordml" xmlns:w16cex="http://schemas.microsoft.com/office/word/2018/wordml/cex" xmlns:w16cid="http://schemas.microsoft.com/office/word/2016/wordml/cid" xmlns:w16="http://schemas.microsoft.com/office/word/2018/wordml" xmlns:w16sdtdh="http://schemas.microsoft.com/office/word/2020/wordml/sdtdatahash" xmlns:w16se="http://schemas.microsoft.com/office/word/2015/wordml/symex" xmlns:wpg="http://schemas.microsoft.com/office/word/2010/wordprocessingGroup" xmlns:wpi="http://schemas.microsoft.com/office/word/2010/wordprocessingInk" xmlns:wne="http://schemas.microsoft.com/office/word/2006/wordml" xmlns:wps="http://schemas.microsoft.com/office/word/2010/wordprocessingShape" mc:Ignorable="w14 w15 w16se w16cid w16 w16cex w16sdtdh wp14">
+<w:endnotes xmlns:wpc="http://schemas.microsoft.com/office/word/2010/wordprocessingCanvas" xmlns:cx="http://schemas.microsoft.com/office/drawing/2014/chartex" xmlns:cx1="http://schemas.microsoft.com/office/drawing/2015/9/8/chartex" xmlns:cx2="http://schemas.microsoft.com/office/drawing/2015/10/21/chartex" xmlns:cx3="http://schemas.microsoft.com/office/drawing/2016/5/9/chartex" xmlns:cx4="http://schemas.microsoft.com/office/drawing/2016/5/10/chartex" xmlns:cx5="http://schemas.microsoft.com/office/drawing/2016/5/11/chartex" xmlns:cx6="http://schemas.microsoft.com/office/drawing/2016/5/12/chartex" xmlns:cx7="http://schemas.microsoft.com/office/drawing/2016/5/13/chartex" xmlns:cx8="http://schemas.microsoft.com/office/drawing/2016/5/14/chartex" xmlns:mc="http://schemas.openxmlformats.org/markup-compatibility/2006" xmlns:aink="http://schemas.microsoft.com/office/drawing/2016/ink" xmlns:am3d="http://schemas.microsoft.com/office/drawing/2017/model3d" xmlns:o="urn:schemas-microsoft-com:office:office" xmlns:oel="http://schemas.microsoft.com/office/2019/extlst" xmlns:r="http://schemas.openxmlformats.org/officeDocument/2006/relationships" xmlns:m="http://schemas.openxmlformats.org/officeDocument/2006/math" xmlns:v="urn:schemas-microsoft-com:vml" xmlns:wp14="http://schemas.microsoft.com/office/word/2010/wordprocessingDrawing" xmlns:wp="http://schemas.openxmlformats.org/drawingml/2006/wordprocessingDrawing" xmlns:w10="urn:schemas-microsoft-com:office:word" xmlns:w="http://schemas.openxmlformats.org/wordprocessingml/2006/main" xmlns:w14="http://schemas.microsoft.com/office/word/2010/wordml" xmlns:w15="http://schemas.microsoft.com/office/word/2012/wordml" xmlns:w16cei="http://schemas.microsoft.com/office/word/2026/wordml/cei" xmlns:w16cex="http://schemas.microsoft.com/office/word/2018/wordml/cex" xmlns:w16cid="http://schemas.microsoft.com/office/word/2016/wordml/cid" xmlns:w16="http://schemas.microsoft.com/office/word/2018/wordml" xmlns:w16du="http://schemas.microsoft.com/office/word/2023/wordml/word16du" xmlns:w16sdtdh="http://schemas.microsoft.com/office/word/2020/wordml/sdtdatahash" xmlns:w16sdtfl="http://schemas.microsoft.com/office/word/2024/wordml/sdtformatlock" xmlns:w16se="http://schemas.microsoft.com/office/word/2015/wordml/symex" xmlns:wpg="http://schemas.microsoft.com/office/word/2010/wordprocessingGroup" xmlns:wpi="http://schemas.microsoft.com/office/word/2010/wordprocessingInk" xmlns:wne="http://schemas.microsoft.com/office/word/2006/wordml" xmlns:wps="http://schemas.microsoft.com/office/word/2010/wordprocessingShape" mc:Ignorable="w14 w15 w16se w16cid w16 w16cex w16sdtdh w16sdtfl w16du wp14">
   <w:endnote w:type="separator" w:id="-1">
     <w:p>
       <w:pPr>
@@ -9571,7 +9114,7 @@
 </file>
 
 <file path=word/footnotes.xml><?xml version="1.0" encoding="utf-8"?>
-<w:footnotes xmlns:wpc="http://schemas.microsoft.com/office/word/2010/wordprocessingCanvas" xmlns:cx="http://schemas.microsoft.com/office/drawing/2014/chartex" xmlns:cx1="http://schemas.microsoft.com/office/drawing/2015/9/8/chartex" xmlns:cx2="http://schemas.microsoft.com/office/drawing/2015/10/21/chartex" xmlns:cx3="http://schemas.microsoft.com/office/drawing/2016/5/9/chartex" xmlns:cx4="http://schemas.microsoft.com/office/drawing/2016/5/10/chartex" xmlns:cx5="http://schemas.microsoft.com/office/drawing/2016/5/11/chartex" xmlns:cx6="http://schemas.microsoft.com/office/drawing/2016/5/12/chartex" xmlns:cx7="http://schemas.microsoft.com/office/drawing/2016/5/13/chartex" xmlns:cx8="http://schemas.microsoft.com/office/drawing/2016/5/14/chartex" xmlns:mc="http://schemas.openxmlformats.org/markup-compatibility/2006" xmlns:aink="http://schemas.microsoft.com/office/drawing/2016/ink" xmlns:am3d="http://schemas.microsoft.com/office/drawing/2017/model3d" xmlns:o="urn:schemas-microsoft-com:office:office" xmlns:r="http://schemas.openxmlformats.org/officeDocument/2006/relationships" xmlns:m="http://schemas.openxmlformats.org/officeDocument/2006/math" xmlns:v="urn:schemas-microsoft-com:vml" xmlns:wp14="http://schemas.microsoft.com/office/word/2010/wordprocessingDrawing" xmlns:wp="http://schemas.openxmlformats.org/drawingml/2006/wordprocessingDrawing" xmlns:w10="urn:schemas-microsoft-com:office:word" xmlns:w="http://schemas.openxmlformats.org/wordprocessingml/2006/main" xmlns:w14="http://schemas.microsoft.com/office/word/2010/wordml" xmlns:w15="http://schemas.microsoft.com/office/word/2012/wordml" xmlns:w16cex="http://schemas.microsoft.com/office/word/2018/wordml/cex" xmlns:w16cid="http://schemas.microsoft.com/office/word/2016/wordml/cid" xmlns:w16="http://schemas.microsoft.com/office/word/2018/wordml" xmlns:w16sdtdh="http://schemas.microsoft.com/office/word/2020/wordml/sdtdatahash" xmlns:w16se="http://schemas.microsoft.com/office/word/2015/wordml/symex" xmlns:wpg="http://schemas.microsoft.com/office/word/2010/wordprocessingGroup" xmlns:wpi="http://schemas.microsoft.com/office/word/2010/wordprocessingInk" xmlns:wne="http://schemas.microsoft.com/office/word/2006/wordml" xmlns:wps="http://schemas.microsoft.com/office/word/2010/wordprocessingShape" mc:Ignorable="w14 w15 w16se w16cid w16 w16cex w16sdtdh wp14">
+<w:footnotes xmlns:wpc="http://schemas.microsoft.com/office/word/2010/wordprocessingCanvas" xmlns:cx="http://schemas.microsoft.com/office/drawing/2014/chartex" xmlns:cx1="http://schemas.microsoft.com/office/drawing/2015/9/8/chartex" xmlns:cx2="http://schemas.microsoft.com/office/drawing/2015/10/21/chartex" xmlns:cx3="http://schemas.microsoft.com/office/drawing/2016/5/9/chartex" xmlns:cx4="http://schemas.microsoft.com/office/drawing/2016/5/10/chartex" xmlns:cx5="http://schemas.microsoft.com/office/drawing/2016/5/11/chartex" xmlns:cx6="http://schemas.microsoft.com/office/drawing/2016/5/12/chartex" xmlns:cx7="http://schemas.microsoft.com/office/drawing/2016/5/13/chartex" xmlns:cx8="http://schemas.microsoft.com/office/drawing/2016/5/14/chartex" xmlns:mc="http://schemas.openxmlformats.org/markup-compatibility/2006" xmlns:aink="http://schemas.microsoft.com/office/drawing/2016/ink" xmlns:am3d="http://schemas.microsoft.com/office/drawing/2017/model3d" xmlns:o="urn:schemas-microsoft-com:office:office" xmlns:oel="http://schemas.microsoft.com/office/2019/extlst" xmlns:r="http://schemas.openxmlformats.org/officeDocument/2006/relationships" xmlns:m="http://schemas.openxmlformats.org/officeDocument/2006/math" xmlns:v="urn:schemas-microsoft-com:vml" xmlns:wp14="http://schemas.microsoft.com/office/word/2010/wordprocessingDrawing" xmlns:wp="http://schemas.openxmlformats.org/drawingml/2006/wordprocessingDrawing" xmlns:w10="urn:schemas-microsoft-com:office:word" xmlns:w="http://schemas.openxmlformats.org/wordprocessingml/2006/main" xmlns:w14="http://schemas.microsoft.com/office/word/2010/wordml" xmlns:w15="http://schemas.microsoft.com/office/word/2012/wordml" xmlns:w16cei="http://schemas.microsoft.com/office/word/2026/wordml/cei" xmlns:w16cex="http://schemas.microsoft.com/office/word/2018/wordml/cex" xmlns:w16cid="http://schemas.microsoft.com/office/word/2016/wordml/cid" xmlns:w16="http://schemas.microsoft.com/office/word/2018/wordml" xmlns:w16du="http://schemas.microsoft.com/office/word/2023/wordml/word16du" xmlns:w16sdtdh="http://schemas.microsoft.com/office/word/2020/wordml/sdtdatahash" xmlns:w16sdtfl="http://schemas.microsoft.com/office/word/2024/wordml/sdtformatlock" xmlns:w16se="http://schemas.microsoft.com/office/word/2015/wordml/symex" xmlns:wpg="http://schemas.microsoft.com/office/word/2010/wordprocessingGroup" xmlns:wpi="http://schemas.microsoft.com/office/word/2010/wordprocessingInk" xmlns:wne="http://schemas.microsoft.com/office/word/2006/wordml" xmlns:wps="http://schemas.microsoft.com/office/word/2010/wordprocessingShape" mc:Ignorable="w14 w15 w16se w16cid w16 w16cex w16sdtdh w16sdtfl w16du wp14">
   <w:footnote w:type="separator" w:id="-1">
     <w:p>
       <w:pPr>
@@ -9596,7 +9139,7 @@
 </file>
 
 <file path=word/header1.xml><?xml version="1.0" encoding="utf-8"?>
-<w:hdr xmlns:wpc="http://schemas.microsoft.com/office/word/2010/wordprocessingCanvas" xmlns:cx="http://schemas.microsoft.com/office/drawing/2014/chartex" xmlns:cx1="http://schemas.microsoft.com/office/drawing/2015/9/8/chartex" xmlns:cx2="http://schemas.microsoft.com/office/drawing/2015/10/21/chartex" xmlns:cx3="http://schemas.microsoft.com/office/drawing/2016/5/9/chartex" xmlns:cx4="http://schemas.microsoft.com/office/drawing/2016/5/10/chartex" xmlns:cx5="http://schemas.microsoft.com/office/drawing/2016/5/11/chartex" xmlns:cx6="http://schemas.microsoft.com/office/drawing/2016/5/12/chartex" xmlns:cx7="http://schemas.microsoft.com/office/drawing/2016/5/13/chartex" xmlns:cx8="http://schemas.microsoft.com/office/drawing/2016/5/14/chartex" xmlns:mc="http://schemas.openxmlformats.org/markup-compatibility/2006" xmlns:aink="http://schemas.microsoft.com/office/drawing/2016/ink" xmlns:am3d="http://schemas.microsoft.com/office/drawing/2017/model3d" xmlns:o="urn:schemas-microsoft-com:office:office" xmlns:r="http://schemas.openxmlformats.org/officeDocument/2006/relationships" xmlns:m="http://schemas.openxmlformats.org/officeDocument/2006/math" xmlns:v="urn:schemas-microsoft-com:vml" xmlns:wp14="http://schemas.microsoft.com/office/word/2010/wordprocessingDrawing" xmlns:wp="http://schemas.openxmlformats.org/drawingml/2006/wordprocessingDrawing" xmlns:w10="urn:schemas-microsoft-com:office:word" xmlns:w="http://schemas.openxmlformats.org/wordprocessingml/2006/main" xmlns:w14="http://schemas.microsoft.com/office/word/2010/wordml" xmlns:w15="http://schemas.microsoft.com/office/word/2012/wordml" xmlns:w16cex="http://schemas.microsoft.com/office/word/2018/wordml/cex" xmlns:w16cid="http://schemas.microsoft.com/office/word/2016/wordml/cid" xmlns:w16="http://schemas.microsoft.com/office/word/2018/wordml" xmlns:w16sdtdh="http://schemas.microsoft.com/office/word/2020/wordml/sdtdatahash" xmlns:w16se="http://schemas.microsoft.com/office/word/2015/wordml/symex" xmlns:wpg="http://schemas.microsoft.com/office/word/2010/wordprocessingGroup" xmlns:wpi="http://schemas.microsoft.com/office/word/2010/wordprocessingInk" xmlns:wne="http://schemas.microsoft.com/office/word/2006/wordml" xmlns:wps="http://schemas.microsoft.com/office/word/2010/wordprocessingShape" mc:Ignorable="w14 w15 w16se w16cid w16 w16cex w16sdtdh wp14">
+<w:hdr xmlns:wpc="http://schemas.microsoft.com/office/word/2010/wordprocessingCanvas" xmlns:cx="http://schemas.microsoft.com/office/drawing/2014/chartex" xmlns:cx1="http://schemas.microsoft.com/office/drawing/2015/9/8/chartex" xmlns:cx2="http://schemas.microsoft.com/office/drawing/2015/10/21/chartex" xmlns:cx3="http://schemas.microsoft.com/office/drawing/2016/5/9/chartex" xmlns:cx4="http://schemas.microsoft.com/office/drawing/2016/5/10/chartex" xmlns:cx5="http://schemas.microsoft.com/office/drawing/2016/5/11/chartex" xmlns:cx6="http://schemas.microsoft.com/office/drawing/2016/5/12/chartex" xmlns:cx7="http://schemas.microsoft.com/office/drawing/2016/5/13/chartex" xmlns:cx8="http://schemas.microsoft.com/office/drawing/2016/5/14/chartex" xmlns:mc="http://schemas.openxmlformats.org/markup-compatibility/2006" xmlns:aink="http://schemas.microsoft.com/office/drawing/2016/ink" xmlns:am3d="http://schemas.microsoft.com/office/drawing/2017/model3d" xmlns:o="urn:schemas-microsoft-com:office:office" xmlns:oel="http://schemas.microsoft.com/office/2019/extlst" xmlns:r="http://schemas.openxmlformats.org/officeDocument/2006/relationships" xmlns:m="http://schemas.openxmlformats.org/officeDocument/2006/math" xmlns:v="urn:schemas-microsoft-com:vml" xmlns:wp14="http://schemas.microsoft.com/office/word/2010/wordprocessingDrawing" xmlns:wp="http://schemas.openxmlformats.org/drawingml/2006/wordprocessingDrawing" xmlns:w10="urn:schemas-microsoft-com:office:word" xmlns:w="http://schemas.openxmlformats.org/wordprocessingml/2006/main" xmlns:w14="http://schemas.microsoft.com/office/word/2010/wordml" xmlns:w15="http://schemas.microsoft.com/office/word/2012/wordml" xmlns:w16cei="http://schemas.microsoft.com/office/word/2026/wordml/cei" xmlns:w16cex="http://schemas.microsoft.com/office/word/2018/wordml/cex" xmlns:w16cid="http://schemas.microsoft.com/office/word/2016/wordml/cid" xmlns:w16="http://schemas.microsoft.com/office/word/2018/wordml" xmlns:w16du="http://schemas.microsoft.com/office/word/2023/wordml/word16du" xmlns:w16sdtdh="http://schemas.microsoft.com/office/word/2020/wordml/sdtdatahash" xmlns:w16sdtfl="http://schemas.microsoft.com/office/word/2024/wordml/sdtformatlock" xmlns:w16se="http://schemas.microsoft.com/office/word/2015/wordml/symex" xmlns:wpg="http://schemas.microsoft.com/office/word/2010/wordprocessingGroup" xmlns:wpi="http://schemas.microsoft.com/office/word/2010/wordprocessingInk" xmlns:wne="http://schemas.microsoft.com/office/word/2006/wordml" xmlns:wps="http://schemas.microsoft.com/office/word/2010/wordprocessingShape" mc:Ignorable="w14 w15 w16se w16cid w16 w16cex w16sdtdh w16sdtfl w16du wp14">
   <w:p>
     <w:pPr>
       <w:pStyle w:val="ab"/>
@@ -9617,7 +9160,6 @@
       </w:rPr>
       <w:t xml:space="preserve">           </w:t>
     </w:r>
-    <w:proofErr w:type="spellStart"/>
     <w:r>
       <w:rPr>
         <w:sz w:val="12"/>
@@ -9625,7 +9167,6 @@
       </w:rPr>
       <w:t>Экслюзив</w:t>
     </w:r>
-    <w:proofErr w:type="spellEnd"/>
   </w:p>
   <w:p>
     <w:pPr>
@@ -9636,7 +9177,7 @@
 </file>
 
 <file path=word/numbering.xml><?xml version="1.0" encoding="utf-8"?>
-<w:numbering xmlns:wpc="http://schemas.microsoft.com/office/word/2010/wordprocessingCanvas" xmlns:cx="http://schemas.microsoft.com/office/drawing/2014/chartex" xmlns:cx1="http://schemas.microsoft.com/office/drawing/2015/9/8/chartex" xmlns:cx2="http://schemas.microsoft.com/office/drawing/2015/10/21/chartex" xmlns:cx3="http://schemas.microsoft.com/office/drawing/2016/5/9/chartex" xmlns:cx4="http://schemas.microsoft.com/office/drawing/2016/5/10/chartex" xmlns:cx5="http://schemas.microsoft.com/office/drawing/2016/5/11/chartex" xmlns:cx6="http://schemas.microsoft.com/office/drawing/2016/5/12/chartex" xmlns:cx7="http://schemas.microsoft.com/office/drawing/2016/5/13/chartex" xmlns:cx8="http://schemas.microsoft.com/office/drawing/2016/5/14/chartex" xmlns:mc="http://schemas.openxmlformats.org/markup-compatibility/2006" xmlns:aink="http://schemas.microsoft.com/office/drawing/2016/ink" xmlns:am3d="http://schemas.microsoft.com/office/drawing/2017/model3d" xmlns:o="urn:schemas-microsoft-com:office:office" xmlns:r="http://schemas.openxmlformats.org/officeDocument/2006/relationships" xmlns:m="http://schemas.openxmlformats.org/officeDocument/2006/math" xmlns:v="urn:schemas-microsoft-com:vml" xmlns:wp14="http://schemas.microsoft.com/office/word/2010/wordprocessingDrawing" xmlns:wp="http://schemas.openxmlformats.org/drawingml/2006/wordprocessingDrawing" xmlns:w10="urn:schemas-microsoft-com:office:word" xmlns:w="http://schemas.openxmlformats.org/wordprocessingml/2006/main" xmlns:w14="http://schemas.microsoft.com/office/word/2010/wordml" xmlns:w15="http://schemas.microsoft.com/office/word/2012/wordml" xmlns:w16cex="http://schemas.microsoft.com/office/word/2018/wordml/cex" xmlns:w16cid="http://schemas.microsoft.com/office/word/2016/wordml/cid" xmlns:w16="http://schemas.microsoft.com/office/word/2018/wordml" xmlns:w16sdtdh="http://schemas.microsoft.com/office/word/2020/wordml/sdtdatahash" xmlns:w16se="http://schemas.microsoft.com/office/word/2015/wordml/symex" xmlns:wpg="http://schemas.microsoft.com/office/word/2010/wordprocessingGroup" xmlns:wpi="http://schemas.microsoft.com/office/word/2010/wordprocessingInk" xmlns:wne="http://schemas.microsoft.com/office/word/2006/wordml" xmlns:wps="http://schemas.microsoft.com/office/word/2010/wordprocessingShape" mc:Ignorable="w14 w15 w16se w16cid w16 w16cex w16sdtdh wp14">
+<w:numbering xmlns:wpc="http://schemas.microsoft.com/office/word/2010/wordprocessingCanvas" xmlns:cx="http://schemas.microsoft.com/office/drawing/2014/chartex" xmlns:cx1="http://schemas.microsoft.com/office/drawing/2015/9/8/chartex" xmlns:cx2="http://schemas.microsoft.com/office/drawing/2015/10/21/chartex" xmlns:cx3="http://schemas.microsoft.com/office/drawing/2016/5/9/chartex" xmlns:cx4="http://schemas.microsoft.com/office/drawing/2016/5/10/chartex" xmlns:cx5="http://schemas.microsoft.com/office/drawing/2016/5/11/chartex" xmlns:cx6="http://schemas.microsoft.com/office/drawing/2016/5/12/chartex" xmlns:cx7="http://schemas.microsoft.com/office/drawing/2016/5/13/chartex" xmlns:cx8="http://schemas.microsoft.com/office/drawing/2016/5/14/chartex" xmlns:mc="http://schemas.openxmlformats.org/markup-compatibility/2006" xmlns:aink="http://schemas.microsoft.com/office/drawing/2016/ink" xmlns:am3d="http://schemas.microsoft.com/office/drawing/2017/model3d" xmlns:o="urn:schemas-microsoft-com:office:office" xmlns:oel="http://schemas.microsoft.com/office/2019/extlst" xmlns:r="http://schemas.openxmlformats.org/officeDocument/2006/relationships" xmlns:m="http://schemas.openxmlformats.org/officeDocument/2006/math" xmlns:v="urn:schemas-microsoft-com:vml" xmlns:wp14="http://schemas.microsoft.com/office/word/2010/wordprocessingDrawing" xmlns:wp="http://schemas.openxmlformats.org/drawingml/2006/wordprocessingDrawing" xmlns:w10="urn:schemas-microsoft-com:office:word" xmlns:w="http://schemas.openxmlformats.org/wordprocessingml/2006/main" xmlns:w14="http://schemas.microsoft.com/office/word/2010/wordml" xmlns:w15="http://schemas.microsoft.com/office/word/2012/wordml" xmlns:w16cei="http://schemas.microsoft.com/office/word/2026/wordml/cei" xmlns:w16cex="http://schemas.microsoft.com/office/word/2018/wordml/cex" xmlns:w16cid="http://schemas.microsoft.com/office/word/2016/wordml/cid" xmlns:w16="http://schemas.microsoft.com/office/word/2018/wordml" xmlns:w16du="http://schemas.microsoft.com/office/word/2023/wordml/word16du" xmlns:w16sdtdh="http://schemas.microsoft.com/office/word/2020/wordml/sdtdatahash" xmlns:w16sdtfl="http://schemas.microsoft.com/office/word/2024/wordml/sdtformatlock" xmlns:w16se="http://schemas.microsoft.com/office/word/2015/wordml/symex" xmlns:wpg="http://schemas.microsoft.com/office/word/2010/wordprocessingGroup" xmlns:wpi="http://schemas.microsoft.com/office/word/2010/wordprocessingInk" xmlns:wne="http://schemas.microsoft.com/office/word/2006/wordml" xmlns:wps="http://schemas.microsoft.com/office/word/2010/wordprocessingShape" mc:Ignorable="w14 w15 w16se w16cid w16 w16cex w16sdtdh w16sdtfl w16du wp14">
   <w:abstractNum w:abstractNumId="0" w15:restartNumberingAfterBreak="0">
     <w:nsid w:val="08E61D1D"/>
     <w:multiLevelType w:val="hybridMultilevel"/>
@@ -9988,20 +9529,20 @@
       </w:rPr>
     </w:lvl>
   </w:abstractNum>
-  <w:num w:numId="1">
+  <w:num w:numId="1" w16cid:durableId="14314002">
     <w:abstractNumId w:val="1"/>
   </w:num>
-  <w:num w:numId="2">
+  <w:num w:numId="2" w16cid:durableId="544566050">
     <w:abstractNumId w:val="2"/>
   </w:num>
-  <w:num w:numId="3">
+  <w:num w:numId="3" w16cid:durableId="261693892">
     <w:abstractNumId w:val="0"/>
   </w:num>
 </w:numbering>
 </file>
 
 <file path=word/styles.xml><?xml version="1.0" encoding="utf-8"?>
-<w:styles xmlns:mc="http://schemas.openxmlformats.org/markup-compatibility/2006" xmlns:r="http://schemas.openxmlformats.org/officeDocument/2006/relationships" xmlns:w="http://schemas.openxmlformats.org/wordprocessingml/2006/main" xmlns:w14="http://schemas.microsoft.com/office/word/2010/wordml" xmlns:w15="http://schemas.microsoft.com/office/word/2012/wordml" xmlns:w16cex="http://schemas.microsoft.com/office/word/2018/wordml/cex" xmlns:w16cid="http://schemas.microsoft.com/office/word/2016/wordml/cid" xmlns:w16="http://schemas.microsoft.com/office/word/2018/wordml" xmlns:w16sdtdh="http://schemas.microsoft.com/office/word/2020/wordml/sdtdatahash" xmlns:w16se="http://schemas.microsoft.com/office/word/2015/wordml/symex" mc:Ignorable="w14 w15 w16se w16cid w16 w16cex w16sdtdh">
+<w:styles xmlns:mc="http://schemas.openxmlformats.org/markup-compatibility/2006" xmlns:r="http://schemas.openxmlformats.org/officeDocument/2006/relationships" xmlns:w="http://schemas.openxmlformats.org/wordprocessingml/2006/main" xmlns:w14="http://schemas.microsoft.com/office/word/2010/wordml" xmlns:w15="http://schemas.microsoft.com/office/word/2012/wordml" xmlns:w16cex="http://schemas.microsoft.com/office/word/2018/wordml/cex" xmlns:w16cid="http://schemas.microsoft.com/office/word/2016/wordml/cid" xmlns:w16="http://schemas.microsoft.com/office/word/2018/wordml" xmlns:w16du="http://schemas.microsoft.com/office/word/2023/wordml/word16du" xmlns:w16sdtdh="http://schemas.microsoft.com/office/word/2020/wordml/sdtdatahash" xmlns:w16sdtfl="http://schemas.microsoft.com/office/word/2024/wordml/sdtformatlock" xmlns:w16se="http://schemas.microsoft.com/office/word/2015/wordml/symex" mc:Ignorable="w14 w15 w16se w16cid w16 w16cex w16sdtdh w16sdtfl w16du">
   <w:docDefaults>
     <w:rPrDefault>
       <w:rPr>

--- a/templates/working/Договор_физ_лица_коммерция.docx
+++ b/templates/working/Договор_физ_лица_коммерция.docx
@@ -35,7 +35,29 @@
           <w:szCs w:val="24"/>
           <w:lang w:eastAsia="ru-RU"/>
         </w:rPr>
-        <w:t>{{deal.contractNumber}}</w:t>
+        <w:t>{{</w:t>
+      </w:r>
+      <w:proofErr w:type="spellStart"/>
+      <w:r>
+        <w:rPr>
+          <w:rFonts w:ascii="Times New Roman" w:eastAsia="Times New Roman" w:hAnsi="Times New Roman"/>
+          <w:b/>
+          <w:sz w:val="24"/>
+          <w:szCs w:val="24"/>
+          <w:lang w:eastAsia="ru-RU"/>
+        </w:rPr>
+        <w:t>deal.contractNumber</w:t>
+      </w:r>
+      <w:proofErr w:type="spellEnd"/>
+      <w:r>
+        <w:rPr>
+          <w:rFonts w:ascii="Times New Roman" w:eastAsia="Times New Roman" w:hAnsi="Times New Roman"/>
+          <w:b/>
+          <w:sz w:val="24"/>
+          <w:szCs w:val="24"/>
+          <w:lang w:eastAsia="ru-RU"/>
+        </w:rPr>
+        <w:t>}}</w:t>
       </w:r>
     </w:p>
     <w:p>
@@ -156,7 +178,27 @@
           <w:szCs w:val="24"/>
           <w:lang w:eastAsia="ru-RU"/>
         </w:rPr>
-        <w:t>{{deal.date}}г</w:t>
+        <w:t>{{</w:t>
+      </w:r>
+      <w:proofErr w:type="spellStart"/>
+      <w:r>
+        <w:rPr>
+          <w:rFonts w:ascii="Times New Roman" w:eastAsia="Times New Roman" w:hAnsi="Times New Roman"/>
+          <w:sz w:val="24"/>
+          <w:szCs w:val="24"/>
+          <w:lang w:eastAsia="ru-RU"/>
+        </w:rPr>
+        <w:t>deal.date</w:t>
+      </w:r>
+      <w:proofErr w:type="spellEnd"/>
+      <w:r>
+        <w:rPr>
+          <w:rFonts w:ascii="Times New Roman" w:eastAsia="Times New Roman" w:hAnsi="Times New Roman"/>
+          <w:sz w:val="24"/>
+          <w:szCs w:val="24"/>
+          <w:lang w:eastAsia="ru-RU"/>
+        </w:rPr>
+        <w:t>}}г</w:t>
       </w:r>
     </w:p>
     <w:p>
@@ -710,6 +752,7 @@
         </w:rPr>
         <w:t>{{property.</w:t>
       </w:r>
+      <w:proofErr w:type="spellStart"/>
       <w:r>
         <w:rPr>
           <w:rFonts w:ascii="Times New Roman" w:hAnsi="Times New Roman"/>
@@ -720,6 +763,7 @@
         </w:rPr>
         <w:t>commercialKind</w:t>
       </w:r>
+      <w:proofErr w:type="spellEnd"/>
       <w:r>
         <w:rPr>
           <w:rFonts w:ascii="Times New Roman" w:hAnsi="Times New Roman"/>
@@ -785,7 +829,29 @@
           <w:szCs w:val="24"/>
           <w:lang w:val="ru-BY"/>
         </w:rPr>
-        <w:t>{{property.address}}</w:t>
+        <w:t>{{</w:t>
+      </w:r>
+      <w:proofErr w:type="spellStart"/>
+      <w:r>
+        <w:rPr>
+          <w:rFonts w:ascii="Times New Roman" w:hAnsi="Times New Roman"/>
+          <w:b/>
+          <w:sz w:val="24"/>
+          <w:szCs w:val="24"/>
+          <w:lang w:val="ru-BY"/>
+        </w:rPr>
+        <w:t>property.address</w:t>
+      </w:r>
+      <w:proofErr w:type="spellEnd"/>
+      <w:r>
+        <w:rPr>
+          <w:rFonts w:ascii="Times New Roman" w:hAnsi="Times New Roman"/>
+          <w:b/>
+          <w:sz w:val="24"/>
+          <w:szCs w:val="24"/>
+          <w:lang w:val="ru-BY"/>
+        </w:rPr>
+        <w:t>}}</w:t>
       </w:r>
     </w:p>
     <w:p>
@@ -840,7 +906,31 @@
           <w:szCs w:val="24"/>
           <w:lang w:val="ru-BY"/>
         </w:rPr>
-        <w:t>{{property.areaTotal}}</w:t>
+        <w:t>{{</w:t>
+      </w:r>
+      <w:proofErr w:type="spellStart"/>
+      <w:r>
+        <w:rPr>
+          <w:rFonts w:ascii="Times New Roman" w:hAnsi="Times New Roman"/>
+          <w:b/>
+          <w:bCs/>
+          <w:sz w:val="24"/>
+          <w:szCs w:val="24"/>
+          <w:lang w:val="ru-BY"/>
+        </w:rPr>
+        <w:t>property.areaTotal</w:t>
+      </w:r>
+      <w:proofErr w:type="spellEnd"/>
+      <w:r>
+        <w:rPr>
+          <w:rFonts w:ascii="Times New Roman" w:hAnsi="Times New Roman"/>
+          <w:b/>
+          <w:bCs/>
+          <w:sz w:val="24"/>
+          <w:szCs w:val="24"/>
+          <w:lang w:val="ru-BY"/>
+        </w:rPr>
+        <w:t>}}</w:t>
       </w:r>
       <w:r>
         <w:rPr>
@@ -915,7 +1005,31 @@
           <w:szCs w:val="24"/>
           <w:lang w:val="ru-BY"/>
         </w:rPr>
-        <w:t>{{property.commercialPurpose}}</w:t>
+        <w:t>{{</w:t>
+      </w:r>
+      <w:proofErr w:type="spellStart"/>
+      <w:r>
+        <w:rPr>
+          <w:rFonts w:ascii="Times New Roman" w:hAnsi="Times New Roman"/>
+          <w:b/>
+          <w:bCs/>
+          <w:sz w:val="24"/>
+          <w:szCs w:val="24"/>
+          <w:lang w:val="ru-BY"/>
+        </w:rPr>
+        <w:t>property.commercialPurpose</w:t>
+      </w:r>
+      <w:proofErr w:type="spellEnd"/>
+      <w:r>
+        <w:rPr>
+          <w:rFonts w:ascii="Times New Roman" w:hAnsi="Times New Roman"/>
+          <w:b/>
+          <w:bCs/>
+          <w:sz w:val="24"/>
+          <w:szCs w:val="24"/>
+          <w:lang w:val="ru-BY"/>
+        </w:rPr>
+        <w:t>}}</w:t>
       </w:r>
       <w:r>
         <w:rPr>
@@ -1047,7 +1161,31 @@
           <w:szCs w:val="24"/>
           <w:lang w:eastAsia="ru-RU"/>
         </w:rPr>
-        <w:t>{{property.priceBYN}}</w:t>
+        <w:t>{{</w:t>
+      </w:r>
+      <w:proofErr w:type="spellStart"/>
+      <w:r>
+        <w:rPr>
+          <w:rFonts w:ascii="Times New Roman" w:eastAsia="Times New Roman" w:hAnsi="Times New Roman"/>
+          <w:b/>
+          <w:bCs/>
+          <w:sz w:val="24"/>
+          <w:szCs w:val="24"/>
+          <w:lang w:eastAsia="ru-RU"/>
+        </w:rPr>
+        <w:t>property.priceBYN</w:t>
+      </w:r>
+      <w:proofErr w:type="spellEnd"/>
+      <w:r>
+        <w:rPr>
+          <w:rFonts w:ascii="Times New Roman" w:eastAsia="Times New Roman" w:hAnsi="Times New Roman"/>
+          <w:b/>
+          <w:bCs/>
+          <w:sz w:val="24"/>
+          <w:szCs w:val="24"/>
+          <w:lang w:eastAsia="ru-RU"/>
+        </w:rPr>
+        <w:t>}}</w:t>
       </w:r>
       <w:r>
         <w:rPr>
@@ -1074,7 +1212,27 @@
           <w:szCs w:val="24"/>
           <w:lang w:eastAsia="ru-RU"/>
         </w:rPr>
-        <w:t xml:space="preserve"> ({{property.priceWords}})</w:t>
+        <w:t xml:space="preserve"> ({{</w:t>
+      </w:r>
+      <w:proofErr w:type="spellStart"/>
+      <w:r>
+        <w:rPr>
+          <w:rFonts w:ascii="Times New Roman" w:eastAsia="Times New Roman" w:hAnsi="Times New Roman"/>
+          <w:sz w:val="24"/>
+          <w:szCs w:val="24"/>
+          <w:lang w:eastAsia="ru-RU"/>
+        </w:rPr>
+        <w:t>property.priceWords</w:t>
+      </w:r>
+      <w:proofErr w:type="spellEnd"/>
+      <w:r>
+        <w:rPr>
+          <w:rFonts w:ascii="Times New Roman" w:eastAsia="Times New Roman" w:hAnsi="Times New Roman"/>
+          <w:sz w:val="24"/>
+          <w:szCs w:val="24"/>
+          <w:lang w:eastAsia="ru-RU"/>
+        </w:rPr>
+        <w:t>}})</w:t>
       </w:r>
       <w:r>
         <w:rPr>
@@ -1260,8 +1418,9 @@
           <w:szCs w:val="24"/>
           <w:lang w:eastAsia="ru-RU"/>
         </w:rPr>
-        <w:t>{{commission.percent}}</w:t>
-      </w:r>
+        <w:t>{{</w:t>
+      </w:r>
+      <w:proofErr w:type="spellStart"/>
       <w:r>
         <w:rPr>
           <w:rFonts w:ascii="Times New Roman" w:eastAsia="Times New Roman" w:hAnsi="Times New Roman"/>
@@ -1271,8 +1430,9 @@
           <w:szCs w:val="24"/>
           <w:lang w:eastAsia="ru-RU"/>
         </w:rPr>
-        <w:t xml:space="preserve"> </w:t>
-      </w:r>
+        <w:t>commission.percent</w:t>
+      </w:r>
+      <w:proofErr w:type="spellEnd"/>
       <w:r>
         <w:rPr>
           <w:rFonts w:ascii="Times New Roman" w:eastAsia="Times New Roman" w:hAnsi="Times New Roman"/>
@@ -1282,25 +1442,7 @@
           <w:szCs w:val="24"/>
           <w:lang w:eastAsia="ru-RU"/>
         </w:rPr>
-        <w:t>%</w:t>
-      </w:r>
-      <w:r>
-        <w:rPr>
-          <w:rFonts w:ascii="Times New Roman" w:eastAsia="Times New Roman" w:hAnsi="Times New Roman"/>
-          <w:sz w:val="24"/>
-          <w:szCs w:val="24"/>
-          <w:lang w:eastAsia="ru-RU"/>
-        </w:rPr>
-        <w:t xml:space="preserve"> от стоимости объекта недвижимого имущества, а именно</w:t>
-      </w:r>
-      <w:r>
-        <w:rPr>
-          <w:rFonts w:ascii="Times New Roman" w:eastAsia="Times New Roman" w:hAnsi="Times New Roman"/>
-          <w:sz w:val="24"/>
-          <w:szCs w:val="24"/>
-          <w:lang w:eastAsia="ru-RU"/>
-        </w:rPr>
-        <w:t xml:space="preserve"> </w:t>
+        <w:t>}}</w:t>
       </w:r>
       <w:r>
         <w:rPr>
@@ -1311,7 +1453,7 @@
           <w:szCs w:val="24"/>
           <w:lang w:eastAsia="ru-RU"/>
         </w:rPr>
-        <w:t>{{commission.amountBYN}}</w:t>
+        <w:t xml:space="preserve"> </w:t>
       </w:r>
       <w:r>
         <w:rPr>
@@ -1322,11 +1464,75 @@
           <w:szCs w:val="24"/>
           <w:lang w:eastAsia="ru-RU"/>
         </w:rPr>
+        <w:t>%</w:t>
+      </w:r>
+      <w:r>
+        <w:rPr>
+          <w:rFonts w:ascii="Times New Roman" w:eastAsia="Times New Roman" w:hAnsi="Times New Roman"/>
+          <w:sz w:val="24"/>
+          <w:szCs w:val="24"/>
+          <w:lang w:eastAsia="ru-RU"/>
+        </w:rPr>
+        <w:t xml:space="preserve"> от стоимости объекта недвижимого имущества, а именно</w:t>
+      </w:r>
+      <w:r>
+        <w:rPr>
+          <w:rFonts w:ascii="Times New Roman" w:eastAsia="Times New Roman" w:hAnsi="Times New Roman"/>
+          <w:sz w:val="24"/>
+          <w:szCs w:val="24"/>
+          <w:lang w:eastAsia="ru-RU"/>
+        </w:rPr>
         <w:t xml:space="preserve"> </w:t>
       </w:r>
       <w:r>
         <w:rPr>
           <w:rFonts w:ascii="Times New Roman" w:eastAsia="Times New Roman" w:hAnsi="Times New Roman"/>
+          <w:b/>
+          <w:bCs/>
+          <w:sz w:val="24"/>
+          <w:szCs w:val="24"/>
+          <w:lang w:eastAsia="ru-RU"/>
+        </w:rPr>
+        <w:t>{{</w:t>
+      </w:r>
+      <w:proofErr w:type="spellStart"/>
+      <w:r>
+        <w:rPr>
+          <w:rFonts w:ascii="Times New Roman" w:eastAsia="Times New Roman" w:hAnsi="Times New Roman"/>
+          <w:b/>
+          <w:bCs/>
+          <w:sz w:val="24"/>
+          <w:szCs w:val="24"/>
+          <w:lang w:eastAsia="ru-RU"/>
+        </w:rPr>
+        <w:t>commission.amountBYN</w:t>
+      </w:r>
+      <w:proofErr w:type="spellEnd"/>
+      <w:r>
+        <w:rPr>
+          <w:rFonts w:ascii="Times New Roman" w:eastAsia="Times New Roman" w:hAnsi="Times New Roman"/>
+          <w:b/>
+          <w:bCs/>
+          <w:sz w:val="24"/>
+          <w:szCs w:val="24"/>
+          <w:lang w:eastAsia="ru-RU"/>
+        </w:rPr>
+        <w:t>}}</w:t>
+      </w:r>
+      <w:r>
+        <w:rPr>
+          <w:rFonts w:ascii="Times New Roman" w:eastAsia="Times New Roman" w:hAnsi="Times New Roman"/>
+          <w:b/>
+          <w:bCs/>
+          <w:sz w:val="24"/>
+          <w:szCs w:val="24"/>
+          <w:lang w:eastAsia="ru-RU"/>
+        </w:rPr>
+        <w:t xml:space="preserve"> </w:t>
+      </w:r>
+      <w:r>
+        <w:rPr>
+          <w:rFonts w:ascii="Times New Roman" w:eastAsia="Times New Roman" w:hAnsi="Times New Roman"/>
           <w:sz w:val="24"/>
           <w:szCs w:val="24"/>
           <w:lang w:eastAsia="ru-RU"/>
@@ -1349,7 +1555,27 @@
           <w:szCs w:val="24"/>
           <w:lang w:eastAsia="ru-RU"/>
         </w:rPr>
-        <w:t>({{commission.amountWords}})</w:t>
+        <w:t>({{</w:t>
+      </w:r>
+      <w:proofErr w:type="spellStart"/>
+      <w:r>
+        <w:rPr>
+          <w:rFonts w:ascii="Times New Roman" w:eastAsia="Times New Roman" w:hAnsi="Times New Roman"/>
+          <w:sz w:val="24"/>
+          <w:szCs w:val="24"/>
+          <w:lang w:eastAsia="ru-RU"/>
+        </w:rPr>
+        <w:t>commission.amountWords</w:t>
+      </w:r>
+      <w:proofErr w:type="spellEnd"/>
+      <w:r>
+        <w:rPr>
+          <w:rFonts w:ascii="Times New Roman" w:eastAsia="Times New Roman" w:hAnsi="Times New Roman"/>
+          <w:sz w:val="24"/>
+          <w:szCs w:val="24"/>
+          <w:lang w:eastAsia="ru-RU"/>
+        </w:rPr>
+        <w:t>}})</w:t>
       </w:r>
       <w:r>
         <w:rPr>
@@ -3875,6 +4101,7 @@
         </w:rPr>
         <w:t>.</w:t>
       </w:r>
+      <w:proofErr w:type="spellStart"/>
       <w:r>
         <w:rPr>
           <w:rFonts w:ascii="Times New Roman" w:eastAsia="Times New Roman" w:hAnsi="Times New Roman"/>
@@ -3884,6 +4111,7 @@
         </w:rPr>
         <w:t>endDateText</w:t>
       </w:r>
+      <w:proofErr w:type="spellEnd"/>
       <w:r>
         <w:rPr>
           <w:rFonts w:ascii="Times New Roman" w:eastAsia="Times New Roman" w:hAnsi="Times New Roman"/>
@@ -5368,7 +5596,29 @@
           <w:szCs w:val="20"/>
           <w:lang w:eastAsia="ru-RU"/>
         </w:rPr>
-        <w:t>Ответственный риэлтер по настоящему договору {{agent.initials}}</w:t>
+        <w:t>Ответственный риэлтер по настоящему договору {{</w:t>
+      </w:r>
+      <w:proofErr w:type="spellStart"/>
+      <w:r>
+        <w:rPr>
+          <w:rFonts w:ascii="Times New Roman" w:eastAsia="Times New Roman" w:hAnsi="Times New Roman"/>
+          <w:i/>
+          <w:sz w:val="20"/>
+          <w:szCs w:val="20"/>
+          <w:lang w:eastAsia="ru-RU"/>
+        </w:rPr>
+        <w:t>agent.initials</w:t>
+      </w:r>
+      <w:proofErr w:type="spellEnd"/>
+      <w:r>
+        <w:rPr>
+          <w:rFonts w:ascii="Times New Roman" w:eastAsia="Times New Roman" w:hAnsi="Times New Roman"/>
+          <w:i/>
+          <w:sz w:val="20"/>
+          <w:szCs w:val="20"/>
+          <w:lang w:eastAsia="ru-RU"/>
+        </w:rPr>
+        <w:t>}}</w:t>
       </w:r>
     </w:p>
     <w:p>
@@ -5418,7 +5668,73 @@
           <w:szCs w:val="20"/>
           <w:lang w:eastAsia="ru-RU"/>
         </w:rPr>
-        <w:t>№ {{agent.attestationNumber}} от {{agent.attestationDate}}г, действует до {{agent.attestationExpiry}}г</w:t>
+        <w:t>№ {{</w:t>
+      </w:r>
+      <w:proofErr w:type="spellStart"/>
+      <w:r>
+        <w:rPr>
+          <w:rFonts w:ascii="Times New Roman" w:eastAsia="Times New Roman" w:hAnsi="Times New Roman"/>
+          <w:i/>
+          <w:sz w:val="20"/>
+          <w:szCs w:val="20"/>
+          <w:lang w:eastAsia="ru-RU"/>
+        </w:rPr>
+        <w:t>agent.attestationNumber</w:t>
+      </w:r>
+      <w:proofErr w:type="spellEnd"/>
+      <w:r>
+        <w:rPr>
+          <w:rFonts w:ascii="Times New Roman" w:eastAsia="Times New Roman" w:hAnsi="Times New Roman"/>
+          <w:i/>
+          <w:sz w:val="20"/>
+          <w:szCs w:val="20"/>
+          <w:lang w:eastAsia="ru-RU"/>
+        </w:rPr>
+        <w:t>}} от {{</w:t>
+      </w:r>
+      <w:proofErr w:type="spellStart"/>
+      <w:r>
+        <w:rPr>
+          <w:rFonts w:ascii="Times New Roman" w:eastAsia="Times New Roman" w:hAnsi="Times New Roman"/>
+          <w:i/>
+          <w:sz w:val="20"/>
+          <w:szCs w:val="20"/>
+          <w:lang w:eastAsia="ru-RU"/>
+        </w:rPr>
+        <w:t>agent.attestationDate</w:t>
+      </w:r>
+      <w:proofErr w:type="spellEnd"/>
+      <w:r>
+        <w:rPr>
+          <w:rFonts w:ascii="Times New Roman" w:eastAsia="Times New Roman" w:hAnsi="Times New Roman"/>
+          <w:i/>
+          <w:sz w:val="20"/>
+          <w:szCs w:val="20"/>
+          <w:lang w:eastAsia="ru-RU"/>
+        </w:rPr>
+        <w:t>}}г, действует до {{</w:t>
+      </w:r>
+      <w:proofErr w:type="spellStart"/>
+      <w:r>
+        <w:rPr>
+          <w:rFonts w:ascii="Times New Roman" w:eastAsia="Times New Roman" w:hAnsi="Times New Roman"/>
+          <w:i/>
+          <w:sz w:val="20"/>
+          <w:szCs w:val="20"/>
+          <w:lang w:eastAsia="ru-RU"/>
+        </w:rPr>
+        <w:t>agent.attestationExpiry</w:t>
+      </w:r>
+      <w:proofErr w:type="spellEnd"/>
+      <w:r>
+        <w:rPr>
+          <w:rFonts w:ascii="Times New Roman" w:eastAsia="Times New Roman" w:hAnsi="Times New Roman"/>
+          <w:i/>
+          <w:sz w:val="20"/>
+          <w:szCs w:val="20"/>
+          <w:lang w:eastAsia="ru-RU"/>
+        </w:rPr>
+        <w:t>}}г</w:t>
       </w:r>
     </w:p>
     <w:p>
@@ -5447,7 +5763,33 @@
           <w:szCs w:val="20"/>
           <w:lang w:eastAsia="ru-RU"/>
         </w:rPr>
-        <w:t>Идентификационная пластиковая карточка {{agent.cardNumber}}</w:t>
+        <w:t>Идентификационная пластиковая карточка {{</w:t>
+      </w:r>
+      <w:proofErr w:type="spellStart"/>
+      <w:r>
+        <w:rPr>
+          <w:rFonts w:ascii="Times New Roman" w:eastAsia="Times New Roman" w:hAnsi="Times New Roman"/>
+          <w:bCs/>
+          <w:i/>
+          <w:iCs/>
+          <w:sz w:val="20"/>
+          <w:szCs w:val="20"/>
+          <w:lang w:eastAsia="ru-RU"/>
+        </w:rPr>
+        <w:t>agent.cardNumber</w:t>
+      </w:r>
+      <w:proofErr w:type="spellEnd"/>
+      <w:r>
+        <w:rPr>
+          <w:rFonts w:ascii="Times New Roman" w:eastAsia="Times New Roman" w:hAnsi="Times New Roman"/>
+          <w:bCs/>
+          <w:i/>
+          <w:iCs/>
+          <w:sz w:val="20"/>
+          <w:szCs w:val="20"/>
+          <w:lang w:eastAsia="ru-RU"/>
+        </w:rPr>
+        <w:t>}}</w:t>
       </w:r>
     </w:p>
     <w:p>
@@ -5694,11 +6036,27 @@
           </w:p>
           <w:p>
             <w:pPr>
-              <w:autoSpaceDE w:val="0"/>
-              <w:autoSpaceDN w:val="0"/>
-              <w:adjustRightInd w:val="0"/>
-              <w:spacing w:line="360" w:lineRule="auto"/>
-              <w:ind w:right="43"/>
+              <w:pStyle w:val="af3"/>
+              <w:rPr>
+                <w:rFonts w:ascii="Times New Roman" w:hAnsi="Times New Roman"/>
+                <w:sz w:val="24"/>
+                <w:szCs w:val="24"/>
+                <w:lang w:eastAsia="ru-RU"/>
+              </w:rPr>
+            </w:pPr>
+            <w:r>
+              <w:rPr>
+                <w:rFonts w:ascii="Times New Roman" w:hAnsi="Times New Roman"/>
+                <w:sz w:val="24"/>
+                <w:szCs w:val="24"/>
+                <w:lang w:eastAsia="ru-RU"/>
+              </w:rPr>
+              <w:t>Подпись                              / {{owner1.signatoryLabel}}</w:t>
+            </w:r>
+          </w:p>
+          <w:p>
+            <w:pPr>
+              <w:pStyle w:val="af3"/>
               <w:rPr>
                 <w:rFonts w:ascii="Times New Roman" w:eastAsia="Times New Roman" w:hAnsi="Times New Roman"/>
                 <w:b/>
@@ -5712,9 +6070,18 @@
                 <w:rFonts w:ascii="Times New Roman" w:hAnsi="Times New Roman"/>
                 <w:sz w:val="24"/>
                 <w:szCs w:val="24"/>
+                <w:lang w:val="en-US" w:eastAsia="ru-RU"/>
+              </w:rPr>
+              <w:t>{{owner1.poa.passportDetails}}</w:t>
+            </w:r>
+            <w:r>
+              <w:rPr>
+                <w:rFonts w:ascii="Times New Roman" w:hAnsi="Times New Roman"/>
+                <w:sz w:val="24"/>
+                <w:szCs w:val="24"/>
                 <w:lang w:eastAsia="ru-RU"/>
               </w:rPr>
-              <w:t>Подпись                              / {{owner1.signatoryLabel}}/</w:t>
+              <w:t>/</w:t>
             </w:r>
           </w:p>
         </w:tc>
@@ -5887,7 +6254,27 @@
                 <w:sz w:val="24"/>
                 <w:szCs w:val="24"/>
               </w:rPr>
-              <w:t>ЗАО «Альфа-Банк»,220007, г.Минск, ул.Сурганова,43-47 УНП 101541947</w:t>
+              <w:t xml:space="preserve">ЗАО «Альфа-Банк»,220007, </w:t>
+            </w:r>
+            <w:proofErr w:type="spellStart"/>
+            <w:r>
+              <w:rPr>
+                <w:rFonts w:ascii="Times New Roman" w:eastAsia="Times New Roman" w:hAnsi="Times New Roman"/>
+                <w:color w:val="000000"/>
+                <w:sz w:val="24"/>
+                <w:szCs w:val="24"/>
+              </w:rPr>
+              <w:t>г.Минск</w:t>
+            </w:r>
+            <w:proofErr w:type="spellEnd"/>
+            <w:r>
+              <w:rPr>
+                <w:rFonts w:ascii="Times New Roman" w:eastAsia="Times New Roman" w:hAnsi="Times New Roman"/>
+                <w:color w:val="000000"/>
+                <w:sz w:val="24"/>
+                <w:szCs w:val="24"/>
+              </w:rPr>
+              <w:t>, ул.Сурганова,43-47 УНП 101541947</w:t>
             </w:r>
           </w:p>
           <w:p>
@@ -5986,6 +6373,7 @@
                 </w:rPr>
                 <w:t>://</w:t>
               </w:r>
+              <w:proofErr w:type="spellStart"/>
               <w:r>
                 <w:rPr>
                   <w:rStyle w:val="a6"/>
@@ -5996,6 +6384,7 @@
                 </w:rPr>
                 <w:t>germesgarant</w:t>
               </w:r>
+              <w:proofErr w:type="spellEnd"/>
               <w:r>
                 <w:rPr>
                   <w:rStyle w:val="a6"/>
@@ -6027,6 +6416,7 @@
                 <w:lang w:eastAsia="ru-RU"/>
               </w:rPr>
             </w:pPr>
+            <w:proofErr w:type="spellStart"/>
             <w:r>
               <w:rPr>
                 <w:rFonts w:ascii="Times New Roman" w:eastAsia="Times New Roman" w:hAnsi="Times New Roman"/>
@@ -6044,7 +6434,17 @@
                 <w:szCs w:val="24"/>
                 <w:lang w:eastAsia="ru-RU"/>
               </w:rPr>
-              <w:t>______________Турко О.Р.</w:t>
+              <w:t>______________Турко</w:t>
+            </w:r>
+            <w:proofErr w:type="spellEnd"/>
+            <w:r>
+              <w:rPr>
+                <w:rFonts w:ascii="Times New Roman" w:eastAsia="Times New Roman" w:hAnsi="Times New Roman"/>
+                <w:sz w:val="24"/>
+                <w:szCs w:val="24"/>
+                <w:lang w:eastAsia="ru-RU"/>
+              </w:rPr>
+              <w:t xml:space="preserve"> О.Р.</w:t>
             </w:r>
           </w:p>
           <w:p>
@@ -6250,17 +6650,54 @@
                 <w:rFonts w:ascii="Times New Roman" w:hAnsi="Times New Roman"/>
                 <w:sz w:val="24"/>
                 <w:szCs w:val="24"/>
+                <w:lang w:eastAsia="ru-RU"/>
+              </w:rPr>
+            </w:pPr>
+            <w:r>
+              <w:rPr>
+                <w:rFonts w:ascii="Times New Roman" w:hAnsi="Times New Roman"/>
+                <w:sz w:val="24"/>
+                <w:szCs w:val="24"/>
+                <w:lang w:eastAsia="ru-RU"/>
+              </w:rPr>
+              <w:t>Подпись</w:t>
+            </w:r>
+            <w:r>
+              <w:rPr>
+                <w:rFonts w:ascii="Times New Roman" w:hAnsi="Times New Roman"/>
+                <w:sz w:val="24"/>
+                <w:szCs w:val="24"/>
                 <w:lang w:val="en-US" w:eastAsia="ru-RU"/>
               </w:rPr>
+              <w:t xml:space="preserve">                                   / {{owner2.signatoryLabel}}</w:t>
+            </w:r>
+          </w:p>
+          <w:p>
+            <w:pPr>
+              <w:rPr>
+                <w:rFonts w:ascii="Times New Roman" w:hAnsi="Times New Roman"/>
+                <w:sz w:val="24"/>
+                <w:szCs w:val="24"/>
+                <w:lang w:val="en-US" w:eastAsia="ru-RU"/>
+              </w:rPr>
             </w:pPr>
             <w:r>
               <w:rPr>
                 <w:rFonts w:ascii="Times New Roman" w:hAnsi="Times New Roman"/>
                 <w:sz w:val="24"/>
                 <w:szCs w:val="24"/>
+                <w:lang w:val="en-US" w:eastAsia="ru-RU"/>
+              </w:rPr>
+              <w:t>{{owner</w:t>
+            </w:r>
+            <w:r>
+              <w:rPr>
+                <w:rFonts w:ascii="Times New Roman" w:hAnsi="Times New Roman"/>
+                <w:sz w:val="24"/>
+                <w:szCs w:val="24"/>
                 <w:lang w:eastAsia="ru-RU"/>
               </w:rPr>
-              <w:t>Подпись</w:t>
+              <w:t>2</w:t>
             </w:r>
             <w:r>
               <w:rPr>
@@ -6269,7 +6706,36 @@
                 <w:szCs w:val="24"/>
                 <w:lang w:val="en-US" w:eastAsia="ru-RU"/>
               </w:rPr>
-              <w:t xml:space="preserve">                                   / {{owner2.signatoryLabel}}/ </w:t>
+              <w:t>.</w:t>
+            </w:r>
+            <w:proofErr w:type="spellStart"/>
+            <w:r>
+              <w:rPr>
+                <w:rFonts w:ascii="Times New Roman" w:hAnsi="Times New Roman"/>
+                <w:sz w:val="24"/>
+                <w:szCs w:val="24"/>
+                <w:lang w:val="en-US" w:eastAsia="ru-RU"/>
+              </w:rPr>
+              <w:t>poa.passportDetails</w:t>
+            </w:r>
+            <w:proofErr w:type="spellEnd"/>
+            <w:r>
+              <w:rPr>
+                <w:rFonts w:ascii="Times New Roman" w:hAnsi="Times New Roman"/>
+                <w:sz w:val="24"/>
+                <w:szCs w:val="24"/>
+                <w:lang w:val="en-US" w:eastAsia="ru-RU"/>
+              </w:rPr>
+              <w:t>}}</w:t>
+            </w:r>
+            <w:r>
+              <w:rPr>
+                <w:rFonts w:ascii="Times New Roman" w:hAnsi="Times New Roman"/>
+                <w:sz w:val="24"/>
+                <w:szCs w:val="24"/>
+                <w:lang w:val="en-US" w:eastAsia="ru-RU"/>
+              </w:rPr>
+              <w:t xml:space="preserve">/ </w:t>
             </w:r>
           </w:p>
           <w:p>
@@ -6514,17 +6980,54 @@
                 <w:rFonts w:ascii="Times New Roman" w:hAnsi="Times New Roman"/>
                 <w:sz w:val="24"/>
                 <w:szCs w:val="24"/>
+                <w:lang w:eastAsia="ru-RU"/>
+              </w:rPr>
+            </w:pPr>
+            <w:r>
+              <w:rPr>
+                <w:rFonts w:ascii="Times New Roman" w:hAnsi="Times New Roman"/>
+                <w:sz w:val="24"/>
+                <w:szCs w:val="24"/>
+                <w:lang w:eastAsia="ru-RU"/>
+              </w:rPr>
+              <w:t>Подпись</w:t>
+            </w:r>
+            <w:r>
+              <w:rPr>
+                <w:rFonts w:ascii="Times New Roman" w:hAnsi="Times New Roman"/>
+                <w:sz w:val="24"/>
+                <w:szCs w:val="24"/>
                 <w:lang w:val="en-US" w:eastAsia="ru-RU"/>
               </w:rPr>
+              <w:t xml:space="preserve">                                   / {{owner3.signatoryLabel}}</w:t>
+            </w:r>
+          </w:p>
+          <w:p>
+            <w:pPr>
+              <w:rPr>
+                <w:rFonts w:ascii="Times New Roman" w:hAnsi="Times New Roman"/>
+                <w:sz w:val="24"/>
+                <w:szCs w:val="24"/>
+                <w:lang w:val="en-US" w:eastAsia="ru-RU"/>
+              </w:rPr>
             </w:pPr>
             <w:r>
               <w:rPr>
                 <w:rFonts w:ascii="Times New Roman" w:hAnsi="Times New Roman"/>
                 <w:sz w:val="24"/>
                 <w:szCs w:val="24"/>
+                <w:lang w:val="en-US" w:eastAsia="ru-RU"/>
+              </w:rPr>
+              <w:t>{{owner</w:t>
+            </w:r>
+            <w:r>
+              <w:rPr>
+                <w:rFonts w:ascii="Times New Roman" w:hAnsi="Times New Roman"/>
+                <w:sz w:val="24"/>
+                <w:szCs w:val="24"/>
                 <w:lang w:eastAsia="ru-RU"/>
               </w:rPr>
-              <w:t>Подпись</w:t>
+              <w:t>3</w:t>
             </w:r>
             <w:r>
               <w:rPr>
@@ -6533,7 +7036,36 @@
                 <w:szCs w:val="24"/>
                 <w:lang w:val="en-US" w:eastAsia="ru-RU"/>
               </w:rPr>
-              <w:t xml:space="preserve">                                   / {{owner3.signatoryLabel}}/ </w:t>
+              <w:t>.</w:t>
+            </w:r>
+            <w:proofErr w:type="spellStart"/>
+            <w:r>
+              <w:rPr>
+                <w:rFonts w:ascii="Times New Roman" w:hAnsi="Times New Roman"/>
+                <w:sz w:val="24"/>
+                <w:szCs w:val="24"/>
+                <w:lang w:val="en-US" w:eastAsia="ru-RU"/>
+              </w:rPr>
+              <w:t>poa.passportDetails</w:t>
+            </w:r>
+            <w:proofErr w:type="spellEnd"/>
+            <w:r>
+              <w:rPr>
+                <w:rFonts w:ascii="Times New Roman" w:hAnsi="Times New Roman"/>
+                <w:sz w:val="24"/>
+                <w:szCs w:val="24"/>
+                <w:lang w:val="en-US" w:eastAsia="ru-RU"/>
+              </w:rPr>
+              <w:t>}}</w:t>
+            </w:r>
+            <w:r>
+              <w:rPr>
+                <w:rFonts w:ascii="Times New Roman" w:hAnsi="Times New Roman"/>
+                <w:sz w:val="24"/>
+                <w:szCs w:val="24"/>
+                <w:lang w:val="en-US" w:eastAsia="ru-RU"/>
+              </w:rPr>
+              <w:t xml:space="preserve">/ </w:t>
             </w:r>
           </w:p>
           <w:p>
@@ -6720,19 +7252,6 @@
         </w:rPr>
       </w:pPr>
     </w:p>
-    <w:p>
-      <w:pPr>
-        <w:spacing w:after="0"/>
-        <w:ind w:left="7938"/>
-        <w:jc w:val="both"/>
-        <w:rPr>
-          <w:rFonts w:ascii="Times New Roman" w:hAnsi="Times New Roman"/>
-          <w:sz w:val="16"/>
-          <w:szCs w:val="16"/>
-          <w:lang w:val="en-US"/>
-        </w:rPr>
-      </w:pPr>
-    </w:p>
     <w:bookmarkEnd w:id="10"/>
     <w:p>
       <w:pPr>
@@ -6781,7 +7300,47 @@
           <w:szCs w:val="16"/>
           <w:lang w:eastAsia="ru-RU"/>
         </w:rPr>
-        <w:t>оказания риэлтерских услуг по содействию в продаже объектов недвижимого имущества № {{deal.contractNumber}} от {{deal.date}}</w:t>
+        <w:t>оказания риэлтерских услуг по содействию в продаже объектов недвижимого имущества № {{</w:t>
+      </w:r>
+      <w:proofErr w:type="spellStart"/>
+      <w:r>
+        <w:rPr>
+          <w:rFonts w:ascii="Times New Roman" w:eastAsia="Times New Roman" w:hAnsi="Times New Roman"/>
+          <w:sz w:val="16"/>
+          <w:szCs w:val="16"/>
+          <w:lang w:eastAsia="ru-RU"/>
+        </w:rPr>
+        <w:t>deal.contractNumber</w:t>
+      </w:r>
+      <w:proofErr w:type="spellEnd"/>
+      <w:r>
+        <w:rPr>
+          <w:rFonts w:ascii="Times New Roman" w:eastAsia="Times New Roman" w:hAnsi="Times New Roman"/>
+          <w:sz w:val="16"/>
+          <w:szCs w:val="16"/>
+          <w:lang w:eastAsia="ru-RU"/>
+        </w:rPr>
+        <w:t>}} от {{</w:t>
+      </w:r>
+      <w:proofErr w:type="spellStart"/>
+      <w:r>
+        <w:rPr>
+          <w:rFonts w:ascii="Times New Roman" w:eastAsia="Times New Roman" w:hAnsi="Times New Roman"/>
+          <w:sz w:val="16"/>
+          <w:szCs w:val="16"/>
+          <w:lang w:eastAsia="ru-RU"/>
+        </w:rPr>
+        <w:t>deal.date</w:t>
+      </w:r>
+      <w:proofErr w:type="spellEnd"/>
+      <w:r>
+        <w:rPr>
+          <w:rFonts w:ascii="Times New Roman" w:eastAsia="Times New Roman" w:hAnsi="Times New Roman"/>
+          <w:sz w:val="16"/>
+          <w:szCs w:val="16"/>
+          <w:lang w:eastAsia="ru-RU"/>
+        </w:rPr>
+        <w:t>}}</w:t>
       </w:r>
     </w:p>
     <w:p>
@@ -6894,12 +7453,14 @@
         </w:rPr>
         <w:t>1.</w:t>
       </w:r>
+      <w:proofErr w:type="spellStart"/>
       <w:r>
         <w:rPr>
           <w:szCs w:val="22"/>
         </w:rPr>
         <w:t>fullName</w:t>
       </w:r>
+      <w:proofErr w:type="spellEnd"/>
       <w:r>
         <w:rPr>
           <w:szCs w:val="22"/>
@@ -6920,12 +7481,14 @@
         </w:rPr>
         <w:t>1.</w:t>
       </w:r>
+      <w:proofErr w:type="spellStart"/>
       <w:r>
         <w:rPr>
           <w:szCs w:val="22"/>
         </w:rPr>
         <w:t>poaSuffix</w:t>
       </w:r>
+      <w:proofErr w:type="spellEnd"/>
       <w:r>
         <w:rPr>
           <w:szCs w:val="22"/>
@@ -6946,12 +7509,14 @@
         </w:rPr>
         <w:t>2.</w:t>
       </w:r>
+      <w:proofErr w:type="spellStart"/>
       <w:r>
         <w:rPr>
           <w:szCs w:val="22"/>
         </w:rPr>
         <w:t>fullName</w:t>
       </w:r>
+      <w:proofErr w:type="spellEnd"/>
       <w:r>
         <w:rPr>
           <w:szCs w:val="22"/>
@@ -6972,12 +7537,14 @@
         </w:rPr>
         <w:t>2.</w:t>
       </w:r>
+      <w:proofErr w:type="spellStart"/>
       <w:r>
         <w:rPr>
           <w:szCs w:val="22"/>
         </w:rPr>
         <w:t>fullName</w:t>
       </w:r>
+      <w:proofErr w:type="spellEnd"/>
       <w:r>
         <w:rPr>
           <w:szCs w:val="22"/>
@@ -6998,12 +7565,14 @@
         </w:rPr>
         <w:t>2.</w:t>
       </w:r>
+      <w:proofErr w:type="spellStart"/>
       <w:r>
         <w:rPr>
           <w:szCs w:val="22"/>
         </w:rPr>
         <w:t>poaSuffix</w:t>
       </w:r>
+      <w:proofErr w:type="spellEnd"/>
       <w:r>
         <w:rPr>
           <w:szCs w:val="22"/>
@@ -7024,12 +7593,14 @@
         </w:rPr>
         <w:t>2.</w:t>
       </w:r>
+      <w:proofErr w:type="spellStart"/>
       <w:r>
         <w:rPr>
           <w:szCs w:val="22"/>
         </w:rPr>
         <w:t>fullName</w:t>
       </w:r>
+      <w:proofErr w:type="spellEnd"/>
       <w:r>
         <w:rPr>
           <w:szCs w:val="22"/>
@@ -7050,12 +7621,14 @@
         </w:rPr>
         <w:t>3.</w:t>
       </w:r>
+      <w:proofErr w:type="spellStart"/>
       <w:r>
         <w:rPr>
           <w:szCs w:val="22"/>
         </w:rPr>
         <w:t>fullName</w:t>
       </w:r>
+      <w:proofErr w:type="spellEnd"/>
       <w:r>
         <w:rPr>
           <w:szCs w:val="22"/>
@@ -7076,12 +7649,14 @@
         </w:rPr>
         <w:t>3.</w:t>
       </w:r>
+      <w:proofErr w:type="spellStart"/>
       <w:r>
         <w:rPr>
           <w:szCs w:val="22"/>
         </w:rPr>
         <w:t>fullName</w:t>
       </w:r>
+      <w:proofErr w:type="spellEnd"/>
       <w:r>
         <w:rPr>
           <w:szCs w:val="22"/>
@@ -7102,12 +7677,14 @@
         </w:rPr>
         <w:t>3.</w:t>
       </w:r>
+      <w:proofErr w:type="spellStart"/>
       <w:r>
         <w:rPr>
           <w:szCs w:val="22"/>
         </w:rPr>
         <w:t>poaSuffix</w:t>
       </w:r>
+      <w:proofErr w:type="spellEnd"/>
       <w:r>
         <w:rPr>
           <w:szCs w:val="22"/>
@@ -7128,12 +7705,14 @@
         </w:rPr>
         <w:t>3.</w:t>
       </w:r>
+      <w:proofErr w:type="spellStart"/>
       <w:r>
         <w:rPr>
           <w:szCs w:val="22"/>
         </w:rPr>
         <w:t>fullName</w:t>
       </w:r>
+      <w:proofErr w:type="spellEnd"/>
       <w:r>
         <w:rPr>
           <w:szCs w:val="22"/>
@@ -7319,7 +7898,25 @@
                 <w:color w:val="000000"/>
                 <w:lang w:val="ru-BY" w:eastAsia="ru-BY"/>
               </w:rPr>
-              <w:t xml:space="preserve"> руб  </w:t>
+              <w:t xml:space="preserve"> </w:t>
+            </w:r>
+            <w:proofErr w:type="spellStart"/>
+            <w:r>
+              <w:rPr>
+                <w:rFonts w:ascii="Times New Roman" w:eastAsia="Times New Roman" w:hAnsi="Times New Roman"/>
+                <w:color w:val="000000"/>
+                <w:lang w:val="ru-BY" w:eastAsia="ru-BY"/>
+              </w:rPr>
+              <w:t>руб</w:t>
+            </w:r>
+            <w:proofErr w:type="spellEnd"/>
+            <w:r>
+              <w:rPr>
+                <w:rFonts w:ascii="Times New Roman" w:eastAsia="Times New Roman" w:hAnsi="Times New Roman"/>
+                <w:color w:val="000000"/>
+                <w:lang w:val="ru-BY" w:eastAsia="ru-BY"/>
+              </w:rPr>
+              <w:t xml:space="preserve">  </w:t>
             </w:r>
           </w:p>
         </w:tc>
@@ -8647,12 +9244,21 @@
         </w:rPr>
         <w:t>{{</w:t>
       </w:r>
+      <w:proofErr w:type="spellStart"/>
       <w:r>
         <w:rPr>
           <w:rFonts w:ascii="Times New Roman" w:hAnsi="Times New Roman"/>
           <w:lang w:val="ru-BY"/>
         </w:rPr>
-        <w:t>copies.countWords}}</w:t>
+        <w:t>copies.countWords</w:t>
+      </w:r>
+      <w:proofErr w:type="spellEnd"/>
+      <w:r>
+        <w:rPr>
+          <w:rFonts w:ascii="Times New Roman" w:hAnsi="Times New Roman"/>
+          <w:lang w:val="ru-BY"/>
+        </w:rPr>
+        <w:t>}}</w:t>
       </w:r>
       <w:r>
         <w:rPr>
@@ -9050,15 +9656,7 @@
                 <w:sz w:val="20"/>
                 <w:highlight w:val="white"/>
               </w:rPr>
-              <w:t xml:space="preserve"> </w:t>
-            </w:r>
-            <w:r>
-              <w:rPr>
-                <w:rFonts w:ascii="Times New Roman" w:hAnsi="Times New Roman"/>
-                <w:sz w:val="20"/>
-                <w:highlight w:val="white"/>
-              </w:rPr>
-              <w:t>О.Р.</w:t>
+              <w:t xml:space="preserve"> О.Р.</w:t>
             </w:r>
           </w:p>
         </w:tc>
@@ -9160,6 +9758,7 @@
       </w:rPr>
       <w:t xml:space="preserve">           </w:t>
     </w:r>
+    <w:proofErr w:type="spellStart"/>
     <w:r>
       <w:rPr>
         <w:sz w:val="12"/>
@@ -9167,6 +9766,7 @@
       </w:rPr>
       <w:t>Экслюзив</w:t>
     </w:r>
+    <w:proofErr w:type="spellEnd"/>
   </w:p>
   <w:p>
     <w:pPr>
@@ -9948,7 +10548,6 @@
   <w:style w:type="character" w:default="1" w:styleId="a0">
     <w:name w:val="Default Paragraph Font"/>
     <w:uiPriority w:val="1"/>
-    <w:semiHidden/>
     <w:unhideWhenUsed/>
   </w:style>
   <w:style w:type="table" w:default="1" w:styleId="a1">
